--- a/src/Layers/W1/BaseApp/Finance/Deferral/DeferralSummarySalesBody.docx
+++ b/src/Layers/W1/BaseApp/Finance/Deferral/DeferralSummarySalesBody.docx
@@ -1,14 +1,2574 @@
 
 <file path=word/document.xml><?xml version="1.0" encoding="utf-8"?>
-<w:document xmlns:wpc="http://schemas.microsoft.com/office/word/2010/wordprocessingCanvas" xmlns:mc="http://schemas.openxmlformats.org/markup-compatibility/2006" xmlns:o="urn:schemas-microsoft-com:office:office" xmlns:r="http://schemas.openxmlformats.org/officeDocument/2006/relationships" xmlns:m="http://schemas.openxmlformats.org/officeDocument/2006/math" xmlns:v="urn:schemas-microsoft-com:vml" xmlns:wp14="http://schemas.microsoft.com/office/word/2010/wordprocessingDrawing" xmlns:wp="http://schemas.openxmlformats.org/drawingml/2006/wordprocessingDrawing" xmlns:w10="urn:schemas-microsoft-com:office:word" xmlns:w="http://schemas.openxmlformats.org/wordprocessingml/2006/main" xmlns:w14="http://schemas.microsoft.com/office/word/2010/wordml" xmlns:w15="http://schemas.microsoft.com/office/word/2012/wordml" xmlns:wpg="http://schemas.microsoft.com/office/word/2010/wordprocessingGroup" xmlns:wpi="http://schemas.microsoft.com/office/word/2010/wordprocessingInk" xmlns:wne="http://schemas.microsoft.com/office/word/2006/wordml" xmlns:wps="http://schemas.microsoft.com/office/word/2010/wordprocessingShape" mc:Ignorable="w14 w15 wp14">
+<w:document xmlns:wpc="http://schemas.microsoft.com/office/word/2010/wordprocessingCanvas" xmlns:cx="http://schemas.microsoft.com/office/drawing/2014/chartex" xmlns:cx1="http://schemas.microsoft.com/office/drawing/2015/9/8/chartex" xmlns:cx2="http://schemas.microsoft.com/office/drawing/2015/10/21/chartex" xmlns:cx3="http://schemas.microsoft.com/office/drawing/2016/5/9/chartex" xmlns:cx4="http://schemas.microsoft.com/office/drawing/2016/5/10/chartex" xmlns:cx5="http://schemas.microsoft.com/office/drawing/2016/5/11/chartex" xmlns:cx6="http://schemas.microsoft.com/office/drawing/2016/5/12/chartex" xmlns:cx7="http://schemas.microsoft.com/office/drawing/2016/5/13/chartex" xmlns:cx8="http://schemas.microsoft.com/office/drawing/2016/5/14/chartex" xmlns:mc="http://schemas.openxmlformats.org/markup-compatibility/2006" xmlns:aink="http://schemas.microsoft.com/office/drawing/2016/ink" xmlns:am3d="http://schemas.microsoft.com/office/drawing/2017/model3d" xmlns:o="urn:schemas-microsoft-com:office:office" xmlns:oel="http://schemas.microsoft.com/office/2019/extlst" xmlns:r="http://schemas.openxmlformats.org/officeDocument/2006/relationships" xmlns:m="http://schemas.openxmlformats.org/officeDocument/2006/math" xmlns:v="urn:schemas-microsoft-com:vml" xmlns:wp14="http://schemas.microsoft.com/office/word/2010/wordprocessingDrawing" xmlns:wp="http://schemas.openxmlformats.org/drawingml/2006/wordprocessingDrawing" xmlns:w10="urn:schemas-microsoft-com:office:word" xmlns:w="http://schemas.openxmlformats.org/wordprocessingml/2006/main" xmlns:w14="http://schemas.microsoft.com/office/word/2010/wordml" xmlns:w15="http://schemas.microsoft.com/office/word/2012/wordml" xmlns:w16cex="http://schemas.microsoft.com/office/word/2018/wordml/cex" xmlns:w16cid="http://schemas.microsoft.com/office/word/2016/wordml/cid" xmlns:w16="http://schemas.microsoft.com/office/word/2018/wordml" xmlns:w16du="http://schemas.microsoft.com/office/word/2023/wordml/word16du" xmlns:w16sdtdh="http://schemas.microsoft.com/office/word/2020/wordml/sdtdatahash" xmlns:w16sdtfl="http://schemas.microsoft.com/office/word/2024/wordml/sdtformatlock" xmlns:w16se="http://schemas.microsoft.com/office/word/2015/wordml/symex" xmlns:wpg="http://schemas.microsoft.com/office/word/2010/wordprocessingGroup" xmlns:wpi="http://schemas.microsoft.com/office/word/2010/wordprocessingInk" xmlns:wne="http://schemas.microsoft.com/office/word/2006/wordml" xmlns:wps="http://schemas.microsoft.com/office/word/2010/wordprocessingShape" mc:Ignorable="w14 w15 w16se w16cid w16 w16cex w16sdtdh w16sdtfl w16du wp14">
   <w:body>
+    <w:tbl>
+      <w:tblPr>
+        <w:tblStyle w:val="TableGrid"/>
+        <w:tblW w:w="15424" w:type="dxa"/>
+        <w:tblBorders>
+          <w:top w:val="none" w:color="auto" w:sz="0" w:space="0"/>
+          <w:left w:val="none" w:color="auto" w:sz="0" w:space="0"/>
+          <w:bottom w:val="none" w:color="auto" w:sz="0" w:space="0"/>
+          <w:right w:val="none" w:color="auto" w:sz="0" w:space="0"/>
+          <w:insideH w:val="none" w:color="auto" w:sz="0" w:space="0"/>
+          <w:insideV w:val="none" w:color="auto" w:sz="0" w:space="0"/>
+        </w:tblBorders>
+        <w:tblCellMar>
+          <w:left w:w="0" w:type="dxa"/>
+          <w:right w:w="0" w:type="dxa"/>
+        </w:tblCellMar>
+        <w:tblLook w:val="04A0" w:firstRow="1" w:lastRow="0" w:firstColumn="1" w:lastColumn="0" w:noHBand="0" w:noVBand="1"/>
+      </w:tblPr>
+      <w:tblGrid>
+        <w:gridCol w:w="2571"/>
+        <w:gridCol w:w="2571"/>
+        <w:gridCol w:w="2571"/>
+        <w:gridCol w:w="2571"/>
+        <w:gridCol w:w="2570"/>
+        <w:gridCol w:w="2570"/>
+      </w:tblGrid>
+      <w:tr>
+        <w:trPr>
+          <w:trHeight w:val="269"/>
+        </w:trPr>
+        <w:tc>
+          <w:tcPr>
+            <w:tcW w:w="833" w:type="pct"/>
+          </w:tcPr>
+          <w:p>
+            <w:pPr>
+              <w:pStyle w:val="Heading2"/>
+              <w:spacing w:before="0" w:line="276" w:lineRule="auto"/>
+              <w:rPr>
+                <w:rFonts w:ascii="Aptos SemiBold" w:hAnsi="Aptos SemiBold"/>
+                <w:sz w:val="16"/>
+                <w:szCs w:val="16"/>
+              </w:rPr>
+            </w:pPr>
+            <w:sdt>
+              <w:sdtPr>
+                <w:rPr>
+                  <w:rFonts w:ascii="Aptos SemiBold" w:hAnsi="Aptos SemiBold" w:cs="Segoe UI"/>
+                  <w:color w:val="auto"/>
+                  <w:sz w:val="16"/>
+                  <w:szCs w:val="16"/>
+                </w:rPr>
+                <w:alias w:val="#Nav: /Labels/BalAsOfDateCaption"/>
+                <w:tag w:val="#Nav: Deferral_Summary_Sales/1701"/>
+                <w:id w:val="841292006"/>
+                <w:placeholder>
+                  <w:docPart w:val="641DB04CC4E34AD08369DD525DC811D7"/>
+                </w:placeholder>
+                <w:dataBinding w:prefixMappings="xmlns:ns0='urn:microsoft-dynamics-nav/reports/Deferral_Summary_Sales/1701/'" w:xpath="/ns0:NavWordReportXmlPart[1]/ns0:Labels[1]/ns0:BalAsOfDateCaption[1]" w:storeItemID="{201F3364-08FE-4FBC-B2B1-E54F0C3AC9AC}"/>
+                <w:text/>
+              </w:sdtPr>
+              <w:sdtContent>
+                <w:proofErr w:type="spellStart"/>
+                <w:r>
+                  <w:rPr>
+                    <w:rFonts w:ascii="Aptos SemiBold" w:hAnsi="Aptos SemiBold" w:cs="Segoe UI"/>
+                    <w:color w:val="auto"/>
+                    <w:sz w:val="16"/>
+                    <w:szCs w:val="16"/>
+                  </w:rPr>
+                  <w:t>BalAsOfDateCaption</w:t>
+                </w:r>
+                <w:proofErr w:type="spellEnd"/>
+              </w:sdtContent>
+            </w:sdt>
+          </w:p>
+        </w:tc>
+        <w:tc>
+          <w:tcPr>
+            <w:tcW w:w="833" w:type="pct"/>
+          </w:tcPr>
+          <w:p>
+            <w:pPr>
+              <w:pStyle w:val="Heading2"/>
+              <w:spacing w:before="0" w:line="276" w:lineRule="auto"/>
+              <w:rPr>
+                <w:rFonts w:cs="Segoe UI Semibold"/>
+                <w:color w:val="242424"/>
+                <w:sz w:val="16"/>
+                <w:szCs w:val="16"/>
+              </w:rPr>
+            </w:pPr>
+          </w:p>
+        </w:tc>
+        <w:tc>
+          <w:tcPr>
+            <w:tcW w:w="833" w:type="pct"/>
+          </w:tcPr>
+          <w:p>
+            <w:pPr>
+              <w:pStyle w:val="Heading2"/>
+              <w:spacing w:before="0" w:line="276" w:lineRule="auto"/>
+              <w:rPr>
+                <w:rFonts w:cs="Segoe UI Semibold"/>
+                <w:color w:val="242424"/>
+                <w:sz w:val="16"/>
+                <w:szCs w:val="16"/>
+              </w:rPr>
+            </w:pPr>
+          </w:p>
+        </w:tc>
+        <w:tc>
+          <w:tcPr>
+            <w:tcW w:w="833" w:type="pct"/>
+          </w:tcPr>
+          <w:p>
+            <w:pPr>
+              <w:pStyle w:val="Heading2"/>
+              <w:spacing w:before="0" w:line="276" w:lineRule="auto"/>
+              <w:rPr>
+                <w:rFonts w:cs="Segoe UI Semibold"/>
+                <w:color w:val="242424"/>
+                <w:sz w:val="16"/>
+                <w:szCs w:val="16"/>
+              </w:rPr>
+            </w:pPr>
+          </w:p>
+        </w:tc>
+        <w:tc>
+          <w:tcPr>
+            <w:tcW w:w="833" w:type="pct"/>
+          </w:tcPr>
+          <w:p>
+            <w:pPr>
+              <w:pStyle w:val="Heading2"/>
+              <w:spacing w:before="0" w:line="276" w:lineRule="auto"/>
+              <w:rPr>
+                <w:rStyle w:val="Strong"/>
+                <w:b w:val="0"/>
+                <w:bCs w:val="0"/>
+                <w:sz w:val="16"/>
+                <w:szCs w:val="16"/>
+              </w:rPr>
+            </w:pPr>
+          </w:p>
+        </w:tc>
+        <w:tc>
+          <w:tcPr>
+            <w:tcW w:w="833" w:type="pct"/>
+          </w:tcPr>
+          <w:p>
+            <w:pPr>
+              <w:pStyle w:val="Heading2"/>
+              <w:spacing w:before="0" w:line="276" w:lineRule="auto"/>
+              <w:rPr>
+                <w:rStyle w:val="Strong"/>
+                <w:b w:val="0"/>
+                <w:bCs w:val="0"/>
+                <w:sz w:val="16"/>
+                <w:szCs w:val="16"/>
+              </w:rPr>
+            </w:pPr>
+          </w:p>
+        </w:tc>
+      </w:tr>
+      <w:tr>
+        <w:trPr>
+          <w:trHeight w:val="242"/>
+        </w:trPr>
+        <w:tc>
+          <w:tcPr>
+            <w:tcW w:w="833" w:type="pct"/>
+          </w:tcPr>
+          <w:p>
+            <w:pPr>
+              <w:rPr>
+                <w:rFonts w:cs="Segoe UI"/>
+                <w:color w:val="242424"/>
+                <w:sz w:val="16"/>
+                <w:szCs w:val="16"/>
+              </w:rPr>
+            </w:pPr>
+            <w:sdt>
+              <w:sdtPr>
+                <w:rPr>
+                  <w:rFonts w:cs="Segoe UI"/>
+                  <w:sz w:val="16"/>
+                  <w:szCs w:val="16"/>
+                </w:rPr>
+                <w:alias w:val="#Nav: /Customer/BalanceAsOfDateFilter"/>
+                <w:tag w:val="#Nav: Deferral_Summary_Sales/1701"/>
+                <w:id w:val="1864789849"/>
+                <w:placeholder>
+                  <w:docPart w:val="882967F8913F43038301DD07CF3706F1"/>
+                </w:placeholder>
+                <w:dataBinding w:prefixMappings="xmlns:ns0='urn:microsoft-dynamics-nav/reports/Deferral_Summary_Sales/1701/'" w:xpath="/ns0:NavWordReportXmlPart[1]/ns0:Customer[1]/ns0:BalanceAsOfDateFilter[1]" w:storeItemID="{201F3364-08FE-4FBC-B2B1-E54F0C3AC9AC}"/>
+                <w:text/>
+              </w:sdtPr>
+              <w:sdtContent>
+                <w:proofErr w:type="spellStart"/>
+                <w:r>
+                  <w:rPr>
+                    <w:rFonts w:cs="Segoe UI"/>
+                    <w:sz w:val="16"/>
+                    <w:szCs w:val="16"/>
+                  </w:rPr>
+                  <w:t>BalanceAsOfDateFilter</w:t>
+                </w:r>
+                <w:proofErr w:type="spellEnd"/>
+              </w:sdtContent>
+            </w:sdt>
+          </w:p>
+        </w:tc>
+        <w:tc>
+          <w:tcPr>
+            <w:tcW w:w="833" w:type="pct"/>
+          </w:tcPr>
+          <w:p>
+            <w:pPr>
+              <w:rPr>
+                <w:rFonts w:cs="Segoe UI"/>
+                <w:color w:val="242424"/>
+                <w:sz w:val="16"/>
+                <w:szCs w:val="16"/>
+              </w:rPr>
+            </w:pPr>
+          </w:p>
+        </w:tc>
+        <w:tc>
+          <w:tcPr>
+            <w:tcW w:w="833" w:type="pct"/>
+          </w:tcPr>
+          <w:p>
+            <w:pPr>
+              <w:rPr>
+                <w:rFonts w:cs="Segoe UI"/>
+                <w:color w:val="242424"/>
+                <w:sz w:val="16"/>
+                <w:szCs w:val="16"/>
+              </w:rPr>
+            </w:pPr>
+          </w:p>
+        </w:tc>
+        <w:tc>
+          <w:tcPr>
+            <w:tcW w:w="833" w:type="pct"/>
+          </w:tcPr>
+          <w:p>
+            <w:pPr>
+              <w:rPr>
+                <w:rFonts w:cs="Segoe UI"/>
+                <w:color w:val="242424"/>
+                <w:sz w:val="16"/>
+                <w:szCs w:val="16"/>
+              </w:rPr>
+            </w:pPr>
+          </w:p>
+        </w:tc>
+        <w:tc>
+          <w:tcPr>
+            <w:tcW w:w="833" w:type="pct"/>
+          </w:tcPr>
+          <w:p>
+            <w:pPr>
+              <w:spacing w:line="276" w:lineRule="auto"/>
+              <w:rPr>
+                <w:sz w:val="16"/>
+                <w:szCs w:val="16"/>
+              </w:rPr>
+            </w:pPr>
+          </w:p>
+        </w:tc>
+        <w:tc>
+          <w:tcPr>
+            <w:tcW w:w="833" w:type="pct"/>
+          </w:tcPr>
+          <w:p>
+            <w:pPr>
+              <w:spacing w:line="276" w:lineRule="auto"/>
+              <w:rPr>
+                <w:sz w:val="16"/>
+                <w:szCs w:val="16"/>
+              </w:rPr>
+            </w:pPr>
+          </w:p>
+        </w:tc>
+      </w:tr>
+    </w:tbl>
     <w:p>
-      <w:bookmarkStart w:name="_GoBack" w:id="0"/>
-      <w:bookmarkEnd w:id="0"/>
+      <w:pPr>
+        <w:rPr>
+          <w:sz w:val="16"/>
+          <w:szCs w:val="16"/>
+        </w:rPr>
+      </w:pPr>
+    </w:p>
+    <w:tbl>
+      <w:tblPr>
+        <w:tblStyle w:val="TableGrid"/>
+        <w:tblW w:w="15422" w:type="dxa"/>
+        <w:tblLayout w:type="fixed"/>
+        <w:tblLook w:val="04A0" w:firstRow="1" w:lastRow="0" w:firstColumn="1" w:lastColumn="0" w:noHBand="0" w:noVBand="1"/>
+      </w:tblPr>
+      <w:tblGrid>
+        <w:gridCol w:w="1200"/>
+        <w:gridCol w:w="1050"/>
+        <w:gridCol w:w="270"/>
+        <w:gridCol w:w="1530"/>
+        <w:gridCol w:w="1170"/>
+        <w:gridCol w:w="2160"/>
+        <w:gridCol w:w="1620"/>
+        <w:gridCol w:w="1260"/>
+        <w:gridCol w:w="990"/>
+        <w:gridCol w:w="1350"/>
+        <w:gridCol w:w="1350"/>
+        <w:gridCol w:w="1472"/>
+      </w:tblGrid>
+      <w:tr>
+        <w:trPr>
+          <w:trHeight w:val="418"/>
+        </w:trPr>
+        <w:sdt>
+          <w:sdtPr>
+            <w:rPr>
+              <w:rFonts w:ascii="Aptos SemiBold" w:hAnsi="Aptos SemiBold"/>
+              <w:color w:val="auto"/>
+              <w:sz w:val="16"/>
+              <w:szCs w:val="16"/>
+            </w:rPr>
+            <w:alias w:val="#Nav: /Labels/PostingDateCaption"/>
+            <w:tag w:val="#Nav: Deferral_Summary_Sales/1701"/>
+            <w:id w:val="-1067569104"/>
+            <w:placeholder>
+              <w:docPart w:val="380D47E2DA0347A2A3B4561247F49635"/>
+            </w:placeholder>
+            <w:dataBinding w:prefixMappings="xmlns:ns0='urn:microsoft-dynamics-nav/reports/Deferral_Summary_Sales/1701/'" w:xpath="/ns0:NavWordReportXmlPart[1]/ns0:Labels[1]/ns0:PostingDateCaption[1]" w:storeItemID="{201F3364-08FE-4FBC-B2B1-E54F0C3AC9AC}"/>
+            <w:text/>
+          </w:sdtPr>
+          <w:sdtContent>
+            <w:tc>
+              <w:tcPr>
+                <w:tcW w:w="1200" w:type="dxa"/>
+                <w:tcBorders>
+                  <w:top w:val="nil"/>
+                  <w:left w:val="nil"/>
+                  <w:bottom w:val="single" w:color="auto" w:sz="4" w:space="0"/>
+                  <w:right w:val="nil"/>
+                </w:tcBorders>
+              </w:tcPr>
+              <w:p>
+                <w:pPr>
+                  <w:pStyle w:val="Heading2"/>
+                  <w:spacing w:before="160" w:after="80"/>
+                  <w:rPr>
+                    <w:rFonts w:ascii="Aptos SemiBold" w:hAnsi="Aptos SemiBold"/>
+                    <w:color w:val="auto"/>
+                    <w:sz w:val="16"/>
+                    <w:szCs w:val="16"/>
+                  </w:rPr>
+                </w:pPr>
+                <w:proofErr w:type="spellStart"/>
+                <w:r>
+                  <w:rPr>
+                    <w:rFonts w:ascii="Aptos SemiBold" w:hAnsi="Aptos SemiBold"/>
+                    <w:color w:val="auto"/>
+                    <w:sz w:val="16"/>
+                    <w:szCs w:val="16"/>
+                  </w:rPr>
+                  <w:t>PostingDateCaption</w:t>
+                </w:r>
+                <w:proofErr w:type="spellEnd"/>
+              </w:p>
+            </w:tc>
+          </w:sdtContent>
+        </w:sdt>
+        <w:sdt>
+          <w:sdtPr>
+            <w:rPr>
+              <w:rFonts w:ascii="Aptos SemiBold" w:hAnsi="Aptos SemiBold"/>
+              <w:color w:val="auto"/>
+              <w:sz w:val="16"/>
+              <w:szCs w:val="16"/>
+            </w:rPr>
+            <w:alias w:val="#Nav: /Labels/DocNoCaption"/>
+            <w:tag w:val="#Nav: Deferral_Summary_Sales/1701"/>
+            <w:id w:val="-2007898333"/>
+            <w:placeholder>
+              <w:docPart w:val="2AFBE1FF6D144B5E9B889FE822153E65"/>
+            </w:placeholder>
+            <w:dataBinding w:prefixMappings="xmlns:ns0='urn:microsoft-dynamics-nav/reports/Deferral_Summary_Sales/1701/'" w:xpath="/ns0:NavWordReportXmlPart[1]/ns0:Labels[1]/ns0:DocNoCaption[1]" w:storeItemID="{201F3364-08FE-4FBC-B2B1-E54F0C3AC9AC}"/>
+            <w:text/>
+          </w:sdtPr>
+          <w:sdtContent>
+            <w:tc>
+              <w:tcPr>
+                <w:tcW w:w="1320" w:type="dxa"/>
+                <w:gridSpan w:val="2"/>
+                <w:tcBorders>
+                  <w:top w:val="nil"/>
+                  <w:left w:val="nil"/>
+                  <w:bottom w:val="single" w:color="auto" w:sz="4" w:space="0"/>
+                  <w:right w:val="nil"/>
+                </w:tcBorders>
+              </w:tcPr>
+              <w:p>
+                <w:pPr>
+                  <w:pStyle w:val="Heading2"/>
+                  <w:spacing w:before="160" w:after="80"/>
+                  <w:rPr>
+                    <w:rFonts w:ascii="Aptos SemiBold" w:hAnsi="Aptos SemiBold"/>
+                    <w:color w:val="auto"/>
+                    <w:sz w:val="16"/>
+                    <w:szCs w:val="16"/>
+                  </w:rPr>
+                </w:pPr>
+                <w:proofErr w:type="spellStart"/>
+                <w:r>
+                  <w:rPr>
+                    <w:rFonts w:ascii="Aptos SemiBold" w:hAnsi="Aptos SemiBold"/>
+                    <w:color w:val="auto"/>
+                    <w:sz w:val="16"/>
+                    <w:szCs w:val="16"/>
+                  </w:rPr>
+                  <w:t>DocNoCaption</w:t>
+                </w:r>
+                <w:proofErr w:type="spellEnd"/>
+              </w:p>
+            </w:tc>
+          </w:sdtContent>
+        </w:sdt>
+        <w:sdt>
+          <w:sdtPr>
+            <w:rPr>
+              <w:rFonts w:ascii="Aptos SemiBold" w:hAnsi="Aptos SemiBold"/>
+              <w:color w:val="auto"/>
+              <w:kern w:val="0"/>
+              <w:sz w:val="16"/>
+              <w:szCs w:val="16"/>
+              <w14:ligatures w14:val="none"/>
+            </w:rPr>
+            <w:alias w:val="#Nav: /Labels/DocTypeCaption"/>
+            <w:tag w:val="#Nav: Deferral_Summary_Sales/1701"/>
+            <w:id w:val="2073853097"/>
+            <w:placeholder>
+              <w:docPart w:val="380D47E2DA0347A2A3B4561247F49635"/>
+            </w:placeholder>
+            <w:dataBinding w:prefixMappings="xmlns:ns0='urn:microsoft-dynamics-nav/reports/Deferral_Summary_Sales/1701/'" w:xpath="/ns0:NavWordReportXmlPart[1]/ns0:Labels[1]/ns0:DocTypeCaption[1]" w:storeItemID="{201F3364-08FE-4FBC-B2B1-E54F0C3AC9AC}"/>
+            <w:text/>
+          </w:sdtPr>
+          <w:sdtContent>
+            <w:tc>
+              <w:tcPr>
+                <w:tcW w:w="1530" w:type="dxa"/>
+                <w:tcBorders>
+                  <w:top w:val="nil"/>
+                  <w:left w:val="nil"/>
+                  <w:bottom w:val="single" w:color="auto" w:sz="4" w:space="0"/>
+                  <w:right w:val="nil"/>
+                </w:tcBorders>
+              </w:tcPr>
+              <w:p>
+                <w:pPr>
+                  <w:pStyle w:val="Heading2"/>
+                  <w:spacing w:before="160" w:after="80"/>
+                  <w:rPr>
+                    <w:rFonts w:ascii="Aptos SemiBold" w:hAnsi="Aptos SemiBold"/>
+                    <w:color w:val="auto"/>
+                    <w:sz w:val="16"/>
+                    <w:szCs w:val="16"/>
+                  </w:rPr>
+                </w:pPr>
+                <w:proofErr w:type="spellStart"/>
+                <w:r>
+                  <w:rPr>
+                    <w:rFonts w:ascii="Aptos SemiBold" w:hAnsi="Aptos SemiBold"/>
+                    <w:color w:val="auto"/>
+                    <w:kern w:val="0"/>
+                    <w:sz w:val="16"/>
+                    <w:szCs w:val="16"/>
+                    <w14:ligatures w14:val="none"/>
+                  </w:rPr>
+                  <w:t>DocTypeCaption</w:t>
+                </w:r>
+                <w:proofErr w:type="spellEnd"/>
+              </w:p>
+            </w:tc>
+          </w:sdtContent>
+        </w:sdt>
+        <w:sdt>
+          <w:sdtPr>
+            <w:rPr>
+              <w:rFonts w:ascii="Aptos SemiBold" w:hAnsi="Aptos SemiBold"/>
+              <w:color w:val="auto"/>
+              <w:sz w:val="16"/>
+              <w:szCs w:val="16"/>
+            </w:rPr>
+            <w:alias w:val="#Nav: /Labels/LineTypeCaption"/>
+            <w:tag w:val="#Nav: Deferral_Summary_Sales/1701"/>
+            <w:id w:val="-926423067"/>
+            <w:placeholder>
+              <w:docPart w:val="1DF0E899E76640299A961E8591CC1B52"/>
+            </w:placeholder>
+            <w:dataBinding w:prefixMappings="xmlns:ns0='urn:microsoft-dynamics-nav/reports/Deferral_Summary_Sales/1701/'" w:xpath="/ns0:NavWordReportXmlPart[1]/ns0:Labels[1]/ns0:LineTypeCaption[1]" w:storeItemID="{201F3364-08FE-4FBC-B2B1-E54F0C3AC9AC}"/>
+            <w:text/>
+          </w:sdtPr>
+          <w:sdtContent>
+            <w:tc>
+              <w:tcPr>
+                <w:tcW w:w="1170" w:type="dxa"/>
+                <w:tcBorders>
+                  <w:top w:val="nil"/>
+                  <w:left w:val="nil"/>
+                  <w:bottom w:val="single" w:color="auto" w:sz="4" w:space="0"/>
+                  <w:right w:val="nil"/>
+                </w:tcBorders>
+              </w:tcPr>
+              <w:p>
+                <w:pPr>
+                  <w:pStyle w:val="Heading2"/>
+                  <w:spacing w:before="160" w:after="80"/>
+                  <w:rPr>
+                    <w:rFonts w:ascii="Aptos SemiBold" w:hAnsi="Aptos SemiBold"/>
+                    <w:color w:val="auto"/>
+                    <w:sz w:val="16"/>
+                    <w:szCs w:val="16"/>
+                  </w:rPr>
+                </w:pPr>
+                <w:proofErr w:type="spellStart"/>
+                <w:r>
+                  <w:rPr>
+                    <w:rFonts w:ascii="Aptos SemiBold" w:hAnsi="Aptos SemiBold"/>
+                    <w:color w:val="auto"/>
+                    <w:sz w:val="16"/>
+                    <w:szCs w:val="16"/>
+                  </w:rPr>
+                  <w:t>LineTypeCaption</w:t>
+                </w:r>
+                <w:proofErr w:type="spellEnd"/>
+              </w:p>
+            </w:tc>
+          </w:sdtContent>
+        </w:sdt>
+        <w:sdt>
+          <w:sdtPr>
+            <w:rPr>
+              <w:rFonts w:ascii="Aptos SemiBold" w:hAnsi="Aptos SemiBold"/>
+              <w:color w:val="auto"/>
+              <w:sz w:val="16"/>
+              <w:szCs w:val="16"/>
+            </w:rPr>
+            <w:alias w:val="#Nav: /Labels/LineDescCaption"/>
+            <w:tag w:val="#Nav: Deferral_Summary_Sales/1701"/>
+            <w:id w:val="294728303"/>
+            <w:placeholder>
+              <w:docPart w:val="967A1C6AD26C420BA7A87BFE87746090"/>
+            </w:placeholder>
+            <w:dataBinding w:prefixMappings="xmlns:ns0='urn:microsoft-dynamics-nav/reports/Deferral_Summary_Sales/1701/'" w:xpath="/ns0:NavWordReportXmlPart[1]/ns0:Labels[1]/ns0:LineDescCaption[1]" w:storeItemID="{201F3364-08FE-4FBC-B2B1-E54F0C3AC9AC}"/>
+            <w:text/>
+          </w:sdtPr>
+          <w:sdtContent>
+            <w:tc>
+              <w:tcPr>
+                <w:tcW w:w="2160" w:type="dxa"/>
+                <w:tcBorders>
+                  <w:top w:val="nil"/>
+                  <w:left w:val="nil"/>
+                  <w:bottom w:val="single" w:color="auto" w:sz="4" w:space="0"/>
+                  <w:right w:val="nil"/>
+                </w:tcBorders>
+              </w:tcPr>
+              <w:p>
+                <w:pPr>
+                  <w:pStyle w:val="Heading2"/>
+                  <w:spacing w:before="160" w:after="80"/>
+                  <w:rPr>
+                    <w:rFonts w:ascii="Aptos SemiBold" w:hAnsi="Aptos SemiBold"/>
+                    <w:color w:val="auto"/>
+                    <w:sz w:val="16"/>
+                    <w:szCs w:val="16"/>
+                  </w:rPr>
+                </w:pPr>
+                <w:proofErr w:type="spellStart"/>
+                <w:r>
+                  <w:rPr>
+                    <w:rFonts w:ascii="Aptos SemiBold" w:hAnsi="Aptos SemiBold"/>
+                    <w:color w:val="auto"/>
+                    <w:sz w:val="16"/>
+                    <w:szCs w:val="16"/>
+                  </w:rPr>
+                  <w:t>LineDescCaption</w:t>
+                </w:r>
+                <w:proofErr w:type="spellEnd"/>
+              </w:p>
+            </w:tc>
+          </w:sdtContent>
+        </w:sdt>
+        <w:sdt>
+          <w:sdtPr>
+            <w:rPr>
+              <w:rFonts w:ascii="Aptos SemiBold" w:hAnsi="Aptos SemiBold"/>
+              <w:color w:val="auto"/>
+              <w:sz w:val="16"/>
+              <w:szCs w:val="16"/>
+            </w:rPr>
+            <w:alias w:val="#Nav: /Labels/DeferralAccountCaption"/>
+            <w:tag w:val="#Nav: Deferral_Summary_Sales/1701"/>
+            <w:id w:val="1795953175"/>
+            <w:placeholder>
+              <w:docPart w:val="70DFD47D9C0549C698AB4A63A71DC682"/>
+            </w:placeholder>
+            <w:dataBinding w:prefixMappings="xmlns:ns0='urn:microsoft-dynamics-nav/reports/Deferral_Summary_Sales/1701/'" w:xpath="/ns0:NavWordReportXmlPart[1]/ns0:Labels[1]/ns0:DeferralAccountCaption[1]" w:storeItemID="{201F3364-08FE-4FBC-B2B1-E54F0C3AC9AC}"/>
+            <w:text/>
+          </w:sdtPr>
+          <w:sdtContent>
+            <w:tc>
+              <w:tcPr>
+                <w:tcW w:w="1620" w:type="dxa"/>
+                <w:tcBorders>
+                  <w:top w:val="nil"/>
+                  <w:left w:val="nil"/>
+                  <w:bottom w:val="single" w:color="auto" w:sz="4" w:space="0"/>
+                  <w:right w:val="nil"/>
+                </w:tcBorders>
+              </w:tcPr>
+              <w:p>
+                <w:pPr>
+                  <w:pStyle w:val="Heading2"/>
+                  <w:spacing w:before="160" w:after="80"/>
+                  <w:rPr>
+                    <w:rFonts w:ascii="Aptos SemiBold" w:hAnsi="Aptos SemiBold"/>
+                    <w:color w:val="auto"/>
+                    <w:sz w:val="16"/>
+                    <w:szCs w:val="16"/>
+                  </w:rPr>
+                </w:pPr>
+                <w:r>
+                  <w:rPr>
+                    <w:rFonts w:ascii="Aptos SemiBold" w:hAnsi="Aptos SemiBold"/>
+                    <w:color w:val="auto"/>
+                    <w:sz w:val="16"/>
+                    <w:szCs w:val="16"/>
+                  </w:rPr>
+                  <w:t>DeferralAccountCaption</w:t>
+                </w:r>
+              </w:p>
+            </w:tc>
+          </w:sdtContent>
+        </w:sdt>
+        <w:sdt>
+          <w:sdtPr>
+            <w:rPr>
+              <w:rFonts w:ascii="Aptos SemiBold" w:hAnsi="Aptos SemiBold"/>
+              <w:color w:val="auto"/>
+              <w:sz w:val="16"/>
+              <w:szCs w:val="16"/>
+            </w:rPr>
+            <w:alias w:val="#Nav: /Labels/DefStartDateCaption"/>
+            <w:tag w:val="#Nav: Deferral_Summary_Sales/1701"/>
+            <w:id w:val="566534849"/>
+            <w:placeholder>
+              <w:docPart w:val="1563714BDEBE45B69ADEC177B7628815"/>
+            </w:placeholder>
+            <w:dataBinding w:prefixMappings="xmlns:ns0='urn:microsoft-dynamics-nav/reports/Deferral_Summary_Sales/1701/'" w:xpath="/ns0:NavWordReportXmlPart[1]/ns0:Labels[1]/ns0:DefStartDateCaption[1]" w:storeItemID="{201F3364-08FE-4FBC-B2B1-E54F0C3AC9AC}"/>
+            <w:text/>
+          </w:sdtPr>
+          <w:sdtContent>
+            <w:tc>
+              <w:tcPr>
+                <w:tcW w:w="1260" w:type="dxa"/>
+                <w:tcBorders>
+                  <w:top w:val="nil"/>
+                  <w:left w:val="nil"/>
+                  <w:bottom w:val="single" w:color="auto" w:sz="4" w:space="0"/>
+                  <w:right w:val="nil"/>
+                </w:tcBorders>
+              </w:tcPr>
+              <w:p>
+                <w:pPr>
+                  <w:pStyle w:val="Heading2"/>
+                  <w:spacing w:before="160" w:after="80"/>
+                  <w:jc w:val="right"/>
+                  <w:rPr>
+                    <w:rFonts w:ascii="Aptos SemiBold" w:hAnsi="Aptos SemiBold"/>
+                    <w:color w:val="auto"/>
+                    <w:sz w:val="16"/>
+                    <w:szCs w:val="16"/>
+                  </w:rPr>
+                </w:pPr>
+                <w:proofErr w:type="spellStart"/>
+                <w:r>
+                  <w:rPr>
+                    <w:rFonts w:ascii="Aptos SemiBold" w:hAnsi="Aptos SemiBold"/>
+                    <w:color w:val="auto"/>
+                    <w:sz w:val="16"/>
+                    <w:szCs w:val="16"/>
+                  </w:rPr>
+                  <w:t>DefStartDateCaption</w:t>
+                </w:r>
+                <w:proofErr w:type="spellEnd"/>
+              </w:p>
+            </w:tc>
+          </w:sdtContent>
+        </w:sdt>
+        <w:sdt>
+          <w:sdtPr>
+            <w:rPr>
+              <w:rFonts w:ascii="Aptos SemiBold" w:hAnsi="Aptos SemiBold"/>
+              <w:color w:val="auto"/>
+              <w:sz w:val="16"/>
+              <w:szCs w:val="16"/>
+            </w:rPr>
+            <w:alias w:val="#Nav: /Labels/NoOfPeriodsCaption"/>
+            <w:tag w:val="#Nav: Deferral_Summary_Sales/1701"/>
+            <w:id w:val="1376111744"/>
+            <w:placeholder>
+              <w:docPart w:val="F13958AC572B4E57BDF02CAE2973BBC0"/>
+            </w:placeholder>
+            <w:dataBinding w:prefixMappings="xmlns:ns0='urn:microsoft-dynamics-nav/reports/Deferral_Summary_Sales/1701/'" w:xpath="/ns0:NavWordReportXmlPart[1]/ns0:Labels[1]/ns0:NoOfPeriodsCaption[1]" w:storeItemID="{201F3364-08FE-4FBC-B2B1-E54F0C3AC9AC}"/>
+            <w:text/>
+          </w:sdtPr>
+          <w:sdtContent>
+            <w:tc>
+              <w:tcPr>
+                <w:tcW w:w="990" w:type="dxa"/>
+                <w:tcBorders>
+                  <w:top w:val="nil"/>
+                  <w:left w:val="nil"/>
+                  <w:bottom w:val="single" w:color="auto" w:sz="4" w:space="0"/>
+                  <w:right w:val="nil"/>
+                </w:tcBorders>
+              </w:tcPr>
+              <w:p>
+                <w:pPr>
+                  <w:pStyle w:val="Heading2"/>
+                  <w:spacing w:before="160" w:after="80"/>
+                  <w:jc w:val="right"/>
+                  <w:rPr>
+                    <w:rFonts w:ascii="Aptos SemiBold" w:hAnsi="Aptos SemiBold"/>
+                    <w:color w:val="auto"/>
+                    <w:sz w:val="16"/>
+                    <w:szCs w:val="16"/>
+                  </w:rPr>
+                </w:pPr>
+                <w:proofErr w:type="spellStart"/>
+                <w:r>
+                  <w:rPr>
+                    <w:rFonts w:ascii="Aptos SemiBold" w:hAnsi="Aptos SemiBold"/>
+                    <w:color w:val="auto"/>
+                    <w:sz w:val="16"/>
+                    <w:szCs w:val="16"/>
+                  </w:rPr>
+                  <w:t>NoOfPeriodsCaption</w:t>
+                </w:r>
+                <w:proofErr w:type="spellEnd"/>
+              </w:p>
+            </w:tc>
+          </w:sdtContent>
+        </w:sdt>
+        <w:sdt>
+          <w:sdtPr>
+            <w:rPr>
+              <w:rFonts w:ascii="Aptos SemiBold" w:hAnsi="Aptos SemiBold"/>
+              <w:color w:val="auto"/>
+              <w:sz w:val="16"/>
+              <w:szCs w:val="16"/>
+            </w:rPr>
+            <w:alias w:val="#Nav: /Labels/AmountRecognizedCaption"/>
+            <w:tag w:val="#Nav: Deferral_Summary_Sales/1701"/>
+            <w:id w:val="761805773"/>
+            <w:placeholder>
+              <w:docPart w:val="8D5FD7FEBFA048F8A33F1676EF677CAE"/>
+            </w:placeholder>
+            <w:dataBinding w:prefixMappings="xmlns:ns0='urn:microsoft-dynamics-nav/reports/Deferral_Summary_Sales/1701/'" w:xpath="/ns0:NavWordReportXmlPart[1]/ns0:Labels[1]/ns0:AmountRecognizedCaption[1]" w:storeItemID="{201F3364-08FE-4FBC-B2B1-E54F0C3AC9AC}"/>
+            <w:text/>
+          </w:sdtPr>
+          <w:sdtContent>
+            <w:tc>
+              <w:tcPr>
+                <w:tcW w:w="1350" w:type="dxa"/>
+                <w:tcBorders>
+                  <w:top w:val="nil"/>
+                  <w:left w:val="nil"/>
+                  <w:bottom w:val="single" w:color="auto" w:sz="4" w:space="0"/>
+                  <w:right w:val="nil"/>
+                </w:tcBorders>
+              </w:tcPr>
+              <w:p>
+                <w:pPr>
+                  <w:pStyle w:val="Heading2"/>
+                  <w:spacing w:before="160" w:after="80"/>
+                  <w:jc w:val="right"/>
+                  <w:rPr>
+                    <w:rFonts w:ascii="Aptos SemiBold" w:hAnsi="Aptos SemiBold"/>
+                    <w:color w:val="auto"/>
+                    <w:sz w:val="16"/>
+                    <w:szCs w:val="16"/>
+                  </w:rPr>
+                </w:pPr>
+                <w:proofErr w:type="spellStart"/>
+                <w:r>
+                  <w:rPr>
+                    <w:rFonts w:ascii="Aptos SemiBold" w:hAnsi="Aptos SemiBold"/>
+                    <w:color w:val="auto"/>
+                    <w:sz w:val="16"/>
+                    <w:szCs w:val="16"/>
+                  </w:rPr>
+                  <w:t>AmountRecognizedCaption</w:t>
+                </w:r>
+                <w:proofErr w:type="spellEnd"/>
+              </w:p>
+            </w:tc>
+          </w:sdtContent>
+        </w:sdt>
+        <w:sdt>
+          <w:sdtPr>
+            <w:rPr>
+              <w:rFonts w:ascii="Aptos SemiBold" w:hAnsi="Aptos SemiBold"/>
+              <w:color w:val="auto"/>
+              <w:sz w:val="16"/>
+              <w:szCs w:val="16"/>
+            </w:rPr>
+            <w:alias w:val="#Nav: /Labels/RemAmountDefCaption"/>
+            <w:tag w:val="#Nav: Deferral_Summary_Sales/1701"/>
+            <w:id w:val="-29804215"/>
+            <w:placeholder>
+              <w:docPart w:val="56852D6453C1445F93C4A480C1533D2D"/>
+            </w:placeholder>
+            <w:dataBinding w:prefixMappings="xmlns:ns0='urn:microsoft-dynamics-nav/reports/Deferral_Summary_Sales/1701/'" w:xpath="/ns0:NavWordReportXmlPart[1]/ns0:Labels[1]/ns0:RemAmountDefCaption[1]" w:storeItemID="{201F3364-08FE-4FBC-B2B1-E54F0C3AC9AC}"/>
+            <w:text/>
+          </w:sdtPr>
+          <w:sdtContent>
+            <w:tc>
+              <w:tcPr>
+                <w:tcW w:w="1350" w:type="dxa"/>
+                <w:tcBorders>
+                  <w:top w:val="nil"/>
+                  <w:left w:val="nil"/>
+                  <w:bottom w:val="single" w:color="auto" w:sz="4" w:space="0"/>
+                  <w:right w:val="nil"/>
+                </w:tcBorders>
+              </w:tcPr>
+              <w:p>
+                <w:pPr>
+                  <w:pStyle w:val="Heading2"/>
+                  <w:spacing w:before="160" w:after="80"/>
+                  <w:jc w:val="right"/>
+                  <w:rPr>
+                    <w:rFonts w:ascii="Aptos SemiBold" w:hAnsi="Aptos SemiBold"/>
+                    <w:color w:val="auto"/>
+                    <w:sz w:val="16"/>
+                    <w:szCs w:val="16"/>
+                  </w:rPr>
+                </w:pPr>
+                <w:proofErr w:type="spellStart"/>
+                <w:r>
+                  <w:rPr>
+                    <w:rFonts w:ascii="Aptos SemiBold" w:hAnsi="Aptos SemiBold"/>
+                    <w:color w:val="auto"/>
+                    <w:sz w:val="16"/>
+                    <w:szCs w:val="16"/>
+                  </w:rPr>
+                  <w:t>RemAmountDefCaption</w:t>
+                </w:r>
+                <w:proofErr w:type="spellEnd"/>
+              </w:p>
+            </w:tc>
+          </w:sdtContent>
+        </w:sdt>
+        <w:sdt>
+          <w:sdtPr>
+            <w:rPr>
+              <w:rFonts w:ascii="Aptos SemiBold" w:hAnsi="Aptos SemiBold"/>
+              <w:color w:val="auto"/>
+              <w:sz w:val="16"/>
+              <w:szCs w:val="16"/>
+            </w:rPr>
+            <w:alias w:val="#Nav: /Labels/TotalAmountDefCaption"/>
+            <w:tag w:val="#Nav: Deferral_Summary_Sales/1701"/>
+            <w:id w:val="1973938311"/>
+            <w:placeholder>
+              <w:docPart w:val="2C42AA73360A4586AEF59CE302D851EA"/>
+            </w:placeholder>
+            <w:dataBinding w:prefixMappings="xmlns:ns0='urn:microsoft-dynamics-nav/reports/Deferral_Summary_Sales/1701/'" w:xpath="/ns0:NavWordReportXmlPart[1]/ns0:Labels[1]/ns0:TotalAmountDefCaption[1]" w:storeItemID="{201F3364-08FE-4FBC-B2B1-E54F0C3AC9AC}"/>
+            <w:text/>
+          </w:sdtPr>
+          <w:sdtContent>
+            <w:tc>
+              <w:tcPr>
+                <w:tcW w:w="1472" w:type="dxa"/>
+                <w:tcBorders>
+                  <w:top w:val="nil"/>
+                  <w:left w:val="nil"/>
+                  <w:bottom w:val="single" w:color="auto" w:sz="4" w:space="0"/>
+                  <w:right w:val="nil"/>
+                </w:tcBorders>
+              </w:tcPr>
+              <w:p>
+                <w:pPr>
+                  <w:pStyle w:val="Heading2"/>
+                  <w:spacing w:before="160" w:after="80"/>
+                  <w:jc w:val="right"/>
+                  <w:rPr>
+                    <w:rFonts w:ascii="Aptos SemiBold" w:hAnsi="Aptos SemiBold"/>
+                    <w:color w:val="auto"/>
+                    <w:sz w:val="16"/>
+                    <w:szCs w:val="16"/>
+                  </w:rPr>
+                </w:pPr>
+                <w:proofErr w:type="spellStart"/>
+                <w:r>
+                  <w:rPr>
+                    <w:rFonts w:ascii="Aptos SemiBold" w:hAnsi="Aptos SemiBold"/>
+                    <w:color w:val="auto"/>
+                    <w:sz w:val="16"/>
+                    <w:szCs w:val="16"/>
+                  </w:rPr>
+                  <w:t>TotalAmountDefCaption</w:t>
+                </w:r>
+                <w:proofErr w:type="spellEnd"/>
+              </w:p>
+            </w:tc>
+          </w:sdtContent>
+        </w:sdt>
+      </w:tr>
+      <w:sdt>
+        <w:sdtPr>
+          <w:rPr>
+            <w:rFonts w:ascii="Aptos SemiBold" w:hAnsi="Aptos SemiBold"/>
+            <w:color w:val="auto"/>
+            <w:sz w:val="16"/>
+            <w:szCs w:val="16"/>
+            <w:lang w:val="da-DK" w:eastAsia="da-DK"/>
+          </w:rPr>
+          <w:alias w:val="#Nav: /Customer"/>
+          <w:tag w:val="#Nav: Deferral_Summary_Sales/1701"/>
+          <w:id w:val="49121332"/>
+          <w15:dataBinding w:prefixMappings="xmlns:ns0='urn:microsoft-dynamics-nav/reports/Deferral_Summary_Sales/1701/' " w:xpath="/ns0:NavWordReportXmlPart[1]/ns0:Customer" w:storeItemID="{201F3364-08FE-4FBC-B2B1-E54F0C3AC9AC}"/>
+          <w15:repeatingSection/>
+        </w:sdtPr>
+        <w:sdtEndPr>
+          <w:rPr>
+            <w:b/>
+            <w:bCs/>
+          </w:rPr>
+        </w:sdtEndPr>
+        <w:sdtContent>
+          <w:sdt>
+            <w:sdtPr>
+              <w:rPr>
+                <w:rFonts w:ascii="Aptos SemiBold" w:hAnsi="Aptos SemiBold"/>
+                <w:color w:val="auto"/>
+                <w:sz w:val="16"/>
+                <w:szCs w:val="16"/>
+                <w:lang w:val="da-DK" w:eastAsia="da-DK"/>
+              </w:rPr>
+              <w:id w:val="-179050228"/>
+              <w:placeholder>
+                <w:docPart w:val="B4A78668A8B648BBA1728E855224F048"/>
+              </w:placeholder>
+              <w15:repeatingSectionItem/>
+            </w:sdtPr>
+            <w:sdtEndPr>
+              <w:rPr>
+                <w:b/>
+                <w:bCs/>
+              </w:rPr>
+            </w:sdtEndPr>
+            <w:sdtContent>
+              <w:tr>
+                <w:trPr>
+                  <w:trHeight w:val="418"/>
+                </w:trPr>
+                <w:tc>
+                  <w:tcPr>
+                    <w:tcW w:w="2250" w:type="dxa"/>
+                    <w:gridSpan w:val="2"/>
+                    <w:tcBorders>
+                      <w:top w:val="single" w:color="auto" w:sz="4" w:space="0"/>
+                      <w:left w:val="nil"/>
+                      <w:bottom w:val="nil"/>
+                      <w:right w:val="nil"/>
+                    </w:tcBorders>
+                    <w:vAlign w:val="center"/>
+                  </w:tcPr>
+                  <w:p>
+                    <w:pPr>
+                      <w:pStyle w:val="Heading2"/>
+                      <w:rPr>
+                        <w:rFonts w:ascii="Aptos SemiBold" w:hAnsi="Aptos SemiBold"/>
+                        <w:color w:val="auto"/>
+                        <w:sz w:val="16"/>
+                        <w:szCs w:val="16"/>
+                      </w:rPr>
+                    </w:pPr>
+                    <w:sdt>
+                      <w:sdtPr>
+                        <w:rPr>
+                          <w:rFonts w:ascii="Aptos SemiBold" w:hAnsi="Aptos SemiBold"/>
+                          <w:color w:val="auto"/>
+                          <w:sz w:val="16"/>
+                          <w:szCs w:val="16"/>
+                        </w:rPr>
+                        <w:alias w:val="#Nav: /Labels/CustNoCaption"/>
+                        <w:tag w:val="#Nav: Deferral_Summary_Sales/1701"/>
+                        <w:id w:val="1507095855"/>
+                        <w:placeholder>
+                          <w:docPart w:val="43F01B5A5F1B403596633D8A8CEA270E"/>
+                        </w:placeholder>
+                        <w:dataBinding w:prefixMappings="xmlns:ns0='urn:microsoft-dynamics-nav/reports/Deferral_Summary_Sales/1701/'" w:xpath="/ns0:NavWordReportXmlPart[1]/ns0:Labels[1]/ns0:CustNoCaption[1]" w:storeItemID="{201F3364-08FE-4FBC-B2B1-E54F0C3AC9AC}"/>
+                        <w:text/>
+                      </w:sdtPr>
+                      <w:sdtContent>
+                        <w:proofErr w:type="spellStart"/>
+                        <w:r>
+                          <w:rPr>
+                            <w:rFonts w:ascii="Aptos SemiBold" w:hAnsi="Aptos SemiBold"/>
+                            <w:color w:val="auto"/>
+                            <w:sz w:val="16"/>
+                            <w:szCs w:val="16"/>
+                          </w:rPr>
+                          <w:t>CustNoCaption</w:t>
+                        </w:r>
+                        <w:proofErr w:type="spellEnd"/>
+                      </w:sdtContent>
+                    </w:sdt>
+                    <w:r>
+                      <w:rPr>
+                        <w:rFonts w:ascii="Aptos SemiBold" w:hAnsi="Aptos SemiBold"/>
+                        <w:color w:val="auto"/>
+                        <w:sz w:val="16"/>
+                        <w:szCs w:val="16"/>
+                      </w:rPr>
+                      <w:t>:</w:t>
+                    </w:r>
+                    <w:r>
+                      <w:rPr>
+                        <w:rFonts w:ascii="Aptos SemiBold" w:hAnsi="Aptos SemiBold"/>
+                        <w:color w:val="auto"/>
+                        <w:sz w:val="16"/>
+                        <w:szCs w:val="16"/>
+                      </w:rPr>
+                      <w:t xml:space="preserve">  </w:t>
+                    </w:r>
+                    <w:sdt>
+                      <w:sdtPr>
+                        <w:rPr>
+                          <w:rFonts w:ascii="Aptos SemiBold" w:hAnsi="Aptos SemiBold"/>
+                          <w:color w:val="auto"/>
+                          <w:sz w:val="16"/>
+                          <w:szCs w:val="16"/>
+                        </w:rPr>
+                        <w:alias w:val="Hide Table Row If Empty"/>
+                        <w:tag w:val="#BC:HideTableRowIfEmpty"/>
+                        <w:id w:val="-1781321202"/>
+                        <w:placeholder>
+                          <w:docPart w:val="D9CB854EADA14EF19449CFB351BD6690"/>
+                        </w:placeholder>
+                        <w15:color w:val="FFA500"/>
+                      </w:sdtPr>
+                      <w:sdtContent>
+                        <w:sdt>
+                          <w:sdtPr>
+                            <w:rPr>
+                              <w:rFonts w:ascii="Aptos SemiBold" w:hAnsi="Aptos SemiBold"/>
+                              <w:color w:val="auto"/>
+                              <w:sz w:val="16"/>
+                              <w:szCs w:val="16"/>
+                            </w:rPr>
+                            <w:alias w:val="#Nav: /Customer/Posted_Deferral_Header/CustNo"/>
+                            <w:tag w:val="#Nav: Deferral_Summary_Sales/1701"/>
+                            <w:id w:val="456536555"/>
+                            <w:placeholder>
+                              <w:docPart w:val="493A420FE62A4886A9B177A284AA2243"/>
+                            </w:placeholder>
+                            <w:dataBinding w:prefixMappings="xmlns:ns0='urn:microsoft-dynamics-nav/reports/Deferral_Summary_Sales/1701/'" w:xpath="/ns0:NavWordReportXmlPart[1]/ns0:Customer[1]/ns0:Posted_Deferral_Header[1]/ns0:CustNo[1]" w:storeItemID="{201F3364-08FE-4FBC-B2B1-E54F0C3AC9AC}"/>
+                            <w:text/>
+                          </w:sdtPr>
+                          <w:sdtContent>
+                            <w:proofErr w:type="spellStart"/>
+                            <w:r>
+                              <w:rPr>
+                                <w:rFonts w:ascii="Aptos SemiBold" w:hAnsi="Aptos SemiBold"/>
+                                <w:color w:val="auto"/>
+                                <w:sz w:val="16"/>
+                                <w:szCs w:val="16"/>
+                              </w:rPr>
+                              <w:t>CustNo</w:t>
+                            </w:r>
+                            <w:proofErr w:type="spellEnd"/>
+                          </w:sdtContent>
+                        </w:sdt>
+                      </w:sdtContent>
+                    </w:sdt>
+                  </w:p>
+                </w:tc>
+                <w:tc>
+                  <w:tcPr>
+                    <w:tcW w:w="270" w:type="dxa"/>
+                    <w:tcBorders>
+                      <w:top w:val="single" w:color="auto" w:sz="4" w:space="0"/>
+                      <w:left w:val="nil"/>
+                      <w:bottom w:val="nil"/>
+                      <w:right w:val="nil"/>
+                    </w:tcBorders>
+                    <w:vAlign w:val="center"/>
+                  </w:tcPr>
+                  <w:p>
+                    <w:pPr>
+                      <w:pStyle w:val="Heading2"/>
+                      <w:spacing w:before="360" w:after="180"/>
+                      <w:rPr>
+                        <w:rFonts w:ascii="Aptos SemiBold" w:hAnsi="Aptos SemiBold"/>
+                        <w:color w:val="auto"/>
+                        <w:sz w:val="16"/>
+                        <w:szCs w:val="16"/>
+                      </w:rPr>
+                    </w:pPr>
+                  </w:p>
+                </w:tc>
+                <w:sdt>
+                  <w:sdtPr>
+                    <w:rPr>
+                      <w:rFonts w:ascii="Aptos SemiBold" w:hAnsi="Aptos SemiBold"/>
+                      <w:color w:val="auto"/>
+                      <w:sz w:val="16"/>
+                      <w:szCs w:val="16"/>
+                    </w:rPr>
+                    <w:alias w:val="#Nav: /Customer/Posted_Deferral_Header/CustName"/>
+                    <w:tag w:val="#Nav: Deferral_Summary_Sales/1701"/>
+                    <w:id w:val="503090280"/>
+                    <w:placeholder>
+                      <w:docPart w:val="493A420FE62A4886A9B177A284AA2243"/>
+                    </w:placeholder>
+                    <w:dataBinding w:prefixMappings="xmlns:ns0='urn:microsoft-dynamics-nav/reports/Deferral_Summary_Sales/1701/'" w:xpath="/ns0:NavWordReportXmlPart[1]/ns0:Customer[1]/ns0:Posted_Deferral_Header[1]/ns0:CustName[1]" w:storeItemID="{201F3364-08FE-4FBC-B2B1-E54F0C3AC9AC}"/>
+                    <w:text/>
+                  </w:sdtPr>
+                  <w:sdtContent>
+                    <w:tc>
+                      <w:tcPr>
+                        <w:tcW w:w="4860" w:type="dxa"/>
+                        <w:gridSpan w:val="3"/>
+                        <w:tcBorders>
+                          <w:top w:val="single" w:color="auto" w:sz="4" w:space="0"/>
+                          <w:left w:val="nil"/>
+                          <w:bottom w:val="nil"/>
+                          <w:right w:val="nil"/>
+                        </w:tcBorders>
+                        <w:vAlign w:val="center"/>
+                      </w:tcPr>
+                      <w:p>
+                        <w:pPr>
+                          <w:pStyle w:val="Heading2"/>
+                          <w:rPr>
+                            <w:rFonts w:ascii="Aptos SemiBold" w:hAnsi="Aptos SemiBold"/>
+                            <w:color w:val="auto"/>
+                            <w:sz w:val="16"/>
+                            <w:szCs w:val="16"/>
+                          </w:rPr>
+                        </w:pPr>
+                        <w:proofErr w:type="spellStart"/>
+                        <w:r>
+                          <w:rPr>
+                            <w:rFonts w:ascii="Aptos SemiBold" w:hAnsi="Aptos SemiBold"/>
+                            <w:color w:val="auto"/>
+                            <w:sz w:val="16"/>
+                            <w:szCs w:val="16"/>
+                          </w:rPr>
+                          <w:t>CustName</w:t>
+                        </w:r>
+                        <w:proofErr w:type="spellEnd"/>
+                      </w:p>
+                    </w:tc>
+                  </w:sdtContent>
+                </w:sdt>
+                <w:tc>
+                  <w:tcPr>
+                    <w:tcW w:w="1620" w:type="dxa"/>
+                    <w:tcBorders>
+                      <w:top w:val="single" w:color="auto" w:sz="4" w:space="0"/>
+                      <w:left w:val="nil"/>
+                      <w:bottom w:val="nil"/>
+                      <w:right w:val="nil"/>
+                    </w:tcBorders>
+                  </w:tcPr>
+                  <w:p>
+                    <w:pPr>
+                      <w:pStyle w:val="Heading2"/>
+                      <w:spacing w:before="360" w:after="180"/>
+                      <w:rPr>
+                        <w:rFonts w:ascii="Aptos SemiBold" w:hAnsi="Aptos SemiBold"/>
+                        <w:color w:val="auto"/>
+                        <w:sz w:val="16"/>
+                        <w:szCs w:val="16"/>
+                      </w:rPr>
+                    </w:pPr>
+                  </w:p>
+                </w:tc>
+                <w:tc>
+                  <w:tcPr>
+                    <w:tcW w:w="1260" w:type="dxa"/>
+                    <w:tcBorders>
+                      <w:top w:val="single" w:color="auto" w:sz="4" w:space="0"/>
+                      <w:left w:val="nil"/>
+                      <w:bottom w:val="nil"/>
+                      <w:right w:val="nil"/>
+                    </w:tcBorders>
+                  </w:tcPr>
+                  <w:p>
+                    <w:pPr>
+                      <w:pStyle w:val="Heading2"/>
+                      <w:spacing w:before="360" w:after="180"/>
+                      <w:rPr>
+                        <w:rFonts w:ascii="Aptos SemiBold" w:hAnsi="Aptos SemiBold"/>
+                        <w:color w:val="auto"/>
+                        <w:sz w:val="16"/>
+                        <w:szCs w:val="16"/>
+                      </w:rPr>
+                    </w:pPr>
+                  </w:p>
+                </w:tc>
+                <w:tc>
+                  <w:tcPr>
+                    <w:tcW w:w="990" w:type="dxa"/>
+                    <w:tcBorders>
+                      <w:top w:val="single" w:color="auto" w:sz="4" w:space="0"/>
+                      <w:left w:val="nil"/>
+                      <w:bottom w:val="nil"/>
+                      <w:right w:val="nil"/>
+                    </w:tcBorders>
+                  </w:tcPr>
+                  <w:p>
+                    <w:pPr>
+                      <w:pStyle w:val="Heading2"/>
+                      <w:spacing w:before="360" w:after="180"/>
+                      <w:rPr>
+                        <w:rFonts w:ascii="Aptos SemiBold" w:hAnsi="Aptos SemiBold"/>
+                        <w:color w:val="auto"/>
+                        <w:sz w:val="16"/>
+                        <w:szCs w:val="16"/>
+                      </w:rPr>
+                    </w:pPr>
+                  </w:p>
+                </w:tc>
+                <w:tc>
+                  <w:tcPr>
+                    <w:tcW w:w="1350" w:type="dxa"/>
+                    <w:tcBorders>
+                      <w:top w:val="single" w:color="auto" w:sz="4" w:space="0"/>
+                      <w:left w:val="nil"/>
+                      <w:bottom w:val="nil"/>
+                      <w:right w:val="nil"/>
+                    </w:tcBorders>
+                  </w:tcPr>
+                  <w:p>
+                    <w:pPr>
+                      <w:pStyle w:val="Heading2"/>
+                      <w:spacing w:before="360" w:after="180"/>
+                      <w:rPr>
+                        <w:rFonts w:ascii="Aptos SemiBold" w:hAnsi="Aptos SemiBold"/>
+                        <w:color w:val="auto"/>
+                        <w:sz w:val="16"/>
+                        <w:szCs w:val="16"/>
+                      </w:rPr>
+                    </w:pPr>
+                  </w:p>
+                </w:tc>
+                <w:tc>
+                  <w:tcPr>
+                    <w:tcW w:w="1350" w:type="dxa"/>
+                    <w:tcBorders>
+                      <w:top w:val="single" w:color="auto" w:sz="4" w:space="0"/>
+                      <w:left w:val="nil"/>
+                      <w:bottom w:val="nil"/>
+                      <w:right w:val="nil"/>
+                    </w:tcBorders>
+                  </w:tcPr>
+                  <w:p>
+                    <w:pPr>
+                      <w:pStyle w:val="Heading2"/>
+                      <w:spacing w:before="360" w:after="180"/>
+                      <w:rPr>
+                        <w:rFonts w:ascii="Aptos SemiBold" w:hAnsi="Aptos SemiBold"/>
+                        <w:color w:val="auto"/>
+                        <w:sz w:val="16"/>
+                        <w:szCs w:val="16"/>
+                      </w:rPr>
+                    </w:pPr>
+                  </w:p>
+                </w:tc>
+                <w:tc>
+                  <w:tcPr>
+                    <w:tcW w:w="1472" w:type="dxa"/>
+                    <w:tcBorders>
+                      <w:top w:val="single" w:color="auto" w:sz="4" w:space="0"/>
+                      <w:left w:val="nil"/>
+                      <w:bottom w:val="nil"/>
+                      <w:right w:val="nil"/>
+                    </w:tcBorders>
+                  </w:tcPr>
+                  <w:p>
+                    <w:pPr>
+                      <w:pStyle w:val="Heading2"/>
+                      <w:spacing w:before="360" w:after="180"/>
+                      <w:rPr>
+                        <w:rFonts w:ascii="Aptos SemiBold" w:hAnsi="Aptos SemiBold"/>
+                        <w:color w:val="auto"/>
+                        <w:sz w:val="16"/>
+                        <w:szCs w:val="16"/>
+                      </w:rPr>
+                    </w:pPr>
+                  </w:p>
+                </w:tc>
+              </w:tr>
+              <w:sdt>
+                <w:sdtPr>
+                  <w:rPr>
+                    <w:rFonts w:cs="Segoe UI"/>
+                    <w:sz w:val="16"/>
+                    <w:szCs w:val="16"/>
+                    <w:lang w:val="da-DK" w:eastAsia="da-DK"/>
+                  </w:rPr>
+                  <w:alias w:val="#Nav: /Customer/Posted_Deferral_Header"/>
+                  <w:tag w:val="#Nav: Deferral_Summary_Sales/1701"/>
+                  <w:id w:val="-57026431"/>
+                  <w15:dataBinding w:prefixMappings="xmlns:ns0='urn:microsoft-dynamics-nav/reports/Deferral_Summary_Sales/1701/' " w:xpath="/ns0:NavWordReportXmlPart[1]/ns0:Customer[1]/ns0:Posted_Deferral_Header" w:storeItemID="{201F3364-08FE-4FBC-B2B1-E54F0C3AC9AC}"/>
+                  <w15:repeatingSection/>
+                </w:sdtPr>
+                <w:sdtContent>
+                  <w:sdt>
+                    <w:sdtPr>
+                      <w:rPr>
+                        <w:rFonts w:cs="Segoe UI"/>
+                        <w:sz w:val="16"/>
+                        <w:szCs w:val="16"/>
+                        <w:lang w:val="da-DK" w:eastAsia="da-DK"/>
+                      </w:rPr>
+                      <w:id w:val="-898980073"/>
+                      <w:placeholder>
+                        <w:docPart w:val="B4A78668A8B648BBA1728E855224F048"/>
+                      </w:placeholder>
+                      <w15:repeatingSectionItem/>
+                    </w:sdtPr>
+                    <w:sdtContent>
+                      <w:tr>
+                        <w:trPr>
+                          <w:trHeight w:val="418"/>
+                        </w:trPr>
+                        <w:sdt>
+                          <w:sdtPr>
+                            <w:rPr>
+                              <w:rFonts w:cs="Segoe UI"/>
+                              <w:sz w:val="16"/>
+                              <w:szCs w:val="16"/>
+                              <w:lang w:val="da-DK" w:eastAsia="da-DK"/>
+                            </w:rPr>
+                            <w:alias w:val="Hide Table Row If Empty"/>
+                            <w:tag w:val="#BC:HideTableRowIfEmpty"/>
+                            <w:id w:val="-289216686"/>
+                            <w:placeholder>
+                              <w:docPart w:val="A9ACE603E41942EEA9EF2B4C7E342820"/>
+                            </w:placeholder>
+                            <w15:color w:val="FFA500"/>
+                          </w:sdtPr>
+                          <w:sdtEndPr>
+                            <w:rPr>
+                              <w:lang w:val="en-AU" w:eastAsia="en-AU"/>
+                            </w:rPr>
+                          </w:sdtEndPr>
+                          <w:sdtContent>
+                            <w:sdt>
+                              <w:sdtPr>
+                                <w:rPr>
+                                  <w:rFonts w:cs="Segoe UI"/>
+                                  <w:sz w:val="16"/>
+                                  <w:szCs w:val="16"/>
+                                  <w:lang w:val="da-DK" w:eastAsia="da-DK"/>
+                                </w:rPr>
+                                <w:alias w:val="#Nav: /Customer/Posted_Deferral_Header/PostingDate"/>
+                                <w:tag w:val="#Nav: Deferral_Summary_Sales/1701"/>
+                                <w:id w:val="3862470"/>
+                                <w:placeholder>
+                                  <w:docPart w:val="493A420FE62A4886A9B177A284AA2243"/>
+                                </w:placeholder>
+                                <w:dataBinding w:prefixMappings="xmlns:ns0='urn:microsoft-dynamics-nav/reports/Deferral_Summary_Sales/1701/'" w:xpath="/ns0:NavWordReportXmlPart[1]/ns0:Customer[1]/ns0:Posted_Deferral_Header[1]/ns0:PostingDate[1]" w:storeItemID="{201F3364-08FE-4FBC-B2B1-E54F0C3AC9AC}"/>
+                                <w:text/>
+                              </w:sdtPr>
+                              <w:sdtEndPr>
+                                <w:rPr>
+                                  <w:lang w:val="en-AU" w:eastAsia="en-AU"/>
+                                </w:rPr>
+                              </w:sdtEndPr>
+                              <w:sdtContent>
+                                <w:tc>
+                                  <w:tcPr>
+                                    <w:tcW w:w="1200" w:type="dxa"/>
+                                    <w:tcBorders>
+                                      <w:top w:val="nil"/>
+                                      <w:left w:val="nil"/>
+                                      <w:bottom w:val="single" w:color="F5F6F8" w:sz="4" w:space="0"/>
+                                      <w:right w:val="nil"/>
+                                    </w:tcBorders>
+                                    <w:vAlign w:val="center"/>
+                                  </w:tcPr>
+                                  <w:p>
+                                    <w:pPr>
+                                      <w:rPr>
+                                        <w:rFonts w:cs="Segoe UI"/>
+                                        <w:sz w:val="16"/>
+                                        <w:szCs w:val="16"/>
+                                      </w:rPr>
+                                    </w:pPr>
+                                    <w:proofErr w:type="spellStart"/>
+                                    <w:r>
+                                      <w:rPr>
+                                        <w:rFonts w:cs="Segoe UI"/>
+                                        <w:sz w:val="16"/>
+                                        <w:szCs w:val="16"/>
+                                      </w:rPr>
+                                      <w:t>PostingDate</w:t>
+                                    </w:r>
+                                    <w:proofErr w:type="spellEnd"/>
+                                  </w:p>
+                                </w:tc>
+                              </w:sdtContent>
+                            </w:sdt>
+                          </w:sdtContent>
+                        </w:sdt>
+                        <w:tc>
+                          <w:tcPr>
+                            <w:tcW w:w="1320" w:type="dxa"/>
+                            <w:gridSpan w:val="2"/>
+                            <w:tcBorders>
+                              <w:top w:val="nil"/>
+                              <w:left w:val="nil"/>
+                              <w:bottom w:val="single" w:color="F5F6F8" w:sz="4" w:space="0"/>
+                              <w:right w:val="nil"/>
+                            </w:tcBorders>
+                            <w:vAlign w:val="center"/>
+                          </w:tcPr>
+                          <w:p>
+                            <w:pPr>
+                              <w:spacing w:before="180" w:after="150"/>
+                              <w:rPr>
+                                <w:rFonts w:cs="Segoe UI"/>
+                                <w:sz w:val="16"/>
+                                <w:szCs w:val="16"/>
+                              </w:rPr>
+                            </w:pPr>
+                            <w:sdt>
+                              <w:sdtPr>
+                                <w:rPr>
+                                  <w:rFonts w:cs="Segoe UI"/>
+                                  <w:sz w:val="16"/>
+                                  <w:szCs w:val="16"/>
+                                </w:rPr>
+                                <w:alias w:val="#Nav: /Customer/Posted_Deferral_Header/Document_No"/>
+                                <w:tag w:val="#Nav: Deferral_Summary_Sales/1701"/>
+                                <w:id w:val="-1641492630"/>
+                                <w:placeholder>
+                                  <w:docPart w:val="493A420FE62A4886A9B177A284AA2243"/>
+                                </w:placeholder>
+                                <w:dataBinding w:prefixMappings="xmlns:ns0='urn:microsoft-dynamics-nav/reports/Deferral_Summary_Sales/1701/'" w:xpath="/ns0:NavWordReportXmlPart[1]/ns0:Customer[1]/ns0:Posted_Deferral_Header[1]/ns0:Document_No[1]" w:storeItemID="{201F3364-08FE-4FBC-B2B1-E54F0C3AC9AC}"/>
+                                <w:text/>
+                              </w:sdtPr>
+                              <w:sdtContent>
+                                <w:proofErr w:type="spellStart"/>
+                                <w:r>
+                                  <w:rPr>
+                                    <w:rFonts w:cs="Segoe UI"/>
+                                    <w:sz w:val="16"/>
+                                    <w:szCs w:val="16"/>
+                                  </w:rPr>
+                                  <w:t>Document_No</w:t>
+                                </w:r>
+                                <w:proofErr w:type="spellEnd"/>
+                              </w:sdtContent>
+                            </w:sdt>
+                          </w:p>
+                        </w:tc>
+                        <w:sdt>
+                          <w:sdtPr>
+                            <w:rPr>
+                              <w:rFonts w:cs="Segoe UI"/>
+                              <w:sz w:val="16"/>
+                              <w:szCs w:val="16"/>
+                            </w:rPr>
+                            <w:alias w:val="#Nav: /Customer/Posted_Deferral_Header/DocumentTypeString"/>
+                            <w:tag w:val="#Nav: Deferral_Summary_Sales/1701"/>
+                            <w:id w:val="-474673489"/>
+                            <w:placeholder>
+                              <w:docPart w:val="493A420FE62A4886A9B177A284AA2243"/>
+                            </w:placeholder>
+                            <w:dataBinding w:prefixMappings="xmlns:ns0='urn:microsoft-dynamics-nav/reports/Deferral_Summary_Sales/1701/'" w:xpath="/ns0:NavWordReportXmlPart[1]/ns0:Customer[1]/ns0:Posted_Deferral_Header[1]/ns0:DocumentTypeString[1]" w:storeItemID="{201F3364-08FE-4FBC-B2B1-E54F0C3AC9AC}"/>
+                            <w:text/>
+                          </w:sdtPr>
+                          <w:sdtContent>
+                            <w:tc>
+                              <w:tcPr>
+                                <w:tcW w:w="1530" w:type="dxa"/>
+                                <w:tcBorders>
+                                  <w:top w:val="nil"/>
+                                  <w:left w:val="nil"/>
+                                  <w:bottom w:val="single" w:color="F5F6F8" w:sz="4" w:space="0"/>
+                                  <w:right w:val="nil"/>
+                                </w:tcBorders>
+                                <w:vAlign w:val="center"/>
+                              </w:tcPr>
+                              <w:p>
+                                <w:pPr>
+                                  <w:rPr>
+                                    <w:rFonts w:cs="Segoe UI"/>
+                                    <w:sz w:val="16"/>
+                                    <w:szCs w:val="16"/>
+                                  </w:rPr>
+                                </w:pPr>
+                                <w:proofErr w:type="spellStart"/>
+                                <w:r>
+                                  <w:rPr>
+                                    <w:rFonts w:cs="Segoe UI"/>
+                                    <w:sz w:val="16"/>
+                                    <w:szCs w:val="16"/>
+                                  </w:rPr>
+                                  <w:t>DocumentTypeString</w:t>
+                                </w:r>
+                                <w:proofErr w:type="spellEnd"/>
+                              </w:p>
+                            </w:tc>
+                          </w:sdtContent>
+                        </w:sdt>
+                        <w:sdt>
+                          <w:sdtPr>
+                            <w:rPr>
+                              <w:rFonts w:cs="Segoe UI"/>
+                              <w:sz w:val="16"/>
+                              <w:szCs w:val="16"/>
+                            </w:rPr>
+                            <w:alias w:val="#Nav: /Customer/Posted_Deferral_Header/LineType"/>
+                            <w:tag w:val="#Nav: Deferral_Summary_Sales/1701"/>
+                            <w:id w:val="-152379261"/>
+                            <w:placeholder>
+                              <w:docPart w:val="493A420FE62A4886A9B177A284AA2243"/>
+                            </w:placeholder>
+                            <w:dataBinding w:prefixMappings="xmlns:ns0='urn:microsoft-dynamics-nav/reports/Deferral_Summary_Sales/1701/'" w:xpath="/ns0:NavWordReportXmlPart[1]/ns0:Customer[1]/ns0:Posted_Deferral_Header[1]/ns0:LineType[1]" w:storeItemID="{201F3364-08FE-4FBC-B2B1-E54F0C3AC9AC}"/>
+                            <w:text/>
+                          </w:sdtPr>
+                          <w:sdtContent>
+                            <w:tc>
+                              <w:tcPr>
+                                <w:tcW w:w="1170" w:type="dxa"/>
+                                <w:tcBorders>
+                                  <w:top w:val="nil"/>
+                                  <w:left w:val="nil"/>
+                                  <w:bottom w:val="single" w:color="F5F6F8" w:sz="4" w:space="0"/>
+                                  <w:right w:val="nil"/>
+                                </w:tcBorders>
+                                <w:vAlign w:val="center"/>
+                              </w:tcPr>
+                              <w:p>
+                                <w:pPr>
+                                  <w:rPr>
+                                    <w:rFonts w:cs="Segoe UI"/>
+                                    <w:sz w:val="16"/>
+                                    <w:szCs w:val="16"/>
+                                  </w:rPr>
+                                </w:pPr>
+                                <w:proofErr w:type="spellStart"/>
+                                <w:r>
+                                  <w:rPr>
+                                    <w:rFonts w:cs="Segoe UI"/>
+                                    <w:sz w:val="16"/>
+                                    <w:szCs w:val="16"/>
+                                  </w:rPr>
+                                  <w:t>LineType</w:t>
+                                </w:r>
+                                <w:proofErr w:type="spellEnd"/>
+                              </w:p>
+                            </w:tc>
+                          </w:sdtContent>
+                        </w:sdt>
+                        <w:sdt>
+                          <w:sdtPr>
+                            <w:rPr>
+                              <w:rFonts w:cs="Segoe UI"/>
+                              <w:sz w:val="16"/>
+                              <w:szCs w:val="16"/>
+                            </w:rPr>
+                            <w:alias w:val="#Nav: /Customer/Posted_Deferral_Header/LineDescription"/>
+                            <w:tag w:val="#Nav: Deferral_Summary_Sales/1701"/>
+                            <w:id w:val="-1581524806"/>
+                            <w:placeholder>
+                              <w:docPart w:val="493A420FE62A4886A9B177A284AA2243"/>
+                            </w:placeholder>
+                            <w:dataBinding w:prefixMappings="xmlns:ns0='urn:microsoft-dynamics-nav/reports/Deferral_Summary_Sales/1701/'" w:xpath="/ns0:NavWordReportXmlPart[1]/ns0:Customer[1]/ns0:Posted_Deferral_Header[1]/ns0:LineDescription[1]" w:storeItemID="{201F3364-08FE-4FBC-B2B1-E54F0C3AC9AC}"/>
+                            <w:text/>
+                          </w:sdtPr>
+                          <w:sdtContent>
+                            <w:tc>
+                              <w:tcPr>
+                                <w:tcW w:w="2160" w:type="dxa"/>
+                                <w:tcBorders>
+                                  <w:top w:val="nil"/>
+                                  <w:left w:val="nil"/>
+                                  <w:bottom w:val="single" w:color="F5F6F8" w:sz="4" w:space="0"/>
+                                  <w:right w:val="nil"/>
+                                </w:tcBorders>
+                                <w:vAlign w:val="center"/>
+                              </w:tcPr>
+                              <w:p>
+                                <w:pPr>
+                                  <w:rPr>
+                                    <w:rFonts w:cs="Segoe UI"/>
+                                    <w:sz w:val="16"/>
+                                    <w:szCs w:val="16"/>
+                                  </w:rPr>
+                                </w:pPr>
+                                <w:proofErr w:type="spellStart"/>
+                                <w:r>
+                                  <w:rPr>
+                                    <w:rFonts w:cs="Segoe UI"/>
+                                    <w:sz w:val="16"/>
+                                    <w:szCs w:val="16"/>
+                                  </w:rPr>
+                                  <w:t>LineDescription</w:t>
+                                </w:r>
+                                <w:proofErr w:type="spellEnd"/>
+                              </w:p>
+                            </w:tc>
+                          </w:sdtContent>
+                        </w:sdt>
+                        <w:sdt>
+                          <w:sdtPr>
+                            <w:rPr>
+                              <w:rFonts w:cs="Segoe UI"/>
+                              <w:sz w:val="16"/>
+                              <w:szCs w:val="16"/>
+                            </w:rPr>
+                            <w:alias w:val="#Nav: /Customer/Posted_Deferral_Header/DeferralAccount"/>
+                            <w:tag w:val="#Nav: Deferral_Summary_Sales/1701"/>
+                            <w:id w:val="-936597665"/>
+                            <w:placeholder>
+                              <w:docPart w:val="493A420FE62A4886A9B177A284AA2243"/>
+                            </w:placeholder>
+                            <w:dataBinding w:prefixMappings="xmlns:ns0='urn:microsoft-dynamics-nav/reports/Deferral_Summary_Sales/1701/'" w:xpath="/ns0:NavWordReportXmlPart[1]/ns0:Customer[1]/ns0:Posted_Deferral_Header[1]/ns0:DeferralAccount[1]" w:storeItemID="{201F3364-08FE-4FBC-B2B1-E54F0C3AC9AC}"/>
+                            <w:text/>
+                          </w:sdtPr>
+                          <w:sdtContent>
+                            <w:tc>
+                              <w:tcPr>
+                                <w:tcW w:w="1620" w:type="dxa"/>
+                                <w:tcBorders>
+                                  <w:top w:val="nil"/>
+                                  <w:left w:val="nil"/>
+                                  <w:bottom w:val="single" w:color="F5F6F8" w:sz="4" w:space="0"/>
+                                  <w:right w:val="nil"/>
+                                </w:tcBorders>
+                                <w:vAlign w:val="center"/>
+                              </w:tcPr>
+                              <w:p>
+                                <w:pPr>
+                                  <w:rPr>
+                                    <w:rFonts w:cs="Segoe UI"/>
+                                    <w:sz w:val="16"/>
+                                    <w:szCs w:val="16"/>
+                                  </w:rPr>
+                                </w:pPr>
+                                <w:proofErr w:type="spellStart"/>
+                                <w:r>
+                                  <w:rPr>
+                                    <w:rFonts w:cs="Segoe UI"/>
+                                    <w:sz w:val="16"/>
+                                    <w:szCs w:val="16"/>
+                                  </w:rPr>
+                                  <w:t>DeferralAccount</w:t>
+                                </w:r>
+                                <w:proofErr w:type="spellEnd"/>
+                              </w:p>
+                            </w:tc>
+                          </w:sdtContent>
+                        </w:sdt>
+                        <w:sdt>
+                          <w:sdtPr>
+                            <w:rPr>
+                              <w:rFonts w:cs="Segoe UI"/>
+                              <w:sz w:val="16"/>
+                              <w:szCs w:val="16"/>
+                            </w:rPr>
+                            <w:alias w:val="#Nav: /Customer/Posted_Deferral_Header/DeferralStartDate"/>
+                            <w:tag w:val="#Nav: Deferral_Summary_Sales/1701"/>
+                            <w:id w:val="1087120070"/>
+                            <w:placeholder>
+                              <w:docPart w:val="493A420FE62A4886A9B177A284AA2243"/>
+                            </w:placeholder>
+                            <w:dataBinding w:prefixMappings="xmlns:ns0='urn:microsoft-dynamics-nav/reports/Deferral_Summary_Sales/1701/'" w:xpath="/ns0:NavWordReportXmlPart[1]/ns0:Customer[1]/ns0:Posted_Deferral_Header[1]/ns0:DeferralStartDate[1]" w:storeItemID="{201F3364-08FE-4FBC-B2B1-E54F0C3AC9AC}"/>
+                            <w:text/>
+                          </w:sdtPr>
+                          <w:sdtContent>
+                            <w:tc>
+                              <w:tcPr>
+                                <w:tcW w:w="1260" w:type="dxa"/>
+                                <w:tcBorders>
+                                  <w:top w:val="nil"/>
+                                  <w:left w:val="nil"/>
+                                  <w:bottom w:val="single" w:color="F5F6F8" w:sz="4" w:space="0"/>
+                                  <w:right w:val="nil"/>
+                                </w:tcBorders>
+                                <w:vAlign w:val="center"/>
+                              </w:tcPr>
+                              <w:p>
+                                <w:pPr>
+                                  <w:jc w:val="right"/>
+                                  <w:rPr>
+                                    <w:rFonts w:cs="Segoe UI"/>
+                                    <w:sz w:val="16"/>
+                                    <w:szCs w:val="16"/>
+                                  </w:rPr>
+                                </w:pPr>
+                                <w:proofErr w:type="spellStart"/>
+                                <w:r>
+                                  <w:rPr>
+                                    <w:rFonts w:cs="Segoe UI"/>
+                                    <w:sz w:val="16"/>
+                                    <w:szCs w:val="16"/>
+                                  </w:rPr>
+                                  <w:t>DeferralStartDate</w:t>
+                                </w:r>
+                                <w:proofErr w:type="spellEnd"/>
+                              </w:p>
+                            </w:tc>
+                          </w:sdtContent>
+                        </w:sdt>
+                        <w:sdt>
+                          <w:sdtPr>
+                            <w:rPr>
+                              <w:rFonts w:cs="Segoe UI"/>
+                              <w:sz w:val="16"/>
+                              <w:szCs w:val="16"/>
+                            </w:rPr>
+                            <w:alias w:val="#Nav: /Customer/Posted_Deferral_Header/NumOfPeriods"/>
+                            <w:tag w:val="#Nav: Deferral_Summary_Sales/1701"/>
+                            <w:id w:val="-2035958011"/>
+                            <w:placeholder>
+                              <w:docPart w:val="493A420FE62A4886A9B177A284AA2243"/>
+                            </w:placeholder>
+                            <w:dataBinding w:prefixMappings="xmlns:ns0='urn:microsoft-dynamics-nav/reports/Deferral_Summary_Sales/1701/'" w:xpath="/ns0:NavWordReportXmlPart[1]/ns0:Customer[1]/ns0:Posted_Deferral_Header[1]/ns0:NumOfPeriods[1]" w:storeItemID="{201F3364-08FE-4FBC-B2B1-E54F0C3AC9AC}"/>
+                            <w:text/>
+                          </w:sdtPr>
+                          <w:sdtContent>
+                            <w:tc>
+                              <w:tcPr>
+                                <w:tcW w:w="990" w:type="dxa"/>
+                                <w:tcBorders>
+                                  <w:top w:val="nil"/>
+                                  <w:left w:val="nil"/>
+                                  <w:bottom w:val="single" w:color="F5F6F8" w:sz="4" w:space="0"/>
+                                  <w:right w:val="nil"/>
+                                </w:tcBorders>
+                                <w:vAlign w:val="center"/>
+                              </w:tcPr>
+                              <w:p>
+                                <w:pPr>
+                                  <w:jc w:val="right"/>
+                                  <w:rPr>
+                                    <w:rFonts w:cs="Segoe UI"/>
+                                    <w:sz w:val="16"/>
+                                    <w:szCs w:val="16"/>
+                                  </w:rPr>
+                                </w:pPr>
+                                <w:proofErr w:type="spellStart"/>
+                                <w:r>
+                                  <w:rPr>
+                                    <w:rFonts w:cs="Segoe UI"/>
+                                    <w:sz w:val="16"/>
+                                    <w:szCs w:val="16"/>
+                                  </w:rPr>
+                                  <w:t>NumOfPeriods</w:t>
+                                </w:r>
+                                <w:proofErr w:type="spellEnd"/>
+                              </w:p>
+                            </w:tc>
+                          </w:sdtContent>
+                        </w:sdt>
+                        <w:sdt>
+                          <w:sdtPr>
+                            <w:rPr>
+                              <w:rFonts w:cs="Segoe UI"/>
+                              <w:sz w:val="16"/>
+                              <w:szCs w:val="16"/>
+                            </w:rPr>
+                            <w:alias w:val="#Nav: /Customer/Posted_Deferral_Header/AmtRecognized"/>
+                            <w:tag w:val="#Nav: Deferral_Summary_Sales/1701"/>
+                            <w:id w:val="-901285879"/>
+                            <w:placeholder>
+                              <w:docPart w:val="493A420FE62A4886A9B177A284AA2243"/>
+                            </w:placeholder>
+                            <w:dataBinding w:prefixMappings="xmlns:ns0='urn:microsoft-dynamics-nav/reports/Deferral_Summary_Sales/1701/'" w:xpath="/ns0:NavWordReportXmlPart[1]/ns0:Customer[1]/ns0:Posted_Deferral_Header[1]/ns0:AmtRecognized[1]" w:storeItemID="{201F3364-08FE-4FBC-B2B1-E54F0C3AC9AC}"/>
+                            <w:text/>
+                          </w:sdtPr>
+                          <w:sdtContent>
+                            <w:tc>
+                              <w:tcPr>
+                                <w:tcW w:w="1350" w:type="dxa"/>
+                                <w:tcBorders>
+                                  <w:top w:val="nil"/>
+                                  <w:left w:val="nil"/>
+                                  <w:bottom w:val="single" w:color="F5F6F8" w:sz="4" w:space="0"/>
+                                  <w:right w:val="nil"/>
+                                </w:tcBorders>
+                                <w:vAlign w:val="center"/>
+                              </w:tcPr>
+                              <w:p>
+                                <w:pPr>
+                                  <w:jc w:val="right"/>
+                                  <w:rPr>
+                                    <w:rFonts w:cs="Segoe UI"/>
+                                    <w:sz w:val="16"/>
+                                    <w:szCs w:val="16"/>
+                                  </w:rPr>
+                                </w:pPr>
+                                <w:proofErr w:type="spellStart"/>
+                                <w:r>
+                                  <w:rPr>
+                                    <w:rFonts w:cs="Segoe UI"/>
+                                    <w:sz w:val="16"/>
+                                    <w:szCs w:val="16"/>
+                                  </w:rPr>
+                                  <w:t>AmtRecognized</w:t>
+                                </w:r>
+                                <w:proofErr w:type="spellEnd"/>
+                              </w:p>
+                            </w:tc>
+                          </w:sdtContent>
+                        </w:sdt>
+                        <w:sdt>
+                          <w:sdtPr>
+                            <w:rPr>
+                              <w:rFonts w:cs="Segoe UI"/>
+                              <w:sz w:val="16"/>
+                              <w:szCs w:val="16"/>
+                            </w:rPr>
+                            <w:alias w:val="#Nav: /Customer/Posted_Deferral_Header/RemainingAmtDeferred"/>
+                            <w:tag w:val="#Nav: Deferral_Summary_Sales/1701"/>
+                            <w:id w:val="-177284329"/>
+                            <w:placeholder>
+                              <w:docPart w:val="493A420FE62A4886A9B177A284AA2243"/>
+                            </w:placeholder>
+                            <w:dataBinding w:prefixMappings="xmlns:ns0='urn:microsoft-dynamics-nav/reports/Deferral_Summary_Sales/1701/'" w:xpath="/ns0:NavWordReportXmlPart[1]/ns0:Customer[1]/ns0:Posted_Deferral_Header[1]/ns0:RemainingAmtDeferred[1]" w:storeItemID="{201F3364-08FE-4FBC-B2B1-E54F0C3AC9AC}"/>
+                            <w:text/>
+                          </w:sdtPr>
+                          <w:sdtContent>
+                            <w:tc>
+                              <w:tcPr>
+                                <w:tcW w:w="1350" w:type="dxa"/>
+                                <w:tcBorders>
+                                  <w:top w:val="nil"/>
+                                  <w:left w:val="nil"/>
+                                  <w:bottom w:val="single" w:color="F5F6F8" w:sz="4" w:space="0"/>
+                                  <w:right w:val="nil"/>
+                                </w:tcBorders>
+                                <w:vAlign w:val="center"/>
+                              </w:tcPr>
+                              <w:p>
+                                <w:pPr>
+                                  <w:jc w:val="right"/>
+                                  <w:rPr>
+                                    <w:rFonts w:cs="Segoe UI"/>
+                                    <w:sz w:val="16"/>
+                                    <w:szCs w:val="16"/>
+                                  </w:rPr>
+                                </w:pPr>
+                                <w:proofErr w:type="spellStart"/>
+                                <w:r>
+                                  <w:rPr>
+                                    <w:rFonts w:cs="Segoe UI"/>
+                                    <w:sz w:val="16"/>
+                                    <w:szCs w:val="16"/>
+                                  </w:rPr>
+                                  <w:t>RemainingAmtDeferred</w:t>
+                                </w:r>
+                                <w:proofErr w:type="spellEnd"/>
+                              </w:p>
+                            </w:tc>
+                          </w:sdtContent>
+                        </w:sdt>
+                        <w:sdt>
+                          <w:sdtPr>
+                            <w:rPr>
+                              <w:rFonts w:cs="Segoe UI"/>
+                              <w:sz w:val="16"/>
+                              <w:szCs w:val="16"/>
+                            </w:rPr>
+                            <w:alias w:val="#Nav: /Customer/Posted_Deferral_Header/TotalAmtDeferred"/>
+                            <w:tag w:val="#Nav: Deferral_Summary_Sales/1701"/>
+                            <w:id w:val="-1071954909"/>
+                            <w:placeholder>
+                              <w:docPart w:val="493A420FE62A4886A9B177A284AA2243"/>
+                            </w:placeholder>
+                            <w:dataBinding w:prefixMappings="xmlns:ns0='urn:microsoft-dynamics-nav/reports/Deferral_Summary_Sales/1701/'" w:xpath="/ns0:NavWordReportXmlPart[1]/ns0:Customer[1]/ns0:Posted_Deferral_Header[1]/ns0:TotalAmtDeferred[1]" w:storeItemID="{201F3364-08FE-4FBC-B2B1-E54F0C3AC9AC}"/>
+                            <w:text/>
+                          </w:sdtPr>
+                          <w:sdtContent>
+                            <w:tc>
+                              <w:tcPr>
+                                <w:tcW w:w="1472" w:type="dxa"/>
+                                <w:tcBorders>
+                                  <w:top w:val="nil"/>
+                                  <w:left w:val="nil"/>
+                                  <w:bottom w:val="single" w:color="F5F6F8" w:sz="4" w:space="0"/>
+                                  <w:right w:val="nil"/>
+                                </w:tcBorders>
+                                <w:vAlign w:val="center"/>
+                              </w:tcPr>
+                              <w:p>
+                                <w:pPr>
+                                  <w:jc w:val="right"/>
+                                  <w:rPr>
+                                    <w:rFonts w:cs="Segoe UI"/>
+                                    <w:sz w:val="16"/>
+                                    <w:szCs w:val="16"/>
+                                  </w:rPr>
+                                </w:pPr>
+                                <w:proofErr w:type="spellStart"/>
+                                <w:r>
+                                  <w:rPr>
+                                    <w:rFonts w:cs="Segoe UI"/>
+                                    <w:sz w:val="16"/>
+                                    <w:szCs w:val="16"/>
+                                  </w:rPr>
+                                  <w:t>TotalAmtDeferred</w:t>
+                                </w:r>
+                                <w:proofErr w:type="spellEnd"/>
+                              </w:p>
+                            </w:tc>
+                          </w:sdtContent>
+                        </w:sdt>
+                      </w:tr>
+                    </w:sdtContent>
+                  </w:sdt>
+                </w:sdtContent>
+              </w:sdt>
+              <w:tr>
+                <w:trPr>
+                  <w:trHeight w:val="216"/>
+                </w:trPr>
+                <w:tc>
+                  <w:tcPr>
+                    <w:tcW w:w="1200" w:type="dxa"/>
+                    <w:tcBorders>
+                      <w:top w:val="single" w:color="F5F6F8" w:sz="4" w:space="0"/>
+                      <w:left w:val="nil"/>
+                      <w:bottom w:val="single" w:color="auto" w:sz="4" w:space="0"/>
+                      <w:right w:val="nil"/>
+                    </w:tcBorders>
+                  </w:tcPr>
+                  <w:p>
+                    <w:pPr>
+                      <w:rPr>
+                        <w:rFonts w:ascii="Segoe UI" w:hAnsi="Segoe UI" w:cs="Segoe UI"/>
+                        <w:sz w:val="16"/>
+                        <w:szCs w:val="16"/>
+                      </w:rPr>
+                    </w:pPr>
+                  </w:p>
+                </w:tc>
+                <w:tc>
+                  <w:tcPr>
+                    <w:tcW w:w="1320" w:type="dxa"/>
+                    <w:gridSpan w:val="2"/>
+                    <w:tcBorders>
+                      <w:top w:val="single" w:color="F5F6F8" w:sz="4" w:space="0"/>
+                      <w:left w:val="nil"/>
+                      <w:bottom w:val="single" w:color="auto" w:sz="4" w:space="0"/>
+                      <w:right w:val="nil"/>
+                    </w:tcBorders>
+                  </w:tcPr>
+                  <w:p>
+                    <w:pPr>
+                      <w:rPr>
+                        <w:rFonts w:ascii="Segoe UI" w:hAnsi="Segoe UI" w:cs="Segoe UI"/>
+                        <w:sz w:val="16"/>
+                        <w:szCs w:val="16"/>
+                      </w:rPr>
+                    </w:pPr>
+                  </w:p>
+                </w:tc>
+                <w:tc>
+                  <w:tcPr>
+                    <w:tcW w:w="1530" w:type="dxa"/>
+                    <w:tcBorders>
+                      <w:top w:val="single" w:color="F5F6F8" w:sz="4" w:space="0"/>
+                      <w:left w:val="nil"/>
+                      <w:bottom w:val="single" w:color="auto" w:sz="4" w:space="0"/>
+                      <w:right w:val="nil"/>
+                    </w:tcBorders>
+                  </w:tcPr>
+                  <w:p>
+                    <w:pPr>
+                      <w:rPr>
+                        <w:rFonts w:ascii="Segoe UI" w:hAnsi="Segoe UI" w:cs="Segoe UI"/>
+                        <w:sz w:val="16"/>
+                        <w:szCs w:val="16"/>
+                      </w:rPr>
+                    </w:pPr>
+                  </w:p>
+                </w:tc>
+                <w:tc>
+                  <w:tcPr>
+                    <w:tcW w:w="1170" w:type="dxa"/>
+                    <w:tcBorders>
+                      <w:top w:val="single" w:color="F5F6F8" w:sz="4" w:space="0"/>
+                      <w:left w:val="nil"/>
+                      <w:bottom w:val="single" w:color="auto" w:sz="4" w:space="0"/>
+                      <w:right w:val="nil"/>
+                    </w:tcBorders>
+                  </w:tcPr>
+                  <w:p>
+                    <w:pPr>
+                      <w:rPr>
+                        <w:rFonts w:ascii="Segoe UI" w:hAnsi="Segoe UI" w:cs="Segoe UI"/>
+                        <w:sz w:val="16"/>
+                        <w:szCs w:val="16"/>
+                      </w:rPr>
+                    </w:pPr>
+                  </w:p>
+                </w:tc>
+                <w:tc>
+                  <w:tcPr>
+                    <w:tcW w:w="2160" w:type="dxa"/>
+                    <w:tcBorders>
+                      <w:top w:val="single" w:color="F5F6F8" w:sz="4" w:space="0"/>
+                      <w:left w:val="nil"/>
+                      <w:bottom w:val="single" w:color="auto" w:sz="4" w:space="0"/>
+                      <w:right w:val="nil"/>
+                    </w:tcBorders>
+                  </w:tcPr>
+                  <w:p>
+                    <w:pPr>
+                      <w:rPr>
+                        <w:rFonts w:ascii="Segoe UI" w:hAnsi="Segoe UI" w:cs="Segoe UI"/>
+                        <w:sz w:val="16"/>
+                        <w:szCs w:val="16"/>
+                      </w:rPr>
+                    </w:pPr>
+                  </w:p>
+                </w:tc>
+                <w:tc>
+                  <w:tcPr>
+                    <w:tcW w:w="1620" w:type="dxa"/>
+                    <w:tcBorders>
+                      <w:top w:val="single" w:color="F5F6F8" w:sz="4" w:space="0"/>
+                      <w:left w:val="nil"/>
+                      <w:bottom w:val="single" w:color="auto" w:sz="4" w:space="0"/>
+                      <w:right w:val="nil"/>
+                    </w:tcBorders>
+                  </w:tcPr>
+                  <w:p>
+                    <w:pPr>
+                      <w:rPr>
+                        <w:rFonts w:ascii="Segoe UI" w:hAnsi="Segoe UI" w:cs="Segoe UI"/>
+                        <w:sz w:val="16"/>
+                        <w:szCs w:val="16"/>
+                      </w:rPr>
+                    </w:pPr>
+                  </w:p>
+                </w:tc>
+                <w:tc>
+                  <w:tcPr>
+                    <w:tcW w:w="1260" w:type="dxa"/>
+                    <w:tcBorders>
+                      <w:top w:val="single" w:color="F5F6F8" w:sz="4" w:space="0"/>
+                      <w:left w:val="nil"/>
+                      <w:bottom w:val="single" w:color="auto" w:sz="4" w:space="0"/>
+                      <w:right w:val="nil"/>
+                    </w:tcBorders>
+                  </w:tcPr>
+                  <w:p>
+                    <w:pPr>
+                      <w:jc w:val="right"/>
+                      <w:rPr>
+                        <w:rFonts w:ascii="Segoe UI" w:hAnsi="Segoe UI" w:cs="Segoe UI"/>
+                        <w:sz w:val="16"/>
+                        <w:szCs w:val="16"/>
+                      </w:rPr>
+                    </w:pPr>
+                  </w:p>
+                </w:tc>
+                <w:tc>
+                  <w:tcPr>
+                    <w:tcW w:w="990" w:type="dxa"/>
+                    <w:tcBorders>
+                      <w:top w:val="single" w:color="F5F6F8" w:sz="4" w:space="0"/>
+                      <w:left w:val="nil"/>
+                      <w:bottom w:val="single" w:color="auto" w:sz="4" w:space="0"/>
+                      <w:right w:val="nil"/>
+                    </w:tcBorders>
+                  </w:tcPr>
+                  <w:p>
+                    <w:pPr>
+                      <w:jc w:val="right"/>
+                      <w:rPr>
+                        <w:rFonts w:ascii="Segoe UI" w:hAnsi="Segoe UI" w:cs="Segoe UI"/>
+                        <w:sz w:val="16"/>
+                        <w:szCs w:val="16"/>
+                      </w:rPr>
+                    </w:pPr>
+                  </w:p>
+                </w:tc>
+                <w:tc>
+                  <w:tcPr>
+                    <w:tcW w:w="1350" w:type="dxa"/>
+                    <w:tcBorders>
+                      <w:top w:val="single" w:color="F5F6F8" w:sz="4" w:space="0"/>
+                      <w:left w:val="nil"/>
+                      <w:bottom w:val="single" w:color="auto" w:sz="4" w:space="0"/>
+                      <w:right w:val="nil"/>
+                    </w:tcBorders>
+                  </w:tcPr>
+                  <w:p>
+                    <w:pPr>
+                      <w:jc w:val="right"/>
+                      <w:rPr>
+                        <w:rFonts w:ascii="Segoe UI" w:hAnsi="Segoe UI" w:cs="Segoe UI"/>
+                        <w:sz w:val="16"/>
+                        <w:szCs w:val="16"/>
+                      </w:rPr>
+                    </w:pPr>
+                  </w:p>
+                </w:tc>
+                <w:tc>
+                  <w:tcPr>
+                    <w:tcW w:w="1350" w:type="dxa"/>
+                    <w:tcBorders>
+                      <w:top w:val="single" w:color="F5F6F8" w:sz="4" w:space="0"/>
+                      <w:left w:val="nil"/>
+                      <w:bottom w:val="single" w:color="auto" w:sz="4" w:space="0"/>
+                      <w:right w:val="nil"/>
+                    </w:tcBorders>
+                  </w:tcPr>
+                  <w:p>
+                    <w:pPr>
+                      <w:jc w:val="right"/>
+                      <w:rPr>
+                        <w:rFonts w:ascii="Segoe UI" w:hAnsi="Segoe UI" w:cs="Segoe UI"/>
+                        <w:sz w:val="16"/>
+                        <w:szCs w:val="16"/>
+                      </w:rPr>
+                    </w:pPr>
+                  </w:p>
+                </w:tc>
+                <w:tc>
+                  <w:tcPr>
+                    <w:tcW w:w="1472" w:type="dxa"/>
+                    <w:tcBorders>
+                      <w:top w:val="single" w:color="F5F6F8" w:sz="4" w:space="0"/>
+                      <w:left w:val="nil"/>
+                      <w:bottom w:val="single" w:color="auto" w:sz="4" w:space="0"/>
+                      <w:right w:val="nil"/>
+                    </w:tcBorders>
+                  </w:tcPr>
+                  <w:p>
+                    <w:pPr>
+                      <w:jc w:val="right"/>
+                      <w:rPr>
+                        <w:rFonts w:ascii="Segoe UI" w:hAnsi="Segoe UI" w:cs="Segoe UI"/>
+                        <w:sz w:val="16"/>
+                        <w:szCs w:val="16"/>
+                      </w:rPr>
+                    </w:pPr>
+                  </w:p>
+                </w:tc>
+              </w:tr>
+              <w:tr>
+                <w:trPr>
+                  <w:trHeight w:val="418"/>
+                </w:trPr>
+                <w:tc>
+                  <w:tcPr>
+                    <w:tcW w:w="1200" w:type="dxa"/>
+                    <w:tcBorders>
+                      <w:top w:val="single" w:color="auto" w:sz="4" w:space="0"/>
+                      <w:left w:val="nil"/>
+                      <w:bottom w:val="single" w:color="auto" w:sz="8" w:space="0"/>
+                      <w:right w:val="nil"/>
+                    </w:tcBorders>
+                  </w:tcPr>
+                  <w:p>
+                    <w:pPr>
+                      <w:pStyle w:val="Heading2"/>
+                      <w:spacing w:before="120" w:after="120"/>
+                      <w:rPr>
+                        <w:rFonts w:ascii="Aptos SemiBold" w:hAnsi="Aptos SemiBold"/>
+                        <w:color w:val="auto"/>
+                        <w:sz w:val="16"/>
+                        <w:szCs w:val="16"/>
+                      </w:rPr>
+                    </w:pPr>
+                  </w:p>
+                </w:tc>
+                <w:tc>
+                  <w:tcPr>
+                    <w:tcW w:w="1320" w:type="dxa"/>
+                    <w:gridSpan w:val="2"/>
+                    <w:tcBorders>
+                      <w:top w:val="single" w:color="auto" w:sz="4" w:space="0"/>
+                      <w:left w:val="nil"/>
+                      <w:bottom w:val="single" w:color="auto" w:sz="8" w:space="0"/>
+                      <w:right w:val="nil"/>
+                    </w:tcBorders>
+                  </w:tcPr>
+                  <w:p>
+                    <w:pPr>
+                      <w:pStyle w:val="Heading2"/>
+                      <w:spacing w:before="120" w:after="120"/>
+                      <w:rPr>
+                        <w:rFonts w:ascii="Aptos SemiBold" w:hAnsi="Aptos SemiBold"/>
+                        <w:color w:val="auto"/>
+                        <w:sz w:val="16"/>
+                        <w:szCs w:val="16"/>
+                      </w:rPr>
+                    </w:pPr>
+                  </w:p>
+                </w:tc>
+                <w:tc>
+                  <w:tcPr>
+                    <w:tcW w:w="1530" w:type="dxa"/>
+                    <w:tcBorders>
+                      <w:top w:val="single" w:color="auto" w:sz="4" w:space="0"/>
+                      <w:left w:val="nil"/>
+                      <w:bottom w:val="single" w:color="auto" w:sz="8" w:space="0"/>
+                      <w:right w:val="nil"/>
+                    </w:tcBorders>
+                  </w:tcPr>
+                  <w:p>
+                    <w:pPr>
+                      <w:pStyle w:val="Heading2"/>
+                      <w:spacing w:before="120" w:after="120"/>
+                      <w:rPr>
+                        <w:rFonts w:ascii="Aptos SemiBold" w:hAnsi="Aptos SemiBold"/>
+                        <w:color w:val="auto"/>
+                        <w:sz w:val="16"/>
+                        <w:szCs w:val="16"/>
+                      </w:rPr>
+                    </w:pPr>
+                  </w:p>
+                </w:tc>
+                <w:tc>
+                  <w:tcPr>
+                    <w:tcW w:w="1170" w:type="dxa"/>
+                    <w:tcBorders>
+                      <w:top w:val="single" w:color="auto" w:sz="4" w:space="0"/>
+                      <w:left w:val="nil"/>
+                      <w:bottom w:val="single" w:color="auto" w:sz="8" w:space="0"/>
+                      <w:right w:val="nil"/>
+                    </w:tcBorders>
+                  </w:tcPr>
+                  <w:p>
+                    <w:pPr>
+                      <w:pStyle w:val="Heading2"/>
+                      <w:spacing w:before="120" w:after="120"/>
+                      <w:rPr>
+                        <w:rFonts w:ascii="Aptos SemiBold" w:hAnsi="Aptos SemiBold"/>
+                        <w:color w:val="auto"/>
+                        <w:sz w:val="16"/>
+                        <w:szCs w:val="16"/>
+                      </w:rPr>
+                    </w:pPr>
+                  </w:p>
+                </w:tc>
+                <w:tc>
+                  <w:tcPr>
+                    <w:tcW w:w="2160" w:type="dxa"/>
+                    <w:tcBorders>
+                      <w:top w:val="single" w:color="auto" w:sz="4" w:space="0"/>
+                      <w:left w:val="nil"/>
+                      <w:bottom w:val="single" w:color="auto" w:sz="8" w:space="0"/>
+                      <w:right w:val="nil"/>
+                    </w:tcBorders>
+                  </w:tcPr>
+                  <w:p>
+                    <w:pPr>
+                      <w:pStyle w:val="Heading2"/>
+                      <w:spacing w:before="120" w:after="120"/>
+                      <w:rPr>
+                        <w:rFonts w:ascii="Aptos SemiBold" w:hAnsi="Aptos SemiBold"/>
+                        <w:color w:val="auto"/>
+                        <w:sz w:val="16"/>
+                        <w:szCs w:val="16"/>
+                      </w:rPr>
+                    </w:pPr>
+                  </w:p>
+                </w:tc>
+                <w:tc>
+                  <w:tcPr>
+                    <w:tcW w:w="1620" w:type="dxa"/>
+                    <w:tcBorders>
+                      <w:top w:val="single" w:color="auto" w:sz="4" w:space="0"/>
+                      <w:left w:val="nil"/>
+                      <w:bottom w:val="single" w:color="auto" w:sz="8" w:space="0"/>
+                      <w:right w:val="nil"/>
+                    </w:tcBorders>
+                  </w:tcPr>
+                  <w:p>
+                    <w:pPr>
+                      <w:pStyle w:val="Heading2"/>
+                      <w:spacing w:before="120" w:after="120"/>
+                      <w:rPr>
+                        <w:rFonts w:ascii="Aptos SemiBold" w:hAnsi="Aptos SemiBold"/>
+                        <w:color w:val="auto"/>
+                        <w:sz w:val="16"/>
+                        <w:szCs w:val="16"/>
+                      </w:rPr>
+                    </w:pPr>
+                  </w:p>
+                </w:tc>
+                <w:tc>
+                  <w:tcPr>
+                    <w:tcW w:w="1260" w:type="dxa"/>
+                    <w:tcBorders>
+                      <w:top w:val="single" w:color="auto" w:sz="4" w:space="0"/>
+                      <w:left w:val="nil"/>
+                      <w:bottom w:val="single" w:color="auto" w:sz="8" w:space="0"/>
+                      <w:right w:val="nil"/>
+                    </w:tcBorders>
+                  </w:tcPr>
+                  <w:p>
+                    <w:pPr>
+                      <w:pStyle w:val="Heading2"/>
+                      <w:spacing w:before="120" w:after="120"/>
+                      <w:rPr>
+                        <w:rFonts w:ascii="Aptos SemiBold" w:hAnsi="Aptos SemiBold"/>
+                        <w:color w:val="auto"/>
+                        <w:sz w:val="16"/>
+                        <w:szCs w:val="16"/>
+                      </w:rPr>
+                    </w:pPr>
+                  </w:p>
+                </w:tc>
+                <w:tc>
+                  <w:tcPr>
+                    <w:tcW w:w="990" w:type="dxa"/>
+                    <w:tcBorders>
+                      <w:top w:val="single" w:color="auto" w:sz="4" w:space="0"/>
+                      <w:left w:val="nil"/>
+                      <w:bottom w:val="single" w:color="auto" w:sz="8" w:space="0"/>
+                      <w:right w:val="nil"/>
+                    </w:tcBorders>
+                    <w:vAlign w:val="center"/>
+                  </w:tcPr>
+                  <w:p>
+                    <w:pPr>
+                      <w:pStyle w:val="Heading2"/>
+                      <w:spacing w:before="120" w:after="120"/>
+                      <w:jc w:val="right"/>
+                      <w:rPr>
+                        <w:rFonts w:ascii="Aptos SemiBold" w:hAnsi="Aptos SemiBold"/>
+                        <w:color w:val="auto"/>
+                        <w:sz w:val="16"/>
+                        <w:szCs w:val="16"/>
+                      </w:rPr>
+                    </w:pPr>
+                  </w:p>
+                </w:tc>
+                <w:sdt>
+                  <w:sdtPr>
+                    <w:rPr>
+                      <w:rFonts w:ascii="Aptos SemiBold" w:hAnsi="Aptos SemiBold"/>
+                      <w:b/>
+                      <w:bCs/>
+                      <w:color w:val="auto"/>
+                      <w:sz w:val="16"/>
+                      <w:szCs w:val="16"/>
+                    </w:rPr>
+                    <w:alias w:val="#Nav: /Customer/Totals/SumAmtRecognized"/>
+                    <w:tag w:val="#Nav: Deferral_Summary_Sales/1701"/>
+                    <w:id w:val="53050885"/>
+                    <w:placeholder>
+                      <w:docPart w:val="493A420FE62A4886A9B177A284AA2243"/>
+                    </w:placeholder>
+                    <w:dataBinding w:prefixMappings="xmlns:ns0='urn:microsoft-dynamics-nav/reports/Deferral_Summary_Sales/1701/'" w:xpath="/ns0:NavWordReportXmlPart[1]/ns0:Customer[1]/ns0:Totals[1]/ns0:SumAmtRecognized[1]" w:storeItemID="{201F3364-08FE-4FBC-B2B1-E54F0C3AC9AC}"/>
+                    <w:text/>
+                  </w:sdtPr>
+                  <w:sdtContent>
+                    <w:tc>
+                      <w:tcPr>
+                        <w:tcW w:w="1350" w:type="dxa"/>
+                        <w:tcBorders>
+                          <w:top w:val="single" w:color="auto" w:sz="4" w:space="0"/>
+                          <w:left w:val="nil"/>
+                          <w:bottom w:val="single" w:color="auto" w:sz="8" w:space="0"/>
+                          <w:right w:val="nil"/>
+                        </w:tcBorders>
+                        <w:vAlign w:val="center"/>
+                      </w:tcPr>
+                      <w:p>
+                        <w:pPr>
+                          <w:pStyle w:val="Heading2"/>
+                          <w:jc w:val="right"/>
+                          <w:rPr>
+                            <w:rFonts w:ascii="Aptos SemiBold" w:hAnsi="Aptos SemiBold"/>
+                            <w:b/>
+                            <w:bCs/>
+                            <w:color w:val="auto"/>
+                            <w:sz w:val="16"/>
+                            <w:szCs w:val="16"/>
+                          </w:rPr>
+                        </w:pPr>
+                        <w:proofErr w:type="spellStart"/>
+                        <w:r>
+                          <w:rPr>
+                            <w:rFonts w:ascii="Aptos SemiBold" w:hAnsi="Aptos SemiBold"/>
+                            <w:b/>
+                            <w:bCs/>
+                            <w:color w:val="auto"/>
+                            <w:sz w:val="16"/>
+                            <w:szCs w:val="16"/>
+                          </w:rPr>
+                          <w:t>SumAmtRecognized</w:t>
+                        </w:r>
+                        <w:proofErr w:type="spellEnd"/>
+                      </w:p>
+                    </w:tc>
+                  </w:sdtContent>
+                </w:sdt>
+                <w:sdt>
+                  <w:sdtPr>
+                    <w:rPr>
+                      <w:rFonts w:ascii="Aptos SemiBold" w:hAnsi="Aptos SemiBold"/>
+                      <w:b/>
+                      <w:bCs/>
+                      <w:color w:val="auto"/>
+                      <w:sz w:val="16"/>
+                      <w:szCs w:val="16"/>
+                    </w:rPr>
+                    <w:alias w:val="#Nav: /Customer/Totals/SumRemainingAmtDeferred"/>
+                    <w:tag w:val="#Nav: Deferral_Summary_Sales/1701"/>
+                    <w:id w:val="931855944"/>
+                    <w:placeholder>
+                      <w:docPart w:val="493A420FE62A4886A9B177A284AA2243"/>
+                    </w:placeholder>
+                    <w:dataBinding w:prefixMappings="xmlns:ns0='urn:microsoft-dynamics-nav/reports/Deferral_Summary_Sales/1701/'" w:xpath="/ns0:NavWordReportXmlPart[1]/ns0:Customer[1]/ns0:Totals[1]/ns0:SumRemainingAmtDeferred[1]" w:storeItemID="{201F3364-08FE-4FBC-B2B1-E54F0C3AC9AC}"/>
+                    <w:text/>
+                  </w:sdtPr>
+                  <w:sdtContent>
+                    <w:tc>
+                      <w:tcPr>
+                        <w:tcW w:w="1350" w:type="dxa"/>
+                        <w:tcBorders>
+                          <w:top w:val="single" w:color="auto" w:sz="4" w:space="0"/>
+                          <w:left w:val="nil"/>
+                          <w:bottom w:val="single" w:color="auto" w:sz="8" w:space="0"/>
+                          <w:right w:val="nil"/>
+                        </w:tcBorders>
+                        <w:vAlign w:val="center"/>
+                      </w:tcPr>
+                      <w:p>
+                        <w:pPr>
+                          <w:pStyle w:val="Heading2"/>
+                          <w:jc w:val="right"/>
+                          <w:rPr>
+                            <w:rFonts w:ascii="Aptos SemiBold" w:hAnsi="Aptos SemiBold"/>
+                            <w:b/>
+                            <w:bCs/>
+                            <w:color w:val="auto"/>
+                            <w:sz w:val="16"/>
+                            <w:szCs w:val="16"/>
+                          </w:rPr>
+                        </w:pPr>
+                        <w:proofErr w:type="spellStart"/>
+                        <w:r>
+                          <w:rPr>
+                            <w:rFonts w:ascii="Aptos SemiBold" w:hAnsi="Aptos SemiBold"/>
+                            <w:b/>
+                            <w:bCs/>
+                            <w:color w:val="auto"/>
+                            <w:sz w:val="16"/>
+                            <w:szCs w:val="16"/>
+                          </w:rPr>
+                          <w:t>SumRemainingAmtDeferred</w:t>
+                        </w:r>
+                        <w:proofErr w:type="spellEnd"/>
+                      </w:p>
+                    </w:tc>
+                  </w:sdtContent>
+                </w:sdt>
+                <w:sdt>
+                  <w:sdtPr>
+                    <w:rPr>
+                      <w:rFonts w:ascii="Aptos SemiBold" w:hAnsi="Aptos SemiBold"/>
+                      <w:b/>
+                      <w:bCs/>
+                      <w:color w:val="auto"/>
+                      <w:sz w:val="16"/>
+                      <w:szCs w:val="16"/>
+                    </w:rPr>
+                    <w:alias w:val="#Nav: /Customer/Totals/SumTotalAmtDeferred"/>
+                    <w:tag w:val="#Nav: Deferral_Summary_Sales/1701"/>
+                    <w:id w:val="609244429"/>
+                    <w:placeholder>
+                      <w:docPart w:val="493A420FE62A4886A9B177A284AA2243"/>
+                    </w:placeholder>
+                    <w:dataBinding w:prefixMappings="xmlns:ns0='urn:microsoft-dynamics-nav/reports/Deferral_Summary_Sales/1701/'" w:xpath="/ns0:NavWordReportXmlPart[1]/ns0:Customer[1]/ns0:Totals[1]/ns0:SumTotalAmtDeferred[1]" w:storeItemID="{201F3364-08FE-4FBC-B2B1-E54F0C3AC9AC}"/>
+                    <w:text/>
+                  </w:sdtPr>
+                  <w:sdtContent>
+                    <w:tc>
+                      <w:tcPr>
+                        <w:tcW w:w="1472" w:type="dxa"/>
+                        <w:tcBorders>
+                          <w:top w:val="single" w:color="auto" w:sz="4" w:space="0"/>
+                          <w:left w:val="nil"/>
+                          <w:bottom w:val="single" w:color="auto" w:sz="8" w:space="0"/>
+                          <w:right w:val="nil"/>
+                        </w:tcBorders>
+                        <w:vAlign w:val="center"/>
+                      </w:tcPr>
+                      <w:p>
+                        <w:pPr>
+                          <w:pStyle w:val="Heading2"/>
+                          <w:jc w:val="right"/>
+                          <w:rPr>
+                            <w:rFonts w:ascii="Aptos SemiBold" w:hAnsi="Aptos SemiBold"/>
+                            <w:b/>
+                            <w:bCs/>
+                            <w:color w:val="auto"/>
+                            <w:sz w:val="16"/>
+                            <w:szCs w:val="16"/>
+                          </w:rPr>
+                        </w:pPr>
+                        <w:proofErr w:type="spellStart"/>
+                        <w:r>
+                          <w:rPr>
+                            <w:rFonts w:ascii="Aptos SemiBold" w:hAnsi="Aptos SemiBold"/>
+                            <w:b/>
+                            <w:bCs/>
+                            <w:color w:val="auto"/>
+                            <w:sz w:val="16"/>
+                            <w:szCs w:val="16"/>
+                          </w:rPr>
+                          <w:t>SumTotalAmtDeferred</w:t>
+                        </w:r>
+                        <w:proofErr w:type="spellEnd"/>
+                      </w:p>
+                    </w:tc>
+                  </w:sdtContent>
+                </w:sdt>
+              </w:tr>
+            </w:sdtContent>
+          </w:sdt>
+        </w:sdtContent>
+      </w:sdt>
+    </w:tbl>
+    <w:p>
+      <w:pPr>
+        <w:rPr>
+          <w:sz w:val="16"/>
+          <w:szCs w:val="16"/>
+        </w:rPr>
+      </w:pPr>
     </w:p>
     <w:sectPr>
-      <w:pgSz w:w="11906" w:h="16838"/>
-      <w:pgMar w:top="1701" w:right="1134" w:bottom="1701" w:left="1134" w:header="708" w:footer="708" w:gutter="0"/>
+      <w:headerReference w:type="even" r:id="rId8"/>
+      <w:headerReference w:type="default" r:id="rId9"/>
+      <w:footerReference w:type="even" r:id="rId10"/>
+      <w:footerReference w:type="default" r:id="rId11"/>
+      <w:headerReference w:type="first" r:id="rId12"/>
+      <w:footerReference w:type="first" r:id="rId13"/>
+      <w:pgSz w:w="16838" w:h="11906" w:orient="landscape"/>
+      <w:pgMar w:top="576" w:right="706" w:bottom="576" w:left="706" w:header="708" w:footer="708" w:gutter="0"/>
       <w:cols w:space="708"/>
       <w:docGrid w:linePitch="360"/>
     </w:sectPr>
@@ -16,7 +2576,2231 @@
 </w:document>
 </file>
 
-<file path=customXml/item.xml>��< ? x m l   v e r s i o n = " 1 . 0 "   e n c o d i n g = " u t f - 1 6 " ? > +<file path=word/endnotes.xml><?xml version="1.0" encoding="utf-8"?>
+<w:endnotes xmlns:wpc="http://schemas.microsoft.com/office/word/2010/wordprocessingCanvas" xmlns:cx="http://schemas.microsoft.com/office/drawing/2014/chartex" xmlns:cx1="http://schemas.microsoft.com/office/drawing/2015/9/8/chartex" xmlns:cx2="http://schemas.microsoft.com/office/drawing/2015/10/21/chartex" xmlns:cx3="http://schemas.microsoft.com/office/drawing/2016/5/9/chartex" xmlns:cx4="http://schemas.microsoft.com/office/drawing/2016/5/10/chartex" xmlns:cx5="http://schemas.microsoft.com/office/drawing/2016/5/11/chartex" xmlns:cx6="http://schemas.microsoft.com/office/drawing/2016/5/12/chartex" xmlns:cx7="http://schemas.microsoft.com/office/drawing/2016/5/13/chartex" xmlns:cx8="http://schemas.microsoft.com/office/drawing/2016/5/14/chartex" xmlns:mc="http://schemas.openxmlformats.org/markup-compatibility/2006" xmlns:aink="http://schemas.microsoft.com/office/drawing/2016/ink" xmlns:am3d="http://schemas.microsoft.com/office/drawing/2017/model3d" xmlns:o="urn:schemas-microsoft-com:office:office" xmlns:oel="http://schemas.microsoft.com/office/2019/extlst" xmlns:r="http://schemas.openxmlformats.org/officeDocument/2006/relationships" xmlns:m="http://schemas.openxmlformats.org/officeDocument/2006/math" xmlns:v="urn:schemas-microsoft-com:vml" xmlns:wp14="http://schemas.microsoft.com/office/word/2010/wordprocessingDrawing" xmlns:wp="http://schemas.openxmlformats.org/drawingml/2006/wordprocessingDrawing" xmlns:w10="urn:schemas-microsoft-com:office:word" xmlns:w="http://schemas.openxmlformats.org/wordprocessingml/2006/main" xmlns:w14="http://schemas.microsoft.com/office/word/2010/wordml" xmlns:w15="http://schemas.microsoft.com/office/word/2012/wordml" xmlns:w16cex="http://schemas.microsoft.com/office/word/2018/wordml/cex" xmlns:w16cid="http://schemas.microsoft.com/office/word/2016/wordml/cid" xmlns:w16="http://schemas.microsoft.com/office/word/2018/wordml" xmlns:w16du="http://schemas.microsoft.com/office/word/2023/wordml/word16du" xmlns:w16sdtdh="http://schemas.microsoft.com/office/word/2020/wordml/sdtdatahash" xmlns:w16sdtfl="http://schemas.microsoft.com/office/word/2024/wordml/sdtformatlock" xmlns:w16se="http://schemas.microsoft.com/office/word/2015/wordml/symex" xmlns:wpg="http://schemas.microsoft.com/office/word/2010/wordprocessingGroup" xmlns:wpi="http://schemas.microsoft.com/office/word/2010/wordprocessingInk" xmlns:wne="http://schemas.microsoft.com/office/word/2006/wordml" xmlns:wps="http://schemas.microsoft.com/office/word/2010/wordprocessingShape" mc:Ignorable="w14 w15 w16se w16cid w16 w16cex w16sdtdh w16sdtfl w16du wp14">
+  <w:endnote w:type="separator" w:id="-1">
+    <w:p>
+      <w:pPr>
+        <w:spacing w:after="0" w:line="240" w:lineRule="auto"/>
+      </w:pPr>
+      <w:r>
+        <w:separator/>
+      </w:r>
+    </w:p>
+  </w:endnote>
+  <w:endnote w:type="continuationSeparator" w:id="0">
+    <w:p>
+      <w:pPr>
+        <w:spacing w:after="0" w:line="240" w:lineRule="auto"/>
+      </w:pPr>
+      <w:r>
+        <w:continuationSeparator/>
+      </w:r>
+    </w:p>
+  </w:endnote>
+</w:endnotes>
+</file>
+
+<file path=word/footer1.xml><?xml version="1.0" encoding="utf-8"?>
+<w:ftr xmlns:wpc="http://schemas.microsoft.com/office/word/2010/wordprocessingCanvas" xmlns:cx="http://schemas.microsoft.com/office/drawing/2014/chartex" xmlns:cx1="http://schemas.microsoft.com/office/drawing/2015/9/8/chartex" xmlns:cx2="http://schemas.microsoft.com/office/drawing/2015/10/21/chartex" xmlns:cx3="http://schemas.microsoft.com/office/drawing/2016/5/9/chartex" xmlns:cx4="http://schemas.microsoft.com/office/drawing/2016/5/10/chartex" xmlns:cx5="http://schemas.microsoft.com/office/drawing/2016/5/11/chartex" xmlns:cx6="http://schemas.microsoft.com/office/drawing/2016/5/12/chartex" xmlns:cx7="http://schemas.microsoft.com/office/drawing/2016/5/13/chartex" xmlns:cx8="http://schemas.microsoft.com/office/drawing/2016/5/14/chartex" xmlns:mc="http://schemas.openxmlformats.org/markup-compatibility/2006" xmlns:aink="http://schemas.microsoft.com/office/drawing/2016/ink" xmlns:am3d="http://schemas.microsoft.com/office/drawing/2017/model3d" xmlns:o="urn:schemas-microsoft-com:office:office" xmlns:oel="http://schemas.microsoft.com/office/2019/extlst" xmlns:r="http://schemas.openxmlformats.org/officeDocument/2006/relationships" xmlns:m="http://schemas.openxmlformats.org/officeDocument/2006/math" xmlns:v="urn:schemas-microsoft-com:vml" xmlns:wp14="http://schemas.microsoft.com/office/word/2010/wordprocessingDrawing" xmlns:wp="http://schemas.openxmlformats.org/drawingml/2006/wordprocessingDrawing" xmlns:w10="urn:schemas-microsoft-com:office:word" xmlns:w="http://schemas.openxmlformats.org/wordprocessingml/2006/main" xmlns:w14="http://schemas.microsoft.com/office/word/2010/wordml" xmlns:w15="http://schemas.microsoft.com/office/word/2012/wordml" xmlns:w16cex="http://schemas.microsoft.com/office/word/2018/wordml/cex" xmlns:w16cid="http://schemas.microsoft.com/office/word/2016/wordml/cid" xmlns:w16="http://schemas.microsoft.com/office/word/2018/wordml" xmlns:w16du="http://schemas.microsoft.com/office/word/2023/wordml/word16du" xmlns:w16sdtdh="http://schemas.microsoft.com/office/word/2020/wordml/sdtdatahash" xmlns:w16sdtfl="http://schemas.microsoft.com/office/word/2024/wordml/sdtformatlock" xmlns:w16se="http://schemas.microsoft.com/office/word/2015/wordml/symex" xmlns:wpg="http://schemas.microsoft.com/office/word/2010/wordprocessingGroup" xmlns:wpi="http://schemas.microsoft.com/office/word/2010/wordprocessingInk" xmlns:wne="http://schemas.microsoft.com/office/word/2006/wordml" xmlns:wps="http://schemas.microsoft.com/office/word/2010/wordprocessingShape" mc:Ignorable="w14 w15 w16se w16cid w16 w16cex w16sdtdh w16sdtfl w16du wp14">
+  <w:p>
+    <w:pPr>
+      <w:pStyle w:val="Footer"/>
+    </w:pPr>
+  </w:p>
+</w:ftr>
+</file>
+
+<file path=word/footer2.xml><?xml version="1.0" encoding="utf-8"?>
+<w:ftr xmlns:wpc="http://schemas.microsoft.com/office/word/2010/wordprocessingCanvas" xmlns:cx="http://schemas.microsoft.com/office/drawing/2014/chartex" xmlns:cx1="http://schemas.microsoft.com/office/drawing/2015/9/8/chartex" xmlns:cx2="http://schemas.microsoft.com/office/drawing/2015/10/21/chartex" xmlns:cx3="http://schemas.microsoft.com/office/drawing/2016/5/9/chartex" xmlns:cx4="http://schemas.microsoft.com/office/drawing/2016/5/10/chartex" xmlns:cx5="http://schemas.microsoft.com/office/drawing/2016/5/11/chartex" xmlns:cx6="http://schemas.microsoft.com/office/drawing/2016/5/12/chartex" xmlns:cx7="http://schemas.microsoft.com/office/drawing/2016/5/13/chartex" xmlns:cx8="http://schemas.microsoft.com/office/drawing/2016/5/14/chartex" xmlns:mc="http://schemas.openxmlformats.org/markup-compatibility/2006" xmlns:aink="http://schemas.microsoft.com/office/drawing/2016/ink" xmlns:am3d="http://schemas.microsoft.com/office/drawing/2017/model3d" xmlns:o="urn:schemas-microsoft-com:office:office" xmlns:oel="http://schemas.microsoft.com/office/2019/extlst" xmlns:r="http://schemas.openxmlformats.org/officeDocument/2006/relationships" xmlns:m="http://schemas.openxmlformats.org/officeDocument/2006/math" xmlns:v="urn:schemas-microsoft-com:vml" xmlns:wp14="http://schemas.microsoft.com/office/word/2010/wordprocessingDrawing" xmlns:wp="http://schemas.openxmlformats.org/drawingml/2006/wordprocessingDrawing" xmlns:w10="urn:schemas-microsoft-com:office:word" xmlns:w="http://schemas.openxmlformats.org/wordprocessingml/2006/main" xmlns:w14="http://schemas.microsoft.com/office/word/2010/wordml" xmlns:w15="http://schemas.microsoft.com/office/word/2012/wordml" xmlns:w16cex="http://schemas.microsoft.com/office/word/2018/wordml/cex" xmlns:w16cid="http://schemas.microsoft.com/office/word/2016/wordml/cid" xmlns:w16="http://schemas.microsoft.com/office/word/2018/wordml" xmlns:w16du="http://schemas.microsoft.com/office/word/2023/wordml/word16du" xmlns:w16sdtdh="http://schemas.microsoft.com/office/word/2020/wordml/sdtdatahash" xmlns:w16sdtfl="http://schemas.microsoft.com/office/word/2024/wordml/sdtformatlock" xmlns:w16se="http://schemas.microsoft.com/office/word/2015/wordml/symex" xmlns:wpg="http://schemas.microsoft.com/office/word/2010/wordprocessingGroup" xmlns:wpi="http://schemas.microsoft.com/office/word/2010/wordprocessingInk" xmlns:wne="http://schemas.microsoft.com/office/word/2006/wordml" xmlns:wps="http://schemas.microsoft.com/office/word/2010/wordprocessingShape" mc:Ignorable="w14 w15 w16se w16cid w16 w16cex w16sdtdh w16sdtfl w16du wp14">
+  <w:p>
+    <w:pPr>
+      <w:pStyle w:val="Footer"/>
+    </w:pPr>
+  </w:p>
+</w:ftr>
+</file>
+
+<file path=word/footer3.xml><?xml version="1.0" encoding="utf-8"?>
+<w:ftr xmlns:wpc="http://schemas.microsoft.com/office/word/2010/wordprocessingCanvas" xmlns:cx="http://schemas.microsoft.com/office/drawing/2014/chartex" xmlns:cx1="http://schemas.microsoft.com/office/drawing/2015/9/8/chartex" xmlns:cx2="http://schemas.microsoft.com/office/drawing/2015/10/21/chartex" xmlns:cx3="http://schemas.microsoft.com/office/drawing/2016/5/9/chartex" xmlns:cx4="http://schemas.microsoft.com/office/drawing/2016/5/10/chartex" xmlns:cx5="http://schemas.microsoft.com/office/drawing/2016/5/11/chartex" xmlns:cx6="http://schemas.microsoft.com/office/drawing/2016/5/12/chartex" xmlns:cx7="http://schemas.microsoft.com/office/drawing/2016/5/13/chartex" xmlns:cx8="http://schemas.microsoft.com/office/drawing/2016/5/14/chartex" xmlns:mc="http://schemas.openxmlformats.org/markup-compatibility/2006" xmlns:aink="http://schemas.microsoft.com/office/drawing/2016/ink" xmlns:am3d="http://schemas.microsoft.com/office/drawing/2017/model3d" xmlns:o="urn:schemas-microsoft-com:office:office" xmlns:oel="http://schemas.microsoft.com/office/2019/extlst" xmlns:r="http://schemas.openxmlformats.org/officeDocument/2006/relationships" xmlns:m="http://schemas.openxmlformats.org/officeDocument/2006/math" xmlns:v="urn:schemas-microsoft-com:vml" xmlns:wp14="http://schemas.microsoft.com/office/word/2010/wordprocessingDrawing" xmlns:wp="http://schemas.openxmlformats.org/drawingml/2006/wordprocessingDrawing" xmlns:w10="urn:schemas-microsoft-com:office:word" xmlns:w="http://schemas.openxmlformats.org/wordprocessingml/2006/main" xmlns:w14="http://schemas.microsoft.com/office/word/2010/wordml" xmlns:w15="http://schemas.microsoft.com/office/word/2012/wordml" xmlns:w16cex="http://schemas.microsoft.com/office/word/2018/wordml/cex" xmlns:w16cid="http://schemas.microsoft.com/office/word/2016/wordml/cid" xmlns:w16="http://schemas.microsoft.com/office/word/2018/wordml" xmlns:w16du="http://schemas.microsoft.com/office/word/2023/wordml/word16du" xmlns:w16sdtdh="http://schemas.microsoft.com/office/word/2020/wordml/sdtdatahash" xmlns:w16sdtfl="http://schemas.microsoft.com/office/word/2024/wordml/sdtformatlock" xmlns:w16se="http://schemas.microsoft.com/office/word/2015/wordml/symex" xmlns:wpg="http://schemas.microsoft.com/office/word/2010/wordprocessingGroup" xmlns:wpi="http://schemas.microsoft.com/office/word/2010/wordprocessingInk" xmlns:wne="http://schemas.microsoft.com/office/word/2006/wordml" xmlns:wps="http://schemas.microsoft.com/office/word/2010/wordprocessingShape" mc:Ignorable="w14 w15 w16se w16cid w16 w16cex w16sdtdh w16sdtfl w16du wp14">
+  <w:p>
+    <w:pPr>
+      <w:pStyle w:val="Footer"/>
+    </w:pPr>
+  </w:p>
+</w:ftr>
+</file>
+
+<file path=word/footnotes.xml><?xml version="1.0" encoding="utf-8"?>
+<w:footnotes xmlns:wpc="http://schemas.microsoft.com/office/word/2010/wordprocessingCanvas" xmlns:cx="http://schemas.microsoft.com/office/drawing/2014/chartex" xmlns:cx1="http://schemas.microsoft.com/office/drawing/2015/9/8/chartex" xmlns:cx2="http://schemas.microsoft.com/office/drawing/2015/10/21/chartex" xmlns:cx3="http://schemas.microsoft.com/office/drawing/2016/5/9/chartex" xmlns:cx4="http://schemas.microsoft.com/office/drawing/2016/5/10/chartex" xmlns:cx5="http://schemas.microsoft.com/office/drawing/2016/5/11/chartex" xmlns:cx6="http://schemas.microsoft.com/office/drawing/2016/5/12/chartex" xmlns:cx7="http://schemas.microsoft.com/office/drawing/2016/5/13/chartex" xmlns:cx8="http://schemas.microsoft.com/office/drawing/2016/5/14/chartex" xmlns:mc="http://schemas.openxmlformats.org/markup-compatibility/2006" xmlns:aink="http://schemas.microsoft.com/office/drawing/2016/ink" xmlns:am3d="http://schemas.microsoft.com/office/drawing/2017/model3d" xmlns:o="urn:schemas-microsoft-com:office:office" xmlns:oel="http://schemas.microsoft.com/office/2019/extlst" xmlns:r="http://schemas.openxmlformats.org/officeDocument/2006/relationships" xmlns:m="http://schemas.openxmlformats.org/officeDocument/2006/math" xmlns:v="urn:schemas-microsoft-com:vml" xmlns:wp14="http://schemas.microsoft.com/office/word/2010/wordprocessingDrawing" xmlns:wp="http://schemas.openxmlformats.org/drawingml/2006/wordprocessingDrawing" xmlns:w10="urn:schemas-microsoft-com:office:word" xmlns:w="http://schemas.openxmlformats.org/wordprocessingml/2006/main" xmlns:w14="http://schemas.microsoft.com/office/word/2010/wordml" xmlns:w15="http://schemas.microsoft.com/office/word/2012/wordml" xmlns:w16cex="http://schemas.microsoft.com/office/word/2018/wordml/cex" xmlns:w16cid="http://schemas.microsoft.com/office/word/2016/wordml/cid" xmlns:w16="http://schemas.microsoft.com/office/word/2018/wordml" xmlns:w16du="http://schemas.microsoft.com/office/word/2023/wordml/word16du" xmlns:w16sdtdh="http://schemas.microsoft.com/office/word/2020/wordml/sdtdatahash" xmlns:w16sdtfl="http://schemas.microsoft.com/office/word/2024/wordml/sdtformatlock" xmlns:w16se="http://schemas.microsoft.com/office/word/2015/wordml/symex" xmlns:wpg="http://schemas.microsoft.com/office/word/2010/wordprocessingGroup" xmlns:wpi="http://schemas.microsoft.com/office/word/2010/wordprocessingInk" xmlns:wne="http://schemas.microsoft.com/office/word/2006/wordml" xmlns:wps="http://schemas.microsoft.com/office/word/2010/wordprocessingShape" mc:Ignorable="w14 w15 w16se w16cid w16 w16cex w16sdtdh w16sdtfl w16du wp14">
+  <w:footnote w:type="separator" w:id="-1">
+    <w:p>
+      <w:pPr>
+        <w:spacing w:after="0" w:line="240" w:lineRule="auto"/>
+      </w:pPr>
+      <w:r>
+        <w:separator/>
+      </w:r>
+    </w:p>
+  </w:footnote>
+  <w:footnote w:type="continuationSeparator" w:id="0">
+    <w:p>
+      <w:pPr>
+        <w:spacing w:after="0" w:line="240" w:lineRule="auto"/>
+      </w:pPr>
+      <w:r>
+        <w:continuationSeparator/>
+      </w:r>
+    </w:p>
+  </w:footnote>
+</w:footnotes>
+</file>
+
+<file path=word/header1.xml><?xml version="1.0" encoding="utf-8"?>
+<w:hdr xmlns:wpc="http://schemas.microsoft.com/office/word/2010/wordprocessingCanvas" xmlns:cx="http://schemas.microsoft.com/office/drawing/2014/chartex" xmlns:cx1="http://schemas.microsoft.com/office/drawing/2015/9/8/chartex" xmlns:cx2="http://schemas.microsoft.com/office/drawing/2015/10/21/chartex" xmlns:cx3="http://schemas.microsoft.com/office/drawing/2016/5/9/chartex" xmlns:cx4="http://schemas.microsoft.com/office/drawing/2016/5/10/chartex" xmlns:cx5="http://schemas.microsoft.com/office/drawing/2016/5/11/chartex" xmlns:cx6="http://schemas.microsoft.com/office/drawing/2016/5/12/chartex" xmlns:cx7="http://schemas.microsoft.com/office/drawing/2016/5/13/chartex" xmlns:cx8="http://schemas.microsoft.com/office/drawing/2016/5/14/chartex" xmlns:mc="http://schemas.openxmlformats.org/markup-compatibility/2006" xmlns:aink="http://schemas.microsoft.com/office/drawing/2016/ink" xmlns:am3d="http://schemas.microsoft.com/office/drawing/2017/model3d" xmlns:o="urn:schemas-microsoft-com:office:office" xmlns:oel="http://schemas.microsoft.com/office/2019/extlst" xmlns:r="http://schemas.openxmlformats.org/officeDocument/2006/relationships" xmlns:m="http://schemas.openxmlformats.org/officeDocument/2006/math" xmlns:v="urn:schemas-microsoft-com:vml" xmlns:wp14="http://schemas.microsoft.com/office/word/2010/wordprocessingDrawing" xmlns:wp="http://schemas.openxmlformats.org/drawingml/2006/wordprocessingDrawing" xmlns:w10="urn:schemas-microsoft-com:office:word" xmlns:w="http://schemas.openxmlformats.org/wordprocessingml/2006/main" xmlns:w14="http://schemas.microsoft.com/office/word/2010/wordml" xmlns:w15="http://schemas.microsoft.com/office/word/2012/wordml" xmlns:w16cex="http://schemas.microsoft.com/office/word/2018/wordml/cex" xmlns:w16cid="http://schemas.microsoft.com/office/word/2016/wordml/cid" xmlns:w16="http://schemas.microsoft.com/office/word/2018/wordml" xmlns:w16du="http://schemas.microsoft.com/office/word/2023/wordml/word16du" xmlns:w16sdtdh="http://schemas.microsoft.com/office/word/2020/wordml/sdtdatahash" xmlns:w16sdtfl="http://schemas.microsoft.com/office/word/2024/wordml/sdtformatlock" xmlns:w16se="http://schemas.microsoft.com/office/word/2015/wordml/symex" xmlns:wpg="http://schemas.microsoft.com/office/word/2010/wordprocessingGroup" xmlns:wpi="http://schemas.microsoft.com/office/word/2010/wordprocessingInk" xmlns:wne="http://schemas.microsoft.com/office/word/2006/wordml" xmlns:wps="http://schemas.microsoft.com/office/word/2010/wordprocessingShape" mc:Ignorable="w14 w15 w16se w16cid w16 w16cex w16sdtdh w16sdtfl w16du wp14">
+  <w:p>
+    <w:pPr>
+      <w:pStyle w:val="Header"/>
+    </w:pPr>
+  </w:p>
+</w:hdr>
+</file>
+
+<file path=word/header2.xml><?xml version="1.0" encoding="utf-8"?>
+<w:hdr xmlns:wpc="http://schemas.microsoft.com/office/word/2010/wordprocessingCanvas" xmlns:cx="http://schemas.microsoft.com/office/drawing/2014/chartex" xmlns:cx1="http://schemas.microsoft.com/office/drawing/2015/9/8/chartex" xmlns:cx2="http://schemas.microsoft.com/office/drawing/2015/10/21/chartex" xmlns:cx3="http://schemas.microsoft.com/office/drawing/2016/5/9/chartex" xmlns:cx4="http://schemas.microsoft.com/office/drawing/2016/5/10/chartex" xmlns:cx5="http://schemas.microsoft.com/office/drawing/2016/5/11/chartex" xmlns:cx6="http://schemas.microsoft.com/office/drawing/2016/5/12/chartex" xmlns:cx7="http://schemas.microsoft.com/office/drawing/2016/5/13/chartex" xmlns:cx8="http://schemas.microsoft.com/office/drawing/2016/5/14/chartex" xmlns:mc="http://schemas.openxmlformats.org/markup-compatibility/2006" xmlns:aink="http://schemas.microsoft.com/office/drawing/2016/ink" xmlns:am3d="http://schemas.microsoft.com/office/drawing/2017/model3d" xmlns:o="urn:schemas-microsoft-com:office:office" xmlns:oel="http://schemas.microsoft.com/office/2019/extlst" xmlns:r="http://schemas.openxmlformats.org/officeDocument/2006/relationships" xmlns:m="http://schemas.openxmlformats.org/officeDocument/2006/math" xmlns:v="urn:schemas-microsoft-com:vml" xmlns:wp14="http://schemas.microsoft.com/office/word/2010/wordprocessingDrawing" xmlns:wp="http://schemas.openxmlformats.org/drawingml/2006/wordprocessingDrawing" xmlns:w10="urn:schemas-microsoft-com:office:word" xmlns:w="http://schemas.openxmlformats.org/wordprocessingml/2006/main" xmlns:w14="http://schemas.microsoft.com/office/word/2010/wordml" xmlns:w15="http://schemas.microsoft.com/office/word/2012/wordml" xmlns:w16cex="http://schemas.microsoft.com/office/word/2018/wordml/cex" xmlns:w16cid="http://schemas.microsoft.com/office/word/2016/wordml/cid" xmlns:w16="http://schemas.microsoft.com/office/word/2018/wordml" xmlns:w16du="http://schemas.microsoft.com/office/word/2023/wordml/word16du" xmlns:w16sdtdh="http://schemas.microsoft.com/office/word/2020/wordml/sdtdatahash" xmlns:w16sdtfl="http://schemas.microsoft.com/office/word/2024/wordml/sdtformatlock" xmlns:w16se="http://schemas.microsoft.com/office/word/2015/wordml/symex" xmlns:wpg="http://schemas.microsoft.com/office/word/2010/wordprocessingGroup" xmlns:wpi="http://schemas.microsoft.com/office/word/2010/wordprocessingInk" xmlns:wne="http://schemas.microsoft.com/office/word/2006/wordml" xmlns:wps="http://schemas.microsoft.com/office/word/2010/wordprocessingShape" mc:Ignorable="w14 w15 w16se w16cid w16 w16cex w16sdtdh w16sdtfl w16du wp14">
+  <w:p>
+    <w:pPr>
+      <w:pStyle w:val="Header"/>
+    </w:pPr>
+  </w:p>
+</w:hdr>
+</file>
+
+<file path=word/header3.xml><?xml version="1.0" encoding="utf-8"?>
+<w:hdr xmlns:wpc="http://schemas.microsoft.com/office/word/2010/wordprocessingCanvas" xmlns:cx="http://schemas.microsoft.com/office/drawing/2014/chartex" xmlns:cx1="http://schemas.microsoft.com/office/drawing/2015/9/8/chartex" xmlns:cx2="http://schemas.microsoft.com/office/drawing/2015/10/21/chartex" xmlns:cx3="http://schemas.microsoft.com/office/drawing/2016/5/9/chartex" xmlns:cx4="http://schemas.microsoft.com/office/drawing/2016/5/10/chartex" xmlns:cx5="http://schemas.microsoft.com/office/drawing/2016/5/11/chartex" xmlns:cx6="http://schemas.microsoft.com/office/drawing/2016/5/12/chartex" xmlns:cx7="http://schemas.microsoft.com/office/drawing/2016/5/13/chartex" xmlns:cx8="http://schemas.microsoft.com/office/drawing/2016/5/14/chartex" xmlns:mc="http://schemas.openxmlformats.org/markup-compatibility/2006" xmlns:aink="http://schemas.microsoft.com/office/drawing/2016/ink" xmlns:am3d="http://schemas.microsoft.com/office/drawing/2017/model3d" xmlns:o="urn:schemas-microsoft-com:office:office" xmlns:oel="http://schemas.microsoft.com/office/2019/extlst" xmlns:r="http://schemas.openxmlformats.org/officeDocument/2006/relationships" xmlns:m="http://schemas.openxmlformats.org/officeDocument/2006/math" xmlns:v="urn:schemas-microsoft-com:vml" xmlns:wp14="http://schemas.microsoft.com/office/word/2010/wordprocessingDrawing" xmlns:wp="http://schemas.openxmlformats.org/drawingml/2006/wordprocessingDrawing" xmlns:w10="urn:schemas-microsoft-com:office:word" xmlns:w="http://schemas.openxmlformats.org/wordprocessingml/2006/main" xmlns:w14="http://schemas.microsoft.com/office/word/2010/wordml" xmlns:w15="http://schemas.microsoft.com/office/word/2012/wordml" xmlns:w16cex="http://schemas.microsoft.com/office/word/2018/wordml/cex" xmlns:w16cid="http://schemas.microsoft.com/office/word/2016/wordml/cid" xmlns:w16="http://schemas.microsoft.com/office/word/2018/wordml" xmlns:w16du="http://schemas.microsoft.com/office/word/2023/wordml/word16du" xmlns:w16sdtdh="http://schemas.microsoft.com/office/word/2020/wordml/sdtdatahash" xmlns:w16sdtfl="http://schemas.microsoft.com/office/word/2024/wordml/sdtformatlock" xmlns:w16se="http://schemas.microsoft.com/office/word/2015/wordml/symex" xmlns:wpg="http://schemas.microsoft.com/office/word/2010/wordprocessingGroup" xmlns:wpi="http://schemas.microsoft.com/office/word/2010/wordprocessingInk" xmlns:wne="http://schemas.microsoft.com/office/word/2006/wordml" xmlns:wps="http://schemas.microsoft.com/office/word/2010/wordprocessingShape" mc:Ignorable="w14 w15 w16se w16cid w16 w16cex w16sdtdh w16sdtfl w16du wp14">
+  <w:p>
+    <w:pPr>
+      <w:pStyle w:val="Header"/>
+    </w:pPr>
+  </w:p>
+</w:hdr>
+</file>
+
+<file path=word/styles.xml><?xml version="1.0" encoding="utf-8"?>
+<w:styles xmlns:mc="http://schemas.openxmlformats.org/markup-compatibility/2006" xmlns:r="http://schemas.openxmlformats.org/officeDocument/2006/relationships" xmlns:w="http://schemas.openxmlformats.org/wordprocessingml/2006/main" xmlns:w14="http://schemas.microsoft.com/office/word/2010/wordml" xmlns:w15="http://schemas.microsoft.com/office/word/2012/wordml" xmlns:w16cex="http://schemas.microsoft.com/office/word/2018/wordml/cex" xmlns:w16cid="http://schemas.microsoft.com/office/word/2016/wordml/cid" xmlns:w16="http://schemas.microsoft.com/office/word/2018/wordml" xmlns:w16du="http://schemas.microsoft.com/office/word/2023/wordml/word16du" xmlns:w16sdtdh="http://schemas.microsoft.com/office/word/2020/wordml/sdtdatahash" xmlns:w16sdtfl="http://schemas.microsoft.com/office/word/2024/wordml/sdtformatlock" xmlns:w16se="http://schemas.microsoft.com/office/word/2015/wordml/symex" mc:Ignorable="w14 w15 w16se w16cid w16 w16cex w16sdtdh w16sdtfl w16du">
+  <w:docDefaults>
+    <w:rPrDefault>
+      <w:rPr>
+        <w:rFonts w:asciiTheme="minorHAnsi" w:eastAsiaTheme="minorEastAsia" w:hAnsiTheme="minorHAnsi" w:cstheme="minorBidi"/>
+        <w:kern w:val="2"/>
+        <w:sz w:val="24"/>
+        <w:szCs w:val="24"/>
+        <w:lang w:val="da-DK" w:eastAsia="da-DK" w:bidi="ar-SA"/>
+        <w14:ligatures w14:val="standardContextual"/>
+      </w:rPr>
+    </w:rPrDefault>
+    <w:pPrDefault>
+      <w:pPr>
+        <w:spacing w:after="160" w:line="278" w:lineRule="auto"/>
+      </w:pPr>
+    </w:pPrDefault>
+  </w:docDefaults>
+  <w:latentStyles w:defLockedState="0" w:defUIPriority="99" w:defSemiHidden="0" w:defUnhideWhenUsed="0" w:defQFormat="0" w:count="376">
+    <w:lsdException w:name="Normal" w:uiPriority="0" w:qFormat="1"/>
+    <w:lsdException w:name="heading 1" w:uiPriority="9" w:qFormat="1"/>
+    <w:lsdException w:name="heading 2" w:semiHidden="1" w:uiPriority="9" w:unhideWhenUsed="1" w:qFormat="1"/>
+    <w:lsdException w:name="heading 3" w:semiHidden="1" w:uiPriority="9" w:unhideWhenUsed="1" w:qFormat="1"/>
+    <w:lsdException w:name="heading 4" w:semiHidden="1" w:uiPriority="9" w:unhideWhenUsed="1" w:qFormat="1"/>
+    <w:lsdException w:name="heading 5" w:semiHidden="1" w:uiPriority="9" w:unhideWhenUsed="1" w:qFormat="1"/>
+    <w:lsdException w:name="heading 6" w:semiHidden="1" w:uiPriority="9" w:unhideWhenUsed="1" w:qFormat="1"/>
+    <w:lsdException w:name="heading 7" w:semiHidden="1" w:uiPriority="9" w:unhideWhenUsed="1" w:qFormat="1"/>
+    <w:lsdException w:name="heading 8" w:semiHidden="1" w:uiPriority="9" w:unhideWhenUsed="1" w:qFormat="1"/>
+    <w:lsdException w:name="heading 9" w:semiHidden="1" w:uiPriority="9" w:unhideWhenUsed="1" w:qFormat="1"/>
+    <w:lsdException w:name="index 1" w:semiHidden="1" w:unhideWhenUsed="1"/>
+    <w:lsdException w:name="index 2" w:semiHidden="1" w:unhideWhenUsed="1"/>
+    <w:lsdException w:name="index 3" w:semiHidden="1" w:unhideWhenUsed="1"/>
+    <w:lsdException w:name="index 4" w:semiHidden="1" w:unhideWhenUsed="1"/>
+    <w:lsdException w:name="index 5" w:semiHidden="1" w:unhideWhenUsed="1"/>
+    <w:lsdException w:name="index 6" w:semiHidden="1" w:unhideWhenUsed="1"/>
+    <w:lsdException w:name="index 7" w:semiHidden="1" w:unhideWhenUsed="1"/>
+    <w:lsdException w:name="index 8" w:semiHidden="1" w:unhideWhenUsed="1"/>
+    <w:lsdException w:name="index 9" w:semiHidden="1" w:unhideWhenUsed="1"/>
+    <w:lsdException w:name="toc 1" w:semiHidden="1" w:uiPriority="39" w:unhideWhenUsed="1"/>
+    <w:lsdException w:name="toc 2" w:semiHidden="1" w:uiPriority="39" w:unhideWhenUsed="1"/>
+    <w:lsdException w:name="toc 3" w:semiHidden="1" w:uiPriority="39" w:unhideWhenUsed="1"/>
+    <w:lsdException w:name="toc 4" w:semiHidden="1" w:uiPriority="39" w:unhideWhenUsed="1"/>
+    <w:lsdException w:name="toc 5" w:semiHidden="1" w:uiPriority="39" w:unhideWhenUsed="1"/>
+    <w:lsdException w:name="toc 6" w:semiHidden="1" w:uiPriority="39" w:unhideWhenUsed="1"/>
+    <w:lsdException w:name="toc 7" w:semiHidden="1" w:uiPriority="39" w:unhideWhenUsed="1"/>
+    <w:lsdException w:name="toc 8" w:semiHidden="1" w:uiPriority="39" w:unhideWhenUsed="1"/>
+    <w:lsdException w:name="toc 9" w:semiHidden="1" w:uiPriority="39" w:unhideWhenUsed="1"/>
+    <w:lsdException w:name="Normal Indent" w:semiHidden="1" w:unhideWhenUsed="1"/>
+    <w:lsdException w:name="footnote text" w:semiHidden="1" w:unhideWhenUsed="1"/>
+    <w:lsdException w:name="annotation text" w:semiHidden="1" w:unhideWhenUsed="1"/>
+    <w:lsdException w:name="header" w:semiHidden="1" w:unhideWhenUsed="1"/>
+    <w:lsdException w:name="footer" w:semiHidden="1" w:unhideWhenUsed="1"/>
+    <w:lsdException w:name="index heading" w:semiHidden="1" w:unhideWhenUsed="1"/>
+    <w:lsdException w:name="caption" w:semiHidden="1" w:uiPriority="35" w:unhideWhenUsed="1" w:qFormat="1"/>
+    <w:lsdException w:name="table of figures" w:semiHidden="1" w:unhideWhenUsed="1"/>
+    <w:lsdException w:name="envelope address" w:semiHidden="1" w:unhideWhenUsed="1"/>
+    <w:lsdException w:name="envelope return" w:semiHidden="1" w:unhideWhenUsed="1"/>
+    <w:lsdException w:name="footnote reference" w:semiHidden="1" w:unhideWhenUsed="1"/>
+    <w:lsdException w:name="annotation reference" w:semiHidden="1" w:unhideWhenUsed="1"/>
+    <w:lsdException w:name="line number" w:semiHidden="1" w:unhideWhenUsed="1"/>
+    <w:lsdException w:name="page number" w:semiHidden="1" w:unhideWhenUsed="1"/>
+    <w:lsdException w:name="endnote reference" w:semiHidden="1" w:unhideWhenUsed="1"/>
+    <w:lsdException w:name="endnote text" w:semiHidden="1" w:unhideWhenUsed="1"/>
+    <w:lsdException w:name="table of authorities" w:semiHidden="1" w:unhideWhenUsed="1"/>
+    <w:lsdException w:name="macro" w:semiHidden="1" w:unhideWhenUsed="1"/>
+    <w:lsdException w:name="toa heading" w:semiHidden="1" w:unhideWhenUsed="1"/>
+    <w:lsdException w:name="List" w:semiHidden="1" w:unhideWhenUsed="1"/>
+    <w:lsdException w:name="List Bullet" w:semiHidden="1" w:unhideWhenUsed="1"/>
+    <w:lsdException w:name="List Number" w:semiHidden="1" w:unhideWhenUsed="1"/>
+    <w:lsdException w:name="List 2" w:semiHidden="1" w:unhideWhenUsed="1"/>
+    <w:lsdException w:name="List 3" w:semiHidden="1" w:unhideWhenUsed="1"/>
+    <w:lsdException w:name="List 4" w:semiHidden="1" w:unhideWhenUsed="1"/>
+    <w:lsdException w:name="List 5" w:semiHidden="1" w:unhideWhenUsed="1"/>
+    <w:lsdException w:name="List Bullet 2" w:semiHidden="1" w:unhideWhenUsed="1"/>
+    <w:lsdException w:name="List Bullet 3" w:semiHidden="1" w:unhideWhenUsed="1"/>
+    <w:lsdException w:name="List Bullet 4" w:semiHidden="1" w:unhideWhenUsed="1"/>
+    <w:lsdException w:name="List Bullet 5" w:semiHidden="1" w:unhideWhenUsed="1"/>
+    <w:lsdException w:name="List Number 2" w:semiHidden="1" w:unhideWhenUsed="1"/>
+    <w:lsdException w:name="List Number 3" w:semiHidden="1" w:unhideWhenUsed="1"/>
+    <w:lsdException w:name="List Number 4" w:semiHidden="1" w:unhideWhenUsed="1"/>
+    <w:lsdException w:name="List Number 5" w:semiHidden="1" w:unhideWhenUsed="1"/>
+    <w:lsdException w:name="Title" w:uiPriority="10" w:qFormat="1"/>
+    <w:lsdException w:name="Closing" w:semiHidden="1" w:unhideWhenUsed="1"/>
+    <w:lsdException w:name="Signature" w:semiHidden="1" w:unhideWhenUsed="1"/>
+    <w:lsdException w:name="Default Paragraph Font" w:semiHidden="1" w:uiPriority="1" w:unhideWhenUsed="1"/>
+    <w:lsdException w:name="Body Text" w:semiHidden="1" w:unhideWhenUsed="1"/>
+    <w:lsdException w:name="Body Text Indent" w:semiHidden="1" w:unhideWhenUsed="1"/>
+    <w:lsdException w:name="List Continue" w:semiHidden="1" w:unhideWhenUsed="1"/>
+    <w:lsdException w:name="List Continue 2" w:semiHidden="1" w:unhideWhenUsed="1"/>
+    <w:lsdException w:name="List Continue 3" w:semiHidden="1" w:unhideWhenUsed="1"/>
+    <w:lsdException w:name="List Continue 4" w:semiHidden="1" w:unhideWhenUsed="1"/>
+    <w:lsdException w:name="List Continue 5" w:semiHidden="1" w:unhideWhenUsed="1"/>
+    <w:lsdException w:name="Message Header" w:semiHidden="1" w:unhideWhenUsed="1"/>
+    <w:lsdException w:name="Subtitle" w:uiPriority="11" w:qFormat="1"/>
+    <w:lsdException w:name="Salutation" w:semiHidden="1" w:unhideWhenUsed="1"/>
+    <w:lsdException w:name="Date" w:semiHidden="1" w:unhideWhenUsed="1"/>
+    <w:lsdException w:name="Body Text First Indent" w:semiHidden="1" w:unhideWhenUsed="1"/>
+    <w:lsdException w:name="Body Text First Indent 2" w:semiHidden="1" w:unhideWhenUsed="1"/>
+    <w:lsdException w:name="Note Heading" w:semiHidden="1" w:unhideWhenUsed="1"/>
+    <w:lsdException w:name="Body Text 2" w:semiHidden="1" w:unhideWhenUsed="1"/>
+    <w:lsdException w:name="Body Text 3" w:semiHidden="1" w:unhideWhenUsed="1"/>
+    <w:lsdException w:name="Body Text Indent 2" w:semiHidden="1" w:unhideWhenUsed="1"/>
+    <w:lsdException w:name="Body Text Indent 3" w:semiHidden="1" w:unhideWhenUsed="1"/>
+    <w:lsdException w:name="Block Text" w:semiHidden="1" w:unhideWhenUsed="1"/>
+    <w:lsdException w:name="Hyperlink" w:semiHidden="1" w:unhideWhenUsed="1"/>
+    <w:lsdException w:name="FollowedHyperlink" w:semiHidden="1" w:unhideWhenUsed="1"/>
+    <w:lsdException w:name="Strong" w:uiPriority="22" w:qFormat="1"/>
+    <w:lsdException w:name="Emphasis" w:uiPriority="20" w:qFormat="1"/>
+    <w:lsdException w:name="Document Map" w:semiHidden="1" w:unhideWhenUsed="1"/>
+    <w:lsdException w:name="Plain Text" w:semiHidden="1" w:unhideWhenUsed="1"/>
+    <w:lsdException w:name="E-mail Signature" w:semiHidden="1" w:unhideWhenUsed="1"/>
+    <w:lsdException w:name="HTML Top of Form" w:semiHidden="1" w:unhideWhenUsed="1"/>
+    <w:lsdException w:name="HTML Bottom of Form" w:semiHidden="1" w:unhideWhenUsed="1"/>
+    <w:lsdException w:name="Normal (Web)" w:semiHidden="1" w:unhideWhenUsed="1"/>
+    <w:lsdException w:name="HTML Acronym" w:semiHidden="1" w:unhideWhenUsed="1"/>
+    <w:lsdException w:name="HTML Address" w:semiHidden="1" w:unhideWhenUsed="1"/>
+    <w:lsdException w:name="HTML Cite" w:semiHidden="1" w:unhideWhenUsed="1"/>
+    <w:lsdException w:name="HTML Code" w:semiHidden="1" w:unhideWhenUsed="1"/>
+    <w:lsdException w:name="HTML Definition" w:semiHidden="1" w:unhideWhenUsed="1"/>
+    <w:lsdException w:name="HTML Keyboard" w:semiHidden="1" w:unhideWhenUsed="1"/>
+    <w:lsdException w:name="HTML Preformatted" w:semiHidden="1" w:unhideWhenUsed="1"/>
+    <w:lsdException w:name="HTML Sample" w:semiHidden="1" w:unhideWhenUsed="1"/>
+    <w:lsdException w:name="HTML Typewriter" w:semiHidden="1" w:unhideWhenUsed="1"/>
+    <w:lsdException w:name="HTML Variable" w:semiHidden="1" w:unhideWhenUsed="1"/>
+    <w:lsdException w:name="Normal Table" w:semiHidden="1" w:unhideWhenUsed="1"/>
+    <w:lsdException w:name="annotation subject" w:semiHidden="1" w:unhideWhenUsed="1"/>
+    <w:lsdException w:name="No List" w:semiHidden="1" w:unhideWhenUsed="1"/>
+    <w:lsdException w:name="Outline List 1" w:semiHidden="1" w:unhideWhenUsed="1"/>
+    <w:lsdException w:name="Outline List 2" w:semiHidden="1" w:unhideWhenUsed="1"/>
+    <w:lsdException w:name="Outline List 3" w:semiHidden="1" w:unhideWhenUsed="1"/>
+    <w:lsdException w:name="Table Simple 1" w:semiHidden="1" w:unhideWhenUsed="1"/>
+    <w:lsdException w:name="Table Simple 2" w:semiHidden="1" w:unhideWhenUsed="1"/>
+    <w:lsdException w:name="Table Simple 3" w:semiHidden="1" w:unhideWhenUsed="1"/>
+    <w:lsdException w:name="Table Classic 1" w:semiHidden="1" w:unhideWhenUsed="1"/>
+    <w:lsdException w:name="Table Classic 2" w:semiHidden="1" w:unhideWhenUsed="1"/>
+    <w:lsdException w:name="Table Classic 3" w:semiHidden="1" w:unhideWhenUsed="1"/>
+    <w:lsdException w:name="Table Classic 4" w:semiHidden="1" w:unhideWhenUsed="1"/>
+    <w:lsdException w:name="Table Colorful 1" w:semiHidden="1" w:unhideWhenUsed="1"/>
+    <w:lsdException w:name="Table Colorful 2" w:semiHidden="1" w:unhideWhenUsed="1"/>
+    <w:lsdException w:name="Table Colorful 3" w:semiHidden="1" w:unhideWhenUsed="1"/>
+    <w:lsdException w:name="Table Columns 1" w:semiHidden="1" w:unhideWhenUsed="1"/>
+    <w:lsdException w:name="Table Columns 2" w:semiHidden="1" w:unhideWhenUsed="1"/>
+    <w:lsdException w:name="Table Columns 3" w:semiHidden="1" w:unhideWhenUsed="1"/>
+    <w:lsdException w:name="Table Columns 4" w:semiHidden="1" w:unhideWhenUsed="1"/>
+    <w:lsdException w:name="Table Columns 5" w:semiHidden="1" w:unhideWhenUsed="1"/>
+    <w:lsdException w:name="Table Grid 1" w:semiHidden="1" w:unhideWhenUsed="1"/>
+    <w:lsdException w:name="Table Grid 2" w:semiHidden="1" w:unhideWhenUsed="1"/>
+    <w:lsdException w:name="Table Grid 3" w:semiHidden="1" w:unhideWhenUsed="1"/>
+    <w:lsdException w:name="Table Grid 4" w:semiHidden="1" w:unhideWhenUsed="1"/>
+    <w:lsdException w:name="Table Grid 5" w:semiHidden="1" w:unhideWhenUsed="1"/>
+    <w:lsdException w:name="Table Grid 6" w:semiHidden="1" w:unhideWhenUsed="1"/>
+    <w:lsdException w:name="Table Grid 7" w:semiHidden="1" w:unhideWhenUsed="1"/>
+    <w:lsdException w:name="Table Grid 8" w:semiHidden="1" w:unhideWhenUsed="1"/>
+    <w:lsdException w:name="Table List 1" w:semiHidden="1" w:unhideWhenUsed="1"/>
+    <w:lsdException w:name="Table List 2" w:semiHidden="1" w:unhideWhenUsed="1"/>
+    <w:lsdException w:name="Table List 3" w:semiHidden="1" w:unhideWhenUsed="1"/>
+    <w:lsdException w:name="Table List 4" w:semiHidden="1" w:unhideWhenUsed="1"/>
+    <w:lsdException w:name="Table List 5" w:semiHidden="1" w:unhideWhenUsed="1"/>
+    <w:lsdException w:name="Table List 6" w:semiHidden="1" w:unhideWhenUsed="1"/>
+    <w:lsdException w:name="Table List 7" w:semiHidden="1" w:unhideWhenUsed="1"/>
+    <w:lsdException w:name="Table List 8" w:semiHidden="1" w:unhideWhenUsed="1"/>
+    <w:lsdException w:name="Table 3D effects 1" w:semiHidden="1" w:unhideWhenUsed="1"/>
+    <w:lsdException w:name="Table 3D effects 2" w:semiHidden="1" w:unhideWhenUsed="1"/>
+    <w:lsdException w:name="Table 3D effects 3" w:semiHidden="1" w:unhideWhenUsed="1"/>
+    <w:lsdException w:name="Table Contemporary" w:semiHidden="1" w:unhideWhenUsed="1"/>
+    <w:lsdException w:name="Table Elegant" w:semiHidden="1" w:unhideWhenUsed="1"/>
+    <w:lsdException w:name="Table Professional" w:semiHidden="1" w:unhideWhenUsed="1"/>
+    <w:lsdException w:name="Table Subtle 1" w:semiHidden="1" w:unhideWhenUsed="1"/>
+    <w:lsdException w:name="Table Subtle 2" w:semiHidden="1" w:unhideWhenUsed="1"/>
+    <w:lsdException w:name="Table Web 1" w:semiHidden="1" w:unhideWhenUsed="1"/>
+    <w:lsdException w:name="Table Web 2" w:semiHidden="1" w:unhideWhenUsed="1"/>
+    <w:lsdException w:name="Table Web 3" w:semiHidden="1" w:unhideWhenUsed="1"/>
+    <w:lsdException w:name="Balloon Text" w:semiHidden="1" w:unhideWhenUsed="1"/>
+    <w:lsdException w:name="Table Grid" w:uiPriority="39"/>
+    <w:lsdException w:name="Table Theme" w:semiHidden="1" w:unhideWhenUsed="1"/>
+    <w:lsdException w:name="Placeholder Text" w:semiHidden="1"/>
+    <w:lsdException w:name="No Spacing" w:uiPriority="1" w:qFormat="1"/>
+    <w:lsdException w:name="Light Shading" w:uiPriority="60"/>
+    <w:lsdException w:name="Light List" w:uiPriority="61"/>
+    <w:lsdException w:name="Light Grid" w:uiPriority="62"/>
+    <w:lsdException w:name="Medium Shading 1" w:uiPriority="63"/>
+    <w:lsdException w:name="Medium Shading 2" w:uiPriority="64"/>
+    <w:lsdException w:name="Medium List 1" w:uiPriority="65"/>
+    <w:lsdException w:name="Medium List 2" w:uiPriority="66"/>
+    <w:lsdException w:name="Medium Grid 1" w:uiPriority="67"/>
+    <w:lsdException w:name="Medium Grid 2" w:uiPriority="68"/>
+    <w:lsdException w:name="Medium Grid 3" w:uiPriority="69"/>
+    <w:lsdException w:name="Dark List" w:uiPriority="70"/>
+    <w:lsdException w:name="Colorful Shading" w:uiPriority="71"/>
+    <w:lsdException w:name="Colorful List" w:uiPriority="72"/>
+    <w:lsdException w:name="Colorful Grid" w:uiPriority="73"/>
+    <w:lsdException w:name="Light Shading Accent 1" w:uiPriority="60"/>
+    <w:lsdException w:name="Light List Accent 1" w:uiPriority="61"/>
+    <w:lsdException w:name="Light Grid Accent 1" w:uiPriority="62"/>
+    <w:lsdException w:name="Medium Shading 1 Accent 1" w:uiPriority="63"/>
+    <w:lsdException w:name="Medium Shading 2 Accent 1" w:uiPriority="64"/>
+    <w:lsdException w:name="Medium List 1 Accent 1" w:uiPriority="65"/>
+    <w:lsdException w:name="Revision" w:semiHidden="1"/>
+    <w:lsdException w:name="List Paragraph" w:uiPriority="34" w:qFormat="1"/>
+    <w:lsdException w:name="Quote" w:uiPriority="29" w:qFormat="1"/>
+    <w:lsdException w:name="Intense Quote" w:uiPriority="30" w:qFormat="1"/>
+    <w:lsdException w:name="Medium List 2 Accent 1" w:uiPriority="66"/>
+    <w:lsdException w:name="Medium Grid 1 Accent 1" w:uiPriority="67"/>
+    <w:lsdException w:name="Medium Grid 2 Accent 1" w:uiPriority="68"/>
+    <w:lsdException w:name="Medium Grid 3 Accent 1" w:uiPriority="69"/>
+    <w:lsdException w:name="Dark List Accent 1" w:uiPriority="70"/>
+    <w:lsdException w:name="Colorful Shading Accent 1" w:uiPriority="71"/>
+    <w:lsdException w:name="Colorful List Accent 1" w:uiPriority="72"/>
+    <w:lsdException w:name="Colorful Grid Accent 1" w:uiPriority="73"/>
+    <w:lsdException w:name="Light Shading Accent 2" w:uiPriority="60"/>
+    <w:lsdException w:name="Light List Accent 2" w:uiPriority="61"/>
+    <w:lsdException w:name="Light Grid Accent 2" w:uiPriority="62"/>
+    <w:lsdException w:name="Medium Shading 1 Accent 2" w:uiPriority="63"/>
+    <w:lsdException w:name="Medium Shading 2 Accent 2" w:uiPriority="64"/>
+    <w:lsdException w:name="Medium List 1 Accent 2" w:uiPriority="65"/>
+    <w:lsdException w:name="Medium List 2 Accent 2" w:uiPriority="66"/>
+    <w:lsdException w:name="Medium Grid 1 Accent 2" w:uiPriority="67"/>
+    <w:lsdException w:name="Medium Grid 2 Accent 2" w:uiPriority="68"/>
+    <w:lsdException w:name="Medium Grid 3 Accent 2" w:uiPriority="69"/>
+    <w:lsdException w:name="Dark List Accent 2" w:uiPriority="70"/>
+    <w:lsdException w:name="Colorful Shading Accent 2" w:uiPriority="71"/>
+    <w:lsdException w:name="Colorful List Accent 2" w:uiPriority="72"/>
+    <w:lsdException w:name="Colorful Grid Accent 2" w:uiPriority="73"/>
+    <w:lsdException w:name="Light Shading Accent 3" w:uiPriority="60"/>
+    <w:lsdException w:name="Light List Accent 3" w:uiPriority="61"/>
+    <w:lsdException w:name="Light Grid Accent 3" w:uiPriority="62"/>
+    <w:lsdException w:name="Medium Shading 1 Accent 3" w:uiPriority="63"/>
+    <w:lsdException w:name="Medium Shading 2 Accent 3" w:uiPriority="64"/>
+    <w:lsdException w:name="Medium List 1 Accent 3" w:uiPriority="65"/>
+    <w:lsdException w:name="Medium List 2 Accent 3" w:uiPriority="66"/>
+    <w:lsdException w:name="Medium Grid 1 Accent 3" w:uiPriority="67"/>
+    <w:lsdException w:name="Medium Grid 2 Accent 3" w:uiPriority="68"/>
+    <w:lsdException w:name="Medium Grid 3 Accent 3" w:uiPriority="69"/>
+    <w:lsdException w:name="Dark List Accent 3" w:uiPriority="70"/>
+    <w:lsdException w:name="Colorful Shading Accent 3" w:uiPriority="71"/>
+    <w:lsdException w:name="Colorful List Accent 3" w:uiPriority="72"/>
+    <w:lsdException w:name="Colorful Grid Accent 3" w:uiPriority="73"/>
+    <w:lsdException w:name="Light Shading Accent 4" w:uiPriority="60"/>
+    <w:lsdException w:name="Light List Accent 4" w:uiPriority="61"/>
+    <w:lsdException w:name="Light Grid Accent 4" w:uiPriority="62"/>
+    <w:lsdException w:name="Medium Shading 1 Accent 4" w:uiPriority="63"/>
+    <w:lsdException w:name="Medium Shading 2 Accent 4" w:uiPriority="64"/>
+    <w:lsdException w:name="Medium List 1 Accent 4" w:uiPriority="65"/>
+    <w:lsdException w:name="Medium List 2 Accent 4" w:uiPriority="66"/>
+    <w:lsdException w:name="Medium Grid 1 Accent 4" w:uiPriority="67"/>
+    <w:lsdException w:name="Medium Grid 2 Accent 4" w:uiPriority="68"/>
+    <w:lsdException w:name="Medium Grid 3 Accent 4" w:uiPriority="69"/>
+    <w:lsdException w:name="Dark List Accent 4" w:uiPriority="70"/>
+    <w:lsdException w:name="Colorful Shading Accent 4" w:uiPriority="71"/>
+    <w:lsdException w:name="Colorful List Accent 4" w:uiPriority="72"/>
+    <w:lsdException w:name="Colorful Grid Accent 4" w:uiPriority="73"/>
+    <w:lsdException w:name="Light Shading Accent 5" w:uiPriority="60"/>
+    <w:lsdException w:name="Light List Accent 5" w:uiPriority="61"/>
+    <w:lsdException w:name="Light Grid Accent 5" w:uiPriority="62"/>
+    <w:lsdException w:name="Medium Shading 1 Accent 5" w:uiPriority="63"/>
+    <w:lsdException w:name="Medium Shading 2 Accent 5" w:uiPriority="64"/>
+    <w:lsdException w:name="Medium List 1 Accent 5" w:uiPriority="65"/>
+    <w:lsdException w:name="Medium List 2 Accent 5" w:uiPriority="66"/>
+    <w:lsdException w:name="Medium Grid 1 Accent 5" w:uiPriority="67"/>
+    <w:lsdException w:name="Medium Grid 2 Accent 5" w:uiPriority="68"/>
+    <w:lsdException w:name="Medium Grid 3 Accent 5" w:uiPriority="69"/>
+    <w:lsdException w:name="Dark List Accent 5" w:uiPriority="70"/>
+    <w:lsdException w:name="Colorful Shading Accent 5" w:uiPriority="71"/>
+    <w:lsdException w:name="Colorful List Accent 5" w:uiPriority="72"/>
+    <w:lsdException w:name="Colorful Grid Accent 5" w:uiPriority="73"/>
+    <w:lsdException w:name="Light Shading Accent 6" w:uiPriority="60"/>
+    <w:lsdException w:name="Light List Accent 6" w:uiPriority="61"/>
+    <w:lsdException w:name="Light Grid Accent 6" w:uiPriority="62"/>
+    <w:lsdException w:name="Medium Shading 1 Accent 6" w:uiPriority="63"/>
+    <w:lsdException w:name="Medium Shading 2 Accent 6" w:uiPriority="64"/>
+    <w:lsdException w:name="Medium List 1 Accent 6" w:uiPriority="65"/>
+    <w:lsdException w:name="Medium List 2 Accent 6" w:uiPriority="66"/>
+    <w:lsdException w:name="Medium Grid 1 Accent 6" w:uiPriority="67"/>
+    <w:lsdException w:name="Medium Grid 2 Accent 6" w:uiPriority="68"/>
+    <w:lsdException w:name="Medium Grid 3 Accent 6" w:uiPriority="69"/>
+    <w:lsdException w:name="Dark List Accent 6" w:uiPriority="70"/>
+    <w:lsdException w:name="Colorful Shading Accent 6" w:uiPriority="71"/>
+    <w:lsdException w:name="Colorful List Accent 6" w:uiPriority="72"/>
+    <w:lsdException w:name="Colorful Grid Accent 6" w:uiPriority="73"/>
+    <w:lsdException w:name="Subtle Emphasis" w:uiPriority="19" w:qFormat="1"/>
+    <w:lsdException w:name="Intense Emphasis" w:uiPriority="21" w:qFormat="1"/>
+    <w:lsdException w:name="Subtle Reference" w:uiPriority="31" w:qFormat="1"/>
+    <w:lsdException w:name="Intense Reference" w:uiPriority="32" w:qFormat="1"/>
+    <w:lsdException w:name="Book Title" w:uiPriority="33" w:qFormat="1"/>
+    <w:lsdException w:name="Bibliography" w:semiHidden="1" w:uiPriority="37" w:unhideWhenUsed="1"/>
+    <w:lsdException w:name="TOC Heading" w:semiHidden="1" w:uiPriority="39" w:unhideWhenUsed="1" w:qFormat="1"/>
+    <w:lsdException w:name="Plain Table 1" w:uiPriority="41"/>
+    <w:lsdException w:name="Plain Table 2" w:uiPriority="42"/>
+    <w:lsdException w:name="Plain Table 3" w:uiPriority="43"/>
+    <w:lsdException w:name="Plain Table 4" w:uiPriority="44"/>
+    <w:lsdException w:name="Plain Table 5" w:uiPriority="45"/>
+    <w:lsdException w:name="Grid Table Light" w:uiPriority="40"/>
+    <w:lsdException w:name="Grid Table 1 Light" w:uiPriority="46"/>
+    <w:lsdException w:name="Grid Table 2" w:uiPriority="47"/>
+    <w:lsdException w:name="Grid Table 3" w:uiPriority="48"/>
+    <w:lsdException w:name="Grid Table 4" w:uiPriority="49"/>
+    <w:lsdException w:name="Grid Table 5 Dark" w:uiPriority="50"/>
+    <w:lsdException w:name="Grid Table 6 Colorful" w:uiPriority="51"/>
+    <w:lsdException w:name="Grid Table 7 Colorful" w:uiPriority="52"/>
+    <w:lsdException w:name="Grid Table 1 Light Accent 1" w:uiPriority="46"/>
+    <w:lsdException w:name="Grid Table 2 Accent 1" w:uiPriority="47"/>
+    <w:lsdException w:name="Grid Table 3 Accent 1" w:uiPriority="48"/>
+    <w:lsdException w:name="Grid Table 4 Accent 1" w:uiPriority="49"/>
+    <w:lsdException w:name="Grid Table 5 Dark Accent 1" w:uiPriority="50"/>
+    <w:lsdException w:name="Grid Table 6 Colorful Accent 1" w:uiPriority="51"/>
+    <w:lsdException w:name="Grid Table 7 Colorful Accent 1" w:uiPriority="52"/>
+    <w:lsdException w:name="Grid Table 1 Light Accent 2" w:uiPriority="46"/>
+    <w:lsdException w:name="Grid Table 2 Accent 2" w:uiPriority="47"/>
+    <w:lsdException w:name="Grid Table 3 Accent 2" w:uiPriority="48"/>
+    <w:lsdException w:name="Grid Table 4 Accent 2" w:uiPriority="49"/>
+    <w:lsdException w:name="Grid Table 5 Dark Accent 2" w:uiPriority="50"/>
+    <w:lsdException w:name="Grid Table 6 Colorful Accent 2" w:uiPriority="51"/>
+    <w:lsdException w:name="Grid Table 7 Colorful Accent 2" w:uiPriority="52"/>
+    <w:lsdException w:name="Grid Table 1 Light Accent 3" w:uiPriority="46"/>
+    <w:lsdException w:name="Grid Table 2 Accent 3" w:uiPriority="47"/>
+    <w:lsdException w:name="Grid Table 3 Accent 3" w:uiPriority="48"/>
+    <w:lsdException w:name="Grid Table 4 Accent 3" w:uiPriority="49"/>
+    <w:lsdException w:name="Grid Table 5 Dark Accent 3" w:uiPriority="50"/>
+    <w:lsdException w:name="Grid Table 6 Colorful Accent 3" w:uiPriority="51"/>
+    <w:lsdException w:name="Grid Table 7 Colorful Accent 3" w:uiPriority="52"/>
+    <w:lsdException w:name="Grid Table 1 Light Accent 4" w:uiPriority="46"/>
+    <w:lsdException w:name="Grid Table 2 Accent 4" w:uiPriority="47"/>
+    <w:lsdException w:name="Grid Table 3 Accent 4" w:uiPriority="48"/>
+    <w:lsdException w:name="Grid Table 4 Accent 4" w:uiPriority="49"/>
+    <w:lsdException w:name="Grid Table 5 Dark Accent 4" w:uiPriority="50"/>
+    <w:lsdException w:name="Grid Table 6 Colorful Accent 4" w:uiPriority="51"/>
+    <w:lsdException w:name="Grid Table 7 Colorful Accent 4" w:uiPriority="52"/>
+    <w:lsdException w:name="Grid Table 1 Light Accent 5" w:uiPriority="46"/>
+    <w:lsdException w:name="Grid Table 2 Accent 5" w:uiPriority="47"/>
+    <w:lsdException w:name="Grid Table 3 Accent 5" w:uiPriority="48"/>
+    <w:lsdException w:name="Grid Table 4 Accent 5" w:uiPriority="49"/>
+    <w:lsdException w:name="Grid Table 5 Dark Accent 5" w:uiPriority="50"/>
+    <w:lsdException w:name="Grid Table 6 Colorful Accent 5" w:uiPriority="51"/>
+    <w:lsdException w:name="Grid Table 7 Colorful Accent 5" w:uiPriority="52"/>
+    <w:lsdException w:name="Grid Table 1 Light Accent 6" w:uiPriority="46"/>
+    <w:lsdException w:name="Grid Table 2 Accent 6" w:uiPriority="47"/>
+    <w:lsdException w:name="Grid Table 3 Accent 6" w:uiPriority="48"/>
+    <w:lsdException w:name="Grid Table 4 Accent 6" w:uiPriority="49"/>
+    <w:lsdException w:name="Grid Table 5 Dark Accent 6" w:uiPriority="50"/>
+    <w:lsdException w:name="Grid Table 6 Colorful Accent 6" w:uiPriority="51"/>
+    <w:lsdException w:name="Grid Table 7 Colorful Accent 6" w:uiPriority="52"/>
+    <w:lsdException w:name="List Table 1 Light" w:uiPriority="46"/>
+    <w:lsdException w:name="List Table 2" w:uiPriority="47"/>
+    <w:lsdException w:name="List Table 3" w:uiPriority="48"/>
+    <w:lsdException w:name="List Table 4" w:uiPriority="49"/>
+    <w:lsdException w:name="List Table 5 Dark" w:uiPriority="50"/>
+    <w:lsdException w:name="List Table 6 Colorful" w:uiPriority="51"/>
+    <w:lsdException w:name="List Table 7 Colorful" w:uiPriority="52"/>
+    <w:lsdException w:name="List Table 1 Light Accent 1" w:uiPriority="46"/>
+    <w:lsdException w:name="List Table 2 Accent 1" w:uiPriority="47"/>
+    <w:lsdException w:name="List Table 3 Accent 1" w:uiPriority="48"/>
+    <w:lsdException w:name="List Table 4 Accent 1" w:uiPriority="49"/>
+    <w:lsdException w:name="List Table 5 Dark Accent 1" w:uiPriority="50"/>
+    <w:lsdException w:name="List Table 6 Colorful Accent 1" w:uiPriority="51"/>
+    <w:lsdException w:name="List Table 7 Colorful Accent 1" w:uiPriority="52"/>
+    <w:lsdException w:name="List Table 1 Light Accent 2" w:uiPriority="46"/>
+    <w:lsdException w:name="List Table 2 Accent 2" w:uiPriority="47"/>
+    <w:lsdException w:name="List Table 3 Accent 2" w:uiPriority="48"/>
+    <w:lsdException w:name="List Table 4 Accent 2" w:uiPriority="49"/>
+    <w:lsdException w:name="List Table 5 Dark Accent 2" w:uiPriority="50"/>
+    <w:lsdException w:name="List Table 6 Colorful Accent 2" w:uiPriority="51"/>
+    <w:lsdException w:name="List Table 7 Colorful Accent 2" w:uiPriority="52"/>
+    <w:lsdException w:name="List Table 1 Light Accent 3" w:uiPriority="46"/>
+    <w:lsdException w:name="List Table 2 Accent 3" w:uiPriority="47"/>
+    <w:lsdException w:name="List Table 3 Accent 3" w:uiPriority="48"/>
+    <w:lsdException w:name="List Table 4 Accent 3" w:uiPriority="49"/>
+    <w:lsdException w:name="List Table 5 Dark Accent 3" w:uiPriority="50"/>
+    <w:lsdException w:name="List Table 6 Colorful Accent 3" w:uiPriority="51"/>
+    <w:lsdException w:name="List Table 7 Colorful Accent 3" w:uiPriority="52"/>
+    <w:lsdException w:name="List Table 1 Light Accent 4" w:uiPriority="46"/>
+    <w:lsdException w:name="List Table 2 Accent 4" w:uiPriority="47"/>
+    <w:lsdException w:name="List Table 3 Accent 4" w:uiPriority="48"/>
+    <w:lsdException w:name="List Table 4 Accent 4" w:uiPriority="49"/>
+    <w:lsdException w:name="List Table 5 Dark Accent 4" w:uiPriority="50"/>
+    <w:lsdException w:name="List Table 6 Colorful Accent 4" w:uiPriority="51"/>
+    <w:lsdException w:name="List Table 7 Colorful Accent 4" w:uiPriority="52"/>
+    <w:lsdException w:name="List Table 1 Light Accent 5" w:uiPriority="46"/>
+    <w:lsdException w:name="List Table 2 Accent 5" w:uiPriority="47"/>
+    <w:lsdException w:name="List Table 3 Accent 5" w:uiPriority="48"/>
+    <w:lsdException w:name="List Table 4 Accent 5" w:uiPriority="49"/>
+    <w:lsdException w:name="List Table 5 Dark Accent 5" w:uiPriority="50"/>
+    <w:lsdException w:name="List Table 6 Colorful Accent 5" w:uiPriority="51"/>
+    <w:lsdException w:name="List Table 7 Colorful Accent 5" w:uiPriority="52"/>
+    <w:lsdException w:name="List Table 1 Light Accent 6" w:uiPriority="46"/>
+    <w:lsdException w:name="List Table 2 Accent 6" w:uiPriority="47"/>
+    <w:lsdException w:name="List Table 3 Accent 6" w:uiPriority="48"/>
+    <w:lsdException w:name="List Table 4 Accent 6" w:uiPriority="49"/>
+    <w:lsdException w:name="List Table 5 Dark Accent 6" w:uiPriority="50"/>
+    <w:lsdException w:name="List Table 6 Colorful Accent 6" w:uiPriority="51"/>
+    <w:lsdException w:name="List Table 7 Colorful Accent 6" w:uiPriority="52"/>
+    <w:lsdException w:name="Mention" w:semiHidden="1" w:unhideWhenUsed="1"/>
+    <w:lsdException w:name="Smart Hyperlink" w:semiHidden="1" w:unhideWhenUsed="1"/>
+    <w:lsdException w:name="Hashtag" w:semiHidden="1" w:unhideWhenUsed="1"/>
+    <w:lsdException w:name="Unresolved Mention" w:semiHidden="1" w:unhideWhenUsed="1"/>
+    <w:lsdException w:name="Smart Link" w:semiHidden="1" w:unhideWhenUsed="1"/>
+  </w:latentStyles>
+  <w:style w:type="paragraph" w:default="1" w:styleId="Normal">
+    <w:name w:val="Normal"/>
+    <w:qFormat/>
+  </w:style>
+  <w:style w:type="paragraph" w:styleId="Heading2">
+    <w:name w:val="heading 2"/>
+    <w:basedOn w:val="Normal"/>
+    <w:next w:val="Normal"/>
+    <w:link w:val="Heading2Char"/>
+    <w:uiPriority w:val="9"/>
+    <w:unhideWhenUsed/>
+    <w:qFormat/>
+    <w:rsid w:val="00150B87"/>
+    <w:pPr>
+      <w:keepNext/>
+      <w:keepLines/>
+      <w:spacing w:before="40" w:after="0"/>
+      <w:outlineLvl w:val="1"/>
+    </w:pPr>
+    <w:rPr>
+      <w:rFonts w:asciiTheme="majorHAnsi" w:eastAsiaTheme="majorEastAsia" w:hAnsiTheme="majorHAnsi" w:cstheme="majorBidi"/>
+      <w:color w:val="0F4761" w:themeColor="accent1" w:themeShade="BF"/>
+      <w:sz w:val="26"/>
+      <w:szCs w:val="26"/>
+    </w:rPr>
+  </w:style>
+  <w:style w:type="character" w:default="1" w:styleId="DefaultParagraphFont">
+    <w:name w:val="Default Paragraph Font"/>
+    <w:uiPriority w:val="1"/>
+    <w:semiHidden/>
+    <w:unhideWhenUsed/>
+  </w:style>
+  <w:style w:type="table" w:default="1" w:styleId="TableNormal">
+    <w:name w:val="Normal Table"/>
+    <w:uiPriority w:val="99"/>
+    <w:semiHidden/>
+    <w:unhideWhenUsed/>
+    <w:tblPr>
+      <w:tblInd w:w="0" w:type="dxa"/>
+      <w:tblCellMar>
+        <w:top w:w="0" w:type="dxa"/>
+        <w:left w:w="108" w:type="dxa"/>
+        <w:bottom w:w="0" w:type="dxa"/>
+        <w:right w:w="108" w:type="dxa"/>
+      </w:tblCellMar>
+    </w:tblPr>
+  </w:style>
+  <w:style w:type="numbering" w:default="1" w:styleId="NoList">
+    <w:name w:val="No List"/>
+    <w:uiPriority w:val="99"/>
+    <w:semiHidden/>
+    <w:unhideWhenUsed/>
+  </w:style>
+  <w:style w:type="table" w:styleId="TableGrid">
+    <w:name w:val="Table Grid"/>
+    <w:aliases w:val="Default"/>
+    <w:basedOn w:val="TableNormal"/>
+    <w:uiPriority w:val="39"/>
+    <w:rsid w:val="00150B87"/>
+    <w:pPr>
+      <w:spacing w:after="0" w:line="240" w:lineRule="auto"/>
+    </w:pPr>
+    <w:rPr>
+      <w:lang w:val="en-AU" w:eastAsia="en-AU"/>
+    </w:rPr>
+    <w:tblPr>
+      <w:tblBorders>
+        <w:top w:val="single" w:sz="4" w:space="0" w:color="auto"/>
+        <w:left w:val="single" w:sz="4" w:space="0" w:color="auto"/>
+        <w:bottom w:val="single" w:sz="4" w:space="0" w:color="auto"/>
+        <w:right w:val="single" w:sz="4" w:space="0" w:color="auto"/>
+        <w:insideH w:val="single" w:sz="4" w:space="0" w:color="auto"/>
+        <w:insideV w:val="single" w:sz="4" w:space="0" w:color="auto"/>
+      </w:tblBorders>
+    </w:tblPr>
+  </w:style>
+  <w:style w:type="character" w:customStyle="1" w:styleId="Heading2Char">
+    <w:name w:val="Heading 2 Char"/>
+    <w:basedOn w:val="DefaultParagraphFont"/>
+    <w:link w:val="Heading2"/>
+    <w:uiPriority w:val="9"/>
+    <w:rsid w:val="00150B87"/>
+    <w:rPr>
+      <w:rFonts w:asciiTheme="majorHAnsi" w:eastAsiaTheme="majorEastAsia" w:hAnsiTheme="majorHAnsi" w:cstheme="majorBidi"/>
+      <w:color w:val="0F4761" w:themeColor="accent1" w:themeShade="BF"/>
+      <w:sz w:val="26"/>
+      <w:szCs w:val="26"/>
+    </w:rPr>
+  </w:style>
+  <w:style w:type="paragraph" w:styleId="Header">
+    <w:name w:val="header"/>
+    <w:basedOn w:val="Normal"/>
+    <w:link w:val="HeaderChar"/>
+    <w:uiPriority w:val="99"/>
+    <w:unhideWhenUsed/>
+    <w:rsid w:val="001B7DB8"/>
+    <w:pPr>
+      <w:tabs>
+        <w:tab w:val="center" w:pos="4513"/>
+        <w:tab w:val="right" w:pos="9026"/>
+      </w:tabs>
+      <w:spacing w:after="0" w:line="240" w:lineRule="auto"/>
+    </w:pPr>
+  </w:style>
+  <w:style w:type="character" w:customStyle="1" w:styleId="HeaderChar">
+    <w:name w:val="Header Char"/>
+    <w:basedOn w:val="DefaultParagraphFont"/>
+    <w:link w:val="Header"/>
+    <w:uiPriority w:val="99"/>
+    <w:rsid w:val="001B7DB8"/>
+  </w:style>
+  <w:style w:type="paragraph" w:styleId="Footer">
+    <w:name w:val="footer"/>
+    <w:basedOn w:val="Normal"/>
+    <w:link w:val="FooterChar"/>
+    <w:uiPriority w:val="99"/>
+    <w:unhideWhenUsed/>
+    <w:rsid w:val="001B7DB8"/>
+    <w:pPr>
+      <w:tabs>
+        <w:tab w:val="center" w:pos="4513"/>
+        <w:tab w:val="right" w:pos="9026"/>
+      </w:tabs>
+      <w:spacing w:after="0" w:line="240" w:lineRule="auto"/>
+    </w:pPr>
+  </w:style>
+  <w:style w:type="character" w:customStyle="1" w:styleId="FooterChar">
+    <w:name w:val="Footer Char"/>
+    <w:basedOn w:val="DefaultParagraphFont"/>
+    <w:link w:val="Footer"/>
+    <w:uiPriority w:val="99"/>
+    <w:rsid w:val="001B7DB8"/>
+  </w:style>
+  <w:style w:type="character" w:styleId="Strong">
+    <w:name w:val="Strong"/>
+    <w:uiPriority w:val="22"/>
+    <w:qFormat/>
+    <w:rsid w:val="001B7DB8"/>
+    <w:rPr>
+      <w:b/>
+      <w:bCs/>
+    </w:rPr>
+  </w:style>
+  <w:style w:type="table" w:customStyle="1" w:styleId="ReportLineBanding">
+    <w:name w:val="ReportLineBanding"/>
+    <w:rsid w:val="00764F13"/>
+    <w:tblPr>
+      <w:tblCellMar>
+        <w:top w:w="0" w:type="dxa"/>
+        <w:left w:w="0" w:type="dxa"/>
+        <w:bottom w:w="0" w:type="dxa"/>
+        <w:right w:w="0" w:type="dxa"/>
+      </w:tblCellMar>
+    </w:tblPr>
+  </w:style>
+</w:styles>
+</file>
+
+<file path=word/glossary/document.xml><?xml version="1.0" encoding="utf-8"?>
+<w:glossaryDocument xmlns:wpc="http://schemas.microsoft.com/office/word/2010/wordprocessingCanvas" xmlns:cx="http://schemas.microsoft.com/office/drawing/2014/chartex" xmlns:cx1="http://schemas.microsoft.com/office/drawing/2015/9/8/chartex" xmlns:cx2="http://schemas.microsoft.com/office/drawing/2015/10/21/chartex" xmlns:cx3="http://schemas.microsoft.com/office/drawing/2016/5/9/chartex" xmlns:cx4="http://schemas.microsoft.com/office/drawing/2016/5/10/chartex" xmlns:cx5="http://schemas.microsoft.com/office/drawing/2016/5/11/chartex" xmlns:cx6="http://schemas.microsoft.com/office/drawing/2016/5/12/chartex" xmlns:cx7="http://schemas.microsoft.com/office/drawing/2016/5/13/chartex" xmlns:cx8="http://schemas.microsoft.com/office/drawing/2016/5/14/chartex" xmlns:mc="http://schemas.openxmlformats.org/markup-compatibility/2006" xmlns:aink="http://schemas.microsoft.com/office/drawing/2016/ink" xmlns:am3d="http://schemas.microsoft.com/office/drawing/2017/model3d" xmlns:o="urn:schemas-microsoft-com:office:office" xmlns:oel="http://schemas.microsoft.com/office/2019/extlst" xmlns:r="http://schemas.openxmlformats.org/officeDocument/2006/relationships" xmlns:m="http://schemas.openxmlformats.org/officeDocument/2006/math" xmlns:v="urn:schemas-microsoft-com:vml" xmlns:wp14="http://schemas.microsoft.com/office/word/2010/wordprocessingDrawing" xmlns:wp="http://schemas.openxmlformats.org/drawingml/2006/wordprocessingDrawing" xmlns:w10="urn:schemas-microsoft-com:office:word" xmlns:w="http://schemas.openxmlformats.org/wordprocessingml/2006/main" xmlns:w14="http://schemas.microsoft.com/office/word/2010/wordml" xmlns:w15="http://schemas.microsoft.com/office/word/2012/wordml" xmlns:w16cex="http://schemas.microsoft.com/office/word/2018/wordml/cex" xmlns:w16cid="http://schemas.microsoft.com/office/word/2016/wordml/cid" xmlns:w16="http://schemas.microsoft.com/office/word/2018/wordml" xmlns:w16du="http://schemas.microsoft.com/office/word/2023/wordml/word16du" xmlns:w16sdtdh="http://schemas.microsoft.com/office/word/2020/wordml/sdtdatahash" xmlns:w16sdtfl="http://schemas.microsoft.com/office/word/2024/wordml/sdtformatlock" xmlns:w16se="http://schemas.microsoft.com/office/word/2015/wordml/symex" xmlns:wpg="http://schemas.microsoft.com/office/word/2010/wordprocessingGroup" xmlns:wpi="http://schemas.microsoft.com/office/word/2010/wordprocessingInk" xmlns:wne="http://schemas.microsoft.com/office/word/2006/wordml" xmlns:wps="http://schemas.microsoft.com/office/word/2010/wordprocessingShape" mc:Ignorable="w14 w15 w16se w16cid w16 w16cex w16sdtdh w16sdtfl w16du wp14">
+  <w:docParts>
+    <w:docPart>
+      <w:docPartPr>
+        <w:name w:val="641DB04CC4E34AD08369DD525DC811D7"/>
+        <w:category>
+          <w:name w:val="General"/>
+          <w:gallery w:val="placeholder"/>
+        </w:category>
+        <w:types>
+          <w:type w:val="bbPlcHdr"/>
+        </w:types>
+        <w:behaviors>
+          <w:behavior w:val="content"/>
+        </w:behaviors>
+        <w:guid w:val="{3B2223CD-C6BA-4FA6-9EA7-F084EE8F7E09}"/>
+      </w:docPartPr>
+      <w:docPartBody>
+        <w:p>
+          <w:pPr>
+            <w:pStyle w:val="641DB04CC4E34AD08369DD525DC811D7"/>
+          </w:pPr>
+          <w:r>
+            <w:rPr>
+              <w:rStyle w:val="PlaceholderText"/>
+            </w:rPr>
+            <w:t>Click or tap here to enter text.</w:t>
+          </w:r>
+        </w:p>
+      </w:docPartBody>
+    </w:docPart>
+    <w:docPart>
+      <w:docPartPr>
+        <w:name w:val="882967F8913F43038301DD07CF3706F1"/>
+        <w:category>
+          <w:name w:val="General"/>
+          <w:gallery w:val="placeholder"/>
+        </w:category>
+        <w:types>
+          <w:type w:val="bbPlcHdr"/>
+        </w:types>
+        <w:behaviors>
+          <w:behavior w:val="content"/>
+        </w:behaviors>
+        <w:guid w:val="{D6541AF7-A1BC-4091-BE7B-227A915CDFD7}"/>
+      </w:docPartPr>
+      <w:docPartBody>
+        <w:p>
+          <w:pPr>
+            <w:pStyle w:val="882967F8913F43038301DD07CF3706F1"/>
+          </w:pPr>
+          <w:r>
+            <w:rPr>
+              <w:rStyle w:val="PlaceholderText"/>
+            </w:rPr>
+            <w:t>Click or tap here to enter text.</w:t>
+          </w:r>
+        </w:p>
+      </w:docPartBody>
+    </w:docPart>
+    <w:docPart>
+      <w:docPartPr>
+        <w:name w:val="493A420FE62A4886A9B177A284AA2243"/>
+        <w:category>
+          <w:name w:val="General"/>
+          <w:gallery w:val="placeholder"/>
+        </w:category>
+        <w:types>
+          <w:type w:val="bbPlcHdr"/>
+        </w:types>
+        <w:behaviors>
+          <w:behavior w:val="content"/>
+        </w:behaviors>
+        <w:guid w:val="{4351BE92-8537-47D4-BB84-404E765BE31A}"/>
+      </w:docPartPr>
+      <w:docPartBody>
+        <w:p>
+          <w:pPr>
+            <w:pStyle w:val="493A420FE62A4886A9B177A284AA2243"/>
+          </w:pPr>
+          <w:r>
+            <w:rPr>
+              <w:rStyle w:val="PlaceholderText"/>
+            </w:rPr>
+            <w:t>Click or tap here to enter text.</w:t>
+          </w:r>
+        </w:p>
+      </w:docPartBody>
+    </w:docPart>
+    <w:docPart>
+      <w:docPartPr>
+        <w:name w:val="380D47E2DA0347A2A3B4561247F49635"/>
+        <w:category>
+          <w:name w:val="General"/>
+          <w:gallery w:val="placeholder"/>
+        </w:category>
+        <w:types>
+          <w:type w:val="bbPlcHdr"/>
+        </w:types>
+        <w:behaviors>
+          <w:behavior w:val="content"/>
+        </w:behaviors>
+        <w:guid w:val="{0FA2575A-CBED-44D7-9FC7-F08987429EC6}"/>
+      </w:docPartPr>
+      <w:docPartBody>
+        <w:p>
+          <w:pPr>
+            <w:pStyle w:val="380D47E2DA0347A2A3B4561247F49635"/>
+          </w:pPr>
+          <w:r>
+            <w:rPr>
+              <w:rStyle w:val="PlaceholderText"/>
+            </w:rPr>
+            <w:t>Click or tap here to enter text.</w:t>
+          </w:r>
+        </w:p>
+      </w:docPartBody>
+    </w:docPart>
+    <w:docPart>
+      <w:docPartPr>
+        <w:name w:val="2AFBE1FF6D144B5E9B889FE822153E65"/>
+        <w:category>
+          <w:name w:val="General"/>
+          <w:gallery w:val="placeholder"/>
+        </w:category>
+        <w:types>
+          <w:type w:val="bbPlcHdr"/>
+        </w:types>
+        <w:behaviors>
+          <w:behavior w:val="content"/>
+        </w:behaviors>
+        <w:guid w:val="{27B6F5AE-7595-4E88-8417-64CE2D622790}"/>
+      </w:docPartPr>
+      <w:docPartBody>
+        <w:p>
+          <w:pPr>
+            <w:pStyle w:val="2AFBE1FF6D144B5E9B889FE822153E65"/>
+          </w:pPr>
+          <w:r>
+            <w:rPr>
+              <w:rStyle w:val="PlaceholderText"/>
+            </w:rPr>
+            <w:t>Click or tap here to enter text.</w:t>
+          </w:r>
+        </w:p>
+      </w:docPartBody>
+    </w:docPart>
+    <w:docPart>
+      <w:docPartPr>
+        <w:name w:val="1DF0E899E76640299A961E8591CC1B52"/>
+        <w:category>
+          <w:name w:val="General"/>
+          <w:gallery w:val="placeholder"/>
+        </w:category>
+        <w:types>
+          <w:type w:val="bbPlcHdr"/>
+        </w:types>
+        <w:behaviors>
+          <w:behavior w:val="content"/>
+        </w:behaviors>
+        <w:guid w:val="{0320FCE9-1A9F-42F4-9BA4-60FFF1DE1271}"/>
+      </w:docPartPr>
+      <w:docPartBody>
+        <w:p>
+          <w:pPr>
+            <w:pStyle w:val="1DF0E899E76640299A961E8591CC1B52"/>
+          </w:pPr>
+          <w:r>
+            <w:rPr>
+              <w:rStyle w:val="PlaceholderText"/>
+            </w:rPr>
+            <w:t>Click or tap here to enter text.</w:t>
+          </w:r>
+        </w:p>
+      </w:docPartBody>
+    </w:docPart>
+    <w:docPart>
+      <w:docPartPr>
+        <w:name w:val="967A1C6AD26C420BA7A87BFE87746090"/>
+        <w:category>
+          <w:name w:val="General"/>
+          <w:gallery w:val="placeholder"/>
+        </w:category>
+        <w:types>
+          <w:type w:val="bbPlcHdr"/>
+        </w:types>
+        <w:behaviors>
+          <w:behavior w:val="content"/>
+        </w:behaviors>
+        <w:guid w:val="{ABC8CFCB-05B1-4E2D-A9EB-03E93247E97C}"/>
+      </w:docPartPr>
+      <w:docPartBody>
+        <w:p>
+          <w:pPr>
+            <w:pStyle w:val="967A1C6AD26C420BA7A87BFE87746090"/>
+          </w:pPr>
+          <w:r>
+            <w:rPr>
+              <w:rStyle w:val="PlaceholderText"/>
+            </w:rPr>
+            <w:t>Click or tap here to enter text.</w:t>
+          </w:r>
+        </w:p>
+      </w:docPartBody>
+    </w:docPart>
+    <w:docPart>
+      <w:docPartPr>
+        <w:name w:val="70DFD47D9C0549C698AB4A63A71DC682"/>
+        <w:category>
+          <w:name w:val="General"/>
+          <w:gallery w:val="placeholder"/>
+        </w:category>
+        <w:types>
+          <w:type w:val="bbPlcHdr"/>
+        </w:types>
+        <w:behaviors>
+          <w:behavior w:val="content"/>
+        </w:behaviors>
+        <w:guid w:val="{0683DCC3-EBF9-412E-996E-D769AF6328AB}"/>
+      </w:docPartPr>
+      <w:docPartBody>
+        <w:p>
+          <w:pPr>
+            <w:pStyle w:val="70DFD47D9C0549C698AB4A63A71DC682"/>
+          </w:pPr>
+          <w:r>
+            <w:rPr>
+              <w:rStyle w:val="PlaceholderText"/>
+            </w:rPr>
+            <w:t>Click or tap here to enter text.</w:t>
+          </w:r>
+        </w:p>
+      </w:docPartBody>
+    </w:docPart>
+    <w:docPart>
+      <w:docPartPr>
+        <w:name w:val="1563714BDEBE45B69ADEC177B7628815"/>
+        <w:category>
+          <w:name w:val="General"/>
+          <w:gallery w:val="placeholder"/>
+        </w:category>
+        <w:types>
+          <w:type w:val="bbPlcHdr"/>
+        </w:types>
+        <w:behaviors>
+          <w:behavior w:val="content"/>
+        </w:behaviors>
+        <w:guid w:val="{8FD4FC5A-617D-4B1B-9BE5-9FFCE1BD9633}"/>
+      </w:docPartPr>
+      <w:docPartBody>
+        <w:p>
+          <w:pPr>
+            <w:pStyle w:val="1563714BDEBE45B69ADEC177B7628815"/>
+          </w:pPr>
+          <w:r>
+            <w:rPr>
+              <w:rStyle w:val="PlaceholderText"/>
+            </w:rPr>
+            <w:t>Click or tap here to enter text.</w:t>
+          </w:r>
+        </w:p>
+      </w:docPartBody>
+    </w:docPart>
+    <w:docPart>
+      <w:docPartPr>
+        <w:name w:val="F13958AC572B4E57BDF02CAE2973BBC0"/>
+        <w:category>
+          <w:name w:val="General"/>
+          <w:gallery w:val="placeholder"/>
+        </w:category>
+        <w:types>
+          <w:type w:val="bbPlcHdr"/>
+        </w:types>
+        <w:behaviors>
+          <w:behavior w:val="content"/>
+        </w:behaviors>
+        <w:guid w:val="{915FF65B-72E4-4D5A-BEF9-4E36A3813D0B}"/>
+      </w:docPartPr>
+      <w:docPartBody>
+        <w:p>
+          <w:pPr>
+            <w:pStyle w:val="F13958AC572B4E57BDF02CAE2973BBC0"/>
+          </w:pPr>
+          <w:r>
+            <w:rPr>
+              <w:rStyle w:val="PlaceholderText"/>
+            </w:rPr>
+            <w:t>Click or tap here to enter text.</w:t>
+          </w:r>
+        </w:p>
+      </w:docPartBody>
+    </w:docPart>
+    <w:docPart>
+      <w:docPartPr>
+        <w:name w:val="8D5FD7FEBFA048F8A33F1676EF677CAE"/>
+        <w:category>
+          <w:name w:val="General"/>
+          <w:gallery w:val="placeholder"/>
+        </w:category>
+        <w:types>
+          <w:type w:val="bbPlcHdr"/>
+        </w:types>
+        <w:behaviors>
+          <w:behavior w:val="content"/>
+        </w:behaviors>
+        <w:guid w:val="{34D65FF6-694D-4638-8EAC-1C9266949791}"/>
+      </w:docPartPr>
+      <w:docPartBody>
+        <w:p>
+          <w:pPr>
+            <w:pStyle w:val="8D5FD7FEBFA048F8A33F1676EF677CAE"/>
+          </w:pPr>
+          <w:r>
+            <w:rPr>
+              <w:rStyle w:val="PlaceholderText"/>
+            </w:rPr>
+            <w:t>Click or tap here to enter text.</w:t>
+          </w:r>
+        </w:p>
+      </w:docPartBody>
+    </w:docPart>
+    <w:docPart>
+      <w:docPartPr>
+        <w:name w:val="56852D6453C1445F93C4A480C1533D2D"/>
+        <w:category>
+          <w:name w:val="General"/>
+          <w:gallery w:val="placeholder"/>
+        </w:category>
+        <w:types>
+          <w:type w:val="bbPlcHdr"/>
+        </w:types>
+        <w:behaviors>
+          <w:behavior w:val="content"/>
+        </w:behaviors>
+        <w:guid w:val="{158A7CBC-3FD6-4E55-B738-7EF73D2EAE67}"/>
+      </w:docPartPr>
+      <w:docPartBody>
+        <w:p>
+          <w:pPr>
+            <w:pStyle w:val="56852D6453C1445F93C4A480C1533D2D"/>
+          </w:pPr>
+          <w:r>
+            <w:rPr>
+              <w:rStyle w:val="PlaceholderText"/>
+            </w:rPr>
+            <w:t>Click or tap here to enter text.</w:t>
+          </w:r>
+        </w:p>
+      </w:docPartBody>
+    </w:docPart>
+    <w:docPart>
+      <w:docPartPr>
+        <w:name w:val="2C42AA73360A4586AEF59CE302D851EA"/>
+        <w:category>
+          <w:name w:val="General"/>
+          <w:gallery w:val="placeholder"/>
+        </w:category>
+        <w:types>
+          <w:type w:val="bbPlcHdr"/>
+        </w:types>
+        <w:behaviors>
+          <w:behavior w:val="content"/>
+        </w:behaviors>
+        <w:guid w:val="{3A4B6D24-6B90-415F-9475-AD337CC5EF07}"/>
+      </w:docPartPr>
+      <w:docPartBody>
+        <w:p>
+          <w:pPr>
+            <w:pStyle w:val="2C42AA73360A4586AEF59CE302D851EA"/>
+          </w:pPr>
+          <w:r>
+            <w:rPr>
+              <w:rStyle w:val="PlaceholderText"/>
+            </w:rPr>
+            <w:t>Click or tap here to enter text.</w:t>
+          </w:r>
+        </w:p>
+      </w:docPartBody>
+    </w:docPart>
+    <w:docPart>
+      <w:docPartPr>
+        <w:name w:val="B4A78668A8B648BBA1728E855224F048"/>
+        <w:category>
+          <w:name w:val="General"/>
+          <w:gallery w:val="placeholder"/>
+        </w:category>
+        <w:types>
+          <w:type w:val="bbPlcHdr"/>
+        </w:types>
+        <w:behaviors>
+          <w:behavior w:val="content"/>
+        </w:behaviors>
+        <w:guid w:val="{15E7C696-77CA-439B-9E89-09B4D613D0D2}"/>
+      </w:docPartPr>
+      <w:docPartBody>
+        <w:p>
+          <w:pPr>
+            <w:pStyle w:val="B4A78668A8B648BBA1728E855224F048"/>
+          </w:pPr>
+          <w:r>
+            <w:rPr>
+              <w:rStyle w:val="PlaceholderText"/>
+            </w:rPr>
+            <w:t>Enter any content that you want to repeat, including other content controls. You can also insert this control around table rows in order to repeat parts of a table.</w:t>
+          </w:r>
+        </w:p>
+      </w:docPartBody>
+    </w:docPart>
+    <w:docPart>
+      <w:docPartPr>
+        <w:name w:val="D9CB854EADA14EF19449CFB351BD6690"/>
+        <w:category>
+          <w:name w:val="General"/>
+          <w:gallery w:val="placeholder"/>
+        </w:category>
+        <w:types>
+          <w:type w:val="bbPlcHdr"/>
+        </w:types>
+        <w:behaviors>
+          <w:behavior w:val="content"/>
+        </w:behaviors>
+        <w:guid w:val="{121A6550-A5DE-4F65-90C1-C3B4E788CD6D}"/>
+      </w:docPartPr>
+      <w:docPartBody>
+        <w:p>
+          <w:pPr>
+            <w:pStyle w:val="D9CB854EADA14EF19449CFB351BD6690"/>
+          </w:pPr>
+          <w:r>
+            <w:rPr>
+              <w:rStyle w:val="PlaceholderText"/>
+            </w:rPr>
+            <w:t>Insert a column here.</w:t>
+          </w:r>
+        </w:p>
+      </w:docPartBody>
+    </w:docPart>
+    <w:docPart>
+      <w:docPartPr>
+        <w:name w:val="A9ACE603E41942EEA9EF2B4C7E342820"/>
+        <w:category>
+          <w:name w:val="General"/>
+          <w:gallery w:val="placeholder"/>
+        </w:category>
+        <w:types>
+          <w:type w:val="bbPlcHdr"/>
+        </w:types>
+        <w:behaviors>
+          <w:behavior w:val="content"/>
+        </w:behaviors>
+        <w:guid w:val="{286932A5-5462-4567-8BA8-B9A1324519D6}"/>
+      </w:docPartPr>
+      <w:docPartBody>
+        <w:p>
+          <w:pPr>
+            <w:pStyle w:val="A9ACE603E41942EEA9EF2B4C7E342820"/>
+          </w:pPr>
+          <w:r>
+            <w:rPr>
+              <w:rStyle w:val="PlaceholderText"/>
+            </w:rPr>
+            <w:t>Insert a column here.</w:t>
+          </w:r>
+        </w:p>
+      </w:docPartBody>
+    </w:docPart>
+    <w:docPart>
+      <w:docPartPr>
+        <w:name w:val="43F01B5A5F1B403596633D8A8CEA270E"/>
+        <w:category>
+          <w:name w:val="General"/>
+          <w:gallery w:val="placeholder"/>
+        </w:category>
+        <w:types>
+          <w:type w:val="bbPlcHdr"/>
+        </w:types>
+        <w:behaviors>
+          <w:behavior w:val="content"/>
+        </w:behaviors>
+        <w:guid w:val="{9E875E9E-89B4-4D3C-ADBE-F074DA1EC08B}"/>
+      </w:docPartPr>
+      <w:docPartBody>
+        <w:p>
+          <w:pPr>
+            <w:pStyle w:val="43F01B5A5F1B403596633D8A8CEA270E"/>
+          </w:pPr>
+          <w:r>
+            <w:rPr>
+              <w:rStyle w:val="PlaceholderText"/>
+            </w:rPr>
+            <w:t>Click or tap here to enter text.</w:t>
+          </w:r>
+        </w:p>
+      </w:docPartBody>
+    </w:docPart>
+  </w:docParts>
+</w:glossaryDocument>
+</file>
+
+<file path=word/glossary/fontTable.xml><?xml version="1.0" encoding="utf-8"?>
+<w:fonts xmlns:mc="http://schemas.openxmlformats.org/markup-compatibility/2006" xmlns:r="http://schemas.openxmlformats.org/officeDocument/2006/relationships" xmlns:w="http://schemas.openxmlformats.org/wordprocessingml/2006/main" xmlns:w14="http://schemas.microsoft.com/office/word/2010/wordml" xmlns:w15="http://schemas.microsoft.com/office/word/2012/wordml" xmlns:w16cex="http://schemas.microsoft.com/office/word/2018/wordml/cex" xmlns:w16cid="http://schemas.microsoft.com/office/word/2016/wordml/cid" xmlns:w16="http://schemas.microsoft.com/office/word/2018/wordml" xmlns:w16du="http://schemas.microsoft.com/office/word/2023/wordml/word16du" xmlns:w16sdtdh="http://schemas.microsoft.com/office/word/2020/wordml/sdtdatahash" xmlns:w16sdtfl="http://schemas.microsoft.com/office/word/2024/wordml/sdtformatlock" xmlns:w16se="http://schemas.microsoft.com/office/word/2015/wordml/symex" mc:Ignorable="w14 w15 w16se w16cid w16 w16cex w16sdtdh w16sdtfl w16du">
+  <w:font w:name="Aptos">
+    <w:charset w:val="00"/>
+    <w:family w:val="swiss"/>
+    <w:pitch w:val="variable"/>
+    <w:sig w:usb0="20000287" w:usb1="00000003" w:usb2="00000000" w:usb3="00000000" w:csb0="0000019F" w:csb1="00000000"/>
+  </w:font>
+  <w:font w:name="Times New Roman">
+    <w:panose1 w:val="02020603050405020304"/>
+    <w:charset w:val="00"/>
+    <w:family w:val="roman"/>
+    <w:pitch w:val="variable"/>
+    <w:sig w:usb0="E0002EFF" w:usb1="C000785B" w:usb2="00000009" w:usb3="00000000" w:csb0="000001FF" w:csb1="00000000"/>
+  </w:font>
+  <w:font w:name="Aptos Display">
+    <w:charset w:val="00"/>
+    <w:family w:val="swiss"/>
+    <w:pitch w:val="variable"/>
+    <w:sig w:usb0="20000287" w:usb1="00000003" w:usb2="00000000" w:usb3="00000000" w:csb0="0000019F" w:csb1="00000000"/>
+  </w:font>
+  <w:font w:name="Aptos SemiBold">
+    <w:charset w:val="00"/>
+    <w:family w:val="swiss"/>
+    <w:pitch w:val="variable"/>
+    <w:sig w:usb0="20000287" w:usb1="00000003" w:usb2="00000000" w:usb3="00000000" w:csb0="0000019F" w:csb1="00000000"/>
+  </w:font>
+  <w:font w:name="Segoe UI">
+    <w:panose1 w:val="020B0502040204020203"/>
+    <w:charset w:val="00"/>
+    <w:family w:val="swiss"/>
+    <w:pitch w:val="variable"/>
+    <w:sig w:usb0="E4002EFF" w:usb1="C000E47F" w:usb2="00000009" w:usb3="00000000" w:csb0="000001FF" w:csb1="00000000"/>
+  </w:font>
+  <w:font w:name="Segoe UI Semibold">
+    <w:panose1 w:val="020B0702040204020203"/>
+    <w:charset w:val="00"/>
+    <w:family w:val="swiss"/>
+    <w:pitch w:val="variable"/>
+    <w:sig w:usb0="E4002EFF" w:usb1="C000E47F" w:usb2="00000009" w:usb3="00000000" w:csb0="000001FF" w:csb1="00000000"/>
+  </w:font>
+</w:fonts>
+</file>
+
+<file path=word/glossary/settings.xml><?xml version="1.0" encoding="utf-8"?>
+<w:settings xmlns:mc="http://schemas.openxmlformats.org/markup-compatibility/2006" xmlns:o="urn:schemas-microsoft-com:office:office" xmlns:r="http://schemas.openxmlformats.org/officeDocument/2006/relationships" xmlns:m="http://schemas.openxmlformats.org/officeDocument/2006/math" xmlns:v="urn:schemas-microsoft-com:vml" xmlns:w10="urn:schemas-microsoft-com:office:word" xmlns:w="http://schemas.openxmlformats.org/wordprocessingml/2006/main" xmlns:w14="http://schemas.microsoft.com/office/word/2010/wordml" xmlns:w15="http://schemas.microsoft.com/office/word/2012/wordml" xmlns:w16cex="http://schemas.microsoft.com/office/word/2018/wordml/cex" xmlns:w16cid="http://schemas.microsoft.com/office/word/2016/wordml/cid" xmlns:w16="http://schemas.microsoft.com/office/word/2018/wordml" xmlns:w16du="http://schemas.microsoft.com/office/word/2023/wordml/word16du" xmlns:w16sdtdh="http://schemas.microsoft.com/office/word/2020/wordml/sdtdatahash" xmlns:w16sdtfl="http://schemas.microsoft.com/office/word/2024/wordml/sdtformatlock" xmlns:w16se="http://schemas.microsoft.com/office/word/2015/wordml/symex" xmlns:sl="http://schemas.openxmlformats.org/schemaLibrary/2006/main" mc:Ignorable="w14 w15 w16se w16cid w16 w16cex w16sdtdh w16sdtfl w16du">
+  <w:view w:val="normal"/>
+  <w:defaultTabStop w:val="1304"/>
+  <w:hyphenationZone w:val="425"/>
+  <w:characterSpacingControl w:val="doNotCompress"/>
+  <w:compat>
+    <w:useFELayout/>
+    <w:compatSetting w:name="compatibilityMode" w:uri="http://schemas.microsoft.com/office/word" w:val="15"/>
+    <w:compatSetting w:name="overrideTableStyleFontSizeAndJustification" w:uri="http://schemas.microsoft.com/office/word" w:val="1"/>
+    <w:compatSetting w:name="enableOpenTypeFeatures" w:uri="http://schemas.microsoft.com/office/word" w:val="1"/>
+    <w:compatSetting w:name="doNotFlipMirrorIndents" w:uri="http://schemas.microsoft.com/office/word" w:val="1"/>
+    <w:compatSetting w:name="differentiateMultirowTableHeaders" w:uri="http://schemas.microsoft.com/office/word" w:val="1"/>
+    <w:compatSetting w:name="useWord2013TrackBottomHyphenation" w:uri="http://schemas.microsoft.com/office/word" w:val="0"/>
+  </w:compat>
+  <w:rsids>
+    <w:rsidRoot w:val="001622E0"/>
+    <w:rsid w:val="001622E0"/>
+    <w:rsid w:val="005E794D"/>
+    <w:rsid w:val="006203BB"/>
+  </w:rsids>
+  <m:mathPr>
+    <m:mathFont m:val="Cambria Math"/>
+    <m:brkBin m:val="before"/>
+    <m:brkBinSub m:val="--"/>
+    <m:smallFrac m:val="0"/>
+    <m:dispDef/>
+    <m:lMargin m:val="0"/>
+    <m:rMargin m:val="0"/>
+    <m:defJc m:val="centerGroup"/>
+    <m:wrapIndent m:val="1440"/>
+    <m:intLim m:val="subSup"/>
+    <m:naryLim m:val="undOvr"/>
+  </m:mathPr>
+  <w:themeFontLang w:val="da-DK"/>
+  <w:clrSchemeMapping w:bg1="light1" w:t1="dark1" w:bg2="light2" w:t2="dark2" w:accent1="accent1" w:accent2="accent2" w:accent3="accent3" w:accent4="accent4" w:accent5="accent5" w:accent6="accent6" w:hyperlink="hyperlink" w:followedHyperlink="followedHyperlink"/>
+  <w:decimalSymbol w:val=","/>
+  <w:listSeparator w:val=","/>
+  <w15:chartTrackingRefBased/>
+</w:settings>
+</file>
+
+<file path=word/glossary/styles.xml><?xml version="1.0" encoding="utf-8"?>
+<w:styles xmlns:mc="http://schemas.openxmlformats.org/markup-compatibility/2006" xmlns:r="http://schemas.openxmlformats.org/officeDocument/2006/relationships" xmlns:w="http://schemas.openxmlformats.org/wordprocessingml/2006/main" xmlns:w14="http://schemas.microsoft.com/office/word/2010/wordml" xmlns:w15="http://schemas.microsoft.com/office/word/2012/wordml" xmlns:w16cex="http://schemas.microsoft.com/office/word/2018/wordml/cex" xmlns:w16cid="http://schemas.microsoft.com/office/word/2016/wordml/cid" xmlns:w16="http://schemas.microsoft.com/office/word/2018/wordml" xmlns:w16du="http://schemas.microsoft.com/office/word/2023/wordml/word16du" xmlns:w16sdtdh="http://schemas.microsoft.com/office/word/2020/wordml/sdtdatahash" xmlns:w16sdtfl="http://schemas.microsoft.com/office/word/2024/wordml/sdtformatlock" xmlns:w16se="http://schemas.microsoft.com/office/word/2015/wordml/symex" mc:Ignorable="w14 w15 w16se w16cid w16 w16cex w16sdtdh w16sdtfl w16du">
+  <w:docDefaults>
+    <w:rPrDefault>
+      <w:rPr>
+        <w:rFonts w:asciiTheme="minorHAnsi" w:eastAsiaTheme="minorEastAsia" w:hAnsiTheme="minorHAnsi" w:cstheme="minorBidi"/>
+        <w:kern w:val="2"/>
+        <w:sz w:val="24"/>
+        <w:szCs w:val="24"/>
+        <w:lang w:val="da-DK" w:eastAsia="da-DK" w:bidi="ar-SA"/>
+        <w14:ligatures w14:val="standardContextual"/>
+      </w:rPr>
+    </w:rPrDefault>
+    <w:pPrDefault>
+      <w:pPr>
+        <w:spacing w:after="160" w:line="278" w:lineRule="auto"/>
+      </w:pPr>
+    </w:pPrDefault>
+  </w:docDefaults>
+  <w:latentStyles w:defLockedState="0" w:defUIPriority="99" w:defSemiHidden="0" w:defUnhideWhenUsed="0" w:defQFormat="0" w:count="376">
+    <w:lsdException w:name="Normal" w:uiPriority="0" w:qFormat="1"/>
+    <w:lsdException w:name="heading 1" w:uiPriority="9" w:qFormat="1"/>
+    <w:lsdException w:name="heading 2" w:semiHidden="1" w:uiPriority="9" w:unhideWhenUsed="1" w:qFormat="1"/>
+    <w:lsdException w:name="heading 3" w:semiHidden="1" w:uiPriority="9" w:unhideWhenUsed="1" w:qFormat="1"/>
+    <w:lsdException w:name="heading 4" w:semiHidden="1" w:uiPriority="9" w:unhideWhenUsed="1" w:qFormat="1"/>
+    <w:lsdException w:name="heading 5" w:semiHidden="1" w:uiPriority="9" w:unhideWhenUsed="1" w:qFormat="1"/>
+    <w:lsdException w:name="heading 6" w:semiHidden="1" w:uiPriority="9" w:unhideWhenUsed="1" w:qFormat="1"/>
+    <w:lsdException w:name="heading 7" w:semiHidden="1" w:uiPriority="9" w:unhideWhenUsed="1" w:qFormat="1"/>
+    <w:lsdException w:name="heading 8" w:semiHidden="1" w:uiPriority="9" w:unhideWhenUsed="1" w:qFormat="1"/>
+    <w:lsdException w:name="heading 9" w:semiHidden="1" w:uiPriority="9" w:unhideWhenUsed="1" w:qFormat="1"/>
+    <w:lsdException w:name="index 1" w:semiHidden="1" w:unhideWhenUsed="1"/>
+    <w:lsdException w:name="index 2" w:semiHidden="1" w:unhideWhenUsed="1"/>
+    <w:lsdException w:name="index 3" w:semiHidden="1" w:unhideWhenUsed="1"/>
+    <w:lsdException w:name="index 4" w:semiHidden="1" w:unhideWhenUsed="1"/>
+    <w:lsdException w:name="index 5" w:semiHidden="1" w:unhideWhenUsed="1"/>
+    <w:lsdException w:name="index 6" w:semiHidden="1" w:unhideWhenUsed="1"/>
+    <w:lsdException w:name="index 7" w:semiHidden="1" w:unhideWhenUsed="1"/>
+    <w:lsdException w:name="index 8" w:semiHidden="1" w:unhideWhenUsed="1"/>
+    <w:lsdException w:name="index 9" w:semiHidden="1" w:unhideWhenUsed="1"/>
+    <w:lsdException w:name="toc 1" w:semiHidden="1" w:uiPriority="39" w:unhideWhenUsed="1"/>
+    <w:lsdException w:name="toc 2" w:semiHidden="1" w:uiPriority="39" w:unhideWhenUsed="1"/>
+    <w:lsdException w:name="toc 3" w:semiHidden="1" w:uiPriority="39" w:unhideWhenUsed="1"/>
+    <w:lsdException w:name="toc 4" w:semiHidden="1" w:uiPriority="39" w:unhideWhenUsed="1"/>
+    <w:lsdException w:name="toc 5" w:semiHidden="1" w:uiPriority="39" w:unhideWhenUsed="1"/>
+    <w:lsdException w:name="toc 6" w:semiHidden="1" w:uiPriority="39" w:unhideWhenUsed="1"/>
+    <w:lsdException w:name="toc 7" w:semiHidden="1" w:uiPriority="39" w:unhideWhenUsed="1"/>
+    <w:lsdException w:name="toc 8" w:semiHidden="1" w:uiPriority="39" w:unhideWhenUsed="1"/>
+    <w:lsdException w:name="toc 9" w:semiHidden="1" w:uiPriority="39" w:unhideWhenUsed="1"/>
+    <w:lsdException w:name="Normal Indent" w:semiHidden="1" w:unhideWhenUsed="1"/>
+    <w:lsdException w:name="footnote text" w:semiHidden="1" w:unhideWhenUsed="1"/>
+    <w:lsdException w:name="annotation text" w:semiHidden="1" w:unhideWhenUsed="1"/>
+    <w:lsdException w:name="header" w:semiHidden="1" w:unhideWhenUsed="1"/>
+    <w:lsdException w:name="footer" w:semiHidden="1" w:unhideWhenUsed="1"/>
+    <w:lsdException w:name="index heading" w:semiHidden="1" w:unhideWhenUsed="1"/>
+    <w:lsdException w:name="caption" w:semiHidden="1" w:uiPriority="35" w:unhideWhenUsed="1" w:qFormat="1"/>
+    <w:lsdException w:name="table of figures" w:semiHidden="1" w:unhideWhenUsed="1"/>
+    <w:lsdException w:name="envelope address" w:semiHidden="1" w:unhideWhenUsed="1"/>
+    <w:lsdException w:name="envelope return" w:semiHidden="1" w:unhideWhenUsed="1"/>
+    <w:lsdException w:name="footnote reference" w:semiHidden="1" w:unhideWhenUsed="1"/>
+    <w:lsdException w:name="annotation reference" w:semiHidden="1" w:unhideWhenUsed="1"/>
+    <w:lsdException w:name="line number" w:semiHidden="1" w:unhideWhenUsed="1"/>
+    <w:lsdException w:name="page number" w:semiHidden="1" w:unhideWhenUsed="1"/>
+    <w:lsdException w:name="endnote reference" w:semiHidden="1" w:unhideWhenUsed="1"/>
+    <w:lsdException w:name="endnote text" w:semiHidden="1" w:unhideWhenUsed="1"/>
+    <w:lsdException w:name="table of authorities" w:semiHidden="1" w:unhideWhenUsed="1"/>
+    <w:lsdException w:name="macro" w:semiHidden="1" w:unhideWhenUsed="1"/>
+    <w:lsdException w:name="toa heading" w:semiHidden="1" w:unhideWhenUsed="1"/>
+    <w:lsdException w:name="List" w:semiHidden="1" w:unhideWhenUsed="1"/>
+    <w:lsdException w:name="List Bullet" w:semiHidden="1" w:unhideWhenUsed="1"/>
+    <w:lsdException w:name="List Number" w:semiHidden="1" w:unhideWhenUsed="1"/>
+    <w:lsdException w:name="List 2" w:semiHidden="1" w:unhideWhenUsed="1"/>
+    <w:lsdException w:name="List 3" w:semiHidden="1" w:unhideWhenUsed="1"/>
+    <w:lsdException w:name="List 4" w:semiHidden="1" w:unhideWhenUsed="1"/>
+    <w:lsdException w:name="List 5" w:semiHidden="1" w:unhideWhenUsed="1"/>
+    <w:lsdException w:name="List Bullet 2" w:semiHidden="1" w:unhideWhenUsed="1"/>
+    <w:lsdException w:name="List Bullet 3" w:semiHidden="1" w:unhideWhenUsed="1"/>
+    <w:lsdException w:name="List Bullet 4" w:semiHidden="1" w:unhideWhenUsed="1"/>
+    <w:lsdException w:name="List Bullet 5" w:semiHidden="1" w:unhideWhenUsed="1"/>
+    <w:lsdException w:name="List Number 2" w:semiHidden="1" w:unhideWhenUsed="1"/>
+    <w:lsdException w:name="List Number 3" w:semiHidden="1" w:unhideWhenUsed="1"/>
+    <w:lsdException w:name="List Number 4" w:semiHidden="1" w:unhideWhenUsed="1"/>
+    <w:lsdException w:name="List Number 5" w:semiHidden="1" w:unhideWhenUsed="1"/>
+    <w:lsdException w:name="Title" w:uiPriority="10" w:qFormat="1"/>
+    <w:lsdException w:name="Closing" w:semiHidden="1" w:unhideWhenUsed="1"/>
+    <w:lsdException w:name="Signature" w:semiHidden="1" w:unhideWhenUsed="1"/>
+    <w:lsdException w:name="Default Paragraph Font" w:semiHidden="1" w:uiPriority="1" w:unhideWhenUsed="1"/>
+    <w:lsdException w:name="Body Text" w:semiHidden="1" w:unhideWhenUsed="1"/>
+    <w:lsdException w:name="Body Text Indent" w:semiHidden="1" w:unhideWhenUsed="1"/>
+    <w:lsdException w:name="List Continue" w:semiHidden="1" w:unhideWhenUsed="1"/>
+    <w:lsdException w:name="List Continue 2" w:semiHidden="1" w:unhideWhenUsed="1"/>
+    <w:lsdException w:name="List Continue 3" w:semiHidden="1" w:unhideWhenUsed="1"/>
+    <w:lsdException w:name="List Continue 4" w:semiHidden="1" w:unhideWhenUsed="1"/>
+    <w:lsdException w:name="List Continue 5" w:semiHidden="1" w:unhideWhenUsed="1"/>
+    <w:lsdException w:name="Message Header" w:semiHidden="1" w:unhideWhenUsed="1"/>
+    <w:lsdException w:name="Subtitle" w:uiPriority="11" w:qFormat="1"/>
+    <w:lsdException w:name="Salutation" w:semiHidden="1" w:unhideWhenUsed="1"/>
+    <w:lsdException w:name="Date" w:semiHidden="1" w:unhideWhenUsed="1"/>
+    <w:lsdException w:name="Body Text First Indent" w:semiHidden="1" w:unhideWhenUsed="1"/>
+    <w:lsdException w:name="Body Text First Indent 2" w:semiHidden="1" w:unhideWhenUsed="1"/>
+    <w:lsdException w:name="Note Heading" w:semiHidden="1" w:unhideWhenUsed="1"/>
+    <w:lsdException w:name="Body Text 2" w:semiHidden="1" w:unhideWhenUsed="1"/>
+    <w:lsdException w:name="Body Text 3" w:semiHidden="1" w:unhideWhenUsed="1"/>
+    <w:lsdException w:name="Body Text Indent 2" w:semiHidden="1" w:unhideWhenUsed="1"/>
+    <w:lsdException w:name="Body Text Indent 3" w:semiHidden="1" w:unhideWhenUsed="1"/>
+    <w:lsdException w:name="Block Text" w:semiHidden="1" w:unhideWhenUsed="1"/>
+    <w:lsdException w:name="Hyperlink" w:semiHidden="1" w:unhideWhenUsed="1"/>
+    <w:lsdException w:name="FollowedHyperlink" w:semiHidden="1" w:unhideWhenUsed="1"/>
+    <w:lsdException w:name="Strong" w:uiPriority="22" w:qFormat="1"/>
+    <w:lsdException w:name="Emphasis" w:uiPriority="20" w:qFormat="1"/>
+    <w:lsdException w:name="Document Map" w:semiHidden="1" w:unhideWhenUsed="1"/>
+    <w:lsdException w:name="Plain Text" w:semiHidden="1" w:unhideWhenUsed="1"/>
+    <w:lsdException w:name="E-mail Signature" w:semiHidden="1" w:unhideWhenUsed="1"/>
+    <w:lsdException w:name="HTML Top of Form" w:semiHidden="1" w:unhideWhenUsed="1"/>
+    <w:lsdException w:name="HTML Bottom of Form" w:semiHidden="1" w:unhideWhenUsed="1"/>
+    <w:lsdException w:name="Normal (Web)" w:semiHidden="1" w:unhideWhenUsed="1"/>
+    <w:lsdException w:name="HTML Acronym" w:semiHidden="1" w:unhideWhenUsed="1"/>
+    <w:lsdException w:name="HTML Address" w:semiHidden="1" w:unhideWhenUsed="1"/>
+    <w:lsdException w:name="HTML Cite" w:semiHidden="1" w:unhideWhenUsed="1"/>
+    <w:lsdException w:name="HTML Code" w:semiHidden="1" w:unhideWhenUsed="1"/>
+    <w:lsdException w:name="HTML Definition" w:semiHidden="1" w:unhideWhenUsed="1"/>
+    <w:lsdException w:name="HTML Keyboard" w:semiHidden="1" w:unhideWhenUsed="1"/>
+    <w:lsdException w:name="HTML Preformatted" w:semiHidden="1" w:unhideWhenUsed="1"/>
+    <w:lsdException w:name="HTML Sample" w:semiHidden="1" w:unhideWhenUsed="1"/>
+    <w:lsdException w:name="HTML Typewriter" w:semiHidden="1" w:unhideWhenUsed="1"/>
+    <w:lsdException w:name="HTML Variable" w:semiHidden="1" w:unhideWhenUsed="1"/>
+    <w:lsdException w:name="Normal Table" w:semiHidden="1" w:unhideWhenUsed="1"/>
+    <w:lsdException w:name="annotation subject" w:semiHidden="1" w:unhideWhenUsed="1"/>
+    <w:lsdException w:name="No List" w:semiHidden="1" w:unhideWhenUsed="1"/>
+    <w:lsdException w:name="Outline List 1" w:semiHidden="1" w:unhideWhenUsed="1"/>
+    <w:lsdException w:name="Outline List 2" w:semiHidden="1" w:unhideWhenUsed="1"/>
+    <w:lsdException w:name="Outline List 3" w:semiHidden="1" w:unhideWhenUsed="1"/>
+    <w:lsdException w:name="Table Simple 1" w:semiHidden="1" w:unhideWhenUsed="1"/>
+    <w:lsdException w:name="Table Simple 2" w:semiHidden="1" w:unhideWhenUsed="1"/>
+    <w:lsdException w:name="Table Simple 3" w:semiHidden="1" w:unhideWhenUsed="1"/>
+    <w:lsdException w:name="Table Classic 1" w:semiHidden="1" w:unhideWhenUsed="1"/>
+    <w:lsdException w:name="Table Classic 2" w:semiHidden="1" w:unhideWhenUsed="1"/>
+    <w:lsdException w:name="Table Classic 3" w:semiHidden="1" w:unhideWhenUsed="1"/>
+    <w:lsdException w:name="Table Classic 4" w:semiHidden="1" w:unhideWhenUsed="1"/>
+    <w:lsdException w:name="Table Colorful 1" w:semiHidden="1" w:unhideWhenUsed="1"/>
+    <w:lsdException w:name="Table Colorful 2" w:semiHidden="1" w:unhideWhenUsed="1"/>
+    <w:lsdException w:name="Table Colorful 3" w:semiHidden="1" w:unhideWhenUsed="1"/>
+    <w:lsdException w:name="Table Columns 1" w:semiHidden="1" w:unhideWhenUsed="1"/>
+    <w:lsdException w:name="Table Columns 2" w:semiHidden="1" w:unhideWhenUsed="1"/>
+    <w:lsdException w:name="Table Columns 3" w:semiHidden="1" w:unhideWhenUsed="1"/>
+    <w:lsdException w:name="Table Columns 4" w:semiHidden="1" w:unhideWhenUsed="1"/>
+    <w:lsdException w:name="Table Columns 5" w:semiHidden="1" w:unhideWhenUsed="1"/>
+    <w:lsdException w:name="Table Grid 1" w:semiHidden="1" w:unhideWhenUsed="1"/>
+    <w:lsdException w:name="Table Grid 2" w:semiHidden="1" w:unhideWhenUsed="1"/>
+    <w:lsdException w:name="Table Grid 3" w:semiHidden="1" w:unhideWhenUsed="1"/>
+    <w:lsdException w:name="Table Grid 4" w:semiHidden="1" w:unhideWhenUsed="1"/>
+    <w:lsdException w:name="Table Grid 5" w:semiHidden="1" w:unhideWhenUsed="1"/>
+    <w:lsdException w:name="Table Grid 6" w:semiHidden="1" w:unhideWhenUsed="1"/>
+    <w:lsdException w:name="Table Grid 7" w:semiHidden="1" w:unhideWhenUsed="1"/>
+    <w:lsdException w:name="Table Grid 8" w:semiHidden="1" w:unhideWhenUsed="1"/>
+    <w:lsdException w:name="Table List 1" w:semiHidden="1" w:unhideWhenUsed="1"/>
+    <w:lsdException w:name="Table List 2" w:semiHidden="1" w:unhideWhenUsed="1"/>
+    <w:lsdException w:name="Table List 3" w:semiHidden="1" w:unhideWhenUsed="1"/>
+    <w:lsdException w:name="Table List 4" w:semiHidden="1" w:unhideWhenUsed="1"/>
+    <w:lsdException w:name="Table List 5" w:semiHidden="1" w:unhideWhenUsed="1"/>
+    <w:lsdException w:name="Table List 6" w:semiHidden="1" w:unhideWhenUsed="1"/>
+    <w:lsdException w:name="Table List 7" w:semiHidden="1" w:unhideWhenUsed="1"/>
+    <w:lsdException w:name="Table List 8" w:semiHidden="1" w:unhideWhenUsed="1"/>
+    <w:lsdException w:name="Table 3D effects 1" w:semiHidden="1" w:unhideWhenUsed="1"/>
+    <w:lsdException w:name="Table 3D effects 2" w:semiHidden="1" w:unhideWhenUsed="1"/>
+    <w:lsdException w:name="Table 3D effects 3" w:semiHidden="1" w:unhideWhenUsed="1"/>
+    <w:lsdException w:name="Table Contemporary" w:semiHidden="1" w:unhideWhenUsed="1"/>
+    <w:lsdException w:name="Table Elegant" w:semiHidden="1" w:unhideWhenUsed="1"/>
+    <w:lsdException w:name="Table Professional" w:semiHidden="1" w:unhideWhenUsed="1"/>
+    <w:lsdException w:name="Table Subtle 1" w:semiHidden="1" w:unhideWhenUsed="1"/>
+    <w:lsdException w:name="Table Subtle 2" w:semiHidden="1" w:unhideWhenUsed="1"/>
+    <w:lsdException w:name="Table Web 1" w:semiHidden="1" w:unhideWhenUsed="1"/>
+    <w:lsdException w:name="Table Web 2" w:semiHidden="1" w:unhideWhenUsed="1"/>
+    <w:lsdException w:name="Table Web 3" w:semiHidden="1" w:unhideWhenUsed="1"/>
+    <w:lsdException w:name="Balloon Text" w:semiHidden="1" w:unhideWhenUsed="1"/>
+    <w:lsdException w:name="Table Grid" w:uiPriority="39"/>
+    <w:lsdException w:name="Table Theme" w:semiHidden="1" w:unhideWhenUsed="1"/>
+    <w:lsdException w:name="Placeholder Text" w:semiHidden="1"/>
+    <w:lsdException w:name="No Spacing" w:uiPriority="1" w:qFormat="1"/>
+    <w:lsdException w:name="Light Shading" w:uiPriority="60"/>
+    <w:lsdException w:name="Light List" w:uiPriority="61"/>
+    <w:lsdException w:name="Light Grid" w:uiPriority="62"/>
+    <w:lsdException w:name="Medium Shading 1" w:uiPriority="63"/>
+    <w:lsdException w:name="Medium Shading 2" w:uiPriority="64"/>
+    <w:lsdException w:name="Medium List 1" w:uiPriority="65"/>
+    <w:lsdException w:name="Medium List 2" w:uiPriority="66"/>
+    <w:lsdException w:name="Medium Grid 1" w:uiPriority="67"/>
+    <w:lsdException w:name="Medium Grid 2" w:uiPriority="68"/>
+    <w:lsdException w:name="Medium Grid 3" w:uiPriority="69"/>
+    <w:lsdException w:name="Dark List" w:uiPriority="70"/>
+    <w:lsdException w:name="Colorful Shading" w:uiPriority="71"/>
+    <w:lsdException w:name="Colorful List" w:uiPriority="72"/>
+    <w:lsdException w:name="Colorful Grid" w:uiPriority="73"/>
+    <w:lsdException w:name="Light Shading Accent 1" w:uiPriority="60"/>
+    <w:lsdException w:name="Light List Accent 1" w:uiPriority="61"/>
+    <w:lsdException w:name="Light Grid Accent 1" w:uiPriority="62"/>
+    <w:lsdException w:name="Medium Shading 1 Accent 1" w:uiPriority="63"/>
+    <w:lsdException w:name="Medium Shading 2 Accent 1" w:uiPriority="64"/>
+    <w:lsdException w:name="Medium List 1 Accent 1" w:uiPriority="65"/>
+    <w:lsdException w:name="Revision" w:semiHidden="1"/>
+    <w:lsdException w:name="List Paragraph" w:uiPriority="34" w:qFormat="1"/>
+    <w:lsdException w:name="Quote" w:uiPriority="29" w:qFormat="1"/>
+    <w:lsdException w:name="Intense Quote" w:uiPriority="30" w:qFormat="1"/>
+    <w:lsdException w:name="Medium List 2 Accent 1" w:uiPriority="66"/>
+    <w:lsdException w:name="Medium Grid 1 Accent 1" w:uiPriority="67"/>
+    <w:lsdException w:name="Medium Grid 2 Accent 1" w:uiPriority="68"/>
+    <w:lsdException w:name="Medium Grid 3 Accent 1" w:uiPriority="69"/>
+    <w:lsdException w:name="Dark List Accent 1" w:uiPriority="70"/>
+    <w:lsdException w:name="Colorful Shading Accent 1" w:uiPriority="71"/>
+    <w:lsdException w:name="Colorful List Accent 1" w:uiPriority="72"/>
+    <w:lsdException w:name="Colorful Grid Accent 1" w:uiPriority="73"/>
+    <w:lsdException w:name="Light Shading Accent 2" w:uiPriority="60"/>
+    <w:lsdException w:name="Light List Accent 2" w:uiPriority="61"/>
+    <w:lsdException w:name="Light Grid Accent 2" w:uiPriority="62"/>
+    <w:lsdException w:name="Medium Shading 1 Accent 2" w:uiPriority="63"/>
+    <w:lsdException w:name="Medium Shading 2 Accent 2" w:uiPriority="64"/>
+    <w:lsdException w:name="Medium List 1 Accent 2" w:uiPriority="65"/>
+    <w:lsdException w:name="Medium List 2 Accent 2" w:uiPriority="66"/>
+    <w:lsdException w:name="Medium Grid 1 Accent 2" w:uiPriority="67"/>
+    <w:lsdException w:name="Medium Grid 2 Accent 2" w:uiPriority="68"/>
+    <w:lsdException w:name="Medium Grid 3 Accent 2" w:uiPriority="69"/>
+    <w:lsdException w:name="Dark List Accent 2" w:uiPriority="70"/>
+    <w:lsdException w:name="Colorful Shading Accent 2" w:uiPriority="71"/>
+    <w:lsdException w:name="Colorful List Accent 2" w:uiPriority="72"/>
+    <w:lsdException w:name="Colorful Grid Accent 2" w:uiPriority="73"/>
+    <w:lsdException w:name="Light Shading Accent 3" w:uiPriority="60"/>
+    <w:lsdException w:name="Light List Accent 3" w:uiPriority="61"/>
+    <w:lsdException w:name="Light Grid Accent 3" w:uiPriority="62"/>
+    <w:lsdException w:name="Medium Shading 1 Accent 3" w:uiPriority="63"/>
+    <w:lsdException w:name="Medium Shading 2 Accent 3" w:uiPriority="64"/>
+    <w:lsdException w:name="Medium List 1 Accent 3" w:uiPriority="65"/>
+    <w:lsdException w:name="Medium List 2 Accent 3" w:uiPriority="66"/>
+    <w:lsdException w:name="Medium Grid 1 Accent 3" w:uiPriority="67"/>
+    <w:lsdException w:name="Medium Grid 2 Accent 3" w:uiPriority="68"/>
+    <w:lsdException w:name="Medium Grid 3 Accent 3" w:uiPriority="69"/>
+    <w:lsdException w:name="Dark List Accent 3" w:uiPriority="70"/>
+    <w:lsdException w:name="Colorful Shading Accent 3" w:uiPriority="71"/>
+    <w:lsdException w:name="Colorful List Accent 3" w:uiPriority="72"/>
+    <w:lsdException w:name="Colorful Grid Accent 3" w:uiPriority="73"/>
+    <w:lsdException w:name="Light Shading Accent 4" w:uiPriority="60"/>
+    <w:lsdException w:name="Light List Accent 4" w:uiPriority="61"/>
+    <w:lsdException w:name="Light Grid Accent 4" w:uiPriority="62"/>
+    <w:lsdException w:name="Medium Shading 1 Accent 4" w:uiPriority="63"/>
+    <w:lsdException w:name="Medium Shading 2 Accent 4" w:uiPriority="64"/>
+    <w:lsdException w:name="Medium List 1 Accent 4" w:uiPriority="65"/>
+    <w:lsdException w:name="Medium List 2 Accent 4" w:uiPriority="66"/>
+    <w:lsdException w:name="Medium Grid 1 Accent 4" w:uiPriority="67"/>
+    <w:lsdException w:name="Medium Grid 2 Accent 4" w:uiPriority="68"/>
+    <w:lsdException w:name="Medium Grid 3 Accent 4" w:uiPriority="69"/>
+    <w:lsdException w:name="Dark List Accent 4" w:uiPriority="70"/>
+    <w:lsdException w:name="Colorful Shading Accent 4" w:uiPriority="71"/>
+    <w:lsdException w:name="Colorful List Accent 4" w:uiPriority="72"/>
+    <w:lsdException w:name="Colorful Grid Accent 4" w:uiPriority="73"/>
+    <w:lsdException w:name="Light Shading Accent 5" w:uiPriority="60"/>
+    <w:lsdException w:name="Light List Accent 5" w:uiPriority="61"/>
+    <w:lsdException w:name="Light Grid Accent 5" w:uiPriority="62"/>
+    <w:lsdException w:name="Medium Shading 1 Accent 5" w:uiPriority="63"/>
+    <w:lsdException w:name="Medium Shading 2 Accent 5" w:uiPriority="64"/>
+    <w:lsdException w:name="Medium List 1 Accent 5" w:uiPriority="65"/>
+    <w:lsdException w:name="Medium List 2 Accent 5" w:uiPriority="66"/>
+    <w:lsdException w:name="Medium Grid 1 Accent 5" w:uiPriority="67"/>
+    <w:lsdException w:name="Medium Grid 2 Accent 5" w:uiPriority="68"/>
+    <w:lsdException w:name="Medium Grid 3 Accent 5" w:uiPriority="69"/>
+    <w:lsdException w:name="Dark List Accent 5" w:uiPriority="70"/>
+    <w:lsdException w:name="Colorful Shading Accent 5" w:uiPriority="71"/>
+    <w:lsdException w:name="Colorful List Accent 5" w:uiPriority="72"/>
+    <w:lsdException w:name="Colorful Grid Accent 5" w:uiPriority="73"/>
+    <w:lsdException w:name="Light Shading Accent 6" w:uiPriority="60"/>
+    <w:lsdException w:name="Light List Accent 6" w:uiPriority="61"/>
+    <w:lsdException w:name="Light Grid Accent 6" w:uiPriority="62"/>
+    <w:lsdException w:name="Medium Shading 1 Accent 6" w:uiPriority="63"/>
+    <w:lsdException w:name="Medium Shading 2 Accent 6" w:uiPriority="64"/>
+    <w:lsdException w:name="Medium List 1 Accent 6" w:uiPriority="65"/>
+    <w:lsdException w:name="Medium List 2 Accent 6" w:uiPriority="66"/>
+    <w:lsdException w:name="Medium Grid 1 Accent 6" w:uiPriority="67"/>
+    <w:lsdException w:name="Medium Grid 2 Accent 6" w:uiPriority="68"/>
+    <w:lsdException w:name="Medium Grid 3 Accent 6" w:uiPriority="69"/>
+    <w:lsdException w:name="Dark List Accent 6" w:uiPriority="70"/>
+    <w:lsdException w:name="Colorful Shading Accent 6" w:uiPriority="71"/>
+    <w:lsdException w:name="Colorful List Accent 6" w:uiPriority="72"/>
+    <w:lsdException w:name="Colorful Grid Accent 6" w:uiPriority="73"/>
+    <w:lsdException w:name="Subtle Emphasis" w:uiPriority="19" w:qFormat="1"/>
+    <w:lsdException w:name="Intense Emphasis" w:uiPriority="21" w:qFormat="1"/>
+    <w:lsdException w:name="Subtle Reference" w:uiPriority="31" w:qFormat="1"/>
+    <w:lsdException w:name="Intense Reference" w:uiPriority="32" w:qFormat="1"/>
+    <w:lsdException w:name="Book Title" w:uiPriority="33" w:qFormat="1"/>
+    <w:lsdException w:name="Bibliography" w:semiHidden="1" w:uiPriority="37" w:unhideWhenUsed="1"/>
+    <w:lsdException w:name="TOC Heading" w:semiHidden="1" w:uiPriority="39" w:unhideWhenUsed="1" w:qFormat="1"/>
+    <w:lsdException w:name="Plain Table 1" w:uiPriority="41"/>
+    <w:lsdException w:name="Plain Table 2" w:uiPriority="42"/>
+    <w:lsdException w:name="Plain Table 3" w:uiPriority="43"/>
+    <w:lsdException w:name="Plain Table 4" w:uiPriority="44"/>
+    <w:lsdException w:name="Plain Table 5" w:uiPriority="45"/>
+    <w:lsdException w:name="Grid Table Light" w:uiPriority="40"/>
+    <w:lsdException w:name="Grid Table 1 Light" w:uiPriority="46"/>
+    <w:lsdException w:name="Grid Table 2" w:uiPriority="47"/>
+    <w:lsdException w:name="Grid Table 3" w:uiPriority="48"/>
+    <w:lsdException w:name="Grid Table 4" w:uiPriority="49"/>
+    <w:lsdException w:name="Grid Table 5 Dark" w:uiPriority="50"/>
+    <w:lsdException w:name="Grid Table 6 Colorful" w:uiPriority="51"/>
+    <w:lsdException w:name="Grid Table 7 Colorful" w:uiPriority="52"/>
+    <w:lsdException w:name="Grid Table 1 Light Accent 1" w:uiPriority="46"/>
+    <w:lsdException w:name="Grid Table 2 Accent 1" w:uiPriority="47"/>
+    <w:lsdException w:name="Grid Table 3 Accent 1" w:uiPriority="48"/>
+    <w:lsdException w:name="Grid Table 4 Accent 1" w:uiPriority="49"/>
+    <w:lsdException w:name="Grid Table 5 Dark Accent 1" w:uiPriority="50"/>
+    <w:lsdException w:name="Grid Table 6 Colorful Accent 1" w:uiPriority="51"/>
+    <w:lsdException w:name="Grid Table 7 Colorful Accent 1" w:uiPriority="52"/>
+    <w:lsdException w:name="Grid Table 1 Light Accent 2" w:uiPriority="46"/>
+    <w:lsdException w:name="Grid Table 2 Accent 2" w:uiPriority="47"/>
+    <w:lsdException w:name="Grid Table 3 Accent 2" w:uiPriority="48"/>
+    <w:lsdException w:name="Grid Table 4 Accent 2" w:uiPriority="49"/>
+    <w:lsdException w:name="Grid Table 5 Dark Accent 2" w:uiPriority="50"/>
+    <w:lsdException w:name="Grid Table 6 Colorful Accent 2" w:uiPriority="51"/>
+    <w:lsdException w:name="Grid Table 7 Colorful Accent 2" w:uiPriority="52"/>
+    <w:lsdException w:name="Grid Table 1 Light Accent 3" w:uiPriority="46"/>
+    <w:lsdException w:name="Grid Table 2 Accent 3" w:uiPriority="47"/>
+    <w:lsdException w:name="Grid Table 3 Accent 3" w:uiPriority="48"/>
+    <w:lsdException w:name="Grid Table 4 Accent 3" w:uiPriority="49"/>
+    <w:lsdException w:name="Grid Table 5 Dark Accent 3" w:uiPriority="50"/>
+    <w:lsdException w:name="Grid Table 6 Colorful Accent 3" w:uiPriority="51"/>
+    <w:lsdException w:name="Grid Table 7 Colorful Accent 3" w:uiPriority="52"/>
+    <w:lsdException w:name="Grid Table 1 Light Accent 4" w:uiPriority="46"/>
+    <w:lsdException w:name="Grid Table 2 Accent 4" w:uiPriority="47"/>
+    <w:lsdException w:name="Grid Table 3 Accent 4" w:uiPriority="48"/>
+    <w:lsdException w:name="Grid Table 4 Accent 4" w:uiPriority="49"/>
+    <w:lsdException w:name="Grid Table 5 Dark Accent 4" w:uiPriority="50"/>
+    <w:lsdException w:name="Grid Table 6 Colorful Accent 4" w:uiPriority="51"/>
+    <w:lsdException w:name="Grid Table 7 Colorful Accent 4" w:uiPriority="52"/>
+    <w:lsdException w:name="Grid Table 1 Light Accent 5" w:uiPriority="46"/>
+    <w:lsdException w:name="Grid Table 2 Accent 5" w:uiPriority="47"/>
+    <w:lsdException w:name="Grid Table 3 Accent 5" w:uiPriority="48"/>
+    <w:lsdException w:name="Grid Table 4 Accent 5" w:uiPriority="49"/>
+    <w:lsdException w:name="Grid Table 5 Dark Accent 5" w:uiPriority="50"/>
+    <w:lsdException w:name="Grid Table 6 Colorful Accent 5" w:uiPriority="51"/>
+    <w:lsdException w:name="Grid Table 7 Colorful Accent 5" w:uiPriority="52"/>
+    <w:lsdException w:name="Grid Table 1 Light Accent 6" w:uiPriority="46"/>
+    <w:lsdException w:name="Grid Table 2 Accent 6" w:uiPriority="47"/>
+    <w:lsdException w:name="Grid Table 3 Accent 6" w:uiPriority="48"/>
+    <w:lsdException w:name="Grid Table 4 Accent 6" w:uiPriority="49"/>
+    <w:lsdException w:name="Grid Table 5 Dark Accent 6" w:uiPriority="50"/>
+    <w:lsdException w:name="Grid Table 6 Colorful Accent 6" w:uiPriority="51"/>
+    <w:lsdException w:name="Grid Table 7 Colorful Accent 6" w:uiPriority="52"/>
+    <w:lsdException w:name="List Table 1 Light" w:uiPriority="46"/>
+    <w:lsdException w:name="List Table 2" w:uiPriority="47"/>
+    <w:lsdException w:name="List Table 3" w:uiPriority="48"/>
+    <w:lsdException w:name="List Table 4" w:uiPriority="49"/>
+    <w:lsdException w:name="List Table 5 Dark" w:uiPriority="50"/>
+    <w:lsdException w:name="List Table 6 Colorful" w:uiPriority="51"/>
+    <w:lsdException w:name="List Table 7 Colorful" w:uiPriority="52"/>
+    <w:lsdException w:name="List Table 1 Light Accent 1" w:uiPriority="46"/>
+    <w:lsdException w:name="List Table 2 Accent 1" w:uiPriority="47"/>
+    <w:lsdException w:name="List Table 3 Accent 1" w:uiPriority="48"/>
+    <w:lsdException w:name="List Table 4 Accent 1" w:uiPriority="49"/>
+    <w:lsdException w:name="List Table 5 Dark Accent 1" w:uiPriority="50"/>
+    <w:lsdException w:name="List Table 6 Colorful Accent 1" w:uiPriority="51"/>
+    <w:lsdException w:name="List Table 7 Colorful Accent 1" w:uiPriority="52"/>
+    <w:lsdException w:name="List Table 1 Light Accent 2" w:uiPriority="46"/>
+    <w:lsdException w:name="List Table 2 Accent 2" w:uiPriority="47"/>
+    <w:lsdException w:name="List Table 3 Accent 2" w:uiPriority="48"/>
+    <w:lsdException w:name="List Table 4 Accent 2" w:uiPriority="49"/>
+    <w:lsdException w:name="List Table 5 Dark Accent 2" w:uiPriority="50"/>
+    <w:lsdException w:name="List Table 6 Colorful Accent 2" w:uiPriority="51"/>
+    <w:lsdException w:name="List Table 7 Colorful Accent 2" w:uiPriority="52"/>
+    <w:lsdException w:name="List Table 1 Light Accent 3" w:uiPriority="46"/>
+    <w:lsdException w:name="List Table 2 Accent 3" w:uiPriority="47"/>
+    <w:lsdException w:name="List Table 3 Accent 3" w:uiPriority="48"/>
+    <w:lsdException w:name="List Table 4 Accent 3" w:uiPriority="49"/>
+    <w:lsdException w:name="List Table 5 Dark Accent 3" w:uiPriority="50"/>
+    <w:lsdException w:name="List Table 6 Colorful Accent 3" w:uiPriority="51"/>
+    <w:lsdException w:name="List Table 7 Colorful Accent 3" w:uiPriority="52"/>
+    <w:lsdException w:name="List Table 1 Light Accent 4" w:uiPriority="46"/>
+    <w:lsdException w:name="List Table 2 Accent 4" w:uiPriority="47"/>
+    <w:lsdException w:name="List Table 3 Accent 4" w:uiPriority="48"/>
+    <w:lsdException w:name="List Table 4 Accent 4" w:uiPriority="49"/>
+    <w:lsdException w:name="List Table 5 Dark Accent 4" w:uiPriority="50"/>
+    <w:lsdException w:name="List Table 6 Colorful Accent 4" w:uiPriority="51"/>
+    <w:lsdException w:name="List Table 7 Colorful Accent 4" w:uiPriority="52"/>
+    <w:lsdException w:name="List Table 1 Light Accent 5" w:uiPriority="46"/>
+    <w:lsdException w:name="List Table 2 Accent 5" w:uiPriority="47"/>
+    <w:lsdException w:name="List Table 3 Accent 5" w:uiPriority="48"/>
+    <w:lsdException w:name="List Table 4 Accent 5" w:uiPriority="49"/>
+    <w:lsdException w:name="List Table 5 Dark Accent 5" w:uiPriority="50"/>
+    <w:lsdException w:name="List Table 6 Colorful Accent 5" w:uiPriority="51"/>
+    <w:lsdException w:name="List Table 7 Colorful Accent 5" w:uiPriority="52"/>
+    <w:lsdException w:name="List Table 1 Light Accent 6" w:uiPriority="46"/>
+    <w:lsdException w:name="List Table 2 Accent 6" w:uiPriority="47"/>
+    <w:lsdException w:name="List Table 3 Accent 6" w:uiPriority="48"/>
+    <w:lsdException w:name="List Table 4 Accent 6" w:uiPriority="49"/>
+    <w:lsdException w:name="List Table 5 Dark Accent 6" w:uiPriority="50"/>
+    <w:lsdException w:name="List Table 6 Colorful Accent 6" w:uiPriority="51"/>
+    <w:lsdException w:name="List Table 7 Colorful Accent 6" w:uiPriority="52"/>
+    <w:lsdException w:name="Mention" w:semiHidden="1" w:unhideWhenUsed="1"/>
+    <w:lsdException w:name="Smart Hyperlink" w:semiHidden="1" w:unhideWhenUsed="1"/>
+    <w:lsdException w:name="Hashtag" w:semiHidden="1" w:unhideWhenUsed="1"/>
+    <w:lsdException w:name="Unresolved Mention" w:semiHidden="1" w:unhideWhenUsed="1"/>
+    <w:lsdException w:name="Smart Link" w:semiHidden="1" w:unhideWhenUsed="1"/>
+  </w:latentStyles>
+  <w:style w:type="paragraph" w:default="1" w:styleId="Normal">
+    <w:name w:val="Normal"/>
+    <w:qFormat/>
+  </w:style>
+  <w:style w:type="character" w:default="1" w:styleId="DefaultParagraphFont">
+    <w:name w:val="Default Paragraph Font"/>
+    <w:uiPriority w:val="1"/>
+    <w:semiHidden/>
+    <w:unhideWhenUsed/>
+  </w:style>
+  <w:style w:type="table" w:default="1" w:styleId="TableNormal">
+    <w:name w:val="Normal Table"/>
+    <w:uiPriority w:val="99"/>
+    <w:semiHidden/>
+    <w:unhideWhenUsed/>
+    <w:tblPr>
+      <w:tblInd w:w="0" w:type="dxa"/>
+      <w:tblCellMar>
+        <w:top w:w="0" w:type="dxa"/>
+        <w:left w:w="108" w:type="dxa"/>
+        <w:bottom w:w="0" w:type="dxa"/>
+        <w:right w:w="108" w:type="dxa"/>
+      </w:tblCellMar>
+    </w:tblPr>
+  </w:style>
+  <w:style w:type="numbering" w:default="1" w:styleId="NoList">
+    <w:name w:val="No List"/>
+    <w:uiPriority w:val="99"/>
+    <w:semiHidden/>
+    <w:unhideWhenUsed/>
+  </w:style>
+  <w:style w:type="character" w:styleId="PlaceholderText">
+    <w:name w:val="Placeholder Text"/>
+    <w:basedOn w:val="DefaultParagraphFont"/>
+    <w:uiPriority w:val="99"/>
+    <w:semiHidden/>
+    <w:rsid w:val="001622E0"/>
+    <w:rPr>
+      <w:color w:val="666666"/>
+    </w:rPr>
+  </w:style>
+  <w:style w:type="paragraph" w:customStyle="1" w:styleId="1FE2320C03DC4C37A8E3D8EB462DF799">
+    <w:name w:val="1FE2320C03DC4C37A8E3D8EB462DF799"/>
+    <w:rsid w:val="001622E0"/>
+  </w:style>
+  <w:style w:type="paragraph" w:customStyle="1" w:styleId="CAC803248BB34FF48085F1E3F6602C53">
+    <w:name w:val="CAC803248BB34FF48085F1E3F6602C53"/>
+    <w:rsid w:val="001622E0"/>
+  </w:style>
+  <w:style w:type="paragraph" w:customStyle="1" w:styleId="02BA60A7E6DB4804881BB3CDA550E6ED">
+    <w:name w:val="02BA60A7E6DB4804881BB3CDA550E6ED"/>
+    <w:rsid w:val="001622E0"/>
+  </w:style>
+  <w:style w:type="paragraph" w:customStyle="1" w:styleId="169CEFF019914BA0AD9CCB8E76E8536E">
+    <w:name w:val="169CEFF019914BA0AD9CCB8E76E8536E"/>
+    <w:rsid w:val="001622E0"/>
+  </w:style>
+  <w:style w:type="paragraph" w:customStyle="1" w:styleId="DBD8C2AE0150465FA60A71C79C184C4B">
+    <w:name w:val="DBD8C2AE0150465FA60A71C79C184C4B"/>
+    <w:rsid w:val="001622E0"/>
+  </w:style>
+  <w:style w:type="paragraph" w:customStyle="1" w:styleId="33760383878549CABB4F2D98F85D6A2E">
+    <w:name w:val="33760383878549CABB4F2D98F85D6A2E"/>
+    <w:rsid w:val="001622E0"/>
+  </w:style>
+  <w:style w:type="paragraph" w:customStyle="1" w:styleId="B2C319AB1BE74BE0A78A8CE2BA21DB9F">
+    <w:name w:val="B2C319AB1BE74BE0A78A8CE2BA21DB9F"/>
+    <w:rsid w:val="001622E0"/>
+  </w:style>
+  <w:style w:type="paragraph" w:customStyle="1" w:styleId="4BDDA2891B1640E88BA8DC8979911A56">
+    <w:name w:val="4BDDA2891B1640E88BA8DC8979911A56"/>
+    <w:rsid w:val="001622E0"/>
+  </w:style>
+  <w:style w:type="paragraph" w:customStyle="1" w:styleId="70D275C7DC5A4702B2E652125CE253C2">
+    <w:name w:val="70D275C7DC5A4702B2E652125CE253C2"/>
+    <w:rsid w:val="001622E0"/>
+  </w:style>
+  <w:style w:type="paragraph" w:customStyle="1" w:styleId="24B57615187F46BE8A724326F6022D66">
+    <w:name w:val="24B57615187F46BE8A724326F6022D66"/>
+    <w:rsid w:val="001622E0"/>
+  </w:style>
+  <w:style w:type="paragraph" w:customStyle="1" w:styleId="ACD922B0584F4F1FB7EC0D1075474E1C">
+    <w:name w:val="ACD922B0584F4F1FB7EC0D1075474E1C"/>
+    <w:rsid w:val="001622E0"/>
+  </w:style>
+  <w:style w:type="paragraph" w:customStyle="1" w:styleId="9DEC78993F614B5296655AD7737BF35B">
+    <w:name w:val="9DEC78993F614B5296655AD7737BF35B"/>
+    <w:rsid w:val="001622E0"/>
+  </w:style>
+  <w:style w:type="paragraph" w:customStyle="1" w:styleId="C6BD1FB3730C4DE3ABBD4FCBF34F8422">
+    <w:name w:val="C6BD1FB3730C4DE3ABBD4FCBF34F8422"/>
+    <w:rsid w:val="001622E0"/>
+  </w:style>
+  <w:style w:type="paragraph" w:customStyle="1" w:styleId="33D5BA34320A4E2AAE643C3F80DEA1ED">
+    <w:name w:val="33D5BA34320A4E2AAE643C3F80DEA1ED"/>
+    <w:rsid w:val="001622E0"/>
+  </w:style>
+  <w:style w:type="paragraph" w:customStyle="1" w:styleId="0B5570847AFB44FBB6F1DEE810E7A5AA">
+    <w:name w:val="0B5570847AFB44FBB6F1DEE810E7A5AA"/>
+    <w:rsid w:val="001622E0"/>
+  </w:style>
+  <w:style w:type="paragraph" w:customStyle="1" w:styleId="FFF571BD92C34D528CDDD71E623D0674">
+    <w:name w:val="FFF571BD92C34D528CDDD71E623D0674"/>
+    <w:rsid w:val="001622E0"/>
+  </w:style>
+  <w:style w:type="paragraph" w:customStyle="1" w:styleId="641DB04CC4E34AD08369DD525DC811D7">
+    <w:name w:val="641DB04CC4E34AD08369DD525DC811D7"/>
+    <w:rsid w:val="001622E0"/>
+  </w:style>
+  <w:style w:type="paragraph" w:customStyle="1" w:styleId="882967F8913F43038301DD07CF3706F1">
+    <w:name w:val="882967F8913F43038301DD07CF3706F1"/>
+    <w:rsid w:val="001622E0"/>
+  </w:style>
+  <w:style w:type="paragraph" w:customStyle="1" w:styleId="8B88EDC1D1804DEF9F6171BE81F97C00">
+    <w:name w:val="8B88EDC1D1804DEF9F6171BE81F97C00"/>
+    <w:rsid w:val="001622E0"/>
+  </w:style>
+  <w:style w:type="paragraph" w:customStyle="1" w:styleId="B5E8488107F247C48C6E15A8166EE9F2">
+    <w:name w:val="B5E8488107F247C48C6E15A8166EE9F2"/>
+    <w:rsid w:val="001622E0"/>
+  </w:style>
+  <w:style w:type="paragraph" w:customStyle="1" w:styleId="CFF5F95A767840969EBC55EFBF7148B9">
+    <w:name w:val="CFF5F95A767840969EBC55EFBF7148B9"/>
+    <w:rsid w:val="001622E0"/>
+  </w:style>
+  <w:style w:type="paragraph" w:customStyle="1" w:styleId="5B043888FC3440B1BC66019B43E41301">
+    <w:name w:val="5B043888FC3440B1BC66019B43E41301"/>
+    <w:rsid w:val="001622E0"/>
+  </w:style>
+  <w:style w:type="paragraph" w:customStyle="1" w:styleId="B57F74786AE74C96A66B9D4089997D7F">
+    <w:name w:val="B57F74786AE74C96A66B9D4089997D7F"/>
+    <w:rsid w:val="001622E0"/>
+  </w:style>
+  <w:style w:type="paragraph" w:customStyle="1" w:styleId="3658E0E8E3264961B1B2B1BBA0855DE1">
+    <w:name w:val="3658E0E8E3264961B1B2B1BBA0855DE1"/>
+    <w:rsid w:val="001622E0"/>
+  </w:style>
+  <w:style w:type="paragraph" w:customStyle="1" w:styleId="1E8B065C363444E78C489E1E0ADDF7E1">
+    <w:name w:val="1E8B065C363444E78C489E1E0ADDF7E1"/>
+    <w:rsid w:val="001622E0"/>
+  </w:style>
+  <w:style w:type="paragraph" w:customStyle="1" w:styleId="2E3396D9D73640E9A711A48EAA1607CA">
+    <w:name w:val="2E3396D9D73640E9A711A48EAA1607CA"/>
+    <w:rsid w:val="001622E0"/>
+  </w:style>
+  <w:style w:type="paragraph" w:customStyle="1" w:styleId="771D87A19D0F4CB08B87388AAF5B1438">
+    <w:name w:val="771D87A19D0F4CB08B87388AAF5B1438"/>
+    <w:rsid w:val="001622E0"/>
+  </w:style>
+  <w:style w:type="paragraph" w:customStyle="1" w:styleId="CB421884302B4877BC396423D7C778D4">
+    <w:name w:val="CB421884302B4877BC396423D7C778D4"/>
+    <w:rsid w:val="001622E0"/>
+  </w:style>
+  <w:style w:type="paragraph" w:customStyle="1" w:styleId="395B61FB74A240BDBF763F0EBC339E37">
+    <w:name w:val="395B61FB74A240BDBF763F0EBC339E37"/>
+    <w:rsid w:val="001622E0"/>
+  </w:style>
+  <w:style w:type="paragraph" w:customStyle="1" w:styleId="904A2D66F6CA45EF987D04381768BA20">
+    <w:name w:val="904A2D66F6CA45EF987D04381768BA20"/>
+    <w:rsid w:val="001622E0"/>
+  </w:style>
+  <w:style w:type="paragraph" w:customStyle="1" w:styleId="BD475829814B44F590198AA9A43A2690">
+    <w:name w:val="BD475829814B44F590198AA9A43A2690"/>
+    <w:rsid w:val="001622E0"/>
+  </w:style>
+  <w:style w:type="paragraph" w:customStyle="1" w:styleId="CAB250592ECF4140A3074678407C5C6F">
+    <w:name w:val="CAB250592ECF4140A3074678407C5C6F"/>
+    <w:rsid w:val="001622E0"/>
+  </w:style>
+  <w:style w:type="paragraph" w:customStyle="1" w:styleId="493A420FE62A4886A9B177A284AA2243">
+    <w:name w:val="493A420FE62A4886A9B177A284AA2243"/>
+    <w:rsid w:val="001622E0"/>
+  </w:style>
+  <w:style w:type="paragraph" w:customStyle="1" w:styleId="380D47E2DA0347A2A3B4561247F49635">
+    <w:name w:val="380D47E2DA0347A2A3B4561247F49635"/>
+    <w:rsid w:val="001622E0"/>
+  </w:style>
+  <w:style w:type="paragraph" w:customStyle="1" w:styleId="2AFBE1FF6D144B5E9B889FE822153E65">
+    <w:name w:val="2AFBE1FF6D144B5E9B889FE822153E65"/>
+    <w:rsid w:val="001622E0"/>
+  </w:style>
+  <w:style w:type="paragraph" w:customStyle="1" w:styleId="1DF0E899E76640299A961E8591CC1B52">
+    <w:name w:val="1DF0E899E76640299A961E8591CC1B52"/>
+    <w:rsid w:val="001622E0"/>
+  </w:style>
+  <w:style w:type="paragraph" w:customStyle="1" w:styleId="967A1C6AD26C420BA7A87BFE87746090">
+    <w:name w:val="967A1C6AD26C420BA7A87BFE87746090"/>
+    <w:rsid w:val="001622E0"/>
+  </w:style>
+  <w:style w:type="paragraph" w:customStyle="1" w:styleId="70DFD47D9C0549C698AB4A63A71DC682">
+    <w:name w:val="70DFD47D9C0549C698AB4A63A71DC682"/>
+    <w:rsid w:val="001622E0"/>
+  </w:style>
+  <w:style w:type="paragraph" w:customStyle="1" w:styleId="1563714BDEBE45B69ADEC177B7628815">
+    <w:name w:val="1563714BDEBE45B69ADEC177B7628815"/>
+    <w:rsid w:val="001622E0"/>
+  </w:style>
+  <w:style w:type="paragraph" w:customStyle="1" w:styleId="F13958AC572B4E57BDF02CAE2973BBC0">
+    <w:name w:val="F13958AC572B4E57BDF02CAE2973BBC0"/>
+    <w:rsid w:val="001622E0"/>
+  </w:style>
+  <w:style w:type="paragraph" w:customStyle="1" w:styleId="8D5FD7FEBFA048F8A33F1676EF677CAE">
+    <w:name w:val="8D5FD7FEBFA048F8A33F1676EF677CAE"/>
+    <w:rsid w:val="001622E0"/>
+  </w:style>
+  <w:style w:type="paragraph" w:customStyle="1" w:styleId="56852D6453C1445F93C4A480C1533D2D">
+    <w:name w:val="56852D6453C1445F93C4A480C1533D2D"/>
+    <w:rsid w:val="001622E0"/>
+  </w:style>
+  <w:style w:type="paragraph" w:customStyle="1" w:styleId="2C42AA73360A4586AEF59CE302D851EA">
+    <w:name w:val="2C42AA73360A4586AEF59CE302D851EA"/>
+    <w:rsid w:val="001622E0"/>
+  </w:style>
+  <w:style w:type="paragraph" w:customStyle="1" w:styleId="B4A78668A8B648BBA1728E855224F048">
+    <w:name w:val="B4A78668A8B648BBA1728E855224F048"/>
+    <w:rsid w:val="001622E0"/>
+  </w:style>
+  <w:style w:type="paragraph" w:customStyle="1" w:styleId="D9CB854EADA14EF19449CFB351BD6690">
+    <w:name w:val="D9CB854EADA14EF19449CFB351BD6690"/>
+    <w:rsid w:val="001622E0"/>
+  </w:style>
+  <w:style w:type="paragraph" w:customStyle="1" w:styleId="A9ACE603E41942EEA9EF2B4C7E342820">
+    <w:name w:val="A9ACE603E41942EEA9EF2B4C7E342820"/>
+    <w:rsid w:val="001622E0"/>
+  </w:style>
+  <w:style w:type="paragraph" w:customStyle="1" w:styleId="43F01B5A5F1B403596633D8A8CEA270E">
+    <w:name w:val="43F01B5A5F1B403596633D8A8CEA270E"/>
+    <w:rsid w:val="001622E0"/>
+  </w:style>
+</w:styles>
+</file>
+
+<file path=word/glossary/webSettings.xml><?xml version="1.0" encoding="utf-8"?>
+<w:webSettings xmlns:mc="http://schemas.openxmlformats.org/markup-compatibility/2006" xmlns:r="http://schemas.openxmlformats.org/officeDocument/2006/relationships" xmlns:w="http://schemas.openxmlformats.org/wordprocessingml/2006/main" xmlns:w14="http://schemas.microsoft.com/office/word/2010/wordml" xmlns:w15="http://schemas.microsoft.com/office/word/2012/wordml" xmlns:w16cex="http://schemas.microsoft.com/office/word/2018/wordml/cex" xmlns:w16cid="http://schemas.microsoft.com/office/word/2016/wordml/cid" xmlns:w16="http://schemas.microsoft.com/office/word/2018/wordml" xmlns:w16du="http://schemas.microsoft.com/office/word/2023/wordml/word16du" xmlns:w16sdtdh="http://schemas.microsoft.com/office/word/2020/wordml/sdtdatahash" xmlns:w16sdtfl="http://schemas.microsoft.com/office/word/2024/wordml/sdtformatlock" xmlns:w16se="http://schemas.microsoft.com/office/word/2015/wordml/symex" mc:Ignorable="w14 w15 w16se w16cid w16 w16cex w16sdtdh w16sdtfl w16du">
+  <w:optimizeForBrowser/>
+  <w:allowPNG/>
+</w:webSettings>
+</file>
+
+<file path=word/theme/theme1.xml><?xml version="1.0" encoding="utf-8"?>
+<a:theme xmlns:a="http://schemas.openxmlformats.org/drawingml/2006/main" name="Office Theme">
+  <a:themeElements>
+    <a:clrScheme name="Office">
+      <a:dk1>
+        <a:sysClr val="windowText" lastClr="000000"/>
+      </a:dk1>
+      <a:lt1>
+        <a:sysClr val="window" lastClr="FFFFFF"/>
+      </a:lt1>
+      <a:dk2>
+        <a:srgbClr val="0E2841"/>
+      </a:dk2>
+      <a:lt2>
+        <a:srgbClr val="E8E8E8"/>
+      </a:lt2>
+      <a:accent1>
+        <a:srgbClr val="156082"/>
+      </a:accent1>
+      <a:accent2>
+        <a:srgbClr val="E97132"/>
+      </a:accent2>
+      <a:accent3>
+        <a:srgbClr val="196B24"/>
+      </a:accent3>
+      <a:accent4>
+        <a:srgbClr val="0F9ED5"/>
+      </a:accent4>
+      <a:accent5>
+        <a:srgbClr val="A02B93"/>
+      </a:accent5>
+      <a:accent6>
+        <a:srgbClr val="4EA72E"/>
+      </a:accent6>
+      <a:hlink>
+        <a:srgbClr val="467886"/>
+      </a:hlink>
+      <a:folHlink>
+        <a:srgbClr val="96607D"/>
+      </a:folHlink>
+    </a:clrScheme>
+    <a:fontScheme name="Office">
+      <a:majorFont>
+        <a:latin typeface="Aptos Display" panose="02110004020202020204"/>
+        <a:ea typeface=""/>
+        <a:cs typeface=""/>
+        <a:font script="Jpan" typeface="游ゴシック Light"/>
+        <a:font script="Hang" typeface="맑은 고딕"/>
+        <a:font script="Hans" typeface="等线 Light"/>
+        <a:font script="Hant" typeface="新細明體"/>
+        <a:font script="Arab" typeface="Times New Roman"/>
+        <a:font script="Hebr" typeface="Times New Roman"/>
+        <a:font script="Thai" typeface="Angsana New"/>
+        <a:font script="Ethi" typeface="Nyala"/>
+        <a:font script="Beng" typeface="Vrinda"/>
+        <a:font script="Gujr" typeface="Shruti"/>
+        <a:font script="Khmr" typeface="MoolBoran"/>
+        <a:font script="Knda" typeface="Tunga"/>
+        <a:font script="Guru" typeface="Raavi"/>
+        <a:font script="Cans" typeface="Euphemia"/>
+        <a:font script="Cher" typeface="Plantagenet Cherokee"/>
+        <a:font script="Yiii" typeface="Microsoft Yi Baiti"/>
+        <a:font script="Tibt" typeface="Microsoft Himalaya"/>
+        <a:font script="Thaa" typeface="MV Boli"/>
+        <a:font script="Deva" typeface="Mangal"/>
+        <a:font script="Telu" typeface="Gautami"/>
+        <a:font script="Taml" typeface="Latha"/>
+        <a:font script="Syrc" typeface="Estrangelo Edessa"/>
+        <a:font script="Orya" typeface="Kalinga"/>
+        <a:font script="Mlym" typeface="Kartika"/>
+        <a:font script="Laoo" typeface="DokChampa"/>
+        <a:font script="Sinh" typeface="Iskoola Pota"/>
+        <a:font script="Mong" typeface="Mongolian Baiti"/>
+        <a:font script="Viet" typeface="Times New Roman"/>
+        <a:font script="Uigh" typeface="Microsoft Uighur"/>
+        <a:font script="Geor" typeface="Sylfaen"/>
+        <a:font script="Armn" typeface="Arial"/>
+        <a:font script="Bugi" typeface="Leelawadee UI"/>
+        <a:font script="Bopo" typeface="Microsoft JhengHei"/>
+        <a:font script="Java" typeface="Javanese Text"/>
+        <a:font script="Lisu" typeface="Segoe UI"/>
+        <a:font script="Mymr" typeface="Myanmar Text"/>
+        <a:font script="Nkoo" typeface="Ebrima"/>
+        <a:font script="Olck" typeface="Nirmala UI"/>
+        <a:font script="Osma" typeface="Ebrima"/>
+        <a:font script="Phag" typeface="Phagspa"/>
+        <a:font script="Syrn" typeface="Estrangelo Edessa"/>
+        <a:font script="Syrj" typeface="Estrangelo Edessa"/>
+        <a:font script="Syre" typeface="Estrangelo Edessa"/>
+        <a:font script="Sora" typeface="Nirmala UI"/>
+        <a:font script="Tale" typeface="Microsoft Tai Le"/>
+        <a:font script="Talu" typeface="Microsoft New Tai Lue"/>
+        <a:font script="Tfng" typeface="Ebrima"/>
+      </a:majorFont>
+      <a:minorFont>
+        <a:latin typeface="Aptos" panose="02110004020202020204"/>
+        <a:ea typeface=""/>
+        <a:cs typeface=""/>
+        <a:font script="Jpan" typeface="游明朝"/>
+        <a:font script="Hang" typeface="맑은 고딕"/>
+        <a:font script="Hans" typeface="等线"/>
+        <a:font script="Hant" typeface="新細明體"/>
+        <a:font script="Arab" typeface="Arial"/>
+        <a:font script="Hebr" typeface="Arial"/>
+        <a:font script="Thai" typeface="Cordia New"/>
+        <a:font script="Ethi" typeface="Nyala"/>
+        <a:font script="Beng" typeface="Vrinda"/>
+        <a:font script="Gujr" typeface="Shruti"/>
+        <a:font script="Khmr" typeface="DaunPenh"/>
+        <a:font script="Knda" typeface="Tunga"/>
+        <a:font script="Guru" typeface="Raavi"/>
+        <a:font script="Cans" typeface="Euphemia"/>
+        <a:font script="Cher" typeface="Plantagenet Cherokee"/>
+        <a:font script="Yiii" typeface="Microsoft Yi Baiti"/>
+        <a:font script="Tibt" typeface="Microsoft Himalaya"/>
+        <a:font script="Thaa" typeface="MV Boli"/>
+        <a:font script="Deva" typeface="Mangal"/>
+        <a:font script="Telu" typeface="Gautami"/>
+        <a:font script="Taml" typeface="Latha"/>
+        <a:font script="Syrc" typeface="Estrangelo Edessa"/>
+        <a:font script="Orya" typeface="Kalinga"/>
+        <a:font script="Mlym" typeface="Kartika"/>
+        <a:font script="Laoo" typeface="DokChampa"/>
+        <a:font script="Sinh" typeface="Iskoola Pota"/>
+        <a:font script="Mong" typeface="Mongolian Baiti"/>
+        <a:font script="Viet" typeface="Arial"/>
+        <a:font script="Uigh" typeface="Microsoft Uighur"/>
+        <a:font script="Geor" typeface="Sylfaen"/>
+        <a:font script="Armn" typeface="Arial"/>
+        <a:font script="Bugi" typeface="Leelawadee UI"/>
+        <a:font script="Bopo" typeface="Microsoft JhengHei"/>
+        <a:font script="Java" typeface="Javanese Text"/>
+        <a:font script="Lisu" typeface="Segoe UI"/>
+        <a:font script="Mymr" typeface="Myanmar Text"/>
+        <a:font script="Nkoo" typeface="Ebrima"/>
+        <a:font script="Olck" typeface="Nirmala UI"/>
+        <a:font script="Osma" typeface="Ebrima"/>
+        <a:font script="Phag" typeface="Phagspa"/>
+        <a:font script="Syrn" typeface="Estrangelo Edessa"/>
+        <a:font script="Syrj" typeface="Estrangelo Edessa"/>
+        <a:font script="Syre" typeface="Estrangelo Edessa"/>
+        <a:font script="Sora" typeface="Nirmala UI"/>
+        <a:font script="Tale" typeface="Microsoft Tai Le"/>
+        <a:font script="Talu" typeface="Microsoft New Tai Lue"/>
+        <a:font script="Tfng" typeface="Ebrima"/>
+      </a:minorFont>
+    </a:fontScheme>
+    <a:fmtScheme name="Office">
+      <a:fillStyleLst>
+        <a:solidFill>
+          <a:schemeClr val="phClr"/>
+        </a:solidFill>
+        <a:gradFill rotWithShape="1">
+          <a:gsLst>
+            <a:gs pos="0">
+              <a:schemeClr val="phClr">
+                <a:lumMod val="110000"/>
+                <a:satMod val="105000"/>
+                <a:tint val="67000"/>
+              </a:schemeClr>
+            </a:gs>
+            <a:gs pos="50000">
+              <a:schemeClr val="phClr">
+                <a:lumMod val="105000"/>
+                <a:satMod val="103000"/>
+                <a:tint val="73000"/>
+              </a:schemeClr>
+            </a:gs>
+            <a:gs pos="100000">
+              <a:schemeClr val="phClr">
+                <a:lumMod val="105000"/>
+                <a:satMod val="109000"/>
+                <a:tint val="81000"/>
+              </a:schemeClr>
+            </a:gs>
+          </a:gsLst>
+          <a:lin ang="5400000" scaled="0"/>
+        </a:gradFill>
+        <a:gradFill rotWithShape="1">
+          <a:gsLst>
+            <a:gs pos="0">
+              <a:schemeClr val="phClr">
+                <a:satMod val="103000"/>
+                <a:lumMod val="102000"/>
+                <a:tint val="94000"/>
+              </a:schemeClr>
+            </a:gs>
+            <a:gs pos="50000">
+              <a:schemeClr val="phClr">
+                <a:satMod val="110000"/>
+                <a:lumMod val="100000"/>
+                <a:shade val="100000"/>
+              </a:schemeClr>
+            </a:gs>
+            <a:gs pos="100000">
+              <a:schemeClr val="phClr">
+                <a:lumMod val="99000"/>
+                <a:satMod val="120000"/>
+                <a:shade val="78000"/>
+              </a:schemeClr>
+            </a:gs>
+          </a:gsLst>
+          <a:lin ang="5400000" scaled="0"/>
+        </a:gradFill>
+      </a:fillStyleLst>
+      <a:lnStyleLst>
+        <a:ln w="12700" cap="flat" cmpd="sng" algn="ctr">
+          <a:solidFill>
+            <a:schemeClr val="phClr"/>
+          </a:solidFill>
+          <a:prstDash val="solid"/>
+          <a:miter lim="800000"/>
+        </a:ln>
+        <a:ln w="19050" cap="flat" cmpd="sng" algn="ctr">
+          <a:solidFill>
+            <a:schemeClr val="phClr"/>
+          </a:solidFill>
+          <a:prstDash val="solid"/>
+          <a:miter lim="800000"/>
+        </a:ln>
+        <a:ln w="25400" cap="flat" cmpd="sng" algn="ctr">
+          <a:solidFill>
+            <a:schemeClr val="phClr"/>
+          </a:solidFill>
+          <a:prstDash val="solid"/>
+          <a:miter lim="800000"/>
+        </a:ln>
+      </a:lnStyleLst>
+      <a:effectStyleLst>
+        <a:effectStyle>
+          <a:effectLst/>
+        </a:effectStyle>
+        <a:effectStyle>
+          <a:effectLst/>
+        </a:effectStyle>
+        <a:effectStyle>
+          <a:effectLst>
+            <a:outerShdw blurRad="57150" dist="19050" dir="5400000" algn="ctr" rotWithShape="0">
+              <a:srgbClr val="000000">
+                <a:alpha val="63000"/>
+              </a:srgbClr>
+            </a:outerShdw>
+          </a:effectLst>
+        </a:effectStyle>
+      </a:effectStyleLst>
+      <a:bgFillStyleLst>
+        <a:solidFill>
+          <a:schemeClr val="phClr"/>
+        </a:solidFill>
+        <a:solidFill>
+          <a:schemeClr val="phClr">
+            <a:tint val="95000"/>
+            <a:satMod val="170000"/>
+          </a:schemeClr>
+        </a:solidFill>
+        <a:gradFill rotWithShape="1">
+          <a:gsLst>
+            <a:gs pos="0">
+              <a:schemeClr val="phClr">
+                <a:tint val="93000"/>
+                <a:satMod val="150000"/>
+                <a:shade val="98000"/>
+                <a:lumMod val="102000"/>
+              </a:schemeClr>
+            </a:gs>
+            <a:gs pos="50000">
+              <a:schemeClr val="phClr">
+                <a:tint val="98000"/>
+                <a:satMod val="130000"/>
+                <a:shade val="90000"/>
+                <a:lumMod val="103000"/>
+              </a:schemeClr>
+            </a:gs>
+            <a:gs pos="100000">
+              <a:schemeClr val="phClr">
+                <a:shade val="63000"/>
+                <a:satMod val="120000"/>
+              </a:schemeClr>
+            </a:gs>
+          </a:gsLst>
+          <a:lin ang="5400000" scaled="0"/>
+        </a:gradFill>
+      </a:bgFillStyleLst>
+    </a:fmtScheme>
+  </a:themeElements>
+  <a:objectDefaults>
+    <a:lnDef>
+      <a:spPr/>
+      <a:bodyPr/>
+      <a:lstStyle/>
+      <a:style>
+        <a:lnRef idx="2">
+          <a:schemeClr val="accent1"/>
+        </a:lnRef>
+        <a:fillRef idx="0">
+          <a:schemeClr val="accent1"/>
+        </a:fillRef>
+        <a:effectRef idx="1">
+          <a:schemeClr val="accent1"/>
+        </a:effectRef>
+        <a:fontRef idx="minor">
+          <a:schemeClr val="tx1"/>
+        </a:fontRef>
+      </a:style>
+    </a:lnDef>
+  </a:objectDefaults>
+  <a:extraClrSchemeLst/>
+  <a:extLst>
+    <a:ext uri="{05A4C25C-085E-4340-85A3-A5531E510DB2}">
+      <thm15:themeFamily xmlns:thm15="http://schemas.microsoft.com/office/thememl/2012/main" name="Office Theme" id="{2E142A2C-CD16-42D6-873A-C26D2A0506FA}" vid="{1BDDFF52-6CD6-40A5-AB3C-68EB2F1E4D0A}"/>
+    </a:ext>
+  </a:extLst>
+</a:theme>
+</file>
+
+<file path=word/webextensions/taskpanes.xml><?xml version="1.0" encoding="utf-8"?>
+<wetp:taskpanes xmlns:wetp="http://schemas.microsoft.com/office/webextensions/taskpanes/2010/11">
+  <wetp:taskpane dockstate="right" visibility="0" width="505" row="0">
+    <wetp:webextensionref xmlns:r="http://schemas.openxmlformats.org/officeDocument/2006/relationships" r:id="rId1"/>
+  </wetp:taskpane>
+</wetp:taskpanes>
+</file>
+
+<file path=word/webextensions/webextension1.xml><?xml version="1.0" encoding="utf-8"?>
+<we:webextension xmlns:we="http://schemas.microsoft.com/office/webextensions/webextension/2010/11" id="{0B07722A-A075-4F88-8400-10721A5DE1D3}">
+  <we:reference id="WA200010725" version="1.0.0.1" store="Omex" storeType="OMEX"/>
+  <we:alternateReferences>
+    <we:reference id="WA200010725" version="1.0.0.1" store="WA200010725" storeType="OMEX"/>
+  </we:alternateReferences>
+  <we:properties>
+    <we:property name="claude.fileId" value="&quot;448d9d33-4988-4160-8513-0f46a6e8939d&quot;"/>
+  </we:properties>
+  <we:bindings/>
+  <we:snapshot xmlns:r="http://schemas.openxmlformats.org/officeDocument/2006/relationships"/>
+</we:webextension>
+</file>
+
+<file path=customXml/item1.xml>��< ? x m l   v e r s i o n = " 1 . 0 "   e n c o d i n g = " u t f - 1 6 " ? >   
  < N a v W o r d R e p o r t X m l P a r t   x m l n s = " u r n : m i c r o s o f t - d y n a m i c s - n a v / r e p o r t s / D e f e r r a l _ S u m m a r y _ S a l e s / 1 7 0 1 / " >   
@@ -642,4 +5426,20 @@
      < / C u s t o m e r >   
  < / N a v W o r d R e p o r t X m l P a r t > 
+</file>
+
+<file path=customXml/itemProps1.xml><?xml version="1.0" encoding="utf-8"?>
+<ds:datastoreItem xmlns:ds="http://schemas.openxmlformats.org/officeDocument/2006/customXml" ds:itemID="{201F3364-08FE-4FBC-B2B1-E54F0C3AC9AC}">
+  <ds:schemaRefs>
+    <ds:schemaRef ds:uri="urn:microsoft-dynamics-nav/reports/Deferral_Summary_Sales/1701/"/>
+  </ds:schemaRefs>
+</ds:datastoreItem>
+</file>
+
+<file path=customXml/itemProps2.xml><?xml version="1.0" encoding="utf-8"?>
+<ds:datastoreItem xmlns:ds="http://schemas.openxmlformats.org/officeDocument/2006/customXml" ds:itemID="{4E7EA9EE-8811-4D30-B255-17451F47C7BE}">
+  <ds:schemaRefs>
+    <ds:schemaRef ds:uri="urn:microsoft-dynamics-businesscentral/internal/extended/reports/Deferral_Summary_Sales/1701/"/>
+  </ds:schemaRefs>
+</ds:datastoreItem>
 </file>
--- a/src/Layers/W1/BaseApp/Finance/Deferral/DeferralSummarySalesBody.docx
+++ b/src/Layers/W1/BaseApp/Finance/Deferral/DeferralSummarySalesBody.docx
@@ -1,35 +1,38 @@
 
 <file path=word/document.xml><?xml version="1.0" encoding="utf-8"?>
-<w:document xmlns:wpc="http://schemas.microsoft.com/office/word/2010/wordprocessingCanvas" xmlns:cx="http://schemas.microsoft.com/office/drawing/2014/chartex" xmlns:cx1="http://schemas.microsoft.com/office/drawing/2015/9/8/chartex" xmlns:cx2="http://schemas.microsoft.com/office/drawing/2015/10/21/chartex" xmlns:cx3="http://schemas.microsoft.com/office/drawing/2016/5/9/chartex" xmlns:cx4="http://schemas.microsoft.com/office/drawing/2016/5/10/chartex" xmlns:cx5="http://schemas.microsoft.com/office/drawing/2016/5/11/chartex" xmlns:cx6="http://schemas.microsoft.com/office/drawing/2016/5/12/chartex" xmlns:cx7="http://schemas.microsoft.com/office/drawing/2016/5/13/chartex" xmlns:cx8="http://schemas.microsoft.com/office/drawing/2016/5/14/chartex" xmlns:mc="http://schemas.openxmlformats.org/markup-compatibility/2006" xmlns:aink="http://schemas.microsoft.com/office/drawing/2016/ink" xmlns:am3d="http://schemas.microsoft.com/office/drawing/2017/model3d" xmlns:o="urn:schemas-microsoft-com:office:office" xmlns:oel="http://schemas.microsoft.com/office/2019/extlst" xmlns:r="http://schemas.openxmlformats.org/officeDocument/2006/relationships" xmlns:m="http://schemas.openxmlformats.org/officeDocument/2006/math" xmlns:v="urn:schemas-microsoft-com:vml" xmlns:wp14="http://schemas.microsoft.com/office/word/2010/wordprocessingDrawing" xmlns:wp="http://schemas.openxmlformats.org/drawingml/2006/wordprocessingDrawing" xmlns:w10="urn:schemas-microsoft-com:office:word" xmlns:w="http://schemas.openxmlformats.org/wordprocessingml/2006/main" xmlns:w14="http://schemas.microsoft.com/office/word/2010/wordml" xmlns:w15="http://schemas.microsoft.com/office/word/2012/wordml" xmlns:w16cex="http://schemas.microsoft.com/office/word/2018/wordml/cex" xmlns:w16cid="http://schemas.microsoft.com/office/word/2016/wordml/cid" xmlns:w16="http://schemas.microsoft.com/office/word/2018/wordml" xmlns:w16du="http://schemas.microsoft.com/office/word/2023/wordml/word16du" xmlns:w16sdtdh="http://schemas.microsoft.com/office/word/2020/wordml/sdtdatahash" xmlns:w16sdtfl="http://schemas.microsoft.com/office/word/2024/wordml/sdtformatlock" xmlns:w16se="http://schemas.microsoft.com/office/word/2015/wordml/symex" xmlns:wpg="http://schemas.microsoft.com/office/word/2010/wordprocessingGroup" xmlns:wpi="http://schemas.microsoft.com/office/word/2010/wordprocessingInk" xmlns:wne="http://schemas.microsoft.com/office/word/2006/wordml" xmlns:wps="http://schemas.microsoft.com/office/word/2010/wordprocessingShape" mc:Ignorable="w14 w15 w16se w16cid w16 w16cex w16sdtdh w16sdtfl w16du wp14">
+<w:document xmlns:wpc="http://schemas.microsoft.com/office/word/2010/wordprocessingCanvas" xmlns:cx="http://schemas.microsoft.com/office/drawing/2014/chartex" xmlns:cx1="http://schemas.microsoft.com/office/drawing/2015/9/8/chartex" xmlns:cx2="http://schemas.microsoft.com/office/drawing/2015/10/21/chartex" xmlns:cx3="http://schemas.microsoft.com/office/drawing/2016/5/9/chartex" xmlns:cx4="http://schemas.microsoft.com/office/drawing/2016/5/10/chartex" xmlns:cx5="http://schemas.microsoft.com/office/drawing/2016/5/11/chartex" xmlns:cx6="http://schemas.microsoft.com/office/drawing/2016/5/12/chartex" xmlns:cx7="http://schemas.microsoft.com/office/drawing/2016/5/13/chartex" xmlns:cx8="http://schemas.microsoft.com/office/drawing/2016/5/14/chartex" xmlns:mc="http://schemas.openxmlformats.org/markup-compatibility/2006" xmlns:aink="http://schemas.microsoft.com/office/drawing/2016/ink" xmlns:am3d="http://schemas.microsoft.com/office/drawing/2017/model3d" xmlns:o="urn:schemas-microsoft-com:office:office" xmlns:oel="http://schemas.microsoft.com/office/2019/extlst" xmlns:r="http://schemas.openxmlformats.org/officeDocument/2006/relationships" xmlns:m="http://schemas.openxmlformats.org/officeDocument/2006/math" xmlns:v="urn:schemas-microsoft-com:vml" xmlns:wp14="http://schemas.microsoft.com/office/word/2010/wordprocessingDrawing" xmlns:wp="http://schemas.openxmlformats.org/drawingml/2006/wordprocessingDrawing" xmlns:w10="urn:schemas-microsoft-com:office:word" xmlns:w="http://schemas.openxmlformats.org/wordprocessingml/2006/main" xmlns:w14="http://schemas.microsoft.com/office/word/2010/wordml" xmlns:w15="http://schemas.microsoft.com/office/word/2012/wordml" xmlns:w16cei="http://schemas.microsoft.com/office/word/2026/wordml/cei" xmlns:w16cex="http://schemas.microsoft.com/office/word/2018/wordml/cex" xmlns:w16cid="http://schemas.microsoft.com/office/word/2016/wordml/cid" xmlns:w16="http://schemas.microsoft.com/office/word/2018/wordml" xmlns:w16du="http://schemas.microsoft.com/office/word/2023/wordml/word16du" xmlns:w16sdtdh="http://schemas.microsoft.com/office/word/2020/wordml/sdtdatahash" xmlns:w16sdtfl="http://schemas.microsoft.com/office/word/2024/wordml/sdtformatlock" xmlns:w16se="http://schemas.microsoft.com/office/word/2015/wordml/symex" xmlns:wpg="http://schemas.microsoft.com/office/word/2010/wordprocessingGroup" xmlns:wpi="http://schemas.microsoft.com/office/word/2010/wordprocessingInk" xmlns:wne="http://schemas.microsoft.com/office/word/2006/wordml" xmlns:wps="http://schemas.microsoft.com/office/word/2010/wordprocessingShape" mc:Ignorable="w14 w15 w16se w16cid w16 w16cex w16sdtdh w16sdtfl w16du wp14">
   <w:body>
     <w:tbl>
       <w:tblPr>
-        <w:tblStyle w:val="TableGrid"/>
-        <w:tblW w:w="15424" w:type="dxa"/>
+        <w:tblStyle w:val="BCBlockTable"/>
+        <w:tblW w:w="5000" w:type="pct"/>
         <w:tblBorders>
-          <w:top w:val="none" w:color="auto" w:sz="0" w:space="0"/>
-          <w:left w:val="none" w:color="auto" w:sz="0" w:space="0"/>
-          <w:bottom w:val="none" w:color="auto" w:sz="0" w:space="0"/>
-          <w:right w:val="none" w:color="auto" w:sz="0" w:space="0"/>
-          <w:insideH w:val="none" w:color="auto" w:sz="0" w:space="0"/>
-          <w:insideV w:val="none" w:color="auto" w:sz="0" w:space="0"/>
+          <w:top w:val="none" w:sz="0" w:space="0" w:color="auto"/>
+          <w:left w:val="none" w:sz="0" w:space="0" w:color="auto"/>
+          <w:bottom w:val="none" w:sz="0" w:space="0" w:color="auto"/>
+          <w:right w:val="none" w:sz="0" w:space="0" w:color="auto"/>
+          <w:insideH w:val="none" w:sz="0" w:space="0" w:color="auto"/>
+          <w:insideV w:val="none" w:sz="0" w:space="0" w:color="auto"/>
         </w:tblBorders>
         <w:tblCellMar>
           <w:left w:w="0" w:type="dxa"/>
           <w:right w:w="0" w:type="dxa"/>
         </w:tblCellMar>
-        <w:tblLook w:val="04A0" w:firstRow="1" w:lastRow="0" w:firstColumn="1" w:lastColumn="0" w:noHBand="0" w:noVBand="1"/>
+        <w:tblLook w:val="0620" w:firstRow="1" w:lastRow="0" w:firstColumn="0" w:lastColumn="0" w:noHBand="1" w:noVBand="1"/>
+        <w:tblCaption w:val="Table 1"/>
+        <w:tblDescription w:val="Layout table. Used for positioning, not for tabular data."/>
       </w:tblPr>
       <w:tblGrid>
-        <w:gridCol w:w="2571"/>
-        <w:gridCol w:w="2571"/>
-        <w:gridCol w:w="2571"/>
-        <w:gridCol w:w="2571"/>
         <w:gridCol w:w="2570"/>
         <w:gridCol w:w="2570"/>
+        <w:gridCol w:w="2570"/>
+        <w:gridCol w:w="2570"/>
+        <w:gridCol w:w="2570"/>
+        <w:gridCol w:w="2576"/>
       </w:tblGrid>
       <w:tr>
         <w:trPr>
+          <w:cantSplit/>
           <w:trHeight w:val="269"/>
         </w:trPr>
         <w:tc>
@@ -38,40 +41,24 @@
           </w:tcPr>
           <w:p>
             <w:pPr>
-              <w:pStyle w:val="Heading2"/>
+              <w:pStyle w:val="BCLabel"/>
               <w:spacing w:before="0" w:line="276" w:lineRule="auto"/>
-              <w:rPr>
-                <w:rFonts w:ascii="Aptos SemiBold" w:hAnsi="Aptos SemiBold"/>
-                <w:sz w:val="16"/>
-                <w:szCs w:val="16"/>
-              </w:rPr>
             </w:pPr>
             <w:sdt>
               <w:sdtPr>
-                <w:rPr>
-                  <w:rFonts w:ascii="Aptos SemiBold" w:hAnsi="Aptos SemiBold" w:cs="Segoe UI"/>
-                  <w:color w:val="auto"/>
-                  <w:sz w:val="16"/>
-                  <w:szCs w:val="16"/>
-                </w:rPr>
+                <w:rPr/>
                 <w:alias w:val="#Nav: /Labels/BalAsOfDateCaption"/>
                 <w:tag w:val="#Nav: Deferral_Summary_Sales/1701"/>
                 <w:id w:val="841292006"/>
                 <w:placeholder>
                   <w:docPart w:val="641DB04CC4E34AD08369DD525DC811D7"/>
                 </w:placeholder>
-                <w:dataBinding w:prefixMappings="xmlns:ns0='urn:microsoft-dynamics-nav/reports/Deferral_Summary_Sales/1701/'" w:xpath="/ns0:NavWordReportXmlPart[1]/ns0:Labels[1]/ns0:BalAsOfDateCaption[1]" w:storeItemID="{201F3364-08FE-4FBC-B2B1-E54F0C3AC9AC}"/>
+                <w:dataBinding w:prefixMappings="&lt;xmlns:ns0='urn:microsoft-dynamics-nav/reports/Deferral_Summary_Sales/1701/' " w:xpath="/ns0:NavWordReportXmlPart[1]/ns0:Labels[1]/ns0:BalAsOfDateCaption[1]" w:storeItemID="{201F3364-08FE-4FBC-B2B1-E54F0C3AC9AC}"/>
                 <w:text/>
               </w:sdtPr>
               <w:sdtContent>
                 <w:proofErr w:type="spellStart"/>
                 <w:r>
-                  <w:rPr>
-                    <w:rFonts w:ascii="Aptos SemiBold" w:hAnsi="Aptos SemiBold" w:cs="Segoe UI"/>
-                    <w:color w:val="auto"/>
-                    <w:sz w:val="16"/>
-                    <w:szCs w:val="16"/>
-                  </w:rPr>
                   <w:t>BalAsOfDateCaption</w:t>
                 </w:r>
                 <w:proofErr w:type="spellEnd"/>
@@ -79,20 +66,45 @@
             </w:sdt>
           </w:p>
         </w:tc>
+        <w:sdt>
+          <w:sdtPr>
+            <w:rPr/>
+            <w:alias w:val="UserLabel"/>
+            <w:tag w:val="#BC:InsertDataItem,Labels/UserLabel"/>
+            <w:id w:val="-1390717737"/>
+            <w:placeholder>
+              <w:docPart w:val="DefaultPlaceholder_-1854013440"/>
+            </w:placeholder>
+            <w15:color w:val="808080"/>
+            <w:text/>
+          </w:sdtPr>
+          <w:sdtContent>
+            <w:tc>
+              <w:tcPr>
+                <w:tcW w:w="833" w:type="pct"/>
+              </w:tcPr>
+              <w:p>
+                <w:pPr>
+                  <w:pStyle w:val="BCLabel"/>
+                  <w:spacing w:before="0" w:line="276" w:lineRule="auto"/>
+                </w:pPr>
+                <w:proofErr w:type="spellStart"/>
+                <w:r>
+                  <w:t>UserLabel</w:t>
+                </w:r>
+                <w:proofErr w:type="spellEnd"/>
+              </w:p>
+            </w:tc>
+          </w:sdtContent>
+        </w:sdt>
         <w:tc>
           <w:tcPr>
             <w:tcW w:w="833" w:type="pct"/>
           </w:tcPr>
           <w:p>
             <w:pPr>
-              <w:pStyle w:val="Heading2"/>
+              <w:pStyle w:val="BCLabel"/>
               <w:spacing w:before="0" w:line="276" w:lineRule="auto"/>
-              <w:rPr>
-                <w:rFonts w:cs="Segoe UI Semibold"/>
-                <w:color w:val="242424"/>
-                <w:sz w:val="16"/>
-                <w:szCs w:val="16"/>
-              </w:rPr>
             </w:pPr>
           </w:p>
         </w:tc>
@@ -102,14 +114,8 @@
           </w:tcPr>
           <w:p>
             <w:pPr>
-              <w:pStyle w:val="Heading2"/>
+              <w:pStyle w:val="BCLabel"/>
               <w:spacing w:before="0" w:line="276" w:lineRule="auto"/>
-              <w:rPr>
-                <w:rFonts w:cs="Segoe UI Semibold"/>
-                <w:color w:val="242424"/>
-                <w:sz w:val="16"/>
-                <w:szCs w:val="16"/>
-              </w:rPr>
             </w:pPr>
           </w:p>
         </w:tc>
@@ -119,14 +125,101 @@
           </w:tcPr>
           <w:p>
             <w:pPr>
-              <w:pStyle w:val="Heading2"/>
+              <w:pStyle w:val="BCLabel"/>
               <w:spacing w:before="0" w:line="276" w:lineRule="auto"/>
               <w:rPr>
-                <w:rFonts w:cs="Segoe UI Semibold"/>
-                <w:color w:val="242424"/>
-                <w:sz w:val="16"/>
-                <w:szCs w:val="16"/>
+                <w:rStyle w:val="Strong"/>
               </w:rPr>
+            </w:pPr>
+          </w:p>
+        </w:tc>
+        <w:tc>
+          <w:tcPr>
+            <w:tcW w:w="835" w:type="pct"/>
+          </w:tcPr>
+          <w:p>
+            <w:pPr>
+              <w:pStyle w:val="BCLabel"/>
+              <w:spacing w:before="0" w:line="276" w:lineRule="auto"/>
+              <w:rPr>
+                <w:rStyle w:val="Strong"/>
+              </w:rPr>
+            </w:pPr>
+          </w:p>
+        </w:tc>
+      </w:tr>
+      <w:tr>
+        <w:trPr>
+          <w:cantSplit/>
+          <w:trHeight w:val="242"/>
+        </w:trPr>
+        <w:tc>
+          <w:tcPr>
+            <w:tcW w:w="833" w:type="pct"/>
+          </w:tcPr>
+          <w:p>
+            <w:pPr>
+              <w:pStyle w:val="NoSpacing"/>
+            </w:pPr>
+            <w:sdt>
+              <w:sdtPr>
+                <w:rPr/>
+                <w:alias w:val="#Nav: /Customer/BalanceAsOfDateFilter"/>
+                <w:tag w:val="#Nav: Deferral_Summary_Sales/1701"/>
+                <w:id w:val="1864789849"/>
+                <w:placeholder>
+                  <w:docPart w:val="882967F8913F43038301DD07CF3706F1"/>
+                </w:placeholder>
+                <w:dataBinding w:prefixMappings="&lt;xmlns:ns0='urn:microsoft-dynamics-nav/reports/Deferral_Summary_Sales/1701/' " w:xpath="/ns0:NavWordReportXmlPart[1]/ns0:Customer[1]/ns0:BalanceAsOfDateFilter[1]" w:storeItemID="{201F3364-08FE-4FBC-B2B1-E54F0C3AC9AC}"/>
+                <w:text/>
+              </w:sdtPr>
+              <w:sdtContent>
+                <w:proofErr w:type="spellStart"/>
+                <w:r>
+                  <w:t>BalanceAsOfDateFilter</w:t>
+                </w:r>
+                <w:proofErr w:type="spellEnd"/>
+              </w:sdtContent>
+            </w:sdt>
+          </w:p>
+        </w:tc>
+        <w:sdt>
+          <w:sdtPr>
+            <w:rPr/>
+            <w:alias w:val="UserName"/>
+            <w:tag w:val="#BC:InsertDataItem,BCReportInformation/ReportRequest/UserName"/>
+            <w:id w:val="1318463364"/>
+            <w:placeholder>
+              <w:docPart w:val="DefaultPlaceholder_-1854013440"/>
+            </w:placeholder>
+            <w15:color w:val="808080"/>
+            <w:text/>
+          </w:sdtPr>
+          <w:sdtContent>
+            <w:tc>
+              <w:tcPr>
+                <w:tcW w:w="833" w:type="pct"/>
+              </w:tcPr>
+              <w:p>
+                <w:pPr>
+                  <w:pStyle w:val="NoSpacing"/>
+                </w:pPr>
+                <w:proofErr w:type="gramStart"/>
+                <w:r>
+                  <w:t>User Name</w:t>
+                </w:r>
+                <w:proofErr w:type="gramEnd"/>
+              </w:p>
+            </w:tc>
+          </w:sdtContent>
+        </w:sdt>
+        <w:tc>
+          <w:tcPr>
+            <w:tcW w:w="833" w:type="pct"/>
+          </w:tcPr>
+          <w:p>
+            <w:pPr>
+              <w:pStyle w:val="NoSpacing"/>
             </w:pPr>
           </w:p>
         </w:tc>
@@ -136,15 +229,7 @@
           </w:tcPr>
           <w:p>
             <w:pPr>
-              <w:pStyle w:val="Heading2"/>
-              <w:spacing w:before="0" w:line="276" w:lineRule="auto"/>
-              <w:rPr>
-                <w:rStyle w:val="Strong"/>
-                <w:b w:val="0"/>
-                <w:bCs w:val="0"/>
-                <w:sz w:val="16"/>
-                <w:szCs w:val="16"/>
-              </w:rPr>
+              <w:pStyle w:val="NoSpacing"/>
             </w:pPr>
           </w:p>
         </w:tc>
@@ -154,222 +239,85 @@
           </w:tcPr>
           <w:p>
             <w:pPr>
-              <w:pStyle w:val="Heading2"/>
-              <w:spacing w:before="0" w:line="276" w:lineRule="auto"/>
-              <w:rPr>
-                <w:rStyle w:val="Strong"/>
-                <w:b w:val="0"/>
-                <w:bCs w:val="0"/>
-                <w:sz w:val="16"/>
-                <w:szCs w:val="16"/>
-              </w:rPr>
-            </w:pPr>
-          </w:p>
-        </w:tc>
-      </w:tr>
-      <w:tr>
-        <w:trPr>
-          <w:trHeight w:val="242"/>
-        </w:trPr>
-        <w:tc>
-          <w:tcPr>
-            <w:tcW w:w="833" w:type="pct"/>
-          </w:tcPr>
-          <w:p>
-            <w:pPr>
-              <w:rPr>
-                <w:rFonts w:cs="Segoe UI"/>
-                <w:color w:val="242424"/>
-                <w:sz w:val="16"/>
-                <w:szCs w:val="16"/>
-              </w:rPr>
-            </w:pPr>
-            <w:sdt>
-              <w:sdtPr>
-                <w:rPr>
-                  <w:rFonts w:cs="Segoe UI"/>
-                  <w:sz w:val="16"/>
-                  <w:szCs w:val="16"/>
-                </w:rPr>
-                <w:alias w:val="#Nav: /Customer/BalanceAsOfDateFilter"/>
-                <w:tag w:val="#Nav: Deferral_Summary_Sales/1701"/>
-                <w:id w:val="1864789849"/>
-                <w:placeholder>
-                  <w:docPart w:val="882967F8913F43038301DD07CF3706F1"/>
-                </w:placeholder>
-                <w:dataBinding w:prefixMappings="xmlns:ns0='urn:microsoft-dynamics-nav/reports/Deferral_Summary_Sales/1701/'" w:xpath="/ns0:NavWordReportXmlPart[1]/ns0:Customer[1]/ns0:BalanceAsOfDateFilter[1]" w:storeItemID="{201F3364-08FE-4FBC-B2B1-E54F0C3AC9AC}"/>
-                <w:text/>
-              </w:sdtPr>
-              <w:sdtContent>
-                <w:proofErr w:type="spellStart"/>
-                <w:r>
-                  <w:rPr>
-                    <w:rFonts w:cs="Segoe UI"/>
-                    <w:sz w:val="16"/>
-                    <w:szCs w:val="16"/>
-                  </w:rPr>
-                  <w:t>BalanceAsOfDateFilter</w:t>
-                </w:r>
-                <w:proofErr w:type="spellEnd"/>
-              </w:sdtContent>
-            </w:sdt>
-          </w:p>
-        </w:tc>
-        <w:tc>
-          <w:tcPr>
-            <w:tcW w:w="833" w:type="pct"/>
-          </w:tcPr>
-          <w:p>
-            <w:pPr>
-              <w:rPr>
-                <w:rFonts w:cs="Segoe UI"/>
-                <w:color w:val="242424"/>
-                <w:sz w:val="16"/>
-                <w:szCs w:val="16"/>
-              </w:rPr>
+              <w:pStyle w:val="NoSpacing"/>
+              <w:spacing w:line="276" w:lineRule="auto"/>
             </w:pPr>
           </w:p>
         </w:tc>
         <w:tc>
           <w:tcPr>
-            <w:tcW w:w="833" w:type="pct"/>
+            <w:tcW w:w="835" w:type="pct"/>
           </w:tcPr>
           <w:p>
             <w:pPr>
-              <w:rPr>
-                <w:rFonts w:cs="Segoe UI"/>
-                <w:color w:val="242424"/>
-                <w:sz w:val="16"/>
-                <w:szCs w:val="16"/>
-              </w:rPr>
-            </w:pPr>
-          </w:p>
-        </w:tc>
-        <w:tc>
-          <w:tcPr>
-            <w:tcW w:w="833" w:type="pct"/>
-          </w:tcPr>
-          <w:p>
-            <w:pPr>
-              <w:rPr>
-                <w:rFonts w:cs="Segoe UI"/>
-                <w:color w:val="242424"/>
-                <w:sz w:val="16"/>
-                <w:szCs w:val="16"/>
-              </w:rPr>
-            </w:pPr>
-          </w:p>
-        </w:tc>
-        <w:tc>
-          <w:tcPr>
-            <w:tcW w:w="833" w:type="pct"/>
-          </w:tcPr>
-          <w:p>
-            <w:pPr>
+              <w:pStyle w:val="NoSpacing"/>
               <w:spacing w:line="276" w:lineRule="auto"/>
-              <w:rPr>
-                <w:sz w:val="16"/>
-                <w:szCs w:val="16"/>
-              </w:rPr>
-            </w:pPr>
-          </w:p>
-        </w:tc>
-        <w:tc>
-          <w:tcPr>
-            <w:tcW w:w="833" w:type="pct"/>
-          </w:tcPr>
-          <w:p>
-            <w:pPr>
-              <w:spacing w:line="276" w:lineRule="auto"/>
-              <w:rPr>
-                <w:sz w:val="16"/>
-                <w:szCs w:val="16"/>
-              </w:rPr>
             </w:pPr>
           </w:p>
         </w:tc>
       </w:tr>
     </w:tbl>
     <w:p>
-      <w:pPr>
-        <w:rPr>
-          <w:sz w:val="16"/>
-          <w:szCs w:val="16"/>
-        </w:rPr>
-      </w:pPr>
+      <w:pPr/>
     </w:p>
     <w:tbl>
       <w:tblPr>
-        <w:tblStyle w:val="TableGrid"/>
-        <w:tblW w:w="15422" w:type="dxa"/>
-        <w:tblLayout w:type="fixed"/>
-        <w:tblLook w:val="04A0" w:firstRow="1" w:lastRow="0" w:firstColumn="1" w:lastColumn="0" w:noHBand="0" w:noVBand="1"/>
+        <w:tblStyle w:val="BCDataTable"/>
+        <w:tblW w:w="5000" w:type="pct"/>
+        <w:tblLook w:val="0460" w:firstRow="1" w:lastRow="1" w:firstColumn="0" w:lastColumn="0" w:noHBand="0" w:noVBand="1"/>
+        <w:tblCaption w:val="Table 2"/>
+        <w:tblDescription w:val="Document lines. Column headers in the first row."/>
       </w:tblPr>
       <w:tblGrid>
         <w:gridCol w:w="1200"/>
-        <w:gridCol w:w="1050"/>
-        <w:gridCol w:w="270"/>
+        <w:gridCol w:w="1049"/>
+        <w:gridCol w:w="271"/>
         <w:gridCol w:w="1530"/>
-        <w:gridCol w:w="1170"/>
-        <w:gridCol w:w="2160"/>
-        <w:gridCol w:w="1620"/>
-        <w:gridCol w:w="1260"/>
+        <w:gridCol w:w="1169"/>
+        <w:gridCol w:w="2159"/>
+        <w:gridCol w:w="1619"/>
+        <w:gridCol w:w="1262"/>
         <w:gridCol w:w="990"/>
-        <w:gridCol w:w="1350"/>
-        <w:gridCol w:w="1350"/>
-        <w:gridCol w:w="1472"/>
+        <w:gridCol w:w="1351"/>
+        <w:gridCol w:w="1351"/>
+        <w:gridCol w:w="1471"/>
       </w:tblGrid>
       <w:tr>
         <w:trPr>
+          <w:cantSplit/>
           <w:trHeight w:val="418"/>
+          <w:tblHeader/>
         </w:trPr>
         <w:sdt>
           <w:sdtPr>
-            <w:rPr>
-              <w:rFonts w:ascii="Aptos SemiBold" w:hAnsi="Aptos SemiBold"/>
-              <w:color w:val="auto"/>
-              <w:sz w:val="16"/>
-              <w:szCs w:val="16"/>
-            </w:rPr>
+            <w:rPr/>
             <w:alias w:val="#Nav: /Labels/PostingDateCaption"/>
             <w:tag w:val="#Nav: Deferral_Summary_Sales/1701"/>
             <w:id w:val="-1067569104"/>
             <w:placeholder>
               <w:docPart w:val="380D47E2DA0347A2A3B4561247F49635"/>
             </w:placeholder>
-            <w:dataBinding w:prefixMappings="xmlns:ns0='urn:microsoft-dynamics-nav/reports/Deferral_Summary_Sales/1701/'" w:xpath="/ns0:NavWordReportXmlPart[1]/ns0:Labels[1]/ns0:PostingDateCaption[1]" w:storeItemID="{201F3364-08FE-4FBC-B2B1-E54F0C3AC9AC}"/>
+            <w:dataBinding w:prefixMappings="&lt;xmlns:ns0='urn:microsoft-dynamics-nav/reports/Deferral_Summary_Sales/1701/' " w:xpath="/ns0:NavWordReportXmlPart[1]/ns0:Labels[1]/ns0:PostingDateCaption[1]" w:storeItemID="{201F3364-08FE-4FBC-B2B1-E54F0C3AC9AC}"/>
             <w:text/>
           </w:sdtPr>
           <w:sdtContent>
             <w:tc>
               <w:tcPr>
-                <w:tcW w:w="1200" w:type="dxa"/>
+                <w:tcW w:w="389" w:type="pct"/>
                 <w:tcBorders>
                   <w:top w:val="nil"/>
                   <w:left w:val="nil"/>
-                  <w:bottom w:val="single" w:color="auto" w:sz="4" w:space="0"/>
+                  <w:bottom w:val="single" w:sz="4" w:space="0" w:color="auto"/>
                   <w:right w:val="nil"/>
                 </w:tcBorders>
               </w:tcPr>
               <w:p>
                 <w:pPr>
-                  <w:pStyle w:val="Heading2"/>
+                  <w:pStyle w:val="BCLabel"/>
                   <w:spacing w:before="160" w:after="80"/>
-                  <w:rPr>
-                    <w:rFonts w:ascii="Aptos SemiBold" w:hAnsi="Aptos SemiBold"/>
-                    <w:color w:val="auto"/>
-                    <w:sz w:val="16"/>
-                    <w:szCs w:val="16"/>
-                  </w:rPr>
                 </w:pPr>
                 <w:proofErr w:type="spellStart"/>
                 <w:r>
-                  <w:rPr>
-                    <w:rFonts w:ascii="Aptos SemiBold" w:hAnsi="Aptos SemiBold"/>
-                    <w:color w:val="auto"/>
-                    <w:sz w:val="16"/>
-                    <w:szCs w:val="16"/>
-                  </w:rPr>
                   <w:t>PostingDateCaption</w:t>
                 </w:r>
                 <w:proofErr w:type="spellEnd"/>
@@ -379,52 +327,35 @@
         </w:sdt>
         <w:sdt>
           <w:sdtPr>
-            <w:rPr>
-              <w:rFonts w:ascii="Aptos SemiBold" w:hAnsi="Aptos SemiBold"/>
-              <w:color w:val="auto"/>
-              <w:sz w:val="16"/>
-              <w:szCs w:val="16"/>
-            </w:rPr>
+            <w:rPr/>
             <w:alias w:val="#Nav: /Labels/DocNoCaption"/>
             <w:tag w:val="#Nav: Deferral_Summary_Sales/1701"/>
             <w:id w:val="-2007898333"/>
             <w:placeholder>
               <w:docPart w:val="2AFBE1FF6D144B5E9B889FE822153E65"/>
             </w:placeholder>
-            <w:dataBinding w:prefixMappings="xmlns:ns0='urn:microsoft-dynamics-nav/reports/Deferral_Summary_Sales/1701/'" w:xpath="/ns0:NavWordReportXmlPart[1]/ns0:Labels[1]/ns0:DocNoCaption[1]" w:storeItemID="{201F3364-08FE-4FBC-B2B1-E54F0C3AC9AC}"/>
+            <w:dataBinding w:prefixMappings="&lt;xmlns:ns0='urn:microsoft-dynamics-nav/reports/Deferral_Summary_Sales/1701/' " w:xpath="/ns0:NavWordReportXmlPart[1]/ns0:Labels[1]/ns0:DocNoCaption[1]" w:storeItemID="{201F3364-08FE-4FBC-B2B1-E54F0C3AC9AC}"/>
             <w:text/>
           </w:sdtPr>
           <w:sdtContent>
             <w:tc>
               <w:tcPr>
-                <w:tcW w:w="1320" w:type="dxa"/>
+                <w:tcW w:w="428" w:type="pct"/>
                 <w:gridSpan w:val="2"/>
                 <w:tcBorders>
                   <w:top w:val="nil"/>
                   <w:left w:val="nil"/>
-                  <w:bottom w:val="single" w:color="auto" w:sz="4" w:space="0"/>
+                  <w:bottom w:val="single" w:sz="4" w:space="0" w:color="auto"/>
                   <w:right w:val="nil"/>
                 </w:tcBorders>
               </w:tcPr>
               <w:p>
                 <w:pPr>
-                  <w:pStyle w:val="Heading2"/>
+                  <w:pStyle w:val="BCLabel"/>
                   <w:spacing w:before="160" w:after="80"/>
-                  <w:rPr>
-                    <w:rFonts w:ascii="Aptos SemiBold" w:hAnsi="Aptos SemiBold"/>
-                    <w:color w:val="auto"/>
-                    <w:sz w:val="16"/>
-                    <w:szCs w:val="16"/>
-                  </w:rPr>
                 </w:pPr>
                 <w:proofErr w:type="spellStart"/>
                 <w:r>
-                  <w:rPr>
-                    <w:rFonts w:ascii="Aptos SemiBold" w:hAnsi="Aptos SemiBold"/>
-                    <w:color w:val="auto"/>
-                    <w:sz w:val="16"/>
-                    <w:szCs w:val="16"/>
-                  </w:rPr>
                   <w:t>DocNoCaption</w:t>
                 </w:r>
                 <w:proofErr w:type="spellEnd"/>
@@ -434,55 +365,34 @@
         </w:sdt>
         <w:sdt>
           <w:sdtPr>
-            <w:rPr>
-              <w:rFonts w:ascii="Aptos SemiBold" w:hAnsi="Aptos SemiBold"/>
-              <w:color w:val="auto"/>
-              <w:kern w:val="0"/>
-              <w:sz w:val="16"/>
-              <w:szCs w:val="16"/>
-              <w14:ligatures w14:val="none"/>
-            </w:rPr>
+            <w:rPr/>
             <w:alias w:val="#Nav: /Labels/DocTypeCaption"/>
             <w:tag w:val="#Nav: Deferral_Summary_Sales/1701"/>
             <w:id w:val="2073853097"/>
             <w:placeholder>
               <w:docPart w:val="380D47E2DA0347A2A3B4561247F49635"/>
             </w:placeholder>
-            <w:dataBinding w:prefixMappings="xmlns:ns0='urn:microsoft-dynamics-nav/reports/Deferral_Summary_Sales/1701/'" w:xpath="/ns0:NavWordReportXmlPart[1]/ns0:Labels[1]/ns0:DocTypeCaption[1]" w:storeItemID="{201F3364-08FE-4FBC-B2B1-E54F0C3AC9AC}"/>
+            <w:dataBinding w:prefixMappings="&lt;xmlns:ns0='urn:microsoft-dynamics-nav/reports/Deferral_Summary_Sales/1701/' " w:xpath="/ns0:NavWordReportXmlPart[1]/ns0:Labels[1]/ns0:DocTypeCaption[1]" w:storeItemID="{201F3364-08FE-4FBC-B2B1-E54F0C3AC9AC}"/>
             <w:text/>
           </w:sdtPr>
           <w:sdtContent>
             <w:tc>
               <w:tcPr>
-                <w:tcW w:w="1530" w:type="dxa"/>
+                <w:tcW w:w="496" w:type="pct"/>
                 <w:tcBorders>
                   <w:top w:val="nil"/>
                   <w:left w:val="nil"/>
-                  <w:bottom w:val="single" w:color="auto" w:sz="4" w:space="0"/>
+                  <w:bottom w:val="single" w:sz="4" w:space="0" w:color="auto"/>
                   <w:right w:val="nil"/>
                 </w:tcBorders>
               </w:tcPr>
               <w:p>
                 <w:pPr>
-                  <w:pStyle w:val="Heading2"/>
+                  <w:pStyle w:val="BCLabel"/>
                   <w:spacing w:before="160" w:after="80"/>
-                  <w:rPr>
-                    <w:rFonts w:ascii="Aptos SemiBold" w:hAnsi="Aptos SemiBold"/>
-                    <w:color w:val="auto"/>
-                    <w:sz w:val="16"/>
-                    <w:szCs w:val="16"/>
-                  </w:rPr>
                 </w:pPr>
                 <w:proofErr w:type="spellStart"/>
                 <w:r>
-                  <w:rPr>
-                    <w:rFonts w:ascii="Aptos SemiBold" w:hAnsi="Aptos SemiBold"/>
-                    <w:color w:val="auto"/>
-                    <w:kern w:val="0"/>
-                    <w:sz w:val="16"/>
-                    <w:szCs w:val="16"/>
-                    <w14:ligatures w14:val="none"/>
-                  </w:rPr>
                   <w:t>DocTypeCaption</w:t>
                 </w:r>
                 <w:proofErr w:type="spellEnd"/>
@@ -492,51 +402,34 @@
         </w:sdt>
         <w:sdt>
           <w:sdtPr>
-            <w:rPr>
-              <w:rFonts w:ascii="Aptos SemiBold" w:hAnsi="Aptos SemiBold"/>
-              <w:color w:val="auto"/>
-              <w:sz w:val="16"/>
-              <w:szCs w:val="16"/>
-            </w:rPr>
+            <w:rPr/>
             <w:alias w:val="#Nav: /Labels/LineTypeCaption"/>
             <w:tag w:val="#Nav: Deferral_Summary_Sales/1701"/>
             <w:id w:val="-926423067"/>
             <w:placeholder>
               <w:docPart w:val="1DF0E899E76640299A961E8591CC1B52"/>
             </w:placeholder>
-            <w:dataBinding w:prefixMappings="xmlns:ns0='urn:microsoft-dynamics-nav/reports/Deferral_Summary_Sales/1701/'" w:xpath="/ns0:NavWordReportXmlPart[1]/ns0:Labels[1]/ns0:LineTypeCaption[1]" w:storeItemID="{201F3364-08FE-4FBC-B2B1-E54F0C3AC9AC}"/>
+            <w:dataBinding w:prefixMappings="&lt;xmlns:ns0='urn:microsoft-dynamics-nav/reports/Deferral_Summary_Sales/1701/' " w:xpath="/ns0:NavWordReportXmlPart[1]/ns0:Labels[1]/ns0:LineTypeCaption[1]" w:storeItemID="{201F3364-08FE-4FBC-B2B1-E54F0C3AC9AC}"/>
             <w:text/>
           </w:sdtPr>
           <w:sdtContent>
             <w:tc>
               <w:tcPr>
-                <w:tcW w:w="1170" w:type="dxa"/>
+                <w:tcW w:w="379" w:type="pct"/>
                 <w:tcBorders>
                   <w:top w:val="nil"/>
                   <w:left w:val="nil"/>
-                  <w:bottom w:val="single" w:color="auto" w:sz="4" w:space="0"/>
+                  <w:bottom w:val="single" w:sz="4" w:space="0" w:color="auto"/>
                   <w:right w:val="nil"/>
                 </w:tcBorders>
               </w:tcPr>
               <w:p>
                 <w:pPr>
-                  <w:pStyle w:val="Heading2"/>
+                  <w:pStyle w:val="BCLabel"/>
                   <w:spacing w:before="160" w:after="80"/>
-                  <w:rPr>
-                    <w:rFonts w:ascii="Aptos SemiBold" w:hAnsi="Aptos SemiBold"/>
-                    <w:color w:val="auto"/>
-                    <w:sz w:val="16"/>
-                    <w:szCs w:val="16"/>
-                  </w:rPr>
                 </w:pPr>
                 <w:proofErr w:type="spellStart"/>
                 <w:r>
-                  <w:rPr>
-                    <w:rFonts w:ascii="Aptos SemiBold" w:hAnsi="Aptos SemiBold"/>
-                    <w:color w:val="auto"/>
-                    <w:sz w:val="16"/>
-                    <w:szCs w:val="16"/>
-                  </w:rPr>
                   <w:t>LineTypeCaption</w:t>
                 </w:r>
                 <w:proofErr w:type="spellEnd"/>
@@ -546,51 +439,34 @@
         </w:sdt>
         <w:sdt>
           <w:sdtPr>
-            <w:rPr>
-              <w:rFonts w:ascii="Aptos SemiBold" w:hAnsi="Aptos SemiBold"/>
-              <w:color w:val="auto"/>
-              <w:sz w:val="16"/>
-              <w:szCs w:val="16"/>
-            </w:rPr>
+            <w:rPr/>
             <w:alias w:val="#Nav: /Labels/LineDescCaption"/>
             <w:tag w:val="#Nav: Deferral_Summary_Sales/1701"/>
             <w:id w:val="294728303"/>
             <w:placeholder>
               <w:docPart w:val="967A1C6AD26C420BA7A87BFE87746090"/>
             </w:placeholder>
-            <w:dataBinding w:prefixMappings="xmlns:ns0='urn:microsoft-dynamics-nav/reports/Deferral_Summary_Sales/1701/'" w:xpath="/ns0:NavWordReportXmlPart[1]/ns0:Labels[1]/ns0:LineDescCaption[1]" w:storeItemID="{201F3364-08FE-4FBC-B2B1-E54F0C3AC9AC}"/>
+            <w:dataBinding w:prefixMappings="&lt;xmlns:ns0='urn:microsoft-dynamics-nav/reports/Deferral_Summary_Sales/1701/' " w:xpath="/ns0:NavWordReportXmlPart[1]/ns0:Labels[1]/ns0:LineDescCaption[1]" w:storeItemID="{201F3364-08FE-4FBC-B2B1-E54F0C3AC9AC}"/>
             <w:text/>
           </w:sdtPr>
           <w:sdtContent>
             <w:tc>
               <w:tcPr>
-                <w:tcW w:w="2160" w:type="dxa"/>
+                <w:tcW w:w="700" w:type="pct"/>
                 <w:tcBorders>
                   <w:top w:val="nil"/>
                   <w:left w:val="nil"/>
-                  <w:bottom w:val="single" w:color="auto" w:sz="4" w:space="0"/>
+                  <w:bottom w:val="single" w:sz="4" w:space="0" w:color="auto"/>
                   <w:right w:val="nil"/>
                 </w:tcBorders>
               </w:tcPr>
               <w:p>
                 <w:pPr>
-                  <w:pStyle w:val="Heading2"/>
+                  <w:pStyle w:val="BCLabel"/>
                   <w:spacing w:before="160" w:after="80"/>
-                  <w:rPr>
-                    <w:rFonts w:ascii="Aptos SemiBold" w:hAnsi="Aptos SemiBold"/>
-                    <w:color w:val="auto"/>
-                    <w:sz w:val="16"/>
-                    <w:szCs w:val="16"/>
-                  </w:rPr>
                 </w:pPr>
                 <w:proofErr w:type="spellStart"/>
                 <w:r>
-                  <w:rPr>
-                    <w:rFonts w:ascii="Aptos SemiBold" w:hAnsi="Aptos SemiBold"/>
-                    <w:color w:val="auto"/>
-                    <w:sz w:val="16"/>
-                    <w:szCs w:val="16"/>
-                  </w:rPr>
                   <w:t>LineDescCaption</w:t>
                 </w:r>
                 <w:proofErr w:type="spellEnd"/>
@@ -600,50 +476,33 @@
         </w:sdt>
         <w:sdt>
           <w:sdtPr>
-            <w:rPr>
-              <w:rFonts w:ascii="Aptos SemiBold" w:hAnsi="Aptos SemiBold"/>
-              <w:color w:val="auto"/>
-              <w:sz w:val="16"/>
-              <w:szCs w:val="16"/>
-            </w:rPr>
+            <w:rPr/>
             <w:alias w:val="#Nav: /Labels/DeferralAccountCaption"/>
             <w:tag w:val="#Nav: Deferral_Summary_Sales/1701"/>
             <w:id w:val="1795953175"/>
             <w:placeholder>
               <w:docPart w:val="70DFD47D9C0549C698AB4A63A71DC682"/>
             </w:placeholder>
-            <w:dataBinding w:prefixMappings="xmlns:ns0='urn:microsoft-dynamics-nav/reports/Deferral_Summary_Sales/1701/'" w:xpath="/ns0:NavWordReportXmlPart[1]/ns0:Labels[1]/ns0:DeferralAccountCaption[1]" w:storeItemID="{201F3364-08FE-4FBC-B2B1-E54F0C3AC9AC}"/>
+            <w:dataBinding w:prefixMappings="&lt;xmlns:ns0='urn:microsoft-dynamics-nav/reports/Deferral_Summary_Sales/1701/' " w:xpath="/ns0:NavWordReportXmlPart[1]/ns0:Labels[1]/ns0:DeferralAccountCaption[1]" w:storeItemID="{201F3364-08FE-4FBC-B2B1-E54F0C3AC9AC}"/>
             <w:text/>
           </w:sdtPr>
           <w:sdtContent>
             <w:tc>
               <w:tcPr>
-                <w:tcW w:w="1620" w:type="dxa"/>
+                <w:tcW w:w="525" w:type="pct"/>
                 <w:tcBorders>
                   <w:top w:val="nil"/>
                   <w:left w:val="nil"/>
-                  <w:bottom w:val="single" w:color="auto" w:sz="4" w:space="0"/>
+                  <w:bottom w:val="single" w:sz="4" w:space="0" w:color="auto"/>
                   <w:right w:val="nil"/>
                 </w:tcBorders>
               </w:tcPr>
               <w:p>
                 <w:pPr>
-                  <w:pStyle w:val="Heading2"/>
+                  <w:pStyle w:val="BCLabel"/>
                   <w:spacing w:before="160" w:after="80"/>
-                  <w:rPr>
-                    <w:rFonts w:ascii="Aptos SemiBold" w:hAnsi="Aptos SemiBold"/>
-                    <w:color w:val="auto"/>
-                    <w:sz w:val="16"/>
-                    <w:szCs w:val="16"/>
-                  </w:rPr>
                 </w:pPr>
                 <w:r>
-                  <w:rPr>
-                    <w:rFonts w:ascii="Aptos SemiBold" w:hAnsi="Aptos SemiBold"/>
-                    <w:color w:val="auto"/>
-                    <w:sz w:val="16"/>
-                    <w:szCs w:val="16"/>
-                  </w:rPr>
                   <w:t>DeferralAccountCaption</w:t>
                 </w:r>
               </w:p>
@@ -652,52 +511,35 @@
         </w:sdt>
         <w:sdt>
           <w:sdtPr>
-            <w:rPr>
-              <w:rFonts w:ascii="Aptos SemiBold" w:hAnsi="Aptos SemiBold"/>
-              <w:color w:val="auto"/>
-              <w:sz w:val="16"/>
-              <w:szCs w:val="16"/>
-            </w:rPr>
+            <w:rPr/>
             <w:alias w:val="#Nav: /Labels/DefStartDateCaption"/>
             <w:tag w:val="#Nav: Deferral_Summary_Sales/1701"/>
             <w:id w:val="566534849"/>
             <w:placeholder>
               <w:docPart w:val="1563714BDEBE45B69ADEC177B7628815"/>
             </w:placeholder>
-            <w:dataBinding w:prefixMappings="xmlns:ns0='urn:microsoft-dynamics-nav/reports/Deferral_Summary_Sales/1701/'" w:xpath="/ns0:NavWordReportXmlPart[1]/ns0:Labels[1]/ns0:DefStartDateCaption[1]" w:storeItemID="{201F3364-08FE-4FBC-B2B1-E54F0C3AC9AC}"/>
+            <w:dataBinding w:prefixMappings="&lt;xmlns:ns0='urn:microsoft-dynamics-nav/reports/Deferral_Summary_Sales/1701/' " w:xpath="/ns0:NavWordReportXmlPart[1]/ns0:Labels[1]/ns0:DefStartDateCaption[1]" w:storeItemID="{201F3364-08FE-4FBC-B2B1-E54F0C3AC9AC}"/>
             <w:text/>
           </w:sdtPr>
           <w:sdtContent>
             <w:tc>
               <w:tcPr>
-                <w:tcW w:w="1260" w:type="dxa"/>
+                <w:tcW w:w="409" w:type="pct"/>
                 <w:tcBorders>
                   <w:top w:val="nil"/>
                   <w:left w:val="nil"/>
-                  <w:bottom w:val="single" w:color="auto" w:sz="4" w:space="0"/>
+                  <w:bottom w:val="single" w:sz="4" w:space="0" w:color="auto"/>
                   <w:right w:val="nil"/>
                 </w:tcBorders>
               </w:tcPr>
               <w:p>
                 <w:pPr>
-                  <w:pStyle w:val="Heading2"/>
+                  <w:pStyle w:val="BCLabelNumber"/>
                   <w:spacing w:before="160" w:after="80"/>
                   <w:jc w:val="right"/>
-                  <w:rPr>
-                    <w:rFonts w:ascii="Aptos SemiBold" w:hAnsi="Aptos SemiBold"/>
-                    <w:color w:val="auto"/>
-                    <w:sz w:val="16"/>
-                    <w:szCs w:val="16"/>
-                  </w:rPr>
                 </w:pPr>
                 <w:proofErr w:type="spellStart"/>
                 <w:r>
-                  <w:rPr>
-                    <w:rFonts w:ascii="Aptos SemiBold" w:hAnsi="Aptos SemiBold"/>
-                    <w:color w:val="auto"/>
-                    <w:sz w:val="16"/>
-                    <w:szCs w:val="16"/>
-                  </w:rPr>
                   <w:t>DefStartDateCaption</w:t>
                 </w:r>
                 <w:proofErr w:type="spellEnd"/>
@@ -707,52 +549,35 @@
         </w:sdt>
         <w:sdt>
           <w:sdtPr>
-            <w:rPr>
-              <w:rFonts w:ascii="Aptos SemiBold" w:hAnsi="Aptos SemiBold"/>
-              <w:color w:val="auto"/>
-              <w:sz w:val="16"/>
-              <w:szCs w:val="16"/>
-            </w:rPr>
+            <w:rPr/>
             <w:alias w:val="#Nav: /Labels/NoOfPeriodsCaption"/>
             <w:tag w:val="#Nav: Deferral_Summary_Sales/1701"/>
             <w:id w:val="1376111744"/>
             <w:placeholder>
               <w:docPart w:val="F13958AC572B4E57BDF02CAE2973BBC0"/>
             </w:placeholder>
-            <w:dataBinding w:prefixMappings="xmlns:ns0='urn:microsoft-dynamics-nav/reports/Deferral_Summary_Sales/1701/'" w:xpath="/ns0:NavWordReportXmlPart[1]/ns0:Labels[1]/ns0:NoOfPeriodsCaption[1]" w:storeItemID="{201F3364-08FE-4FBC-B2B1-E54F0C3AC9AC}"/>
+            <w:dataBinding w:prefixMappings="&lt;xmlns:ns0='urn:microsoft-dynamics-nav/reports/Deferral_Summary_Sales/1701/' " w:xpath="/ns0:NavWordReportXmlPart[1]/ns0:Labels[1]/ns0:NoOfPeriodsCaption[1]" w:storeItemID="{201F3364-08FE-4FBC-B2B1-E54F0C3AC9AC}"/>
             <w:text/>
           </w:sdtPr>
           <w:sdtContent>
             <w:tc>
               <w:tcPr>
-                <w:tcW w:w="990" w:type="dxa"/>
+                <w:tcW w:w="321" w:type="pct"/>
                 <w:tcBorders>
                   <w:top w:val="nil"/>
                   <w:left w:val="nil"/>
-                  <w:bottom w:val="single" w:color="auto" w:sz="4" w:space="0"/>
+                  <w:bottom w:val="single" w:sz="4" w:space="0" w:color="auto"/>
                   <w:right w:val="nil"/>
                 </w:tcBorders>
               </w:tcPr>
               <w:p>
                 <w:pPr>
-                  <w:pStyle w:val="Heading2"/>
+                  <w:pStyle w:val="BCLabelNumber"/>
                   <w:spacing w:before="160" w:after="80"/>
                   <w:jc w:val="right"/>
-                  <w:rPr>
-                    <w:rFonts w:ascii="Aptos SemiBold" w:hAnsi="Aptos SemiBold"/>
-                    <w:color w:val="auto"/>
-                    <w:sz w:val="16"/>
-                    <w:szCs w:val="16"/>
-                  </w:rPr>
                 </w:pPr>
                 <w:proofErr w:type="spellStart"/>
                 <w:r>
-                  <w:rPr>
-                    <w:rFonts w:ascii="Aptos SemiBold" w:hAnsi="Aptos SemiBold"/>
-                    <w:color w:val="auto"/>
-                    <w:sz w:val="16"/>
-                    <w:szCs w:val="16"/>
-                  </w:rPr>
                   <w:t>NoOfPeriodsCaption</w:t>
                 </w:r>
                 <w:proofErr w:type="spellEnd"/>
@@ -762,52 +587,35 @@
         </w:sdt>
         <w:sdt>
           <w:sdtPr>
-            <w:rPr>
-              <w:rFonts w:ascii="Aptos SemiBold" w:hAnsi="Aptos SemiBold"/>
-              <w:color w:val="auto"/>
-              <w:sz w:val="16"/>
-              <w:szCs w:val="16"/>
-            </w:rPr>
+            <w:rPr/>
             <w:alias w:val="#Nav: /Labels/AmountRecognizedCaption"/>
             <w:tag w:val="#Nav: Deferral_Summary_Sales/1701"/>
             <w:id w:val="761805773"/>
             <w:placeholder>
               <w:docPart w:val="8D5FD7FEBFA048F8A33F1676EF677CAE"/>
             </w:placeholder>
-            <w:dataBinding w:prefixMappings="xmlns:ns0='urn:microsoft-dynamics-nav/reports/Deferral_Summary_Sales/1701/'" w:xpath="/ns0:NavWordReportXmlPart[1]/ns0:Labels[1]/ns0:AmountRecognizedCaption[1]" w:storeItemID="{201F3364-08FE-4FBC-B2B1-E54F0C3AC9AC}"/>
+            <w:dataBinding w:prefixMappings="&lt;xmlns:ns0='urn:microsoft-dynamics-nav/reports/Deferral_Summary_Sales/1701/' " w:xpath="/ns0:NavWordReportXmlPart[1]/ns0:Labels[1]/ns0:AmountRecognizedCaption[1]" w:storeItemID="{201F3364-08FE-4FBC-B2B1-E54F0C3AC9AC}"/>
             <w:text/>
           </w:sdtPr>
           <w:sdtContent>
             <w:tc>
               <w:tcPr>
-                <w:tcW w:w="1350" w:type="dxa"/>
+                <w:tcW w:w="438" w:type="pct"/>
                 <w:tcBorders>
                   <w:top w:val="nil"/>
                   <w:left w:val="nil"/>
-                  <w:bottom w:val="single" w:color="auto" w:sz="4" w:space="0"/>
+                  <w:bottom w:val="single" w:sz="4" w:space="0" w:color="auto"/>
                   <w:right w:val="nil"/>
                 </w:tcBorders>
               </w:tcPr>
               <w:p>
                 <w:pPr>
-                  <w:pStyle w:val="Heading2"/>
+                  <w:pStyle w:val="BCLabelNumber"/>
                   <w:spacing w:before="160" w:after="80"/>
                   <w:jc w:val="right"/>
-                  <w:rPr>
-                    <w:rFonts w:ascii="Aptos SemiBold" w:hAnsi="Aptos SemiBold"/>
-                    <w:color w:val="auto"/>
-                    <w:sz w:val="16"/>
-                    <w:szCs w:val="16"/>
-                  </w:rPr>
                 </w:pPr>
                 <w:proofErr w:type="spellStart"/>
                 <w:r>
-                  <w:rPr>
-                    <w:rFonts w:ascii="Aptos SemiBold" w:hAnsi="Aptos SemiBold"/>
-                    <w:color w:val="auto"/>
-                    <w:sz w:val="16"/>
-                    <w:szCs w:val="16"/>
-                  </w:rPr>
                   <w:t>AmountRecognizedCaption</w:t>
                 </w:r>
                 <w:proofErr w:type="spellEnd"/>
@@ -817,52 +625,35 @@
         </w:sdt>
         <w:sdt>
           <w:sdtPr>
-            <w:rPr>
-              <w:rFonts w:ascii="Aptos SemiBold" w:hAnsi="Aptos SemiBold"/>
-              <w:color w:val="auto"/>
-              <w:sz w:val="16"/>
-              <w:szCs w:val="16"/>
-            </w:rPr>
+            <w:rPr/>
             <w:alias w:val="#Nav: /Labels/RemAmountDefCaption"/>
             <w:tag w:val="#Nav: Deferral_Summary_Sales/1701"/>
             <w:id w:val="-29804215"/>
             <w:placeholder>
               <w:docPart w:val="56852D6453C1445F93C4A480C1533D2D"/>
             </w:placeholder>
-            <w:dataBinding w:prefixMappings="xmlns:ns0='urn:microsoft-dynamics-nav/reports/Deferral_Summary_Sales/1701/'" w:xpath="/ns0:NavWordReportXmlPart[1]/ns0:Labels[1]/ns0:RemAmountDefCaption[1]" w:storeItemID="{201F3364-08FE-4FBC-B2B1-E54F0C3AC9AC}"/>
+            <w:dataBinding w:prefixMappings="&lt;xmlns:ns0='urn:microsoft-dynamics-nav/reports/Deferral_Summary_Sales/1701/' " w:xpath="/ns0:NavWordReportXmlPart[1]/ns0:Labels[1]/ns0:RemAmountDefCaption[1]" w:storeItemID="{201F3364-08FE-4FBC-B2B1-E54F0C3AC9AC}"/>
             <w:text/>
           </w:sdtPr>
           <w:sdtContent>
             <w:tc>
               <w:tcPr>
-                <w:tcW w:w="1350" w:type="dxa"/>
+                <w:tcW w:w="438" w:type="pct"/>
                 <w:tcBorders>
                   <w:top w:val="nil"/>
                   <w:left w:val="nil"/>
-                  <w:bottom w:val="single" w:color="auto" w:sz="4" w:space="0"/>
+                  <w:bottom w:val="single" w:sz="4" w:space="0" w:color="auto"/>
                   <w:right w:val="nil"/>
                 </w:tcBorders>
               </w:tcPr>
               <w:p>
                 <w:pPr>
-                  <w:pStyle w:val="Heading2"/>
+                  <w:pStyle w:val="BCLabelNumber"/>
                   <w:spacing w:before="160" w:after="80"/>
                   <w:jc w:val="right"/>
-                  <w:rPr>
-                    <w:rFonts w:ascii="Aptos SemiBold" w:hAnsi="Aptos SemiBold"/>
-                    <w:color w:val="auto"/>
-                    <w:sz w:val="16"/>
-                    <w:szCs w:val="16"/>
-                  </w:rPr>
                 </w:pPr>
                 <w:proofErr w:type="spellStart"/>
                 <w:r>
-                  <w:rPr>
-                    <w:rFonts w:ascii="Aptos SemiBold" w:hAnsi="Aptos SemiBold"/>
-                    <w:color w:val="auto"/>
-                    <w:sz w:val="16"/>
-                    <w:szCs w:val="16"/>
-                  </w:rPr>
                   <w:t>RemAmountDefCaption</w:t>
                 </w:r>
                 <w:proofErr w:type="spellEnd"/>
@@ -872,52 +663,35 @@
         </w:sdt>
         <w:sdt>
           <w:sdtPr>
-            <w:rPr>
-              <w:rFonts w:ascii="Aptos SemiBold" w:hAnsi="Aptos SemiBold"/>
-              <w:color w:val="auto"/>
-              <w:sz w:val="16"/>
-              <w:szCs w:val="16"/>
-            </w:rPr>
+            <w:rPr/>
             <w:alias w:val="#Nav: /Labels/TotalAmountDefCaption"/>
             <w:tag w:val="#Nav: Deferral_Summary_Sales/1701"/>
             <w:id w:val="1973938311"/>
             <w:placeholder>
               <w:docPart w:val="2C42AA73360A4586AEF59CE302D851EA"/>
             </w:placeholder>
-            <w:dataBinding w:prefixMappings="xmlns:ns0='urn:microsoft-dynamics-nav/reports/Deferral_Summary_Sales/1701/'" w:xpath="/ns0:NavWordReportXmlPart[1]/ns0:Labels[1]/ns0:TotalAmountDefCaption[1]" w:storeItemID="{201F3364-08FE-4FBC-B2B1-E54F0C3AC9AC}"/>
+            <w:dataBinding w:prefixMappings="&lt;xmlns:ns0='urn:microsoft-dynamics-nav/reports/Deferral_Summary_Sales/1701/' " w:xpath="/ns0:NavWordReportXmlPart[1]/ns0:Labels[1]/ns0:TotalAmountDefCaption[1]" w:storeItemID="{201F3364-08FE-4FBC-B2B1-E54F0C3AC9AC}"/>
             <w:text/>
           </w:sdtPr>
           <w:sdtContent>
             <w:tc>
               <w:tcPr>
-                <w:tcW w:w="1472" w:type="dxa"/>
+                <w:tcW w:w="477" w:type="pct"/>
                 <w:tcBorders>
                   <w:top w:val="nil"/>
                   <w:left w:val="nil"/>
-                  <w:bottom w:val="single" w:color="auto" w:sz="4" w:space="0"/>
+                  <w:bottom w:val="single" w:sz="4" w:space="0" w:color="auto"/>
                   <w:right w:val="nil"/>
                 </w:tcBorders>
               </w:tcPr>
               <w:p>
                 <w:pPr>
-                  <w:pStyle w:val="Heading2"/>
+                  <w:pStyle w:val="BCLabelNumber"/>
                   <w:spacing w:before="160" w:after="80"/>
                   <w:jc w:val="right"/>
-                  <w:rPr>
-                    <w:rFonts w:ascii="Aptos SemiBold" w:hAnsi="Aptos SemiBold"/>
-                    <w:color w:val="auto"/>
-                    <w:sz w:val="16"/>
-                    <w:szCs w:val="16"/>
-                  </w:rPr>
                 </w:pPr>
                 <w:proofErr w:type="spellStart"/>
                 <w:r>
-                  <w:rPr>
-                    <w:rFonts w:ascii="Aptos SemiBold" w:hAnsi="Aptos SemiBold"/>
-                    <w:color w:val="auto"/>
-                    <w:sz w:val="16"/>
-                    <w:szCs w:val="16"/>
-                  </w:rPr>
                   <w:t>TotalAmountDefCaption</w:t>
                 </w:r>
                 <w:proofErr w:type="spellEnd"/>
@@ -929,32 +703,19 @@
       <w:sdt>
         <w:sdtPr>
           <w:rPr>
-            <w:rFonts w:ascii="Aptos SemiBold" w:hAnsi="Aptos SemiBold"/>
-            <w:color w:val="auto"/>
-            <w:sz w:val="16"/>
-            <w:szCs w:val="16"/>
             <w:lang w:val="da-DK" w:eastAsia="da-DK"/>
           </w:rPr>
           <w:alias w:val="#Nav: /Customer"/>
           <w:tag w:val="#Nav: Deferral_Summary_Sales/1701"/>
           <w:id w:val="49121332"/>
-          <w15:dataBinding w:prefixMappings="xmlns:ns0='urn:microsoft-dynamics-nav/reports/Deferral_Summary_Sales/1701/' " w:xpath="/ns0:NavWordReportXmlPart[1]/ns0:Customer" w:storeItemID="{201F3364-08FE-4FBC-B2B1-E54F0C3AC9AC}"/>
+          <w15:dataBinding w:prefixMappings="&lt;xmlns:ns0='urn:microsoft-dynamics-nav/reports/Deferral_Summary_Sales/1701/' " w:xpath="/ns0:NavWordReportXmlPart[1]/ns0:Customer" w:storeItemID="{201F3364-08FE-4FBC-B2B1-E54F0C3AC9AC}"/>
           <w15:repeatingSection/>
         </w:sdtPr>
-        <w:sdtEndPr>
-          <w:rPr>
-            <w:b/>
-            <w:bCs/>
-          </w:rPr>
-        </w:sdtEndPr>
+        <w:sdtEndPr/>
         <w:sdtContent>
           <w:sdt>
             <w:sdtPr>
               <w:rPr>
-                <w:rFonts w:ascii="Aptos SemiBold" w:hAnsi="Aptos SemiBold"/>
-                <w:color w:val="auto"/>
-                <w:sz w:val="16"/>
-                <w:szCs w:val="16"/>
                 <w:lang w:val="da-DK" w:eastAsia="da-DK"/>
               </w:rPr>
               <w:id w:val="-179050228"/>
@@ -963,23 +724,19 @@
               </w:placeholder>
               <w15:repeatingSectionItem/>
             </w:sdtPr>
-            <w:sdtEndPr>
-              <w:rPr>
-                <w:b/>
-                <w:bCs/>
-              </w:rPr>
-            </w:sdtEndPr>
+            <w:sdtEndPr/>
             <w:sdtContent>
               <w:tr>
                 <w:trPr>
+                  <w:cantSplit/>
                   <w:trHeight w:val="418"/>
                 </w:trPr>
                 <w:tc>
                   <w:tcPr>
-                    <w:tcW w:w="2250" w:type="dxa"/>
+                    <w:tcW w:w="729" w:type="pct"/>
                     <w:gridSpan w:val="2"/>
                     <w:tcBorders>
-                      <w:top w:val="single" w:color="auto" w:sz="4" w:space="0"/>
+                      <w:top w:val="single" w:sz="4" w:space="0" w:color="auto"/>
                       <w:left w:val="nil"/>
                       <w:bottom w:val="nil"/>
                       <w:right w:val="nil"/>
@@ -988,71 +745,37 @@
                   </w:tcPr>
                   <w:p>
                     <w:pPr>
-                      <w:pStyle w:val="Heading2"/>
-                      <w:rPr>
-                        <w:rFonts w:ascii="Aptos SemiBold" w:hAnsi="Aptos SemiBold"/>
-                        <w:color w:val="auto"/>
-                        <w:sz w:val="16"/>
-                        <w:szCs w:val="16"/>
-                      </w:rPr>
+                      <w:pStyle w:val="BCLabel"/>
                     </w:pPr>
                     <w:sdt>
                       <w:sdtPr>
-                        <w:rPr>
-                          <w:rFonts w:ascii="Aptos SemiBold" w:hAnsi="Aptos SemiBold"/>
-                          <w:color w:val="auto"/>
-                          <w:sz w:val="16"/>
-                          <w:szCs w:val="16"/>
-                        </w:rPr>
+                        <w:rPr/>
                         <w:alias w:val="#Nav: /Labels/CustNoCaption"/>
                         <w:tag w:val="#Nav: Deferral_Summary_Sales/1701"/>
                         <w:id w:val="1507095855"/>
                         <w:placeholder>
                           <w:docPart w:val="43F01B5A5F1B403596633D8A8CEA270E"/>
                         </w:placeholder>
-                        <w:dataBinding w:prefixMappings="xmlns:ns0='urn:microsoft-dynamics-nav/reports/Deferral_Summary_Sales/1701/'" w:xpath="/ns0:NavWordReportXmlPart[1]/ns0:Labels[1]/ns0:CustNoCaption[1]" w:storeItemID="{201F3364-08FE-4FBC-B2B1-E54F0C3AC9AC}"/>
+                        <w:dataBinding w:prefixMappings="&lt;xmlns:ns0='urn:microsoft-dynamics-nav/reports/Deferral_Summary_Sales/1701/' " w:xpath="/ns0:NavWordReportXmlPart[1]/ns0:Labels[1]/ns0:CustNoCaption[1]" w:storeItemID="{201F3364-08FE-4FBC-B2B1-E54F0C3AC9AC}"/>
                         <w:text/>
                       </w:sdtPr>
                       <w:sdtContent>
                         <w:proofErr w:type="spellStart"/>
                         <w:r>
-                          <w:rPr>
-                            <w:rFonts w:ascii="Aptos SemiBold" w:hAnsi="Aptos SemiBold"/>
-                            <w:color w:val="auto"/>
-                            <w:sz w:val="16"/>
-                            <w:szCs w:val="16"/>
-                          </w:rPr>
                           <w:t>CustNoCaption</w:t>
                         </w:r>
                         <w:proofErr w:type="spellEnd"/>
                       </w:sdtContent>
                     </w:sdt>
                     <w:r>
-                      <w:rPr>
-                        <w:rFonts w:ascii="Aptos SemiBold" w:hAnsi="Aptos SemiBold"/>
-                        <w:color w:val="auto"/>
-                        <w:sz w:val="16"/>
-                        <w:szCs w:val="16"/>
-                      </w:rPr>
                       <w:t>:</w:t>
                     </w:r>
                     <w:r>
-                      <w:rPr>
-                        <w:rFonts w:ascii="Aptos SemiBold" w:hAnsi="Aptos SemiBold"/>
-                        <w:color w:val="auto"/>
-                        <w:sz w:val="16"/>
-                        <w:szCs w:val="16"/>
-                      </w:rPr>
                       <w:t xml:space="preserve">  </w:t>
                     </w:r>
                     <w:sdt>
                       <w:sdtPr>
-                        <w:rPr>
-                          <w:rFonts w:ascii="Aptos SemiBold" w:hAnsi="Aptos SemiBold"/>
-                          <w:color w:val="auto"/>
-                          <w:sz w:val="16"/>
-                          <w:szCs w:val="16"/>
-                        </w:rPr>
+                        <w:rPr/>
                         <w:alias w:val="Hide Table Row If Empty"/>
                         <w:tag w:val="#BC:HideTableRowIfEmpty"/>
                         <w:id w:val="-1781321202"/>
@@ -1064,30 +787,19 @@
                       <w:sdtContent>
                         <w:sdt>
                           <w:sdtPr>
-                            <w:rPr>
-                              <w:rFonts w:ascii="Aptos SemiBold" w:hAnsi="Aptos SemiBold"/>
-                              <w:color w:val="auto"/>
-                              <w:sz w:val="16"/>
-                              <w:szCs w:val="16"/>
-                            </w:rPr>
+                            <w:rPr/>
                             <w:alias w:val="#Nav: /Customer/Posted_Deferral_Header/CustNo"/>
                             <w:tag w:val="#Nav: Deferral_Summary_Sales/1701"/>
                             <w:id w:val="456536555"/>
                             <w:placeholder>
                               <w:docPart w:val="493A420FE62A4886A9B177A284AA2243"/>
                             </w:placeholder>
-                            <w:dataBinding w:prefixMappings="xmlns:ns0='urn:microsoft-dynamics-nav/reports/Deferral_Summary_Sales/1701/'" w:xpath="/ns0:NavWordReportXmlPart[1]/ns0:Customer[1]/ns0:Posted_Deferral_Header[1]/ns0:CustNo[1]" w:storeItemID="{201F3364-08FE-4FBC-B2B1-E54F0C3AC9AC}"/>
+                            <w:dataBinding w:prefixMappings="&lt;xmlns:ns0='urn:microsoft-dynamics-nav/reports/Deferral_Summary_Sales/1701/' " w:xpath="/ns0:NavWordReportXmlPart[1]/ns0:Customer[1]/ns0:Posted_Deferral_Header[1]/ns0:CustNo[1]" w:storeItemID="{201F3364-08FE-4FBC-B2B1-E54F0C3AC9AC}"/>
                             <w:text/>
                           </w:sdtPr>
                           <w:sdtContent>
                             <w:proofErr w:type="spellStart"/>
                             <w:r>
-                              <w:rPr>
-                                <w:rFonts w:ascii="Aptos SemiBold" w:hAnsi="Aptos SemiBold"/>
-                                <w:color w:val="auto"/>
-                                <w:sz w:val="16"/>
-                                <w:szCs w:val="16"/>
-                              </w:rPr>
                               <w:t>CustNo</w:t>
                             </w:r>
                             <w:proofErr w:type="spellEnd"/>
@@ -1099,9 +811,9 @@
                 </w:tc>
                 <w:tc>
                   <w:tcPr>
-                    <w:tcW w:w="270" w:type="dxa"/>
+                    <w:tcW w:w="88" w:type="pct"/>
                     <w:tcBorders>
-                      <w:top w:val="single" w:color="auto" w:sz="4" w:space="0"/>
+                      <w:top w:val="single" w:sz="4" w:space="0" w:color="auto"/>
                       <w:left w:val="nil"/>
                       <w:bottom w:val="nil"/>
                       <w:right w:val="nil"/>
@@ -1110,41 +822,30 @@
                   </w:tcPr>
                   <w:p>
                     <w:pPr>
-                      <w:pStyle w:val="Heading2"/>
+                      <w:pStyle w:val="BCLabel"/>
                       <w:spacing w:before="360" w:after="180"/>
-                      <w:rPr>
-                        <w:rFonts w:ascii="Aptos SemiBold" w:hAnsi="Aptos SemiBold"/>
-                        <w:color w:val="auto"/>
-                        <w:sz w:val="16"/>
-                        <w:szCs w:val="16"/>
-                      </w:rPr>
                     </w:pPr>
                   </w:p>
                 </w:tc>
                 <w:sdt>
                   <w:sdtPr>
-                    <w:rPr>
-                      <w:rFonts w:ascii="Aptos SemiBold" w:hAnsi="Aptos SemiBold"/>
-                      <w:color w:val="auto"/>
-                      <w:sz w:val="16"/>
-                      <w:szCs w:val="16"/>
-                    </w:rPr>
+                    <w:rPr/>
                     <w:alias w:val="#Nav: /Customer/Posted_Deferral_Header/CustName"/>
                     <w:tag w:val="#Nav: Deferral_Summary_Sales/1701"/>
                     <w:id w:val="503090280"/>
                     <w:placeholder>
                       <w:docPart w:val="493A420FE62A4886A9B177A284AA2243"/>
                     </w:placeholder>
-                    <w:dataBinding w:prefixMappings="xmlns:ns0='urn:microsoft-dynamics-nav/reports/Deferral_Summary_Sales/1701/'" w:xpath="/ns0:NavWordReportXmlPart[1]/ns0:Customer[1]/ns0:Posted_Deferral_Header[1]/ns0:CustName[1]" w:storeItemID="{201F3364-08FE-4FBC-B2B1-E54F0C3AC9AC}"/>
+                    <w:dataBinding w:prefixMappings="&lt;xmlns:ns0='urn:microsoft-dynamics-nav/reports/Deferral_Summary_Sales/1701/' " w:xpath="/ns0:NavWordReportXmlPart[1]/ns0:Customer[1]/ns0:Posted_Deferral_Header[1]/ns0:CustName[1]" w:storeItemID="{201F3364-08FE-4FBC-B2B1-E54F0C3AC9AC}"/>
                     <w:text/>
                   </w:sdtPr>
                   <w:sdtContent>
                     <w:tc>
                       <w:tcPr>
-                        <w:tcW w:w="4860" w:type="dxa"/>
+                        <w:tcW w:w="1575" w:type="pct"/>
                         <w:gridSpan w:val="3"/>
                         <w:tcBorders>
-                          <w:top w:val="single" w:color="auto" w:sz="4" w:space="0"/>
+                          <w:top w:val="single" w:sz="4" w:space="0" w:color="auto"/>
                           <w:left w:val="nil"/>
                           <w:bottom w:val="nil"/>
                           <w:right w:val="nil"/>
@@ -1153,22 +854,10 @@
                       </w:tcPr>
                       <w:p>
                         <w:pPr>
-                          <w:pStyle w:val="Heading2"/>
-                          <w:rPr>
-                            <w:rFonts w:ascii="Aptos SemiBold" w:hAnsi="Aptos SemiBold"/>
-                            <w:color w:val="auto"/>
-                            <w:sz w:val="16"/>
-                            <w:szCs w:val="16"/>
-                          </w:rPr>
+                          <w:pStyle w:val="BCLabel"/>
                         </w:pPr>
                         <w:proofErr w:type="spellStart"/>
                         <w:r>
-                          <w:rPr>
-                            <w:rFonts w:ascii="Aptos SemiBold" w:hAnsi="Aptos SemiBold"/>
-                            <w:color w:val="auto"/>
-                            <w:sz w:val="16"/>
-                            <w:szCs w:val="16"/>
-                          </w:rPr>
                           <w:t>CustName</w:t>
                         </w:r>
                         <w:proofErr w:type="spellEnd"/>
@@ -1178,9 +867,9 @@
                 </w:sdt>
                 <w:tc>
                   <w:tcPr>
-                    <w:tcW w:w="1620" w:type="dxa"/>
+                    <w:tcW w:w="525" w:type="pct"/>
                     <w:tcBorders>
-                      <w:top w:val="single" w:color="auto" w:sz="4" w:space="0"/>
+                      <w:top w:val="single" w:sz="4" w:space="0" w:color="auto"/>
                       <w:left w:val="nil"/>
                       <w:bottom w:val="nil"/>
                       <w:right w:val="nil"/>
@@ -1188,22 +877,16 @@
                   </w:tcPr>
                   <w:p>
                     <w:pPr>
-                      <w:pStyle w:val="Heading2"/>
+                      <w:pStyle w:val="BCLabel"/>
                       <w:spacing w:before="360" w:after="180"/>
-                      <w:rPr>
-                        <w:rFonts w:ascii="Aptos SemiBold" w:hAnsi="Aptos SemiBold"/>
-                        <w:color w:val="auto"/>
-                        <w:sz w:val="16"/>
-                        <w:szCs w:val="16"/>
-                      </w:rPr>
                     </w:pPr>
                   </w:p>
                 </w:tc>
                 <w:tc>
                   <w:tcPr>
-                    <w:tcW w:w="1260" w:type="dxa"/>
+                    <w:tcW w:w="409" w:type="pct"/>
                     <w:tcBorders>
-                      <w:top w:val="single" w:color="auto" w:sz="4" w:space="0"/>
+                      <w:top w:val="single" w:sz="4" w:space="0" w:color="auto"/>
                       <w:left w:val="nil"/>
                       <w:bottom w:val="nil"/>
                       <w:right w:val="nil"/>
@@ -1211,22 +894,16 @@
                   </w:tcPr>
                   <w:p>
                     <w:pPr>
-                      <w:pStyle w:val="Heading2"/>
+                      <w:pStyle w:val="BCLabel"/>
                       <w:spacing w:before="360" w:after="180"/>
-                      <w:rPr>
-                        <w:rFonts w:ascii="Aptos SemiBold" w:hAnsi="Aptos SemiBold"/>
-                        <w:color w:val="auto"/>
-                        <w:sz w:val="16"/>
-                        <w:szCs w:val="16"/>
-                      </w:rPr>
                     </w:pPr>
                   </w:p>
                 </w:tc>
                 <w:tc>
                   <w:tcPr>
-                    <w:tcW w:w="990" w:type="dxa"/>
+                    <w:tcW w:w="321" w:type="pct"/>
                     <w:tcBorders>
-                      <w:top w:val="single" w:color="auto" w:sz="4" w:space="0"/>
+                      <w:top w:val="single" w:sz="4" w:space="0" w:color="auto"/>
                       <w:left w:val="nil"/>
                       <w:bottom w:val="nil"/>
                       <w:right w:val="nil"/>
@@ -1234,22 +911,16 @@
                   </w:tcPr>
                   <w:p>
                     <w:pPr>
-                      <w:pStyle w:val="Heading2"/>
+                      <w:pStyle w:val="BCLabel"/>
                       <w:spacing w:before="360" w:after="180"/>
-                      <w:rPr>
-                        <w:rFonts w:ascii="Aptos SemiBold" w:hAnsi="Aptos SemiBold"/>
-                        <w:color w:val="auto"/>
-                        <w:sz w:val="16"/>
-                        <w:szCs w:val="16"/>
-                      </w:rPr>
                     </w:pPr>
                   </w:p>
                 </w:tc>
                 <w:tc>
                   <w:tcPr>
-                    <w:tcW w:w="1350" w:type="dxa"/>
+                    <w:tcW w:w="438" w:type="pct"/>
                     <w:tcBorders>
-                      <w:top w:val="single" w:color="auto" w:sz="4" w:space="0"/>
+                      <w:top w:val="single" w:sz="4" w:space="0" w:color="auto"/>
                       <w:left w:val="nil"/>
                       <w:bottom w:val="nil"/>
                       <w:right w:val="nil"/>
@@ -1257,22 +928,16 @@
                   </w:tcPr>
                   <w:p>
                     <w:pPr>
-                      <w:pStyle w:val="Heading2"/>
+                      <w:pStyle w:val="BCLabel"/>
                       <w:spacing w:before="360" w:after="180"/>
-                      <w:rPr>
-                        <w:rFonts w:ascii="Aptos SemiBold" w:hAnsi="Aptos SemiBold"/>
-                        <w:color w:val="auto"/>
-                        <w:sz w:val="16"/>
-                        <w:szCs w:val="16"/>
-                      </w:rPr>
                     </w:pPr>
                   </w:p>
                 </w:tc>
                 <w:tc>
                   <w:tcPr>
-                    <w:tcW w:w="1350" w:type="dxa"/>
+                    <w:tcW w:w="438" w:type="pct"/>
                     <w:tcBorders>
-                      <w:top w:val="single" w:color="auto" w:sz="4" w:space="0"/>
+                      <w:top w:val="single" w:sz="4" w:space="0" w:color="auto"/>
                       <w:left w:val="nil"/>
                       <w:bottom w:val="nil"/>
                       <w:right w:val="nil"/>
@@ -1280,22 +945,16 @@
                   </w:tcPr>
                   <w:p>
                     <w:pPr>
-                      <w:pStyle w:val="Heading2"/>
+                      <w:pStyle w:val="BCLabel"/>
                       <w:spacing w:before="360" w:after="180"/>
-                      <w:rPr>
-                        <w:rFonts w:ascii="Aptos SemiBold" w:hAnsi="Aptos SemiBold"/>
-                        <w:color w:val="auto"/>
-                        <w:sz w:val="16"/>
-                        <w:szCs w:val="16"/>
-                      </w:rPr>
                     </w:pPr>
                   </w:p>
                 </w:tc>
                 <w:tc>
                   <w:tcPr>
-                    <w:tcW w:w="1472" w:type="dxa"/>
+                    <w:tcW w:w="477" w:type="pct"/>
                     <w:tcBorders>
-                      <w:top w:val="single" w:color="auto" w:sz="4" w:space="0"/>
+                      <w:top w:val="single" w:sz="4" w:space="0" w:color="auto"/>
                       <w:left w:val="nil"/>
                       <w:bottom w:val="nil"/>
                       <w:right w:val="nil"/>
@@ -1303,14 +962,8 @@
                   </w:tcPr>
                   <w:p>
                     <w:pPr>
-                      <w:pStyle w:val="Heading2"/>
+                      <w:pStyle w:val="BCLabel"/>
                       <w:spacing w:before="360" w:after="180"/>
-                      <w:rPr>
-                        <w:rFonts w:ascii="Aptos SemiBold" w:hAnsi="Aptos SemiBold"/>
-                        <w:color w:val="auto"/>
-                        <w:sz w:val="16"/>
-                        <w:szCs w:val="16"/>
-                      </w:rPr>
                     </w:pPr>
                   </w:p>
                 </w:tc>
@@ -1318,24 +971,18 @@
               <w:sdt>
                 <w:sdtPr>
                   <w:rPr>
-                    <w:rFonts w:cs="Segoe UI"/>
-                    <w:sz w:val="16"/>
-                    <w:szCs w:val="16"/>
                     <w:lang w:val="da-DK" w:eastAsia="da-DK"/>
                   </w:rPr>
                   <w:alias w:val="#Nav: /Customer/Posted_Deferral_Header"/>
                   <w:tag w:val="#Nav: Deferral_Summary_Sales/1701"/>
                   <w:id w:val="-57026431"/>
-                  <w15:dataBinding w:prefixMappings="xmlns:ns0='urn:microsoft-dynamics-nav/reports/Deferral_Summary_Sales/1701/' " w:xpath="/ns0:NavWordReportXmlPart[1]/ns0:Customer[1]/ns0:Posted_Deferral_Header" w:storeItemID="{201F3364-08FE-4FBC-B2B1-E54F0C3AC9AC}"/>
+                  <w15:dataBinding w:prefixMappings="&lt;xmlns:ns0='urn:microsoft-dynamics-nav/reports/Deferral_Summary_Sales/1701/' " w:xpath="/ns0:NavWordReportXmlPart[1]/ns0:Customer[1]/ns0:Posted_Deferral_Header" w:storeItemID="{201F3364-08FE-4FBC-B2B1-E54F0C3AC9AC}"/>
                   <w15:repeatingSection/>
                 </w:sdtPr>
                 <w:sdtContent>
                   <w:sdt>
                     <w:sdtPr>
                       <w:rPr>
-                        <w:rFonts w:cs="Segoe UI"/>
-                        <w:sz w:val="16"/>
-                        <w:szCs w:val="16"/>
                         <w:lang w:val="da-DK" w:eastAsia="da-DK"/>
                       </w:rPr>
                       <w:id w:val="-898980073"/>
@@ -1347,14 +994,12 @@
                     <w:sdtContent>
                       <w:tr>
                         <w:trPr>
+                          <w:cantSplit/>
                           <w:trHeight w:val="418"/>
                         </w:trPr>
                         <w:sdt>
                           <w:sdtPr>
                             <w:rPr>
-                              <w:rFonts w:cs="Segoe UI"/>
-                              <w:sz w:val="16"/>
-                              <w:szCs w:val="16"/>
                               <w:lang w:val="da-DK" w:eastAsia="da-DK"/>
                             </w:rPr>
                             <w:alias w:val="Hide Table Row If Empty"/>
@@ -1374,9 +1019,6 @@
                             <w:sdt>
                               <w:sdtPr>
                                 <w:rPr>
-                                  <w:rFonts w:cs="Segoe UI"/>
-                                  <w:sz w:val="16"/>
-                                  <w:szCs w:val="16"/>
                                   <w:lang w:val="da-DK" w:eastAsia="da-DK"/>
                                 </w:rPr>
                                 <w:alias w:val="#Nav: /Customer/Posted_Deferral_Header/PostingDate"/>
@@ -1385,7 +1027,7 @@
                                 <w:placeholder>
                                   <w:docPart w:val="493A420FE62A4886A9B177A284AA2243"/>
                                 </w:placeholder>
-                                <w:dataBinding w:prefixMappings="xmlns:ns0='urn:microsoft-dynamics-nav/reports/Deferral_Summary_Sales/1701/'" w:xpath="/ns0:NavWordReportXmlPart[1]/ns0:Customer[1]/ns0:Posted_Deferral_Header[1]/ns0:PostingDate[1]" w:storeItemID="{201F3364-08FE-4FBC-B2B1-E54F0C3AC9AC}"/>
+                                <w:dataBinding w:prefixMappings="&lt;xmlns:ns0='urn:microsoft-dynamics-nav/reports/Deferral_Summary_Sales/1701/' " w:xpath="/ns0:NavWordReportXmlPart[1]/ns0:Customer[1]/ns0:Posted_Deferral_Header[1]/ns0:PostingDate[1]" w:storeItemID="{201F3364-08FE-4FBC-B2B1-E54F0C3AC9AC}"/>
                                 <w:text/>
                               </w:sdtPr>
                               <w:sdtEndPr>
@@ -1396,30 +1038,21 @@
                               <w:sdtContent>
                                 <w:tc>
                                   <w:tcPr>
-                                    <w:tcW w:w="1200" w:type="dxa"/>
+                                    <w:tcW w:w="389" w:type="pct"/>
                                     <w:tcBorders>
                                       <w:top w:val="nil"/>
                                       <w:left w:val="nil"/>
-                                      <w:bottom w:val="single" w:color="F5F6F8" w:sz="4" w:space="0"/>
+                                      <w:bottom w:val="single" w:sz="4" w:space="0" w:color="F5F6F8"/>
                                       <w:right w:val="nil"/>
                                     </w:tcBorders>
                                     <w:vAlign w:val="center"/>
                                   </w:tcPr>
                                   <w:p>
                                     <w:pPr>
-                                      <w:rPr>
-                                        <w:rFonts w:cs="Segoe UI"/>
-                                        <w:sz w:val="16"/>
-                                        <w:szCs w:val="16"/>
-                                      </w:rPr>
+                                      <w:pStyle w:val="NoSpacing"/>
                                     </w:pPr>
                                     <w:proofErr w:type="spellStart"/>
                                     <w:r>
-                                      <w:rPr>
-                                        <w:rFonts w:cs="Segoe UI"/>
-                                        <w:sz w:val="16"/>
-                                        <w:szCs w:val="16"/>
-                                      </w:rPr>
                                       <w:t>PostingDate</w:t>
                                     </w:r>
                                     <w:proofErr w:type="spellEnd"/>
@@ -1431,49 +1064,36 @@
                         </w:sdt>
                         <w:tc>
                           <w:tcPr>
-                            <w:tcW w:w="1320" w:type="dxa"/>
+                            <w:tcW w:w="428" w:type="pct"/>
                             <w:gridSpan w:val="2"/>
                             <w:tcBorders>
                               <w:top w:val="nil"/>
                               <w:left w:val="nil"/>
-                              <w:bottom w:val="single" w:color="F5F6F8" w:sz="4" w:space="0"/>
+                              <w:bottom w:val="single" w:sz="4" w:space="0" w:color="F5F6F8"/>
                               <w:right w:val="nil"/>
                             </w:tcBorders>
                             <w:vAlign w:val="center"/>
                           </w:tcPr>
                           <w:p>
                             <w:pPr>
+                              <w:pStyle w:val="NoSpacing"/>
                               <w:spacing w:before="180" w:after="150"/>
-                              <w:rPr>
-                                <w:rFonts w:cs="Segoe UI"/>
-                                <w:sz w:val="16"/>
-                                <w:szCs w:val="16"/>
-                              </w:rPr>
                             </w:pPr>
                             <w:sdt>
                               <w:sdtPr>
-                                <w:rPr>
-                                  <w:rFonts w:cs="Segoe UI"/>
-                                  <w:sz w:val="16"/>
-                                  <w:szCs w:val="16"/>
-                                </w:rPr>
+                                <w:rPr/>
                                 <w:alias w:val="#Nav: /Customer/Posted_Deferral_Header/Document_No"/>
                                 <w:tag w:val="#Nav: Deferral_Summary_Sales/1701"/>
                                 <w:id w:val="-1641492630"/>
                                 <w:placeholder>
                                   <w:docPart w:val="493A420FE62A4886A9B177A284AA2243"/>
                                 </w:placeholder>
-                                <w:dataBinding w:prefixMappings="xmlns:ns0='urn:microsoft-dynamics-nav/reports/Deferral_Summary_Sales/1701/'" w:xpath="/ns0:NavWordReportXmlPart[1]/ns0:Customer[1]/ns0:Posted_Deferral_Header[1]/ns0:Document_No[1]" w:storeItemID="{201F3364-08FE-4FBC-B2B1-E54F0C3AC9AC}"/>
+                                <w:dataBinding w:prefixMappings="&lt;xmlns:ns0='urn:microsoft-dynamics-nav/reports/Deferral_Summary_Sales/1701/' " w:xpath="/ns0:NavWordReportXmlPart[1]/ns0:Customer[1]/ns0:Posted_Deferral_Header[1]/ns0:Document_No[1]" w:storeItemID="{201F3364-08FE-4FBC-B2B1-E54F0C3AC9AC}"/>
                                 <w:text/>
                               </w:sdtPr>
                               <w:sdtContent>
                                 <w:proofErr w:type="spellStart"/>
                                 <w:r>
-                                  <w:rPr>
-                                    <w:rFonts w:cs="Segoe UI"/>
-                                    <w:sz w:val="16"/>
-                                    <w:szCs w:val="16"/>
-                                  </w:rPr>
                                   <w:t>Document_No</w:t>
                                 </w:r>
                                 <w:proofErr w:type="spellEnd"/>
@@ -1483,47 +1103,34 @@
                         </w:tc>
                         <w:sdt>
                           <w:sdtPr>
-                            <w:rPr>
-                              <w:rFonts w:cs="Segoe UI"/>
-                              <w:sz w:val="16"/>
-                              <w:szCs w:val="16"/>
-                            </w:rPr>
+                            <w:rPr/>
                             <w:alias w:val="#Nav: /Customer/Posted_Deferral_Header/DocumentTypeString"/>
                             <w:tag w:val="#Nav: Deferral_Summary_Sales/1701"/>
                             <w:id w:val="-474673489"/>
                             <w:placeholder>
                               <w:docPart w:val="493A420FE62A4886A9B177A284AA2243"/>
                             </w:placeholder>
-                            <w:dataBinding w:prefixMappings="xmlns:ns0='urn:microsoft-dynamics-nav/reports/Deferral_Summary_Sales/1701/'" w:xpath="/ns0:NavWordReportXmlPart[1]/ns0:Customer[1]/ns0:Posted_Deferral_Header[1]/ns0:DocumentTypeString[1]" w:storeItemID="{201F3364-08FE-4FBC-B2B1-E54F0C3AC9AC}"/>
+                            <w:dataBinding w:prefixMappings="&lt;xmlns:ns0='urn:microsoft-dynamics-nav/reports/Deferral_Summary_Sales/1701/' " w:xpath="/ns0:NavWordReportXmlPart[1]/ns0:Customer[1]/ns0:Posted_Deferral_Header[1]/ns0:DocumentTypeString[1]" w:storeItemID="{201F3364-08FE-4FBC-B2B1-E54F0C3AC9AC}"/>
                             <w:text/>
                           </w:sdtPr>
                           <w:sdtContent>
                             <w:tc>
                               <w:tcPr>
-                                <w:tcW w:w="1530" w:type="dxa"/>
+                                <w:tcW w:w="496" w:type="pct"/>
                                 <w:tcBorders>
                                   <w:top w:val="nil"/>
                                   <w:left w:val="nil"/>
-                                  <w:bottom w:val="single" w:color="F5F6F8" w:sz="4" w:space="0"/>
+                                  <w:bottom w:val="single" w:sz="4" w:space="0" w:color="F5F6F8"/>
                                   <w:right w:val="nil"/>
                                 </w:tcBorders>
                                 <w:vAlign w:val="center"/>
                               </w:tcPr>
                               <w:p>
                                 <w:pPr>
-                                  <w:rPr>
-                                    <w:rFonts w:cs="Segoe UI"/>
-                                    <w:sz w:val="16"/>
-                                    <w:szCs w:val="16"/>
-                                  </w:rPr>
+                                  <w:pStyle w:val="NoSpacing"/>
                                 </w:pPr>
                                 <w:proofErr w:type="spellStart"/>
                                 <w:r>
-                                  <w:rPr>
-                                    <w:rFonts w:cs="Segoe UI"/>
-                                    <w:sz w:val="16"/>
-                                    <w:szCs w:val="16"/>
-                                  </w:rPr>
                                   <w:t>DocumentTypeString</w:t>
                                 </w:r>
                                 <w:proofErr w:type="spellEnd"/>
@@ -1533,47 +1140,34 @@
                         </w:sdt>
                         <w:sdt>
                           <w:sdtPr>
-                            <w:rPr>
-                              <w:rFonts w:cs="Segoe UI"/>
-                              <w:sz w:val="16"/>
-                              <w:szCs w:val="16"/>
-                            </w:rPr>
+                            <w:rPr/>
                             <w:alias w:val="#Nav: /Customer/Posted_Deferral_Header/LineType"/>
                             <w:tag w:val="#Nav: Deferral_Summary_Sales/1701"/>
                             <w:id w:val="-152379261"/>
                             <w:placeholder>
                               <w:docPart w:val="493A420FE62A4886A9B177A284AA2243"/>
                             </w:placeholder>
-                            <w:dataBinding w:prefixMappings="xmlns:ns0='urn:microsoft-dynamics-nav/reports/Deferral_Summary_Sales/1701/'" w:xpath="/ns0:NavWordReportXmlPart[1]/ns0:Customer[1]/ns0:Posted_Deferral_Header[1]/ns0:LineType[1]" w:storeItemID="{201F3364-08FE-4FBC-B2B1-E54F0C3AC9AC}"/>
+                            <w:dataBinding w:prefixMappings="&lt;xmlns:ns0='urn:microsoft-dynamics-nav/reports/Deferral_Summary_Sales/1701/' " w:xpath="/ns0:NavWordReportXmlPart[1]/ns0:Customer[1]/ns0:Posted_Deferral_Header[1]/ns0:LineType[1]" w:storeItemID="{201F3364-08FE-4FBC-B2B1-E54F0C3AC9AC}"/>
                             <w:text/>
                           </w:sdtPr>
                           <w:sdtContent>
                             <w:tc>
                               <w:tcPr>
-                                <w:tcW w:w="1170" w:type="dxa"/>
+                                <w:tcW w:w="379" w:type="pct"/>
                                 <w:tcBorders>
                                   <w:top w:val="nil"/>
                                   <w:left w:val="nil"/>
-                                  <w:bottom w:val="single" w:color="F5F6F8" w:sz="4" w:space="0"/>
+                                  <w:bottom w:val="single" w:sz="4" w:space="0" w:color="F5F6F8"/>
                                   <w:right w:val="nil"/>
                                 </w:tcBorders>
                                 <w:vAlign w:val="center"/>
                               </w:tcPr>
                               <w:p>
                                 <w:pPr>
-                                  <w:rPr>
-                                    <w:rFonts w:cs="Segoe UI"/>
-                                    <w:sz w:val="16"/>
-                                    <w:szCs w:val="16"/>
-                                  </w:rPr>
+                                  <w:pStyle w:val="NoSpacing"/>
                                 </w:pPr>
                                 <w:proofErr w:type="spellStart"/>
                                 <w:r>
-                                  <w:rPr>
-                                    <w:rFonts w:cs="Segoe UI"/>
-                                    <w:sz w:val="16"/>
-                                    <w:szCs w:val="16"/>
-                                  </w:rPr>
                                   <w:t>LineType</w:t>
                                 </w:r>
                                 <w:proofErr w:type="spellEnd"/>
@@ -1583,47 +1177,34 @@
                         </w:sdt>
                         <w:sdt>
                           <w:sdtPr>
-                            <w:rPr>
-                              <w:rFonts w:cs="Segoe UI"/>
-                              <w:sz w:val="16"/>
-                              <w:szCs w:val="16"/>
-                            </w:rPr>
+                            <w:rPr/>
                             <w:alias w:val="#Nav: /Customer/Posted_Deferral_Header/LineDescription"/>
                             <w:tag w:val="#Nav: Deferral_Summary_Sales/1701"/>
                             <w:id w:val="-1581524806"/>
                             <w:placeholder>
                               <w:docPart w:val="493A420FE62A4886A9B177A284AA2243"/>
                             </w:placeholder>
-                            <w:dataBinding w:prefixMappings="xmlns:ns0='urn:microsoft-dynamics-nav/reports/Deferral_Summary_Sales/1701/'" w:xpath="/ns0:NavWordReportXmlPart[1]/ns0:Customer[1]/ns0:Posted_Deferral_Header[1]/ns0:LineDescription[1]" w:storeItemID="{201F3364-08FE-4FBC-B2B1-E54F0C3AC9AC}"/>
+                            <w:dataBinding w:prefixMappings="&lt;xmlns:ns0='urn:microsoft-dynamics-nav/reports/Deferral_Summary_Sales/1701/' " w:xpath="/ns0:NavWordReportXmlPart[1]/ns0:Customer[1]/ns0:Posted_Deferral_Header[1]/ns0:LineDescription[1]" w:storeItemID="{201F3364-08FE-4FBC-B2B1-E54F0C3AC9AC}"/>
                             <w:text/>
                           </w:sdtPr>
                           <w:sdtContent>
                             <w:tc>
                               <w:tcPr>
-                                <w:tcW w:w="2160" w:type="dxa"/>
+                                <w:tcW w:w="700" w:type="pct"/>
                                 <w:tcBorders>
                                   <w:top w:val="nil"/>
                                   <w:left w:val="nil"/>
-                                  <w:bottom w:val="single" w:color="F5F6F8" w:sz="4" w:space="0"/>
+                                  <w:bottom w:val="single" w:sz="4" w:space="0" w:color="F5F6F8"/>
                                   <w:right w:val="nil"/>
                                 </w:tcBorders>
                                 <w:vAlign w:val="center"/>
                               </w:tcPr>
                               <w:p>
                                 <w:pPr>
-                                  <w:rPr>
-                                    <w:rFonts w:cs="Segoe UI"/>
-                                    <w:sz w:val="16"/>
-                                    <w:szCs w:val="16"/>
-                                  </w:rPr>
+                                  <w:pStyle w:val="NoSpacing"/>
                                 </w:pPr>
                                 <w:proofErr w:type="spellStart"/>
                                 <w:r>
-                                  <w:rPr>
-                                    <w:rFonts w:cs="Segoe UI"/>
-                                    <w:sz w:val="16"/>
-                                    <w:szCs w:val="16"/>
-                                  </w:rPr>
                                   <w:t>LineDescription</w:t>
                                 </w:r>
                                 <w:proofErr w:type="spellEnd"/>
@@ -1633,47 +1214,34 @@
                         </w:sdt>
                         <w:sdt>
                           <w:sdtPr>
-                            <w:rPr>
-                              <w:rFonts w:cs="Segoe UI"/>
-                              <w:sz w:val="16"/>
-                              <w:szCs w:val="16"/>
-                            </w:rPr>
+                            <w:rPr/>
                             <w:alias w:val="#Nav: /Customer/Posted_Deferral_Header/DeferralAccount"/>
                             <w:tag w:val="#Nav: Deferral_Summary_Sales/1701"/>
                             <w:id w:val="-936597665"/>
                             <w:placeholder>
                               <w:docPart w:val="493A420FE62A4886A9B177A284AA2243"/>
                             </w:placeholder>
-                            <w:dataBinding w:prefixMappings="xmlns:ns0='urn:microsoft-dynamics-nav/reports/Deferral_Summary_Sales/1701/'" w:xpath="/ns0:NavWordReportXmlPart[1]/ns0:Customer[1]/ns0:Posted_Deferral_Header[1]/ns0:DeferralAccount[1]" w:storeItemID="{201F3364-08FE-4FBC-B2B1-E54F0C3AC9AC}"/>
+                            <w:dataBinding w:prefixMappings="&lt;xmlns:ns0='urn:microsoft-dynamics-nav/reports/Deferral_Summary_Sales/1701/' " w:xpath="/ns0:NavWordReportXmlPart[1]/ns0:Customer[1]/ns0:Posted_Deferral_Header[1]/ns0:DeferralAccount[1]" w:storeItemID="{201F3364-08FE-4FBC-B2B1-E54F0C3AC9AC}"/>
                             <w:text/>
                           </w:sdtPr>
                           <w:sdtContent>
                             <w:tc>
                               <w:tcPr>
-                                <w:tcW w:w="1620" w:type="dxa"/>
+                                <w:tcW w:w="525" w:type="pct"/>
                                 <w:tcBorders>
                                   <w:top w:val="nil"/>
                                   <w:left w:val="nil"/>
-                                  <w:bottom w:val="single" w:color="F5F6F8" w:sz="4" w:space="0"/>
+                                  <w:bottom w:val="single" w:sz="4" w:space="0" w:color="F5F6F8"/>
                                   <w:right w:val="nil"/>
                                 </w:tcBorders>
                                 <w:vAlign w:val="center"/>
                               </w:tcPr>
                               <w:p>
                                 <w:pPr>
-                                  <w:rPr>
-                                    <w:rFonts w:cs="Segoe UI"/>
-                                    <w:sz w:val="16"/>
-                                    <w:szCs w:val="16"/>
-                                  </w:rPr>
+                                  <w:pStyle w:val="NoSpacing"/>
                                 </w:pPr>
                                 <w:proofErr w:type="spellStart"/>
                                 <w:r>
-                                  <w:rPr>
-                                    <w:rFonts w:cs="Segoe UI"/>
-                                    <w:sz w:val="16"/>
-                                    <w:szCs w:val="16"/>
-                                  </w:rPr>
                                   <w:t>DeferralAccount</w:t>
                                 </w:r>
                                 <w:proofErr w:type="spellEnd"/>
@@ -1683,48 +1251,35 @@
                         </w:sdt>
                         <w:sdt>
                           <w:sdtPr>
-                            <w:rPr>
-                              <w:rFonts w:cs="Segoe UI"/>
-                              <w:sz w:val="16"/>
-                              <w:szCs w:val="16"/>
-                            </w:rPr>
+                            <w:rPr/>
                             <w:alias w:val="#Nav: /Customer/Posted_Deferral_Header/DeferralStartDate"/>
                             <w:tag w:val="#Nav: Deferral_Summary_Sales/1701"/>
                             <w:id w:val="1087120070"/>
                             <w:placeholder>
                               <w:docPart w:val="493A420FE62A4886A9B177A284AA2243"/>
                             </w:placeholder>
-                            <w:dataBinding w:prefixMappings="xmlns:ns0='urn:microsoft-dynamics-nav/reports/Deferral_Summary_Sales/1701/'" w:xpath="/ns0:NavWordReportXmlPart[1]/ns0:Customer[1]/ns0:Posted_Deferral_Header[1]/ns0:DeferralStartDate[1]" w:storeItemID="{201F3364-08FE-4FBC-B2B1-E54F0C3AC9AC}"/>
+                            <w:dataBinding w:prefixMappings="&lt;xmlns:ns0='urn:microsoft-dynamics-nav/reports/Deferral_Summary_Sales/1701/' " w:xpath="/ns0:NavWordReportXmlPart[1]/ns0:Customer[1]/ns0:Posted_Deferral_Header[1]/ns0:DeferralStartDate[1]" w:storeItemID="{201F3364-08FE-4FBC-B2B1-E54F0C3AC9AC}"/>
                             <w:text/>
                           </w:sdtPr>
                           <w:sdtContent>
                             <w:tc>
                               <w:tcPr>
-                                <w:tcW w:w="1260" w:type="dxa"/>
+                                <w:tcW w:w="409" w:type="pct"/>
                                 <w:tcBorders>
                                   <w:top w:val="nil"/>
                                   <w:left w:val="nil"/>
-                                  <w:bottom w:val="single" w:color="F5F6F8" w:sz="4" w:space="0"/>
+                                  <w:bottom w:val="single" w:sz="4" w:space="0" w:color="F5F6F8"/>
                                   <w:right w:val="nil"/>
                                 </w:tcBorders>
                                 <w:vAlign w:val="center"/>
                               </w:tcPr>
                               <w:p>
                                 <w:pPr>
+                                  <w:pStyle w:val="BCNumber"/>
                                   <w:jc w:val="right"/>
-                                  <w:rPr>
-                                    <w:rFonts w:cs="Segoe UI"/>
-                                    <w:sz w:val="16"/>
-                                    <w:szCs w:val="16"/>
-                                  </w:rPr>
                                 </w:pPr>
                                 <w:proofErr w:type="spellStart"/>
                                 <w:r>
-                                  <w:rPr>
-                                    <w:rFonts w:cs="Segoe UI"/>
-                                    <w:sz w:val="16"/>
-                                    <w:szCs w:val="16"/>
-                                  </w:rPr>
                                   <w:t>DeferralStartDate</w:t>
                                 </w:r>
                                 <w:proofErr w:type="spellEnd"/>
@@ -1734,48 +1289,35 @@
                         </w:sdt>
                         <w:sdt>
                           <w:sdtPr>
-                            <w:rPr>
-                              <w:rFonts w:cs="Segoe UI"/>
-                              <w:sz w:val="16"/>
-                              <w:szCs w:val="16"/>
-                            </w:rPr>
+                            <w:rPr/>
                             <w:alias w:val="#Nav: /Customer/Posted_Deferral_Header/NumOfPeriods"/>
                             <w:tag w:val="#Nav: Deferral_Summary_Sales/1701"/>
                             <w:id w:val="-2035958011"/>
                             <w:placeholder>
                               <w:docPart w:val="493A420FE62A4886A9B177A284AA2243"/>
                             </w:placeholder>
-                            <w:dataBinding w:prefixMappings="xmlns:ns0='urn:microsoft-dynamics-nav/reports/Deferral_Summary_Sales/1701/'" w:xpath="/ns0:NavWordReportXmlPart[1]/ns0:Customer[1]/ns0:Posted_Deferral_Header[1]/ns0:NumOfPeriods[1]" w:storeItemID="{201F3364-08FE-4FBC-B2B1-E54F0C3AC9AC}"/>
+                            <w:dataBinding w:prefixMappings="&lt;xmlns:ns0='urn:microsoft-dynamics-nav/reports/Deferral_Summary_Sales/1701/' " w:xpath="/ns0:NavWordReportXmlPart[1]/ns0:Customer[1]/ns0:Posted_Deferral_Header[1]/ns0:NumOfPeriods[1]" w:storeItemID="{201F3364-08FE-4FBC-B2B1-E54F0C3AC9AC}"/>
                             <w:text/>
                           </w:sdtPr>
                           <w:sdtContent>
                             <w:tc>
                               <w:tcPr>
-                                <w:tcW w:w="990" w:type="dxa"/>
+                                <w:tcW w:w="321" w:type="pct"/>
                                 <w:tcBorders>
                                   <w:top w:val="nil"/>
                                   <w:left w:val="nil"/>
-                                  <w:bottom w:val="single" w:color="F5F6F8" w:sz="4" w:space="0"/>
+                                  <w:bottom w:val="single" w:sz="4" w:space="0" w:color="F5F6F8"/>
                                   <w:right w:val="nil"/>
                                 </w:tcBorders>
                                 <w:vAlign w:val="center"/>
                               </w:tcPr>
                               <w:p>
                                 <w:pPr>
+                                  <w:pStyle w:val="BCNumber"/>
                                   <w:jc w:val="right"/>
-                                  <w:rPr>
-                                    <w:rFonts w:cs="Segoe UI"/>
-                                    <w:sz w:val="16"/>
-                                    <w:szCs w:val="16"/>
-                                  </w:rPr>
                                 </w:pPr>
                                 <w:proofErr w:type="spellStart"/>
                                 <w:r>
-                                  <w:rPr>
-                                    <w:rFonts w:cs="Segoe UI"/>
-                                    <w:sz w:val="16"/>
-                                    <w:szCs w:val="16"/>
-                                  </w:rPr>
                                   <w:t>NumOfPeriods</w:t>
                                 </w:r>
                                 <w:proofErr w:type="spellEnd"/>
@@ -1785,48 +1327,35 @@
                         </w:sdt>
                         <w:sdt>
                           <w:sdtPr>
-                            <w:rPr>
-                              <w:rFonts w:cs="Segoe UI"/>
-                              <w:sz w:val="16"/>
-                              <w:szCs w:val="16"/>
-                            </w:rPr>
+                            <w:rPr/>
                             <w:alias w:val="#Nav: /Customer/Posted_Deferral_Header/AmtRecognized"/>
                             <w:tag w:val="#Nav: Deferral_Summary_Sales/1701"/>
                             <w:id w:val="-901285879"/>
                             <w:placeholder>
                               <w:docPart w:val="493A420FE62A4886A9B177A284AA2243"/>
                             </w:placeholder>
-                            <w:dataBinding w:prefixMappings="xmlns:ns0='urn:microsoft-dynamics-nav/reports/Deferral_Summary_Sales/1701/'" w:xpath="/ns0:NavWordReportXmlPart[1]/ns0:Customer[1]/ns0:Posted_Deferral_Header[1]/ns0:AmtRecognized[1]" w:storeItemID="{201F3364-08FE-4FBC-B2B1-E54F0C3AC9AC}"/>
+                            <w:dataBinding w:prefixMappings="&lt;xmlns:ns0='urn:microsoft-dynamics-nav/reports/Deferral_Summary_Sales/1701/' " w:xpath="/ns0:NavWordReportXmlPart[1]/ns0:Customer[1]/ns0:Posted_Deferral_Header[1]/ns0:AmtRecognized[1]" w:storeItemID="{201F3364-08FE-4FBC-B2B1-E54F0C3AC9AC}"/>
                             <w:text/>
                           </w:sdtPr>
                           <w:sdtContent>
                             <w:tc>
                               <w:tcPr>
-                                <w:tcW w:w="1350" w:type="dxa"/>
+                                <w:tcW w:w="438" w:type="pct"/>
                                 <w:tcBorders>
                                   <w:top w:val="nil"/>
                                   <w:left w:val="nil"/>
-                                  <w:bottom w:val="single" w:color="F5F6F8" w:sz="4" w:space="0"/>
+                                  <w:bottom w:val="single" w:sz="4" w:space="0" w:color="F5F6F8"/>
                                   <w:right w:val="nil"/>
                                 </w:tcBorders>
                                 <w:vAlign w:val="center"/>
                               </w:tcPr>
                               <w:p>
                                 <w:pPr>
+                                  <w:pStyle w:val="BCNumber"/>
                                   <w:jc w:val="right"/>
-                                  <w:rPr>
-                                    <w:rFonts w:cs="Segoe UI"/>
-                                    <w:sz w:val="16"/>
-                                    <w:szCs w:val="16"/>
-                                  </w:rPr>
                                 </w:pPr>
                                 <w:proofErr w:type="spellStart"/>
                                 <w:r>
-                                  <w:rPr>
-                                    <w:rFonts w:cs="Segoe UI"/>
-                                    <w:sz w:val="16"/>
-                                    <w:szCs w:val="16"/>
-                                  </w:rPr>
                                   <w:t>AmtRecognized</w:t>
                                 </w:r>
                                 <w:proofErr w:type="spellEnd"/>
@@ -1836,48 +1365,35 @@
                         </w:sdt>
                         <w:sdt>
                           <w:sdtPr>
-                            <w:rPr>
-                              <w:rFonts w:cs="Segoe UI"/>
-                              <w:sz w:val="16"/>
-                              <w:szCs w:val="16"/>
-                            </w:rPr>
+                            <w:rPr/>
                             <w:alias w:val="#Nav: /Customer/Posted_Deferral_Header/RemainingAmtDeferred"/>
                             <w:tag w:val="#Nav: Deferral_Summary_Sales/1701"/>
                             <w:id w:val="-177284329"/>
                             <w:placeholder>
                               <w:docPart w:val="493A420FE62A4886A9B177A284AA2243"/>
                             </w:placeholder>
-                            <w:dataBinding w:prefixMappings="xmlns:ns0='urn:microsoft-dynamics-nav/reports/Deferral_Summary_Sales/1701/'" w:xpath="/ns0:NavWordReportXmlPart[1]/ns0:Customer[1]/ns0:Posted_Deferral_Header[1]/ns0:RemainingAmtDeferred[1]" w:storeItemID="{201F3364-08FE-4FBC-B2B1-E54F0C3AC9AC}"/>
+                            <w:dataBinding w:prefixMappings="&lt;xmlns:ns0='urn:microsoft-dynamics-nav/reports/Deferral_Summary_Sales/1701/' " w:xpath="/ns0:NavWordReportXmlPart[1]/ns0:Customer[1]/ns0:Posted_Deferral_Header[1]/ns0:RemainingAmtDeferred[1]" w:storeItemID="{201F3364-08FE-4FBC-B2B1-E54F0C3AC9AC}"/>
                             <w:text/>
                           </w:sdtPr>
                           <w:sdtContent>
                             <w:tc>
                               <w:tcPr>
-                                <w:tcW w:w="1350" w:type="dxa"/>
+                                <w:tcW w:w="438" w:type="pct"/>
                                 <w:tcBorders>
                                   <w:top w:val="nil"/>
                                   <w:left w:val="nil"/>
-                                  <w:bottom w:val="single" w:color="F5F6F8" w:sz="4" w:space="0"/>
+                                  <w:bottom w:val="single" w:sz="4" w:space="0" w:color="F5F6F8"/>
                                   <w:right w:val="nil"/>
                                 </w:tcBorders>
                                 <w:vAlign w:val="center"/>
                               </w:tcPr>
                               <w:p>
                                 <w:pPr>
+                                  <w:pStyle w:val="BCNumber"/>
                                   <w:jc w:val="right"/>
-                                  <w:rPr>
-                                    <w:rFonts w:cs="Segoe UI"/>
-                                    <w:sz w:val="16"/>
-                                    <w:szCs w:val="16"/>
-                                  </w:rPr>
                                 </w:pPr>
                                 <w:proofErr w:type="spellStart"/>
                                 <w:r>
-                                  <w:rPr>
-                                    <w:rFonts w:cs="Segoe UI"/>
-                                    <w:sz w:val="16"/>
-                                    <w:szCs w:val="16"/>
-                                  </w:rPr>
                                   <w:t>RemainingAmtDeferred</w:t>
                                 </w:r>
                                 <w:proofErr w:type="spellEnd"/>
@@ -1887,48 +1403,35 @@
                         </w:sdt>
                         <w:sdt>
                           <w:sdtPr>
-                            <w:rPr>
-                              <w:rFonts w:cs="Segoe UI"/>
-                              <w:sz w:val="16"/>
-                              <w:szCs w:val="16"/>
-                            </w:rPr>
+                            <w:rPr/>
                             <w:alias w:val="#Nav: /Customer/Posted_Deferral_Header/TotalAmtDeferred"/>
                             <w:tag w:val="#Nav: Deferral_Summary_Sales/1701"/>
                             <w:id w:val="-1071954909"/>
                             <w:placeholder>
                               <w:docPart w:val="493A420FE62A4886A9B177A284AA2243"/>
                             </w:placeholder>
-                            <w:dataBinding w:prefixMappings="xmlns:ns0='urn:microsoft-dynamics-nav/reports/Deferral_Summary_Sales/1701/'" w:xpath="/ns0:NavWordReportXmlPart[1]/ns0:Customer[1]/ns0:Posted_Deferral_Header[1]/ns0:TotalAmtDeferred[1]" w:storeItemID="{201F3364-08FE-4FBC-B2B1-E54F0C3AC9AC}"/>
+                            <w:dataBinding w:prefixMappings="&lt;xmlns:ns0='urn:microsoft-dynamics-nav/reports/Deferral_Summary_Sales/1701/' " w:xpath="/ns0:NavWordReportXmlPart[1]/ns0:Customer[1]/ns0:Posted_Deferral_Header[1]/ns0:TotalAmtDeferred[1]" w:storeItemID="{201F3364-08FE-4FBC-B2B1-E54F0C3AC9AC}"/>
                             <w:text/>
                           </w:sdtPr>
                           <w:sdtContent>
                             <w:tc>
                               <w:tcPr>
-                                <w:tcW w:w="1472" w:type="dxa"/>
+                                <w:tcW w:w="477" w:type="pct"/>
                                 <w:tcBorders>
                                   <w:top w:val="nil"/>
                                   <w:left w:val="nil"/>
-                                  <w:bottom w:val="single" w:color="F5F6F8" w:sz="4" w:space="0"/>
+                                  <w:bottom w:val="single" w:sz="4" w:space="0" w:color="F5F6F8"/>
                                   <w:right w:val="nil"/>
                                 </w:tcBorders>
                                 <w:vAlign w:val="center"/>
                               </w:tcPr>
                               <w:p>
                                 <w:pPr>
+                                  <w:pStyle w:val="BCNumber"/>
                                   <w:jc w:val="right"/>
-                                  <w:rPr>
-                                    <w:rFonts w:cs="Segoe UI"/>
-                                    <w:sz w:val="16"/>
-                                    <w:szCs w:val="16"/>
-                                  </w:rPr>
                                 </w:pPr>
                                 <w:proofErr w:type="spellStart"/>
                                 <w:r>
-                                  <w:rPr>
-                                    <w:rFonts w:cs="Segoe UI"/>
-                                    <w:sz w:val="16"/>
-                                    <w:szCs w:val="16"/>
-                                  </w:rPr>
                                   <w:t>TotalAmtDeferred</w:t>
                                 </w:r>
                                 <w:proofErr w:type="spellEnd"/>
@@ -1943,480 +1446,367 @@
               </w:sdt>
               <w:tr>
                 <w:trPr>
+                  <w:cantSplit/>
                   <w:trHeight w:val="216"/>
                 </w:trPr>
                 <w:tc>
                   <w:tcPr>
-                    <w:tcW w:w="1200" w:type="dxa"/>
+                    <w:tcW w:w="389" w:type="pct"/>
                     <w:tcBorders>
-                      <w:top w:val="single" w:color="F5F6F8" w:sz="4" w:space="0"/>
+                      <w:top w:val="single" w:sz="4" w:space="0" w:color="F5F6F8"/>
                       <w:left w:val="nil"/>
-                      <w:bottom w:val="single" w:color="auto" w:sz="4" w:space="0"/>
+                      <w:bottom w:val="single" w:sz="4" w:space="0" w:color="auto"/>
                       <w:right w:val="nil"/>
                     </w:tcBorders>
                   </w:tcPr>
                   <w:p>
                     <w:pPr>
-                      <w:rPr>
-                        <w:rFonts w:ascii="Segoe UI" w:hAnsi="Segoe UI" w:cs="Segoe UI"/>
-                        <w:sz w:val="16"/>
-                        <w:szCs w:val="16"/>
-                      </w:rPr>
+                      <w:pStyle w:val="NoSpacing"/>
                     </w:pPr>
                   </w:p>
                 </w:tc>
                 <w:tc>
                   <w:tcPr>
-                    <w:tcW w:w="1320" w:type="dxa"/>
+                    <w:tcW w:w="428" w:type="pct"/>
                     <w:gridSpan w:val="2"/>
                     <w:tcBorders>
-                      <w:top w:val="single" w:color="F5F6F8" w:sz="4" w:space="0"/>
+                      <w:top w:val="single" w:sz="4" w:space="0" w:color="F5F6F8"/>
                       <w:left w:val="nil"/>
-                      <w:bottom w:val="single" w:color="auto" w:sz="4" w:space="0"/>
+                      <w:bottom w:val="single" w:sz="4" w:space="0" w:color="auto"/>
                       <w:right w:val="nil"/>
                     </w:tcBorders>
                   </w:tcPr>
                   <w:p>
                     <w:pPr>
-                      <w:rPr>
-                        <w:rFonts w:ascii="Segoe UI" w:hAnsi="Segoe UI" w:cs="Segoe UI"/>
-                        <w:sz w:val="16"/>
-                        <w:szCs w:val="16"/>
-                      </w:rPr>
+                      <w:pStyle w:val="NoSpacing"/>
                     </w:pPr>
                   </w:p>
                 </w:tc>
                 <w:tc>
                   <w:tcPr>
-                    <w:tcW w:w="1530" w:type="dxa"/>
+                    <w:tcW w:w="496" w:type="pct"/>
                     <w:tcBorders>
-                      <w:top w:val="single" w:color="F5F6F8" w:sz="4" w:space="0"/>
+                      <w:top w:val="single" w:sz="4" w:space="0" w:color="F5F6F8"/>
                       <w:left w:val="nil"/>
-                      <w:bottom w:val="single" w:color="auto" w:sz="4" w:space="0"/>
+                      <w:bottom w:val="single" w:sz="4" w:space="0" w:color="auto"/>
                       <w:right w:val="nil"/>
                     </w:tcBorders>
                   </w:tcPr>
                   <w:p>
                     <w:pPr>
-                      <w:rPr>
-                        <w:rFonts w:ascii="Segoe UI" w:hAnsi="Segoe UI" w:cs="Segoe UI"/>
-                        <w:sz w:val="16"/>
-                        <w:szCs w:val="16"/>
-                      </w:rPr>
+                      <w:pStyle w:val="NoSpacing"/>
                     </w:pPr>
                   </w:p>
                 </w:tc>
                 <w:tc>
                   <w:tcPr>
-                    <w:tcW w:w="1170" w:type="dxa"/>
+                    <w:tcW w:w="379" w:type="pct"/>
                     <w:tcBorders>
-                      <w:top w:val="single" w:color="F5F6F8" w:sz="4" w:space="0"/>
+                      <w:top w:val="single" w:sz="4" w:space="0" w:color="F5F6F8"/>
                       <w:left w:val="nil"/>
-                      <w:bottom w:val="single" w:color="auto" w:sz="4" w:space="0"/>
+                      <w:bottom w:val="single" w:sz="4" w:space="0" w:color="auto"/>
                       <w:right w:val="nil"/>
                     </w:tcBorders>
                   </w:tcPr>
                   <w:p>
                     <w:pPr>
-                      <w:rPr>
-                        <w:rFonts w:ascii="Segoe UI" w:hAnsi="Segoe UI" w:cs="Segoe UI"/>
-                        <w:sz w:val="16"/>
-                        <w:szCs w:val="16"/>
-                      </w:rPr>
+                      <w:pStyle w:val="NoSpacing"/>
                     </w:pPr>
                   </w:p>
                 </w:tc>
                 <w:tc>
                   <w:tcPr>
-                    <w:tcW w:w="2160" w:type="dxa"/>
+                    <w:tcW w:w="700" w:type="pct"/>
                     <w:tcBorders>
-                      <w:top w:val="single" w:color="F5F6F8" w:sz="4" w:space="0"/>
+                      <w:top w:val="single" w:sz="4" w:space="0" w:color="F5F6F8"/>
                       <w:left w:val="nil"/>
-                      <w:bottom w:val="single" w:color="auto" w:sz="4" w:space="0"/>
+                      <w:bottom w:val="single" w:sz="4" w:space="0" w:color="auto"/>
                       <w:right w:val="nil"/>
                     </w:tcBorders>
                   </w:tcPr>
                   <w:p>
                     <w:pPr>
-                      <w:rPr>
-                        <w:rFonts w:ascii="Segoe UI" w:hAnsi="Segoe UI" w:cs="Segoe UI"/>
-                        <w:sz w:val="16"/>
-                        <w:szCs w:val="16"/>
-                      </w:rPr>
+                      <w:pStyle w:val="NoSpacing"/>
                     </w:pPr>
                   </w:p>
                 </w:tc>
                 <w:tc>
                   <w:tcPr>
-                    <w:tcW w:w="1620" w:type="dxa"/>
+                    <w:tcW w:w="525" w:type="pct"/>
                     <w:tcBorders>
-                      <w:top w:val="single" w:color="F5F6F8" w:sz="4" w:space="0"/>
+                      <w:top w:val="single" w:sz="4" w:space="0" w:color="F5F6F8"/>
                       <w:left w:val="nil"/>
-                      <w:bottom w:val="single" w:color="auto" w:sz="4" w:space="0"/>
+                      <w:bottom w:val="single" w:sz="4" w:space="0" w:color="auto"/>
                       <w:right w:val="nil"/>
                     </w:tcBorders>
                   </w:tcPr>
                   <w:p>
                     <w:pPr>
-                      <w:rPr>
-                        <w:rFonts w:ascii="Segoe UI" w:hAnsi="Segoe UI" w:cs="Segoe UI"/>
-                        <w:sz w:val="16"/>
-                        <w:szCs w:val="16"/>
-                      </w:rPr>
+                      <w:pStyle w:val="NoSpacing"/>
                     </w:pPr>
                   </w:p>
                 </w:tc>
                 <w:tc>
                   <w:tcPr>
-                    <w:tcW w:w="1260" w:type="dxa"/>
+                    <w:tcW w:w="409" w:type="pct"/>
                     <w:tcBorders>
-                      <w:top w:val="single" w:color="F5F6F8" w:sz="4" w:space="0"/>
+                      <w:top w:val="single" w:sz="4" w:space="0" w:color="F5F6F8"/>
                       <w:left w:val="nil"/>
-                      <w:bottom w:val="single" w:color="auto" w:sz="4" w:space="0"/>
+                      <w:bottom w:val="single" w:sz="4" w:space="0" w:color="auto"/>
                       <w:right w:val="nil"/>
                     </w:tcBorders>
                   </w:tcPr>
                   <w:p>
                     <w:pPr>
+                      <w:pStyle w:val="BCNumber"/>
                       <w:jc w:val="right"/>
-                      <w:rPr>
-                        <w:rFonts w:ascii="Segoe UI" w:hAnsi="Segoe UI" w:cs="Segoe UI"/>
-                        <w:sz w:val="16"/>
-                        <w:szCs w:val="16"/>
-                      </w:rPr>
                     </w:pPr>
                   </w:p>
                 </w:tc>
                 <w:tc>
                   <w:tcPr>
-                    <w:tcW w:w="990" w:type="dxa"/>
+                    <w:tcW w:w="321" w:type="pct"/>
                     <w:tcBorders>
-                      <w:top w:val="single" w:color="F5F6F8" w:sz="4" w:space="0"/>
+                      <w:top w:val="single" w:sz="4" w:space="0" w:color="F5F6F8"/>
                       <w:left w:val="nil"/>
-                      <w:bottom w:val="single" w:color="auto" w:sz="4" w:space="0"/>
+                      <w:bottom w:val="single" w:sz="4" w:space="0" w:color="auto"/>
                       <w:right w:val="nil"/>
                     </w:tcBorders>
                   </w:tcPr>
                   <w:p>
                     <w:pPr>
+                      <w:pStyle w:val="BCNumber"/>
                       <w:jc w:val="right"/>
-                      <w:rPr>
-                        <w:rFonts w:ascii="Segoe UI" w:hAnsi="Segoe UI" w:cs="Segoe UI"/>
-                        <w:sz w:val="16"/>
-                        <w:szCs w:val="16"/>
-                      </w:rPr>
                     </w:pPr>
                   </w:p>
                 </w:tc>
                 <w:tc>
                   <w:tcPr>
-                    <w:tcW w:w="1350" w:type="dxa"/>
+                    <w:tcW w:w="438" w:type="pct"/>
                     <w:tcBorders>
-                      <w:top w:val="single" w:color="F5F6F8" w:sz="4" w:space="0"/>
+                      <w:top w:val="single" w:sz="4" w:space="0" w:color="F5F6F8"/>
                       <w:left w:val="nil"/>
-                      <w:bottom w:val="single" w:color="auto" w:sz="4" w:space="0"/>
+                      <w:bottom w:val="single" w:sz="4" w:space="0" w:color="auto"/>
                       <w:right w:val="nil"/>
                     </w:tcBorders>
                   </w:tcPr>
                   <w:p>
                     <w:pPr>
+                      <w:pStyle w:val="BCNumber"/>
                       <w:jc w:val="right"/>
-                      <w:rPr>
-                        <w:rFonts w:ascii="Segoe UI" w:hAnsi="Segoe UI" w:cs="Segoe UI"/>
-                        <w:sz w:val="16"/>
-                        <w:szCs w:val="16"/>
-                      </w:rPr>
                     </w:pPr>
                   </w:p>
                 </w:tc>
                 <w:tc>
                   <w:tcPr>
-                    <w:tcW w:w="1350" w:type="dxa"/>
+                    <w:tcW w:w="438" w:type="pct"/>
                     <w:tcBorders>
-                      <w:top w:val="single" w:color="F5F6F8" w:sz="4" w:space="0"/>
+                      <w:top w:val="single" w:sz="4" w:space="0" w:color="F5F6F8"/>
                       <w:left w:val="nil"/>
-                      <w:bottom w:val="single" w:color="auto" w:sz="4" w:space="0"/>
+                      <w:bottom w:val="single" w:sz="4" w:space="0" w:color="auto"/>
                       <w:right w:val="nil"/>
                     </w:tcBorders>
                   </w:tcPr>
                   <w:p>
                     <w:pPr>
+                      <w:pStyle w:val="BCNumber"/>
                       <w:jc w:val="right"/>
-                      <w:rPr>
-                        <w:rFonts w:ascii="Segoe UI" w:hAnsi="Segoe UI" w:cs="Segoe UI"/>
-                        <w:sz w:val="16"/>
-                        <w:szCs w:val="16"/>
-                      </w:rPr>
                     </w:pPr>
                   </w:p>
                 </w:tc>
                 <w:tc>
                   <w:tcPr>
-                    <w:tcW w:w="1472" w:type="dxa"/>
+                    <w:tcW w:w="477" w:type="pct"/>
                     <w:tcBorders>
-                      <w:top w:val="single" w:color="F5F6F8" w:sz="4" w:space="0"/>
+                      <w:top w:val="single" w:sz="4" w:space="0" w:color="F5F6F8"/>
                       <w:left w:val="nil"/>
-                      <w:bottom w:val="single" w:color="auto" w:sz="4" w:space="0"/>
+                      <w:bottom w:val="single" w:sz="4" w:space="0" w:color="auto"/>
                       <w:right w:val="nil"/>
                     </w:tcBorders>
                   </w:tcPr>
                   <w:p>
                     <w:pPr>
+                      <w:pStyle w:val="BCNumber"/>
                       <w:jc w:val="right"/>
-                      <w:rPr>
-                        <w:rFonts w:ascii="Segoe UI" w:hAnsi="Segoe UI" w:cs="Segoe UI"/>
-                        <w:sz w:val="16"/>
-                        <w:szCs w:val="16"/>
-                      </w:rPr>
                     </w:pPr>
                   </w:p>
                 </w:tc>
               </w:tr>
               <w:tr>
                 <w:trPr>
+                  <w:cantSplit/>
                   <w:trHeight w:val="418"/>
                 </w:trPr>
                 <w:tc>
                   <w:tcPr>
-                    <w:tcW w:w="1200" w:type="dxa"/>
+                    <w:tcW w:w="389" w:type="pct"/>
                     <w:tcBorders>
-                      <w:top w:val="single" w:color="auto" w:sz="4" w:space="0"/>
+                      <w:top w:val="single" w:sz="4" w:space="0" w:color="auto"/>
                       <w:left w:val="nil"/>
-                      <w:bottom w:val="single" w:color="auto" w:sz="8" w:space="0"/>
+                      <w:bottom w:val="single" w:sz="8" w:space="0" w:color="auto"/>
                       <w:right w:val="nil"/>
                     </w:tcBorders>
                   </w:tcPr>
                   <w:p>
                     <w:pPr>
-                      <w:pStyle w:val="Heading2"/>
+                      <w:pStyle w:val="BCLabel"/>
                       <w:spacing w:before="120" w:after="120"/>
-                      <w:rPr>
-                        <w:rFonts w:ascii="Aptos SemiBold" w:hAnsi="Aptos SemiBold"/>
-                        <w:color w:val="auto"/>
-                        <w:sz w:val="16"/>
-                        <w:szCs w:val="16"/>
-                      </w:rPr>
                     </w:pPr>
                   </w:p>
                 </w:tc>
                 <w:tc>
                   <w:tcPr>
-                    <w:tcW w:w="1320" w:type="dxa"/>
+                    <w:tcW w:w="428" w:type="pct"/>
                     <w:gridSpan w:val="2"/>
                     <w:tcBorders>
-                      <w:top w:val="single" w:color="auto" w:sz="4" w:space="0"/>
+                      <w:top w:val="single" w:sz="4" w:space="0" w:color="auto"/>
                       <w:left w:val="nil"/>
-                      <w:bottom w:val="single" w:color="auto" w:sz="8" w:space="0"/>
+                      <w:bottom w:val="single" w:sz="8" w:space="0" w:color="auto"/>
                       <w:right w:val="nil"/>
                     </w:tcBorders>
                   </w:tcPr>
                   <w:p>
                     <w:pPr>
-                      <w:pStyle w:val="Heading2"/>
+                      <w:pStyle w:val="BCLabel"/>
                       <w:spacing w:before="120" w:after="120"/>
-                      <w:rPr>
-                        <w:rFonts w:ascii="Aptos SemiBold" w:hAnsi="Aptos SemiBold"/>
-                        <w:color w:val="auto"/>
-                        <w:sz w:val="16"/>
-                        <w:szCs w:val="16"/>
-                      </w:rPr>
                     </w:pPr>
                   </w:p>
                 </w:tc>
                 <w:tc>
                   <w:tcPr>
-                    <w:tcW w:w="1530" w:type="dxa"/>
+                    <w:tcW w:w="496" w:type="pct"/>
                     <w:tcBorders>
-                      <w:top w:val="single" w:color="auto" w:sz="4" w:space="0"/>
+                      <w:top w:val="single" w:sz="4" w:space="0" w:color="auto"/>
                       <w:left w:val="nil"/>
-                      <w:bottom w:val="single" w:color="auto" w:sz="8" w:space="0"/>
+                      <w:bottom w:val="single" w:sz="8" w:space="0" w:color="auto"/>
                       <w:right w:val="nil"/>
                     </w:tcBorders>
                   </w:tcPr>
                   <w:p>
                     <w:pPr>
-                      <w:pStyle w:val="Heading2"/>
+                      <w:pStyle w:val="BCLabel"/>
                       <w:spacing w:before="120" w:after="120"/>
-                      <w:rPr>
-                        <w:rFonts w:ascii="Aptos SemiBold" w:hAnsi="Aptos SemiBold"/>
-                        <w:color w:val="auto"/>
-                        <w:sz w:val="16"/>
-                        <w:szCs w:val="16"/>
-                      </w:rPr>
                     </w:pPr>
                   </w:p>
                 </w:tc>
                 <w:tc>
                   <w:tcPr>
-                    <w:tcW w:w="1170" w:type="dxa"/>
+                    <w:tcW w:w="379" w:type="pct"/>
                     <w:tcBorders>
-                      <w:top w:val="single" w:color="auto" w:sz="4" w:space="0"/>
+                      <w:top w:val="single" w:sz="4" w:space="0" w:color="auto"/>
                       <w:left w:val="nil"/>
-                      <w:bottom w:val="single" w:color="auto" w:sz="8" w:space="0"/>
+                      <w:bottom w:val="single" w:sz="8" w:space="0" w:color="auto"/>
                       <w:right w:val="nil"/>
                     </w:tcBorders>
                   </w:tcPr>
                   <w:p>
                     <w:pPr>
-                      <w:pStyle w:val="Heading2"/>
+                      <w:pStyle w:val="BCLabel"/>
                       <w:spacing w:before="120" w:after="120"/>
-                      <w:rPr>
-                        <w:rFonts w:ascii="Aptos SemiBold" w:hAnsi="Aptos SemiBold"/>
-                        <w:color w:val="auto"/>
-                        <w:sz w:val="16"/>
-                        <w:szCs w:val="16"/>
-                      </w:rPr>
                     </w:pPr>
                   </w:p>
                 </w:tc>
                 <w:tc>
                   <w:tcPr>
-                    <w:tcW w:w="2160" w:type="dxa"/>
+                    <w:tcW w:w="700" w:type="pct"/>
                     <w:tcBorders>
-                      <w:top w:val="single" w:color="auto" w:sz="4" w:space="0"/>
+                      <w:top w:val="single" w:sz="4" w:space="0" w:color="auto"/>
                       <w:left w:val="nil"/>
-                      <w:bottom w:val="single" w:color="auto" w:sz="8" w:space="0"/>
+                      <w:bottom w:val="single" w:sz="8" w:space="0" w:color="auto"/>
                       <w:right w:val="nil"/>
                     </w:tcBorders>
                   </w:tcPr>
                   <w:p>
                     <w:pPr>
-                      <w:pStyle w:val="Heading2"/>
+                      <w:pStyle w:val="BCLabel"/>
                       <w:spacing w:before="120" w:after="120"/>
-                      <w:rPr>
-                        <w:rFonts w:ascii="Aptos SemiBold" w:hAnsi="Aptos SemiBold"/>
-                        <w:color w:val="auto"/>
-                        <w:sz w:val="16"/>
-                        <w:szCs w:val="16"/>
-                      </w:rPr>
                     </w:pPr>
                   </w:p>
                 </w:tc>
                 <w:tc>
                   <w:tcPr>
-                    <w:tcW w:w="1620" w:type="dxa"/>
+                    <w:tcW w:w="525" w:type="pct"/>
                     <w:tcBorders>
-                      <w:top w:val="single" w:color="auto" w:sz="4" w:space="0"/>
+                      <w:top w:val="single" w:sz="4" w:space="0" w:color="auto"/>
                       <w:left w:val="nil"/>
-                      <w:bottom w:val="single" w:color="auto" w:sz="8" w:space="0"/>
+                      <w:bottom w:val="single" w:sz="8" w:space="0" w:color="auto"/>
                       <w:right w:val="nil"/>
                     </w:tcBorders>
                   </w:tcPr>
                   <w:p>
                     <w:pPr>
-                      <w:pStyle w:val="Heading2"/>
+                      <w:pStyle w:val="BCLabel"/>
                       <w:spacing w:before="120" w:after="120"/>
-                      <w:rPr>
-                        <w:rFonts w:ascii="Aptos SemiBold" w:hAnsi="Aptos SemiBold"/>
-                        <w:color w:val="auto"/>
-                        <w:sz w:val="16"/>
-                        <w:szCs w:val="16"/>
-                      </w:rPr>
                     </w:pPr>
                   </w:p>
                 </w:tc>
                 <w:tc>
                   <w:tcPr>
-                    <w:tcW w:w="1260" w:type="dxa"/>
+                    <w:tcW w:w="409" w:type="pct"/>
                     <w:tcBorders>
-                      <w:top w:val="single" w:color="auto" w:sz="4" w:space="0"/>
+                      <w:top w:val="single" w:sz="4" w:space="0" w:color="auto"/>
                       <w:left w:val="nil"/>
-                      <w:bottom w:val="single" w:color="auto" w:sz="8" w:space="0"/>
+                      <w:bottom w:val="single" w:sz="8" w:space="0" w:color="auto"/>
                       <w:right w:val="nil"/>
                     </w:tcBorders>
                   </w:tcPr>
                   <w:p>
                     <w:pPr>
-                      <w:pStyle w:val="Heading2"/>
+                      <w:pStyle w:val="BCLabel"/>
                       <w:spacing w:before="120" w:after="120"/>
-                      <w:rPr>
-                        <w:rFonts w:ascii="Aptos SemiBold" w:hAnsi="Aptos SemiBold"/>
-                        <w:color w:val="auto"/>
-                        <w:sz w:val="16"/>
-                        <w:szCs w:val="16"/>
-                      </w:rPr>
                     </w:pPr>
                   </w:p>
                 </w:tc>
                 <w:tc>
                   <w:tcPr>
-                    <w:tcW w:w="990" w:type="dxa"/>
+                    <w:tcW w:w="321" w:type="pct"/>
                     <w:tcBorders>
-                      <w:top w:val="single" w:color="auto" w:sz="4" w:space="0"/>
+                      <w:top w:val="single" w:sz="4" w:space="0" w:color="auto"/>
                       <w:left w:val="nil"/>
-                      <w:bottom w:val="single" w:color="auto" w:sz="8" w:space="0"/>
+                      <w:bottom w:val="single" w:sz="8" w:space="0" w:color="auto"/>
                       <w:right w:val="nil"/>
                     </w:tcBorders>
                     <w:vAlign w:val="center"/>
                   </w:tcPr>
                   <w:p>
                     <w:pPr>
-                      <w:pStyle w:val="Heading2"/>
+                      <w:pStyle w:val="BCLabelNumber"/>
                       <w:spacing w:before="120" w:after="120"/>
                       <w:jc w:val="right"/>
-                      <w:rPr>
-                        <w:rFonts w:ascii="Aptos SemiBold" w:hAnsi="Aptos SemiBold"/>
-                        <w:color w:val="auto"/>
-                        <w:sz w:val="16"/>
-                        <w:szCs w:val="16"/>
-                      </w:rPr>
                     </w:pPr>
                   </w:p>
                 </w:tc>
                 <w:sdt>
                   <w:sdtPr>
-                    <w:rPr>
-                      <w:rFonts w:ascii="Aptos SemiBold" w:hAnsi="Aptos SemiBold"/>
-                      <w:b/>
-                      <w:bCs/>
-                      <w:color w:val="auto"/>
-                      <w:sz w:val="16"/>
-                      <w:szCs w:val="16"/>
-                    </w:rPr>
+                    <w:rPr/>
                     <w:alias w:val="#Nav: /Customer/Totals/SumAmtRecognized"/>
                     <w:tag w:val="#Nav: Deferral_Summary_Sales/1701"/>
                     <w:id w:val="53050885"/>
                     <w:placeholder>
                       <w:docPart w:val="493A420FE62A4886A9B177A284AA2243"/>
                     </w:placeholder>
-                    <w:dataBinding w:prefixMappings="xmlns:ns0='urn:microsoft-dynamics-nav/reports/Deferral_Summary_Sales/1701/'" w:xpath="/ns0:NavWordReportXmlPart[1]/ns0:Customer[1]/ns0:Totals[1]/ns0:SumAmtRecognized[1]" w:storeItemID="{201F3364-08FE-4FBC-B2B1-E54F0C3AC9AC}"/>
+                    <w:dataBinding w:prefixMappings="&lt;xmlns:ns0='urn:microsoft-dynamics-nav/reports/Deferral_Summary_Sales/1701/' " w:xpath="/ns0:NavWordReportXmlPart[1]/ns0:Customer[1]/ns0:Totals[1]/ns0:SumAmtRecognized[1]" w:storeItemID="{201F3364-08FE-4FBC-B2B1-E54F0C3AC9AC}"/>
                     <w:text/>
                   </w:sdtPr>
                   <w:sdtContent>
                     <w:tc>
                       <w:tcPr>
-                        <w:tcW w:w="1350" w:type="dxa"/>
+                        <w:tcW w:w="438" w:type="pct"/>
                         <w:tcBorders>
-                          <w:top w:val="single" w:color="auto" w:sz="4" w:space="0"/>
+                          <w:top w:val="single" w:sz="4" w:space="0" w:color="auto"/>
                           <w:left w:val="nil"/>
-                          <w:bottom w:val="single" w:color="auto" w:sz="8" w:space="0"/>
+                          <w:bottom w:val="single" w:sz="8" w:space="0" w:color="auto"/>
                           <w:right w:val="nil"/>
                         </w:tcBorders>
                         <w:vAlign w:val="center"/>
                       </w:tcPr>
                       <w:p>
                         <w:pPr>
-                          <w:pStyle w:val="Heading2"/>
+                          <w:pStyle w:val="BCLabelNumber"/>
                           <w:jc w:val="right"/>
-                          <w:rPr>
-                            <w:rFonts w:ascii="Aptos SemiBold" w:hAnsi="Aptos SemiBold"/>
-                            <w:b/>
-                            <w:bCs/>
-                            <w:color w:val="auto"/>
-                            <w:sz w:val="16"/>
-                            <w:szCs w:val="16"/>
-                          </w:rPr>
                         </w:pPr>
                         <w:proofErr w:type="spellStart"/>
                         <w:r>
-                          <w:rPr>
-                            <w:rFonts w:ascii="Aptos SemiBold" w:hAnsi="Aptos SemiBold"/>
-                            <w:b/>
-                            <w:bCs/>
-                            <w:color w:val="auto"/>
-                            <w:sz w:val="16"/>
-                            <w:szCs w:val="16"/>
-                          </w:rPr>
                           <w:t>SumAmtRecognized</w:t>
                         </w:r>
                         <w:proofErr w:type="spellEnd"/>
@@ -2426,58 +1816,35 @@
                 </w:sdt>
                 <w:sdt>
                   <w:sdtPr>
-                    <w:rPr>
-                      <w:rFonts w:ascii="Aptos SemiBold" w:hAnsi="Aptos SemiBold"/>
-                      <w:b/>
-                      <w:bCs/>
-                      <w:color w:val="auto"/>
-                      <w:sz w:val="16"/>
-                      <w:szCs w:val="16"/>
-                    </w:rPr>
+                    <w:rPr/>
                     <w:alias w:val="#Nav: /Customer/Totals/SumRemainingAmtDeferred"/>
                     <w:tag w:val="#Nav: Deferral_Summary_Sales/1701"/>
                     <w:id w:val="931855944"/>
                     <w:placeholder>
                       <w:docPart w:val="493A420FE62A4886A9B177A284AA2243"/>
                     </w:placeholder>
-                    <w:dataBinding w:prefixMappings="xmlns:ns0='urn:microsoft-dynamics-nav/reports/Deferral_Summary_Sales/1701/'" w:xpath="/ns0:NavWordReportXmlPart[1]/ns0:Customer[1]/ns0:Totals[1]/ns0:SumRemainingAmtDeferred[1]" w:storeItemID="{201F3364-08FE-4FBC-B2B1-E54F0C3AC9AC}"/>
+                    <w:dataBinding w:prefixMappings="&lt;xmlns:ns0='urn:microsoft-dynamics-nav/reports/Deferral_Summary_Sales/1701/' " w:xpath="/ns0:NavWordReportXmlPart[1]/ns0:Customer[1]/ns0:Totals[1]/ns0:SumRemainingAmtDeferred[1]" w:storeItemID="{201F3364-08FE-4FBC-B2B1-E54F0C3AC9AC}"/>
                     <w:text/>
                   </w:sdtPr>
                   <w:sdtContent>
                     <w:tc>
                       <w:tcPr>
-                        <w:tcW w:w="1350" w:type="dxa"/>
+                        <w:tcW w:w="438" w:type="pct"/>
                         <w:tcBorders>
-                          <w:top w:val="single" w:color="auto" w:sz="4" w:space="0"/>
+                          <w:top w:val="single" w:sz="4" w:space="0" w:color="auto"/>
                           <w:left w:val="nil"/>
-                          <w:bottom w:val="single" w:color="auto" w:sz="8" w:space="0"/>
+                          <w:bottom w:val="single" w:sz="8" w:space="0" w:color="auto"/>
                           <w:right w:val="nil"/>
                         </w:tcBorders>
                         <w:vAlign w:val="center"/>
                       </w:tcPr>
                       <w:p>
                         <w:pPr>
-                          <w:pStyle w:val="Heading2"/>
+                          <w:pStyle w:val="BCLabelNumber"/>
                           <w:jc w:val="right"/>
-                          <w:rPr>
-                            <w:rFonts w:ascii="Aptos SemiBold" w:hAnsi="Aptos SemiBold"/>
-                            <w:b/>
-                            <w:bCs/>
-                            <w:color w:val="auto"/>
-                            <w:sz w:val="16"/>
-                            <w:szCs w:val="16"/>
-                          </w:rPr>
                         </w:pPr>
                         <w:proofErr w:type="spellStart"/>
                         <w:r>
-                          <w:rPr>
-                            <w:rFonts w:ascii="Aptos SemiBold" w:hAnsi="Aptos SemiBold"/>
-                            <w:b/>
-                            <w:bCs/>
-                            <w:color w:val="auto"/>
-                            <w:sz w:val="16"/>
-                            <w:szCs w:val="16"/>
-                          </w:rPr>
                           <w:t>SumRemainingAmtDeferred</w:t>
                         </w:r>
                         <w:proofErr w:type="spellEnd"/>
@@ -2487,58 +1854,35 @@
                 </w:sdt>
                 <w:sdt>
                   <w:sdtPr>
-                    <w:rPr>
-                      <w:rFonts w:ascii="Aptos SemiBold" w:hAnsi="Aptos SemiBold"/>
-                      <w:b/>
-                      <w:bCs/>
-                      <w:color w:val="auto"/>
-                      <w:sz w:val="16"/>
-                      <w:szCs w:val="16"/>
-                    </w:rPr>
+                    <w:rPr/>
                     <w:alias w:val="#Nav: /Customer/Totals/SumTotalAmtDeferred"/>
                     <w:tag w:val="#Nav: Deferral_Summary_Sales/1701"/>
                     <w:id w:val="609244429"/>
                     <w:placeholder>
                       <w:docPart w:val="493A420FE62A4886A9B177A284AA2243"/>
                     </w:placeholder>
-                    <w:dataBinding w:prefixMappings="xmlns:ns0='urn:microsoft-dynamics-nav/reports/Deferral_Summary_Sales/1701/'" w:xpath="/ns0:NavWordReportXmlPart[1]/ns0:Customer[1]/ns0:Totals[1]/ns0:SumTotalAmtDeferred[1]" w:storeItemID="{201F3364-08FE-4FBC-B2B1-E54F0C3AC9AC}"/>
+                    <w:dataBinding w:prefixMappings="&lt;xmlns:ns0='urn:microsoft-dynamics-nav/reports/Deferral_Summary_Sales/1701/' " w:xpath="/ns0:NavWordReportXmlPart[1]/ns0:Customer[1]/ns0:Totals[1]/ns0:SumTotalAmtDeferred[1]" w:storeItemID="{201F3364-08FE-4FBC-B2B1-E54F0C3AC9AC}"/>
                     <w:text/>
                   </w:sdtPr>
                   <w:sdtContent>
                     <w:tc>
                       <w:tcPr>
-                        <w:tcW w:w="1472" w:type="dxa"/>
+                        <w:tcW w:w="477" w:type="pct"/>
                         <w:tcBorders>
-                          <w:top w:val="single" w:color="auto" w:sz="4" w:space="0"/>
+                          <w:top w:val="single" w:sz="4" w:space="0" w:color="auto"/>
                           <w:left w:val="nil"/>
-                          <w:bottom w:val="single" w:color="auto" w:sz="8" w:space="0"/>
+                          <w:bottom w:val="single" w:sz="8" w:space="0" w:color="auto"/>
                           <w:right w:val="nil"/>
                         </w:tcBorders>
                         <w:vAlign w:val="center"/>
                       </w:tcPr>
                       <w:p>
                         <w:pPr>
-                          <w:pStyle w:val="Heading2"/>
+                          <w:pStyle w:val="BCLabelNumber"/>
                           <w:jc w:val="right"/>
-                          <w:rPr>
-                            <w:rFonts w:ascii="Aptos SemiBold" w:hAnsi="Aptos SemiBold"/>
-                            <w:b/>
-                            <w:bCs/>
-                            <w:color w:val="auto"/>
-                            <w:sz w:val="16"/>
-                            <w:szCs w:val="16"/>
-                          </w:rPr>
                         </w:pPr>
                         <w:proofErr w:type="spellStart"/>
                         <w:r>
-                          <w:rPr>
-                            <w:rFonts w:ascii="Aptos SemiBold" w:hAnsi="Aptos SemiBold"/>
-                            <w:b/>
-                            <w:bCs/>
-                            <w:color w:val="auto"/>
-                            <w:sz w:val="16"/>
-                            <w:szCs w:val="16"/>
-                          </w:rPr>
                           <w:t>SumTotalAmtDeferred</w:t>
                         </w:r>
                         <w:proofErr w:type="spellEnd"/>
@@ -2553,12 +1897,7 @@
       </w:sdt>
     </w:tbl>
     <w:p>
-      <w:pPr>
-        <w:rPr>
-          <w:sz w:val="16"/>
-          <w:szCs w:val="16"/>
-        </w:rPr>
-      </w:pPr>
+      <w:pPr/>
     </w:p>
     <w:sectPr>
       <w:headerReference w:type="even" r:id="rId8"/>
@@ -2577,7 +1916,7 @@
 </file>
 
 <file path=word/endnotes.xml><?xml version="1.0" encoding="utf-8"?>
-<w:endnotes xmlns:wpc="http://schemas.microsoft.com/office/word/2010/wordprocessingCanvas" xmlns:cx="http://schemas.microsoft.com/office/drawing/2014/chartex" xmlns:cx1="http://schemas.microsoft.com/office/drawing/2015/9/8/chartex" xmlns:cx2="http://schemas.microsoft.com/office/drawing/2015/10/21/chartex" xmlns:cx3="http://schemas.microsoft.com/office/drawing/2016/5/9/chartex" xmlns:cx4="http://schemas.microsoft.com/office/drawing/2016/5/10/chartex" xmlns:cx5="http://schemas.microsoft.com/office/drawing/2016/5/11/chartex" xmlns:cx6="http://schemas.microsoft.com/office/drawing/2016/5/12/chartex" xmlns:cx7="http://schemas.microsoft.com/office/drawing/2016/5/13/chartex" xmlns:cx8="http://schemas.microsoft.com/office/drawing/2016/5/14/chartex" xmlns:mc="http://schemas.openxmlformats.org/markup-compatibility/2006" xmlns:aink="http://schemas.microsoft.com/office/drawing/2016/ink" xmlns:am3d="http://schemas.microsoft.com/office/drawing/2017/model3d" xmlns:o="urn:schemas-microsoft-com:office:office" xmlns:oel="http://schemas.microsoft.com/office/2019/extlst" xmlns:r="http://schemas.openxmlformats.org/officeDocument/2006/relationships" xmlns:m="http://schemas.openxmlformats.org/officeDocument/2006/math" xmlns:v="urn:schemas-microsoft-com:vml" xmlns:wp14="http://schemas.microsoft.com/office/word/2010/wordprocessingDrawing" xmlns:wp="http://schemas.openxmlformats.org/drawingml/2006/wordprocessingDrawing" xmlns:w10="urn:schemas-microsoft-com:office:word" xmlns:w="http://schemas.openxmlformats.org/wordprocessingml/2006/main" xmlns:w14="http://schemas.microsoft.com/office/word/2010/wordml" xmlns:w15="http://schemas.microsoft.com/office/word/2012/wordml" xmlns:w16cex="http://schemas.microsoft.com/office/word/2018/wordml/cex" xmlns:w16cid="http://schemas.microsoft.com/office/word/2016/wordml/cid" xmlns:w16="http://schemas.microsoft.com/office/word/2018/wordml" xmlns:w16du="http://schemas.microsoft.com/office/word/2023/wordml/word16du" xmlns:w16sdtdh="http://schemas.microsoft.com/office/word/2020/wordml/sdtdatahash" xmlns:w16sdtfl="http://schemas.microsoft.com/office/word/2024/wordml/sdtformatlock" xmlns:w16se="http://schemas.microsoft.com/office/word/2015/wordml/symex" xmlns:wpg="http://schemas.microsoft.com/office/word/2010/wordprocessingGroup" xmlns:wpi="http://schemas.microsoft.com/office/word/2010/wordprocessingInk" xmlns:wne="http://schemas.microsoft.com/office/word/2006/wordml" xmlns:wps="http://schemas.microsoft.com/office/word/2010/wordprocessingShape" mc:Ignorable="w14 w15 w16se w16cid w16 w16cex w16sdtdh w16sdtfl w16du wp14">
+<w:endnotes xmlns:wpc="http://schemas.microsoft.com/office/word/2010/wordprocessingCanvas" xmlns:cx="http://schemas.microsoft.com/office/drawing/2014/chartex" xmlns:cx1="http://schemas.microsoft.com/office/drawing/2015/9/8/chartex" xmlns:cx2="http://schemas.microsoft.com/office/drawing/2015/10/21/chartex" xmlns:cx3="http://schemas.microsoft.com/office/drawing/2016/5/9/chartex" xmlns:cx4="http://schemas.microsoft.com/office/drawing/2016/5/10/chartex" xmlns:cx5="http://schemas.microsoft.com/office/drawing/2016/5/11/chartex" xmlns:cx6="http://schemas.microsoft.com/office/drawing/2016/5/12/chartex" xmlns:cx7="http://schemas.microsoft.com/office/drawing/2016/5/13/chartex" xmlns:cx8="http://schemas.microsoft.com/office/drawing/2016/5/14/chartex" xmlns:mc="http://schemas.openxmlformats.org/markup-compatibility/2006" xmlns:aink="http://schemas.microsoft.com/office/drawing/2016/ink" xmlns:am3d="http://schemas.microsoft.com/office/drawing/2017/model3d" xmlns:o="urn:schemas-microsoft-com:office:office" xmlns:oel="http://schemas.microsoft.com/office/2019/extlst" xmlns:r="http://schemas.openxmlformats.org/officeDocument/2006/relationships" xmlns:m="http://schemas.openxmlformats.org/officeDocument/2006/math" xmlns:v="urn:schemas-microsoft-com:vml" xmlns:wp14="http://schemas.microsoft.com/office/word/2010/wordprocessingDrawing" xmlns:wp="http://schemas.openxmlformats.org/drawingml/2006/wordprocessingDrawing" xmlns:w10="urn:schemas-microsoft-com:office:word" xmlns:w="http://schemas.openxmlformats.org/wordprocessingml/2006/main" xmlns:w14="http://schemas.microsoft.com/office/word/2010/wordml" xmlns:w15="http://schemas.microsoft.com/office/word/2012/wordml" xmlns:w16cei="http://schemas.microsoft.com/office/word/2026/wordml/cei" xmlns:w16cex="http://schemas.microsoft.com/office/word/2018/wordml/cex" xmlns:w16cid="http://schemas.microsoft.com/office/word/2016/wordml/cid" xmlns:w16="http://schemas.microsoft.com/office/word/2018/wordml" xmlns:w16du="http://schemas.microsoft.com/office/word/2023/wordml/word16du" xmlns:w16sdtdh="http://schemas.microsoft.com/office/word/2020/wordml/sdtdatahash" xmlns:w16sdtfl="http://schemas.microsoft.com/office/word/2024/wordml/sdtformatlock" xmlns:w16se="http://schemas.microsoft.com/office/word/2015/wordml/symex" xmlns:wpg="http://schemas.microsoft.com/office/word/2010/wordprocessingGroup" xmlns:wpi="http://schemas.microsoft.com/office/word/2010/wordprocessingInk" xmlns:wne="http://schemas.microsoft.com/office/word/2006/wordml" xmlns:wps="http://schemas.microsoft.com/office/word/2010/wordprocessingShape" mc:Ignorable="w14 w15 w16se w16cid w16 w16cex w16sdtdh w16sdtfl w16du wp14">
   <w:endnote w:type="separator" w:id="-1">
     <w:p>
       <w:pPr>
@@ -2602,7 +1941,7 @@
 </file>
 
 <file path=word/footer1.xml><?xml version="1.0" encoding="utf-8"?>
-<w:ftr xmlns:wpc="http://schemas.microsoft.com/office/word/2010/wordprocessingCanvas" xmlns:cx="http://schemas.microsoft.com/office/drawing/2014/chartex" xmlns:cx1="http://schemas.microsoft.com/office/drawing/2015/9/8/chartex" xmlns:cx2="http://schemas.microsoft.com/office/drawing/2015/10/21/chartex" xmlns:cx3="http://schemas.microsoft.com/office/drawing/2016/5/9/chartex" xmlns:cx4="http://schemas.microsoft.com/office/drawing/2016/5/10/chartex" xmlns:cx5="http://schemas.microsoft.com/office/drawing/2016/5/11/chartex" xmlns:cx6="http://schemas.microsoft.com/office/drawing/2016/5/12/chartex" xmlns:cx7="http://schemas.microsoft.com/office/drawing/2016/5/13/chartex" xmlns:cx8="http://schemas.microsoft.com/office/drawing/2016/5/14/chartex" xmlns:mc="http://schemas.openxmlformats.org/markup-compatibility/2006" xmlns:aink="http://schemas.microsoft.com/office/drawing/2016/ink" xmlns:am3d="http://schemas.microsoft.com/office/drawing/2017/model3d" xmlns:o="urn:schemas-microsoft-com:office:office" xmlns:oel="http://schemas.microsoft.com/office/2019/extlst" xmlns:r="http://schemas.openxmlformats.org/officeDocument/2006/relationships" xmlns:m="http://schemas.openxmlformats.org/officeDocument/2006/math" xmlns:v="urn:schemas-microsoft-com:vml" xmlns:wp14="http://schemas.microsoft.com/office/word/2010/wordprocessingDrawing" xmlns:wp="http://schemas.openxmlformats.org/drawingml/2006/wordprocessingDrawing" xmlns:w10="urn:schemas-microsoft-com:office:word" xmlns:w="http://schemas.openxmlformats.org/wordprocessingml/2006/main" xmlns:w14="http://schemas.microsoft.com/office/word/2010/wordml" xmlns:w15="http://schemas.microsoft.com/office/word/2012/wordml" xmlns:w16cex="http://schemas.microsoft.com/office/word/2018/wordml/cex" xmlns:w16cid="http://schemas.microsoft.com/office/word/2016/wordml/cid" xmlns:w16="http://schemas.microsoft.com/office/word/2018/wordml" xmlns:w16du="http://schemas.microsoft.com/office/word/2023/wordml/word16du" xmlns:w16sdtdh="http://schemas.microsoft.com/office/word/2020/wordml/sdtdatahash" xmlns:w16sdtfl="http://schemas.microsoft.com/office/word/2024/wordml/sdtformatlock" xmlns:w16se="http://schemas.microsoft.com/office/word/2015/wordml/symex" xmlns:wpg="http://schemas.microsoft.com/office/word/2010/wordprocessingGroup" xmlns:wpi="http://schemas.microsoft.com/office/word/2010/wordprocessingInk" xmlns:wne="http://schemas.microsoft.com/office/word/2006/wordml" xmlns:wps="http://schemas.microsoft.com/office/word/2010/wordprocessingShape" mc:Ignorable="w14 w15 w16se w16cid w16 w16cex w16sdtdh w16sdtfl w16du wp14">
+<w:ftr xmlns:wpc="http://schemas.microsoft.com/office/word/2010/wordprocessingCanvas" xmlns:cx="http://schemas.microsoft.com/office/drawing/2014/chartex" xmlns:cx1="http://schemas.microsoft.com/office/drawing/2015/9/8/chartex" xmlns:cx2="http://schemas.microsoft.com/office/drawing/2015/10/21/chartex" xmlns:cx3="http://schemas.microsoft.com/office/drawing/2016/5/9/chartex" xmlns:cx4="http://schemas.microsoft.com/office/drawing/2016/5/10/chartex" xmlns:cx5="http://schemas.microsoft.com/office/drawing/2016/5/11/chartex" xmlns:cx6="http://schemas.microsoft.com/office/drawing/2016/5/12/chartex" xmlns:cx7="http://schemas.microsoft.com/office/drawing/2016/5/13/chartex" xmlns:cx8="http://schemas.microsoft.com/office/drawing/2016/5/14/chartex" xmlns:mc="http://schemas.openxmlformats.org/markup-compatibility/2006" xmlns:aink="http://schemas.microsoft.com/office/drawing/2016/ink" xmlns:am3d="http://schemas.microsoft.com/office/drawing/2017/model3d" xmlns:o="urn:schemas-microsoft-com:office:office" xmlns:oel="http://schemas.microsoft.com/office/2019/extlst" xmlns:r="http://schemas.openxmlformats.org/officeDocument/2006/relationships" xmlns:m="http://schemas.openxmlformats.org/officeDocument/2006/math" xmlns:v="urn:schemas-microsoft-com:vml" xmlns:wp14="http://schemas.microsoft.com/office/word/2010/wordprocessingDrawing" xmlns:wp="http://schemas.openxmlformats.org/drawingml/2006/wordprocessingDrawing" xmlns:w10="urn:schemas-microsoft-com:office:word" xmlns:w="http://schemas.openxmlformats.org/wordprocessingml/2006/main" xmlns:w14="http://schemas.microsoft.com/office/word/2010/wordml" xmlns:w15="http://schemas.microsoft.com/office/word/2012/wordml" xmlns:w16cei="http://schemas.microsoft.com/office/word/2026/wordml/cei" xmlns:w16cex="http://schemas.microsoft.com/office/word/2018/wordml/cex" xmlns:w16cid="http://schemas.microsoft.com/office/word/2016/wordml/cid" xmlns:w16="http://schemas.microsoft.com/office/word/2018/wordml" xmlns:w16du="http://schemas.microsoft.com/office/word/2023/wordml/word16du" xmlns:w16sdtdh="http://schemas.microsoft.com/office/word/2020/wordml/sdtdatahash" xmlns:w16sdtfl="http://schemas.microsoft.com/office/word/2024/wordml/sdtformatlock" xmlns:w16se="http://schemas.microsoft.com/office/word/2015/wordml/symex" xmlns:wpg="http://schemas.microsoft.com/office/word/2010/wordprocessingGroup" xmlns:wpi="http://schemas.microsoft.com/office/word/2010/wordprocessingInk" xmlns:wne="http://schemas.microsoft.com/office/word/2006/wordml" xmlns:wps="http://schemas.microsoft.com/office/word/2010/wordprocessingShape" mc:Ignorable="w14 w15 w16se w16cid w16 w16cex w16sdtdh w16sdtfl w16du wp14">
   <w:p>
     <w:pPr>
       <w:pStyle w:val="Footer"/>
@@ -2612,7 +1951,7 @@
 </file>
 
 <file path=word/footer2.xml><?xml version="1.0" encoding="utf-8"?>
-<w:ftr xmlns:wpc="http://schemas.microsoft.com/office/word/2010/wordprocessingCanvas" xmlns:cx="http://schemas.microsoft.com/office/drawing/2014/chartex" xmlns:cx1="http://schemas.microsoft.com/office/drawing/2015/9/8/chartex" xmlns:cx2="http://schemas.microsoft.com/office/drawing/2015/10/21/chartex" xmlns:cx3="http://schemas.microsoft.com/office/drawing/2016/5/9/chartex" xmlns:cx4="http://schemas.microsoft.com/office/drawing/2016/5/10/chartex" xmlns:cx5="http://schemas.microsoft.com/office/drawing/2016/5/11/chartex" xmlns:cx6="http://schemas.microsoft.com/office/drawing/2016/5/12/chartex" xmlns:cx7="http://schemas.microsoft.com/office/drawing/2016/5/13/chartex" xmlns:cx8="http://schemas.microsoft.com/office/drawing/2016/5/14/chartex" xmlns:mc="http://schemas.openxmlformats.org/markup-compatibility/2006" xmlns:aink="http://schemas.microsoft.com/office/drawing/2016/ink" xmlns:am3d="http://schemas.microsoft.com/office/drawing/2017/model3d" xmlns:o="urn:schemas-microsoft-com:office:office" xmlns:oel="http://schemas.microsoft.com/office/2019/extlst" xmlns:r="http://schemas.openxmlformats.org/officeDocument/2006/relationships" xmlns:m="http://schemas.openxmlformats.org/officeDocument/2006/math" xmlns:v="urn:schemas-microsoft-com:vml" xmlns:wp14="http://schemas.microsoft.com/office/word/2010/wordprocessingDrawing" xmlns:wp="http://schemas.openxmlformats.org/drawingml/2006/wordprocessingDrawing" xmlns:w10="urn:schemas-microsoft-com:office:word" xmlns:w="http://schemas.openxmlformats.org/wordprocessingml/2006/main" xmlns:w14="http://schemas.microsoft.com/office/word/2010/wordml" xmlns:w15="http://schemas.microsoft.com/office/word/2012/wordml" xmlns:w16cex="http://schemas.microsoft.com/office/word/2018/wordml/cex" xmlns:w16cid="http://schemas.microsoft.com/office/word/2016/wordml/cid" xmlns:w16="http://schemas.microsoft.com/office/word/2018/wordml" xmlns:w16du="http://schemas.microsoft.com/office/word/2023/wordml/word16du" xmlns:w16sdtdh="http://schemas.microsoft.com/office/word/2020/wordml/sdtdatahash" xmlns:w16sdtfl="http://schemas.microsoft.com/office/word/2024/wordml/sdtformatlock" xmlns:w16se="http://schemas.microsoft.com/office/word/2015/wordml/symex" xmlns:wpg="http://schemas.microsoft.com/office/word/2010/wordprocessingGroup" xmlns:wpi="http://schemas.microsoft.com/office/word/2010/wordprocessingInk" xmlns:wne="http://schemas.microsoft.com/office/word/2006/wordml" xmlns:wps="http://schemas.microsoft.com/office/word/2010/wordprocessingShape" mc:Ignorable="w14 w15 w16se w16cid w16 w16cex w16sdtdh w16sdtfl w16du wp14">
+<w:ftr xmlns:wpc="http://schemas.microsoft.com/office/word/2010/wordprocessingCanvas" xmlns:cx="http://schemas.microsoft.com/office/drawing/2014/chartex" xmlns:cx1="http://schemas.microsoft.com/office/drawing/2015/9/8/chartex" xmlns:cx2="http://schemas.microsoft.com/office/drawing/2015/10/21/chartex" xmlns:cx3="http://schemas.microsoft.com/office/drawing/2016/5/9/chartex" xmlns:cx4="http://schemas.microsoft.com/office/drawing/2016/5/10/chartex" xmlns:cx5="http://schemas.microsoft.com/office/drawing/2016/5/11/chartex" xmlns:cx6="http://schemas.microsoft.com/office/drawing/2016/5/12/chartex" xmlns:cx7="http://schemas.microsoft.com/office/drawing/2016/5/13/chartex" xmlns:cx8="http://schemas.microsoft.com/office/drawing/2016/5/14/chartex" xmlns:mc="http://schemas.openxmlformats.org/markup-compatibility/2006" xmlns:aink="http://schemas.microsoft.com/office/drawing/2016/ink" xmlns:am3d="http://schemas.microsoft.com/office/drawing/2017/model3d" xmlns:o="urn:schemas-microsoft-com:office:office" xmlns:oel="http://schemas.microsoft.com/office/2019/extlst" xmlns:r="http://schemas.openxmlformats.org/officeDocument/2006/relationships" xmlns:m="http://schemas.openxmlformats.org/officeDocument/2006/math" xmlns:v="urn:schemas-microsoft-com:vml" xmlns:wp14="http://schemas.microsoft.com/office/word/2010/wordprocessingDrawing" xmlns:wp="http://schemas.openxmlformats.org/drawingml/2006/wordprocessingDrawing" xmlns:w10="urn:schemas-microsoft-com:office:word" xmlns:w="http://schemas.openxmlformats.org/wordprocessingml/2006/main" xmlns:w14="http://schemas.microsoft.com/office/word/2010/wordml" xmlns:w15="http://schemas.microsoft.com/office/word/2012/wordml" xmlns:w16cei="http://schemas.microsoft.com/office/word/2026/wordml/cei" xmlns:w16cex="http://schemas.microsoft.com/office/word/2018/wordml/cex" xmlns:w16cid="http://schemas.microsoft.com/office/word/2016/wordml/cid" xmlns:w16="http://schemas.microsoft.com/office/word/2018/wordml" xmlns:w16du="http://schemas.microsoft.com/office/word/2023/wordml/word16du" xmlns:w16sdtdh="http://schemas.microsoft.com/office/word/2020/wordml/sdtdatahash" xmlns:w16sdtfl="http://schemas.microsoft.com/office/word/2024/wordml/sdtformatlock" xmlns:w16se="http://schemas.microsoft.com/office/word/2015/wordml/symex" xmlns:wpg="http://schemas.microsoft.com/office/word/2010/wordprocessingGroup" xmlns:wpi="http://schemas.microsoft.com/office/word/2010/wordprocessingInk" xmlns:wne="http://schemas.microsoft.com/office/word/2006/wordml" xmlns:wps="http://schemas.microsoft.com/office/word/2010/wordprocessingShape" mc:Ignorable="w14 w15 w16se w16cid w16 w16cex w16sdtdh w16sdtfl w16du wp14">
   <w:p>
     <w:pPr>
       <w:pStyle w:val="Footer"/>
@@ -2622,7 +1961,7 @@
 </file>
 
 <file path=word/footer3.xml><?xml version="1.0" encoding="utf-8"?>
-<w:ftr xmlns:wpc="http://schemas.microsoft.com/office/word/2010/wordprocessingCanvas" xmlns:cx="http://schemas.microsoft.com/office/drawing/2014/chartex" xmlns:cx1="http://schemas.microsoft.com/office/drawing/2015/9/8/chartex" xmlns:cx2="http://schemas.microsoft.com/office/drawing/2015/10/21/chartex" xmlns:cx3="http://schemas.microsoft.com/office/drawing/2016/5/9/chartex" xmlns:cx4="http://schemas.microsoft.com/office/drawing/2016/5/10/chartex" xmlns:cx5="http://schemas.microsoft.com/office/drawing/2016/5/11/chartex" xmlns:cx6="http://schemas.microsoft.com/office/drawing/2016/5/12/chartex" xmlns:cx7="http://schemas.microsoft.com/office/drawing/2016/5/13/chartex" xmlns:cx8="http://schemas.microsoft.com/office/drawing/2016/5/14/chartex" xmlns:mc="http://schemas.openxmlformats.org/markup-compatibility/2006" xmlns:aink="http://schemas.microsoft.com/office/drawing/2016/ink" xmlns:am3d="http://schemas.microsoft.com/office/drawing/2017/model3d" xmlns:o="urn:schemas-microsoft-com:office:office" xmlns:oel="http://schemas.microsoft.com/office/2019/extlst" xmlns:r="http://schemas.openxmlformats.org/officeDocument/2006/relationships" xmlns:m="http://schemas.openxmlformats.org/officeDocument/2006/math" xmlns:v="urn:schemas-microsoft-com:vml" xmlns:wp14="http://schemas.microsoft.com/office/word/2010/wordprocessingDrawing" xmlns:wp="http://schemas.openxmlformats.org/drawingml/2006/wordprocessingDrawing" xmlns:w10="urn:schemas-microsoft-com:office:word" xmlns:w="http://schemas.openxmlformats.org/wordprocessingml/2006/main" xmlns:w14="http://schemas.microsoft.com/office/word/2010/wordml" xmlns:w15="http://schemas.microsoft.com/office/word/2012/wordml" xmlns:w16cex="http://schemas.microsoft.com/office/word/2018/wordml/cex" xmlns:w16cid="http://schemas.microsoft.com/office/word/2016/wordml/cid" xmlns:w16="http://schemas.microsoft.com/office/word/2018/wordml" xmlns:w16du="http://schemas.microsoft.com/office/word/2023/wordml/word16du" xmlns:w16sdtdh="http://schemas.microsoft.com/office/word/2020/wordml/sdtdatahash" xmlns:w16sdtfl="http://schemas.microsoft.com/office/word/2024/wordml/sdtformatlock" xmlns:w16se="http://schemas.microsoft.com/office/word/2015/wordml/symex" xmlns:wpg="http://schemas.microsoft.com/office/word/2010/wordprocessingGroup" xmlns:wpi="http://schemas.microsoft.com/office/word/2010/wordprocessingInk" xmlns:wne="http://schemas.microsoft.com/office/word/2006/wordml" xmlns:wps="http://schemas.microsoft.com/office/word/2010/wordprocessingShape" mc:Ignorable="w14 w15 w16se w16cid w16 w16cex w16sdtdh w16sdtfl w16du wp14">
+<w:ftr xmlns:wpc="http://schemas.microsoft.com/office/word/2010/wordprocessingCanvas" xmlns:cx="http://schemas.microsoft.com/office/drawing/2014/chartex" xmlns:cx1="http://schemas.microsoft.com/office/drawing/2015/9/8/chartex" xmlns:cx2="http://schemas.microsoft.com/office/drawing/2015/10/21/chartex" xmlns:cx3="http://schemas.microsoft.com/office/drawing/2016/5/9/chartex" xmlns:cx4="http://schemas.microsoft.com/office/drawing/2016/5/10/chartex" xmlns:cx5="http://schemas.microsoft.com/office/drawing/2016/5/11/chartex" xmlns:cx6="http://schemas.microsoft.com/office/drawing/2016/5/12/chartex" xmlns:cx7="http://schemas.microsoft.com/office/drawing/2016/5/13/chartex" xmlns:cx8="http://schemas.microsoft.com/office/drawing/2016/5/14/chartex" xmlns:mc="http://schemas.openxmlformats.org/markup-compatibility/2006" xmlns:aink="http://schemas.microsoft.com/office/drawing/2016/ink" xmlns:am3d="http://schemas.microsoft.com/office/drawing/2017/model3d" xmlns:o="urn:schemas-microsoft-com:office:office" xmlns:oel="http://schemas.microsoft.com/office/2019/extlst" xmlns:r="http://schemas.openxmlformats.org/officeDocument/2006/relationships" xmlns:m="http://schemas.openxmlformats.org/officeDocument/2006/math" xmlns:v="urn:schemas-microsoft-com:vml" xmlns:wp14="http://schemas.microsoft.com/office/word/2010/wordprocessingDrawing" xmlns:wp="http://schemas.openxmlformats.org/drawingml/2006/wordprocessingDrawing" xmlns:w10="urn:schemas-microsoft-com:office:word" xmlns:w="http://schemas.openxmlformats.org/wordprocessingml/2006/main" xmlns:w14="http://schemas.microsoft.com/office/word/2010/wordml" xmlns:w15="http://schemas.microsoft.com/office/word/2012/wordml" xmlns:w16cei="http://schemas.microsoft.com/office/word/2026/wordml/cei" xmlns:w16cex="http://schemas.microsoft.com/office/word/2018/wordml/cex" xmlns:w16cid="http://schemas.microsoft.com/office/word/2016/wordml/cid" xmlns:w16="http://schemas.microsoft.com/office/word/2018/wordml" xmlns:w16du="http://schemas.microsoft.com/office/word/2023/wordml/word16du" xmlns:w16sdtdh="http://schemas.microsoft.com/office/word/2020/wordml/sdtdatahash" xmlns:w16sdtfl="http://schemas.microsoft.com/office/word/2024/wordml/sdtformatlock" xmlns:w16se="http://schemas.microsoft.com/office/word/2015/wordml/symex" xmlns:wpg="http://schemas.microsoft.com/office/word/2010/wordprocessingGroup" xmlns:wpi="http://schemas.microsoft.com/office/word/2010/wordprocessingInk" xmlns:wne="http://schemas.microsoft.com/office/word/2006/wordml" xmlns:wps="http://schemas.microsoft.com/office/word/2010/wordprocessingShape" mc:Ignorable="w14 w15 w16se w16cid w16 w16cex w16sdtdh w16sdtfl w16du wp14">
   <w:p>
     <w:pPr>
       <w:pStyle w:val="Footer"/>
@@ -2632,7 +1971,7 @@
 </file>
 
 <file path=word/footnotes.xml><?xml version="1.0" encoding="utf-8"?>
-<w:footnotes xmlns:wpc="http://schemas.microsoft.com/office/word/2010/wordprocessingCanvas" xmlns:cx="http://schemas.microsoft.com/office/drawing/2014/chartex" xmlns:cx1="http://schemas.microsoft.com/office/drawing/2015/9/8/chartex" xmlns:cx2="http://schemas.microsoft.com/office/drawing/2015/10/21/chartex" xmlns:cx3="http://schemas.microsoft.com/office/drawing/2016/5/9/chartex" xmlns:cx4="http://schemas.microsoft.com/office/drawing/2016/5/10/chartex" xmlns:cx5="http://schemas.microsoft.com/office/drawing/2016/5/11/chartex" xmlns:cx6="http://schemas.microsoft.com/office/drawing/2016/5/12/chartex" xmlns:cx7="http://schemas.microsoft.com/office/drawing/2016/5/13/chartex" xmlns:cx8="http://schemas.microsoft.com/office/drawing/2016/5/14/chartex" xmlns:mc="http://schemas.openxmlformats.org/markup-compatibility/2006" xmlns:aink="http://schemas.microsoft.com/office/drawing/2016/ink" xmlns:am3d="http://schemas.microsoft.com/office/drawing/2017/model3d" xmlns:o="urn:schemas-microsoft-com:office:office" xmlns:oel="http://schemas.microsoft.com/office/2019/extlst" xmlns:r="http://schemas.openxmlformats.org/officeDocument/2006/relationships" xmlns:m="http://schemas.openxmlformats.org/officeDocument/2006/math" xmlns:v="urn:schemas-microsoft-com:vml" xmlns:wp14="http://schemas.microsoft.com/office/word/2010/wordprocessingDrawing" xmlns:wp="http://schemas.openxmlformats.org/drawingml/2006/wordprocessingDrawing" xmlns:w10="urn:schemas-microsoft-com:office:word" xmlns:w="http://schemas.openxmlformats.org/wordprocessingml/2006/main" xmlns:w14="http://schemas.microsoft.com/office/word/2010/wordml" xmlns:w15="http://schemas.microsoft.com/office/word/2012/wordml" xmlns:w16cex="http://schemas.microsoft.com/office/word/2018/wordml/cex" xmlns:w16cid="http://schemas.microsoft.com/office/word/2016/wordml/cid" xmlns:w16="http://schemas.microsoft.com/office/word/2018/wordml" xmlns:w16du="http://schemas.microsoft.com/office/word/2023/wordml/word16du" xmlns:w16sdtdh="http://schemas.microsoft.com/office/word/2020/wordml/sdtdatahash" xmlns:w16sdtfl="http://schemas.microsoft.com/office/word/2024/wordml/sdtformatlock" xmlns:w16se="http://schemas.microsoft.com/office/word/2015/wordml/symex" xmlns:wpg="http://schemas.microsoft.com/office/word/2010/wordprocessingGroup" xmlns:wpi="http://schemas.microsoft.com/office/word/2010/wordprocessingInk" xmlns:wne="http://schemas.microsoft.com/office/word/2006/wordml" xmlns:wps="http://schemas.microsoft.com/office/word/2010/wordprocessingShape" mc:Ignorable="w14 w15 w16se w16cid w16 w16cex w16sdtdh w16sdtfl w16du wp14">
+<w:footnotes xmlns:wpc="http://schemas.microsoft.com/office/word/2010/wordprocessingCanvas" xmlns:cx="http://schemas.microsoft.com/office/drawing/2014/chartex" xmlns:cx1="http://schemas.microsoft.com/office/drawing/2015/9/8/chartex" xmlns:cx2="http://schemas.microsoft.com/office/drawing/2015/10/21/chartex" xmlns:cx3="http://schemas.microsoft.com/office/drawing/2016/5/9/chartex" xmlns:cx4="http://schemas.microsoft.com/office/drawing/2016/5/10/chartex" xmlns:cx5="http://schemas.microsoft.com/office/drawing/2016/5/11/chartex" xmlns:cx6="http://schemas.microsoft.com/office/drawing/2016/5/12/chartex" xmlns:cx7="http://schemas.microsoft.com/office/drawing/2016/5/13/chartex" xmlns:cx8="http://schemas.microsoft.com/office/drawing/2016/5/14/chartex" xmlns:mc="http://schemas.openxmlformats.org/markup-compatibility/2006" xmlns:aink="http://schemas.microsoft.com/office/drawing/2016/ink" xmlns:am3d="http://schemas.microsoft.com/office/drawing/2017/model3d" xmlns:o="urn:schemas-microsoft-com:office:office" xmlns:oel="http://schemas.microsoft.com/office/2019/extlst" xmlns:r="http://schemas.openxmlformats.org/officeDocument/2006/relationships" xmlns:m="http://schemas.openxmlformats.org/officeDocument/2006/math" xmlns:v="urn:schemas-microsoft-com:vml" xmlns:wp14="http://schemas.microsoft.com/office/word/2010/wordprocessingDrawing" xmlns:wp="http://schemas.openxmlformats.org/drawingml/2006/wordprocessingDrawing" xmlns:w10="urn:schemas-microsoft-com:office:word" xmlns:w="http://schemas.openxmlformats.org/wordprocessingml/2006/main" xmlns:w14="http://schemas.microsoft.com/office/word/2010/wordml" xmlns:w15="http://schemas.microsoft.com/office/word/2012/wordml" xmlns:w16cei="http://schemas.microsoft.com/office/word/2026/wordml/cei" xmlns:w16cex="http://schemas.microsoft.com/office/word/2018/wordml/cex" xmlns:w16cid="http://schemas.microsoft.com/office/word/2016/wordml/cid" xmlns:w16="http://schemas.microsoft.com/office/word/2018/wordml" xmlns:w16du="http://schemas.microsoft.com/office/word/2023/wordml/word16du" xmlns:w16sdtdh="http://schemas.microsoft.com/office/word/2020/wordml/sdtdatahash" xmlns:w16sdtfl="http://schemas.microsoft.com/office/word/2024/wordml/sdtformatlock" xmlns:w16se="http://schemas.microsoft.com/office/word/2015/wordml/symex" xmlns:wpg="http://schemas.microsoft.com/office/word/2010/wordprocessingGroup" xmlns:wpi="http://schemas.microsoft.com/office/word/2010/wordprocessingInk" xmlns:wne="http://schemas.microsoft.com/office/word/2006/wordml" xmlns:wps="http://schemas.microsoft.com/office/word/2010/wordprocessingShape" mc:Ignorable="w14 w15 w16se w16cid w16 w16cex w16sdtdh w16sdtfl w16du wp14">
   <w:footnote w:type="separator" w:id="-1">
     <w:p>
       <w:pPr>
@@ -2657,7 +1996,7 @@
 </file>
 
 <file path=word/header1.xml><?xml version="1.0" encoding="utf-8"?>
-<w:hdr xmlns:wpc="http://schemas.microsoft.com/office/word/2010/wordprocessingCanvas" xmlns:cx="http://schemas.microsoft.com/office/drawing/2014/chartex" xmlns:cx1="http://schemas.microsoft.com/office/drawing/2015/9/8/chartex" xmlns:cx2="http://schemas.microsoft.com/office/drawing/2015/10/21/chartex" xmlns:cx3="http://schemas.microsoft.com/office/drawing/2016/5/9/chartex" xmlns:cx4="http://schemas.microsoft.com/office/drawing/2016/5/10/chartex" xmlns:cx5="http://schemas.microsoft.com/office/drawing/2016/5/11/chartex" xmlns:cx6="http://schemas.microsoft.com/office/drawing/2016/5/12/chartex" xmlns:cx7="http://schemas.microsoft.com/office/drawing/2016/5/13/chartex" xmlns:cx8="http://schemas.microsoft.com/office/drawing/2016/5/14/chartex" xmlns:mc="http://schemas.openxmlformats.org/markup-compatibility/2006" xmlns:aink="http://schemas.microsoft.com/office/drawing/2016/ink" xmlns:am3d="http://schemas.microsoft.com/office/drawing/2017/model3d" xmlns:o="urn:schemas-microsoft-com:office:office" xmlns:oel="http://schemas.microsoft.com/office/2019/extlst" xmlns:r="http://schemas.openxmlformats.org/officeDocument/2006/relationships" xmlns:m="http://schemas.openxmlformats.org/officeDocument/2006/math" xmlns:v="urn:schemas-microsoft-com:vml" xmlns:wp14="http://schemas.microsoft.com/office/word/2010/wordprocessingDrawing" xmlns:wp="http://schemas.openxmlformats.org/drawingml/2006/wordprocessingDrawing" xmlns:w10="urn:schemas-microsoft-com:office:word" xmlns:w="http://schemas.openxmlformats.org/wordprocessingml/2006/main" xmlns:w14="http://schemas.microsoft.com/office/word/2010/wordml" xmlns:w15="http://schemas.microsoft.com/office/word/2012/wordml" xmlns:w16cex="http://schemas.microsoft.com/office/word/2018/wordml/cex" xmlns:w16cid="http://schemas.microsoft.com/office/word/2016/wordml/cid" xmlns:w16="http://schemas.microsoft.com/office/word/2018/wordml" xmlns:w16du="http://schemas.microsoft.com/office/word/2023/wordml/word16du" xmlns:w16sdtdh="http://schemas.microsoft.com/office/word/2020/wordml/sdtdatahash" xmlns:w16sdtfl="http://schemas.microsoft.com/office/word/2024/wordml/sdtformatlock" xmlns:w16se="http://schemas.microsoft.com/office/word/2015/wordml/symex" xmlns:wpg="http://schemas.microsoft.com/office/word/2010/wordprocessingGroup" xmlns:wpi="http://schemas.microsoft.com/office/word/2010/wordprocessingInk" xmlns:wne="http://schemas.microsoft.com/office/word/2006/wordml" xmlns:wps="http://schemas.microsoft.com/office/word/2010/wordprocessingShape" mc:Ignorable="w14 w15 w16se w16cid w16 w16cex w16sdtdh w16sdtfl w16du wp14">
+<w:hdr xmlns:wpc="http://schemas.microsoft.com/office/word/2010/wordprocessingCanvas" xmlns:cx="http://schemas.microsoft.com/office/drawing/2014/chartex" xmlns:cx1="http://schemas.microsoft.com/office/drawing/2015/9/8/chartex" xmlns:cx2="http://schemas.microsoft.com/office/drawing/2015/10/21/chartex" xmlns:cx3="http://schemas.microsoft.com/office/drawing/2016/5/9/chartex" xmlns:cx4="http://schemas.microsoft.com/office/drawing/2016/5/10/chartex" xmlns:cx5="http://schemas.microsoft.com/office/drawing/2016/5/11/chartex" xmlns:cx6="http://schemas.microsoft.com/office/drawing/2016/5/12/chartex" xmlns:cx7="http://schemas.microsoft.com/office/drawing/2016/5/13/chartex" xmlns:cx8="http://schemas.microsoft.com/office/drawing/2016/5/14/chartex" xmlns:mc="http://schemas.openxmlformats.org/markup-compatibility/2006" xmlns:aink="http://schemas.microsoft.com/office/drawing/2016/ink" xmlns:am3d="http://schemas.microsoft.com/office/drawing/2017/model3d" xmlns:o="urn:schemas-microsoft-com:office:office" xmlns:oel="http://schemas.microsoft.com/office/2019/extlst" xmlns:r="http://schemas.openxmlformats.org/officeDocument/2006/relationships" xmlns:m="http://schemas.openxmlformats.org/officeDocument/2006/math" xmlns:v="urn:schemas-microsoft-com:vml" xmlns:wp14="http://schemas.microsoft.com/office/word/2010/wordprocessingDrawing" xmlns:wp="http://schemas.openxmlformats.org/drawingml/2006/wordprocessingDrawing" xmlns:w10="urn:schemas-microsoft-com:office:word" xmlns:w="http://schemas.openxmlformats.org/wordprocessingml/2006/main" xmlns:w14="http://schemas.microsoft.com/office/word/2010/wordml" xmlns:w15="http://schemas.microsoft.com/office/word/2012/wordml" xmlns:w16cei="http://schemas.microsoft.com/office/word/2026/wordml/cei" xmlns:w16cex="http://schemas.microsoft.com/office/word/2018/wordml/cex" xmlns:w16cid="http://schemas.microsoft.com/office/word/2016/wordml/cid" xmlns:w16="http://schemas.microsoft.com/office/word/2018/wordml" xmlns:w16du="http://schemas.microsoft.com/office/word/2023/wordml/word16du" xmlns:w16sdtdh="http://schemas.microsoft.com/office/word/2020/wordml/sdtdatahash" xmlns:w16sdtfl="http://schemas.microsoft.com/office/word/2024/wordml/sdtformatlock" xmlns:w16se="http://schemas.microsoft.com/office/word/2015/wordml/symex" xmlns:wpg="http://schemas.microsoft.com/office/word/2010/wordprocessingGroup" xmlns:wpi="http://schemas.microsoft.com/office/word/2010/wordprocessingInk" xmlns:wne="http://schemas.microsoft.com/office/word/2006/wordml" xmlns:wps="http://schemas.microsoft.com/office/word/2010/wordprocessingShape" mc:Ignorable="w14 w15 w16se w16cid w16 w16cex w16sdtdh w16sdtfl w16du wp14">
   <w:p>
     <w:pPr>
       <w:pStyle w:val="Header"/>
@@ -2667,7 +2006,7 @@
 </file>
 
 <file path=word/header2.xml><?xml version="1.0" encoding="utf-8"?>
-<w:hdr xmlns:wpc="http://schemas.microsoft.com/office/word/2010/wordprocessingCanvas" xmlns:cx="http://schemas.microsoft.com/office/drawing/2014/chartex" xmlns:cx1="http://schemas.microsoft.com/office/drawing/2015/9/8/chartex" xmlns:cx2="http://schemas.microsoft.com/office/drawing/2015/10/21/chartex" xmlns:cx3="http://schemas.microsoft.com/office/drawing/2016/5/9/chartex" xmlns:cx4="http://schemas.microsoft.com/office/drawing/2016/5/10/chartex" xmlns:cx5="http://schemas.microsoft.com/office/drawing/2016/5/11/chartex" xmlns:cx6="http://schemas.microsoft.com/office/drawing/2016/5/12/chartex" xmlns:cx7="http://schemas.microsoft.com/office/drawing/2016/5/13/chartex" xmlns:cx8="http://schemas.microsoft.com/office/drawing/2016/5/14/chartex" xmlns:mc="http://schemas.openxmlformats.org/markup-compatibility/2006" xmlns:aink="http://schemas.microsoft.com/office/drawing/2016/ink" xmlns:am3d="http://schemas.microsoft.com/office/drawing/2017/model3d" xmlns:o="urn:schemas-microsoft-com:office:office" xmlns:oel="http://schemas.microsoft.com/office/2019/extlst" xmlns:r="http://schemas.openxmlformats.org/officeDocument/2006/relationships" xmlns:m="http://schemas.openxmlformats.org/officeDocument/2006/math" xmlns:v="urn:schemas-microsoft-com:vml" xmlns:wp14="http://schemas.microsoft.com/office/word/2010/wordprocessingDrawing" xmlns:wp="http://schemas.openxmlformats.org/drawingml/2006/wordprocessingDrawing" xmlns:w10="urn:schemas-microsoft-com:office:word" xmlns:w="http://schemas.openxmlformats.org/wordprocessingml/2006/main" xmlns:w14="http://schemas.microsoft.com/office/word/2010/wordml" xmlns:w15="http://schemas.microsoft.com/office/word/2012/wordml" xmlns:w16cex="http://schemas.microsoft.com/office/word/2018/wordml/cex" xmlns:w16cid="http://schemas.microsoft.com/office/word/2016/wordml/cid" xmlns:w16="http://schemas.microsoft.com/office/word/2018/wordml" xmlns:w16du="http://schemas.microsoft.com/office/word/2023/wordml/word16du" xmlns:w16sdtdh="http://schemas.microsoft.com/office/word/2020/wordml/sdtdatahash" xmlns:w16sdtfl="http://schemas.microsoft.com/office/word/2024/wordml/sdtformatlock" xmlns:w16se="http://schemas.microsoft.com/office/word/2015/wordml/symex" xmlns:wpg="http://schemas.microsoft.com/office/word/2010/wordprocessingGroup" xmlns:wpi="http://schemas.microsoft.com/office/word/2010/wordprocessingInk" xmlns:wne="http://schemas.microsoft.com/office/word/2006/wordml" xmlns:wps="http://schemas.microsoft.com/office/word/2010/wordprocessingShape" mc:Ignorable="w14 w15 w16se w16cid w16 w16cex w16sdtdh w16sdtfl w16du wp14">
+<w:hdr xmlns:wpc="http://schemas.microsoft.com/office/word/2010/wordprocessingCanvas" xmlns:cx="http://schemas.microsoft.com/office/drawing/2014/chartex" xmlns:cx1="http://schemas.microsoft.com/office/drawing/2015/9/8/chartex" xmlns:cx2="http://schemas.microsoft.com/office/drawing/2015/10/21/chartex" xmlns:cx3="http://schemas.microsoft.com/office/drawing/2016/5/9/chartex" xmlns:cx4="http://schemas.microsoft.com/office/drawing/2016/5/10/chartex" xmlns:cx5="http://schemas.microsoft.com/office/drawing/2016/5/11/chartex" xmlns:cx6="http://schemas.microsoft.com/office/drawing/2016/5/12/chartex" xmlns:cx7="http://schemas.microsoft.com/office/drawing/2016/5/13/chartex" xmlns:cx8="http://schemas.microsoft.com/office/drawing/2016/5/14/chartex" xmlns:mc="http://schemas.openxmlformats.org/markup-compatibility/2006" xmlns:aink="http://schemas.microsoft.com/office/drawing/2016/ink" xmlns:am3d="http://schemas.microsoft.com/office/drawing/2017/model3d" xmlns:o="urn:schemas-microsoft-com:office:office" xmlns:oel="http://schemas.microsoft.com/office/2019/extlst" xmlns:r="http://schemas.openxmlformats.org/officeDocument/2006/relationships" xmlns:m="http://schemas.openxmlformats.org/officeDocument/2006/math" xmlns:v="urn:schemas-microsoft-com:vml" xmlns:wp14="http://schemas.microsoft.com/office/word/2010/wordprocessingDrawing" xmlns:wp="http://schemas.openxmlformats.org/drawingml/2006/wordprocessingDrawing" xmlns:w10="urn:schemas-microsoft-com:office:word" xmlns:w="http://schemas.openxmlformats.org/wordprocessingml/2006/main" xmlns:w14="http://schemas.microsoft.com/office/word/2010/wordml" xmlns:w15="http://schemas.microsoft.com/office/word/2012/wordml" xmlns:w16cei="http://schemas.microsoft.com/office/word/2026/wordml/cei" xmlns:w16cex="http://schemas.microsoft.com/office/word/2018/wordml/cex" xmlns:w16cid="http://schemas.microsoft.com/office/word/2016/wordml/cid" xmlns:w16="http://schemas.microsoft.com/office/word/2018/wordml" xmlns:w16du="http://schemas.microsoft.com/office/word/2023/wordml/word16du" xmlns:w16sdtdh="http://schemas.microsoft.com/office/word/2020/wordml/sdtdatahash" xmlns:w16sdtfl="http://schemas.microsoft.com/office/word/2024/wordml/sdtformatlock" xmlns:w16se="http://schemas.microsoft.com/office/word/2015/wordml/symex" xmlns:wpg="http://schemas.microsoft.com/office/word/2010/wordprocessingGroup" xmlns:wpi="http://schemas.microsoft.com/office/word/2010/wordprocessingInk" xmlns:wne="http://schemas.microsoft.com/office/word/2006/wordml" xmlns:wps="http://schemas.microsoft.com/office/word/2010/wordprocessingShape" mc:Ignorable="w14 w15 w16se w16cid w16 w16cex w16sdtdh w16sdtfl w16du wp14">
   <w:p>
     <w:pPr>
       <w:pStyle w:val="Header"/>
@@ -2677,7 +2016,7 @@
 </file>
 
 <file path=word/header3.xml><?xml version="1.0" encoding="utf-8"?>
-<w:hdr xmlns:wpc="http://schemas.microsoft.com/office/word/2010/wordprocessingCanvas" xmlns:cx="http://schemas.microsoft.com/office/drawing/2014/chartex" xmlns:cx1="http://schemas.microsoft.com/office/drawing/2015/9/8/chartex" xmlns:cx2="http://schemas.microsoft.com/office/drawing/2015/10/21/chartex" xmlns:cx3="http://schemas.microsoft.com/office/drawing/2016/5/9/chartex" xmlns:cx4="http://schemas.microsoft.com/office/drawing/2016/5/10/chartex" xmlns:cx5="http://schemas.microsoft.com/office/drawing/2016/5/11/chartex" xmlns:cx6="http://schemas.microsoft.com/office/drawing/2016/5/12/chartex" xmlns:cx7="http://schemas.microsoft.com/office/drawing/2016/5/13/chartex" xmlns:cx8="http://schemas.microsoft.com/office/drawing/2016/5/14/chartex" xmlns:mc="http://schemas.openxmlformats.org/markup-compatibility/2006" xmlns:aink="http://schemas.microsoft.com/office/drawing/2016/ink" xmlns:am3d="http://schemas.microsoft.com/office/drawing/2017/model3d" xmlns:o="urn:schemas-microsoft-com:office:office" xmlns:oel="http://schemas.microsoft.com/office/2019/extlst" xmlns:r="http://schemas.openxmlformats.org/officeDocument/2006/relationships" xmlns:m="http://schemas.openxmlformats.org/officeDocument/2006/math" xmlns:v="urn:schemas-microsoft-com:vml" xmlns:wp14="http://schemas.microsoft.com/office/word/2010/wordprocessingDrawing" xmlns:wp="http://schemas.openxmlformats.org/drawingml/2006/wordprocessingDrawing" xmlns:w10="urn:schemas-microsoft-com:office:word" xmlns:w="http://schemas.openxmlformats.org/wordprocessingml/2006/main" xmlns:w14="http://schemas.microsoft.com/office/word/2010/wordml" xmlns:w15="http://schemas.microsoft.com/office/word/2012/wordml" xmlns:w16cex="http://schemas.microsoft.com/office/word/2018/wordml/cex" xmlns:w16cid="http://schemas.microsoft.com/office/word/2016/wordml/cid" xmlns:w16="http://schemas.microsoft.com/office/word/2018/wordml" xmlns:w16du="http://schemas.microsoft.com/office/word/2023/wordml/word16du" xmlns:w16sdtdh="http://schemas.microsoft.com/office/word/2020/wordml/sdtdatahash" xmlns:w16sdtfl="http://schemas.microsoft.com/office/word/2024/wordml/sdtformatlock" xmlns:w16se="http://schemas.microsoft.com/office/word/2015/wordml/symex" xmlns:wpg="http://schemas.microsoft.com/office/word/2010/wordprocessingGroup" xmlns:wpi="http://schemas.microsoft.com/office/word/2010/wordprocessingInk" xmlns:wne="http://schemas.microsoft.com/office/word/2006/wordml" xmlns:wps="http://schemas.microsoft.com/office/word/2010/wordprocessingShape" mc:Ignorable="w14 w15 w16se w16cid w16 w16cex w16sdtdh w16sdtfl w16du wp14">
+<w:hdr xmlns:wpc="http://schemas.microsoft.com/office/word/2010/wordprocessingCanvas" xmlns:cx="http://schemas.microsoft.com/office/drawing/2014/chartex" xmlns:cx1="http://schemas.microsoft.com/office/drawing/2015/9/8/chartex" xmlns:cx2="http://schemas.microsoft.com/office/drawing/2015/10/21/chartex" xmlns:cx3="http://schemas.microsoft.com/office/drawing/2016/5/9/chartex" xmlns:cx4="http://schemas.microsoft.com/office/drawing/2016/5/10/chartex" xmlns:cx5="http://schemas.microsoft.com/office/drawing/2016/5/11/chartex" xmlns:cx6="http://schemas.microsoft.com/office/drawing/2016/5/12/chartex" xmlns:cx7="http://schemas.microsoft.com/office/drawing/2016/5/13/chartex" xmlns:cx8="http://schemas.microsoft.com/office/drawing/2016/5/14/chartex" xmlns:mc="http://schemas.openxmlformats.org/markup-compatibility/2006" xmlns:aink="http://schemas.microsoft.com/office/drawing/2016/ink" xmlns:am3d="http://schemas.microsoft.com/office/drawing/2017/model3d" xmlns:o="urn:schemas-microsoft-com:office:office" xmlns:oel="http://schemas.microsoft.com/office/2019/extlst" xmlns:r="http://schemas.openxmlformats.org/officeDocument/2006/relationships" xmlns:m="http://schemas.openxmlformats.org/officeDocument/2006/math" xmlns:v="urn:schemas-microsoft-com:vml" xmlns:wp14="http://schemas.microsoft.com/office/word/2010/wordprocessingDrawing" xmlns:wp="http://schemas.openxmlformats.org/drawingml/2006/wordprocessingDrawing" xmlns:w10="urn:schemas-microsoft-com:office:word" xmlns:w="http://schemas.openxmlformats.org/wordprocessingml/2006/main" xmlns:w14="http://schemas.microsoft.com/office/word/2010/wordml" xmlns:w15="http://schemas.microsoft.com/office/word/2012/wordml" xmlns:w16cei="http://schemas.microsoft.com/office/word/2026/wordml/cei" xmlns:w16cex="http://schemas.microsoft.com/office/word/2018/wordml/cex" xmlns:w16cid="http://schemas.microsoft.com/office/word/2016/wordml/cid" xmlns:w16="http://schemas.microsoft.com/office/word/2018/wordml" xmlns:w16du="http://schemas.microsoft.com/office/word/2023/wordml/word16du" xmlns:w16sdtdh="http://schemas.microsoft.com/office/word/2020/wordml/sdtdatahash" xmlns:w16sdtfl="http://schemas.microsoft.com/office/word/2024/wordml/sdtformatlock" xmlns:w16se="http://schemas.microsoft.com/office/word/2015/wordml/symex" xmlns:wpg="http://schemas.microsoft.com/office/word/2010/wordprocessingGroup" xmlns:wpi="http://schemas.microsoft.com/office/word/2010/wordprocessingInk" xmlns:wne="http://schemas.microsoft.com/office/word/2006/wordml" xmlns:wps="http://schemas.microsoft.com/office/word/2010/wordprocessingShape" mc:Ignorable="w14 w15 w16se w16cid w16 w16cex w16sdtdh w16sdtfl w16du wp14">
   <w:p>
     <w:pPr>
       <w:pStyle w:val="Header"/>
@@ -3238,11 +2577,266 @@
       </w:tblCellMar>
     </w:tblPr>
   </w:style>
+  <w:style w:type="character" w:styleId="PlaceholderText">
+    <w:name w:val="Placeholder Text"/>
+    <w:basedOn w:val="DefaultParagraphFont"/>
+    <w:uiPriority w:val="99"/>
+    <w:semiHidden/>
+    <w:rsid w:val="00930630"/>
+    <w:rPr>
+      <w:color w:val="666666"/>
+    </w:rPr>
+  </w:style>
+  <w:style w:type="paragraph" w:styleId="NoSpacing">
+    <w:name w:val="No Spacing"/>
+    <w:uiPriority w:val="1"/>
+    <w:qFormat/>
+    <w:rsid w:val="00416FC2"/>
+    <w:pPr>
+      <w:spacing w:after="0" w:line="240" w:lineRule="auto"/>
+    </w:pPr>
+    <w:rPr>
+      <w:rFonts w:asciiTheme="minorHAnsi" w:hAnsiTheme="minorHAnsi" w:eastAsiaTheme="minorHAnsi" w:cstheme="minorBidi"/>
+      <w:color w:val="242424" w:themeColor="text1"/>
+    </w:rPr>
+  </w:style>
+  <w:style w:type="paragraph" w:customStyle="1" w:styleId="BCNumber">
+    <w:name w:val="BC Number"/>
+    <w:basedOn w:val="NoSpacing"/>
+    <w:next w:val="Normal"/>
+    <w:uiPriority w:val="2"/>
+    <w:qFormat/>
+    <w:pPr>
+      <w:spacing w:before="0" w:after="0" w:line="240" w:lineRule="auto"/>
+    </w:pPr>
+    <w:rPr>
+      <w:rFonts w:asciiTheme="minorHAnsi" w:hAnsiTheme="minorHAnsi" w:eastAsiaTheme="minorHAnsi" w:cstheme="minorBidi"/>
+      <w:color w:val="242424" w:themeColor="text1"/>
+      <w14:numForm w14:val="tabular"/>
+      <w14:numSpacing w14:val="tabular"/>
+    </w:rPr>
+  </w:style>
+  <w:style w:type="paragraph" w:customStyle="1" w:styleId="BCLabel">
+    <w:name w:val="BC Label"/>
+    <w:basedOn w:val="NoSpacing"/>
+    <w:next w:val="Normal"/>
+    <w:uiPriority w:val="2"/>
+    <w:qFormat/>
+    <w:pPr>
+      <w:keepNext/>
+      <w:spacing w:before="0" w:after="0" w:line="240" w:lineRule="auto"/>
+    </w:pPr>
+    <w:rPr>
+      <w:rFonts w:asciiTheme="majorHAnsi" w:hAnsiTheme="majorHAnsi" w:eastAsiaTheme="majorEastAsia" w:cstheme="majorBidi"/>
+      <w:color w:val="242424" w:themeColor="text1"/>
+    </w:rPr>
+  </w:style>
+  <w:style w:type="paragraph" w:customStyle="1" w:styleId="BCLabelNumber">
+    <w:name w:val="BC Label Number"/>
+    <w:basedOn w:val="BCLabel"/>
+    <w:next w:val="Normal"/>
+    <w:uiPriority w:val="2"/>
+    <w:qFormat/>
+    <w:pPr>
+      <w:spacing w:before="0" w:after="0" w:line="240" w:lineRule="auto"/>
+    </w:pPr>
+    <w:rPr>
+      <w:rFonts w:asciiTheme="majorHAnsi" w:hAnsiTheme="majorHAnsi" w:eastAsiaTheme="majorEastAsia" w:cstheme="majorBidi"/>
+      <w:color w:val="242424" w:themeColor="text1"/>
+      <w14:numForm w14:val="tabular"/>
+      <w14:numSpacing w14:val="tabular"/>
+    </w:rPr>
+  </w:style>
+  <w:style w:type="table" w:customStyle="1" w:styleId="BCBlockTable">
+    <w:name w:val="BC Block Table"/>
+    <w:basedOn w:val="TableNormal"/>
+    <w:uiPriority w:val="99"/>
+    <w:qFormat/>
+    <w:pPr>
+      <w:spacing w:before="0" w:after="0" w:line="240" w:lineRule="auto"/>
+    </w:pPr>
+    <w:tblPr>
+      <w:tblStyleRowBandSize w:val="1"/>
+      <w:tblStyleColBandSize w:val="1"/>
+      <w:tblCellMar>
+        <w:top w:w="0" w:type="dxa"/>
+        <w:left w:w="0" w:type="dxa"/>
+        <w:bottom w:w="0" w:type="dxa"/>
+        <w:right w:w="0" w:type="dxa"/>
+      </w:tblCellMar>
+    </w:tblPr>
+    <w:tcPr>
+      <w:vAlign w:val="top"/>
+    </w:tcPr>
+    <w:tblStylePr w:type="firstRow">
+      <w:rPr>
+        <w:rFonts w:asciiTheme="majorHAnsi" w:hAnsiTheme="majorHAnsi" w:cstheme="majorBidi"/>
+      </w:rPr>
+      <w:tcPr>
+        <w:vAlign w:val="top"/>
+      </w:tcPr>
+    </w:tblStylePr>
+  </w:style>
+  <w:style w:type="table" w:customStyle="1" w:styleId="BCDataTable">
+    <w:name w:val="BC Data Table"/>
+    <w:basedOn w:val="TableNormal"/>
+    <w:uiPriority w:val="99"/>
+    <w:qFormat/>
+    <w:pPr>
+      <w:spacing w:before="0" w:after="0" w:line="240" w:lineRule="auto"/>
+    </w:pPr>
+    <w:tblPr>
+      <w:tblStyleRowBandSize w:val="1"/>
+      <w:tblStyleColBandSize w:val="1"/>
+      <w:tblCellMar>
+        <w:top w:w="0" w:type="dxa"/>
+        <w:left w:w="115" w:type="dxa"/>
+        <w:bottom w:w="0" w:type="dxa"/>
+        <w:right w:w="115" w:type="dxa"/>
+      </w:tblCellMar>
+    </w:tblPr>
+    <w:tcPr>
+      <w:vAlign w:val="center"/>
+    </w:tcPr>
+    <w:tblStylePr w:type="firstRow">
+      <w:pPr>
+        <w:spacing w:before="160" w:after="80"/>
+      </w:pPr>
+      <w:rPr>
+        <w:rFonts w:asciiTheme="majorHAnsi" w:hAnsiTheme="majorHAnsi" w:cstheme="majorBidi"/>
+      </w:rPr>
+      <w:tcPr>
+        <w:tcBorders>
+          <w:bottom w:val="single" w:sz="4" w:space="0" w:color="242424" w:themeColor="text1"/>
+        </w:tcBorders>
+        <w:vAlign w:val="top"/>
+      </w:tcPr>
+    </w:tblStylePr>
+    <w:tblStylePr w:type="lastRow">
+      <w:tcPr>
+        <w:tcBorders>
+          <w:bottom w:val="single" w:sz="4" w:space="0" w:color="F5F7F8" w:themeColor="background2"/>
+        </w:tcBorders>
+      </w:tcPr>
+    </w:tblStylePr>
+    <w:tblStylePr w:type="band1Horz">
+      <w:tcPr>
+        <w:shd w:val="clear" w:color="auto" w:fill="auto"/>
+      </w:tcPr>
+    </w:tblStylePr>
+    <w:tblStylePr w:type="band2Horz">
+      <w:tcPr>
+        <w:shd w:val="clear" w:color="auto" w:fill="CCE6E9" w:themeFill="accent2" w:themeFillTint="33"/>
+      </w:tcPr>
+    </w:tblStylePr>
+  </w:style>
+  <w:style w:type="table" w:customStyle="1" w:styleId="BCTotalsTable">
+    <w:name w:val="BC Totals Table"/>
+    <w:basedOn w:val="TableNormal"/>
+    <w:uiPriority w:val="99"/>
+    <w:qFormat/>
+    <w:pPr>
+      <w:spacing w:before="0" w:after="0" w:line="240" w:lineRule="auto"/>
+    </w:pPr>
+    <w:tblPr>
+      <w:tblStyleRowBandSize w:val="1"/>
+      <w:tblStyleColBandSize w:val="1"/>
+      <w:tblCellMar>
+        <w:top w:w="0" w:type="dxa"/>
+        <w:left w:w="115" w:type="dxa"/>
+        <w:bottom w:w="0" w:type="dxa"/>
+        <w:right w:w="115" w:type="dxa"/>
+      </w:tblCellMar>
+    </w:tblPr>
+    <w:tcPr>
+      <w:vAlign w:val="center"/>
+    </w:tcPr>
+    <w:tblStylePr w:type="lastRow">
+      <w:rPr>
+        <w:rFonts w:asciiTheme="majorHAnsi" w:hAnsiTheme="majorHAnsi" w:cstheme="majorBidi"/>
+      </w:rPr>
+      <w:tcPr>
+        <w:tcBorders>
+          <w:top w:val="single" w:sz="4" w:space="0" w:color="242424" w:themeColor="text1"/>
+          <w:bottom w:val="single" w:sz="8" w:space="0" w:color="242424" w:themeColor="text1"/>
+        </w:tcBorders>
+      </w:tcPr>
+    </w:tblStylePr>
+  </w:style>
+  <w:style w:type="table" w:customStyle="1" w:styleId="BCCalculationTable">
+    <w:name w:val="BC Calculation Table"/>
+    <w:basedOn w:val="TableNormal"/>
+    <w:uiPriority w:val="99"/>
+    <w:qFormat/>
+    <w:pPr>
+      <w:spacing w:before="0" w:after="0" w:line="240" w:lineRule="auto"/>
+    </w:pPr>
+    <w:tblPr>
+      <w:tblStyleRowBandSize w:val="1"/>
+      <w:tblStyleColBandSize w:val="1"/>
+      <w:tblCellMar>
+        <w:top w:w="58" w:type="dxa"/>
+        <w:left w:w="0" w:type="dxa"/>
+        <w:bottom w:w="58" w:type="dxa"/>
+        <w:right w:w="0" w:type="dxa"/>
+      </w:tblCellMar>
+    </w:tblPr>
+    <w:tcPr>
+      <w:vAlign w:val="center"/>
+    </w:tcPr>
+    <w:tblStylePr w:type="firstRow">
+      <w:rPr>
+        <w:rFonts w:asciiTheme="majorHAnsi" w:hAnsiTheme="majorHAnsi" w:cstheme="majorBidi"/>
+      </w:rPr>
+      <w:tcPr>
+        <w:vAlign w:val="bottom"/>
+      </w:tcPr>
+    </w:tblStylePr>
+    <w:tblStylePr w:type="lastRow">
+      <w:rPr>
+        <w:rFonts w:asciiTheme="majorHAnsi" w:hAnsiTheme="majorHAnsi" w:cstheme="majorBidi"/>
+      </w:rPr>
+      <w:tcPr>
+        <w:tcBorders>
+          <w:top w:val="single" w:sz="4" w:space="0" w:color="242424" w:themeColor="text1"/>
+        </w:tcBorders>
+      </w:tcPr>
+    </w:tblStylePr>
+  </w:style>
+  <w:style w:type="table" w:customStyle="1" w:styleId="BCSignatureTable">
+    <w:name w:val="BC Signature Table"/>
+    <w:basedOn w:val="TableNormal"/>
+    <w:uiPriority w:val="99"/>
+    <w:qFormat/>
+    <w:pPr>
+      <w:spacing w:before="0" w:after="0" w:line="240" w:lineRule="auto"/>
+    </w:pPr>
+    <w:tblPr>
+      <w:tblStyleRowBandSize w:val="1"/>
+      <w:tblStyleColBandSize w:val="1"/>
+      <w:tblCellMar>
+        <w:top w:w="0" w:type="dxa"/>
+        <w:left w:w="0" w:type="dxa"/>
+        <w:bottom w:w="0" w:type="dxa"/>
+        <w:right w:w="0" w:type="dxa"/>
+      </w:tblCellMar>
+    </w:tblPr>
+    <w:tcPr>
+      <w:vAlign w:val="top"/>
+    </w:tcPr>
+    <w:tblStylePr w:type="lastRow">
+      <w:tcPr>
+        <w:tcBorders>
+          <w:bottom w:val="single" w:sz="4" w:space="0" w:color="242424" w:themeColor="text1"/>
+        </w:tcBorders>
+      </w:tcPr>
+    </w:tblStylePr>
+  </w:style>
 </w:styles>
 </file>
 
 <file path=word/glossary/document.xml><?xml version="1.0" encoding="utf-8"?>
-<w:glossaryDocument xmlns:wpc="http://schemas.microsoft.com/office/word/2010/wordprocessingCanvas" xmlns:cx="http://schemas.microsoft.com/office/drawing/2014/chartex" xmlns:cx1="http://schemas.microsoft.com/office/drawing/2015/9/8/chartex" xmlns:cx2="http://schemas.microsoft.com/office/drawing/2015/10/21/chartex" xmlns:cx3="http://schemas.microsoft.com/office/drawing/2016/5/9/chartex" xmlns:cx4="http://schemas.microsoft.com/office/drawing/2016/5/10/chartex" xmlns:cx5="http://schemas.microsoft.com/office/drawing/2016/5/11/chartex" xmlns:cx6="http://schemas.microsoft.com/office/drawing/2016/5/12/chartex" xmlns:cx7="http://schemas.microsoft.com/office/drawing/2016/5/13/chartex" xmlns:cx8="http://schemas.microsoft.com/office/drawing/2016/5/14/chartex" xmlns:mc="http://schemas.openxmlformats.org/markup-compatibility/2006" xmlns:aink="http://schemas.microsoft.com/office/drawing/2016/ink" xmlns:am3d="http://schemas.microsoft.com/office/drawing/2017/model3d" xmlns:o="urn:schemas-microsoft-com:office:office" xmlns:oel="http://schemas.microsoft.com/office/2019/extlst" xmlns:r="http://schemas.openxmlformats.org/officeDocument/2006/relationships" xmlns:m="http://schemas.openxmlformats.org/officeDocument/2006/math" xmlns:v="urn:schemas-microsoft-com:vml" xmlns:wp14="http://schemas.microsoft.com/office/word/2010/wordprocessingDrawing" xmlns:wp="http://schemas.openxmlformats.org/drawingml/2006/wordprocessingDrawing" xmlns:w10="urn:schemas-microsoft-com:office:word" xmlns:w="http://schemas.openxmlformats.org/wordprocessingml/2006/main" xmlns:w14="http://schemas.microsoft.com/office/word/2010/wordml" xmlns:w15="http://schemas.microsoft.com/office/word/2012/wordml" xmlns:w16cex="http://schemas.microsoft.com/office/word/2018/wordml/cex" xmlns:w16cid="http://schemas.microsoft.com/office/word/2016/wordml/cid" xmlns:w16="http://schemas.microsoft.com/office/word/2018/wordml" xmlns:w16du="http://schemas.microsoft.com/office/word/2023/wordml/word16du" xmlns:w16sdtdh="http://schemas.microsoft.com/office/word/2020/wordml/sdtdatahash" xmlns:w16sdtfl="http://schemas.microsoft.com/office/word/2024/wordml/sdtformatlock" xmlns:w16se="http://schemas.microsoft.com/office/word/2015/wordml/symex" xmlns:wpg="http://schemas.microsoft.com/office/word/2010/wordprocessingGroup" xmlns:wpi="http://schemas.microsoft.com/office/word/2010/wordprocessingInk" xmlns:wne="http://schemas.microsoft.com/office/word/2006/wordml" xmlns:wps="http://schemas.microsoft.com/office/word/2010/wordprocessingShape" mc:Ignorable="w14 w15 w16se w16cid w16 w16cex w16sdtdh w16sdtfl w16du wp14">
+<w:glossaryDocument xmlns:wpc="http://schemas.microsoft.com/office/word/2010/wordprocessingCanvas" xmlns:cx="http://schemas.microsoft.com/office/drawing/2014/chartex" xmlns:cx1="http://schemas.microsoft.com/office/drawing/2015/9/8/chartex" xmlns:cx2="http://schemas.microsoft.com/office/drawing/2015/10/21/chartex" xmlns:cx3="http://schemas.microsoft.com/office/drawing/2016/5/9/chartex" xmlns:cx4="http://schemas.microsoft.com/office/drawing/2016/5/10/chartex" xmlns:cx5="http://schemas.microsoft.com/office/drawing/2016/5/11/chartex" xmlns:cx6="http://schemas.microsoft.com/office/drawing/2016/5/12/chartex" xmlns:cx7="http://schemas.microsoft.com/office/drawing/2016/5/13/chartex" xmlns:cx8="http://schemas.microsoft.com/office/drawing/2016/5/14/chartex" xmlns:mc="http://schemas.openxmlformats.org/markup-compatibility/2006" xmlns:aink="http://schemas.microsoft.com/office/drawing/2016/ink" xmlns:am3d="http://schemas.microsoft.com/office/drawing/2017/model3d" xmlns:o="urn:schemas-microsoft-com:office:office" xmlns:oel="http://schemas.microsoft.com/office/2019/extlst" xmlns:r="http://schemas.openxmlformats.org/officeDocument/2006/relationships" xmlns:m="http://schemas.openxmlformats.org/officeDocument/2006/math" xmlns:v="urn:schemas-microsoft-com:vml" xmlns:wp14="http://schemas.microsoft.com/office/word/2010/wordprocessingDrawing" xmlns:wp="http://schemas.openxmlformats.org/drawingml/2006/wordprocessingDrawing" xmlns:w10="urn:schemas-microsoft-com:office:word" xmlns:w="http://schemas.openxmlformats.org/wordprocessingml/2006/main" xmlns:w14="http://schemas.microsoft.com/office/word/2010/wordml" xmlns:w15="http://schemas.microsoft.com/office/word/2012/wordml" xmlns:w16cei="http://schemas.microsoft.com/office/word/2026/wordml/cei" xmlns:w16cex="http://schemas.microsoft.com/office/word/2018/wordml/cex" xmlns:w16cid="http://schemas.microsoft.com/office/word/2016/wordml/cid" xmlns:w16="http://schemas.microsoft.com/office/word/2018/wordml" xmlns:w16du="http://schemas.microsoft.com/office/word/2023/wordml/word16du" xmlns:w16sdtdh="http://schemas.microsoft.com/office/word/2020/wordml/sdtdatahash" xmlns:w16sdtfl="http://schemas.microsoft.com/office/word/2024/wordml/sdtformatlock" xmlns:w16se="http://schemas.microsoft.com/office/word/2015/wordml/symex" xmlns:wpg="http://schemas.microsoft.com/office/word/2010/wordprocessingGroup" xmlns:wpi="http://schemas.microsoft.com/office/word/2010/wordprocessingInk" xmlns:wne="http://schemas.microsoft.com/office/word/2006/wordml" xmlns:wps="http://schemas.microsoft.com/office/word/2010/wordprocessingShape" mc:Ignorable="w14 w15 w16se w16cid w16 w16cex w16sdtdh w16sdtfl w16du wp14">
   <w:docParts>
     <w:docPart>
       <w:docPartPr>
@@ -3737,6 +3331,32 @@
         </w:p>
       </w:docPartBody>
     </w:docPart>
+    <w:docPart>
+      <w:docPartPr>
+        <w:name w:val="DefaultPlaceholder_-1854013440"/>
+        <w:category>
+          <w:name w:val="General"/>
+          <w:gallery w:val="placeholder"/>
+        </w:category>
+        <w:types>
+          <w:type w:val="bbPlcHdr"/>
+        </w:types>
+        <w:behaviors>
+          <w:behavior w:val="content"/>
+        </w:behaviors>
+        <w:guid w:val="{6DE49DC8-D5A3-42FE-A8BA-9F1C31877410}"/>
+      </w:docPartPr>
+      <w:docPartBody>
+        <w:p>
+          <w:r>
+            <w:rPr>
+              <w:rStyle w:val="PlaceholderText"/>
+            </w:rPr>
+            <w:t>Click or tap here to enter text.</w:t>
+          </w:r>
+        </w:p>
+      </w:docPartBody>
+    </w:docPart>
   </w:docParts>
 </w:glossaryDocument>
 </file>
@@ -3802,7 +3422,10 @@
   </w:compat>
   <w:rsids>
     <w:rsidRoot w:val="001622E0"/>
+    <w:rsid w:val="000E4F94"/>
+    <w:rsid w:val="00135E26"/>
     <w:rsid w:val="001622E0"/>
+    <w:rsid w:val="004C1BFD"/>
     <w:rsid w:val="005E794D"/>
     <w:rsid w:val="006203BB"/>
   </w:rsids>
@@ -4260,74 +3883,10 @@
     <w:basedOn w:val="DefaultParagraphFont"/>
     <w:uiPriority w:val="99"/>
     <w:semiHidden/>
-    <w:rsid w:val="001622E0"/>
+    <w:rsid w:val="000E4F94"/>
     <w:rPr>
       <w:color w:val="666666"/>
     </w:rPr>
-  </w:style>
-  <w:style w:type="paragraph" w:customStyle="1" w:styleId="1FE2320C03DC4C37A8E3D8EB462DF799">
-    <w:name w:val="1FE2320C03DC4C37A8E3D8EB462DF799"/>
-    <w:rsid w:val="001622E0"/>
-  </w:style>
-  <w:style w:type="paragraph" w:customStyle="1" w:styleId="CAC803248BB34FF48085F1E3F6602C53">
-    <w:name w:val="CAC803248BB34FF48085F1E3F6602C53"/>
-    <w:rsid w:val="001622E0"/>
-  </w:style>
-  <w:style w:type="paragraph" w:customStyle="1" w:styleId="02BA60A7E6DB4804881BB3CDA550E6ED">
-    <w:name w:val="02BA60A7E6DB4804881BB3CDA550E6ED"/>
-    <w:rsid w:val="001622E0"/>
-  </w:style>
-  <w:style w:type="paragraph" w:customStyle="1" w:styleId="169CEFF019914BA0AD9CCB8E76E8536E">
-    <w:name w:val="169CEFF019914BA0AD9CCB8E76E8536E"/>
-    <w:rsid w:val="001622E0"/>
-  </w:style>
-  <w:style w:type="paragraph" w:customStyle="1" w:styleId="DBD8C2AE0150465FA60A71C79C184C4B">
-    <w:name w:val="DBD8C2AE0150465FA60A71C79C184C4B"/>
-    <w:rsid w:val="001622E0"/>
-  </w:style>
-  <w:style w:type="paragraph" w:customStyle="1" w:styleId="33760383878549CABB4F2D98F85D6A2E">
-    <w:name w:val="33760383878549CABB4F2D98F85D6A2E"/>
-    <w:rsid w:val="001622E0"/>
-  </w:style>
-  <w:style w:type="paragraph" w:customStyle="1" w:styleId="B2C319AB1BE74BE0A78A8CE2BA21DB9F">
-    <w:name w:val="B2C319AB1BE74BE0A78A8CE2BA21DB9F"/>
-    <w:rsid w:val="001622E0"/>
-  </w:style>
-  <w:style w:type="paragraph" w:customStyle="1" w:styleId="4BDDA2891B1640E88BA8DC8979911A56">
-    <w:name w:val="4BDDA2891B1640E88BA8DC8979911A56"/>
-    <w:rsid w:val="001622E0"/>
-  </w:style>
-  <w:style w:type="paragraph" w:customStyle="1" w:styleId="70D275C7DC5A4702B2E652125CE253C2">
-    <w:name w:val="70D275C7DC5A4702B2E652125CE253C2"/>
-    <w:rsid w:val="001622E0"/>
-  </w:style>
-  <w:style w:type="paragraph" w:customStyle="1" w:styleId="24B57615187F46BE8A724326F6022D66">
-    <w:name w:val="24B57615187F46BE8A724326F6022D66"/>
-    <w:rsid w:val="001622E0"/>
-  </w:style>
-  <w:style w:type="paragraph" w:customStyle="1" w:styleId="ACD922B0584F4F1FB7EC0D1075474E1C">
-    <w:name w:val="ACD922B0584F4F1FB7EC0D1075474E1C"/>
-    <w:rsid w:val="001622E0"/>
-  </w:style>
-  <w:style w:type="paragraph" w:customStyle="1" w:styleId="9DEC78993F614B5296655AD7737BF35B">
-    <w:name w:val="9DEC78993F614B5296655AD7737BF35B"/>
-    <w:rsid w:val="001622E0"/>
-  </w:style>
-  <w:style w:type="paragraph" w:customStyle="1" w:styleId="C6BD1FB3730C4DE3ABBD4FCBF34F8422">
-    <w:name w:val="C6BD1FB3730C4DE3ABBD4FCBF34F8422"/>
-    <w:rsid w:val="001622E0"/>
-  </w:style>
-  <w:style w:type="paragraph" w:customStyle="1" w:styleId="33D5BA34320A4E2AAE643C3F80DEA1ED">
-    <w:name w:val="33D5BA34320A4E2AAE643C3F80DEA1ED"/>
-    <w:rsid w:val="001622E0"/>
-  </w:style>
-  <w:style w:type="paragraph" w:customStyle="1" w:styleId="0B5570847AFB44FBB6F1DEE810E7A5AA">
-    <w:name w:val="0B5570847AFB44FBB6F1DEE810E7A5AA"/>
-    <w:rsid w:val="001622E0"/>
-  </w:style>
-  <w:style w:type="paragraph" w:customStyle="1" w:styleId="FFF571BD92C34D528CDDD71E623D0674">
-    <w:name w:val="FFF571BD92C34D528CDDD71E623D0674"/>
-    <w:rsid w:val="001622E0"/>
   </w:style>
   <w:style w:type="paragraph" w:customStyle="1" w:styleId="641DB04CC4E34AD08369DD525DC811D7">
     <w:name w:val="641DB04CC4E34AD08369DD525DC811D7"/>
@@ -4335,62 +3894,6 @@
   </w:style>
   <w:style w:type="paragraph" w:customStyle="1" w:styleId="882967F8913F43038301DD07CF3706F1">
     <w:name w:val="882967F8913F43038301DD07CF3706F1"/>
-    <w:rsid w:val="001622E0"/>
-  </w:style>
-  <w:style w:type="paragraph" w:customStyle="1" w:styleId="8B88EDC1D1804DEF9F6171BE81F97C00">
-    <w:name w:val="8B88EDC1D1804DEF9F6171BE81F97C00"/>
-    <w:rsid w:val="001622E0"/>
-  </w:style>
-  <w:style w:type="paragraph" w:customStyle="1" w:styleId="B5E8488107F247C48C6E15A8166EE9F2">
-    <w:name w:val="B5E8488107F247C48C6E15A8166EE9F2"/>
-    <w:rsid w:val="001622E0"/>
-  </w:style>
-  <w:style w:type="paragraph" w:customStyle="1" w:styleId="CFF5F95A767840969EBC55EFBF7148B9">
-    <w:name w:val="CFF5F95A767840969EBC55EFBF7148B9"/>
-    <w:rsid w:val="001622E0"/>
-  </w:style>
-  <w:style w:type="paragraph" w:customStyle="1" w:styleId="5B043888FC3440B1BC66019B43E41301">
-    <w:name w:val="5B043888FC3440B1BC66019B43E41301"/>
-    <w:rsid w:val="001622E0"/>
-  </w:style>
-  <w:style w:type="paragraph" w:customStyle="1" w:styleId="B57F74786AE74C96A66B9D4089997D7F">
-    <w:name w:val="B57F74786AE74C96A66B9D4089997D7F"/>
-    <w:rsid w:val="001622E0"/>
-  </w:style>
-  <w:style w:type="paragraph" w:customStyle="1" w:styleId="3658E0E8E3264961B1B2B1BBA0855DE1">
-    <w:name w:val="3658E0E8E3264961B1B2B1BBA0855DE1"/>
-    <w:rsid w:val="001622E0"/>
-  </w:style>
-  <w:style w:type="paragraph" w:customStyle="1" w:styleId="1E8B065C363444E78C489E1E0ADDF7E1">
-    <w:name w:val="1E8B065C363444E78C489E1E0ADDF7E1"/>
-    <w:rsid w:val="001622E0"/>
-  </w:style>
-  <w:style w:type="paragraph" w:customStyle="1" w:styleId="2E3396D9D73640E9A711A48EAA1607CA">
-    <w:name w:val="2E3396D9D73640E9A711A48EAA1607CA"/>
-    <w:rsid w:val="001622E0"/>
-  </w:style>
-  <w:style w:type="paragraph" w:customStyle="1" w:styleId="771D87A19D0F4CB08B87388AAF5B1438">
-    <w:name w:val="771D87A19D0F4CB08B87388AAF5B1438"/>
-    <w:rsid w:val="001622E0"/>
-  </w:style>
-  <w:style w:type="paragraph" w:customStyle="1" w:styleId="CB421884302B4877BC396423D7C778D4">
-    <w:name w:val="CB421884302B4877BC396423D7C778D4"/>
-    <w:rsid w:val="001622E0"/>
-  </w:style>
-  <w:style w:type="paragraph" w:customStyle="1" w:styleId="395B61FB74A240BDBF763F0EBC339E37">
-    <w:name w:val="395B61FB74A240BDBF763F0EBC339E37"/>
-    <w:rsid w:val="001622E0"/>
-  </w:style>
-  <w:style w:type="paragraph" w:customStyle="1" w:styleId="904A2D66F6CA45EF987D04381768BA20">
-    <w:name w:val="904A2D66F6CA45EF987D04381768BA20"/>
-    <w:rsid w:val="001622E0"/>
-  </w:style>
-  <w:style w:type="paragraph" w:customStyle="1" w:styleId="BD475829814B44F590198AA9A43A2690">
-    <w:name w:val="BD475829814B44F590198AA9A43A2690"/>
-    <w:rsid w:val="001622E0"/>
-  </w:style>
-  <w:style w:type="paragraph" w:customStyle="1" w:styleId="CAB250592ECF4140A3074678407C5C6F">
-    <w:name w:val="CAB250592ECF4140A3074678407C5C6F"/>
     <w:rsid w:val="001622E0"/>
   </w:style>
   <w:style w:type="paragraph" w:customStyle="1" w:styleId="493A420FE62A4886A9B177A284AA2243">
@@ -4783,6 +4286,9 @@
   <wetp:taskpane dockstate="right" visibility="0" width="505" row="0">
     <wetp:webextensionref xmlns:r="http://schemas.openxmlformats.org/officeDocument/2006/relationships" r:id="rId1"/>
   </wetp:taskpane>
+  <wetp:taskpane dockstate="right" visibility="0" width="350" row="0">
+    <wetp:webextensionref xmlns:r="http://schemas.openxmlformats.org/officeDocument/2006/relationships" r:id="rId2"/>
+  </wetp:taskpane>
 </wetp:taskpanes>
 </file>
 
@@ -4800,9 +4306,19 @@
 </we:webextension>
 </file>
 
-<file path=customXml/item1.xml>��< ? x m l   v e r s i o n = " 1 . 0 "   e n c o d i n g = " u t f - 1 6 " ? > - 
- < N a v W o r d R e p o r t X m l P a r t   x m l n s = " u r n : m i c r o s o f t - d y n a m i c s - n a v / r e p o r t s / D e f e r r a l _ S u m m a r y _ S a l e s / 1 7 0 1 / " > +<file path=word/webextensions/webextension2.xml><?xml version="1.0" encoding="utf-8"?>
+<we:webextension xmlns:we="http://schemas.microsoft.com/office/webextensions/webextension/2010/11" id="{7F22D501-2CEB-4336-B5F4-0760E361C26F}">
+  <we:reference id="wa200007356" version="2.0.0.1" store="en-US" storeType="OMEX"/>
+  <we:alternateReferences>
+    <we:reference id="WA200007356" version="2.0.0.1" store="WA200007356" storeType="OMEX"/>
+  </we:alternateReferences>
+  <we:properties/>
+  <we:bindings/>
+  <we:snapshot xmlns:r="http://schemas.openxmlformats.org/officeDocument/2006/relationships"/>
+</we:webextension>
+</file>
+
+<file path=customXml/item1.xml>��< ? x m l   v e r s i o n = " 1 . 0 "   e n c o d i n g = " u t f - 1 6 " ? > < N a v W o r d R e p o r t X m l P a r t   x m l n s = " u r n : m i c r o s o f t - d y n a m i c s - b u s i n e s s c e n t r a l / i n t e r n a l / e x t e n d e d / r e p o r t s / D e f e r r a l _ S u m m a r y _ S a l e s / 1 7 0 1 / " >   
      < B C R e p o r t I n f o r m a t i o n >   
@@ -4866,245 +4382,169 @@
  
          < / R e p o r t R e q u e s t >   
-         < C o m p a n y M e t a d a t a > - 
-             < C o m p a n y N a m e > C o m p a n y   N a m e < / C o m p a n y N a m e > - 
-             < C o m p a n y D i s p l a y N a m e > C o m p a n y   D i s p l a y   N a m e < / C o m p a n y D i s p l a y N a m e > - 
-             < C o m p a n y A d d r e s s L i n e s > - 
-                 < C o m p a n y A d d r e s s L i n e > C o m p a n y   A d d r e s s   L i n e   1 < / C o m p a n y A d d r e s s L i n e > - 
-                 < C o m p a n y A d d r e s s L i n e > C o m p a n y   A d d r e s s   L i n e   2 < / C o m p a n y A d d r e s s L i n e > - 
-                 < C o m p a n y A d d r e s s L i n e > C o m p a n y   A d d r e s s   L i n e   3 < / C o m p a n y A d d r e s s L i n e > - 
-                 < C o m p a n y A d d r e s s L i n e > C o m p a n y   A d d r e s s   L i n e   4 < / C o m p a n y A d d r e s s L i n e > - 
-                 < C o m p a n y A d d r e s s L i n e > C o m p a n y   A d d r e s s   L i n e   5 < / C o m p a n y A d d r e s s L i n e > - 
-                 < C o m p a n y A d d r e s s L i n e > C o m p a n y   A d d r e s s   L i n e   6 < / C o m p a n y A d d r e s s L i n e > - 
-                 < C o m p a n y A d d r e s s L i n e > C o m p a n y   A d d r e s s   L i n e   7 < / C o m p a n y A d d r e s s L i n e > - 
-                 < C o m p a n y A d d r e s s L i n e > C o m p a n y   A d d r e s s   L i n e   8 < / C o m p a n y A d d r e s s L i n e > - 
-             < / C o m p a n y A d d r e s s L i n e s > - 
-             < C o m p a n y P h o n e > C o m p a n y   P h o n e < / C o m p a n y P h o n e > - 
-             < C o m p a n y P h o n e C a p t i o n > C o m p a n y   P h o n e   C a p t i o n < / C o m p a n y P h o n e C a p t i o n > - 
-             < C o m p a n y F a x N o > C o m p a n y   F a x   N o . < / C o m p a n y F a x N o > - 
-             < C o m p a n y F a x N o C a p t i o n > C o m p a n y   F a x   N o .   C a p t i o n < / C o m p a n y F a x N o C a p t i o n > - 
-             < C o m p a n y E m a i l > C o m p a n y   E m a i l < / C o m p a n y E m a i l > - 
-             < C o m p a n y E m a i l C a p t i o n > C o m p a n y   E m a i l   C a p t i o n < / C o m p a n y E m a i l C a p t i o n > - 
-             < C o m p a n y H o m e P a g e > C o m p a n y   H o m e   P a g e < / C o m p a n y H o m e P a g e > - 
-             < C o m p a n y H o m e P a g e C a p t i o n > C o m p a n y   H o m e   P a g e   C a p t i o n < / C o m p a n y H o m e P a g e C a p t i o n > - 
-             < C o m p a n y L o g o > C o m p a n y   L o g o < / C o m p a n y L o g o > - 
-             < C o m p a n y V A T R e g i s t r a t i o n N o > C o m p a n y   V A T   R e g i s t r a t i o n   N o . < / C o m p a n y V A T R e g i s t r a t i o n N o > - 
-             < C o m p a n y V A T R e g i s t r a t i o n N o C a p t i o n > C o m p a n y   V A T   R e g i s t r a t i o n   N o .   C a p t i o n < / C o m p a n y V A T R e g i s t r a t i o n N o C a p t i o n > - 
-             < C o m p a n y R e g i s t r a t i o n N o > C o m p a n y   R e g i s t r a t i o n   N o . < / C o m p a n y R e g i s t r a t i o n N o > - 
-             < C o m p a n y R e g i s t r a t i o n N o C a p t i o n > C o m p a n y   R e g i s t r a t i o n   N o .   C a p t i o n < / C o m p a n y R e g i s t r a t i o n N o C a p t i o n > - 
-             < C o m p a n y B a n k N a m e > C o m p a n y   B a n k   N a m e < / C o m p a n y B a n k N a m e > - 
-             < C o m p a n y B a n k N a m e C a p t i o n > C o m p a n y   B a n k   N a m e   C a p t i o n < / C o m p a n y B a n k N a m e C a p t i o n > - 
-             < C o m p a n y B a n k A c c o u n t N o > C o m p a n y   B a n k   A c c o u n t   N o . < / C o m p a n y B a n k A c c o u n t N o > - 
-             < C o m p a n y B a n k A c c o u n t N o C a p t i o n > C o m p a n y   B a n k   A c c o u n t   N o .   C a p t i o n < / C o m p a n y B a n k A c c o u n t N o C a p t i o n > - 
-             < C o m p a n y B a n k B r a n c h N o > C o m p a n y   B a n k   B r a n c h   N o . < / C o m p a n y B a n k B r a n c h N o > - 
-             < C o m p a n y B a n k B r a n c h N o C a p t i o n > C o m p a n y   B a n k   B r a n c h   N o .   C a p t i o n < / C o m p a n y B a n k B r a n c h N o C a p t i o n > - 
-             < C o m p a n y I B A N > C o m p a n y   I B A N < / C o m p a n y I B A N > - 
-             < C o m p a n y I B A N C a p t i o n > C o m p a n y   I B A N   C a p t i o n < / C o m p a n y I B A N C a p t i o n > - 
-             < C o m p a n y B a n k S W I F T > C o m p a n y   B a n k   S W I F T < / C o m p a n y B a n k S W I F T > - 
-             < C o m p a n y B a n k S W I F T C a p t i o n > C o m p a n y   B a n k   S W I F T   C a p t i o n < / C o m p a n y B a n k S W I F T C a p t i o n > - 
-             < C o m p a n y G i r o N o > C o m p a n y   G i r o   N o . < / C o m p a n y G i r o N o > - 
-             < C o m p a n y G i r o N o C a p t i o n > C o m p a n y   G i r o   N o .   C a p t i o n < / C o m p a n y G i r o N o C a p t i o n > - 
-         < / C o m p a n y M e t a d a t a > - 
      < / B C R e p o r t I n f o r m a t i o n >   
      < L a b e l s >   
-         < A b o u t T h e R e p o r t L a b e l > A b o u t T h e R e p o r t L a b e l < / A b o u t T h e R e p o r t L a b e l > - 
-         < A c c t N a m e C a p t i o n > A c c t N a m e C a p t i o n < / A c c t N a m e C a p t i o n > - 
-         < A m o u n t R e c o g n i z e d C a p t i o n > A m o u n t R e c o g n i z e d C a p t i o n < / A m o u n t R e c o g n i z e d C a p t i o n > - 
-         < B a l A s O f D a t e C a p t i o n > B a l A s O f D a t e C a p t i o n < / B a l A s O f D a t e C a p t i o n > - 
-         < C o m p a n y L a b e l > C o m p a n y L a b e l < / C o m p a n y L a b e l > - 
-         < C u s t N a m e C a p t i o n > C u s t N a m e C a p t i o n < / C u s t N a m e C a p t i o n > - 
-         < C u s t N o C a p t i o n > C u s t N o C a p t i o n < / C u s t N o C a p t i o n > - 
-         < D a t a R e t r i e v e d > D a t a R e t r i e v e d < / D a t a R e t r i e v e d > - 
-         < D e f e r r a l A c c o u n t C a p t i o n > D e f e r r a l A c c o u n t C a p t i o n < / D e f e r r a l A c c o u n t C a p t i o n > - 
-         < D e f e r r a l S u m m a r y S a l e s L a b e l > D e f e r r a l S u m m a r y S a l e s L a b e l < / D e f e r r a l S u m m a r y S a l e s L a b e l > - 
-         < D e f e r r a l S u m m a r y S a l e s P r i n t > D e f e r r a l S u m m a r y S a l e s P r i n t < / D e f e r r a l S u m m a r y S a l e s P r i n t > - 
-         < D e f S t a r t D a t e C a p t i o n > D e f S t a r t D a t e C a p t i o n < / D e f S t a r t D a t e C a p t i o n > - 
-         < D e f S u m m a r y S a l e s A n a l y s i s > D e f S u m m a r y S a l e s A n a l y s i s < / D e f S u m m a r y S a l e s A n a l y s i s > - 
-         < D e s c C a p t i o n > D e s c C a p t i o n < / D e s c C a p t i o n > - 
-         < D o c N o C a p t i o n > D o c N o C a p t i o n < / D o c N o C a p t i o n > - 
-         < D o c T y p e C a p t i o n > D o c T y p e C a p t i o n < / D o c T y p e C a p t i o n > - 
-         < D o c u m e n t _ N o C a p t i o n > D o c u m e n t _ N o C a p t i o n < / D o c u m e n t _ N o C a p t i o n > - 
-         < D o c u m e n t _ T y p e C a p t i o n > D o c u m e n t _ T y p e C a p t i o n < / D o c u m e n t _ T y p e C a p t i o n > - 
-         < D o c u m e n t a t i o n L a b e l > D o c u m e n t a t i o n L a b e l < / D o c u m e n t a t i o n L a b e l > - 
-         < E n t r y N o C a p t i o n > E n t r y N o C a p t i o n < / E n t r y N o C a p t i o n > - 
-         < E n v i r o n m e n t L a b e l > E n v i r o n m e n t L a b e l < / E n v i r o n m e n t L a b e l > - 
-         < L i n e D e s c C a p t i o n > L i n e D e s c C a p t i o n < / L i n e D e s c C a p t i o n > - 
-         < L i n e N o C a p t i o n > L i n e N o C a p t i o n < / L i n e N o C a p t i o n > - 
-         < L i n e T y p e C a p t i o n > L i n e T y p e C a p t i o n < / L i n e T y p e C a p t i o n > - 
-         < N o O f P e r i o d s C a p t i o n > N o O f P e r i o d s C a p t i o n < / N o O f P e r i o d s C a p t i o n > - 
-         < N u m O f P e r i o d s C a p t i o n > N u m O f P e r i o d s C a p t i o n < / N u m O f P e r i o d s C a p t i o n > - 
-         < P o s t i n g D a t e C a p t i o n > P o s t i n g D a t e C a p t i o n < / P o s t i n g D a t e C a p t i o n > - 
-         < R e m A m o u n t D e f C a p t i o n > R e m A m o u n t D e f C a p t i o n < / R e m A m o u n t D e f C a p t i o n > - 
-         < R e p o r t N a m e L a b e l > R e p o r t N a m e L a b e l < / R e p o r t N a m e L a b e l > - 
-         < R u n O n L a b e l > R u n O n L a b e l < / R u n O n L a b e l > - 
-         < T o t a l A m o u n t D e f C a p t i o n > T o t a l A m o u n t D e f C a p t i o n < / T o t a l A m o u n t D e f C a p t i o n > - 
-         < U s e r L a b e l > U s e r L a b e l < / U s e r L a b e l > +         < A b o u t T h e R e p o r t L a b e l   E l e m e n t T y p e = " P a r a m e t e r "   E l e m e n t I d = " 1 6 7 7 9 2 0 0 1 "   D a t a T y p e = " S t r i n g " > A b o u t T h e R e p o r t L a b e l < / A b o u t T h e R e p o r t L a b e l > + 
+         < A c c t N a m e C a p t i o n   E l e m e n t T y p e = " P a r a m e t e r "   E l e m e n t I d = " 8 9 7 8 0 0 1 9 9 "   D a t a T y p e = " S t r i n g " > A c c t N a m e C a p t i o n < / A c c t N a m e C a p t i o n > + 
+         < A m o u n t R e c o g n i z e d C a p t i o n   E l e m e n t T y p e = " P a r a m e t e r "   E l e m e n t I d = " 1 2 2 9 1 0 9 7 1 3 "   D a t a T y p e = " S t r i n g " > A m o u n t R e c o g n i z e d C a p t i o n < / A m o u n t R e c o g n i z e d C a p t i o n > + 
+         < B a l A s O f D a t e C a p t i o n   E l e m e n t T y p e = " P a r a m e t e r "   E l e m e n t I d = " 1 7 3 6 9 6 3 9 0 7 "   D a t a T y p e = " S t r i n g " > B a l A s O f D a t e C a p t i o n < / B a l A s O f D a t e C a p t i o n > + 
+         < C o m p a n y L a b e l   E l e m e n t T y p e = " P a r a m e t e r "   E l e m e n t I d = " 3 4 6 7 6 0 3 4 8 "   D a t a T y p e = " S t r i n g " > C o m p a n y L a b e l < / C o m p a n y L a b e l > + 
+         < C u s t N a m e C a p t i o n   E l e m e n t T y p e = " P a r a m e t e r "   E l e m e n t I d = " 1 0 7 7 8 2 0 7 4 9 "   D a t a T y p e = " S t r i n g " > C u s t N a m e C a p t i o n < / C u s t N a m e C a p t i o n > + 
+         < C u s t N o C a p t i o n   E l e m e n t T y p e = " P a r a m e t e r "   E l e m e n t I d = " 7 6 2 1 0 8 2 8 5 "   D a t a T y p e = " S t r i n g " > C u s t N o C a p t i o n < / C u s t N o C a p t i o n > + 
+         < D a t a R e t r i e v e d   E l e m e n t T y p e = " P a r a m e t e r "   E l e m e n t I d = " 2 9 1 9 1 1 8 0 7 "   D a t a T y p e = " S t r i n g " > D a t a R e t r i e v e d < / D a t a R e t r i e v e d > + 
+         < D e f e r r a l A c c o u n t C a p t i o n   E l e m e n t T y p e = " P a r a m e t e r "   E l e m e n t I d = " 4 0 9 4 8 5 3 2 3 "   D a t a T y p e = " S t r i n g " > D e f e r r a l A c c o u n t C a p t i o n < / D e f e r r a l A c c o u n t C a p t i o n > + 
+         < D e f e r r a l S u m m a r y S a l e s L a b e l   E l e m e n t T y p e = " P a r a m e t e r "   E l e m e n t I d = " 1 8 8 8 7 7 5 9 2 8 "   D a t a T y p e = " S t r i n g " > D e f e r r a l S u m m a r y S a l e s L a b e l < / D e f e r r a l S u m m a r y S a l e s L a b e l > + 
+         < D e f e r r a l S u m m a r y S a l e s P r i n t   E l e m e n t T y p e = " P a r a m e t e r "   E l e m e n t I d = " 1 5 3 4 0 8 4 6 9 7 "   D a t a T y p e = " S t r i n g " > D e f e r r a l S u m m a r y S a l e s P r i n t < / D e f e r r a l S u m m a r y S a l e s P r i n t > + 
+         < D e f S t a r t D a t e C a p t i o n   E l e m e n t T y p e = " P a r a m e t e r "   E l e m e n t I d = " 1 6 3 1 6 9 6 4 3 2 "   D a t a T y p e = " S t r i n g " > D e f S t a r t D a t e C a p t i o n < / D e f S t a r t D a t e C a p t i o n > + 
+         < D e f S u m m a r y S a l e s A n a l y s i s   E l e m e n t T y p e = " P a r a m e t e r "   E l e m e n t I d = " 1 5 2 4 1 1 6 1 2 "   D a t a T y p e = " S t r i n g " > D e f S u m m a r y S a l e s A n a l y s i s < / D e f S u m m a r y S a l e s A n a l y s i s > + 
+         < D e s c C a p t i o n   E l e m e n t T y p e = " P a r a m e t e r "   E l e m e n t I d = " 1 5 8 0 3 0 3 5 5 8 "   D a t a T y p e = " S t r i n g " > D e s c C a p t i o n < / D e s c C a p t i o n > + 
+         < D o c N o C a p t i o n   E l e m e n t T y p e = " P a r a m e t e r "   E l e m e n t I d = " 2 0 5 6 5 2 6 8 5 8 "   D a t a T y p e = " S t r i n g " > D o c N o C a p t i o n < / D o c N o C a p t i o n > + 
+         < D o c T y p e C a p t i o n   E l e m e n t T y p e = " P a r a m e t e r "   E l e m e n t I d = " 4 0 9 9 8 6 6 4 3 "   D a t a T y p e = " S t r i n g " > D o c T y p e C a p t i o n < / D o c T y p e C a p t i o n > + 
+         < D o c u m e n t _ N o C a p t i o n   E l e m e n t T y p e = " P a r a m e t e r "   E l e m e n t I d = " 1 2 4 5 9 8 9 3 4 0 "   D a t a T y p e = " S t r i n g " > D o c u m e n t _ N o C a p t i o n < / D o c u m e n t _ N o C a p t i o n > + 
+         < D o c u m e n t _ T y p e C a p t i o n   E l e m e n t T y p e = " P a r a m e t e r "   E l e m e n t I d = " 7 4 3 6 1 2 2 9 "   D a t a T y p e = " S t r i n g " > D o c u m e n t _ T y p e C a p t i o n < / D o c u m e n t _ T y p e C a p t i o n > + 
+         < D o c u m e n t a t i o n L a b e l   E l e m e n t T y p e = " P a r a m e t e r "   E l e m e n t I d = " 1 7 3 8 9 2 4 8 1 5 "   D a t a T y p e = " S t r i n g " > D o c u m e n t a t i o n L a b e l < / D o c u m e n t a t i o n L a b e l > + 
+         < E n t r y N o C a p t i o n   E l e m e n t T y p e = " P a r a m e t e r "   E l e m e n t I d = " 1 8 2 1 3 0 3 6 9 8 "   D a t a T y p e = " S t r i n g " > E n t r y N o C a p t i o n < / E n t r y N o C a p t i o n > + 
+         < E n v i r o n m e n t L a b e l   E l e m e n t T y p e = " P a r a m e t e r "   E l e m e n t I d = " 8 1 8 8 1 6 5 9 0 "   D a t a T y p e = " S t r i n g " > E n v i r o n m e n t L a b e l < / E n v i r o n m e n t L a b e l > + 
+         < L i n e D e s c C a p t i o n   E l e m e n t T y p e = " P a r a m e t e r "   E l e m e n t I d = " 2 0 5 0 8 2 3 4 6 8 "   D a t a T y p e = " S t r i n g " > L i n e D e s c C a p t i o n < / L i n e D e s c C a p t i o n > + 
+         < L i n e N o C a p t i o n   E l e m e n t T y p e = " P a r a m e t e r "   E l e m e n t I d = " 9 0 2 0 1 5 8 3 6 "   D a t a T y p e = " S t r i n g " > L i n e N o C a p t i o n < / L i n e N o C a p t i o n > + 
+         < L i n e T y p e C a p t i o n   E l e m e n t T y p e = " P a r a m e t e r "   E l e m e n t I d = " 1 5 1 5 6 4 8 1 3 3 "   D a t a T y p e = " S t r i n g " > L i n e T y p e C a p t i o n < / L i n e T y p e C a p t i o n > + 
+         < N o O f P e r i o d s C a p t i o n   E l e m e n t T y p e = " P a r a m e t e r "   E l e m e n t I d = " 1 8 2 1 5 5 0 8 4 5 "   D a t a T y p e = " S t r i n g " > N o O f P e r i o d s C a p t i o n < / N o O f P e r i o d s C a p t i o n > + 
+         < N u m O f P e r i o d s C a p t i o n   E l e m e n t T y p e = " P a r a m e t e r "   E l e m e n t I d = " 6 5 8 9 3 7 0 6 8 "   D a t a T y p e = " S t r i n g " > N u m O f P e r i o d s C a p t i o n < / N u m O f P e r i o d s C a p t i o n > + 
+         < P o s t i n g D a t e C a p t i o n   E l e m e n t T y p e = " P a r a m e t e r "   E l e m e n t I d = " 1 2 7 3 0 5 6 1 7 "   D a t a T y p e = " S t r i n g " > P o s t i n g D a t e C a p t i o n < / P o s t i n g D a t e C a p t i o n > + 
+         < R e m A m o u n t D e f C a p t i o n   E l e m e n t T y p e = " P a r a m e t e r "   E l e m e n t I d = " 6 4 3 2 7 5 8 5 8 "   D a t a T y p e = " S t r i n g " > R e m A m o u n t D e f C a p t i o n < / R e m A m o u n t D e f C a p t i o n > + 
+         < R e p o r t N a m e L a b e l   E l e m e n t T y p e = " P a r a m e t e r "   E l e m e n t I d = " 1 0 2 2 2 9 2 9 8 2 "   D a t a T y p e = " S t r i n g " > R e p o r t N a m e L a b e l < / R e p o r t N a m e L a b e l > + 
+         < R u n O n L a b e l   E l e m e n t T y p e = " P a r a m e t e r "   E l e m e n t I d = " 1 1 1 9 0 3 7 5 9 5 "   D a t a T y p e = " S t r i n g " > R u n O n L a b e l < / R u n O n L a b e l > + 
+         < T o t a l A m o u n t D e f C a p t i o n   E l e m e n t T y p e = " P a r a m e t e r "   E l e m e n t I d = " 1 5 7 8 5 0 2 1 6 2 "   D a t a T y p e = " S t r i n g " > T o t a l A m o u n t D e f C a p t i o n < / T o t a l A m o u n t D e f C a p t i o n > + 
+         < U s e r L a b e l   E l e m e n t T y p e = " P a r a m e t e r "   E l e m e n t I d = " 8 4 8 8 1 6 7 9 4 "   D a t a T y p e = " S t r i n g " > U s e r L a b e l < / U s e r L a b e l >   
      < / L a b e l s >   
-     < C u s t o m e r > - 
-         < A c c o u n t N o C a p t i o n > A c c o u n t N o C a p t i o n < / A c c o u n t N o C a p t i o n > - 
-         < A m t R e c o g n i z e d C a p t i o n > A m t R e c o g n i z e d C a p t i o n < / A m t R e c o g n i z e d C a p t i o n > - 
-         < B a l a n c e A s O f D a t e C a p t i o n > B a l a n c e A s O f D a t e C a p t i o n < / B a l a n c e A s O f D a t e C a p t i o n > - 
-         < B a l a n c e A s O f D a t e F i l t e r > B a l a n c e A s O f D a t e F i l t e r < / B a l a n c e A s O f D a t e F i l t e r > - 
-         < B a l a n c e C a p t i o n > B a l a n c e C a p t i o n < / B a l a n c e C a p t i o n > - 
-         < C o m p a n y N a m e > C o m p a n y N a m e < / C o m p a n y N a m e > - 
-         < C u s t o m e r C a p t i o n > C u s t o m e r C a p t i o n < / C u s t o m e r C a p t i o n > - 
-         < D e f e r r a l S u m m a r y S a l e s C a p t i o n > D e f e r r a l S u m m a r y S a l e s C a p t i o n < / D e f e r r a l S u m m a r y S a l e s C a p t i o n > - 
-         < D o c u m e n t C a p t i o n > D o c u m e n t C a p t i o n < / D o c u m e n t C a p t i o n > - 
-         < D o c u m e n t F i l t e r > D o c u m e n t F i l t e r < / D o c u m e n t F i l t e r > - 
-         < E m p t y S t r i n g > E m p t y S t r i n g < / E m p t y S t r i n g > - 
-         < G L A c c T a b l e C a p t i o n > G L A c c T a b l e C a p t i o n < / G L A c c T a b l e C a p t i o n > - 
-         < G L B a l C a p t i o n > G L B a l C a p t i o n < / G L B a l C a p t i o n > - 
-         < G L F i l t e r > G L F i l t e r < / G L F i l t e r > - 
-         < P a g e C a p t i o n > P a g e C a p t i o n < / P a g e C a p t i o n > - 
-         < P a g e G r o u p N o > P a g e G r o u p N o < / P a g e G r o u p N o > - 
-         < P e r i o d C a p t i o n > P e r i o d C a p t i o n < / P e r i o d C a p t i o n > - 
-         < R e m A m t D e f C a p t i o n > R e m A m t D e f C a p t i o n < / R e m A m t D e f C a p t i o n > - 
-         < T o t A m t D e f C a p t i o n > T o t A m t D e f C a p t i o n < / T o t A m t D e f C a p t i o n > - 
-         < P o s t e d _ D e f e r r a l _ H e a d e r > - 
-             < A c c o u n t N a m e > A c c o u n t N a m e < / A c c o u n t N a m e > - 
-             < A m o u n t > A m o u n t < / A m o u n t > - 
-             < A m t R e c o g n i z e d > A m t R e c o g n i z e d < / A m t R e c o g n i z e d > - 
-             < C u s t N a m e > C u s t N a m e < / C u s t N a m e > - 
-             < C u s t N o > C u s t N o < / C u s t N o > - 
-             < C u s t o m e r F i l t e r > C u s t o m e r F i l t e r < / C u s t o m e r F i l t e r > - 
-             < D e f e r r a l A c c o u n t > D e f e r r a l A c c o u n t < / D e f e r r a l A c c o u n t > - 
-             < D e f e r r a l S t a r t D a t e > D e f e r r a l S t a r t D a t e < / D e f e r r a l S t a r t D a t e > - 
-             < D o c u m e n t T y p e > D o c u m e n t T y p e < / D o c u m e n t T y p e > - 
-             < D o c u m e n t T y p e S t r i n g > D o c u m e n t T y p e S t r i n g < / D o c u m e n t T y p e S t r i n g > - 
-             < D o c u m e n t _ N o > D o c u m e n t _ N o < / D o c u m e n t _ N o > - 
-             < D o c u m e n t _ T y p e > D o c u m e n t _ T y p e < / D o c u m e n t _ T y p e > - 
-             < L i n e D e s c r i p t i o n > L i n e D e s c r i p t i o n < / L i n e D e s c r i p t i o n > - 
-             < L i n e T y p e > L i n e T y p e < / L i n e T y p e > - 
-             < L i n e _ N o > L i n e _ N o < / L i n e _ N o > - 
-             < N o _ G L A c c > N o _ G L A c c < / N o _ G L A c c > - 
-             < N u m O f P e r i o d s > N u m O f P e r i o d s < / N u m O f P e r i o d s > - 
-             < P o s t i n g D a t e > P o s t i n g D a t e < / P o s t i n g D a t e > - 
-             < R e m a i n i n g A m t D e f e r r e d > R e m a i n i n g A m t D e f e r r e d < / R e m a i n i n g A m t D e f e r r e d > - 
-             < T o t a l A m t D e f e r r e d > T o t a l A m t D e f e r r e d < / T o t a l A m t D e f e r r e d > +     < T o o l t i p s / > + 
+     < C u s t o m e r   E l e m e n t T y p e = " D a t a I t e m "   E l e m e n t I d = " 1 5 2 5 1 9 1 9 9 " > + 
+         < A c c o u n t N o C a p t i o n   E l e m e n t T y p e = " C o l u m n "   E l e m e n t I d = " 4 5 9 9 9 7 5 8 9 "   D a t a T y p e = " T e x t C o n s t " > A c c o u n t N o C a p t i o n < / A c c o u n t N o C a p t i o n > + 
+         < A m t R e c o g n i z e d C a p t i o n   E l e m e n t T y p e = " C o l u m n "   E l e m e n t I d = " 5 8 2 8 5 6 6 1 3 "   D a t a T y p e = " T e x t C o n s t " > A m t R e c o g n i z e d C a p t i o n < / A m t R e c o g n i z e d C a p t i o n > + 
+         < B a l a n c e A s O f D a t e C a p t i o n   E l e m e n t T y p e = " C o l u m n "   E l e m e n t I d = " 1 8 1 5 3 3 0 6 6 "   D a t a T y p e = " S t r i n g " > B a l a n c e A s O f D a t e C a p t i o n < / B a l a n c e A s O f D a t e C a p t i o n > + 
+         < B a l a n c e A s O f D a t e F i l t e r   E l e m e n t T y p e = " C o l u m n "   E l e m e n t I d = " 1 8 8 0 2 0 7 9 7 2 "   D a t a T y p e = " D a t e " > B a l a n c e A s O f D a t e F i l t e r < / B a l a n c e A s O f D a t e F i l t e r > + 
+         < B a l a n c e C a p t i o n   E l e m e n t T y p e = " C o l u m n "   E l e m e n t I d = " 1 7 1 0 3 0 7 0 2 9 "   D a t a T y p e = " T e x t C o n s t " > B a l a n c e C a p t i o n < / B a l a n c e C a p t i o n > + 
+         < C o m p a n y N a m e   E l e m e n t T y p e = " C o l u m n "   E l e m e n t I d = " 1 5 9 5 4 7 7 3 9 5 "   D a t a T y p e = " S t r i n g " > C o m p a n y N a m e < / C o m p a n y N a m e > + 
+         < C u s t o m e r C a p t i o n   E l e m e n t T y p e = " C o l u m n "   E l e m e n t I d = " 7 0 0 0 7 1 9 2 7 "   D a t a T y p e = " S t r i n g " > C u s t o m e r C a p t i o n < / C u s t o m e r C a p t i o n > + 
+         < D e f e r r a l S u m m a r y S a l e s C a p t i o n   E l e m e n t T y p e = " C o l u m n "   E l e m e n t I d = " 1 5 2 8 3 5 1 9 0 4 "   D a t a T y p e = " T e x t C o n s t " > D e f e r r a l S u m m a r y S a l e s C a p t i o n < / D e f e r r a l S u m m a r y S a l e s C a p t i o n > + 
+         < D o c u m e n t C a p t i o n   E l e m e n t T y p e = " C o l u m n "   E l e m e n t I d = " 7 3 5 3 8 4 3 3 2 "   D a t a T y p e = " S t r i n g " > D o c u m e n t C a p t i o n < / D o c u m e n t C a p t i o n > + 
+         < D o c u m e n t F i l t e r   E l e m e n t T y p e = " C o l u m n "   E l e m e n t I d = " 2 0 1 7 2 0 2 7 1 0 "   D a t a T y p e = " T e x t " > D o c u m e n t F i l t e r < / D o c u m e n t F i l t e r > + 
+         < E m p t y S t r i n g   E l e m e n t T y p e = " C o l u m n "   E l e m e n t I d = " 1 3 3 2 8 2 3 9 0 7 "   D a t a T y p e = " S t r i n g " > E m p t y S t r i n g < / E m p t y S t r i n g > + 
+         < G L A c c T a b l e C a p t i o n   E l e m e n t T y p e = " C o l u m n "   E l e m e n t I d = " 4 8 6 9 6 5 6 8 7 "   D a t a T y p e = " S t r i n g " > G L A c c T a b l e C a p t i o n < / G L A c c T a b l e C a p t i o n > + 
+         < G L B a l C a p t i o n   E l e m e n t T y p e = " C o l u m n "   E l e m e n t I d = " 1 2 0 3 1 1 2 7 1 3 "   D a t a T y p e = " T e x t C o n s t " > G L B a l C a p t i o n < / G L B a l C a p t i o n > + 
+         < G L F i l t e r   E l e m e n t T y p e = " C o l u m n "   E l e m e n t I d = " 4 3 3 3 0 5 9 8 "   D a t a T y p e = " T e x t " > G L F i l t e r < / G L F i l t e r > + 
+         < P a g e C a p t i o n   E l e m e n t T y p e = " C o l u m n "   E l e m e n t I d = " 1 6 4 5 7 9 0 3 1 2 "   D a t a T y p e = " T e x t C o n s t " > P a g e C a p t i o n < / P a g e C a p t i o n > + 
+         < P a g e G r o u p N o   E l e m e n t T y p e = " C o l u m n "   E l e m e n t I d = " 6 4 9 1 8 0 1 4 4 "   D a t a T y p e = " I n t e g e r " > P a g e G r o u p N o < / P a g e G r o u p N o > + 
+         < P e r i o d C a p t i o n   E l e m e n t T y p e = " C o l u m n "   E l e m e n t I d = " 1 4 7 8 2 5 3 4 2 2 "   D a t a T y p e = " T e x t C o n s t " > P e r i o d C a p t i o n < / P e r i o d C a p t i o n > + 
+         < R e m A m t D e f C a p t i o n   E l e m e n t T y p e = " C o l u m n "   E l e m e n t I d = " 1 4 1 6 1 9 6 6 6 2 "   D a t a T y p e = " T e x t C o n s t " > R e m A m t D e f C a p t i o n < / R e m A m t D e f C a p t i o n > + 
+         < T o t A m t D e f C a p t i o n   E l e m e n t T y p e = " C o l u m n "   E l e m e n t I d = " 1 8 9 9 9 9 0 1 1 5 "   D a t a T y p e = " T e x t C o n s t " > T o t A m t D e f C a p t i o n < / T o t A m t D e f C a p t i o n > + 
+         < P o s t e d _ D e f e r r a l _ H e a d e r   E l e m e n t T y p e = " D a t a I t e m "   E l e m e n t I d = " 6 5 9 2 4 7 9 8 0 " > + 
+             < A c c o u n t N a m e   E l e m e n t T y p e = " C o l u m n "   E l e m e n t I d = " 1 7 2 4 8 6 5 1 3 3 "   D a t a T y p e = " T e x t " > A c c o u n t N a m e < / A c c o u n t N a m e > + 
+             < A m o u n t   E l e m e n t T y p e = " C o l u m n "   E l e m e n t I d = " 1 5 1 1 0 9 1 2 7 1 "   D a t a T y p e = " D e c i m a l " > A m o u n t < / A m o u n t > + 
+             < A m t R e c o g n i z e d   E l e m e n t T y p e = " C o l u m n "   E l e m e n t I d = " 1 2 9 8 7 3 6 5 4 7 "   D a t a T y p e = " D e c i m a l " > A m t R e c o g n i z e d < / A m t R e c o g n i z e d > + 
+             < C u s t N a m e   E l e m e n t T y p e = " C o l u m n "   E l e m e n t I d = " 9 5 6 5 5 0 1 8 1 "   D a t a T y p e = " T e x t " > C u s t N a m e < / C u s t N a m e > + 
+             < C u s t N o   E l e m e n t T y p e = " C o l u m n "   E l e m e n t I d = " 1 4 5 9 3 2 3 0 9 3 "   D a t a T y p e = " C o d e " > C u s t N o < / C u s t N o > + 
+             < C u s t o m e r F i l t e r   E l e m e n t T y p e = " C o l u m n "   E l e m e n t I d = " 7 9 7 4 4 2 2 9 5 "   D a t a T y p e = " T e x t " > C u s t o m e r F i l t e r < / C u s t o m e r F i l t e r > + 
+             < D e f e r r a l A c c o u n t   E l e m e n t T y p e = " C o l u m n "   E l e m e n t I d = " 1 6 2 8 6 0 3 1 5 5 "   D a t a T y p e = " C o d e " > D e f e r r a l A c c o u n t < / D e f e r r a l A c c o u n t > + 
+             < D e f e r r a l S t a r t D a t e   E l e m e n t T y p e = " C o l u m n "   E l e m e n t I d = " 1 6 8 9 5 5 6 7 5 0 "   D a t a T y p e = " S t r i n g " > D e f e r r a l S t a r t D a t e < / D e f e r r a l S t a r t D a t e > + 
+             < D o c u m e n t _ N o   E l e m e n t T y p e = " C o l u m n "   E l e m e n t I d = " 1 2 4 5 9 8 9 3 4 0 "   D a t a T y p e = " C o d e " > D o c u m e n t _ N o < / D o c u m e n t _ N o > + 
+             < D o c u m e n t _ T y p e   E l e m e n t T y p e = " C o l u m n "   E l e m e n t I d = " 7 4 3 6 1 2 2 9 "   D a t a T y p e = " I n t e g e r " > D o c u m e n t _ T y p e < / D o c u m e n t _ T y p e > + 
+             < D o c u m e n t T y p e   E l e m e n t T y p e = " C o l u m n "   E l e m e n t I d = " 2 0 8 9 7 9 9 8 9 8 "   D a t a T y p e = " I n t e g e r " > D o c u m e n t T y p e < / D o c u m e n t T y p e > + 
+             < D o c u m e n t T y p e S t r i n g   E l e m e n t T y p e = " C o l u m n "   E l e m e n t I d = " 1 1 4 8 3 5 6 4 1 7 "   D a t a T y p e = " T e x t " > D o c u m e n t T y p e S t r i n g < / D o c u m e n t T y p e S t r i n g > + 
+             < L i n e _ N o   E l e m e n t T y p e = " C o l u m n "   E l e m e n t I d = " 2 4 7 0 5 6 1 9 5 "   D a t a T y p e = " I n t e g e r " > L i n e _ N o < / L i n e _ N o > + 
+             < L i n e D e s c r i p t i o n   E l e m e n t T y p e = " C o l u m n "   E l e m e n t I d = " 6 7 3 6 4 4 5 0 1 "   D a t a T y p e = " T e x t " > L i n e D e s c r i p t i o n < / L i n e D e s c r i p t i o n > + 
+             < L i n e T y p e   E l e m e n t T y p e = " C o l u m n "   E l e m e n t I d = " 1 4 5 0 4 2 2 9 4 1 "   D a t a T y p e = " O p t i o n " > L i n e T y p e < / L i n e T y p e > + 
+             < N o _ G L A c c   E l e m e n t T y p e = " C o l u m n "   E l e m e n t I d = " 1 3 7 2 6 3 7 1 8 3 "   D a t a T y p e = " C o d e " > N o _ G L A c c < / N o _ G L A c c > + 
+             < N u m O f P e r i o d s   E l e m e n t T y p e = " C o l u m n "   E l e m e n t I d = " 6 5 8 9 3 7 0 6 8 "   D a t a T y p e = " I n t e g e r " > N u m O f P e r i o d s < / N u m O f P e r i o d s > + 
+             < P o s t i n g D a t e   E l e m e n t T y p e = " C o l u m n "   E l e m e n t I d = " 8 8 9 9 5 5 3 3 7 "   D a t a T y p e = " S t r i n g " > P o s t i n g D a t e < / P o s t i n g D a t e > + 
+             < R e m a i n i n g A m t D e f e r r e d   E l e m e n t T y p e = " C o l u m n "   E l e m e n t I d = " 1 2 0 4 7 3 4 1 3 8 "   D a t a T y p e = " D e c i m a l " > R e m a i n i n g A m t D e f e r r e d < / R e m a i n i n g A m t D e f e r r e d > + 
+             < T o t a l A m t D e f e r r e d   E l e m e n t T y p e = " C o l u m n "   E l e m e n t I d = " 1 7 2 0 8 5 5 5 4 8 "   D a t a T y p e = " D e c i m a l " > T o t a l A m t D e f e r r e d < / T o t a l A m t D e f e r r e d >   
          < / P o s t e d _ D e f e r r a l _ H e a d e r >   
-         < T o t a l s > - 
-             < S u m A m t R e c o g n i z e d > S u m A m t R e c o g n i z e d < / S u m A m t R e c o g n i z e d > - 
-             < S u m R e m a i n i n g A m t D e f e r r e d > S u m R e m a i n i n g A m t D e f e r r e d < / S u m R e m a i n i n g A m t D e f e r r e d > - 
-             < S u m T o t a l A m t D e f e r r e d > S u m T o t a l A m t D e f e r r e d < / S u m T o t a l A m t D e f e r r e d > +         < T o t a l s   E l e m e n t T y p e = " D a t a I t e m "   E l e m e n t I d = " 1 8 2 3 9 5 0 0 4 4 " > + 
+             < S u m A m t R e c o g n i z e d   E l e m e n t T y p e = " C o l u m n "   E l e m e n t I d = " 1 8 6 4 9 1 4 0 1 0 "   D a t a T y p e = " D e c i m a l " > S u m A m t R e c o g n i z e d < / S u m A m t R e c o g n i z e d > + 
+             < S u m R e m a i n i n g A m t D e f e r r e d   E l e m e n t T y p e = " C o l u m n "   E l e m e n t I d = " 1 9 7 8 8 6 2 5 9 9 "   D a t a T y p e = " D e c i m a l " > S u m R e m a i n i n g A m t D e f e r r e d < / S u m R e m a i n i n g A m t D e f e r r e d > + 
+             < S u m T o t a l A m t D e f e r r e d   E l e m e n t T y p e = " C o l u m n "   E l e m e n t I d = " 7 6 0 8 9 3 9 7 5 "   D a t a T y p e = " D e c i m a l " > S u m T o t a l A m t D e f e r r e d < / S u m T o t a l A m t D e f e r r e d >   
          < / T o t a l s >   
@@ -5113,9 +4553,7 @@
  < / N a v W o r d R e p o r t X m l P a r t > 
 </file>
 
-<file path=customXml/item2.xml>��< ? x m l   v e r s i o n = " 1 . 0 "   e n c o d i n g = " u t f - 1 6 " ? > - 
- < N a v W o r d R e p o r t X m l P a r t   x m l n s = " u r n : m i c r o s o f t - d y n a m i c s - b u s i n e s s c e n t r a l / i n t e r n a l / e x t e n d e d / r e p o r t s / D e f e r r a l _ S u m m a r y _ S a l e s / 1 7 0 1 / " > +<file path=customXml/item2.xml>��< ? x m l   v e r s i o n = " 1 . 0 "   e n c o d i n g = " u t f - 1 6 " ? > < N a v W o r d R e p o r t X m l P a r t   x m l n s = " u r n : m i c r o s o f t - d y n a m i c s - n a v / r e p o r t s / D e f e r r a l _ S u m m a r y _ S a l e s / 1 7 0 1 / " >   
      < B C R e p o r t I n f o r m a t i o n >   
@@ -5179,247 +4617,167 @@
  
          < / R e p o r t R e q u e s t >   
-         < C o m p a n y M e t a d a t a > - 
-             < C o m p a n y N a m e > C o m p a n y   N a m e < / C o m p a n y N a m e > - 
-             < C o m p a n y D i s p l a y N a m e > C o m p a n y   D i s p l a y   N a m e < / C o m p a n y D i s p l a y N a m e > - 
-             < C o m p a n y A d d r e s s L i n e s > - 
-                 < C o m p a n y A d d r e s s L i n e > C o m p a n y   A d d r e s s   L i n e   1 < / C o m p a n y A d d r e s s L i n e > - 
-                 < C o m p a n y A d d r e s s L i n e > C o m p a n y   A d d r e s s   L i n e   2 < / C o m p a n y A d d r e s s L i n e > - 
-                 < C o m p a n y A d d r e s s L i n e > C o m p a n y   A d d r e s s   L i n e   3 < / C o m p a n y A d d r e s s L i n e > - 
-                 < C o m p a n y A d d r e s s L i n e > C o m p a n y   A d d r e s s   L i n e   4 < / C o m p a n y A d d r e s s L i n e > - 
-                 < C o m p a n y A d d r e s s L i n e > C o m p a n y   A d d r e s s   L i n e   5 < / C o m p a n y A d d r e s s L i n e > - 
-                 < C o m p a n y A d d r e s s L i n e > C o m p a n y   A d d r e s s   L i n e   6 < / C o m p a n y A d d r e s s L i n e > - 
-                 < C o m p a n y A d d r e s s L i n e > C o m p a n y   A d d r e s s   L i n e   7 < / C o m p a n y A d d r e s s L i n e > - 
-                 < C o m p a n y A d d r e s s L i n e > C o m p a n y   A d d r e s s   L i n e   8 < / C o m p a n y A d d r e s s L i n e > - 
-             < / C o m p a n y A d d r e s s L i n e s > - 
-             < C o m p a n y P h o n e > C o m p a n y   P h o n e < / C o m p a n y P h o n e > - 
-             < C o m p a n y P h o n e C a p t i o n > C o m p a n y   P h o n e   C a p t i o n < / C o m p a n y P h o n e C a p t i o n > - 
-             < C o m p a n y F a x N o > C o m p a n y   F a x   N o . < / C o m p a n y F a x N o > - 
-             < C o m p a n y F a x N o C a p t i o n > C o m p a n y   F a x   N o .   C a p t i o n < / C o m p a n y F a x N o C a p t i o n > - 
-             < C o m p a n y E m a i l > C o m p a n y   E m a i l < / C o m p a n y E m a i l > - 
-             < C o m p a n y E m a i l C a p t i o n > C o m p a n y   E m a i l   C a p t i o n < / C o m p a n y E m a i l C a p t i o n > - 
-             < C o m p a n y H o m e P a g e > C o m p a n y   H o m e   P a g e < / C o m p a n y H o m e P a g e > - 
-             < C o m p a n y H o m e P a g e C a p t i o n > C o m p a n y   H o m e   P a g e   C a p t i o n < / C o m p a n y H o m e P a g e C a p t i o n > - 
-             < C o m p a n y L o g o > C o m p a n y   L o g o < / C o m p a n y L o g o > - 
-             < C o m p a n y V A T R e g i s t r a t i o n N o > C o m p a n y   V A T   R e g i s t r a t i o n   N o . < / C o m p a n y V A T R e g i s t r a t i o n N o > - 
-             < C o m p a n y V A T R e g i s t r a t i o n N o C a p t i o n > C o m p a n y   V A T   R e g i s t r a t i o n   N o .   C a p t i o n < / C o m p a n y V A T R e g i s t r a t i o n N o C a p t i o n > - 
-             < C o m p a n y R e g i s t r a t i o n N o > C o m p a n y   R e g i s t r a t i o n   N o . < / C o m p a n y R e g i s t r a t i o n N o > - 
-             < C o m p a n y R e g i s t r a t i o n N o C a p t i o n > C o m p a n y   R e g i s t r a t i o n   N o .   C a p t i o n < / C o m p a n y R e g i s t r a t i o n N o C a p t i o n > - 
-             < C o m p a n y B a n k N a m e > C o m p a n y   B a n k   N a m e < / C o m p a n y B a n k N a m e > - 
-             < C o m p a n y B a n k N a m e C a p t i o n > C o m p a n y   B a n k   N a m e   C a p t i o n < / C o m p a n y B a n k N a m e C a p t i o n > - 
-             < C o m p a n y B a n k A c c o u n t N o > C o m p a n y   B a n k   A c c o u n t   N o . < / C o m p a n y B a n k A c c o u n t N o > - 
-             < C o m p a n y B a n k A c c o u n t N o C a p t i o n > C o m p a n y   B a n k   A c c o u n t   N o .   C a p t i o n < / C o m p a n y B a n k A c c o u n t N o C a p t i o n > - 
-             < C o m p a n y B a n k B r a n c h N o > C o m p a n y   B a n k   B r a n c h   N o . < / C o m p a n y B a n k B r a n c h N o > - 
-             < C o m p a n y B a n k B r a n c h N o C a p t i o n > C o m p a n y   B a n k   B r a n c h   N o .   C a p t i o n < / C o m p a n y B a n k B r a n c h N o C a p t i o n > - 
-             < C o m p a n y I B A N > C o m p a n y   I B A N < / C o m p a n y I B A N > - 
-             < C o m p a n y I B A N C a p t i o n > C o m p a n y   I B A N   C a p t i o n < / C o m p a n y I B A N C a p t i o n > - 
-             < C o m p a n y B a n k S W I F T > C o m p a n y   B a n k   S W I F T < / C o m p a n y B a n k S W I F T > - 
-             < C o m p a n y B a n k S W I F T C a p t i o n > C o m p a n y   B a n k   S W I F T   C a p t i o n < / C o m p a n y B a n k S W I F T C a p t i o n > - 
-             < C o m p a n y G i r o N o > C o m p a n y   G i r o   N o . < / C o m p a n y G i r o N o > - 
-             < C o m p a n y G i r o N o C a p t i o n > C o m p a n y   G i r o   N o .   C a p t i o n < / C o m p a n y G i r o N o C a p t i o n > - 
-         < / C o m p a n y M e t a d a t a > - 
      < / B C R e p o r t I n f o r m a t i o n >   
      < L a b e l s >   
-         < A b o u t T h e R e p o r t L a b e l   E l e m e n t T y p e = " P a r a m e t e r "   E l e m e n t I d = " 1 6 7 7 9 2 0 0 1 "   D a t a T y p e = " S t r i n g " > A b o u t T h e R e p o r t L a b e l < / A b o u t T h e R e p o r t L a b e l > - 
-         < A c c t N a m e C a p t i o n   E l e m e n t T y p e = " P a r a m e t e r "   E l e m e n t I d = " 8 9 7 8 0 0 1 9 9 "   D a t a T y p e = " S t r i n g " > A c c t N a m e C a p t i o n < / A c c t N a m e C a p t i o n > - 
-         < A m o u n t R e c o g n i z e d C a p t i o n   E l e m e n t T y p e = " P a r a m e t e r "   E l e m e n t I d = " 1 2 2 9 1 0 9 7 1 3 "   D a t a T y p e = " S t r i n g " > A m o u n t R e c o g n i z e d C a p t i o n < / A m o u n t R e c o g n i z e d C a p t i o n > - 
-         < B a l A s O f D a t e C a p t i o n   E l e m e n t T y p e = " P a r a m e t e r "   E l e m e n t I d = " 1 7 3 6 9 6 3 9 0 7 "   D a t a T y p e = " S t r i n g " > B a l A s O f D a t e C a p t i o n < / B a l A s O f D a t e C a p t i o n > - 
-         < C o m p a n y L a b e l   E l e m e n t T y p e = " P a r a m e t e r "   E l e m e n t I d = " 3 4 6 7 6 0 3 4 8 "   D a t a T y p e = " S t r i n g " > C o m p a n y L a b e l < / C o m p a n y L a b e l > - 
-         < C u s t N a m e C a p t i o n   E l e m e n t T y p e = " P a r a m e t e r "   E l e m e n t I d = " 1 0 7 7 8 2 0 7 4 9 "   D a t a T y p e = " S t r i n g " > C u s t N a m e C a p t i o n < / C u s t N a m e C a p t i o n > - 
-         < C u s t N o C a p t i o n   E l e m e n t T y p e = " P a r a m e t e r "   E l e m e n t I d = " 7 6 2 1 0 8 2 8 5 "   D a t a T y p e = " S t r i n g " > C u s t N o C a p t i o n < / C u s t N o C a p t i o n > - 
-         < D a t a R e t r i e v e d   E l e m e n t T y p e = " P a r a m e t e r "   E l e m e n t I d = " 2 9 1 9 1 1 8 0 7 "   D a t a T y p e = " S t r i n g " > D a t a R e t r i e v e d < / D a t a R e t r i e v e d > - 
-         < D e f e r r a l A c c o u n t C a p t i o n   E l e m e n t T y p e = " P a r a m e t e r "   E l e m e n t I d = " 4 0 9 4 8 5 3 2 3 "   D a t a T y p e = " S t r i n g " > D e f e r r a l A c c o u n t C a p t i o n < / D e f e r r a l A c c o u n t C a p t i o n > - 
-         < D e f e r r a l S u m m a r y S a l e s L a b e l   E l e m e n t T y p e = " P a r a m e t e r "   E l e m e n t I d = " 1 8 8 8 7 7 5 9 2 8 "   D a t a T y p e = " S t r i n g " > D e f e r r a l S u m m a r y S a l e s L a b e l < / D e f e r r a l S u m m a r y S a l e s L a b e l > - 
-         < D e f e r r a l S u m m a r y S a l e s P r i n t   E l e m e n t T y p e = " P a r a m e t e r "   E l e m e n t I d = " 1 5 3 4 0 8 4 6 9 7 "   D a t a T y p e = " S t r i n g " > D e f e r r a l S u m m a r y S a l e s P r i n t < / D e f e r r a l S u m m a r y S a l e s P r i n t > - 
-         < D e f S t a r t D a t e C a p t i o n   E l e m e n t T y p e = " P a r a m e t e r "   E l e m e n t I d = " 1 6 3 1 6 9 6 4 3 2 "   D a t a T y p e = " S t r i n g " > D e f S t a r t D a t e C a p t i o n < / D e f S t a r t D a t e C a p t i o n > - 
-         < D e f S u m m a r y S a l e s A n a l y s i s   E l e m e n t T y p e = " P a r a m e t e r "   E l e m e n t I d = " 1 5 2 4 1 1 6 1 2 "   D a t a T y p e = " S t r i n g " > D e f S u m m a r y S a l e s A n a l y s i s < / D e f S u m m a r y S a l e s A n a l y s i s > - 
-         < D e s c C a p t i o n   E l e m e n t T y p e = " P a r a m e t e r "   E l e m e n t I d = " 1 5 8 0 3 0 3 5 5 8 "   D a t a T y p e = " S t r i n g " > D e s c C a p t i o n < / D e s c C a p t i o n > - 
-         < D o c N o C a p t i o n   E l e m e n t T y p e = " P a r a m e t e r "   E l e m e n t I d = " 2 0 5 6 5 2 6 8 5 8 "   D a t a T y p e = " S t r i n g " > D o c N o C a p t i o n < / D o c N o C a p t i o n > - 
-         < D o c T y p e C a p t i o n   E l e m e n t T y p e = " P a r a m e t e r "   E l e m e n t I d = " 4 0 9 9 8 6 6 4 3 "   D a t a T y p e = " S t r i n g " > D o c T y p e C a p t i o n < / D o c T y p e C a p t i o n > - 
-         < D o c u m e n t _ N o C a p t i o n   E l e m e n t T y p e = " P a r a m e t e r "   E l e m e n t I d = " 1 2 4 5 9 8 9 3 4 0 "   D a t a T y p e = " S t r i n g " > D o c u m e n t _ N o C a p t i o n < / D o c u m e n t _ N o C a p t i o n > - 
-         < D o c u m e n t _ T y p e C a p t i o n   E l e m e n t T y p e = " P a r a m e t e r "   E l e m e n t I d = " 7 4 3 6 1 2 2 9 "   D a t a T y p e = " S t r i n g " > D o c u m e n t _ T y p e C a p t i o n < / D o c u m e n t _ T y p e C a p t i o n > - 
-         < D o c u m e n t a t i o n L a b e l   E l e m e n t T y p e = " P a r a m e t e r "   E l e m e n t I d = " 1 7 3 8 9 2 4 8 1 5 "   D a t a T y p e = " S t r i n g " > D o c u m e n t a t i o n L a b e l < / D o c u m e n t a t i o n L a b e l > - 
-         < E n t r y N o C a p t i o n   E l e m e n t T y p e = " P a r a m e t e r "   E l e m e n t I d = " 1 8 2 1 3 0 3 6 9 8 "   D a t a T y p e = " S t r i n g " > E n t r y N o C a p t i o n < / E n t r y N o C a p t i o n > - 
-         < E n v i r o n m e n t L a b e l   E l e m e n t T y p e = " P a r a m e t e r "   E l e m e n t I d = " 8 1 8 8 1 6 5 9 0 "   D a t a T y p e = " S t r i n g " > E n v i r o n m e n t L a b e l < / E n v i r o n m e n t L a b e l > - 
-         < L i n e D e s c C a p t i o n   E l e m e n t T y p e = " P a r a m e t e r "   E l e m e n t I d = " 2 0 5 0 8 2 3 4 6 8 "   D a t a T y p e = " S t r i n g " > L i n e D e s c C a p t i o n < / L i n e D e s c C a p t i o n > - 
-         < L i n e N o C a p t i o n   E l e m e n t T y p e = " P a r a m e t e r "   E l e m e n t I d = " 9 0 2 0 1 5 8 3 6 "   D a t a T y p e = " S t r i n g " > L i n e N o C a p t i o n < / L i n e N o C a p t i o n > - 
-         < L i n e T y p e C a p t i o n   E l e m e n t T y p e = " P a r a m e t e r "   E l e m e n t I d = " 1 5 1 5 6 4 8 1 3 3 "   D a t a T y p e = " S t r i n g " > L i n e T y p e C a p t i o n < / L i n e T y p e C a p t i o n > - 
-         < N o O f P e r i o d s C a p t i o n   E l e m e n t T y p e = " P a r a m e t e r "   E l e m e n t I d = " 1 8 2 1 5 5 0 8 4 5 "   D a t a T y p e = " S t r i n g " > N o O f P e r i o d s C a p t i o n < / N o O f P e r i o d s C a p t i o n > - 
-         < N u m O f P e r i o d s C a p t i o n   E l e m e n t T y p e = " P a r a m e t e r "   E l e m e n t I d = " 6 5 8 9 3 7 0 6 8 "   D a t a T y p e = " S t r i n g " > N u m O f P e r i o d s C a p t i o n < / N u m O f P e r i o d s C a p t i o n > - 
-         < P o s t i n g D a t e C a p t i o n   E l e m e n t T y p e = " P a r a m e t e r "   E l e m e n t I d = " 1 2 7 3 0 5 6 1 7 "   D a t a T y p e = " S t r i n g " > P o s t i n g D a t e C a p t i o n < / P o s t i n g D a t e C a p t i o n > - 
-         < R e m A m o u n t D e f C a p t i o n   E l e m e n t T y p e = " P a r a m e t e r "   E l e m e n t I d = " 6 4 3 2 7 5 8 5 8 "   D a t a T y p e = " S t r i n g " > R e m A m o u n t D e f C a p t i o n < / R e m A m o u n t D e f C a p t i o n > - 
-         < R e p o r t N a m e L a b e l   E l e m e n t T y p e = " P a r a m e t e r "   E l e m e n t I d = " 1 0 2 2 2 9 2 9 8 2 "   D a t a T y p e = " S t r i n g " > R e p o r t N a m e L a b e l < / R e p o r t N a m e L a b e l > - 
-         < R u n O n L a b e l   E l e m e n t T y p e = " P a r a m e t e r "   E l e m e n t I d = " 1 1 1 9 0 3 7 5 9 5 "   D a t a T y p e = " S t r i n g " > R u n O n L a b e l < / R u n O n L a b e l > - 
-         < T o t a l A m o u n t D e f C a p t i o n   E l e m e n t T y p e = " P a r a m e t e r "   E l e m e n t I d = " 1 5 7 8 5 0 2 1 6 2 "   D a t a T y p e = " S t r i n g " > T o t a l A m o u n t D e f C a p t i o n < / T o t a l A m o u n t D e f C a p t i o n > - 
-         < U s e r L a b e l   E l e m e n t T y p e = " P a r a m e t e r "   E l e m e n t I d = " 8 4 8 8 1 6 7 9 4 "   D a t a T y p e = " S t r i n g " > U s e r L a b e l < / U s e r L a b e l > +         < A b o u t T h e R e p o r t L a b e l > A b o u t T h e R e p o r t L a b e l < / A b o u t T h e R e p o r t L a b e l > + 
+         < A c c t N a m e C a p t i o n > A c c t N a m e C a p t i o n < / A c c t N a m e C a p t i o n > + 
+         < A m o u n t R e c o g n i z e d C a p t i o n > A m o u n t R e c o g n i z e d C a p t i o n < / A m o u n t R e c o g n i z e d C a p t i o n > + 
+         < B a l A s O f D a t e C a p t i o n > B a l A s O f D a t e C a p t i o n < / B a l A s O f D a t e C a p t i o n > + 
+         < C o m p a n y L a b e l > C o m p a n y L a b e l < / C o m p a n y L a b e l > + 
+         < C u s t N a m e C a p t i o n > C u s t N a m e C a p t i o n < / C u s t N a m e C a p t i o n > + 
+         < C u s t N o C a p t i o n > C u s t N o C a p t i o n < / C u s t N o C a p t i o n > + 
+         < D a t a R e t r i e v e d > D a t a R e t r i e v e d < / D a t a R e t r i e v e d > + 
+         < D e f e r r a l A c c o u n t C a p t i o n > D e f e r r a l A c c o u n t C a p t i o n < / D e f e r r a l A c c o u n t C a p t i o n > + 
+         < D e f e r r a l S u m m a r y S a l e s L a b e l > D e f e r r a l S u m m a r y S a l e s L a b e l < / D e f e r r a l S u m m a r y S a l e s L a b e l > + 
+         < D e f e r r a l S u m m a r y S a l e s P r i n t > D e f e r r a l S u m m a r y S a l e s P r i n t < / D e f e r r a l S u m m a r y S a l e s P r i n t > + 
+         < D e f S t a r t D a t e C a p t i o n > D e f S t a r t D a t e C a p t i o n < / D e f S t a r t D a t e C a p t i o n > + 
+         < D e f S u m m a r y S a l e s A n a l y s i s > D e f S u m m a r y S a l e s A n a l y s i s < / D e f S u m m a r y S a l e s A n a l y s i s > + 
+         < D e s c C a p t i o n > D e s c C a p t i o n < / D e s c C a p t i o n > + 
+         < D o c N o C a p t i o n > D o c N o C a p t i o n < / D o c N o C a p t i o n > + 
+         < D o c T y p e C a p t i o n > D o c T y p e C a p t i o n < / D o c T y p e C a p t i o n > + 
+         < D o c u m e n t _ N o C a p t i o n > D o c u m e n t _ N o C a p t i o n < / D o c u m e n t _ N o C a p t i o n > + 
+         < D o c u m e n t _ T y p e C a p t i o n > D o c u m e n t _ T y p e C a p t i o n < / D o c u m e n t _ T y p e C a p t i o n > + 
+         < D o c u m e n t a t i o n L a b e l > D o c u m e n t a t i o n L a b e l < / D o c u m e n t a t i o n L a b e l > + 
+         < E n t r y N o C a p t i o n > E n t r y N o C a p t i o n < / E n t r y N o C a p t i o n > + 
+         < E n v i r o n m e n t L a b e l > E n v i r o n m e n t L a b e l < / E n v i r o n m e n t L a b e l > + 
+         < L i n e D e s c C a p t i o n > L i n e D e s c C a p t i o n < / L i n e D e s c C a p t i o n > + 
+         < L i n e N o C a p t i o n > L i n e N o C a p t i o n < / L i n e N o C a p t i o n > + 
+         < L i n e T y p e C a p t i o n > L i n e T y p e C a p t i o n < / L i n e T y p e C a p t i o n > + 
+         < N o O f P e r i o d s C a p t i o n > N o O f P e r i o d s C a p t i o n < / N o O f P e r i o d s C a p t i o n > + 
+         < N u m O f P e r i o d s C a p t i o n > N u m O f P e r i o d s C a p t i o n < / N u m O f P e r i o d s C a p t i o n > + 
+         < P o s t i n g D a t e C a p t i o n > P o s t i n g D a t e C a p t i o n < / P o s t i n g D a t e C a p t i o n > + 
+         < R e m A m o u n t D e f C a p t i o n > R e m A m o u n t D e f C a p t i o n < / R e m A m o u n t D e f C a p t i o n > + 
+         < R e p o r t N a m e L a b e l > R e p o r t N a m e L a b e l < / R e p o r t N a m e L a b e l > + 
+         < R u n O n L a b e l > R u n O n L a b e l < / R u n O n L a b e l > + 
+         < T o t a l A m o u n t D e f C a p t i o n > T o t a l A m o u n t D e f C a p t i o n < / T o t a l A m o u n t D e f C a p t i o n > + 
+         < U s e r L a b e l > U s e r L a b e l < / U s e r L a b e l >   
      < / L a b e l s >   
-     < T o o l t i p s   / > - 
-     < C u s t o m e r   E l e m e n t T y p e = " D a t a I t e m "   E l e m e n t I d = " 1 5 2 5 1 9 1 9 9 " > - 
-         < A c c o u n t N o C a p t i o n   E l e m e n t T y p e = " C o l u m n "   E l e m e n t I d = " 4 5 9 9 9 7 5 8 9 "   D a t a T y p e = " L a b e l " > A c c o u n t N o C a p t i o n < / A c c o u n t N o C a p t i o n > - 
-         < A m t R e c o g n i z e d C a p t i o n   E l e m e n t T y p e = " C o l u m n "   E l e m e n t I d = " 5 8 2 8 5 6 6 1 3 "   D a t a T y p e = " L a b e l " > A m t R e c o g n i z e d C a p t i o n < / A m t R e c o g n i z e d C a p t i o n > - 
-         < B a l a n c e A s O f D a t e C a p t i o n   E l e m e n t T y p e = " C o l u m n "   E l e m e n t I d = " 1 8 1 5 3 3 0 6 6 "   D a t a T y p e = " S t r i n g " > B a l a n c e A s O f D a t e C a p t i o n < / B a l a n c e A s O f D a t e C a p t i o n > - 
-         < B a l a n c e A s O f D a t e F i l t e r   E l e m e n t T y p e = " C o l u m n "   E l e m e n t I d = " 1 8 8 0 2 0 7 9 7 2 "   D a t a T y p e = " D a t e " > B a l a n c e A s O f D a t e F i l t e r < / B a l a n c e A s O f D a t e F i l t e r > - 
-         < B a l a n c e C a p t i o n   E l e m e n t T y p e = " C o l u m n "   E l e m e n t I d = " 1 7 1 0 3 0 7 0 2 9 "   D a t a T y p e = " L a b e l " > B a l a n c e C a p t i o n < / B a l a n c e C a p t i o n > - 
-         < C o m p a n y N a m e   E l e m e n t T y p e = " C o l u m n "   E l e m e n t I d = " 1 5 9 5 4 7 7 3 9 5 "   D a t a T y p e = " S t r i n g " > C o m p a n y N a m e < / C o m p a n y N a m e > - 
-         < C u s t o m e r C a p t i o n   E l e m e n t T y p e = " C o l u m n "   E l e m e n t I d = " 7 0 0 0 7 1 9 2 7 "   D a t a T y p e = " S t r i n g " > C u s t o m e r C a p t i o n < / C u s t o m e r C a p t i o n > - 
-         < D e f e r r a l S u m m a r y S a l e s C a p t i o n   E l e m e n t T y p e = " C o l u m n "   E l e m e n t I d = " 1 5 2 8 3 5 1 9 0 4 "   D a t a T y p e = " L a b e l " > D e f e r r a l S u m m a r y S a l e s C a p t i o n < / D e f e r r a l S u m m a r y S a l e s C a p t i o n > - 
-         < D o c u m e n t C a p t i o n   E l e m e n t T y p e = " C o l u m n "   E l e m e n t I d = " 7 3 5 3 8 4 3 3 2 "   D a t a T y p e = " S t r i n g " > D o c u m e n t C a p t i o n < / D o c u m e n t C a p t i o n > - 
-         < D o c u m e n t F i l t e r   E l e m e n t T y p e = " C o l u m n "   E l e m e n t I d = " 2 0 1 7 2 0 2 7 1 0 "   D a t a T y p e = " T e x t " > D o c u m e n t F i l t e r < / D o c u m e n t F i l t e r > - 
-         < E m p t y S t r i n g   E l e m e n t T y p e = " C o l u m n "   E l e m e n t I d = " 1 3 3 2 8 2 3 9 0 7 "   D a t a T y p e = " S t r i n g " > E m p t y S t r i n g < / E m p t y S t r i n g > - 
-         < G L A c c T a b l e C a p t i o n   E l e m e n t T y p e = " C o l u m n "   E l e m e n t I d = " 4 8 6 9 6 5 6 8 7 "   D a t a T y p e = " S t r i n g " > G L A c c T a b l e C a p t i o n < / G L A c c T a b l e C a p t i o n > - 
-         < G L B a l C a p t i o n   E l e m e n t T y p e = " C o l u m n "   E l e m e n t I d = " 1 2 0 3 1 1 2 7 1 3 "   D a t a T y p e = " L a b e l " > G L B a l C a p t i o n < / G L B a l C a p t i o n > - 
-         < G L F i l t e r   E l e m e n t T y p e = " C o l u m n "   E l e m e n t I d = " 4 3 3 3 0 5 9 8 "   D a t a T y p e = " T e x t " > G L F i l t e r < / G L F i l t e r > - 
-         < P a g e C a p t i o n   E l e m e n t T y p e = " C o l u m n "   E l e m e n t I d = " 1 6 4 5 7 9 0 3 1 2 "   D a t a T y p e = " L a b e l " > P a g e C a p t i o n < / P a g e C a p t i o n > - 
-         < P a g e G r o u p N o   E l e m e n t T y p e = " C o l u m n "   E l e m e n t I d = " 6 4 9 1 8 0 1 4 4 "   D a t a T y p e = " I n t e g e r " > P a g e G r o u p N o < / P a g e G r o u p N o > - 
-         < P e r i o d C a p t i o n   E l e m e n t T y p e = " C o l u m n "   E l e m e n t I d = " 1 4 7 8 2 5 3 4 2 2 "   D a t a T y p e = " L a b e l " > P e r i o d C a p t i o n < / P e r i o d C a p t i o n > - 
-         < R e m A m t D e f C a p t i o n   E l e m e n t T y p e = " C o l u m n "   E l e m e n t I d = " 1 4 1 6 1 9 6 6 6 2 "   D a t a T y p e = " L a b e l " > R e m A m t D e f C a p t i o n < / R e m A m t D e f C a p t i o n > - 
-         < T o t A m t D e f C a p t i o n   E l e m e n t T y p e = " C o l u m n "   E l e m e n t I d = " 1 8 9 9 9 9 0 1 1 5 "   D a t a T y p e = " L a b e l " > T o t A m t D e f C a p t i o n < / T o t A m t D e f C a p t i o n > - 
-         < P o s t e d _ D e f e r r a l _ H e a d e r   E l e m e n t T y p e = " D a t a I t e m "   E l e m e n t I d = " 1 0 4 2 5 8 3 7 8 8 " > - 
-             < A c c o u n t N a m e   E l e m e n t T y p e = " C o l u m n "   E l e m e n t I d = " 1 7 2 4 8 6 5 1 3 3 "   D a t a T y p e = " T e x t " > A c c o u n t N a m e < / A c c o u n t N a m e > - 
-             < A m o u n t   E l e m e n t T y p e = " C o l u m n "   E l e m e n t I d = " 1 5 1 1 0 9 1 2 7 1 "   D a t a T y p e = " D e c i m a l " > A m o u n t < / A m o u n t > - 
-             < A m t R e c o g n i z e d   E l e m e n t T y p e = " C o l u m n "   E l e m e n t I d = " 1 2 9 8 7 3 6 5 4 7 "   D a t a T y p e = " D e c i m a l " > A m t R e c o g n i z e d < / A m t R e c o g n i z e d > - 
-             < C u s t N a m e   E l e m e n t T y p e = " C o l u m n "   E l e m e n t I d = " 9 5 6 5 5 0 1 8 1 "   D a t a T y p e = " T e x t " > C u s t N a m e < / C u s t N a m e > - 
-             < C u s t N o   E l e m e n t T y p e = " C o l u m n "   E l e m e n t I d = " 1 4 5 9 3 2 3 0 9 3 "   D a t a T y p e = " C o d e " > C u s t N o < / C u s t N o > - 
-             < C u s t o m e r F i l t e r   E l e m e n t T y p e = " C o l u m n "   E l e m e n t I d = " 7 9 7 4 4 2 2 9 5 "   D a t a T y p e = " T e x t " > C u s t o m e r F i l t e r < / C u s t o m e r F i l t e r > - 
-             < D e f e r r a l A c c o u n t   E l e m e n t T y p e = " C o l u m n "   E l e m e n t I d = " 1 6 2 8 6 0 3 1 5 5 "   D a t a T y p e = " C o d e " > D e f e r r a l A c c o u n t < / D e f e r r a l A c c o u n t > - 
-             < D e f e r r a l S t a r t D a t e   E l e m e n t T y p e = " C o l u m n "   E l e m e n t I d = " 1 6 8 9 5 5 6 7 5 0 "   D a t a T y p e = " S t r i n g " > D e f e r r a l S t a r t D a t e < / D e f e r r a l S t a r t D a t e > - 
-             < D o c u m e n t T y p e   E l e m e n t T y p e = " C o l u m n "   E l e m e n t I d = " 2 0 8 9 7 9 9 8 9 8 "   D a t a T y p e = " I n t e g e r " > D o c u m e n t T y p e < / D o c u m e n t T y p e > - 
-             < D o c u m e n t T y p e S t r i n g   E l e m e n t T y p e = " C o l u m n "   E l e m e n t I d = " 1 1 4 8 3 5 6 4 1 7 "   D a t a T y p e = " T e x t " > D o c u m e n t T y p e S t r i n g < / D o c u m e n t T y p e S t r i n g > - 
-             < D o c u m e n t _ N o   E l e m e n t T y p e = " C o l u m n "   E l e m e n t I d = " 1 2 4 5 9 8 9 3 4 0 "   D a t a T y p e = " C o d e " > D o c u m e n t _ N o < / D o c u m e n t _ N o > - 
-             < D o c u m e n t _ T y p e   E l e m e n t T y p e = " C o l u m n "   E l e m e n t I d = " 7 4 3 6 1 2 2 9 "   D a t a T y p e = " I n t e g e r " > D o c u m e n t _ T y p e < / D o c u m e n t _ T y p e > - 
-             < L i n e D e s c r i p t i o n   E l e m e n t T y p e = " C o l u m n "   E l e m e n t I d = " 6 7 3 6 4 4 5 0 1 "   D a t a T y p e = " T e x t " > L i n e D e s c r i p t i o n < / L i n e D e s c r i p t i o n > - 
-             < L i n e T y p e   E l e m e n t T y p e = " C o l u m n "   E l e m e n t I d = " 1 4 5 0 4 2 2 9 4 1 "   D a t a T y p e = " O p t i o n " > L i n e T y p e < / L i n e T y p e > - 
-             < L i n e _ N o   E l e m e n t T y p e = " C o l u m n "   E l e m e n t I d = " 2 4 7 0 5 6 1 9 5 "   D a t a T y p e = " I n t e g e r " > L i n e _ N o < / L i n e _ N o > - 
-             < N o _ G L A c c   E l e m e n t T y p e = " C o l u m n "   E l e m e n t I d = " 1 3 7 2 6 3 7 1 8 3 "   D a t a T y p e = " C o d e " > N o _ G L A c c < / N o _ G L A c c > - 
-             < N u m O f P e r i o d s   E l e m e n t T y p e = " C o l u m n "   E l e m e n t I d = " 6 5 8 9 3 7 0 6 8 "   D a t a T y p e = " I n t e g e r " > N u m O f P e r i o d s < / N u m O f P e r i o d s > - 
-             < P o s t i n g D a t e   E l e m e n t T y p e = " C o l u m n "   E l e m e n t I d = " 8 8 9 9 5 5 3 3 7 "   D a t a T y p e = " S t r i n g " > P o s t i n g D a t e < / P o s t i n g D a t e > - 
-             < R e m a i n i n g A m t D e f e r r e d   E l e m e n t T y p e = " C o l u m n "   E l e m e n t I d = " 1 2 0 4 7 3 4 1 3 8 "   D a t a T y p e = " D e c i m a l " > R e m a i n i n g A m t D e f e r r e d < / R e m a i n i n g A m t D e f e r r e d > - 
-             < T o t a l A m t D e f e r r e d   E l e m e n t T y p e = " C o l u m n "   E l e m e n t I d = " 1 7 2 0 8 5 5 5 4 8 "   D a t a T y p e = " D e c i m a l " > T o t a l A m t D e f e r r e d < / T o t a l A m t D e f e r r e d > +     < C u s t o m e r > + 
+         < A c c o u n t N o C a p t i o n > A c c o u n t N o C a p t i o n < / A c c o u n t N o C a p t i o n > + 
+         < A m t R e c o g n i z e d C a p t i o n > A m t R e c o g n i z e d C a p t i o n < / A m t R e c o g n i z e d C a p t i o n > + 
+         < B a l a n c e A s O f D a t e C a p t i o n > B a l a n c e A s O f D a t e C a p t i o n < / B a l a n c e A s O f D a t e C a p t i o n > + 
+         < B a l a n c e A s O f D a t e F i l t e r > B a l a n c e A s O f D a t e F i l t e r < / B a l a n c e A s O f D a t e F i l t e r > + 
+         < B a l a n c e C a p t i o n > B a l a n c e C a p t i o n < / B a l a n c e C a p t i o n > + 
+         < C o m p a n y N a m e > C o m p a n y N a m e < / C o m p a n y N a m e > + 
+         < C u s t o m e r C a p t i o n > C u s t o m e r C a p t i o n < / C u s t o m e r C a p t i o n > + 
+         < D e f e r r a l S u m m a r y S a l e s C a p t i o n > D e f e r r a l S u m m a r y S a l e s C a p t i o n < / D e f e r r a l S u m m a r y S a l e s C a p t i o n > + 
+         < D o c u m e n t C a p t i o n > D o c u m e n t C a p t i o n < / D o c u m e n t C a p t i o n > + 
+         < D o c u m e n t F i l t e r > D o c u m e n t F i l t e r < / D o c u m e n t F i l t e r > + 
+         < E m p t y S t r i n g > E m p t y S t r i n g < / E m p t y S t r i n g > + 
+         < G L A c c T a b l e C a p t i o n > G L A c c T a b l e C a p t i o n < / G L A c c T a b l e C a p t i o n > + 
+         < G L B a l C a p t i o n > G L B a l C a p t i o n < / G L B a l C a p t i o n > + 
+         < G L F i l t e r > G L F i l t e r < / G L F i l t e r > + 
+         < P a g e C a p t i o n > P a g e C a p t i o n < / P a g e C a p t i o n > + 
+         < P a g e G r o u p N o > P a g e G r o u p N o < / P a g e G r o u p N o > + 
+         < P e r i o d C a p t i o n > P e r i o d C a p t i o n < / P e r i o d C a p t i o n > + 
+         < R e m A m t D e f C a p t i o n > R e m A m t D e f C a p t i o n < / R e m A m t D e f C a p t i o n > + 
+         < T o t A m t D e f C a p t i o n > T o t A m t D e f C a p t i o n < / T o t A m t D e f C a p t i o n > + 
+         < P o s t e d _ D e f e r r a l _ H e a d e r > + 
+             < A c c o u n t N a m e > A c c o u n t N a m e < / A c c o u n t N a m e > + 
+             < A m o u n t > A m o u n t < / A m o u n t > + 
+             < A m t R e c o g n i z e d > A m t R e c o g n i z e d < / A m t R e c o g n i z e d > + 
+             < C u s t N a m e > C u s t N a m e < / C u s t N a m e > + 
+             < C u s t N o > C u s t N o < / C u s t N o > + 
+             < C u s t o m e r F i l t e r > C u s t o m e r F i l t e r < / C u s t o m e r F i l t e r > + 
+             < D e f e r r a l A c c o u n t > D e f e r r a l A c c o u n t < / D e f e r r a l A c c o u n t > + 
+             < D e f e r r a l S t a r t D a t e > D e f e r r a l S t a r t D a t e < / D e f e r r a l S t a r t D a t e > + 
+             < D o c u m e n t _ N o > D o c u m e n t _ N o < / D o c u m e n t _ N o > + 
+             < D o c u m e n t _ T y p e > D o c u m e n t _ T y p e < / D o c u m e n t _ T y p e > + 
+             < D o c u m e n t T y p e > D o c u m e n t T y p e < / D o c u m e n t T y p e > + 
+             < D o c u m e n t T y p e S t r i n g > D o c u m e n t T y p e S t r i n g < / D o c u m e n t T y p e S t r i n g > + 
+             < L i n e _ N o > L i n e _ N o < / L i n e _ N o > + 
+             < L i n e D e s c r i p t i o n > L i n e D e s c r i p t i o n < / L i n e D e s c r i p t i o n > + 
+             < L i n e T y p e > L i n e T y p e < / L i n e T y p e > + 
+             < N o _ G L A c c > N o _ G L A c c < / N o _ G L A c c > + 
+             < N u m O f P e r i o d s > N u m O f P e r i o d s < / N u m O f P e r i o d s > + 
+             < P o s t i n g D a t e > P o s t i n g D a t e < / P o s t i n g D a t e > + 
+             < R e m a i n i n g A m t D e f e r r e d > R e m a i n i n g A m t D e f e r r e d < / R e m a i n i n g A m t D e f e r r e d > + 
+             < T o t a l A m t D e f e r r e d > T o t a l A m t D e f e r r e d < / T o t a l A m t D e f e r r e d >   
          < / P o s t e d _ D e f e r r a l _ H e a d e r >   
-         < T o t a l s   E l e m e n t T y p e = " D a t a I t e m "   E l e m e n t I d = " 1 8 2 3 9 5 0 0 4 4 " > - 
-             < S u m A m t R e c o g n i z e d   E l e m e n t T y p e = " C o l u m n "   E l e m e n t I d = " 1 8 6 4 9 1 4 0 1 0 "   D a t a T y p e = " D e c i m a l " > S u m A m t R e c o g n i z e d < / S u m A m t R e c o g n i z e d > - 
-             < S u m R e m a i n i n g A m t D e f e r r e d   E l e m e n t T y p e = " C o l u m n "   E l e m e n t I d = " 1 9 7 8 8 6 2 5 9 9 "   D a t a T y p e = " D e c i m a l " > S u m R e m a i n i n g A m t D e f e r r e d < / S u m R e m a i n i n g A m t D e f e r r e d > - 
-             < S u m T o t a l A m t D e f e r r e d   E l e m e n t T y p e = " C o l u m n "   E l e m e n t I d = " 7 6 0 8 9 3 9 7 5 "   D a t a T y p e = " D e c i m a l " > S u m T o t a l A m t D e f e r r e d < / S u m T o t a l A m t D e f e r r e d > +         < T o t a l s > + 
+             < S u m A m t R e c o g n i z e d > S u m A m t R e c o g n i z e d < / S u m A m t R e c o g n i z e d > + 
+             < S u m R e m a i n i n g A m t D e f e r r e d > S u m R e m a i n i n g A m t D e f e r r e d < / S u m R e m a i n i n g A m t D e f e r r e d > + 
+             < S u m T o t a l A m t D e f e r r e d > S u m T o t a l A m t D e f e r r e d < / S u m T o t a l A m t D e f e r r e d >   
          < / T o t a l s >   
@@ -5429,17 +4787,17 @@
 </file>
 
 <file path=customXml/itemProps1.xml><?xml version="1.0" encoding="utf-8"?>
+<ds:datastoreItem xmlns:ds="http://schemas.openxmlformats.org/officeDocument/2006/customXml" ds:itemID="{4E7EA9EE-8811-4D30-B255-17451F47C7BE}">
+  <ds:schemaRefs>
+    <ds:schemaRef ds:uri="urn:microsoft-dynamics-businesscentral/internal/extended/reports/Deferral_Summary_Sales/1701/"/>
+  </ds:schemaRefs>
+</ds:datastoreItem>
+</file>
+
+<file path=customXml/itemProps2.xml><?xml version="1.0" encoding="utf-8"?>
 <ds:datastoreItem xmlns:ds="http://schemas.openxmlformats.org/officeDocument/2006/customXml" ds:itemID="{201F3364-08FE-4FBC-B2B1-E54F0C3AC9AC}">
   <ds:schemaRefs>
     <ds:schemaRef ds:uri="urn:microsoft-dynamics-nav/reports/Deferral_Summary_Sales/1701/"/>
   </ds:schemaRefs>
 </ds:datastoreItem>
-</file>
-
-<file path=customXml/itemProps2.xml><?xml version="1.0" encoding="utf-8"?>
-<ds:datastoreItem xmlns:ds="http://schemas.openxmlformats.org/officeDocument/2006/customXml" ds:itemID="{4E7EA9EE-8811-4D30-B255-17451F47C7BE}">
-  <ds:schemaRefs>
-    <ds:schemaRef ds:uri="urn:microsoft-dynamics-businesscentral/internal/extended/reports/Deferral_Summary_Sales/1701/"/>
-  </ds:schemaRefs>
-</ds:datastoreItem>
 </file>
--- a/src/Layers/W1/BaseApp/Finance/Deferral/DeferralSummarySalesBody.docx
+++ b/src/Layers/W1/BaseApp/Finance/Deferral/DeferralSummarySalesBody.docx
@@ -7,12 +7,12 @@
         <w:tblStyle w:val="BCBlockTable"/>
         <w:tblW w:w="5000" w:type="pct"/>
         <w:tblBorders>
-          <w:top w:val="none" w:sz="0" w:space="0" w:color="auto"/>
-          <w:left w:val="none" w:sz="0" w:space="0" w:color="auto"/>
-          <w:bottom w:val="none" w:sz="0" w:space="0" w:color="auto"/>
-          <w:right w:val="none" w:sz="0" w:space="0" w:color="auto"/>
-          <w:insideH w:val="none" w:sz="0" w:space="0" w:color="auto"/>
-          <w:insideV w:val="none" w:sz="0" w:space="0" w:color="auto"/>
+          <w:top w:val="none" w:color="auto" w:sz="0" w:space="0"/>
+          <w:left w:val="none" w:color="auto" w:sz="0" w:space="0"/>
+          <w:bottom w:val="none" w:color="auto" w:sz="0" w:space="0"/>
+          <w:right w:val="none" w:color="auto" w:sz="0" w:space="0"/>
+          <w:insideH w:val="none" w:color="auto" w:sz="0" w:space="0"/>
+          <w:insideV w:val="none" w:color="auto" w:sz="0" w:space="0"/>
         </w:tblBorders>
         <w:tblCellMar>
           <w:left w:w="0" w:type="dxa"/>
@@ -53,7 +53,7 @@
                 <w:placeholder>
                   <w:docPart w:val="641DB04CC4E34AD08369DD525DC811D7"/>
                 </w:placeholder>
-                <w:dataBinding w:prefixMappings="&lt;xmlns:ns0='urn:microsoft-dynamics-nav/reports/Deferral_Summary_Sales/1701/' " w:xpath="/ns0:NavWordReportXmlPart[1]/ns0:Labels[1]/ns0:BalAsOfDateCaption[1]" w:storeItemID="{201F3364-08FE-4FBC-B2B1-E54F0C3AC9AC}"/>
+                <w:dataBinding w:prefixMappings="xmlns:ns0='urn:microsoft-dynamics-nav/reports/Deferral_Summary_Sales/1701/'" w:xpath="/ns0:NavWordReportXmlPart[1]/ns0:Labels[1]/ns0:BalAsOfDateCaption[1]" w:storeItemID="{201F3364-08FE-4FBC-B2B1-E54F0C3AC9AC}"/>
                 <w:text/>
               </w:sdtPr>
               <w:sdtContent>
@@ -170,7 +170,7 @@
                 <w:placeholder>
                   <w:docPart w:val="882967F8913F43038301DD07CF3706F1"/>
                 </w:placeholder>
-                <w:dataBinding w:prefixMappings="&lt;xmlns:ns0='urn:microsoft-dynamics-nav/reports/Deferral_Summary_Sales/1701/' " w:xpath="/ns0:NavWordReportXmlPart[1]/ns0:Customer[1]/ns0:BalanceAsOfDateFilter[1]" w:storeItemID="{201F3364-08FE-4FBC-B2B1-E54F0C3AC9AC}"/>
+                <w:dataBinding w:prefixMappings="xmlns:ns0='urn:microsoft-dynamics-nav/reports/Deferral_Summary_Sales/1701/'" w:xpath="/ns0:NavWordReportXmlPart[1]/ns0:Customer[1]/ns0:BalanceAsOfDateFilter[1]" w:storeItemID="{201F3364-08FE-4FBC-B2B1-E54F0C3AC9AC}"/>
                 <w:text/>
               </w:sdtPr>
               <w:sdtContent>
@@ -297,7 +297,7 @@
             <w:placeholder>
               <w:docPart w:val="380D47E2DA0347A2A3B4561247F49635"/>
             </w:placeholder>
-            <w:dataBinding w:prefixMappings="&lt;xmlns:ns0='urn:microsoft-dynamics-nav/reports/Deferral_Summary_Sales/1701/' " w:xpath="/ns0:NavWordReportXmlPart[1]/ns0:Labels[1]/ns0:PostingDateCaption[1]" w:storeItemID="{201F3364-08FE-4FBC-B2B1-E54F0C3AC9AC}"/>
+            <w:dataBinding w:prefixMappings="xmlns:ns0='urn:microsoft-dynamics-nav/reports/Deferral_Summary_Sales/1701/'" w:xpath="/ns0:NavWordReportXmlPart[1]/ns0:Labels[1]/ns0:PostingDateCaption[1]" w:storeItemID="{201F3364-08FE-4FBC-B2B1-E54F0C3AC9AC}"/>
             <w:text/>
           </w:sdtPr>
           <w:sdtContent>
@@ -307,7 +307,7 @@
                 <w:tcBorders>
                   <w:top w:val="nil"/>
                   <w:left w:val="nil"/>
-                  <w:bottom w:val="single" w:sz="4" w:space="0" w:color="auto"/>
+                  <w:bottom w:val="single" w:color="auto" w:sz="4" w:space="0"/>
                   <w:right w:val="nil"/>
                 </w:tcBorders>
               </w:tcPr>
@@ -334,7 +334,7 @@
             <w:placeholder>
               <w:docPart w:val="2AFBE1FF6D144B5E9B889FE822153E65"/>
             </w:placeholder>
-            <w:dataBinding w:prefixMappings="&lt;xmlns:ns0='urn:microsoft-dynamics-nav/reports/Deferral_Summary_Sales/1701/' " w:xpath="/ns0:NavWordReportXmlPart[1]/ns0:Labels[1]/ns0:DocNoCaption[1]" w:storeItemID="{201F3364-08FE-4FBC-B2B1-E54F0C3AC9AC}"/>
+            <w:dataBinding w:prefixMappings="xmlns:ns0='urn:microsoft-dynamics-nav/reports/Deferral_Summary_Sales/1701/'" w:xpath="/ns0:NavWordReportXmlPart[1]/ns0:Labels[1]/ns0:DocNoCaption[1]" w:storeItemID="{201F3364-08FE-4FBC-B2B1-E54F0C3AC9AC}"/>
             <w:text/>
           </w:sdtPr>
           <w:sdtContent>
@@ -345,7 +345,7 @@
                 <w:tcBorders>
                   <w:top w:val="nil"/>
                   <w:left w:val="nil"/>
-                  <w:bottom w:val="single" w:sz="4" w:space="0" w:color="auto"/>
+                  <w:bottom w:val="single" w:color="auto" w:sz="4" w:space="0"/>
                   <w:right w:val="nil"/>
                 </w:tcBorders>
               </w:tcPr>
@@ -372,7 +372,7 @@
             <w:placeholder>
               <w:docPart w:val="380D47E2DA0347A2A3B4561247F49635"/>
             </w:placeholder>
-            <w:dataBinding w:prefixMappings="&lt;xmlns:ns0='urn:microsoft-dynamics-nav/reports/Deferral_Summary_Sales/1701/' " w:xpath="/ns0:NavWordReportXmlPart[1]/ns0:Labels[1]/ns0:DocTypeCaption[1]" w:storeItemID="{201F3364-08FE-4FBC-B2B1-E54F0C3AC9AC}"/>
+            <w:dataBinding w:prefixMappings="xmlns:ns0='urn:microsoft-dynamics-nav/reports/Deferral_Summary_Sales/1701/'" w:xpath="/ns0:NavWordReportXmlPart[1]/ns0:Labels[1]/ns0:DocTypeCaption[1]" w:storeItemID="{201F3364-08FE-4FBC-B2B1-E54F0C3AC9AC}"/>
             <w:text/>
           </w:sdtPr>
           <w:sdtContent>
@@ -382,7 +382,7 @@
                 <w:tcBorders>
                   <w:top w:val="nil"/>
                   <w:left w:val="nil"/>
-                  <w:bottom w:val="single" w:sz="4" w:space="0" w:color="auto"/>
+                  <w:bottom w:val="single" w:color="auto" w:sz="4" w:space="0"/>
                   <w:right w:val="nil"/>
                 </w:tcBorders>
               </w:tcPr>
@@ -409,7 +409,7 @@
             <w:placeholder>
               <w:docPart w:val="1DF0E899E76640299A961E8591CC1B52"/>
             </w:placeholder>
-            <w:dataBinding w:prefixMappings="&lt;xmlns:ns0='urn:microsoft-dynamics-nav/reports/Deferral_Summary_Sales/1701/' " w:xpath="/ns0:NavWordReportXmlPart[1]/ns0:Labels[1]/ns0:LineTypeCaption[1]" w:storeItemID="{201F3364-08FE-4FBC-B2B1-E54F0C3AC9AC}"/>
+            <w:dataBinding w:prefixMappings="xmlns:ns0='urn:microsoft-dynamics-nav/reports/Deferral_Summary_Sales/1701/'" w:xpath="/ns0:NavWordReportXmlPart[1]/ns0:Labels[1]/ns0:LineTypeCaption[1]" w:storeItemID="{201F3364-08FE-4FBC-B2B1-E54F0C3AC9AC}"/>
             <w:text/>
           </w:sdtPr>
           <w:sdtContent>
@@ -419,7 +419,7 @@
                 <w:tcBorders>
                   <w:top w:val="nil"/>
                   <w:left w:val="nil"/>
-                  <w:bottom w:val="single" w:sz="4" w:space="0" w:color="auto"/>
+                  <w:bottom w:val="single" w:color="auto" w:sz="4" w:space="0"/>
                   <w:right w:val="nil"/>
                 </w:tcBorders>
               </w:tcPr>
@@ -446,7 +446,7 @@
             <w:placeholder>
               <w:docPart w:val="967A1C6AD26C420BA7A87BFE87746090"/>
             </w:placeholder>
-            <w:dataBinding w:prefixMappings="&lt;xmlns:ns0='urn:microsoft-dynamics-nav/reports/Deferral_Summary_Sales/1701/' " w:xpath="/ns0:NavWordReportXmlPart[1]/ns0:Labels[1]/ns0:LineDescCaption[1]" w:storeItemID="{201F3364-08FE-4FBC-B2B1-E54F0C3AC9AC}"/>
+            <w:dataBinding w:prefixMappings="xmlns:ns0='urn:microsoft-dynamics-nav/reports/Deferral_Summary_Sales/1701/'" w:xpath="/ns0:NavWordReportXmlPart[1]/ns0:Labels[1]/ns0:LineDescCaption[1]" w:storeItemID="{201F3364-08FE-4FBC-B2B1-E54F0C3AC9AC}"/>
             <w:text/>
           </w:sdtPr>
           <w:sdtContent>
@@ -456,7 +456,7 @@
                 <w:tcBorders>
                   <w:top w:val="nil"/>
                   <w:left w:val="nil"/>
-                  <w:bottom w:val="single" w:sz="4" w:space="0" w:color="auto"/>
+                  <w:bottom w:val="single" w:color="auto" w:sz="4" w:space="0"/>
                   <w:right w:val="nil"/>
                 </w:tcBorders>
               </w:tcPr>
@@ -483,7 +483,7 @@
             <w:placeholder>
               <w:docPart w:val="70DFD47D9C0549C698AB4A63A71DC682"/>
             </w:placeholder>
-            <w:dataBinding w:prefixMappings="&lt;xmlns:ns0='urn:microsoft-dynamics-nav/reports/Deferral_Summary_Sales/1701/' " w:xpath="/ns0:NavWordReportXmlPart[1]/ns0:Labels[1]/ns0:DeferralAccountCaption[1]" w:storeItemID="{201F3364-08FE-4FBC-B2B1-E54F0C3AC9AC}"/>
+            <w:dataBinding w:prefixMappings="xmlns:ns0='urn:microsoft-dynamics-nav/reports/Deferral_Summary_Sales/1701/'" w:xpath="/ns0:NavWordReportXmlPart[1]/ns0:Labels[1]/ns0:DeferralAccountCaption[1]" w:storeItemID="{201F3364-08FE-4FBC-B2B1-E54F0C3AC9AC}"/>
             <w:text/>
           </w:sdtPr>
           <w:sdtContent>
@@ -493,7 +493,7 @@
                 <w:tcBorders>
                   <w:top w:val="nil"/>
                   <w:left w:val="nil"/>
-                  <w:bottom w:val="single" w:sz="4" w:space="0" w:color="auto"/>
+                  <w:bottom w:val="single" w:color="auto" w:sz="4" w:space="0"/>
                   <w:right w:val="nil"/>
                 </w:tcBorders>
               </w:tcPr>
@@ -518,7 +518,7 @@
             <w:placeholder>
               <w:docPart w:val="1563714BDEBE45B69ADEC177B7628815"/>
             </w:placeholder>
-            <w:dataBinding w:prefixMappings="&lt;xmlns:ns0='urn:microsoft-dynamics-nav/reports/Deferral_Summary_Sales/1701/' " w:xpath="/ns0:NavWordReportXmlPart[1]/ns0:Labels[1]/ns0:DefStartDateCaption[1]" w:storeItemID="{201F3364-08FE-4FBC-B2B1-E54F0C3AC9AC}"/>
+            <w:dataBinding w:prefixMappings="xmlns:ns0='urn:microsoft-dynamics-nav/reports/Deferral_Summary_Sales/1701/'" w:xpath="/ns0:NavWordReportXmlPart[1]/ns0:Labels[1]/ns0:DefStartDateCaption[1]" w:storeItemID="{201F3364-08FE-4FBC-B2B1-E54F0C3AC9AC}"/>
             <w:text/>
           </w:sdtPr>
           <w:sdtContent>
@@ -528,7 +528,7 @@
                 <w:tcBorders>
                   <w:top w:val="nil"/>
                   <w:left w:val="nil"/>
-                  <w:bottom w:val="single" w:sz="4" w:space="0" w:color="auto"/>
+                  <w:bottom w:val="single" w:color="auto" w:sz="4" w:space="0"/>
                   <w:right w:val="nil"/>
                 </w:tcBorders>
               </w:tcPr>
@@ -556,7 +556,7 @@
             <w:placeholder>
               <w:docPart w:val="F13958AC572B4E57BDF02CAE2973BBC0"/>
             </w:placeholder>
-            <w:dataBinding w:prefixMappings="&lt;xmlns:ns0='urn:microsoft-dynamics-nav/reports/Deferral_Summary_Sales/1701/' " w:xpath="/ns0:NavWordReportXmlPart[1]/ns0:Labels[1]/ns0:NoOfPeriodsCaption[1]" w:storeItemID="{201F3364-08FE-4FBC-B2B1-E54F0C3AC9AC}"/>
+            <w:dataBinding w:prefixMappings="xmlns:ns0='urn:microsoft-dynamics-nav/reports/Deferral_Summary_Sales/1701/'" w:xpath="/ns0:NavWordReportXmlPart[1]/ns0:Labels[1]/ns0:NoOfPeriodsCaption[1]" w:storeItemID="{201F3364-08FE-4FBC-B2B1-E54F0C3AC9AC}"/>
             <w:text/>
           </w:sdtPr>
           <w:sdtContent>
@@ -566,7 +566,7 @@
                 <w:tcBorders>
                   <w:top w:val="nil"/>
                   <w:left w:val="nil"/>
-                  <w:bottom w:val="single" w:sz="4" w:space="0" w:color="auto"/>
+                  <w:bottom w:val="single" w:color="auto" w:sz="4" w:space="0"/>
                   <w:right w:val="nil"/>
                 </w:tcBorders>
               </w:tcPr>
@@ -594,7 +594,7 @@
             <w:placeholder>
               <w:docPart w:val="8D5FD7FEBFA048F8A33F1676EF677CAE"/>
             </w:placeholder>
-            <w:dataBinding w:prefixMappings="&lt;xmlns:ns0='urn:microsoft-dynamics-nav/reports/Deferral_Summary_Sales/1701/' " w:xpath="/ns0:NavWordReportXmlPart[1]/ns0:Labels[1]/ns0:AmountRecognizedCaption[1]" w:storeItemID="{201F3364-08FE-4FBC-B2B1-E54F0C3AC9AC}"/>
+            <w:dataBinding w:prefixMappings="xmlns:ns0='urn:microsoft-dynamics-nav/reports/Deferral_Summary_Sales/1701/'" w:xpath="/ns0:NavWordReportXmlPart[1]/ns0:Labels[1]/ns0:AmountRecognizedCaption[1]" w:storeItemID="{201F3364-08FE-4FBC-B2B1-E54F0C3AC9AC}"/>
             <w:text/>
           </w:sdtPr>
           <w:sdtContent>
@@ -604,7 +604,7 @@
                 <w:tcBorders>
                   <w:top w:val="nil"/>
                   <w:left w:val="nil"/>
-                  <w:bottom w:val="single" w:sz="4" w:space="0" w:color="auto"/>
+                  <w:bottom w:val="single" w:color="auto" w:sz="4" w:space="0"/>
                   <w:right w:val="nil"/>
                 </w:tcBorders>
               </w:tcPr>
@@ -632,7 +632,7 @@
             <w:placeholder>
               <w:docPart w:val="56852D6453C1445F93C4A480C1533D2D"/>
             </w:placeholder>
-            <w:dataBinding w:prefixMappings="&lt;xmlns:ns0='urn:microsoft-dynamics-nav/reports/Deferral_Summary_Sales/1701/' " w:xpath="/ns0:NavWordReportXmlPart[1]/ns0:Labels[1]/ns0:RemAmountDefCaption[1]" w:storeItemID="{201F3364-08FE-4FBC-B2B1-E54F0C3AC9AC}"/>
+            <w:dataBinding w:prefixMappings="xmlns:ns0='urn:microsoft-dynamics-nav/reports/Deferral_Summary_Sales/1701/'" w:xpath="/ns0:NavWordReportXmlPart[1]/ns0:Labels[1]/ns0:RemAmountDefCaption[1]" w:storeItemID="{201F3364-08FE-4FBC-B2B1-E54F0C3AC9AC}"/>
             <w:text/>
           </w:sdtPr>
           <w:sdtContent>
@@ -642,7 +642,7 @@
                 <w:tcBorders>
                   <w:top w:val="nil"/>
                   <w:left w:val="nil"/>
-                  <w:bottom w:val="single" w:sz="4" w:space="0" w:color="auto"/>
+                  <w:bottom w:val="single" w:color="auto" w:sz="4" w:space="0"/>
                   <w:right w:val="nil"/>
                 </w:tcBorders>
               </w:tcPr>
@@ -670,7 +670,7 @@
             <w:placeholder>
               <w:docPart w:val="2C42AA73360A4586AEF59CE302D851EA"/>
             </w:placeholder>
-            <w:dataBinding w:prefixMappings="&lt;xmlns:ns0='urn:microsoft-dynamics-nav/reports/Deferral_Summary_Sales/1701/' " w:xpath="/ns0:NavWordReportXmlPart[1]/ns0:Labels[1]/ns0:TotalAmountDefCaption[1]" w:storeItemID="{201F3364-08FE-4FBC-B2B1-E54F0C3AC9AC}"/>
+            <w:dataBinding w:prefixMappings="xmlns:ns0='urn:microsoft-dynamics-nav/reports/Deferral_Summary_Sales/1701/'" w:xpath="/ns0:NavWordReportXmlPart[1]/ns0:Labels[1]/ns0:TotalAmountDefCaption[1]" w:storeItemID="{201F3364-08FE-4FBC-B2B1-E54F0C3AC9AC}"/>
             <w:text/>
           </w:sdtPr>
           <w:sdtContent>
@@ -680,7 +680,7 @@
                 <w:tcBorders>
                   <w:top w:val="nil"/>
                   <w:left w:val="nil"/>
-                  <w:bottom w:val="single" w:sz="4" w:space="0" w:color="auto"/>
+                  <w:bottom w:val="single" w:color="auto" w:sz="4" w:space="0"/>
                   <w:right w:val="nil"/>
                 </w:tcBorders>
               </w:tcPr>
@@ -708,7 +708,7 @@
           <w:alias w:val="#Nav: /Customer"/>
           <w:tag w:val="#Nav: Deferral_Summary_Sales/1701"/>
           <w:id w:val="49121332"/>
-          <w15:dataBinding w:prefixMappings="&lt;xmlns:ns0='urn:microsoft-dynamics-nav/reports/Deferral_Summary_Sales/1701/' " w:xpath="/ns0:NavWordReportXmlPart[1]/ns0:Customer" w:storeItemID="{201F3364-08FE-4FBC-B2B1-E54F0C3AC9AC}"/>
+          <w15:dataBinding w:prefixMappings="xmlns:ns0='urn:microsoft-dynamics-nav/reports/Deferral_Summary_Sales/1701/'" w:xpath="/ns0:NavWordReportXmlPart[1]/ns0:Customer" w:storeItemID="{201F3364-08FE-4FBC-B2B1-E54F0C3AC9AC}"/>
           <w15:repeatingSection/>
         </w:sdtPr>
         <w:sdtEndPr/>
@@ -736,7 +736,7 @@
                     <w:tcW w:w="729" w:type="pct"/>
                     <w:gridSpan w:val="2"/>
                     <w:tcBorders>
-                      <w:top w:val="single" w:sz="4" w:space="0" w:color="auto"/>
+                      <w:top w:val="single" w:color="auto" w:sz="4" w:space="0"/>
                       <w:left w:val="nil"/>
                       <w:bottom w:val="nil"/>
                       <w:right w:val="nil"/>
@@ -756,7 +756,7 @@
                         <w:placeholder>
                           <w:docPart w:val="43F01B5A5F1B403596633D8A8CEA270E"/>
                         </w:placeholder>
-                        <w:dataBinding w:prefixMappings="&lt;xmlns:ns0='urn:microsoft-dynamics-nav/reports/Deferral_Summary_Sales/1701/' " w:xpath="/ns0:NavWordReportXmlPart[1]/ns0:Labels[1]/ns0:CustNoCaption[1]" w:storeItemID="{201F3364-08FE-4FBC-B2B1-E54F0C3AC9AC}"/>
+                        <w:dataBinding w:prefixMappings="xmlns:ns0='urn:microsoft-dynamics-nav/reports/Deferral_Summary_Sales/1701/'" w:xpath="/ns0:NavWordReportXmlPart[1]/ns0:Labels[1]/ns0:CustNoCaption[1]" w:storeItemID="{201F3364-08FE-4FBC-B2B1-E54F0C3AC9AC}"/>
                         <w:text/>
                       </w:sdtPr>
                       <w:sdtContent>
@@ -794,7 +794,7 @@
                             <w:placeholder>
                               <w:docPart w:val="493A420FE62A4886A9B177A284AA2243"/>
                             </w:placeholder>
-                            <w:dataBinding w:prefixMappings="&lt;xmlns:ns0='urn:microsoft-dynamics-nav/reports/Deferral_Summary_Sales/1701/' " w:xpath="/ns0:NavWordReportXmlPart[1]/ns0:Customer[1]/ns0:Posted_Deferral_Header[1]/ns0:CustNo[1]" w:storeItemID="{201F3364-08FE-4FBC-B2B1-E54F0C3AC9AC}"/>
+                            <w:dataBinding w:prefixMappings="xmlns:ns0='urn:microsoft-dynamics-nav/reports/Deferral_Summary_Sales/1701/'" w:xpath="/ns0:NavWordReportXmlPart[1]/ns0:Customer[1]/ns0:Posted_Deferral_Header[1]/ns0:CustNo[1]" w:storeItemID="{201F3364-08FE-4FBC-B2B1-E54F0C3AC9AC}"/>
                             <w:text/>
                           </w:sdtPr>
                           <w:sdtContent>
@@ -813,7 +813,7 @@
                   <w:tcPr>
                     <w:tcW w:w="88" w:type="pct"/>
                     <w:tcBorders>
-                      <w:top w:val="single" w:sz="4" w:space="0" w:color="auto"/>
+                      <w:top w:val="single" w:color="auto" w:sz="4" w:space="0"/>
                       <w:left w:val="nil"/>
                       <w:bottom w:val="nil"/>
                       <w:right w:val="nil"/>
@@ -836,7 +836,7 @@
                     <w:placeholder>
                       <w:docPart w:val="493A420FE62A4886A9B177A284AA2243"/>
                     </w:placeholder>
-                    <w:dataBinding w:prefixMappings="&lt;xmlns:ns0='urn:microsoft-dynamics-nav/reports/Deferral_Summary_Sales/1701/' " w:xpath="/ns0:NavWordReportXmlPart[1]/ns0:Customer[1]/ns0:Posted_Deferral_Header[1]/ns0:CustName[1]" w:storeItemID="{201F3364-08FE-4FBC-B2B1-E54F0C3AC9AC}"/>
+                    <w:dataBinding w:prefixMappings="xmlns:ns0='urn:microsoft-dynamics-nav/reports/Deferral_Summary_Sales/1701/'" w:xpath="/ns0:NavWordReportXmlPart[1]/ns0:Customer[1]/ns0:Posted_Deferral_Header[1]/ns0:CustName[1]" w:storeItemID="{201F3364-08FE-4FBC-B2B1-E54F0C3AC9AC}"/>
                     <w:text/>
                   </w:sdtPr>
                   <w:sdtContent>
@@ -845,7 +845,7 @@
                         <w:tcW w:w="1575" w:type="pct"/>
                         <w:gridSpan w:val="3"/>
                         <w:tcBorders>
-                          <w:top w:val="single" w:sz="4" w:space="0" w:color="auto"/>
+                          <w:top w:val="single" w:color="auto" w:sz="4" w:space="0"/>
                           <w:left w:val="nil"/>
                           <w:bottom w:val="nil"/>
                           <w:right w:val="nil"/>
@@ -869,7 +869,7 @@
                   <w:tcPr>
                     <w:tcW w:w="525" w:type="pct"/>
                     <w:tcBorders>
-                      <w:top w:val="single" w:sz="4" w:space="0" w:color="auto"/>
+                      <w:top w:val="single" w:color="auto" w:sz="4" w:space="0"/>
                       <w:left w:val="nil"/>
                       <w:bottom w:val="nil"/>
                       <w:right w:val="nil"/>
@@ -886,7 +886,7 @@
                   <w:tcPr>
                     <w:tcW w:w="409" w:type="pct"/>
                     <w:tcBorders>
-                      <w:top w:val="single" w:sz="4" w:space="0" w:color="auto"/>
+                      <w:top w:val="single" w:color="auto" w:sz="4" w:space="0"/>
                       <w:left w:val="nil"/>
                       <w:bottom w:val="nil"/>
                       <w:right w:val="nil"/>
@@ -903,7 +903,7 @@
                   <w:tcPr>
                     <w:tcW w:w="321" w:type="pct"/>
                     <w:tcBorders>
-                      <w:top w:val="single" w:sz="4" w:space="0" w:color="auto"/>
+                      <w:top w:val="single" w:color="auto" w:sz="4" w:space="0"/>
                       <w:left w:val="nil"/>
                       <w:bottom w:val="nil"/>
                       <w:right w:val="nil"/>
@@ -920,7 +920,7 @@
                   <w:tcPr>
                     <w:tcW w:w="438" w:type="pct"/>
                     <w:tcBorders>
-                      <w:top w:val="single" w:sz="4" w:space="0" w:color="auto"/>
+                      <w:top w:val="single" w:color="auto" w:sz="4" w:space="0"/>
                       <w:left w:val="nil"/>
                       <w:bottom w:val="nil"/>
                       <w:right w:val="nil"/>
@@ -937,7 +937,7 @@
                   <w:tcPr>
                     <w:tcW w:w="438" w:type="pct"/>
                     <w:tcBorders>
-                      <w:top w:val="single" w:sz="4" w:space="0" w:color="auto"/>
+                      <w:top w:val="single" w:color="auto" w:sz="4" w:space="0"/>
                       <w:left w:val="nil"/>
                       <w:bottom w:val="nil"/>
                       <w:right w:val="nil"/>
@@ -954,7 +954,7 @@
                   <w:tcPr>
                     <w:tcW w:w="477" w:type="pct"/>
                     <w:tcBorders>
-                      <w:top w:val="single" w:sz="4" w:space="0" w:color="auto"/>
+                      <w:top w:val="single" w:color="auto" w:sz="4" w:space="0"/>
                       <w:left w:val="nil"/>
                       <w:bottom w:val="nil"/>
                       <w:right w:val="nil"/>
@@ -976,7 +976,7 @@
                   <w:alias w:val="#Nav: /Customer/Posted_Deferral_Header"/>
                   <w:tag w:val="#Nav: Deferral_Summary_Sales/1701"/>
                   <w:id w:val="-57026431"/>
-                  <w15:dataBinding w:prefixMappings="&lt;xmlns:ns0='urn:microsoft-dynamics-nav/reports/Deferral_Summary_Sales/1701/' " w:xpath="/ns0:NavWordReportXmlPart[1]/ns0:Customer[1]/ns0:Posted_Deferral_Header" w:storeItemID="{201F3364-08FE-4FBC-B2B1-E54F0C3AC9AC}"/>
+                  <w15:dataBinding w:prefixMappings="xmlns:ns0='urn:microsoft-dynamics-nav/reports/Deferral_Summary_Sales/1701/'" w:xpath="/ns0:NavWordReportXmlPart[1]/ns0:Customer[1]/ns0:Posted_Deferral_Header" w:storeItemID="{201F3364-08FE-4FBC-B2B1-E54F0C3AC9AC}"/>
                   <w15:repeatingSection/>
                 </w:sdtPr>
                 <w:sdtContent>
@@ -1027,7 +1027,7 @@
                                 <w:placeholder>
                                   <w:docPart w:val="493A420FE62A4886A9B177A284AA2243"/>
                                 </w:placeholder>
-                                <w:dataBinding w:prefixMappings="&lt;xmlns:ns0='urn:microsoft-dynamics-nav/reports/Deferral_Summary_Sales/1701/' " w:xpath="/ns0:NavWordReportXmlPart[1]/ns0:Customer[1]/ns0:Posted_Deferral_Header[1]/ns0:PostingDate[1]" w:storeItemID="{201F3364-08FE-4FBC-B2B1-E54F0C3AC9AC}"/>
+                                <w:dataBinding w:prefixMappings="xmlns:ns0='urn:microsoft-dynamics-nav/reports/Deferral_Summary_Sales/1701/'" w:xpath="/ns0:NavWordReportXmlPart[1]/ns0:Customer[1]/ns0:Posted_Deferral_Header[1]/ns0:PostingDate[1]" w:storeItemID="{201F3364-08FE-4FBC-B2B1-E54F0C3AC9AC}"/>
                                 <w:text/>
                               </w:sdtPr>
                               <w:sdtEndPr>
@@ -1042,7 +1042,7 @@
                                     <w:tcBorders>
                                       <w:top w:val="nil"/>
                                       <w:left w:val="nil"/>
-                                      <w:bottom w:val="single" w:sz="4" w:space="0" w:color="F5F6F8"/>
+                                      <w:bottom w:val="single" w:color="F5F6F8" w:sz="4" w:space="0"/>
                                       <w:right w:val="nil"/>
                                     </w:tcBorders>
                                     <w:vAlign w:val="center"/>
@@ -1069,7 +1069,7 @@
                             <w:tcBorders>
                               <w:top w:val="nil"/>
                               <w:left w:val="nil"/>
-                              <w:bottom w:val="single" w:sz="4" w:space="0" w:color="F5F6F8"/>
+                              <w:bottom w:val="single" w:color="F5F6F8" w:sz="4" w:space="0"/>
                               <w:right w:val="nil"/>
                             </w:tcBorders>
                             <w:vAlign w:val="center"/>
@@ -1088,7 +1088,7 @@
                                 <w:placeholder>
                                   <w:docPart w:val="493A420FE62A4886A9B177A284AA2243"/>
                                 </w:placeholder>
-                                <w:dataBinding w:prefixMappings="&lt;xmlns:ns0='urn:microsoft-dynamics-nav/reports/Deferral_Summary_Sales/1701/' " w:xpath="/ns0:NavWordReportXmlPart[1]/ns0:Customer[1]/ns0:Posted_Deferral_Header[1]/ns0:Document_No[1]" w:storeItemID="{201F3364-08FE-4FBC-B2B1-E54F0C3AC9AC}"/>
+                                <w:dataBinding w:prefixMappings="xmlns:ns0='urn:microsoft-dynamics-nav/reports/Deferral_Summary_Sales/1701/'" w:xpath="/ns0:NavWordReportXmlPart[1]/ns0:Customer[1]/ns0:Posted_Deferral_Header[1]/ns0:Document_No[1]" w:storeItemID="{201F3364-08FE-4FBC-B2B1-E54F0C3AC9AC}"/>
                                 <w:text/>
                               </w:sdtPr>
                               <w:sdtContent>
@@ -1110,7 +1110,7 @@
                             <w:placeholder>
                               <w:docPart w:val="493A420FE62A4886A9B177A284AA2243"/>
                             </w:placeholder>
-                            <w:dataBinding w:prefixMappings="&lt;xmlns:ns0='urn:microsoft-dynamics-nav/reports/Deferral_Summary_Sales/1701/' " w:xpath="/ns0:NavWordReportXmlPart[1]/ns0:Customer[1]/ns0:Posted_Deferral_Header[1]/ns0:DocumentTypeString[1]" w:storeItemID="{201F3364-08FE-4FBC-B2B1-E54F0C3AC9AC}"/>
+                            <w:dataBinding w:prefixMappings="xmlns:ns0='urn:microsoft-dynamics-nav/reports/Deferral_Summary_Sales/1701/'" w:xpath="/ns0:NavWordReportXmlPart[1]/ns0:Customer[1]/ns0:Posted_Deferral_Header[1]/ns0:DocumentTypeString[1]" w:storeItemID="{201F3364-08FE-4FBC-B2B1-E54F0C3AC9AC}"/>
                             <w:text/>
                           </w:sdtPr>
                           <w:sdtContent>
@@ -1120,7 +1120,7 @@
                                 <w:tcBorders>
                                   <w:top w:val="nil"/>
                                   <w:left w:val="nil"/>
-                                  <w:bottom w:val="single" w:sz="4" w:space="0" w:color="F5F6F8"/>
+                                  <w:bottom w:val="single" w:color="F5F6F8" w:sz="4" w:space="0"/>
                                   <w:right w:val="nil"/>
                                 </w:tcBorders>
                                 <w:vAlign w:val="center"/>
@@ -1147,7 +1147,7 @@
                             <w:placeholder>
                               <w:docPart w:val="493A420FE62A4886A9B177A284AA2243"/>
                             </w:placeholder>
-                            <w:dataBinding w:prefixMappings="&lt;xmlns:ns0='urn:microsoft-dynamics-nav/reports/Deferral_Summary_Sales/1701/' " w:xpath="/ns0:NavWordReportXmlPart[1]/ns0:Customer[1]/ns0:Posted_Deferral_Header[1]/ns0:LineType[1]" w:storeItemID="{201F3364-08FE-4FBC-B2B1-E54F0C3AC9AC}"/>
+                            <w:dataBinding w:prefixMappings="xmlns:ns0='urn:microsoft-dynamics-nav/reports/Deferral_Summary_Sales/1701/'" w:xpath="/ns0:NavWordReportXmlPart[1]/ns0:Customer[1]/ns0:Posted_Deferral_Header[1]/ns0:LineType[1]" w:storeItemID="{201F3364-08FE-4FBC-B2B1-E54F0C3AC9AC}"/>
                             <w:text/>
                           </w:sdtPr>
                           <w:sdtContent>
@@ -1157,7 +1157,7 @@
                                 <w:tcBorders>
                                   <w:top w:val="nil"/>
                                   <w:left w:val="nil"/>
-                                  <w:bottom w:val="single" w:sz="4" w:space="0" w:color="F5F6F8"/>
+                                  <w:bottom w:val="single" w:color="F5F6F8" w:sz="4" w:space="0"/>
                                   <w:right w:val="nil"/>
                                 </w:tcBorders>
                                 <w:vAlign w:val="center"/>
@@ -1184,7 +1184,7 @@
                             <w:placeholder>
                               <w:docPart w:val="493A420FE62A4886A9B177A284AA2243"/>
                             </w:placeholder>
-                            <w:dataBinding w:prefixMappings="&lt;xmlns:ns0='urn:microsoft-dynamics-nav/reports/Deferral_Summary_Sales/1701/' " w:xpath="/ns0:NavWordReportXmlPart[1]/ns0:Customer[1]/ns0:Posted_Deferral_Header[1]/ns0:LineDescription[1]" w:storeItemID="{201F3364-08FE-4FBC-B2B1-E54F0C3AC9AC}"/>
+                            <w:dataBinding w:prefixMappings="xmlns:ns0='urn:microsoft-dynamics-nav/reports/Deferral_Summary_Sales/1701/'" w:xpath="/ns0:NavWordReportXmlPart[1]/ns0:Customer[1]/ns0:Posted_Deferral_Header[1]/ns0:LineDescription[1]" w:storeItemID="{201F3364-08FE-4FBC-B2B1-E54F0C3AC9AC}"/>
                             <w:text/>
                           </w:sdtPr>
                           <w:sdtContent>
@@ -1194,7 +1194,7 @@
                                 <w:tcBorders>
                                   <w:top w:val="nil"/>
                                   <w:left w:val="nil"/>
-                                  <w:bottom w:val="single" w:sz="4" w:space="0" w:color="F5F6F8"/>
+                                  <w:bottom w:val="single" w:color="F5F6F8" w:sz="4" w:space="0"/>
                                   <w:right w:val="nil"/>
                                 </w:tcBorders>
                                 <w:vAlign w:val="center"/>
@@ -1221,7 +1221,7 @@
                             <w:placeholder>
                               <w:docPart w:val="493A420FE62A4886A9B177A284AA2243"/>
                             </w:placeholder>
-                            <w:dataBinding w:prefixMappings="&lt;xmlns:ns0='urn:microsoft-dynamics-nav/reports/Deferral_Summary_Sales/1701/' " w:xpath="/ns0:NavWordReportXmlPart[1]/ns0:Customer[1]/ns0:Posted_Deferral_Header[1]/ns0:DeferralAccount[1]" w:storeItemID="{201F3364-08FE-4FBC-B2B1-E54F0C3AC9AC}"/>
+                            <w:dataBinding w:prefixMappings="xmlns:ns0='urn:microsoft-dynamics-nav/reports/Deferral_Summary_Sales/1701/'" w:xpath="/ns0:NavWordReportXmlPart[1]/ns0:Customer[1]/ns0:Posted_Deferral_Header[1]/ns0:DeferralAccount[1]" w:storeItemID="{201F3364-08FE-4FBC-B2B1-E54F0C3AC9AC}"/>
                             <w:text/>
                           </w:sdtPr>
                           <w:sdtContent>
@@ -1231,7 +1231,7 @@
                                 <w:tcBorders>
                                   <w:top w:val="nil"/>
                                   <w:left w:val="nil"/>
-                                  <w:bottom w:val="single" w:sz="4" w:space="0" w:color="F5F6F8"/>
+                                  <w:bottom w:val="single" w:color="F5F6F8" w:sz="4" w:space="0"/>
                                   <w:right w:val="nil"/>
                                 </w:tcBorders>
                                 <w:vAlign w:val="center"/>
@@ -1258,7 +1258,7 @@
                             <w:placeholder>
                               <w:docPart w:val="493A420FE62A4886A9B177A284AA2243"/>
                             </w:placeholder>
-                            <w:dataBinding w:prefixMappings="&lt;xmlns:ns0='urn:microsoft-dynamics-nav/reports/Deferral_Summary_Sales/1701/' " w:xpath="/ns0:NavWordReportXmlPart[1]/ns0:Customer[1]/ns0:Posted_Deferral_Header[1]/ns0:DeferralStartDate[1]" w:storeItemID="{201F3364-08FE-4FBC-B2B1-E54F0C3AC9AC}"/>
+                            <w:dataBinding w:prefixMappings="xmlns:ns0='urn:microsoft-dynamics-nav/reports/Deferral_Summary_Sales/1701/'" w:xpath="/ns0:NavWordReportXmlPart[1]/ns0:Customer[1]/ns0:Posted_Deferral_Header[1]/ns0:DeferralStartDate[1]" w:storeItemID="{201F3364-08FE-4FBC-B2B1-E54F0C3AC9AC}"/>
                             <w:text/>
                           </w:sdtPr>
                           <w:sdtContent>
@@ -1268,7 +1268,7 @@
                                 <w:tcBorders>
                                   <w:top w:val="nil"/>
                                   <w:left w:val="nil"/>
-                                  <w:bottom w:val="single" w:sz="4" w:space="0" w:color="F5F6F8"/>
+                                  <w:bottom w:val="single" w:color="F5F6F8" w:sz="4" w:space="0"/>
                                   <w:right w:val="nil"/>
                                 </w:tcBorders>
                                 <w:vAlign w:val="center"/>
@@ -1296,7 +1296,7 @@
                             <w:placeholder>
                               <w:docPart w:val="493A420FE62A4886A9B177A284AA2243"/>
                             </w:placeholder>
-                            <w:dataBinding w:prefixMappings="&lt;xmlns:ns0='urn:microsoft-dynamics-nav/reports/Deferral_Summary_Sales/1701/' " w:xpath="/ns0:NavWordReportXmlPart[1]/ns0:Customer[1]/ns0:Posted_Deferral_Header[1]/ns0:NumOfPeriods[1]" w:storeItemID="{201F3364-08FE-4FBC-B2B1-E54F0C3AC9AC}"/>
+                            <w:dataBinding w:prefixMappings="xmlns:ns0='urn:microsoft-dynamics-nav/reports/Deferral_Summary_Sales/1701/'" w:xpath="/ns0:NavWordReportXmlPart[1]/ns0:Customer[1]/ns0:Posted_Deferral_Header[1]/ns0:NumOfPeriods[1]" w:storeItemID="{201F3364-08FE-4FBC-B2B1-E54F0C3AC9AC}"/>
                             <w:text/>
                           </w:sdtPr>
                           <w:sdtContent>
@@ -1306,7 +1306,7 @@
                                 <w:tcBorders>
                                   <w:top w:val="nil"/>
                                   <w:left w:val="nil"/>
-                                  <w:bottom w:val="single" w:sz="4" w:space="0" w:color="F5F6F8"/>
+                                  <w:bottom w:val="single" w:color="F5F6F8" w:sz="4" w:space="0"/>
                                   <w:right w:val="nil"/>
                                 </w:tcBorders>
                                 <w:vAlign w:val="center"/>
@@ -1334,7 +1334,7 @@
                             <w:placeholder>
                               <w:docPart w:val="493A420FE62A4886A9B177A284AA2243"/>
                             </w:placeholder>
-                            <w:dataBinding w:prefixMappings="&lt;xmlns:ns0='urn:microsoft-dynamics-nav/reports/Deferral_Summary_Sales/1701/' " w:xpath="/ns0:NavWordReportXmlPart[1]/ns0:Customer[1]/ns0:Posted_Deferral_Header[1]/ns0:AmtRecognized[1]" w:storeItemID="{201F3364-08FE-4FBC-B2B1-E54F0C3AC9AC}"/>
+                            <w:dataBinding w:prefixMappings="xmlns:ns0='urn:microsoft-dynamics-nav/reports/Deferral_Summary_Sales/1701/'" w:xpath="/ns0:NavWordReportXmlPart[1]/ns0:Customer[1]/ns0:Posted_Deferral_Header[1]/ns0:AmtRecognized[1]" w:storeItemID="{201F3364-08FE-4FBC-B2B1-E54F0C3AC9AC}"/>
                             <w:text/>
                           </w:sdtPr>
                           <w:sdtContent>
@@ -1344,7 +1344,7 @@
                                 <w:tcBorders>
                                   <w:top w:val="nil"/>
                                   <w:left w:val="nil"/>
-                                  <w:bottom w:val="single" w:sz="4" w:space="0" w:color="F5F6F8"/>
+                                  <w:bottom w:val="single" w:color="F5F6F8" w:sz="4" w:space="0"/>
                                   <w:right w:val="nil"/>
                                 </w:tcBorders>
                                 <w:vAlign w:val="center"/>
@@ -1372,7 +1372,7 @@
                             <w:placeholder>
                               <w:docPart w:val="493A420FE62A4886A9B177A284AA2243"/>
                             </w:placeholder>
-                            <w:dataBinding w:prefixMappings="&lt;xmlns:ns0='urn:microsoft-dynamics-nav/reports/Deferral_Summary_Sales/1701/' " w:xpath="/ns0:NavWordReportXmlPart[1]/ns0:Customer[1]/ns0:Posted_Deferral_Header[1]/ns0:RemainingAmtDeferred[1]" w:storeItemID="{201F3364-08FE-4FBC-B2B1-E54F0C3AC9AC}"/>
+                            <w:dataBinding w:prefixMappings="xmlns:ns0='urn:microsoft-dynamics-nav/reports/Deferral_Summary_Sales/1701/'" w:xpath="/ns0:NavWordReportXmlPart[1]/ns0:Customer[1]/ns0:Posted_Deferral_Header[1]/ns0:RemainingAmtDeferred[1]" w:storeItemID="{201F3364-08FE-4FBC-B2B1-E54F0C3AC9AC}"/>
                             <w:text/>
                           </w:sdtPr>
                           <w:sdtContent>
@@ -1382,7 +1382,7 @@
                                 <w:tcBorders>
                                   <w:top w:val="nil"/>
                                   <w:left w:val="nil"/>
-                                  <w:bottom w:val="single" w:sz="4" w:space="0" w:color="F5F6F8"/>
+                                  <w:bottom w:val="single" w:color="F5F6F8" w:sz="4" w:space="0"/>
                                   <w:right w:val="nil"/>
                                 </w:tcBorders>
                                 <w:vAlign w:val="center"/>
@@ -1410,7 +1410,7 @@
                             <w:placeholder>
                               <w:docPart w:val="493A420FE62A4886A9B177A284AA2243"/>
                             </w:placeholder>
-                            <w:dataBinding w:prefixMappings="&lt;xmlns:ns0='urn:microsoft-dynamics-nav/reports/Deferral_Summary_Sales/1701/' " w:xpath="/ns0:NavWordReportXmlPart[1]/ns0:Customer[1]/ns0:Posted_Deferral_Header[1]/ns0:TotalAmtDeferred[1]" w:storeItemID="{201F3364-08FE-4FBC-B2B1-E54F0C3AC9AC}"/>
+                            <w:dataBinding w:prefixMappings="xmlns:ns0='urn:microsoft-dynamics-nav/reports/Deferral_Summary_Sales/1701/'" w:xpath="/ns0:NavWordReportXmlPart[1]/ns0:Customer[1]/ns0:Posted_Deferral_Header[1]/ns0:TotalAmtDeferred[1]" w:storeItemID="{201F3364-08FE-4FBC-B2B1-E54F0C3AC9AC}"/>
                             <w:text/>
                           </w:sdtPr>
                           <w:sdtContent>
@@ -1420,7 +1420,7 @@
                                 <w:tcBorders>
                                   <w:top w:val="nil"/>
                                   <w:left w:val="nil"/>
-                                  <w:bottom w:val="single" w:sz="4" w:space="0" w:color="F5F6F8"/>
+                                  <w:bottom w:val="single" w:color="F5F6F8" w:sz="4" w:space="0"/>
                                   <w:right w:val="nil"/>
                                 </w:tcBorders>
                                 <w:vAlign w:val="center"/>
@@ -1453,9 +1453,9 @@
                   <w:tcPr>
                     <w:tcW w:w="389" w:type="pct"/>
                     <w:tcBorders>
-                      <w:top w:val="single" w:sz="4" w:space="0" w:color="F5F6F8"/>
+                      <w:top w:val="single" w:color="F5F6F8" w:sz="4" w:space="0"/>
                       <w:left w:val="nil"/>
-                      <w:bottom w:val="single" w:sz="4" w:space="0" w:color="auto"/>
+                      <w:bottom w:val="single" w:color="auto" w:sz="4" w:space="0"/>
                       <w:right w:val="nil"/>
                     </w:tcBorders>
                   </w:tcPr>
@@ -1470,9 +1470,9 @@
                     <w:tcW w:w="428" w:type="pct"/>
                     <w:gridSpan w:val="2"/>
                     <w:tcBorders>
-                      <w:top w:val="single" w:sz="4" w:space="0" w:color="F5F6F8"/>
+                      <w:top w:val="single" w:color="F5F6F8" w:sz="4" w:space="0"/>
                       <w:left w:val="nil"/>
-                      <w:bottom w:val="single" w:sz="4" w:space="0" w:color="auto"/>
+                      <w:bottom w:val="single" w:color="auto" w:sz="4" w:space="0"/>
                       <w:right w:val="nil"/>
                     </w:tcBorders>
                   </w:tcPr>
@@ -1486,9 +1486,9 @@
                   <w:tcPr>
                     <w:tcW w:w="496" w:type="pct"/>
                     <w:tcBorders>
-                      <w:top w:val="single" w:sz="4" w:space="0" w:color="F5F6F8"/>
+                      <w:top w:val="single" w:color="F5F6F8" w:sz="4" w:space="0"/>
                       <w:left w:val="nil"/>
-                      <w:bottom w:val="single" w:sz="4" w:space="0" w:color="auto"/>
+                      <w:bottom w:val="single" w:color="auto" w:sz="4" w:space="0"/>
                       <w:right w:val="nil"/>
                     </w:tcBorders>
                   </w:tcPr>
@@ -1502,9 +1502,9 @@
                   <w:tcPr>
                     <w:tcW w:w="379" w:type="pct"/>
                     <w:tcBorders>
-                      <w:top w:val="single" w:sz="4" w:space="0" w:color="F5F6F8"/>
+                      <w:top w:val="single" w:color="F5F6F8" w:sz="4" w:space="0"/>
                       <w:left w:val="nil"/>
-                      <w:bottom w:val="single" w:sz="4" w:space="0" w:color="auto"/>
+                      <w:bottom w:val="single" w:color="auto" w:sz="4" w:space="0"/>
                       <w:right w:val="nil"/>
                     </w:tcBorders>
                   </w:tcPr>
@@ -1518,9 +1518,9 @@
                   <w:tcPr>
                     <w:tcW w:w="700" w:type="pct"/>
                     <w:tcBorders>
-                      <w:top w:val="single" w:sz="4" w:space="0" w:color="F5F6F8"/>
+                      <w:top w:val="single" w:color="F5F6F8" w:sz="4" w:space="0"/>
                       <w:left w:val="nil"/>
-                      <w:bottom w:val="single" w:sz="4" w:space="0" w:color="auto"/>
+                      <w:bottom w:val="single" w:color="auto" w:sz="4" w:space="0"/>
                       <w:right w:val="nil"/>
                     </w:tcBorders>
                   </w:tcPr>
@@ -1534,9 +1534,9 @@
                   <w:tcPr>
                     <w:tcW w:w="525" w:type="pct"/>
                     <w:tcBorders>
-                      <w:top w:val="single" w:sz="4" w:space="0" w:color="F5F6F8"/>
+                      <w:top w:val="single" w:color="F5F6F8" w:sz="4" w:space="0"/>
                       <w:left w:val="nil"/>
-                      <w:bottom w:val="single" w:sz="4" w:space="0" w:color="auto"/>
+                      <w:bottom w:val="single" w:color="auto" w:sz="4" w:space="0"/>
                       <w:right w:val="nil"/>
                     </w:tcBorders>
                   </w:tcPr>
@@ -1550,9 +1550,9 @@
                   <w:tcPr>
                     <w:tcW w:w="409" w:type="pct"/>
                     <w:tcBorders>
-                      <w:top w:val="single" w:sz="4" w:space="0" w:color="F5F6F8"/>
+                      <w:top w:val="single" w:color="F5F6F8" w:sz="4" w:space="0"/>
                       <w:left w:val="nil"/>
-                      <w:bottom w:val="single" w:sz="4" w:space="0" w:color="auto"/>
+                      <w:bottom w:val="single" w:color="auto" w:sz="4" w:space="0"/>
                       <w:right w:val="nil"/>
                     </w:tcBorders>
                   </w:tcPr>
@@ -1567,9 +1567,9 @@
                   <w:tcPr>
                     <w:tcW w:w="321" w:type="pct"/>
                     <w:tcBorders>
-                      <w:top w:val="single" w:sz="4" w:space="0" w:color="F5F6F8"/>
+                      <w:top w:val="single" w:color="F5F6F8" w:sz="4" w:space="0"/>
                       <w:left w:val="nil"/>
-                      <w:bottom w:val="single" w:sz="4" w:space="0" w:color="auto"/>
+                      <w:bottom w:val="single" w:color="auto" w:sz="4" w:space="0"/>
                       <w:right w:val="nil"/>
                     </w:tcBorders>
                   </w:tcPr>
@@ -1584,9 +1584,9 @@
                   <w:tcPr>
                     <w:tcW w:w="438" w:type="pct"/>
                     <w:tcBorders>
-                      <w:top w:val="single" w:sz="4" w:space="0" w:color="F5F6F8"/>
+                      <w:top w:val="single" w:color="F5F6F8" w:sz="4" w:space="0"/>
                       <w:left w:val="nil"/>
-                      <w:bottom w:val="single" w:sz="4" w:space="0" w:color="auto"/>
+                      <w:bottom w:val="single" w:color="auto" w:sz="4" w:space="0"/>
                       <w:right w:val="nil"/>
                     </w:tcBorders>
                   </w:tcPr>
@@ -1601,9 +1601,9 @@
                   <w:tcPr>
                     <w:tcW w:w="438" w:type="pct"/>
                     <w:tcBorders>
-                      <w:top w:val="single" w:sz="4" w:space="0" w:color="F5F6F8"/>
+                      <w:top w:val="single" w:color="F5F6F8" w:sz="4" w:space="0"/>
                       <w:left w:val="nil"/>
-                      <w:bottom w:val="single" w:sz="4" w:space="0" w:color="auto"/>
+                      <w:bottom w:val="single" w:color="auto" w:sz="4" w:space="0"/>
                       <w:right w:val="nil"/>
                     </w:tcBorders>
                   </w:tcPr>
@@ -1618,9 +1618,9 @@
                   <w:tcPr>
                     <w:tcW w:w="477" w:type="pct"/>
                     <w:tcBorders>
-                      <w:top w:val="single" w:sz="4" w:space="0" w:color="F5F6F8"/>
+                      <w:top w:val="single" w:color="F5F6F8" w:sz="4" w:space="0"/>
                       <w:left w:val="nil"/>
-                      <w:bottom w:val="single" w:sz="4" w:space="0" w:color="auto"/>
+                      <w:bottom w:val="single" w:color="auto" w:sz="4" w:space="0"/>
                       <w:right w:val="nil"/>
                     </w:tcBorders>
                   </w:tcPr>
@@ -1641,9 +1641,9 @@
                   <w:tcPr>
                     <w:tcW w:w="389" w:type="pct"/>
                     <w:tcBorders>
-                      <w:top w:val="single" w:sz="4" w:space="0" w:color="auto"/>
+                      <w:top w:val="single" w:color="auto" w:sz="4" w:space="0"/>
                       <w:left w:val="nil"/>
-                      <w:bottom w:val="single" w:sz="8" w:space="0" w:color="auto"/>
+                      <w:bottom w:val="single" w:color="auto" w:sz="8" w:space="0"/>
                       <w:right w:val="nil"/>
                     </w:tcBorders>
                   </w:tcPr>
@@ -1659,9 +1659,9 @@
                     <w:tcW w:w="428" w:type="pct"/>
                     <w:gridSpan w:val="2"/>
                     <w:tcBorders>
-                      <w:top w:val="single" w:sz="4" w:space="0" w:color="auto"/>
+                      <w:top w:val="single" w:color="auto" w:sz="4" w:space="0"/>
                       <w:left w:val="nil"/>
-                      <w:bottom w:val="single" w:sz="8" w:space="0" w:color="auto"/>
+                      <w:bottom w:val="single" w:color="auto" w:sz="8" w:space="0"/>
                       <w:right w:val="nil"/>
                     </w:tcBorders>
                   </w:tcPr>
@@ -1676,9 +1676,9 @@
                   <w:tcPr>
                     <w:tcW w:w="496" w:type="pct"/>
                     <w:tcBorders>
-                      <w:top w:val="single" w:sz="4" w:space="0" w:color="auto"/>
+                      <w:top w:val="single" w:color="auto" w:sz="4" w:space="0"/>
                       <w:left w:val="nil"/>
-                      <w:bottom w:val="single" w:sz="8" w:space="0" w:color="auto"/>
+                      <w:bottom w:val="single" w:color="auto" w:sz="8" w:space="0"/>
                       <w:right w:val="nil"/>
                     </w:tcBorders>
                   </w:tcPr>
@@ -1693,9 +1693,9 @@
                   <w:tcPr>
                     <w:tcW w:w="379" w:type="pct"/>
                     <w:tcBorders>
-                      <w:top w:val="single" w:sz="4" w:space="0" w:color="auto"/>
+                      <w:top w:val="single" w:color="auto" w:sz="4" w:space="0"/>
                       <w:left w:val="nil"/>
-                      <w:bottom w:val="single" w:sz="8" w:space="0" w:color="auto"/>
+                      <w:bottom w:val="single" w:color="auto" w:sz="8" w:space="0"/>
                       <w:right w:val="nil"/>
                     </w:tcBorders>
                   </w:tcPr>
@@ -1710,9 +1710,9 @@
                   <w:tcPr>
                     <w:tcW w:w="700" w:type="pct"/>
                     <w:tcBorders>
-                      <w:top w:val="single" w:sz="4" w:space="0" w:color="auto"/>
+                      <w:top w:val="single" w:color="auto" w:sz="4" w:space="0"/>
                       <w:left w:val="nil"/>
-                      <w:bottom w:val="single" w:sz="8" w:space="0" w:color="auto"/>
+                      <w:bottom w:val="single" w:color="auto" w:sz="8" w:space="0"/>
                       <w:right w:val="nil"/>
                     </w:tcBorders>
                   </w:tcPr>
@@ -1727,9 +1727,9 @@
                   <w:tcPr>
                     <w:tcW w:w="525" w:type="pct"/>
                     <w:tcBorders>
-                      <w:top w:val="single" w:sz="4" w:space="0" w:color="auto"/>
+                      <w:top w:val="single" w:color="auto" w:sz="4" w:space="0"/>
                       <w:left w:val="nil"/>
-                      <w:bottom w:val="single" w:sz="8" w:space="0" w:color="auto"/>
+                      <w:bottom w:val="single" w:color="auto" w:sz="8" w:space="0"/>
                       <w:right w:val="nil"/>
                     </w:tcBorders>
                   </w:tcPr>
@@ -1744,9 +1744,9 @@
                   <w:tcPr>
                     <w:tcW w:w="409" w:type="pct"/>
                     <w:tcBorders>
-                      <w:top w:val="single" w:sz="4" w:space="0" w:color="auto"/>
+                      <w:top w:val="single" w:color="auto" w:sz="4" w:space="0"/>
                       <w:left w:val="nil"/>
-                      <w:bottom w:val="single" w:sz="8" w:space="0" w:color="auto"/>
+                      <w:bottom w:val="single" w:color="auto" w:sz="8" w:space="0"/>
                       <w:right w:val="nil"/>
                     </w:tcBorders>
                   </w:tcPr>
@@ -1761,9 +1761,9 @@
                   <w:tcPr>
                     <w:tcW w:w="321" w:type="pct"/>
                     <w:tcBorders>
-                      <w:top w:val="single" w:sz="4" w:space="0" w:color="auto"/>
+                      <w:top w:val="single" w:color="auto" w:sz="4" w:space="0"/>
                       <w:left w:val="nil"/>
-                      <w:bottom w:val="single" w:sz="8" w:space="0" w:color="auto"/>
+                      <w:bottom w:val="single" w:color="auto" w:sz="8" w:space="0"/>
                       <w:right w:val="nil"/>
                     </w:tcBorders>
                     <w:vAlign w:val="center"/>
@@ -1785,7 +1785,7 @@
                     <w:placeholder>
                       <w:docPart w:val="493A420FE62A4886A9B177A284AA2243"/>
                     </w:placeholder>
-                    <w:dataBinding w:prefixMappings="&lt;xmlns:ns0='urn:microsoft-dynamics-nav/reports/Deferral_Summary_Sales/1701/' " w:xpath="/ns0:NavWordReportXmlPart[1]/ns0:Customer[1]/ns0:Totals[1]/ns0:SumAmtRecognized[1]" w:storeItemID="{201F3364-08FE-4FBC-B2B1-E54F0C3AC9AC}"/>
+                    <w:dataBinding w:prefixMappings="xmlns:ns0='urn:microsoft-dynamics-nav/reports/Deferral_Summary_Sales/1701/'" w:xpath="/ns0:NavWordReportXmlPart[1]/ns0:Customer[1]/ns0:Totals[1]/ns0:SumAmtRecognized[1]" w:storeItemID="{201F3364-08FE-4FBC-B2B1-E54F0C3AC9AC}"/>
                     <w:text/>
                   </w:sdtPr>
                   <w:sdtContent>
@@ -1793,9 +1793,9 @@
                       <w:tcPr>
                         <w:tcW w:w="438" w:type="pct"/>
                         <w:tcBorders>
-                          <w:top w:val="single" w:sz="4" w:space="0" w:color="auto"/>
+                          <w:top w:val="single" w:color="auto" w:sz="4" w:space="0"/>
                           <w:left w:val="nil"/>
-                          <w:bottom w:val="single" w:sz="8" w:space="0" w:color="auto"/>
+                          <w:bottom w:val="single" w:color="auto" w:sz="8" w:space="0"/>
                           <w:right w:val="nil"/>
                         </w:tcBorders>
                         <w:vAlign w:val="center"/>
@@ -1823,7 +1823,7 @@
                     <w:placeholder>
                       <w:docPart w:val="493A420FE62A4886A9B177A284AA2243"/>
                     </w:placeholder>
-                    <w:dataBinding w:prefixMappings="&lt;xmlns:ns0='urn:microsoft-dynamics-nav/reports/Deferral_Summary_Sales/1701/' " w:xpath="/ns0:NavWordReportXmlPart[1]/ns0:Customer[1]/ns0:Totals[1]/ns0:SumRemainingAmtDeferred[1]" w:storeItemID="{201F3364-08FE-4FBC-B2B1-E54F0C3AC9AC}"/>
+                    <w:dataBinding w:prefixMappings="xmlns:ns0='urn:microsoft-dynamics-nav/reports/Deferral_Summary_Sales/1701/'" w:xpath="/ns0:NavWordReportXmlPart[1]/ns0:Customer[1]/ns0:Totals[1]/ns0:SumRemainingAmtDeferred[1]" w:storeItemID="{201F3364-08FE-4FBC-B2B1-E54F0C3AC9AC}"/>
                     <w:text/>
                   </w:sdtPr>
                   <w:sdtContent>
@@ -1831,9 +1831,9 @@
                       <w:tcPr>
                         <w:tcW w:w="438" w:type="pct"/>
                         <w:tcBorders>
-                          <w:top w:val="single" w:sz="4" w:space="0" w:color="auto"/>
+                          <w:top w:val="single" w:color="auto" w:sz="4" w:space="0"/>
                           <w:left w:val="nil"/>
-                          <w:bottom w:val="single" w:sz="8" w:space="0" w:color="auto"/>
+                          <w:bottom w:val="single" w:color="auto" w:sz="8" w:space="0"/>
                           <w:right w:val="nil"/>
                         </w:tcBorders>
                         <w:vAlign w:val="center"/>
@@ -1861,7 +1861,7 @@
                     <w:placeholder>
                       <w:docPart w:val="493A420FE62A4886A9B177A284AA2243"/>
                     </w:placeholder>
-                    <w:dataBinding w:prefixMappings="&lt;xmlns:ns0='urn:microsoft-dynamics-nav/reports/Deferral_Summary_Sales/1701/' " w:xpath="/ns0:NavWordReportXmlPart[1]/ns0:Customer[1]/ns0:Totals[1]/ns0:SumTotalAmtDeferred[1]" w:storeItemID="{201F3364-08FE-4FBC-B2B1-E54F0C3AC9AC}"/>
+                    <w:dataBinding w:prefixMappings="xmlns:ns0='urn:microsoft-dynamics-nav/reports/Deferral_Summary_Sales/1701/'" w:xpath="/ns0:NavWordReportXmlPart[1]/ns0:Customer[1]/ns0:Totals[1]/ns0:SumTotalAmtDeferred[1]" w:storeItemID="{201F3364-08FE-4FBC-B2B1-E54F0C3AC9AC}"/>
                     <w:text/>
                   </w:sdtPr>
                   <w:sdtContent>
@@ -1869,9 +1869,9 @@
                       <w:tcPr>
                         <w:tcW w:w="477" w:type="pct"/>
                         <w:tcBorders>
-                          <w:top w:val="single" w:sz="4" w:space="0" w:color="auto"/>
+                          <w:top w:val="single" w:color="auto" w:sz="4" w:space="0"/>
                           <w:left w:val="nil"/>
-                          <w:bottom w:val="single" w:sz="8" w:space="0" w:color="auto"/>
+                          <w:bottom w:val="single" w:color="auto" w:sz="8" w:space="0"/>
                           <w:right w:val="nil"/>
                         </w:tcBorders>
                         <w:vAlign w:val="center"/>
@@ -4318,7 +4318,9 @@
 </we:webextension>
 </file>
 
-<file path=customXml/item1.xml>��< ? x m l   v e r s i o n = " 1 . 0 "   e n c o d i n g = " u t f - 1 6 " ? > < N a v W o r d R e p o r t X m l P a r t   x m l n s = " u r n : m i c r o s o f t - d y n a m i c s - b u s i n e s s c e n t r a l / i n t e r n a l / e x t e n d e d / r e p o r t s / D e f e r r a l _ S u m m a r y _ S a l e s / 1 7 0 1 / " > +<file path=customXml/item1.xml>��< ? x m l   v e r s i o n = " 1 . 0 "   e n c o d i n g = " u t f - 1 6 " ? > + 
+ < N a v W o r d R e p o r t X m l P a r t   x m l n s = " u r n : m i c r o s o f t - d y n a m i c s - b u s i n e s s c e n t r a l / i n t e r n a l / e x t e n d e d / r e p o r t s / D e f e r r a l _ S u m m a r y _ S a l e s / 1 7 0 1 / " >   
      < B C R e p o r t I n f o r m a t i o n >   
@@ -4382,6 +4384,84 @@
  
          < / R e p o r t R e q u e s t >   
+         < C o m p a n y M e t a d a t a > + 
+             < C o m p a n y N a m e > C o m p a n y   N a m e < / C o m p a n y N a m e > + 
+             < C o m p a n y D i s p l a y N a m e > C o m p a n y   D i s p l a y   N a m e < / C o m p a n y D i s p l a y N a m e > + 
+             < C o m p a n y A d d r e s s L i n e s > + 
+                 < C o m p a n y A d d r e s s L i n e > C o m p a n y   A d d r e s s   L i n e   1 < / C o m p a n y A d d r e s s L i n e > + 
+                 < C o m p a n y A d d r e s s L i n e > C o m p a n y   A d d r e s s   L i n e   2 < / C o m p a n y A d d r e s s L i n e > + 
+                 < C o m p a n y A d d r e s s L i n e > C o m p a n y   A d d r e s s   L i n e   3 < / C o m p a n y A d d r e s s L i n e > + 
+                 < C o m p a n y A d d r e s s L i n e > C o m p a n y   A d d r e s s   L i n e   4 < / C o m p a n y A d d r e s s L i n e > + 
+                 < C o m p a n y A d d r e s s L i n e > C o m p a n y   A d d r e s s   L i n e   5 < / C o m p a n y A d d r e s s L i n e > + 
+                 < C o m p a n y A d d r e s s L i n e > C o m p a n y   A d d r e s s   L i n e   6 < / C o m p a n y A d d r e s s L i n e > + 
+                 < C o m p a n y A d d r e s s L i n e > C o m p a n y   A d d r e s s   L i n e   7 < / C o m p a n y A d d r e s s L i n e > + 
+                 < C o m p a n y A d d r e s s L i n e > C o m p a n y   A d d r e s s   L i n e   8 < / C o m p a n y A d d r e s s L i n e > + 
+             < / C o m p a n y A d d r e s s L i n e s > + 
+             < C o m p a n y P h o n e > C o m p a n y   P h o n e < / C o m p a n y P h o n e > + 
+             < C o m p a n y P h o n e C a p t i o n > C o m p a n y   P h o n e   C a p t i o n < / C o m p a n y P h o n e C a p t i o n > + 
+             < C o m p a n y F a x N o > C o m p a n y   F a x   N o . < / C o m p a n y F a x N o > + 
+             < C o m p a n y F a x N o C a p t i o n > C o m p a n y   F a x   N o .   C a p t i o n < / C o m p a n y F a x N o C a p t i o n > + 
+             < C o m p a n y E m a i l > C o m p a n y   E m a i l < / C o m p a n y E m a i l > + 
+             < C o m p a n y E m a i l C a p t i o n > C o m p a n y   E m a i l   C a p t i o n < / C o m p a n y E m a i l C a p t i o n > + 
+             < C o m p a n y H o m e P a g e > C o m p a n y   H o m e   P a g e < / C o m p a n y H o m e P a g e > + 
+             < C o m p a n y H o m e P a g e C a p t i o n > C o m p a n y   H o m e   P a g e   C a p t i o n < / C o m p a n y H o m e P a g e C a p t i o n > + 
+             < C o m p a n y L o g o > C o m p a n y   L o g o < / C o m p a n y L o g o > + 
+             < C o m p a n y V A T R e g i s t r a t i o n N o > C o m p a n y   V A T   R e g i s t r a t i o n   N o . < / C o m p a n y V A T R e g i s t r a t i o n N o > + 
+             < C o m p a n y V A T R e g i s t r a t i o n N o C a p t i o n > C o m p a n y   V A T   R e g i s t r a t i o n   N o .   C a p t i o n < / C o m p a n y V A T R e g i s t r a t i o n N o C a p t i o n > + 
+             < C o m p a n y R e g i s t r a t i o n N o > C o m p a n y   R e g i s t r a t i o n   N o . < / C o m p a n y R e g i s t r a t i o n N o > + 
+             < C o m p a n y R e g i s t r a t i o n N o C a p t i o n > C o m p a n y   R e g i s t r a t i o n   N o .   C a p t i o n < / C o m p a n y R e g i s t r a t i o n N o C a p t i o n > + 
+             < C o m p a n y B a n k N a m e > C o m p a n y   B a n k   N a m e < / C o m p a n y B a n k N a m e > + 
+             < C o m p a n y B a n k N a m e C a p t i o n > C o m p a n y   B a n k   N a m e   C a p t i o n < / C o m p a n y B a n k N a m e C a p t i o n > + 
+             < C o m p a n y B a n k A c c o u n t N o > C o m p a n y   B a n k   A c c o u n t   N o . < / C o m p a n y B a n k A c c o u n t N o > + 
+             < C o m p a n y B a n k A c c o u n t N o C a p t i o n > C o m p a n y   B a n k   A c c o u n t   N o .   C a p t i o n < / C o m p a n y B a n k A c c o u n t N o C a p t i o n > + 
+             < C o m p a n y B a n k B r a n c h N o > C o m p a n y   B a n k   B r a n c h   N o . < / C o m p a n y B a n k B r a n c h N o > + 
+             < C o m p a n y B a n k B r a n c h N o C a p t i o n > C o m p a n y   B a n k   B r a n c h   N o .   C a p t i o n < / C o m p a n y B a n k B r a n c h N o C a p t i o n > + 
+             < C o m p a n y I B A N > C o m p a n y   I B A N < / C o m p a n y I B A N > + 
+             < C o m p a n y I B A N C a p t i o n > C o m p a n y   I B A N   C a p t i o n < / C o m p a n y I B A N C a p t i o n > + 
+             < C o m p a n y B a n k S W I F T > C o m p a n y   B a n k   S W I F T < / C o m p a n y B a n k S W I F T > + 
+             < C o m p a n y B a n k S W I F T C a p t i o n > C o m p a n y   B a n k   S W I F T   C a p t i o n < / C o m p a n y B a n k S W I F T C a p t i o n > + 
+             < C o m p a n y G i r o N o > C o m p a n y   G i r o   N o . < / C o m p a n y G i r o N o > + 
+             < C o m p a n y G i r o N o C a p t i o n > C o m p a n y   G i r o   N o .   C a p t i o n < / C o m p a n y G i r o N o C a p t i o n > + 
+         < / C o m p a n y M e t a d a t a > + 
      < / B C R e p o r t I n f o r m a t i o n >   
      < L a b e l s > @@ -4452,25 +4532,25 @@
  
      < / L a b e l s >   
-     < T o o l t i p s / > +     < T o o l t i p s   / >   
      < C u s t o m e r   E l e m e n t T y p e = " D a t a I t e m "   E l e m e n t I d = " 1 5 2 5 1 9 1 9 9 " >   
-         < A c c o u n t N o C a p t i o n   E l e m e n t T y p e = " C o l u m n "   E l e m e n t I d = " 4 5 9 9 9 7 5 8 9 "   D a t a T y p e = " T e x t C o n s t " > A c c o u n t N o C a p t i o n < / A c c o u n t N o C a p t i o n > - 
-         < A m t R e c o g n i z e d C a p t i o n   E l e m e n t T y p e = " C o l u m n "   E l e m e n t I d = " 5 8 2 8 5 6 6 1 3 "   D a t a T y p e = " T e x t C o n s t " > A m t R e c o g n i z e d C a p t i o n < / A m t R e c o g n i z e d C a p t i o n > +         < A c c o u n t N o C a p t i o n   E l e m e n t T y p e = " C o l u m n "   E l e m e n t I d = " 4 5 9 9 9 7 5 8 9 "   D a t a T y p e = " L a b e l " > A c c o u n t N o C a p t i o n < / A c c o u n t N o C a p t i o n > + 
+         < A m t R e c o g n i z e d C a p t i o n   E l e m e n t T y p e = " C o l u m n "   E l e m e n t I d = " 5 8 2 8 5 6 6 1 3 "   D a t a T y p e = " L a b e l " > A m t R e c o g n i z e d C a p t i o n < / A m t R e c o g n i z e d C a p t i o n >   
          < B a l a n c e A s O f D a t e C a p t i o n   E l e m e n t T y p e = " C o l u m n "   E l e m e n t I d = " 1 8 1 5 3 3 0 6 6 "   D a t a T y p e = " S t r i n g " > B a l a n c e A s O f D a t e C a p t i o n < / B a l a n c e A s O f D a t e C a p t i o n >   
          < B a l a n c e A s O f D a t e F i l t e r   E l e m e n t T y p e = " C o l u m n "   E l e m e n t I d = " 1 8 8 0 2 0 7 9 7 2 "   D a t a T y p e = " D a t e " > B a l a n c e A s O f D a t e F i l t e r < / B a l a n c e A s O f D a t e F i l t e r >   
-         < B a l a n c e C a p t i o n   E l e m e n t T y p e = " C o l u m n "   E l e m e n t I d = " 1 7 1 0 3 0 7 0 2 9 "   D a t a T y p e = " T e x t C o n s t " > B a l a n c e C a p t i o n < / B a l a n c e C a p t i o n > +         < B a l a n c e C a p t i o n   E l e m e n t T y p e = " C o l u m n "   E l e m e n t I d = " 1 7 1 0 3 0 7 0 2 9 "   D a t a T y p e = " L a b e l " > B a l a n c e C a p t i o n < / B a l a n c e C a p t i o n >   
          < C o m p a n y N a m e   E l e m e n t T y p e = " C o l u m n "   E l e m e n t I d = " 1 5 9 5 4 7 7 3 9 5 "   D a t a T y p e = " S t r i n g " > C o m p a n y N a m e < / C o m p a n y N a m e >   
          < C u s t o m e r C a p t i o n   E l e m e n t T y p e = " C o l u m n "   E l e m e n t I d = " 7 0 0 0 7 1 9 2 7 "   D a t a T y p e = " S t r i n g " > C u s t o m e r C a p t i o n < / C u s t o m e r C a p t i o n >   
-         < D e f e r r a l S u m m a r y S a l e s C a p t i o n   E l e m e n t T y p e = " C o l u m n "   E l e m e n t I d = " 1 5 2 8 3 5 1 9 0 4 "   D a t a T y p e = " T e x t C o n s t " > D e f e r r a l S u m m a r y S a l e s C a p t i o n < / D e f e r r a l S u m m a r y S a l e s C a p t i o n > +         < D e f e r r a l S u m m a r y S a l e s C a p t i o n   E l e m e n t T y p e = " C o l u m n "   E l e m e n t I d = " 1 5 2 8 3 5 1 9 0 4 "   D a t a T y p e = " L a b e l " > D e f e r r a l S u m m a r y S a l e s C a p t i o n < / D e f e r r a l S u m m a r y S a l e s C a p t i o n >   
          < D o c u m e n t C a p t i o n   E l e m e n t T y p e = " C o l u m n "   E l e m e n t I d = " 7 3 5 3 8 4 3 3 2 "   D a t a T y p e = " S t r i n g " > D o c u m e n t C a p t i o n < / D o c u m e n t C a p t i o n >   
@@ -4480,21 +4560,21 @@
  
          < G L A c c T a b l e C a p t i o n   E l e m e n t T y p e = " C o l u m n "   E l e m e n t I d = " 4 8 6 9 6 5 6 8 7 "   D a t a T y p e = " S t r i n g " > G L A c c T a b l e C a p t i o n < / G L A c c T a b l e C a p t i o n >   
-         < G L B a l C a p t i o n   E l e m e n t T y p e = " C o l u m n "   E l e m e n t I d = " 1 2 0 3 1 1 2 7 1 3 "   D a t a T y p e = " T e x t C o n s t " > G L B a l C a p t i o n < / G L B a l C a p t i o n > +         < G L B a l C a p t i o n   E l e m e n t T y p e = " C o l u m n "   E l e m e n t I d = " 1 2 0 3 1 1 2 7 1 3 "   D a t a T y p e = " L a b e l " > G L B a l C a p t i o n < / G L B a l C a p t i o n >   
          < G L F i l t e r   E l e m e n t T y p e = " C o l u m n "   E l e m e n t I d = " 4 3 3 3 0 5 9 8 "   D a t a T y p e = " T e x t " > G L F i l t e r < / G L F i l t e r >   
-         < P a g e C a p t i o n   E l e m e n t T y p e = " C o l u m n "   E l e m e n t I d = " 1 6 4 5 7 9 0 3 1 2 "   D a t a T y p e = " T e x t C o n s t " > P a g e C a p t i o n < / P a g e C a p t i o n > +         < P a g e C a p t i o n   E l e m e n t T y p e = " C o l u m n "   E l e m e n t I d = " 1 6 4 5 7 9 0 3 1 2 "   D a t a T y p e = " L a b e l " > P a g e C a p t i o n < / P a g e C a p t i o n >   
          < P a g e G r o u p N o   E l e m e n t T y p e = " C o l u m n "   E l e m e n t I d = " 6 4 9 1 8 0 1 4 4 "   D a t a T y p e = " I n t e g e r " > P a g e G r o u p N o < / P a g e G r o u p N o >   
-         < P e r i o d C a p t i o n   E l e m e n t T y p e = " C o l u m n "   E l e m e n t I d = " 1 4 7 8 2 5 3 4 2 2 "   D a t a T y p e = " T e x t C o n s t " > P e r i o d C a p t i o n < / P e r i o d C a p t i o n > - 
-         < R e m A m t D e f C a p t i o n   E l e m e n t T y p e = " C o l u m n "   E l e m e n t I d = " 1 4 1 6 1 9 6 6 6 2 "   D a t a T y p e = " T e x t C o n s t " > R e m A m t D e f C a p t i o n < / R e m A m t D e f C a p t i o n > - 
-         < T o t A m t D e f C a p t i o n   E l e m e n t T y p e = " C o l u m n "   E l e m e n t I d = " 1 8 9 9 9 9 0 1 1 5 "   D a t a T y p e = " T e x t C o n s t " > T o t A m t D e f C a p t i o n < / T o t A m t D e f C a p t i o n > - 
-         < P o s t e d _ D e f e r r a l _ H e a d e r   E l e m e n t T y p e = " D a t a I t e m "   E l e m e n t I d = " 6 5 9 2 4 7 9 8 0 " > +         < P e r i o d C a p t i o n   E l e m e n t T y p e = " C o l u m n "   E l e m e n t I d = " 1 4 7 8 2 5 3 4 2 2 "   D a t a T y p e = " L a b e l " > P e r i o d C a p t i o n < / P e r i o d C a p t i o n > + 
+         < R e m A m t D e f C a p t i o n   E l e m e n t T y p e = " C o l u m n "   E l e m e n t I d = " 1 4 1 6 1 9 6 6 6 2 "   D a t a T y p e = " L a b e l " > R e m A m t D e f C a p t i o n < / R e m A m t D e f C a p t i o n > + 
+         < T o t A m t D e f C a p t i o n   E l e m e n t T y p e = " C o l u m n "   E l e m e n t I d = " 1 8 9 9 9 9 0 1 1 5 "   D a t a T y p e = " L a b e l " > T o t A m t D e f C a p t i o n < / T o t A m t D e f C a p t i o n > + 
+         < P o s t e d _ D e f e r r a l _ H e a d e r   E l e m e n t T y p e = " D a t a I t e m "   E l e m e n t I d = " 1 0 4 2 5 8 3 7 8 8 " >   
              < A c c o u n t N a m e   E l e m e n t T y p e = " C o l u m n "   E l e m e n t I d = " 1 7 2 4 8 6 5 1 3 3 "   D a t a T y p e = " T e x t " > A c c o u n t N a m e < / A c c o u n t N a m e >   
@@ -4512,19 +4592,19 @@
  
              < D e f e r r a l S t a r t D a t e   E l e m e n t T y p e = " C o l u m n "   E l e m e n t I d = " 1 6 8 9 5 5 6 7 5 0 "   D a t a T y p e = " S t r i n g " > D e f e r r a l S t a r t D a t e < / D e f e r r a l S t a r t D a t e >   
+             < D o c u m e n t T y p e   E l e m e n t T y p e = " C o l u m n "   E l e m e n t I d = " 2 0 8 9 7 9 9 8 9 8 "   D a t a T y p e = " I n t e g e r " > D o c u m e n t T y p e < / D o c u m e n t T y p e > + 
+             < D o c u m e n t T y p e S t r i n g   E l e m e n t T y p e = " C o l u m n "   E l e m e n t I d = " 1 1 4 8 3 5 6 4 1 7 "   D a t a T y p e = " T e x t " > D o c u m e n t T y p e S t r i n g < / D o c u m e n t T y p e S t r i n g > + 
              < D o c u m e n t _ N o   E l e m e n t T y p e = " C o l u m n "   E l e m e n t I d = " 1 2 4 5 9 8 9 3 4 0 "   D a t a T y p e = " C o d e " > D o c u m e n t _ N o < / D o c u m e n t _ N o >   
              < D o c u m e n t _ T y p e   E l e m e n t T y p e = " C o l u m n "   E l e m e n t I d = " 7 4 3 6 1 2 2 9 "   D a t a T y p e = " I n t e g e r " > D o c u m e n t _ T y p e < / D o c u m e n t _ T y p e >   
-             < D o c u m e n t T y p e   E l e m e n t T y p e = " C o l u m n "   E l e m e n t I d = " 2 0 8 9 7 9 9 8 9 8 "   D a t a T y p e = " I n t e g e r " > D o c u m e n t T y p e < / D o c u m e n t T y p e > - 
-             < D o c u m e n t T y p e S t r i n g   E l e m e n t T y p e = " C o l u m n "   E l e m e n t I d = " 1 1 4 8 3 5 6 4 1 7 "   D a t a T y p e = " T e x t " > D o c u m e n t T y p e S t r i n g < / D o c u m e n t T y p e S t r i n g > +             < L i n e D e s c r i p t i o n   E l e m e n t T y p e = " C o l u m n "   E l e m e n t I d = " 6 7 3 6 4 4 5 0 1 "   D a t a T y p e = " T e x t " > L i n e D e s c r i p t i o n < / L i n e D e s c r i p t i o n > + 
+             < L i n e T y p e   E l e m e n t T y p e = " C o l u m n "   E l e m e n t I d = " 1 4 5 0 4 2 2 9 4 1 "   D a t a T y p e = " O p t i o n " > L i n e T y p e < / L i n e T y p e >   
              < L i n e _ N o   E l e m e n t T y p e = " C o l u m n "   E l e m e n t I d = " 2 4 7 0 5 6 1 9 5 "   D a t a T y p e = " I n t e g e r " > L i n e _ N o < / L i n e _ N o > - 
-             < L i n e D e s c r i p t i o n   E l e m e n t T y p e = " C o l u m n "   E l e m e n t I d = " 6 7 3 6 4 4 5 0 1 "   D a t a T y p e = " T e x t " > L i n e D e s c r i p t i o n < / L i n e D e s c r i p t i o n > - 
-             < L i n e T y p e   E l e m e n t T y p e = " C o l u m n "   E l e m e n t I d = " 1 4 5 0 4 2 2 9 4 1 "   D a t a T y p e = " O p t i o n " > L i n e T y p e < / L i n e T y p e >   
              < N o _ G L A c c   E l e m e n t T y p e = " C o l u m n "   E l e m e n t I d = " 1 3 7 2 6 3 7 1 8 3 "   D a t a T y p e = " C o d e " > N o _ G L A c c < / N o _ G L A c c >   
@@ -4553,7 +4633,9 @@
  < / N a v W o r d R e p o r t X m l P a r t > 
 </file>
 
-<file path=customXml/item2.xml>��< ? x m l   v e r s i o n = " 1 . 0 "   e n c o d i n g = " u t f - 1 6 " ? > < N a v W o r d R e p o r t X m l P a r t   x m l n s = " u r n : m i c r o s o f t - d y n a m i c s - n a v / r e p o r t s / D e f e r r a l _ S u m m a r y _ S a l e s / 1 7 0 1 / " > +<file path=customXml/item2.xml>��< ? x m l   v e r s i o n = " 1 . 0 "   e n c o d i n g = " u t f - 1 6 " ? > + 
+ < N a v W o r d R e p o r t X m l P a r t   x m l n s = " u r n : m i c r o s o f t - d y n a m i c s - n a v / r e p o r t s / D e f e r r a l _ S u m m a r y _ S a l e s / 1 7 0 1 / " >   
      < B C R e p o r t I n f o r m a t i o n >   
@@ -4617,6 +4699,84 @@
  
          < / R e p o r t R e q u e s t >   
+         < C o m p a n y M e t a d a t a > + 
+             < C o m p a n y N a m e > C o m p a n y   N a m e < / C o m p a n y N a m e > + 
+             < C o m p a n y D i s p l a y N a m e > C o m p a n y   D i s p l a y   N a m e < / C o m p a n y D i s p l a y N a m e > + 
+             < C o m p a n y A d d r e s s L i n e s > + 
+                 < C o m p a n y A d d r e s s L i n e > C o m p a n y   A d d r e s s   L i n e   1 < / C o m p a n y A d d r e s s L i n e > + 
+                 < C o m p a n y A d d r e s s L i n e > C o m p a n y   A d d r e s s   L i n e   2 < / C o m p a n y A d d r e s s L i n e > + 
+                 < C o m p a n y A d d r e s s L i n e > C o m p a n y   A d d r e s s   L i n e   3 < / C o m p a n y A d d r e s s L i n e > + 
+                 < C o m p a n y A d d r e s s L i n e > C o m p a n y   A d d r e s s   L i n e   4 < / C o m p a n y A d d r e s s L i n e > + 
+                 < C o m p a n y A d d r e s s L i n e > C o m p a n y   A d d r e s s   L i n e   5 < / C o m p a n y A d d r e s s L i n e > + 
+                 < C o m p a n y A d d r e s s L i n e > C o m p a n y   A d d r e s s   L i n e   6 < / C o m p a n y A d d r e s s L i n e > + 
+                 < C o m p a n y A d d r e s s L i n e > C o m p a n y   A d d r e s s   L i n e   7 < / C o m p a n y A d d r e s s L i n e > + 
+                 < C o m p a n y A d d r e s s L i n e > C o m p a n y   A d d r e s s   L i n e   8 < / C o m p a n y A d d r e s s L i n e > + 
+             < / C o m p a n y A d d r e s s L i n e s > + 
+             < C o m p a n y P h o n e > C o m p a n y   P h o n e < / C o m p a n y P h o n e > + 
+             < C o m p a n y P h o n e C a p t i o n > C o m p a n y   P h o n e   C a p t i o n < / C o m p a n y P h o n e C a p t i o n > + 
+             < C o m p a n y F a x N o > C o m p a n y   F a x   N o . < / C o m p a n y F a x N o > + 
+             < C o m p a n y F a x N o C a p t i o n > C o m p a n y   F a x   N o .   C a p t i o n < / C o m p a n y F a x N o C a p t i o n > + 
+             < C o m p a n y E m a i l > C o m p a n y   E m a i l < / C o m p a n y E m a i l > + 
+             < C o m p a n y E m a i l C a p t i o n > C o m p a n y   E m a i l   C a p t i o n < / C o m p a n y E m a i l C a p t i o n > + 
+             < C o m p a n y H o m e P a g e > C o m p a n y   H o m e   P a g e < / C o m p a n y H o m e P a g e > + 
+             < C o m p a n y H o m e P a g e C a p t i o n > C o m p a n y   H o m e   P a g e   C a p t i o n < / C o m p a n y H o m e P a g e C a p t i o n > + 
+             < C o m p a n y L o g o > C o m p a n y   L o g o < / C o m p a n y L o g o > + 
+             < C o m p a n y V A T R e g i s t r a t i o n N o > C o m p a n y   V A T   R e g i s t r a t i o n   N o . < / C o m p a n y V A T R e g i s t r a t i o n N o > + 
+             < C o m p a n y V A T R e g i s t r a t i o n N o C a p t i o n > C o m p a n y   V A T   R e g i s t r a t i o n   N o .   C a p t i o n < / C o m p a n y V A T R e g i s t r a t i o n N o C a p t i o n > + 
+             < C o m p a n y R e g i s t r a t i o n N o > C o m p a n y   R e g i s t r a t i o n   N o . < / C o m p a n y R e g i s t r a t i o n N o > + 
+             < C o m p a n y R e g i s t r a t i o n N o C a p t i o n > C o m p a n y   R e g i s t r a t i o n   N o .   C a p t i o n < / C o m p a n y R e g i s t r a t i o n N o C a p t i o n > + 
+             < C o m p a n y B a n k N a m e > C o m p a n y   B a n k   N a m e < / C o m p a n y B a n k N a m e > + 
+             < C o m p a n y B a n k N a m e C a p t i o n > C o m p a n y   B a n k   N a m e   C a p t i o n < / C o m p a n y B a n k N a m e C a p t i o n > + 
+             < C o m p a n y B a n k A c c o u n t N o > C o m p a n y   B a n k   A c c o u n t   N o . < / C o m p a n y B a n k A c c o u n t N o > + 
+             < C o m p a n y B a n k A c c o u n t N o C a p t i o n > C o m p a n y   B a n k   A c c o u n t   N o .   C a p t i o n < / C o m p a n y B a n k A c c o u n t N o C a p t i o n > + 
+             < C o m p a n y B a n k B r a n c h N o > C o m p a n y   B a n k   B r a n c h   N o . < / C o m p a n y B a n k B r a n c h N o > + 
+             < C o m p a n y B a n k B r a n c h N o C a p t i o n > C o m p a n y   B a n k   B r a n c h   N o .   C a p t i o n < / C o m p a n y B a n k B r a n c h N o C a p t i o n > + 
+             < C o m p a n y I B A N > C o m p a n y   I B A N < / C o m p a n y I B A N > + 
+             < C o m p a n y I B A N C a p t i o n > C o m p a n y   I B A N   C a p t i o n < / C o m p a n y I B A N C a p t i o n > + 
+             < C o m p a n y B a n k S W I F T > C o m p a n y   B a n k   S W I F T < / C o m p a n y B a n k S W I F T > + 
+             < C o m p a n y B a n k S W I F T C a p t i o n > C o m p a n y   B a n k   S W I F T   C a p t i o n < / C o m p a n y B a n k S W I F T C a p t i o n > + 
+             < C o m p a n y G i r o N o > C o m p a n y   G i r o   N o . < / C o m p a n y G i r o N o > + 
+             < C o m p a n y G i r o N o C a p t i o n > C o m p a n y   G i r o   N o .   C a p t i o n < / C o m p a n y G i r o N o C a p t i o n > + 
+         < / C o m p a n y M e t a d a t a > + 
      < / B C R e p o r t I n f o r m a t i o n >   
      < L a b e l s > @@ -4745,19 +4905,19 @@
  
              < D e f e r r a l S t a r t D a t e > D e f e r r a l S t a r t D a t e < / D e f e r r a l S t a r t D a t e >   
+             < D o c u m e n t T y p e > D o c u m e n t T y p e < / D o c u m e n t T y p e > + 
+             < D o c u m e n t T y p e S t r i n g > D o c u m e n t T y p e S t r i n g < / D o c u m e n t T y p e S t r i n g > + 
              < D o c u m e n t _ N o > D o c u m e n t _ N o < / D o c u m e n t _ N o >   
              < D o c u m e n t _ T y p e > D o c u m e n t _ T y p e < / D o c u m e n t _ T y p e >   
-             < D o c u m e n t T y p e > D o c u m e n t T y p e < / D o c u m e n t T y p e > - 
-             < D o c u m e n t T y p e S t r i n g > D o c u m e n t T y p e S t r i n g < / D o c u m e n t T y p e S t r i n g > +             < L i n e D e s c r i p t i o n > L i n e D e s c r i p t i o n < / L i n e D e s c r i p t i o n > + 
+             < L i n e T y p e > L i n e T y p e < / L i n e T y p e >   
              < L i n e _ N o > L i n e _ N o < / L i n e _ N o > - 
-             < L i n e D e s c r i p t i o n > L i n e D e s c r i p t i o n < / L i n e D e s c r i p t i o n > - 
-             < L i n e T y p e > L i n e T y p e < / L i n e T y p e >   
              < N o _ G L A c c > N o _ G L A c c < / N o _ G L A c c >   

--- a/src/Layers/W1/BaseApp/Finance/Deferral/DeferralSummarySalesBody.docx
+++ b/src/Layers/W1/BaseApp/Finance/Deferral/DeferralSummarySalesBody.docx
@@ -4338,6 +4338,8 @@
  
              < R e p o r t N a m e > R e p o r t   N a m e < / R e p o r t N a m e >   
+             < R e p o r t C a p t i o n > R e p o r t   C a p t i o n < / R e p o r t C a p t i o n > + 
              < A b o u t T h i s R e p o r t T i t l e > A b o u t   T h i s   R e p o r t   T i t l e < / A b o u t T h i s R e p o r t T i t l e >   
              < A b o u t T h i s R e p o r t T e x t > A b o u t   T h i s   R e p o r t   T e x t < / A b o u t T h i s R e p o r t T e x t > @@ -4392,21 +4394,21 @@
  
              < C o m p a n y A d d r e s s L i n e s >   
-                 < C o m p a n y A d d r e s s L i n e > C o m p a n y   A d d r e s s   L i n e   1 < / C o m p a n y A d d r e s s L i n e > - 
-                 < C o m p a n y A d d r e s s L i n e > C o m p a n y   A d d r e s s   L i n e   2 < / C o m p a n y A d d r e s s L i n e > - 
-                 < C o m p a n y A d d r e s s L i n e > C o m p a n y   A d d r e s s   L i n e   3 < / C o m p a n y A d d r e s s L i n e > - 
-                 < C o m p a n y A d d r e s s L i n e > C o m p a n y   A d d r e s s   L i n e   4 < / C o m p a n y A d d r e s s L i n e > - 
-                 < C o m p a n y A d d r e s s L i n e > C o m p a n y   A d d r e s s   L i n e   5 < / C o m p a n y A d d r e s s L i n e > - 
-                 < C o m p a n y A d d r e s s L i n e > C o m p a n y   A d d r e s s   L i n e   6 < / C o m p a n y A d d r e s s L i n e > - 
-                 < C o m p a n y A d d r e s s L i n e > C o m p a n y   A d d r e s s   L i n e   7 < / C o m p a n y A d d r e s s L i n e > - 
-                 < C o m p a n y A d d r e s s L i n e > C o m p a n y   A d d r e s s   L i n e   8 < / C o m p a n y A d d r e s s L i n e > +                 < C o m p a n y A d d r e s s L i n e 1 > C o m p a n y   A d d r e s s   L i n e   1 < / C o m p a n y A d d r e s s L i n e 1 > + 
+                 < C o m p a n y A d d r e s s L i n e 2 > C o m p a n y   A d d r e s s   L i n e   2 < / C o m p a n y A d d r e s s L i n e 2 > + 
+                 < C o m p a n y A d d r e s s L i n e 3 > C o m p a n y   A d d r e s s   L i n e   3 < / C o m p a n y A d d r e s s L i n e 3 > + 
+                 < C o m p a n y A d d r e s s L i n e 4 > C o m p a n y   A d d r e s s   L i n e   4 < / C o m p a n y A d d r e s s L i n e 4 > + 
+                 < C o m p a n y A d d r e s s L i n e 5 > C o m p a n y   A d d r e s s   L i n e   5 < / C o m p a n y A d d r e s s L i n e 5 > + 
+                 < C o m p a n y A d d r e s s L i n e 6 > C o m p a n y   A d d r e s s   L i n e   6 < / C o m p a n y A d d r e s s L i n e 6 > + 
+                 < C o m p a n y A d d r e s s L i n e 7 > C o m p a n y   A d d r e s s   L i n e   7 < / C o m p a n y A d d r e s s L i n e 7 > + 
+                 < C o m p a n y A d d r e s s L i n e 8 > C o m p a n y   A d d r e s s   L i n e   8 < / C o m p a n y A d d r e s s L i n e 8 >   
              < / C o m p a n y A d d r e s s L i n e s >   
@@ -4653,6 +4655,8 @@
  
              < R e p o r t N a m e > R e p o r t   N a m e < / R e p o r t N a m e >   
+             < R e p o r t C a p t i o n > R e p o r t   C a p t i o n < / R e p o r t C a p t i o n > + 
              < A b o u t T h i s R e p o r t T i t l e > A b o u t   T h i s   R e p o r t   T i t l e < / A b o u t T h i s R e p o r t T i t l e >   
              < A b o u t T h i s R e p o r t T e x t > A b o u t   T h i s   R e p o r t   T e x t < / A b o u t T h i s R e p o r t T e x t > @@ -4707,21 +4711,21 @@
  
              < C o m p a n y A d d r e s s L i n e s >   
-                 < C o m p a n y A d d r e s s L i n e > C o m p a n y   A d d r e s s   L i n e   1 < / C o m p a n y A d d r e s s L i n e > - 
-                 < C o m p a n y A d d r e s s L i n e > C o m p a n y   A d d r e s s   L i n e   2 < / C o m p a n y A d d r e s s L i n e > - 
-                 < C o m p a n y A d d r e s s L i n e > C o m p a n y   A d d r e s s   L i n e   3 < / C o m p a n y A d d r e s s L i n e > - 
-                 < C o m p a n y A d d r e s s L i n e > C o m p a n y   A d d r e s s   L i n e   4 < / C o m p a n y A d d r e s s L i n e > - 
-                 < C o m p a n y A d d r e s s L i n e > C o m p a n y   A d d r e s s   L i n e   5 < / C o m p a n y A d d r e s s L i n e > - 
-                 < C o m p a n y A d d r e s s L i n e > C o m p a n y   A d d r e s s   L i n e   6 < / C o m p a n y A d d r e s s L i n e > - 
-                 < C o m p a n y A d d r e s s L i n e > C o m p a n y   A d d r e s s   L i n e   7 < / C o m p a n y A d d r e s s L i n e > - 
-                 < C o m p a n y A d d r e s s L i n e > C o m p a n y   A d d r e s s   L i n e   8 < / C o m p a n y A d d r e s s L i n e > +                 < C o m p a n y A d d r e s s L i n e 1 > C o m p a n y   A d d r e s s   L i n e   1 < / C o m p a n y A d d r e s s L i n e 1 > + 
+                 < C o m p a n y A d d r e s s L i n e 2 > C o m p a n y   A d d r e s s   L i n e   2 < / C o m p a n y A d d r e s s L i n e 2 > + 
+                 < C o m p a n y A d d r e s s L i n e 3 > C o m p a n y   A d d r e s s   L i n e   3 < / C o m p a n y A d d r e s s L i n e 3 > + 
+                 < C o m p a n y A d d r e s s L i n e 4 > C o m p a n y   A d d r e s s   L i n e   4 < / C o m p a n y A d d r e s s L i n e 4 > + 
+                 < C o m p a n y A d d r e s s L i n e 5 > C o m p a n y   A d d r e s s   L i n e   5 < / C o m p a n y A d d r e s s L i n e 5 > + 
+                 < C o m p a n y A d d r e s s L i n e 6 > C o m p a n y   A d d r e s s   L i n e   6 < / C o m p a n y A d d r e s s L i n e 6 > + 
+                 < C o m p a n y A d d r e s s L i n e 7 > C o m p a n y   A d d r e s s   L i n e   7 < / C o m p a n y A d d r e s s L i n e 7 > + 
+                 < C o m p a n y A d d r e s s L i n e 8 > C o m p a n y   A d d r e s s   L i n e   8 < / C o m p a n y A d d r e s s L i n e 8 >   
              < / C o m p a n y A d d r e s s L i n e s >   

--- a/src/Layers/W1/BaseApp/Finance/Deferral/DeferralSummarySalesBody.docx
+++ b/src/Layers/W1/BaseApp/Finance/Deferral/DeferralSummarySalesBody.docx
@@ -6,18 +6,6 @@
       <w:tblPr>
         <w:tblStyle w:val="BCBlockTable"/>
         <w:tblW w:w="5000" w:type="pct"/>
-        <w:tblBorders>
-          <w:top w:val="none" w:color="auto" w:sz="0" w:space="0"/>
-          <w:left w:val="none" w:color="auto" w:sz="0" w:space="0"/>
-          <w:bottom w:val="none" w:color="auto" w:sz="0" w:space="0"/>
-          <w:right w:val="none" w:color="auto" w:sz="0" w:space="0"/>
-          <w:insideH w:val="none" w:color="auto" w:sz="0" w:space="0"/>
-          <w:insideV w:val="none" w:color="auto" w:sz="0" w:space="0"/>
-        </w:tblBorders>
-        <w:tblCellMar>
-          <w:left w:w="0" w:type="dxa"/>
-          <w:right w:w="0" w:type="dxa"/>
-        </w:tblCellMar>
         <w:tblLook w:val="0620" w:firstRow="1" w:lastRow="0" w:firstColumn="0" w:lastColumn="0" w:noHBand="1" w:noVBand="1"/>
         <w:tblCaption w:val="Table 1"/>
         <w:tblDescription w:val="Layout table. Used for positioning, not for tabular data."/>
@@ -32,6 +20,7 @@
       </w:tblGrid>
       <w:tr>
         <w:trPr>
+          <w:cnfStyle w:val="100000000000" w:firstRow="1" w:lastRow="0" w:firstColumn="0" w:lastColumn="0" w:oddVBand="0" w:evenVBand="0" w:oddHBand="0" w:evenHBand="0" w:firstRowFirstColumn="0" w:firstRowLastColumn="0" w:lastRowFirstColumn="0" w:lastRowLastColumn="0"/>
           <w:cantSplit/>
           <w:trHeight w:val="269"/>
         </w:trPr>
@@ -42,11 +31,10 @@
           <w:p>
             <w:pPr>
               <w:pStyle w:val="BCLabel"/>
-              <w:spacing w:before="0" w:line="276" w:lineRule="auto"/>
+              <w:spacing w:line="276" w:lineRule="auto"/>
             </w:pPr>
             <w:sdt>
               <w:sdtPr>
-                <w:rPr/>
                 <w:alias w:val="#Nav: /Labels/BalAsOfDateCaption"/>
                 <w:tag w:val="#Nav: Deferral_Summary_Sales/1701"/>
                 <w:id w:val="841292006"/>
@@ -56,6 +44,7 @@
                 <w:dataBinding w:prefixMappings="xmlns:ns0='urn:microsoft-dynamics-nav/reports/Deferral_Summary_Sales/1701/'" w:xpath="/ns0:NavWordReportXmlPart[1]/ns0:Labels[1]/ns0:BalAsOfDateCaption[1]" w:storeItemID="{201F3364-08FE-4FBC-B2B1-E54F0C3AC9AC}"/>
                 <w:text/>
               </w:sdtPr>
+              <w:sdtEndPr/>
               <w:sdtContent>
                 <w:proofErr w:type="spellStart"/>
                 <w:r>
@@ -68,7 +57,6 @@
         </w:tc>
         <w:sdt>
           <w:sdtPr>
-            <w:rPr/>
             <w:alias w:val="UserLabel"/>
             <w:tag w:val="#BC:InsertDataItem,Labels/UserLabel"/>
             <w:id w:val="-1390717737"/>
@@ -78,6 +66,7 @@
             <w15:color w:val="808080"/>
             <w:text/>
           </w:sdtPr>
+          <w:sdtEndPr/>
           <w:sdtContent>
             <w:tc>
               <w:tcPr>
@@ -86,7 +75,7 @@
               <w:p>
                 <w:pPr>
                   <w:pStyle w:val="BCLabel"/>
-                  <w:spacing w:before="0" w:line="276" w:lineRule="auto"/>
+                  <w:spacing w:line="276" w:lineRule="auto"/>
                 </w:pPr>
                 <w:proofErr w:type="spellStart"/>
                 <w:r>
@@ -104,7 +93,7 @@
           <w:p>
             <w:pPr>
               <w:pStyle w:val="BCLabel"/>
-              <w:spacing w:before="0" w:line="276" w:lineRule="auto"/>
+              <w:spacing w:line="276" w:lineRule="auto"/>
             </w:pPr>
           </w:p>
         </w:tc>
@@ -115,7 +104,7 @@
           <w:p>
             <w:pPr>
               <w:pStyle w:val="BCLabel"/>
-              <w:spacing w:before="0" w:line="276" w:lineRule="auto"/>
+              <w:spacing w:line="276" w:lineRule="auto"/>
             </w:pPr>
           </w:p>
         </w:tc>
@@ -126,7 +115,7 @@
           <w:p>
             <w:pPr>
               <w:pStyle w:val="BCLabel"/>
-              <w:spacing w:before="0" w:line="276" w:lineRule="auto"/>
+              <w:spacing w:line="276" w:lineRule="auto"/>
               <w:rPr>
                 <w:rStyle w:val="Strong"/>
               </w:rPr>
@@ -140,7 +129,7 @@
           <w:p>
             <w:pPr>
               <w:pStyle w:val="BCLabel"/>
-              <w:spacing w:before="0" w:line="276" w:lineRule="auto"/>
+              <w:spacing w:line="276" w:lineRule="auto"/>
               <w:rPr>
                 <w:rStyle w:val="Strong"/>
               </w:rPr>
@@ -163,7 +152,10 @@
             </w:pPr>
             <w:sdt>
               <w:sdtPr>
-                <w:rPr/>
+                <w:rPr>
+                  <w:b/>
+                  <w:bCs/>
+                </w:rPr>
                 <w:alias w:val="#Nav: /Customer/BalanceAsOfDateFilter"/>
                 <w:tag w:val="#Nav: Deferral_Summary_Sales/1701"/>
                 <w:id w:val="1864789849"/>
@@ -173,6 +165,7 @@
                 <w:dataBinding w:prefixMappings="xmlns:ns0='urn:microsoft-dynamics-nav/reports/Deferral_Summary_Sales/1701/'" w:xpath="/ns0:NavWordReportXmlPart[1]/ns0:Customer[1]/ns0:BalanceAsOfDateFilter[1]" w:storeItemID="{201F3364-08FE-4FBC-B2B1-E54F0C3AC9AC}"/>
                 <w:text/>
               </w:sdtPr>
+              <w:sdtEndPr/>
               <w:sdtContent>
                 <w:proofErr w:type="spellStart"/>
                 <w:r>
@@ -185,7 +178,6 @@
         </w:tc>
         <w:sdt>
           <w:sdtPr>
-            <w:rPr/>
             <w:alias w:val="UserName"/>
             <w:tag w:val="#BC:InsertDataItem,BCReportInformation/ReportRequest/UserName"/>
             <w:id w:val="1318463364"/>
@@ -195,6 +187,7 @@
             <w15:color w:val="808080"/>
             <w:text/>
           </w:sdtPr>
+          <w:sdtEndPr/>
           <w:sdtContent>
             <w:tc>
               <w:tcPr>
@@ -204,11 +197,9 @@
                 <w:pPr>
                   <w:pStyle w:val="NoSpacing"/>
                 </w:pPr>
-                <w:proofErr w:type="gramStart"/>
                 <w:r>
                   <w:t>User Name</w:t>
                 </w:r>
-                <w:proofErr w:type="gramEnd"/>
               </w:p>
             </w:tc>
           </w:sdtContent>
@@ -257,40 +248,39 @@
         </w:tc>
       </w:tr>
     </w:tbl>
-    <w:p>
-      <w:pPr/>
-    </w:p>
+    <w:p/>
     <w:tbl>
       <w:tblPr>
         <w:tblStyle w:val="BCDataTable"/>
         <w:tblW w:w="5000" w:type="pct"/>
+        <w:tblLayout w:type="fixed"/>
         <w:tblLook w:val="0460" w:firstRow="1" w:lastRow="1" w:firstColumn="0" w:lastColumn="0" w:noHBand="0" w:noVBand="1"/>
         <w:tblCaption w:val="Table 2"/>
         <w:tblDescription w:val="Document lines. Column headers in the first row."/>
       </w:tblPr>
       <w:tblGrid>
-        <w:gridCol w:w="1200"/>
-        <w:gridCol w:w="1049"/>
-        <w:gridCol w:w="271"/>
-        <w:gridCol w:w="1530"/>
+        <w:gridCol w:w="1305"/>
+        <w:gridCol w:w="867"/>
+        <w:gridCol w:w="302"/>
+        <w:gridCol w:w="1435"/>
+        <w:gridCol w:w="861"/>
+        <w:gridCol w:w="2431"/>
         <w:gridCol w:w="1169"/>
-        <w:gridCol w:w="2159"/>
-        <w:gridCol w:w="1619"/>
-        <w:gridCol w:w="1262"/>
-        <w:gridCol w:w="990"/>
         <w:gridCol w:w="1351"/>
-        <w:gridCol w:w="1351"/>
-        <w:gridCol w:w="1471"/>
+        <w:gridCol w:w="1259"/>
+        <w:gridCol w:w="1441"/>
+        <w:gridCol w:w="1620"/>
+        <w:gridCol w:w="1385"/>
       </w:tblGrid>
       <w:tr>
         <w:trPr>
+          <w:cnfStyle w:val="100000000000" w:firstRow="1" w:lastRow="0" w:firstColumn="0" w:lastColumn="0" w:oddVBand="0" w:evenVBand="0" w:oddHBand="0" w:evenHBand="0" w:firstRowFirstColumn="0" w:firstRowLastColumn="0" w:lastRowFirstColumn="0" w:lastRowLastColumn="0"/>
           <w:cantSplit/>
           <w:trHeight w:val="418"/>
           <w:tblHeader/>
         </w:trPr>
         <w:sdt>
           <w:sdtPr>
-            <w:rPr/>
             <w:alias w:val="#Nav: /Labels/PostingDateCaption"/>
             <w:tag w:val="#Nav: Deferral_Summary_Sales/1701"/>
             <w:id w:val="-1067569104"/>
@@ -300,21 +290,22 @@
             <w:dataBinding w:prefixMappings="xmlns:ns0='urn:microsoft-dynamics-nav/reports/Deferral_Summary_Sales/1701/'" w:xpath="/ns0:NavWordReportXmlPart[1]/ns0:Labels[1]/ns0:PostingDateCaption[1]" w:storeItemID="{201F3364-08FE-4FBC-B2B1-E54F0C3AC9AC}"/>
             <w:text/>
           </w:sdtPr>
+          <w:sdtEndPr/>
           <w:sdtContent>
             <w:tc>
               <w:tcPr>
-                <w:tcW w:w="389" w:type="pct"/>
+                <w:tcW w:w="423" w:type="pct"/>
                 <w:tcBorders>
                   <w:top w:val="nil"/>
                   <w:left w:val="nil"/>
-                  <w:bottom w:val="single" w:color="auto" w:sz="4" w:space="0"/>
+                  <w:bottom w:val="single" w:sz="4" w:space="0" w:color="auto"/>
                   <w:right w:val="nil"/>
                 </w:tcBorders>
               </w:tcPr>
               <w:p>
                 <w:pPr>
                   <w:pStyle w:val="BCLabel"/>
-                  <w:spacing w:before="160" w:after="80"/>
+                  <w:spacing w:after="80"/>
                 </w:pPr>
                 <w:proofErr w:type="spellStart"/>
                 <w:r>
@@ -327,7 +318,6 @@
         </w:sdt>
         <w:sdt>
           <w:sdtPr>
-            <w:rPr/>
             <w:alias w:val="#Nav: /Labels/DocNoCaption"/>
             <w:tag w:val="#Nav: Deferral_Summary_Sales/1701"/>
             <w:id w:val="-2007898333"/>
@@ -337,22 +327,23 @@
             <w:dataBinding w:prefixMappings="xmlns:ns0='urn:microsoft-dynamics-nav/reports/Deferral_Summary_Sales/1701/'" w:xpath="/ns0:NavWordReportXmlPart[1]/ns0:Labels[1]/ns0:DocNoCaption[1]" w:storeItemID="{201F3364-08FE-4FBC-B2B1-E54F0C3AC9AC}"/>
             <w:text/>
           </w:sdtPr>
+          <w:sdtEndPr/>
           <w:sdtContent>
             <w:tc>
               <w:tcPr>
-                <w:tcW w:w="428" w:type="pct"/>
+                <w:tcW w:w="379" w:type="pct"/>
                 <w:gridSpan w:val="2"/>
                 <w:tcBorders>
                   <w:top w:val="nil"/>
                   <w:left w:val="nil"/>
-                  <w:bottom w:val="single" w:color="auto" w:sz="4" w:space="0"/>
+                  <w:bottom w:val="single" w:sz="4" w:space="0" w:color="auto"/>
                   <w:right w:val="nil"/>
                 </w:tcBorders>
               </w:tcPr>
               <w:p>
                 <w:pPr>
                   <w:pStyle w:val="BCLabel"/>
-                  <w:spacing w:before="160" w:after="80"/>
+                  <w:spacing w:after="80"/>
                 </w:pPr>
                 <w:proofErr w:type="spellStart"/>
                 <w:r>
@@ -365,7 +356,6 @@
         </w:sdt>
         <w:sdt>
           <w:sdtPr>
-            <w:rPr/>
             <w:alias w:val="#Nav: /Labels/DocTypeCaption"/>
             <w:tag w:val="#Nav: Deferral_Summary_Sales/1701"/>
             <w:id w:val="2073853097"/>
@@ -375,21 +365,22 @@
             <w:dataBinding w:prefixMappings="xmlns:ns0='urn:microsoft-dynamics-nav/reports/Deferral_Summary_Sales/1701/'" w:xpath="/ns0:NavWordReportXmlPart[1]/ns0:Labels[1]/ns0:DocTypeCaption[1]" w:storeItemID="{201F3364-08FE-4FBC-B2B1-E54F0C3AC9AC}"/>
             <w:text/>
           </w:sdtPr>
+          <w:sdtEndPr/>
           <w:sdtContent>
             <w:tc>
               <w:tcPr>
-                <w:tcW w:w="496" w:type="pct"/>
+                <w:tcW w:w="465" w:type="pct"/>
                 <w:tcBorders>
                   <w:top w:val="nil"/>
                   <w:left w:val="nil"/>
-                  <w:bottom w:val="single" w:color="auto" w:sz="4" w:space="0"/>
+                  <w:bottom w:val="single" w:sz="4" w:space="0" w:color="auto"/>
                   <w:right w:val="nil"/>
                 </w:tcBorders>
               </w:tcPr>
               <w:p>
                 <w:pPr>
                   <w:pStyle w:val="BCLabel"/>
-                  <w:spacing w:before="160" w:after="80"/>
+                  <w:spacing w:after="80"/>
                 </w:pPr>
                 <w:proofErr w:type="spellStart"/>
                 <w:r>
@@ -402,7 +393,6 @@
         </w:sdt>
         <w:sdt>
           <w:sdtPr>
-            <w:rPr/>
             <w:alias w:val="#Nav: /Labels/LineTypeCaption"/>
             <w:tag w:val="#Nav: Deferral_Summary_Sales/1701"/>
             <w:id w:val="-926423067"/>
@@ -412,21 +402,22 @@
             <w:dataBinding w:prefixMappings="xmlns:ns0='urn:microsoft-dynamics-nav/reports/Deferral_Summary_Sales/1701/'" w:xpath="/ns0:NavWordReportXmlPart[1]/ns0:Labels[1]/ns0:LineTypeCaption[1]" w:storeItemID="{201F3364-08FE-4FBC-B2B1-E54F0C3AC9AC}"/>
             <w:text/>
           </w:sdtPr>
+          <w:sdtEndPr/>
           <w:sdtContent>
             <w:tc>
               <w:tcPr>
-                <w:tcW w:w="379" w:type="pct"/>
+                <w:tcW w:w="279" w:type="pct"/>
                 <w:tcBorders>
                   <w:top w:val="nil"/>
                   <w:left w:val="nil"/>
-                  <w:bottom w:val="single" w:color="auto" w:sz="4" w:space="0"/>
+                  <w:bottom w:val="single" w:sz="4" w:space="0" w:color="auto"/>
                   <w:right w:val="nil"/>
                 </w:tcBorders>
               </w:tcPr>
               <w:p>
                 <w:pPr>
                   <w:pStyle w:val="BCLabel"/>
-                  <w:spacing w:before="160" w:after="80"/>
+                  <w:spacing w:after="80"/>
                 </w:pPr>
                 <w:proofErr w:type="spellStart"/>
                 <w:r>
@@ -439,7 +430,6 @@
         </w:sdt>
         <w:sdt>
           <w:sdtPr>
-            <w:rPr/>
             <w:alias w:val="#Nav: /Labels/LineDescCaption"/>
             <w:tag w:val="#Nav: Deferral_Summary_Sales/1701"/>
             <w:id w:val="294728303"/>
@@ -449,21 +439,22 @@
             <w:dataBinding w:prefixMappings="xmlns:ns0='urn:microsoft-dynamics-nav/reports/Deferral_Summary_Sales/1701/'" w:xpath="/ns0:NavWordReportXmlPart[1]/ns0:Labels[1]/ns0:LineDescCaption[1]" w:storeItemID="{201F3364-08FE-4FBC-B2B1-E54F0C3AC9AC}"/>
             <w:text/>
           </w:sdtPr>
+          <w:sdtEndPr/>
           <w:sdtContent>
             <w:tc>
               <w:tcPr>
-                <w:tcW w:w="700" w:type="pct"/>
+                <w:tcW w:w="788" w:type="pct"/>
                 <w:tcBorders>
                   <w:top w:val="nil"/>
                   <w:left w:val="nil"/>
-                  <w:bottom w:val="single" w:color="auto" w:sz="4" w:space="0"/>
+                  <w:bottom w:val="single" w:sz="4" w:space="0" w:color="auto"/>
                   <w:right w:val="nil"/>
                 </w:tcBorders>
               </w:tcPr>
               <w:p>
                 <w:pPr>
                   <w:pStyle w:val="BCLabel"/>
-                  <w:spacing w:before="160" w:after="80"/>
+                  <w:spacing w:after="80"/>
                 </w:pPr>
                 <w:proofErr w:type="spellStart"/>
                 <w:r>
@@ -476,7 +467,6 @@
         </w:sdt>
         <w:sdt>
           <w:sdtPr>
-            <w:rPr/>
             <w:alias w:val="#Nav: /Labels/DeferralAccountCaption"/>
             <w:tag w:val="#Nav: Deferral_Summary_Sales/1701"/>
             <w:id w:val="1795953175"/>
@@ -486,21 +476,22 @@
             <w:dataBinding w:prefixMappings="xmlns:ns0='urn:microsoft-dynamics-nav/reports/Deferral_Summary_Sales/1701/'" w:xpath="/ns0:NavWordReportXmlPart[1]/ns0:Labels[1]/ns0:DeferralAccountCaption[1]" w:storeItemID="{201F3364-08FE-4FBC-B2B1-E54F0C3AC9AC}"/>
             <w:text/>
           </w:sdtPr>
+          <w:sdtEndPr/>
           <w:sdtContent>
             <w:tc>
               <w:tcPr>
-                <w:tcW w:w="525" w:type="pct"/>
+                <w:tcW w:w="379" w:type="pct"/>
                 <w:tcBorders>
                   <w:top w:val="nil"/>
                   <w:left w:val="nil"/>
-                  <w:bottom w:val="single" w:color="auto" w:sz="4" w:space="0"/>
+                  <w:bottom w:val="single" w:sz="4" w:space="0" w:color="auto"/>
                   <w:right w:val="nil"/>
                 </w:tcBorders>
               </w:tcPr>
               <w:p>
                 <w:pPr>
                   <w:pStyle w:val="BCLabel"/>
-                  <w:spacing w:before="160" w:after="80"/>
+                  <w:spacing w:after="80"/>
                 </w:pPr>
                 <w:r>
                   <w:t>DeferralAccountCaption</w:t>
@@ -511,7 +502,6 @@
         </w:sdt>
         <w:sdt>
           <w:sdtPr>
-            <w:rPr/>
             <w:alias w:val="#Nav: /Labels/DefStartDateCaption"/>
             <w:tag w:val="#Nav: Deferral_Summary_Sales/1701"/>
             <w:id w:val="566534849"/>
@@ -521,21 +511,22 @@
             <w:dataBinding w:prefixMappings="xmlns:ns0='urn:microsoft-dynamics-nav/reports/Deferral_Summary_Sales/1701/'" w:xpath="/ns0:NavWordReportXmlPart[1]/ns0:Labels[1]/ns0:DefStartDateCaption[1]" w:storeItemID="{201F3364-08FE-4FBC-B2B1-E54F0C3AC9AC}"/>
             <w:text/>
           </w:sdtPr>
+          <w:sdtEndPr/>
           <w:sdtContent>
             <w:tc>
               <w:tcPr>
-                <w:tcW w:w="409" w:type="pct"/>
+                <w:tcW w:w="438" w:type="pct"/>
                 <w:tcBorders>
                   <w:top w:val="nil"/>
                   <w:left w:val="nil"/>
-                  <w:bottom w:val="single" w:color="auto" w:sz="4" w:space="0"/>
+                  <w:bottom w:val="single" w:sz="4" w:space="0" w:color="auto"/>
                   <w:right w:val="nil"/>
                 </w:tcBorders>
               </w:tcPr>
               <w:p>
                 <w:pPr>
                   <w:pStyle w:val="BCLabelNumber"/>
-                  <w:spacing w:before="160" w:after="80"/>
+                  <w:spacing w:after="80"/>
                   <w:jc w:val="right"/>
                 </w:pPr>
                 <w:proofErr w:type="spellStart"/>
@@ -549,7 +540,6 @@
         </w:sdt>
         <w:sdt>
           <w:sdtPr>
-            <w:rPr/>
             <w:alias w:val="#Nav: /Labels/NoOfPeriodsCaption"/>
             <w:tag w:val="#Nav: Deferral_Summary_Sales/1701"/>
             <w:id w:val="1376111744"/>
@@ -559,21 +549,22 @@
             <w:dataBinding w:prefixMappings="xmlns:ns0='urn:microsoft-dynamics-nav/reports/Deferral_Summary_Sales/1701/'" w:xpath="/ns0:NavWordReportXmlPart[1]/ns0:Labels[1]/ns0:NoOfPeriodsCaption[1]" w:storeItemID="{201F3364-08FE-4FBC-B2B1-E54F0C3AC9AC}"/>
             <w:text/>
           </w:sdtPr>
+          <w:sdtEndPr/>
           <w:sdtContent>
             <w:tc>
               <w:tcPr>
-                <w:tcW w:w="321" w:type="pct"/>
+                <w:tcW w:w="408" w:type="pct"/>
                 <w:tcBorders>
                   <w:top w:val="nil"/>
                   <w:left w:val="nil"/>
-                  <w:bottom w:val="single" w:color="auto" w:sz="4" w:space="0"/>
+                  <w:bottom w:val="single" w:sz="4" w:space="0" w:color="auto"/>
                   <w:right w:val="nil"/>
                 </w:tcBorders>
               </w:tcPr>
               <w:p>
                 <w:pPr>
                   <w:pStyle w:val="BCLabelNumber"/>
-                  <w:spacing w:before="160" w:after="80"/>
+                  <w:spacing w:after="80"/>
                   <w:jc w:val="right"/>
                 </w:pPr>
                 <w:proofErr w:type="spellStart"/>
@@ -587,7 +578,6 @@
         </w:sdt>
         <w:sdt>
           <w:sdtPr>
-            <w:rPr/>
             <w:alias w:val="#Nav: /Labels/AmountRecognizedCaption"/>
             <w:tag w:val="#Nav: Deferral_Summary_Sales/1701"/>
             <w:id w:val="761805773"/>
@@ -597,21 +587,22 @@
             <w:dataBinding w:prefixMappings="xmlns:ns0='urn:microsoft-dynamics-nav/reports/Deferral_Summary_Sales/1701/'" w:xpath="/ns0:NavWordReportXmlPart[1]/ns0:Labels[1]/ns0:AmountRecognizedCaption[1]" w:storeItemID="{201F3364-08FE-4FBC-B2B1-E54F0C3AC9AC}"/>
             <w:text/>
           </w:sdtPr>
+          <w:sdtEndPr/>
           <w:sdtContent>
             <w:tc>
               <w:tcPr>
-                <w:tcW w:w="438" w:type="pct"/>
+                <w:tcW w:w="467" w:type="pct"/>
                 <w:tcBorders>
                   <w:top w:val="nil"/>
                   <w:left w:val="nil"/>
-                  <w:bottom w:val="single" w:color="auto" w:sz="4" w:space="0"/>
+                  <w:bottom w:val="single" w:sz="4" w:space="0" w:color="auto"/>
                   <w:right w:val="nil"/>
                 </w:tcBorders>
               </w:tcPr>
               <w:p>
                 <w:pPr>
                   <w:pStyle w:val="BCLabelNumber"/>
-                  <w:spacing w:before="160" w:after="80"/>
+                  <w:spacing w:after="80"/>
                   <w:jc w:val="right"/>
                 </w:pPr>
                 <w:proofErr w:type="spellStart"/>
@@ -625,7 +616,6 @@
         </w:sdt>
         <w:sdt>
           <w:sdtPr>
-            <w:rPr/>
             <w:alias w:val="#Nav: /Labels/RemAmountDefCaption"/>
             <w:tag w:val="#Nav: Deferral_Summary_Sales/1701"/>
             <w:id w:val="-29804215"/>
@@ -635,21 +625,22 @@
             <w:dataBinding w:prefixMappings="xmlns:ns0='urn:microsoft-dynamics-nav/reports/Deferral_Summary_Sales/1701/'" w:xpath="/ns0:NavWordReportXmlPart[1]/ns0:Labels[1]/ns0:RemAmountDefCaption[1]" w:storeItemID="{201F3364-08FE-4FBC-B2B1-E54F0C3AC9AC}"/>
             <w:text/>
           </w:sdtPr>
+          <w:sdtEndPr/>
           <w:sdtContent>
             <w:tc>
               <w:tcPr>
-                <w:tcW w:w="438" w:type="pct"/>
+                <w:tcW w:w="525" w:type="pct"/>
                 <w:tcBorders>
                   <w:top w:val="nil"/>
                   <w:left w:val="nil"/>
-                  <w:bottom w:val="single" w:color="auto" w:sz="4" w:space="0"/>
+                  <w:bottom w:val="single" w:sz="4" w:space="0" w:color="auto"/>
                   <w:right w:val="nil"/>
                 </w:tcBorders>
               </w:tcPr>
               <w:p>
                 <w:pPr>
                   <w:pStyle w:val="BCLabelNumber"/>
-                  <w:spacing w:before="160" w:after="80"/>
+                  <w:spacing w:after="80"/>
                   <w:jc w:val="right"/>
                 </w:pPr>
                 <w:proofErr w:type="spellStart"/>
@@ -663,7 +654,6 @@
         </w:sdt>
         <w:sdt>
           <w:sdtPr>
-            <w:rPr/>
             <w:alias w:val="#Nav: /Labels/TotalAmountDefCaption"/>
             <w:tag w:val="#Nav: Deferral_Summary_Sales/1701"/>
             <w:id w:val="1973938311"/>
@@ -673,21 +663,22 @@
             <w:dataBinding w:prefixMappings="xmlns:ns0='urn:microsoft-dynamics-nav/reports/Deferral_Summary_Sales/1701/'" w:xpath="/ns0:NavWordReportXmlPart[1]/ns0:Labels[1]/ns0:TotalAmountDefCaption[1]" w:storeItemID="{201F3364-08FE-4FBC-B2B1-E54F0C3AC9AC}"/>
             <w:text/>
           </w:sdtPr>
+          <w:sdtEndPr/>
           <w:sdtContent>
             <w:tc>
               <w:tcPr>
-                <w:tcW w:w="477" w:type="pct"/>
+                <w:tcW w:w="449" w:type="pct"/>
                 <w:tcBorders>
                   <w:top w:val="nil"/>
                   <w:left w:val="nil"/>
-                  <w:bottom w:val="single" w:color="auto" w:sz="4" w:space="0"/>
+                  <w:bottom w:val="single" w:sz="4" w:space="0" w:color="auto"/>
                   <w:right w:val="nil"/>
                 </w:tcBorders>
               </w:tcPr>
               <w:p>
                 <w:pPr>
                   <w:pStyle w:val="BCLabelNumber"/>
-                  <w:spacing w:before="160" w:after="80"/>
+                  <w:spacing w:after="80"/>
                   <w:jc w:val="right"/>
                 </w:pPr>
                 <w:proofErr w:type="spellStart"/>
@@ -703,12 +694,12 @@
       <w:sdt>
         <w:sdtPr>
           <w:rPr>
-            <w:lang w:val="da-DK" w:eastAsia="da-DK"/>
+            <w14:numSpacing w14:val="tabular"/>
           </w:rPr>
           <w:alias w:val="#Nav: /Customer"/>
           <w:tag w:val="#Nav: Deferral_Summary_Sales/1701"/>
           <w:id w:val="49121332"/>
-          <w15:dataBinding w:prefixMappings="xmlns:ns0='urn:microsoft-dynamics-nav/reports/Deferral_Summary_Sales/1701/'" w:xpath="/ns0:NavWordReportXmlPart[1]/ns0:Customer" w:storeItemID="{201F3364-08FE-4FBC-B2B1-E54F0C3AC9AC}"/>
+          <w15:dataBinding w:prefixMappings="xmlns:ns0='urn:microsoft-dynamics-nav/reports/Deferral_Summary_Sales/1701/' " w:xpath="/ns0:NavWordReportXmlPart[1]/ns0:Customer" w:storeItemID="{201F3364-08FE-4FBC-B2B1-E54F0C3AC9AC}"/>
           <w15:repeatingSection/>
         </w:sdtPr>
         <w:sdtEndPr/>
@@ -716,7 +707,7 @@
           <w:sdt>
             <w:sdtPr>
               <w:rPr>
-                <w:lang w:val="da-DK" w:eastAsia="da-DK"/>
+                <w14:numSpacing w14:val="tabular"/>
               </w:rPr>
               <w:id w:val="-179050228"/>
               <w:placeholder>
@@ -728,20 +719,20 @@
             <w:sdtContent>
               <w:tr>
                 <w:trPr>
+                  <w:cnfStyle w:val="000000100000" w:firstRow="0" w:lastRow="0" w:firstColumn="0" w:lastColumn="0" w:oddVBand="0" w:evenVBand="0" w:oddHBand="1" w:evenHBand="0" w:firstRowFirstColumn="0" w:firstRowLastColumn="0" w:lastRowFirstColumn="0" w:lastRowLastColumn="0"/>
                   <w:cantSplit/>
-                  <w:trHeight w:val="418"/>
+                  <w:trHeight w:hRule="exact" w:val="274"/>
                 </w:trPr>
                 <w:tc>
                   <w:tcPr>
-                    <w:tcW w:w="729" w:type="pct"/>
+                    <w:tcW w:w="704" w:type="pct"/>
                     <w:gridSpan w:val="2"/>
                     <w:tcBorders>
-                      <w:top w:val="single" w:color="auto" w:sz="4" w:space="0"/>
+                      <w:top w:val="single" w:sz="4" w:space="0" w:color="auto"/>
                       <w:left w:val="nil"/>
                       <w:bottom w:val="nil"/>
                       <w:right w:val="nil"/>
                     </w:tcBorders>
-                    <w:vAlign w:val="center"/>
                   </w:tcPr>
                   <w:p>
                     <w:pPr>
@@ -749,7 +740,6 @@
                     </w:pPr>
                     <w:sdt>
                       <w:sdtPr>
-                        <w:rPr/>
                         <w:alias w:val="#Nav: /Labels/CustNoCaption"/>
                         <w:tag w:val="#Nav: Deferral_Summary_Sales/1701"/>
                         <w:id w:val="1507095855"/>
@@ -759,6 +749,7 @@
                         <w:dataBinding w:prefixMappings="xmlns:ns0='urn:microsoft-dynamics-nav/reports/Deferral_Summary_Sales/1701/'" w:xpath="/ns0:NavWordReportXmlPart[1]/ns0:Labels[1]/ns0:CustNoCaption[1]" w:storeItemID="{201F3364-08FE-4FBC-B2B1-E54F0C3AC9AC}"/>
                         <w:text/>
                       </w:sdtPr>
+                      <w:sdtEndPr/>
                       <w:sdtContent>
                         <w:proofErr w:type="spellStart"/>
                         <w:r>
@@ -775,7 +766,6 @@
                     </w:r>
                     <w:sdt>
                       <w:sdtPr>
-                        <w:rPr/>
                         <w:alias w:val="Hide Table Row If Empty"/>
                         <w:tag w:val="#BC:HideTableRowIfEmpty"/>
                         <w:id w:val="-1781321202"/>
@@ -784,10 +774,10 @@
                         </w:placeholder>
                         <w15:color w:val="FFA500"/>
                       </w:sdtPr>
+                      <w:sdtEndPr/>
                       <w:sdtContent>
                         <w:sdt>
                           <w:sdtPr>
-                            <w:rPr/>
                             <w:alias w:val="#Nav: /Customer/Posted_Deferral_Header/CustNo"/>
                             <w:tag w:val="#Nav: Deferral_Summary_Sales/1701"/>
                             <w:id w:val="456536555"/>
@@ -797,6 +787,7 @@
                             <w:dataBinding w:prefixMappings="xmlns:ns0='urn:microsoft-dynamics-nav/reports/Deferral_Summary_Sales/1701/'" w:xpath="/ns0:NavWordReportXmlPart[1]/ns0:Customer[1]/ns0:Posted_Deferral_Header[1]/ns0:CustNo[1]" w:storeItemID="{201F3364-08FE-4FBC-B2B1-E54F0C3AC9AC}"/>
                             <w:text/>
                           </w:sdtPr>
+                          <w:sdtEndPr/>
                           <w:sdtContent>
                             <w:proofErr w:type="spellStart"/>
                             <w:r>
@@ -811,14 +802,13 @@
                 </w:tc>
                 <w:tc>
                   <w:tcPr>
-                    <w:tcW w:w="88" w:type="pct"/>
+                    <w:tcW w:w="98" w:type="pct"/>
                     <w:tcBorders>
-                      <w:top w:val="single" w:color="auto" w:sz="4" w:space="0"/>
+                      <w:top w:val="single" w:sz="4" w:space="0" w:color="auto"/>
                       <w:left w:val="nil"/>
                       <w:bottom w:val="nil"/>
                       <w:right w:val="nil"/>
                     </w:tcBorders>
-                    <w:vAlign w:val="center"/>
                   </w:tcPr>
                   <w:p>
                     <w:pPr>
@@ -829,7 +819,6 @@
                 </w:tc>
                 <w:sdt>
                   <w:sdtPr>
-                    <w:rPr/>
                     <w:alias w:val="#Nav: /Customer/Posted_Deferral_Header/CustName"/>
                     <w:tag w:val="#Nav: Deferral_Summary_Sales/1701"/>
                     <w:id w:val="503090280"/>
@@ -839,18 +828,18 @@
                     <w:dataBinding w:prefixMappings="xmlns:ns0='urn:microsoft-dynamics-nav/reports/Deferral_Summary_Sales/1701/'" w:xpath="/ns0:NavWordReportXmlPart[1]/ns0:Customer[1]/ns0:Posted_Deferral_Header[1]/ns0:CustName[1]" w:storeItemID="{201F3364-08FE-4FBC-B2B1-E54F0C3AC9AC}"/>
                     <w:text/>
                   </w:sdtPr>
+                  <w:sdtEndPr/>
                   <w:sdtContent>
                     <w:tc>
                       <w:tcPr>
-                        <w:tcW w:w="1575" w:type="pct"/>
+                        <w:tcW w:w="1532" w:type="pct"/>
                         <w:gridSpan w:val="3"/>
                         <w:tcBorders>
-                          <w:top w:val="single" w:color="auto" w:sz="4" w:space="0"/>
+                          <w:top w:val="single" w:sz="4" w:space="0" w:color="auto"/>
                           <w:left w:val="nil"/>
                           <w:bottom w:val="nil"/>
                           <w:right w:val="nil"/>
                         </w:tcBorders>
-                        <w:vAlign w:val="center"/>
                       </w:tcPr>
                       <w:p>
                         <w:pPr>
@@ -867,43 +856,9 @@
                 </w:sdt>
                 <w:tc>
                   <w:tcPr>
-                    <w:tcW w:w="525" w:type="pct"/>
+                    <w:tcW w:w="379" w:type="pct"/>
                     <w:tcBorders>
-                      <w:top w:val="single" w:color="auto" w:sz="4" w:space="0"/>
-                      <w:left w:val="nil"/>
-                      <w:bottom w:val="nil"/>
-                      <w:right w:val="nil"/>
-                    </w:tcBorders>
-                  </w:tcPr>
-                  <w:p>
-                    <w:pPr>
-                      <w:pStyle w:val="BCLabel"/>
-                      <w:spacing w:before="360" w:after="180"/>
-                    </w:pPr>
-                  </w:p>
-                </w:tc>
-                <w:tc>
-                  <w:tcPr>
-                    <w:tcW w:w="409" w:type="pct"/>
-                    <w:tcBorders>
-                      <w:top w:val="single" w:color="auto" w:sz="4" w:space="0"/>
-                      <w:left w:val="nil"/>
-                      <w:bottom w:val="nil"/>
-                      <w:right w:val="nil"/>
-                    </w:tcBorders>
-                  </w:tcPr>
-                  <w:p>
-                    <w:pPr>
-                      <w:pStyle w:val="BCLabel"/>
-                      <w:spacing w:before="360" w:after="180"/>
-                    </w:pPr>
-                  </w:p>
-                </w:tc>
-                <w:tc>
-                  <w:tcPr>
-                    <w:tcW w:w="321" w:type="pct"/>
-                    <w:tcBorders>
-                      <w:top w:val="single" w:color="auto" w:sz="4" w:space="0"/>
+                      <w:top w:val="single" w:sz="4" w:space="0" w:color="auto"/>
                       <w:left w:val="nil"/>
                       <w:bottom w:val="nil"/>
                       <w:right w:val="nil"/>
@@ -920,7 +875,7 @@
                   <w:tcPr>
                     <w:tcW w:w="438" w:type="pct"/>
                     <w:tcBorders>
-                      <w:top w:val="single" w:color="auto" w:sz="4" w:space="0"/>
+                      <w:top w:val="single" w:sz="4" w:space="0" w:color="auto"/>
                       <w:left w:val="nil"/>
                       <w:bottom w:val="nil"/>
                       <w:right w:val="nil"/>
@@ -935,9 +890,9 @@
                 </w:tc>
                 <w:tc>
                   <w:tcPr>
-                    <w:tcW w:w="438" w:type="pct"/>
+                    <w:tcW w:w="408" w:type="pct"/>
                     <w:tcBorders>
-                      <w:top w:val="single" w:color="auto" w:sz="4" w:space="0"/>
+                      <w:top w:val="single" w:sz="4" w:space="0" w:color="auto"/>
                       <w:left w:val="nil"/>
                       <w:bottom w:val="nil"/>
                       <w:right w:val="nil"/>
@@ -952,9 +907,43 @@
                 </w:tc>
                 <w:tc>
                   <w:tcPr>
-                    <w:tcW w:w="477" w:type="pct"/>
+                    <w:tcW w:w="467" w:type="pct"/>
                     <w:tcBorders>
-                      <w:top w:val="single" w:color="auto" w:sz="4" w:space="0"/>
+                      <w:top w:val="single" w:sz="4" w:space="0" w:color="auto"/>
+                      <w:left w:val="nil"/>
+                      <w:bottom w:val="nil"/>
+                      <w:right w:val="nil"/>
+                    </w:tcBorders>
+                  </w:tcPr>
+                  <w:p>
+                    <w:pPr>
+                      <w:pStyle w:val="BCLabel"/>
+                      <w:spacing w:before="360" w:after="180"/>
+                    </w:pPr>
+                  </w:p>
+                </w:tc>
+                <w:tc>
+                  <w:tcPr>
+                    <w:tcW w:w="525" w:type="pct"/>
+                    <w:tcBorders>
+                      <w:top w:val="single" w:sz="4" w:space="0" w:color="auto"/>
+                      <w:left w:val="nil"/>
+                      <w:bottom w:val="nil"/>
+                      <w:right w:val="nil"/>
+                    </w:tcBorders>
+                  </w:tcPr>
+                  <w:p>
+                    <w:pPr>
+                      <w:pStyle w:val="BCLabel"/>
+                      <w:spacing w:before="360" w:after="180"/>
+                    </w:pPr>
+                  </w:p>
+                </w:tc>
+                <w:tc>
+                  <w:tcPr>
+                    <w:tcW w:w="449" w:type="pct"/>
+                    <w:tcBorders>
+                      <w:top w:val="single" w:sz="4" w:space="0" w:color="auto"/>
                       <w:left w:val="nil"/>
                       <w:bottom w:val="nil"/>
                       <w:right w:val="nil"/>
@@ -971,19 +960,20 @@
               <w:sdt>
                 <w:sdtPr>
                   <w:rPr>
-                    <w:lang w:val="da-DK" w:eastAsia="da-DK"/>
+                    <w14:numSpacing w14:val="tabular"/>
                   </w:rPr>
                   <w:alias w:val="#Nav: /Customer/Posted_Deferral_Header"/>
                   <w:tag w:val="#Nav: Deferral_Summary_Sales/1701"/>
                   <w:id w:val="-57026431"/>
-                  <w15:dataBinding w:prefixMappings="xmlns:ns0='urn:microsoft-dynamics-nav/reports/Deferral_Summary_Sales/1701/'" w:xpath="/ns0:NavWordReportXmlPart[1]/ns0:Customer[1]/ns0:Posted_Deferral_Header" w:storeItemID="{201F3364-08FE-4FBC-B2B1-E54F0C3AC9AC}"/>
+                  <w15:dataBinding w:prefixMappings="xmlns:ns0='urn:microsoft-dynamics-nav/reports/Deferral_Summary_Sales/1701/' " w:xpath="/ns0:NavWordReportXmlPart[1]/ns0:Customer[1]/ns0:Posted_Deferral_Header" w:storeItemID="{201F3364-08FE-4FBC-B2B1-E54F0C3AC9AC}"/>
                   <w15:repeatingSection/>
                 </w:sdtPr>
+                <w:sdtEndPr/>
                 <w:sdtContent>
                   <w:sdt>
                     <w:sdtPr>
                       <w:rPr>
-                        <w:lang w:val="da-DK" w:eastAsia="da-DK"/>
+                        <w14:numSpacing w14:val="tabular"/>
                       </w:rPr>
                       <w:id w:val="-898980073"/>
                       <w:placeholder>
@@ -991,16 +981,18 @@
                       </w:placeholder>
                       <w15:repeatingSectionItem/>
                     </w:sdtPr>
+                    <w:sdtEndPr/>
                     <w:sdtContent>
                       <w:tr>
                         <w:trPr>
+                          <w:cnfStyle w:val="000000010000" w:firstRow="0" w:lastRow="0" w:firstColumn="0" w:lastColumn="0" w:oddVBand="0" w:evenVBand="0" w:oddHBand="0" w:evenHBand="1" w:firstRowFirstColumn="0" w:firstRowLastColumn="0" w:lastRowFirstColumn="0" w:lastRowLastColumn="0"/>
                           <w:cantSplit/>
-                          <w:trHeight w:val="418"/>
+                          <w:trHeight w:hRule="exact" w:val="274"/>
                         </w:trPr>
                         <w:sdt>
                           <w:sdtPr>
                             <w:rPr>
-                              <w:lang w:val="da-DK" w:eastAsia="da-DK"/>
+                              <w14:numSpacing w14:val="tabular"/>
                             </w:rPr>
                             <w:alias w:val="Hide Table Row If Empty"/>
                             <w:tag w:val="#BC:HideTableRowIfEmpty"/>
@@ -1013,13 +1005,14 @@
                           <w:sdtEndPr>
                             <w:rPr>
                               <w:lang w:val="en-AU" w:eastAsia="en-AU"/>
+                              <w14:numSpacing w14:val="default"/>
                             </w:rPr>
                           </w:sdtEndPr>
                           <w:sdtContent>
                             <w:sdt>
                               <w:sdtPr>
                                 <w:rPr>
-                                  <w:lang w:val="da-DK" w:eastAsia="da-DK"/>
+                                  <w14:numSpacing w14:val="tabular"/>
                                 </w:rPr>
                                 <w:alias w:val="#Nav: /Customer/Posted_Deferral_Header/PostingDate"/>
                                 <w:tag w:val="#Nav: Deferral_Summary_Sales/1701"/>
@@ -1033,19 +1026,19 @@
                               <w:sdtEndPr>
                                 <w:rPr>
                                   <w:lang w:val="en-AU" w:eastAsia="en-AU"/>
+                                  <w14:numSpacing w14:val="default"/>
                                 </w:rPr>
                               </w:sdtEndPr>
                               <w:sdtContent>
                                 <w:tc>
                                   <w:tcPr>
-                                    <w:tcW w:w="389" w:type="pct"/>
+                                    <w:tcW w:w="423" w:type="pct"/>
                                     <w:tcBorders>
                                       <w:top w:val="nil"/>
                                       <w:left w:val="nil"/>
-                                      <w:bottom w:val="single" w:color="F5F6F8" w:sz="4" w:space="0"/>
+                                      <w:bottom w:val="single" w:sz="4" w:space="0" w:color="F5F6F8"/>
                                       <w:right w:val="nil"/>
                                     </w:tcBorders>
-                                    <w:vAlign w:val="center"/>
                                   </w:tcPr>
                                   <w:p>
                                     <w:pPr>
@@ -1062,48 +1055,45 @@
                             </w:sdt>
                           </w:sdtContent>
                         </w:sdt>
-                        <w:tc>
-                          <w:tcPr>
-                            <w:tcW w:w="428" w:type="pct"/>
-                            <w:gridSpan w:val="2"/>
-                            <w:tcBorders>
-                              <w:top w:val="nil"/>
-                              <w:left w:val="nil"/>
-                              <w:bottom w:val="single" w:color="F5F6F8" w:sz="4" w:space="0"/>
-                              <w:right w:val="nil"/>
-                            </w:tcBorders>
-                            <w:vAlign w:val="center"/>
-                          </w:tcPr>
-                          <w:p>
-                            <w:pPr>
-                              <w:pStyle w:val="NoSpacing"/>
-                              <w:spacing w:before="180" w:after="150"/>
-                            </w:pPr>
-                            <w:sdt>
-                              <w:sdtPr>
-                                <w:rPr/>
-                                <w:alias w:val="#Nav: /Customer/Posted_Deferral_Header/Document_No"/>
-                                <w:tag w:val="#Nav: Deferral_Summary_Sales/1701"/>
-                                <w:id w:val="-1641492630"/>
-                                <w:placeholder>
-                                  <w:docPart w:val="493A420FE62A4886A9B177A284AA2243"/>
-                                </w:placeholder>
-                                <w:dataBinding w:prefixMappings="xmlns:ns0='urn:microsoft-dynamics-nav/reports/Deferral_Summary_Sales/1701/'" w:xpath="/ns0:NavWordReportXmlPart[1]/ns0:Customer[1]/ns0:Posted_Deferral_Header[1]/ns0:Document_No[1]" w:storeItemID="{201F3364-08FE-4FBC-B2B1-E54F0C3AC9AC}"/>
-                                <w:text/>
-                              </w:sdtPr>
-                              <w:sdtContent>
+                        <w:sdt>
+                          <w:sdtPr>
+                            <w:alias w:val="Document_No"/>
+                            <w:tag w:val="#BC:InsertDataItem,DataItems/Customer/Posted_Deferral_Header/Document_No"/>
+                            <w:id w:val="-398980563"/>
+                            <w:placeholder>
+                              <w:docPart w:val="DefaultPlaceholder_-1854013440"/>
+                            </w:placeholder>
+                            <w15:color w:val="808080"/>
+                            <w:text/>
+                          </w:sdtPr>
+                          <w:sdtEndPr/>
+                          <w:sdtContent>
+                            <w:tc>
+                              <w:tcPr>
+                                <w:tcW w:w="379" w:type="pct"/>
+                                <w:gridSpan w:val="2"/>
+                                <w:tcBorders>
+                                  <w:top w:val="nil"/>
+                                  <w:left w:val="nil"/>
+                                  <w:bottom w:val="single" w:sz="4" w:space="0" w:color="F5F6F8"/>
+                                  <w:right w:val="nil"/>
+                                </w:tcBorders>
+                              </w:tcPr>
+                              <w:p>
+                                <w:pPr>
+                                  <w:pStyle w:val="NoSpacing"/>
+                                </w:pPr>
                                 <w:proofErr w:type="spellStart"/>
                                 <w:r>
                                   <w:t>Document_No</w:t>
                                 </w:r>
                                 <w:proofErr w:type="spellEnd"/>
-                              </w:sdtContent>
-                            </w:sdt>
-                          </w:p>
-                        </w:tc>
+                              </w:p>
+                            </w:tc>
+                          </w:sdtContent>
+                        </w:sdt>
                         <w:sdt>
                           <w:sdtPr>
-                            <w:rPr/>
                             <w:alias w:val="#Nav: /Customer/Posted_Deferral_Header/DocumentTypeString"/>
                             <w:tag w:val="#Nav: Deferral_Summary_Sales/1701"/>
                             <w:id w:val="-474673489"/>
@@ -1113,17 +1103,17 @@
                             <w:dataBinding w:prefixMappings="xmlns:ns0='urn:microsoft-dynamics-nav/reports/Deferral_Summary_Sales/1701/'" w:xpath="/ns0:NavWordReportXmlPart[1]/ns0:Customer[1]/ns0:Posted_Deferral_Header[1]/ns0:DocumentTypeString[1]" w:storeItemID="{201F3364-08FE-4FBC-B2B1-E54F0C3AC9AC}"/>
                             <w:text/>
                           </w:sdtPr>
+                          <w:sdtEndPr/>
                           <w:sdtContent>
                             <w:tc>
                               <w:tcPr>
-                                <w:tcW w:w="496" w:type="pct"/>
+                                <w:tcW w:w="465" w:type="pct"/>
                                 <w:tcBorders>
                                   <w:top w:val="nil"/>
                                   <w:left w:val="nil"/>
-                                  <w:bottom w:val="single" w:color="F5F6F8" w:sz="4" w:space="0"/>
+                                  <w:bottom w:val="single" w:sz="4" w:space="0" w:color="F5F6F8"/>
                                   <w:right w:val="nil"/>
                                 </w:tcBorders>
-                                <w:vAlign w:val="center"/>
                               </w:tcPr>
                               <w:p>
                                 <w:pPr>
@@ -1140,7 +1130,6 @@
                         </w:sdt>
                         <w:sdt>
                           <w:sdtPr>
-                            <w:rPr/>
                             <w:alias w:val="#Nav: /Customer/Posted_Deferral_Header/LineType"/>
                             <w:tag w:val="#Nav: Deferral_Summary_Sales/1701"/>
                             <w:id w:val="-152379261"/>
@@ -1150,17 +1139,17 @@
                             <w:dataBinding w:prefixMappings="xmlns:ns0='urn:microsoft-dynamics-nav/reports/Deferral_Summary_Sales/1701/'" w:xpath="/ns0:NavWordReportXmlPart[1]/ns0:Customer[1]/ns0:Posted_Deferral_Header[1]/ns0:LineType[1]" w:storeItemID="{201F3364-08FE-4FBC-B2B1-E54F0C3AC9AC}"/>
                             <w:text/>
                           </w:sdtPr>
+                          <w:sdtEndPr/>
                           <w:sdtContent>
                             <w:tc>
                               <w:tcPr>
-                                <w:tcW w:w="379" w:type="pct"/>
+                                <w:tcW w:w="279" w:type="pct"/>
                                 <w:tcBorders>
                                   <w:top w:val="nil"/>
                                   <w:left w:val="nil"/>
-                                  <w:bottom w:val="single" w:color="F5F6F8" w:sz="4" w:space="0"/>
+                                  <w:bottom w:val="single" w:sz="4" w:space="0" w:color="F5F6F8"/>
                                   <w:right w:val="nil"/>
                                 </w:tcBorders>
-                                <w:vAlign w:val="center"/>
                               </w:tcPr>
                               <w:p>
                                 <w:pPr>
@@ -1177,7 +1166,6 @@
                         </w:sdt>
                         <w:sdt>
                           <w:sdtPr>
-                            <w:rPr/>
                             <w:alias w:val="#Nav: /Customer/Posted_Deferral_Header/LineDescription"/>
                             <w:tag w:val="#Nav: Deferral_Summary_Sales/1701"/>
                             <w:id w:val="-1581524806"/>
@@ -1187,17 +1175,17 @@
                             <w:dataBinding w:prefixMappings="xmlns:ns0='urn:microsoft-dynamics-nav/reports/Deferral_Summary_Sales/1701/'" w:xpath="/ns0:NavWordReportXmlPart[1]/ns0:Customer[1]/ns0:Posted_Deferral_Header[1]/ns0:LineDescription[1]" w:storeItemID="{201F3364-08FE-4FBC-B2B1-E54F0C3AC9AC}"/>
                             <w:text/>
                           </w:sdtPr>
+                          <w:sdtEndPr/>
                           <w:sdtContent>
                             <w:tc>
                               <w:tcPr>
-                                <w:tcW w:w="700" w:type="pct"/>
+                                <w:tcW w:w="788" w:type="pct"/>
                                 <w:tcBorders>
                                   <w:top w:val="nil"/>
                                   <w:left w:val="nil"/>
-                                  <w:bottom w:val="single" w:color="F5F6F8" w:sz="4" w:space="0"/>
+                                  <w:bottom w:val="single" w:sz="4" w:space="0" w:color="F5F6F8"/>
                                   <w:right w:val="nil"/>
                                 </w:tcBorders>
-                                <w:vAlign w:val="center"/>
                               </w:tcPr>
                               <w:p>
                                 <w:pPr>
@@ -1214,7 +1202,6 @@
                         </w:sdt>
                         <w:sdt>
                           <w:sdtPr>
-                            <w:rPr/>
                             <w:alias w:val="#Nav: /Customer/Posted_Deferral_Header/DeferralAccount"/>
                             <w:tag w:val="#Nav: Deferral_Summary_Sales/1701"/>
                             <w:id w:val="-936597665"/>
@@ -1224,17 +1211,17 @@
                             <w:dataBinding w:prefixMappings="xmlns:ns0='urn:microsoft-dynamics-nav/reports/Deferral_Summary_Sales/1701/'" w:xpath="/ns0:NavWordReportXmlPart[1]/ns0:Customer[1]/ns0:Posted_Deferral_Header[1]/ns0:DeferralAccount[1]" w:storeItemID="{201F3364-08FE-4FBC-B2B1-E54F0C3AC9AC}"/>
                             <w:text/>
                           </w:sdtPr>
+                          <w:sdtEndPr/>
                           <w:sdtContent>
                             <w:tc>
                               <w:tcPr>
-                                <w:tcW w:w="525" w:type="pct"/>
+                                <w:tcW w:w="379" w:type="pct"/>
                                 <w:tcBorders>
                                   <w:top w:val="nil"/>
                                   <w:left w:val="nil"/>
-                                  <w:bottom w:val="single" w:color="F5F6F8" w:sz="4" w:space="0"/>
+                                  <w:bottom w:val="single" w:sz="4" w:space="0" w:color="F5F6F8"/>
                                   <w:right w:val="nil"/>
                                 </w:tcBorders>
-                                <w:vAlign w:val="center"/>
                               </w:tcPr>
                               <w:p>
                                 <w:pPr>
@@ -1251,7 +1238,6 @@
                         </w:sdt>
                         <w:sdt>
                           <w:sdtPr>
-                            <w:rPr/>
                             <w:alias w:val="#Nav: /Customer/Posted_Deferral_Header/DeferralStartDate"/>
                             <w:tag w:val="#Nav: Deferral_Summary_Sales/1701"/>
                             <w:id w:val="1087120070"/>
@@ -1261,17 +1247,17 @@
                             <w:dataBinding w:prefixMappings="xmlns:ns0='urn:microsoft-dynamics-nav/reports/Deferral_Summary_Sales/1701/'" w:xpath="/ns0:NavWordReportXmlPart[1]/ns0:Customer[1]/ns0:Posted_Deferral_Header[1]/ns0:DeferralStartDate[1]" w:storeItemID="{201F3364-08FE-4FBC-B2B1-E54F0C3AC9AC}"/>
                             <w:text/>
                           </w:sdtPr>
+                          <w:sdtEndPr/>
                           <w:sdtContent>
                             <w:tc>
                               <w:tcPr>
-                                <w:tcW w:w="409" w:type="pct"/>
+                                <w:tcW w:w="438" w:type="pct"/>
                                 <w:tcBorders>
                                   <w:top w:val="nil"/>
                                   <w:left w:val="nil"/>
-                                  <w:bottom w:val="single" w:color="F5F6F8" w:sz="4" w:space="0"/>
+                                  <w:bottom w:val="single" w:sz="4" w:space="0" w:color="F5F6F8"/>
                                   <w:right w:val="nil"/>
                                 </w:tcBorders>
-                                <w:vAlign w:val="center"/>
                               </w:tcPr>
                               <w:p>
                                 <w:pPr>
@@ -1289,7 +1275,6 @@
                         </w:sdt>
                         <w:sdt>
                           <w:sdtPr>
-                            <w:rPr/>
                             <w:alias w:val="#Nav: /Customer/Posted_Deferral_Header/NumOfPeriods"/>
                             <w:tag w:val="#Nav: Deferral_Summary_Sales/1701"/>
                             <w:id w:val="-2035958011"/>
@@ -1299,17 +1284,17 @@
                             <w:dataBinding w:prefixMappings="xmlns:ns0='urn:microsoft-dynamics-nav/reports/Deferral_Summary_Sales/1701/'" w:xpath="/ns0:NavWordReportXmlPart[1]/ns0:Customer[1]/ns0:Posted_Deferral_Header[1]/ns0:NumOfPeriods[1]" w:storeItemID="{201F3364-08FE-4FBC-B2B1-E54F0C3AC9AC}"/>
                             <w:text/>
                           </w:sdtPr>
+                          <w:sdtEndPr/>
                           <w:sdtContent>
                             <w:tc>
                               <w:tcPr>
-                                <w:tcW w:w="321" w:type="pct"/>
+                                <w:tcW w:w="408" w:type="pct"/>
                                 <w:tcBorders>
                                   <w:top w:val="nil"/>
                                   <w:left w:val="nil"/>
-                                  <w:bottom w:val="single" w:color="F5F6F8" w:sz="4" w:space="0"/>
+                                  <w:bottom w:val="single" w:sz="4" w:space="0" w:color="F5F6F8"/>
                                   <w:right w:val="nil"/>
                                 </w:tcBorders>
-                                <w:vAlign w:val="center"/>
                               </w:tcPr>
                               <w:p>
                                 <w:pPr>
@@ -1327,7 +1312,6 @@
                         </w:sdt>
                         <w:sdt>
                           <w:sdtPr>
-                            <w:rPr/>
                             <w:alias w:val="#Nav: /Customer/Posted_Deferral_Header/AmtRecognized"/>
                             <w:tag w:val="#Nav: Deferral_Summary_Sales/1701"/>
                             <w:id w:val="-901285879"/>
@@ -1337,17 +1321,17 @@
                             <w:dataBinding w:prefixMappings="xmlns:ns0='urn:microsoft-dynamics-nav/reports/Deferral_Summary_Sales/1701/'" w:xpath="/ns0:NavWordReportXmlPart[1]/ns0:Customer[1]/ns0:Posted_Deferral_Header[1]/ns0:AmtRecognized[1]" w:storeItemID="{201F3364-08FE-4FBC-B2B1-E54F0C3AC9AC}"/>
                             <w:text/>
                           </w:sdtPr>
+                          <w:sdtEndPr/>
                           <w:sdtContent>
                             <w:tc>
                               <w:tcPr>
-                                <w:tcW w:w="438" w:type="pct"/>
+                                <w:tcW w:w="467" w:type="pct"/>
                                 <w:tcBorders>
                                   <w:top w:val="nil"/>
                                   <w:left w:val="nil"/>
-                                  <w:bottom w:val="single" w:color="F5F6F8" w:sz="4" w:space="0"/>
+                                  <w:bottom w:val="single" w:sz="4" w:space="0" w:color="F5F6F8"/>
                                   <w:right w:val="nil"/>
                                 </w:tcBorders>
-                                <w:vAlign w:val="center"/>
                               </w:tcPr>
                               <w:p>
                                 <w:pPr>
@@ -1365,7 +1349,6 @@
                         </w:sdt>
                         <w:sdt>
                           <w:sdtPr>
-                            <w:rPr/>
                             <w:alias w:val="#Nav: /Customer/Posted_Deferral_Header/RemainingAmtDeferred"/>
                             <w:tag w:val="#Nav: Deferral_Summary_Sales/1701"/>
                             <w:id w:val="-177284329"/>
@@ -1375,17 +1358,17 @@
                             <w:dataBinding w:prefixMappings="xmlns:ns0='urn:microsoft-dynamics-nav/reports/Deferral_Summary_Sales/1701/'" w:xpath="/ns0:NavWordReportXmlPart[1]/ns0:Customer[1]/ns0:Posted_Deferral_Header[1]/ns0:RemainingAmtDeferred[1]" w:storeItemID="{201F3364-08FE-4FBC-B2B1-E54F0C3AC9AC}"/>
                             <w:text/>
                           </w:sdtPr>
+                          <w:sdtEndPr/>
                           <w:sdtContent>
                             <w:tc>
                               <w:tcPr>
-                                <w:tcW w:w="438" w:type="pct"/>
+                                <w:tcW w:w="525" w:type="pct"/>
                                 <w:tcBorders>
                                   <w:top w:val="nil"/>
                                   <w:left w:val="nil"/>
-                                  <w:bottom w:val="single" w:color="F5F6F8" w:sz="4" w:space="0"/>
+                                  <w:bottom w:val="single" w:sz="4" w:space="0" w:color="F5F6F8"/>
                                   <w:right w:val="nil"/>
                                 </w:tcBorders>
-                                <w:vAlign w:val="center"/>
                               </w:tcPr>
                               <w:p>
                                 <w:pPr>
@@ -1403,7 +1386,6 @@
                         </w:sdt>
                         <w:sdt>
                           <w:sdtPr>
-                            <w:rPr/>
                             <w:alias w:val="#Nav: /Customer/Posted_Deferral_Header/TotalAmtDeferred"/>
                             <w:tag w:val="#Nav: Deferral_Summary_Sales/1701"/>
                             <w:id w:val="-1071954909"/>
@@ -1413,17 +1395,17 @@
                             <w:dataBinding w:prefixMappings="xmlns:ns0='urn:microsoft-dynamics-nav/reports/Deferral_Summary_Sales/1701/'" w:xpath="/ns0:NavWordReportXmlPart[1]/ns0:Customer[1]/ns0:Posted_Deferral_Header[1]/ns0:TotalAmtDeferred[1]" w:storeItemID="{201F3364-08FE-4FBC-B2B1-E54F0C3AC9AC}"/>
                             <w:text/>
                           </w:sdtPr>
+                          <w:sdtEndPr/>
                           <w:sdtContent>
                             <w:tc>
                               <w:tcPr>
-                                <w:tcW w:w="477" w:type="pct"/>
+                                <w:tcW w:w="449" w:type="pct"/>
                                 <w:tcBorders>
                                   <w:top w:val="nil"/>
                                   <w:left w:val="nil"/>
-                                  <w:bottom w:val="single" w:color="F5F6F8" w:sz="4" w:space="0"/>
+                                  <w:bottom w:val="single" w:sz="4" w:space="0" w:color="F5F6F8"/>
                                   <w:right w:val="nil"/>
                                 </w:tcBorders>
-                                <w:vAlign w:val="center"/>
                               </w:tcPr>
                               <w:p>
                                 <w:pPr>
@@ -1446,55 +1428,103 @@
               </w:sdt>
               <w:tr>
                 <w:trPr>
+                  <w:cnfStyle w:val="000000100000" w:firstRow="0" w:lastRow="0" w:firstColumn="0" w:lastColumn="0" w:oddVBand="0" w:evenVBand="0" w:oddHBand="1" w:evenHBand="0" w:firstRowFirstColumn="0" w:firstRowLastColumn="0" w:lastRowFirstColumn="0" w:lastRowLastColumn="0"/>
                   <w:cantSplit/>
-                  <w:trHeight w:val="216"/>
+                  <w:trHeight w:hRule="exact" w:val="274"/>
                 </w:trPr>
                 <w:tc>
                   <w:tcPr>
-                    <w:tcW w:w="389" w:type="pct"/>
+                    <w:tcW w:w="423" w:type="pct"/>
                     <w:tcBorders>
-                      <w:top w:val="single" w:color="F5F6F8" w:sz="4" w:space="0"/>
+                      <w:top w:val="single" w:sz="4" w:space="0" w:color="F5F6F8"/>
                       <w:left w:val="nil"/>
-                      <w:bottom w:val="single" w:color="auto" w:sz="4" w:space="0"/>
+                      <w:bottom w:val="single" w:sz="4" w:space="0" w:color="auto"/>
                       <w:right w:val="nil"/>
                     </w:tcBorders>
                   </w:tcPr>
                   <w:p>
                     <w:pPr>
                       <w:pStyle w:val="NoSpacing"/>
+                      <w:rPr>
+                        <w:lang w:val="en-US"/>
+                      </w:rPr>
                     </w:pPr>
                   </w:p>
                 </w:tc>
                 <w:tc>
                   <w:tcPr>
-                    <w:tcW w:w="428" w:type="pct"/>
+                    <w:tcW w:w="379" w:type="pct"/>
                     <w:gridSpan w:val="2"/>
                     <w:tcBorders>
-                      <w:top w:val="single" w:color="F5F6F8" w:sz="4" w:space="0"/>
+                      <w:top w:val="single" w:sz="4" w:space="0" w:color="F5F6F8"/>
                       <w:left w:val="nil"/>
-                      <w:bottom w:val="single" w:color="auto" w:sz="4" w:space="0"/>
+                      <w:bottom w:val="single" w:sz="4" w:space="0" w:color="auto"/>
                       <w:right w:val="nil"/>
                     </w:tcBorders>
                   </w:tcPr>
                   <w:p>
                     <w:pPr>
                       <w:pStyle w:val="NoSpacing"/>
+                      <w:rPr>
+                        <w:lang w:val="en-US"/>
+                      </w:rPr>
                     </w:pPr>
                   </w:p>
                 </w:tc>
                 <w:tc>
                   <w:tcPr>
-                    <w:tcW w:w="496" w:type="pct"/>
+                    <w:tcW w:w="465" w:type="pct"/>
                     <w:tcBorders>
-                      <w:top w:val="single" w:color="F5F6F8" w:sz="4" w:space="0"/>
+                      <w:top w:val="single" w:sz="4" w:space="0" w:color="F5F6F8"/>
                       <w:left w:val="nil"/>
-                      <w:bottom w:val="single" w:color="auto" w:sz="4" w:space="0"/>
+                      <w:bottom w:val="single" w:sz="4" w:space="0" w:color="auto"/>
                       <w:right w:val="nil"/>
                     </w:tcBorders>
                   </w:tcPr>
                   <w:p>
                     <w:pPr>
                       <w:pStyle w:val="NoSpacing"/>
+                      <w:rPr>
+                        <w:lang w:val="en-US"/>
+                      </w:rPr>
+                    </w:pPr>
+                  </w:p>
+                </w:tc>
+                <w:tc>
+                  <w:tcPr>
+                    <w:tcW w:w="279" w:type="pct"/>
+                    <w:tcBorders>
+                      <w:top w:val="single" w:sz="4" w:space="0" w:color="F5F6F8"/>
+                      <w:left w:val="nil"/>
+                      <w:bottom w:val="single" w:sz="4" w:space="0" w:color="auto"/>
+                      <w:right w:val="nil"/>
+                    </w:tcBorders>
+                  </w:tcPr>
+                  <w:p>
+                    <w:pPr>
+                      <w:pStyle w:val="NoSpacing"/>
+                      <w:rPr>
+                        <w:lang w:val="en-US"/>
+                      </w:rPr>
+                    </w:pPr>
+                  </w:p>
+                </w:tc>
+                <w:tc>
+                  <w:tcPr>
+                    <w:tcW w:w="788" w:type="pct"/>
+                    <w:tcBorders>
+                      <w:top w:val="single" w:sz="4" w:space="0" w:color="F5F6F8"/>
+                      <w:left w:val="nil"/>
+                      <w:bottom w:val="single" w:sz="4" w:space="0" w:color="auto"/>
+                      <w:right w:val="nil"/>
+                    </w:tcBorders>
+                  </w:tcPr>
+                  <w:p>
+                    <w:pPr>
+                      <w:pStyle w:val="NoSpacing"/>
+                      <w:rPr>
+                        <w:lang w:val="en-US"/>
+                      </w:rPr>
                     </w:pPr>
                   </w:p>
                 </w:tc>
@@ -1502,31 +1532,78 @@
                   <w:tcPr>
                     <w:tcW w:w="379" w:type="pct"/>
                     <w:tcBorders>
-                      <w:top w:val="single" w:color="F5F6F8" w:sz="4" w:space="0"/>
+                      <w:top w:val="single" w:sz="4" w:space="0" w:color="F5F6F8"/>
                       <w:left w:val="nil"/>
-                      <w:bottom w:val="single" w:color="auto" w:sz="4" w:space="0"/>
+                      <w:bottom w:val="single" w:sz="4" w:space="0" w:color="auto"/>
                       <w:right w:val="nil"/>
                     </w:tcBorders>
                   </w:tcPr>
                   <w:p>
                     <w:pPr>
                       <w:pStyle w:val="NoSpacing"/>
+                      <w:rPr>
+                        <w:lang w:val="en-US"/>
+                      </w:rPr>
                     </w:pPr>
                   </w:p>
                 </w:tc>
                 <w:tc>
                   <w:tcPr>
-                    <w:tcW w:w="700" w:type="pct"/>
+                    <w:tcW w:w="438" w:type="pct"/>
                     <w:tcBorders>
-                      <w:top w:val="single" w:color="F5F6F8" w:sz="4" w:space="0"/>
+                      <w:top w:val="single" w:sz="4" w:space="0" w:color="F5F6F8"/>
                       <w:left w:val="nil"/>
-                      <w:bottom w:val="single" w:color="auto" w:sz="4" w:space="0"/>
+                      <w:bottom w:val="single" w:sz="4" w:space="0" w:color="auto"/>
                       <w:right w:val="nil"/>
                     </w:tcBorders>
                   </w:tcPr>
                   <w:p>
                     <w:pPr>
-                      <w:pStyle w:val="NoSpacing"/>
+                      <w:pStyle w:val="BCNumber"/>
+                      <w:jc w:val="right"/>
+                      <w:rPr>
+                        <w:lang w:val="en-US"/>
+                      </w:rPr>
+                    </w:pPr>
+                  </w:p>
+                </w:tc>
+                <w:tc>
+                  <w:tcPr>
+                    <w:tcW w:w="408" w:type="pct"/>
+                    <w:tcBorders>
+                      <w:top w:val="single" w:sz="4" w:space="0" w:color="F5F6F8"/>
+                      <w:left w:val="nil"/>
+                      <w:bottom w:val="single" w:sz="4" w:space="0" w:color="auto"/>
+                      <w:right w:val="nil"/>
+                    </w:tcBorders>
+                  </w:tcPr>
+                  <w:p>
+                    <w:pPr>
+                      <w:pStyle w:val="BCNumber"/>
+                      <w:jc w:val="right"/>
+                      <w:rPr>
+                        <w:lang w:val="en-US"/>
+                      </w:rPr>
+                    </w:pPr>
+                  </w:p>
+                </w:tc>
+                <w:tc>
+                  <w:tcPr>
+                    <w:tcW w:w="467" w:type="pct"/>
+                    <w:tcBorders>
+                      <w:top w:val="single" w:sz="4" w:space="0" w:color="F5F6F8"/>
+                      <w:left w:val="nil"/>
+                      <w:bottom w:val="single" w:sz="4" w:space="0" w:color="auto"/>
+                      <w:right w:val="nil"/>
+                    </w:tcBorders>
+                  </w:tcPr>
+                  <w:p>
+                    <w:pPr>
+                      <w:pStyle w:val="BCNumber"/>
+                      <w:jc w:val="right"/>
+                      <w:rPr>
+                        <w:lang w:val="en-US"/>
+                      </w:rPr>
                     </w:pPr>
                   </w:p>
                 </w:tc>
@@ -1534,25 +1611,9 @@
                   <w:tcPr>
                     <w:tcW w:w="525" w:type="pct"/>
                     <w:tcBorders>
-                      <w:top w:val="single" w:color="F5F6F8" w:sz="4" w:space="0"/>
+                      <w:top w:val="single" w:sz="4" w:space="0" w:color="F5F6F8"/>
                       <w:left w:val="nil"/>
-                      <w:bottom w:val="single" w:color="auto" w:sz="4" w:space="0"/>
-                      <w:right w:val="nil"/>
-                    </w:tcBorders>
-                  </w:tcPr>
-                  <w:p>
-                    <w:pPr>
-                      <w:pStyle w:val="NoSpacing"/>
-                    </w:pPr>
-                  </w:p>
-                </w:tc>
-                <w:tc>
-                  <w:tcPr>
-                    <w:tcW w:w="409" w:type="pct"/>
-                    <w:tcBorders>
-                      <w:top w:val="single" w:color="F5F6F8" w:sz="4" w:space="0"/>
-                      <w:left w:val="nil"/>
-                      <w:bottom w:val="single" w:color="auto" w:sz="4" w:space="0"/>
+                      <w:bottom w:val="single" w:sz="4" w:space="0" w:color="auto"/>
                       <w:right w:val="nil"/>
                     </w:tcBorders>
                   </w:tcPr>
@@ -1560,16 +1621,19 @@
                     <w:pPr>
                       <w:pStyle w:val="BCNumber"/>
                       <w:jc w:val="right"/>
+                      <w:rPr>
+                        <w:lang w:val="en-US"/>
+                      </w:rPr>
                     </w:pPr>
                   </w:p>
                 </w:tc>
                 <w:tc>
                   <w:tcPr>
-                    <w:tcW w:w="321" w:type="pct"/>
+                    <w:tcW w:w="449" w:type="pct"/>
                     <w:tcBorders>
-                      <w:top w:val="single" w:color="F5F6F8" w:sz="4" w:space="0"/>
+                      <w:top w:val="single" w:sz="4" w:space="0" w:color="F5F6F8"/>
                       <w:left w:val="nil"/>
-                      <w:bottom w:val="single" w:color="auto" w:sz="4" w:space="0"/>
+                      <w:bottom w:val="single" w:sz="4" w:space="0" w:color="auto"/>
                       <w:right w:val="nil"/>
                     </w:tcBorders>
                   </w:tcPr>
@@ -1577,6 +1641,137 @@
                     <w:pPr>
                       <w:pStyle w:val="BCNumber"/>
                       <w:jc w:val="right"/>
+                      <w:rPr>
+                        <w:lang w:val="en-US"/>
+                      </w:rPr>
+                    </w:pPr>
+                  </w:p>
+                </w:tc>
+              </w:tr>
+              <w:tr>
+                <w:trPr>
+                  <w:cnfStyle w:val="010000000000" w:firstRow="0" w:lastRow="1" w:firstColumn="0" w:lastColumn="0" w:oddVBand="0" w:evenVBand="0" w:oddHBand="0" w:evenHBand="0" w:firstRowFirstColumn="0" w:firstRowLastColumn="0" w:lastRowFirstColumn="0" w:lastRowLastColumn="0"/>
+                  <w:cantSplit/>
+                  <w:trHeight w:hRule="exact" w:val="274"/>
+                </w:trPr>
+                <w:tc>
+                  <w:tcPr>
+                    <w:tcW w:w="423" w:type="pct"/>
+                    <w:tcBorders>
+                      <w:top w:val="single" w:sz="4" w:space="0" w:color="auto"/>
+                      <w:left w:val="nil"/>
+                      <w:bottom w:val="single" w:sz="8" w:space="0" w:color="auto"/>
+                      <w:right w:val="nil"/>
+                    </w:tcBorders>
+                  </w:tcPr>
+                  <w:p>
+                    <w:pPr>
+                      <w:pStyle w:val="BCLabel"/>
+                      <w:spacing w:before="120" w:after="120"/>
+                      <w:rPr>
+                        <w:lang w:val="en-US"/>
+                      </w:rPr>
+                    </w:pPr>
+                  </w:p>
+                </w:tc>
+                <w:tc>
+                  <w:tcPr>
+                    <w:tcW w:w="379" w:type="pct"/>
+                    <w:gridSpan w:val="2"/>
+                    <w:tcBorders>
+                      <w:top w:val="single" w:sz="4" w:space="0" w:color="auto"/>
+                      <w:left w:val="nil"/>
+                      <w:bottom w:val="single" w:sz="8" w:space="0" w:color="auto"/>
+                      <w:right w:val="nil"/>
+                    </w:tcBorders>
+                  </w:tcPr>
+                  <w:p>
+                    <w:pPr>
+                      <w:pStyle w:val="BCLabel"/>
+                      <w:spacing w:before="120" w:after="120"/>
+                      <w:rPr>
+                        <w:lang w:val="en-US"/>
+                      </w:rPr>
+                    </w:pPr>
+                  </w:p>
+                </w:tc>
+                <w:tc>
+                  <w:tcPr>
+                    <w:tcW w:w="465" w:type="pct"/>
+                    <w:tcBorders>
+                      <w:top w:val="single" w:sz="4" w:space="0" w:color="auto"/>
+                      <w:left w:val="nil"/>
+                      <w:bottom w:val="single" w:sz="8" w:space="0" w:color="auto"/>
+                      <w:right w:val="nil"/>
+                    </w:tcBorders>
+                  </w:tcPr>
+                  <w:p>
+                    <w:pPr>
+                      <w:pStyle w:val="BCLabel"/>
+                      <w:spacing w:before="120" w:after="120"/>
+                      <w:rPr>
+                        <w:lang w:val="en-US"/>
+                      </w:rPr>
+                    </w:pPr>
+                  </w:p>
+                </w:tc>
+                <w:tc>
+                  <w:tcPr>
+                    <w:tcW w:w="279" w:type="pct"/>
+                    <w:tcBorders>
+                      <w:top w:val="single" w:sz="4" w:space="0" w:color="auto"/>
+                      <w:left w:val="nil"/>
+                      <w:bottom w:val="single" w:sz="8" w:space="0" w:color="auto"/>
+                      <w:right w:val="nil"/>
+                    </w:tcBorders>
+                  </w:tcPr>
+                  <w:p>
+                    <w:pPr>
+                      <w:pStyle w:val="BCLabel"/>
+                      <w:spacing w:before="120" w:after="120"/>
+                      <w:rPr>
+                        <w:lang w:val="en-US"/>
+                      </w:rPr>
+                    </w:pPr>
+                  </w:p>
+                </w:tc>
+                <w:tc>
+                  <w:tcPr>
+                    <w:tcW w:w="788" w:type="pct"/>
+                    <w:tcBorders>
+                      <w:top w:val="single" w:sz="4" w:space="0" w:color="auto"/>
+                      <w:left w:val="nil"/>
+                      <w:bottom w:val="single" w:sz="8" w:space="0" w:color="auto"/>
+                      <w:right w:val="nil"/>
+                    </w:tcBorders>
+                  </w:tcPr>
+                  <w:p>
+                    <w:pPr>
+                      <w:pStyle w:val="BCLabel"/>
+                      <w:spacing w:before="120" w:after="120"/>
+                      <w:rPr>
+                        <w:lang w:val="en-US"/>
+                      </w:rPr>
+                    </w:pPr>
+                  </w:p>
+                </w:tc>
+                <w:tc>
+                  <w:tcPr>
+                    <w:tcW w:w="379" w:type="pct"/>
+                    <w:tcBorders>
+                      <w:top w:val="single" w:sz="4" w:space="0" w:color="auto"/>
+                      <w:left w:val="nil"/>
+                      <w:bottom w:val="single" w:sz="8" w:space="0" w:color="auto"/>
+                      <w:right w:val="nil"/>
+                    </w:tcBorders>
+                  </w:tcPr>
+                  <w:p>
+                    <w:pPr>
+                      <w:pStyle w:val="BCLabel"/>
+                      <w:spacing w:before="120" w:after="120"/>
+                      <w:rPr>
+                        <w:lang w:val="en-US"/>
+                      </w:rPr>
                     </w:pPr>
                   </w:p>
                 </w:tc>
@@ -1584,66 +1779,9 @@
                   <w:tcPr>
                     <w:tcW w:w="438" w:type="pct"/>
                     <w:tcBorders>
-                      <w:top w:val="single" w:color="F5F6F8" w:sz="4" w:space="0"/>
+                      <w:top w:val="single" w:sz="4" w:space="0" w:color="auto"/>
                       <w:left w:val="nil"/>
-                      <w:bottom w:val="single" w:color="auto" w:sz="4" w:space="0"/>
-                      <w:right w:val="nil"/>
-                    </w:tcBorders>
-                  </w:tcPr>
-                  <w:p>
-                    <w:pPr>
-                      <w:pStyle w:val="BCNumber"/>
-                      <w:jc w:val="right"/>
-                    </w:pPr>
-                  </w:p>
-                </w:tc>
-                <w:tc>
-                  <w:tcPr>
-                    <w:tcW w:w="438" w:type="pct"/>
-                    <w:tcBorders>
-                      <w:top w:val="single" w:color="F5F6F8" w:sz="4" w:space="0"/>
-                      <w:left w:val="nil"/>
-                      <w:bottom w:val="single" w:color="auto" w:sz="4" w:space="0"/>
-                      <w:right w:val="nil"/>
-                    </w:tcBorders>
-                  </w:tcPr>
-                  <w:p>
-                    <w:pPr>
-                      <w:pStyle w:val="BCNumber"/>
-                      <w:jc w:val="right"/>
-                    </w:pPr>
-                  </w:p>
-                </w:tc>
-                <w:tc>
-                  <w:tcPr>
-                    <w:tcW w:w="477" w:type="pct"/>
-                    <w:tcBorders>
-                      <w:top w:val="single" w:color="F5F6F8" w:sz="4" w:space="0"/>
-                      <w:left w:val="nil"/>
-                      <w:bottom w:val="single" w:color="auto" w:sz="4" w:space="0"/>
-                      <w:right w:val="nil"/>
-                    </w:tcBorders>
-                  </w:tcPr>
-                  <w:p>
-                    <w:pPr>
-                      <w:pStyle w:val="BCNumber"/>
-                      <w:jc w:val="right"/>
-                    </w:pPr>
-                  </w:p>
-                </w:tc>
-              </w:tr>
-              <w:tr>
-                <w:trPr>
-                  <w:cantSplit/>
-                  <w:trHeight w:val="418"/>
-                </w:trPr>
-                <w:tc>
-                  <w:tcPr>
-                    <w:tcW w:w="389" w:type="pct"/>
-                    <w:tcBorders>
-                      <w:top w:val="single" w:color="auto" w:sz="4" w:space="0"/>
-                      <w:left w:val="nil"/>
-                      <w:bottom w:val="single" w:color="auto" w:sz="8" w:space="0"/>
+                      <w:bottom w:val="single" w:sz="8" w:space="0" w:color="auto"/>
                       <w:right w:val="nil"/>
                     </w:tcBorders>
                   </w:tcPr>
@@ -1651,134 +1789,35 @@
                     <w:pPr>
                       <w:pStyle w:val="BCLabel"/>
                       <w:spacing w:before="120" w:after="120"/>
+                      <w:rPr>
+                        <w:lang w:val="en-US"/>
+                      </w:rPr>
                     </w:pPr>
                   </w:p>
                 </w:tc>
                 <w:tc>
                   <w:tcPr>
-                    <w:tcW w:w="428" w:type="pct"/>
-                    <w:gridSpan w:val="2"/>
+                    <w:tcW w:w="408" w:type="pct"/>
                     <w:tcBorders>
-                      <w:top w:val="single" w:color="auto" w:sz="4" w:space="0"/>
+                      <w:top w:val="single" w:sz="4" w:space="0" w:color="auto"/>
                       <w:left w:val="nil"/>
-                      <w:bottom w:val="single" w:color="auto" w:sz="8" w:space="0"/>
+                      <w:bottom w:val="single" w:sz="8" w:space="0" w:color="auto"/>
                       <w:right w:val="nil"/>
                     </w:tcBorders>
-                  </w:tcPr>
-                  <w:p>
-                    <w:pPr>
-                      <w:pStyle w:val="BCLabel"/>
-                      <w:spacing w:before="120" w:after="120"/>
-                    </w:pPr>
-                  </w:p>
-                </w:tc>
-                <w:tc>
-                  <w:tcPr>
-                    <w:tcW w:w="496" w:type="pct"/>
-                    <w:tcBorders>
-                      <w:top w:val="single" w:color="auto" w:sz="4" w:space="0"/>
-                      <w:left w:val="nil"/>
-                      <w:bottom w:val="single" w:color="auto" w:sz="8" w:space="0"/>
-                      <w:right w:val="nil"/>
-                    </w:tcBorders>
-                  </w:tcPr>
-                  <w:p>
-                    <w:pPr>
-                      <w:pStyle w:val="BCLabel"/>
-                      <w:spacing w:before="120" w:after="120"/>
-                    </w:pPr>
-                  </w:p>
-                </w:tc>
-                <w:tc>
-                  <w:tcPr>
-                    <w:tcW w:w="379" w:type="pct"/>
-                    <w:tcBorders>
-                      <w:top w:val="single" w:color="auto" w:sz="4" w:space="0"/>
-                      <w:left w:val="nil"/>
-                      <w:bottom w:val="single" w:color="auto" w:sz="8" w:space="0"/>
-                      <w:right w:val="nil"/>
-                    </w:tcBorders>
-                  </w:tcPr>
-                  <w:p>
-                    <w:pPr>
-                      <w:pStyle w:val="BCLabel"/>
-                      <w:spacing w:before="120" w:after="120"/>
-                    </w:pPr>
-                  </w:p>
-                </w:tc>
-                <w:tc>
-                  <w:tcPr>
-                    <w:tcW w:w="700" w:type="pct"/>
-                    <w:tcBorders>
-                      <w:top w:val="single" w:color="auto" w:sz="4" w:space="0"/>
-                      <w:left w:val="nil"/>
-                      <w:bottom w:val="single" w:color="auto" w:sz="8" w:space="0"/>
-                      <w:right w:val="nil"/>
-                    </w:tcBorders>
-                  </w:tcPr>
-                  <w:p>
-                    <w:pPr>
-                      <w:pStyle w:val="BCLabel"/>
-                      <w:spacing w:before="120" w:after="120"/>
-                    </w:pPr>
-                  </w:p>
-                </w:tc>
-                <w:tc>
-                  <w:tcPr>
-                    <w:tcW w:w="525" w:type="pct"/>
-                    <w:tcBorders>
-                      <w:top w:val="single" w:color="auto" w:sz="4" w:space="0"/>
-                      <w:left w:val="nil"/>
-                      <w:bottom w:val="single" w:color="auto" w:sz="8" w:space="0"/>
-                      <w:right w:val="nil"/>
-                    </w:tcBorders>
-                  </w:tcPr>
-                  <w:p>
-                    <w:pPr>
-                      <w:pStyle w:val="BCLabel"/>
-                      <w:spacing w:before="120" w:after="120"/>
-                    </w:pPr>
-                  </w:p>
-                </w:tc>
-                <w:tc>
-                  <w:tcPr>
-                    <w:tcW w:w="409" w:type="pct"/>
-                    <w:tcBorders>
-                      <w:top w:val="single" w:color="auto" w:sz="4" w:space="0"/>
-                      <w:left w:val="nil"/>
-                      <w:bottom w:val="single" w:color="auto" w:sz="8" w:space="0"/>
-                      <w:right w:val="nil"/>
-                    </w:tcBorders>
-                  </w:tcPr>
-                  <w:p>
-                    <w:pPr>
-                      <w:pStyle w:val="BCLabel"/>
-                      <w:spacing w:before="120" w:after="120"/>
-                    </w:pPr>
-                  </w:p>
-                </w:tc>
-                <w:tc>
-                  <w:tcPr>
-                    <w:tcW w:w="321" w:type="pct"/>
-                    <w:tcBorders>
-                      <w:top w:val="single" w:color="auto" w:sz="4" w:space="0"/>
-                      <w:left w:val="nil"/>
-                      <w:bottom w:val="single" w:color="auto" w:sz="8" w:space="0"/>
-                      <w:right w:val="nil"/>
-                    </w:tcBorders>
-                    <w:vAlign w:val="center"/>
                   </w:tcPr>
                   <w:p>
                     <w:pPr>
                       <w:pStyle w:val="BCLabelNumber"/>
                       <w:spacing w:before="120" w:after="120"/>
                       <w:jc w:val="right"/>
+                      <w:rPr>
+                        <w:lang w:val="en-US"/>
+                      </w:rPr>
                     </w:pPr>
                   </w:p>
                 </w:tc>
                 <w:sdt>
                   <w:sdtPr>
-                    <w:rPr/>
                     <w:alias w:val="#Nav: /Customer/Totals/SumAmtRecognized"/>
                     <w:tag w:val="#Nav: Deferral_Summary_Sales/1701"/>
                     <w:id w:val="53050885"/>
@@ -1788,17 +1827,17 @@
                     <w:dataBinding w:prefixMappings="xmlns:ns0='urn:microsoft-dynamics-nav/reports/Deferral_Summary_Sales/1701/'" w:xpath="/ns0:NavWordReportXmlPart[1]/ns0:Customer[1]/ns0:Totals[1]/ns0:SumAmtRecognized[1]" w:storeItemID="{201F3364-08FE-4FBC-B2B1-E54F0C3AC9AC}"/>
                     <w:text/>
                   </w:sdtPr>
+                  <w:sdtEndPr/>
                   <w:sdtContent>
                     <w:tc>
                       <w:tcPr>
-                        <w:tcW w:w="438" w:type="pct"/>
+                        <w:tcW w:w="467" w:type="pct"/>
                         <w:tcBorders>
-                          <w:top w:val="single" w:color="auto" w:sz="4" w:space="0"/>
+                          <w:top w:val="single" w:sz="4" w:space="0" w:color="auto"/>
                           <w:left w:val="nil"/>
-                          <w:bottom w:val="single" w:color="auto" w:sz="8" w:space="0"/>
+                          <w:bottom w:val="single" w:sz="8" w:space="0" w:color="auto"/>
                           <w:right w:val="nil"/>
                         </w:tcBorders>
-                        <w:vAlign w:val="center"/>
                       </w:tcPr>
                       <w:p>
                         <w:pPr>
@@ -1816,7 +1855,6 @@
                 </w:sdt>
                 <w:sdt>
                   <w:sdtPr>
-                    <w:rPr/>
                     <w:alias w:val="#Nav: /Customer/Totals/SumRemainingAmtDeferred"/>
                     <w:tag w:val="#Nav: Deferral_Summary_Sales/1701"/>
                     <w:id w:val="931855944"/>
@@ -1826,17 +1864,17 @@
                     <w:dataBinding w:prefixMappings="xmlns:ns0='urn:microsoft-dynamics-nav/reports/Deferral_Summary_Sales/1701/'" w:xpath="/ns0:NavWordReportXmlPart[1]/ns0:Customer[1]/ns0:Totals[1]/ns0:SumRemainingAmtDeferred[1]" w:storeItemID="{201F3364-08FE-4FBC-B2B1-E54F0C3AC9AC}"/>
                     <w:text/>
                   </w:sdtPr>
+                  <w:sdtEndPr/>
                   <w:sdtContent>
                     <w:tc>
                       <w:tcPr>
-                        <w:tcW w:w="438" w:type="pct"/>
+                        <w:tcW w:w="525" w:type="pct"/>
                         <w:tcBorders>
-                          <w:top w:val="single" w:color="auto" w:sz="4" w:space="0"/>
+                          <w:top w:val="single" w:sz="4" w:space="0" w:color="auto"/>
                           <w:left w:val="nil"/>
-                          <w:bottom w:val="single" w:color="auto" w:sz="8" w:space="0"/>
+                          <w:bottom w:val="single" w:sz="8" w:space="0" w:color="auto"/>
                           <w:right w:val="nil"/>
                         </w:tcBorders>
-                        <w:vAlign w:val="center"/>
                       </w:tcPr>
                       <w:p>
                         <w:pPr>
@@ -1854,7 +1892,6 @@
                 </w:sdt>
                 <w:sdt>
                   <w:sdtPr>
-                    <w:rPr/>
                     <w:alias w:val="#Nav: /Customer/Totals/SumTotalAmtDeferred"/>
                     <w:tag w:val="#Nav: Deferral_Summary_Sales/1701"/>
                     <w:id w:val="609244429"/>
@@ -1864,17 +1901,17 @@
                     <w:dataBinding w:prefixMappings="xmlns:ns0='urn:microsoft-dynamics-nav/reports/Deferral_Summary_Sales/1701/'" w:xpath="/ns0:NavWordReportXmlPart[1]/ns0:Customer[1]/ns0:Totals[1]/ns0:SumTotalAmtDeferred[1]" w:storeItemID="{201F3364-08FE-4FBC-B2B1-E54F0C3AC9AC}"/>
                     <w:text/>
                   </w:sdtPr>
+                  <w:sdtEndPr/>
                   <w:sdtContent>
                     <w:tc>
                       <w:tcPr>
-                        <w:tcW w:w="477" w:type="pct"/>
+                        <w:tcW w:w="449" w:type="pct"/>
                         <w:tcBorders>
-                          <w:top w:val="single" w:color="auto" w:sz="4" w:space="0"/>
+                          <w:top w:val="single" w:sz="4" w:space="0" w:color="auto"/>
                           <w:left w:val="nil"/>
-                          <w:bottom w:val="single" w:color="auto" w:sz="8" w:space="0"/>
+                          <w:bottom w:val="single" w:sz="8" w:space="0" w:color="auto"/>
                           <w:right w:val="nil"/>
                         </w:tcBorders>
-                        <w:vAlign w:val="center"/>
                       </w:tcPr>
                       <w:p>
                         <w:pPr>
@@ -1896,9 +1933,7 @@
         </w:sdtContent>
       </w:sdt>
     </w:tbl>
-    <w:p>
-      <w:pPr/>
-    </w:p>
+    <w:p/>
     <w:sectPr>
       <w:headerReference w:type="even" r:id="rId8"/>
       <w:headerReference w:type="default" r:id="rId9"/>
@@ -2596,8 +2631,8 @@
       <w:spacing w:after="0" w:line="240" w:lineRule="auto"/>
     </w:pPr>
     <w:rPr>
-      <w:rFonts w:asciiTheme="minorHAnsi" w:hAnsiTheme="minorHAnsi" w:eastAsiaTheme="minorHAnsi" w:cstheme="minorBidi"/>
-      <w:color w:val="242424" w:themeColor="text1"/>
+      <w:rFonts w:eastAsiaTheme="minorHAnsi"/>
+      <w:color w:val="000000" w:themeColor="text1"/>
     </w:rPr>
   </w:style>
   <w:style w:type="paragraph" w:customStyle="1" w:styleId="BCNumber">
@@ -2606,13 +2641,7 @@
     <w:next w:val="Normal"/>
     <w:uiPriority w:val="2"/>
     <w:qFormat/>
-    <w:pPr>
-      <w:spacing w:before="0" w:after="0" w:line="240" w:lineRule="auto"/>
-    </w:pPr>
     <w:rPr>
-      <w:rFonts w:asciiTheme="minorHAnsi" w:hAnsiTheme="minorHAnsi" w:eastAsiaTheme="minorHAnsi" w:cstheme="minorBidi"/>
-      <w:color w:val="242424" w:themeColor="text1"/>
-      <w14:numForm w14:val="tabular"/>
       <w14:numSpacing w14:val="tabular"/>
     </w:rPr>
   </w:style>
@@ -2624,11 +2653,9 @@
     <w:qFormat/>
     <w:pPr>
       <w:keepNext/>
-      <w:spacing w:before="0" w:after="0" w:line="240" w:lineRule="auto"/>
     </w:pPr>
     <w:rPr>
-      <w:rFonts w:asciiTheme="majorHAnsi" w:hAnsiTheme="majorHAnsi" w:eastAsiaTheme="majorEastAsia" w:cstheme="majorBidi"/>
-      <w:color w:val="242424" w:themeColor="text1"/>
+      <w:rFonts w:asciiTheme="majorHAnsi" w:eastAsiaTheme="majorEastAsia" w:hAnsiTheme="majorHAnsi" w:cstheme="majorBidi"/>
     </w:rPr>
   </w:style>
   <w:style w:type="paragraph" w:customStyle="1" w:styleId="BCLabelNumber">
@@ -2637,13 +2664,7 @@
     <w:next w:val="Normal"/>
     <w:uiPriority w:val="2"/>
     <w:qFormat/>
-    <w:pPr>
-      <w:spacing w:before="0" w:after="0" w:line="240" w:lineRule="auto"/>
-    </w:pPr>
     <w:rPr>
-      <w:rFonts w:asciiTheme="majorHAnsi" w:hAnsiTheme="majorHAnsi" w:eastAsiaTheme="majorEastAsia" w:cstheme="majorBidi"/>
-      <w:color w:val="242424" w:themeColor="text1"/>
-      <w14:numForm w14:val="tabular"/>
       <w14:numSpacing w14:val="tabular"/>
     </w:rPr>
   </w:style>
@@ -2653,25 +2674,21 @@
     <w:uiPriority w:val="99"/>
     <w:qFormat/>
     <w:pPr>
-      <w:spacing w:before="0" w:after="0" w:line="240" w:lineRule="auto"/>
+      <w:spacing w:after="0" w:line="240" w:lineRule="auto"/>
     </w:pPr>
     <w:tblPr>
       <w:tblStyleRowBandSize w:val="1"/>
       <w:tblStyleColBandSize w:val="1"/>
       <w:tblCellMar>
-        <w:top w:w="0" w:type="dxa"/>
         <w:left w:w="0" w:type="dxa"/>
-        <w:bottom w:w="0" w:type="dxa"/>
         <w:right w:w="0" w:type="dxa"/>
       </w:tblCellMar>
     </w:tblPr>
-    <w:tcPr>
-      <w:vAlign w:val="top"/>
-    </w:tcPr>
     <w:tblStylePr w:type="firstRow">
       <w:rPr>
         <w:rFonts w:asciiTheme="majorHAnsi" w:hAnsiTheme="majorHAnsi" w:cstheme="majorBidi"/>
       </w:rPr>
+      <w:tblPr/>
       <w:tcPr>
         <w:vAlign w:val="top"/>
       </w:tcPr>
@@ -2683,15 +2700,13 @@
     <w:uiPriority w:val="99"/>
     <w:qFormat/>
     <w:pPr>
-      <w:spacing w:before="0" w:after="0" w:line="240" w:lineRule="auto"/>
+      <w:spacing w:after="0" w:line="240" w:lineRule="auto"/>
     </w:pPr>
     <w:tblPr>
       <w:tblStyleRowBandSize w:val="1"/>
       <w:tblStyleColBandSize w:val="1"/>
       <w:tblCellMar>
-        <w:top w:w="0" w:type="dxa"/>
         <w:left w:w="115" w:type="dxa"/>
-        <w:bottom w:w="0" w:type="dxa"/>
         <w:right w:w="115" w:type="dxa"/>
       </w:tblCellMar>
     </w:tblPr>
@@ -2705,28 +2720,32 @@
       <w:rPr>
         <w:rFonts w:asciiTheme="majorHAnsi" w:hAnsiTheme="majorHAnsi" w:cstheme="majorBidi"/>
       </w:rPr>
+      <w:tblPr/>
       <w:tcPr>
         <w:tcBorders>
-          <w:bottom w:val="single" w:sz="4" w:space="0" w:color="242424" w:themeColor="text1"/>
+          <w:bottom w:val="single" w:sz="4" w:space="0" w:color="000000" w:themeColor="text1"/>
         </w:tcBorders>
         <w:vAlign w:val="top"/>
       </w:tcPr>
     </w:tblStylePr>
     <w:tblStylePr w:type="lastRow">
+      <w:tblPr/>
       <w:tcPr>
         <w:tcBorders>
-          <w:bottom w:val="single" w:sz="4" w:space="0" w:color="F5F7F8" w:themeColor="background2"/>
+          <w:bottom w:val="single" w:sz="4" w:space="0" w:color="E8E8E8" w:themeColor="background2"/>
         </w:tcBorders>
       </w:tcPr>
     </w:tblStylePr>
     <w:tblStylePr w:type="band1Horz">
+      <w:tblPr/>
       <w:tcPr>
         <w:shd w:val="clear" w:color="auto" w:fill="auto"/>
       </w:tcPr>
     </w:tblStylePr>
     <w:tblStylePr w:type="band2Horz">
+      <w:tblPr/>
       <w:tcPr>
-        <w:shd w:val="clear" w:color="auto" w:fill="CCE6E9" w:themeFill="accent2" w:themeFillTint="33"/>
+        <w:shd w:val="clear" w:color="auto" w:fill="FAE2D5" w:themeFill="accent2" w:themeFillTint="33"/>
       </w:tcPr>
     </w:tblStylePr>
   </w:style>
@@ -2736,15 +2755,13 @@
     <w:uiPriority w:val="99"/>
     <w:qFormat/>
     <w:pPr>
-      <w:spacing w:before="0" w:after="0" w:line="240" w:lineRule="auto"/>
+      <w:spacing w:after="0" w:line="240" w:lineRule="auto"/>
     </w:pPr>
     <w:tblPr>
       <w:tblStyleRowBandSize w:val="1"/>
       <w:tblStyleColBandSize w:val="1"/>
       <w:tblCellMar>
-        <w:top w:w="0" w:type="dxa"/>
         <w:left w:w="115" w:type="dxa"/>
-        <w:bottom w:w="0" w:type="dxa"/>
         <w:right w:w="115" w:type="dxa"/>
       </w:tblCellMar>
     </w:tblPr>
@@ -2755,10 +2772,11 @@
       <w:rPr>
         <w:rFonts w:asciiTheme="majorHAnsi" w:hAnsiTheme="majorHAnsi" w:cstheme="majorBidi"/>
       </w:rPr>
+      <w:tblPr/>
       <w:tcPr>
         <w:tcBorders>
-          <w:top w:val="single" w:sz="4" w:space="0" w:color="242424" w:themeColor="text1"/>
-          <w:bottom w:val="single" w:sz="8" w:space="0" w:color="242424" w:themeColor="text1"/>
+          <w:top w:val="single" w:sz="4" w:space="0" w:color="000000" w:themeColor="text1"/>
+          <w:bottom w:val="single" w:sz="8" w:space="0" w:color="000000" w:themeColor="text1"/>
         </w:tcBorders>
       </w:tcPr>
     </w:tblStylePr>
@@ -2769,7 +2787,7 @@
     <w:uiPriority w:val="99"/>
     <w:qFormat/>
     <w:pPr>
-      <w:spacing w:before="0" w:after="0" w:line="240" w:lineRule="auto"/>
+      <w:spacing w:after="0" w:line="240" w:lineRule="auto"/>
     </w:pPr>
     <w:tblPr>
       <w:tblStyleRowBandSize w:val="1"/>
@@ -2788,6 +2806,7 @@
       <w:rPr>
         <w:rFonts w:asciiTheme="majorHAnsi" w:hAnsiTheme="majorHAnsi" w:cstheme="majorBidi"/>
       </w:rPr>
+      <w:tblPr/>
       <w:tcPr>
         <w:vAlign w:val="bottom"/>
       </w:tcPr>
@@ -2796,9 +2815,10 @@
       <w:rPr>
         <w:rFonts w:asciiTheme="majorHAnsi" w:hAnsiTheme="majorHAnsi" w:cstheme="majorBidi"/>
       </w:rPr>
+      <w:tblPr/>
       <w:tcPr>
         <w:tcBorders>
-          <w:top w:val="single" w:sz="4" w:space="0" w:color="242424" w:themeColor="text1"/>
+          <w:top w:val="single" w:sz="4" w:space="0" w:color="000000" w:themeColor="text1"/>
         </w:tcBorders>
       </w:tcPr>
     </w:tblStylePr>
@@ -2809,25 +2829,21 @@
     <w:uiPriority w:val="99"/>
     <w:qFormat/>
     <w:pPr>
-      <w:spacing w:before="0" w:after="0" w:line="240" w:lineRule="auto"/>
+      <w:spacing w:after="0" w:line="240" w:lineRule="auto"/>
     </w:pPr>
     <w:tblPr>
       <w:tblStyleRowBandSize w:val="1"/>
       <w:tblStyleColBandSize w:val="1"/>
       <w:tblCellMar>
-        <w:top w:w="0" w:type="dxa"/>
         <w:left w:w="0" w:type="dxa"/>
-        <w:bottom w:w="0" w:type="dxa"/>
         <w:right w:w="0" w:type="dxa"/>
       </w:tblCellMar>
     </w:tblPr>
-    <w:tcPr>
-      <w:vAlign w:val="top"/>
-    </w:tcPr>
     <w:tblStylePr w:type="lastRow">
+      <w:tblPr/>
       <w:tcPr>
         <w:tcBorders>
-          <w:bottom w:val="single" w:sz="4" w:space="0" w:color="242424" w:themeColor="text1"/>
+          <w:bottom w:val="single" w:sz="4" w:space="0" w:color="000000" w:themeColor="text1"/>
         </w:tcBorders>
       </w:tcPr>
     </w:tblStylePr>
@@ -3382,26 +3398,6 @@
     <w:pitch w:val="variable"/>
     <w:sig w:usb0="20000287" w:usb1="00000003" w:usb2="00000000" w:usb3="00000000" w:csb0="0000019F" w:csb1="00000000"/>
   </w:font>
-  <w:font w:name="Aptos SemiBold">
-    <w:charset w:val="00"/>
-    <w:family w:val="swiss"/>
-    <w:pitch w:val="variable"/>
-    <w:sig w:usb0="20000287" w:usb1="00000003" w:usb2="00000000" w:usb3="00000000" w:csb0="0000019F" w:csb1="00000000"/>
-  </w:font>
-  <w:font w:name="Segoe UI">
-    <w:panose1 w:val="020B0502040204020203"/>
-    <w:charset w:val="00"/>
-    <w:family w:val="swiss"/>
-    <w:pitch w:val="variable"/>
-    <w:sig w:usb0="E4002EFF" w:usb1="C000E47F" w:usb2="00000009" w:usb3="00000000" w:csb0="000001FF" w:csb1="00000000"/>
-  </w:font>
-  <w:font w:name="Segoe UI Semibold">
-    <w:panose1 w:val="020B0702040204020203"/>
-    <w:charset w:val="00"/>
-    <w:family w:val="swiss"/>
-    <w:pitch w:val="variable"/>
-    <w:sig w:usb0="E4002EFF" w:usb1="C000E47F" w:usb2="00000009" w:usb3="00000000" w:csb0="000001FF" w:csb1="00000000"/>
-  </w:font>
 </w:fonts>
 </file>
 
@@ -3426,8 +3422,12 @@
     <w:rsid w:val="00135E26"/>
     <w:rsid w:val="001622E0"/>
     <w:rsid w:val="004C1BFD"/>
+    <w:rsid w:val="004E1504"/>
     <w:rsid w:val="005E794D"/>
+    <w:rsid w:val="005F156B"/>
     <w:rsid w:val="006203BB"/>
+    <w:rsid w:val="00A61772"/>
+    <w:rsid w:val="00B708D6"/>
   </w:rsids>
   <m:mathPr>
     <m:mathFont m:val="Cambria Math"/>
@@ -3883,7 +3883,7 @@
     <w:basedOn w:val="DefaultParagraphFont"/>
     <w:uiPriority w:val="99"/>
     <w:semiHidden/>
-    <w:rsid w:val="000E4F94"/>
+    <w:rsid w:val="00A61772"/>
     <w:rPr>
       <w:color w:val="666666"/>
     </w:rPr>
@@ -4283,10 +4283,10 @@
 
 <file path=word/webextensions/taskpanes.xml><?xml version="1.0" encoding="utf-8"?>
 <wetp:taskpanes xmlns:wetp="http://schemas.microsoft.com/office/webextensions/taskpanes/2010/11">
-  <wetp:taskpane dockstate="right" visibility="0" width="505" row="0">
+  <wetp:taskpane dockstate="right" visibility="0" width="350" row="3">
     <wetp:webextensionref xmlns:r="http://schemas.openxmlformats.org/officeDocument/2006/relationships" r:id="rId1"/>
   </wetp:taskpane>
-  <wetp:taskpane dockstate="right" visibility="0" width="350" row="0">
+  <wetp:taskpane dockstate="right" visibility="0" width="350" row="2">
     <wetp:webextensionref xmlns:r="http://schemas.openxmlformats.org/officeDocument/2006/relationships" r:id="rId2"/>
   </wetp:taskpane>
 </wetp:taskpanes>
@@ -4318,9 +4318,7 @@
 </we:webextension>
 </file>
 
-<file path=customXml/item1.xml>��< ? x m l   v e r s i o n = " 1 . 0 "   e n c o d i n g = " u t f - 1 6 " ? > - 
- < N a v W o r d R e p o r t X m l P a r t   x m l n s = " u r n : m i c r o s o f t - d y n a m i c s - b u s i n e s s c e n t r a l / i n t e r n a l / e x t e n d e d / r e p o r t s / D e f e r r a l _ S u m m a r y _ S a l e s / 1 7 0 1 / " > +<file path=customXml/item1.xml>��< ? x m l   v e r s i o n = " 1 . 0 "   e n c o d i n g = " u t f - 1 6 " ? > < N a v W o r d R e p o r t X m l P a r t   x m l n s = " u r n : m i c r o s o f t - d y n a m i c s - b u s i n e s s c e n t r a l / i n t e r n a l / e x t e n d e d / r e p o r t s / D e f e r r a l _ S u m m a r y _ S a l e s / 1 7 0 1 / " >   
      < B C R e p o r t I n f o r m a t i o n >   
@@ -4534,7 +4532,7 @@
  
      < / L a b e l s >   
-     < T o o l t i p s   / > +     < T o o l t i p s / >   
      < C u s t o m e r   E l e m e n t T y p e = " D a t a I t e m "   E l e m e n t I d = " 1 5 2 5 1 9 1 9 9 " >   
@@ -4635,9 +4633,7 @@
  < / N a v W o r d R e p o r t X m l P a r t > 
 </file>
 
-<file path=customXml/item2.xml>��< ? x m l   v e r s i o n = " 1 . 0 "   e n c o d i n g = " u t f - 1 6 " ? > - 
- < N a v W o r d R e p o r t X m l P a r t   x m l n s = " u r n : m i c r o s o f t - d y n a m i c s - n a v / r e p o r t s / D e f e r r a l _ S u m m a r y _ S a l e s / 1 7 0 1 / " > +<file path=customXml/item2.xml>��< ? x m l   v e r s i o n = " 1 . 0 "   e n c o d i n g = " u t f - 1 6 " ? > < N a v W o r d R e p o r t X m l P a r t   x m l n s = " u r n : m i c r o s o f t - d y n a m i c s - n a v / r e p o r t s / D e f e r r a l _ S u m m a r y _ S a l e s / 1 7 0 1 / " >   
      < B C R e p o r t I n f o r m a t i o n >   

--- a/src/Layers/W1/BaseApp/Finance/Deferral/DeferralSummarySalesBody.docx
+++ b/src/Layers/W1/BaseApp/Finance/Deferral/DeferralSummarySalesBody.docx
@@ -298,7 +298,7 @@
                 <w:tcBorders>
                   <w:top w:val="nil"/>
                   <w:left w:val="nil"/>
-                  <w:bottom w:val="single" w:sz="4" w:space="0" w:color="auto"/>
+                  <w:bottom w:val="single" w:color="auto" w:sz="4" w:space="0"/>
                   <w:right w:val="nil"/>
                 </w:tcBorders>
               </w:tcPr>
@@ -336,7 +336,7 @@
                 <w:tcBorders>
                   <w:top w:val="nil"/>
                   <w:left w:val="nil"/>
-                  <w:bottom w:val="single" w:sz="4" w:space="0" w:color="auto"/>
+                  <w:bottom w:val="single" w:color="auto" w:sz="4" w:space="0"/>
                   <w:right w:val="nil"/>
                 </w:tcBorders>
               </w:tcPr>
@@ -373,7 +373,7 @@
                 <w:tcBorders>
                   <w:top w:val="nil"/>
                   <w:left w:val="nil"/>
-                  <w:bottom w:val="single" w:sz="4" w:space="0" w:color="auto"/>
+                  <w:bottom w:val="single" w:color="auto" w:sz="4" w:space="0"/>
                   <w:right w:val="nil"/>
                 </w:tcBorders>
               </w:tcPr>
@@ -410,7 +410,7 @@
                 <w:tcBorders>
                   <w:top w:val="nil"/>
                   <w:left w:val="nil"/>
-                  <w:bottom w:val="single" w:sz="4" w:space="0" w:color="auto"/>
+                  <w:bottom w:val="single" w:color="auto" w:sz="4" w:space="0"/>
                   <w:right w:val="nil"/>
                 </w:tcBorders>
               </w:tcPr>
@@ -447,7 +447,7 @@
                 <w:tcBorders>
                   <w:top w:val="nil"/>
                   <w:left w:val="nil"/>
-                  <w:bottom w:val="single" w:sz="4" w:space="0" w:color="auto"/>
+                  <w:bottom w:val="single" w:color="auto" w:sz="4" w:space="0"/>
                   <w:right w:val="nil"/>
                 </w:tcBorders>
               </w:tcPr>
@@ -484,7 +484,7 @@
                 <w:tcBorders>
                   <w:top w:val="nil"/>
                   <w:left w:val="nil"/>
-                  <w:bottom w:val="single" w:sz="4" w:space="0" w:color="auto"/>
+                  <w:bottom w:val="single" w:color="auto" w:sz="4" w:space="0"/>
                   <w:right w:val="nil"/>
                 </w:tcBorders>
               </w:tcPr>
@@ -519,7 +519,7 @@
                 <w:tcBorders>
                   <w:top w:val="nil"/>
                   <w:left w:val="nil"/>
-                  <w:bottom w:val="single" w:sz="4" w:space="0" w:color="auto"/>
+                  <w:bottom w:val="single" w:color="auto" w:sz="4" w:space="0"/>
                   <w:right w:val="nil"/>
                 </w:tcBorders>
               </w:tcPr>
@@ -557,7 +557,7 @@
                 <w:tcBorders>
                   <w:top w:val="nil"/>
                   <w:left w:val="nil"/>
-                  <w:bottom w:val="single" w:sz="4" w:space="0" w:color="auto"/>
+                  <w:bottom w:val="single" w:color="auto" w:sz="4" w:space="0"/>
                   <w:right w:val="nil"/>
                 </w:tcBorders>
               </w:tcPr>
@@ -595,7 +595,7 @@
                 <w:tcBorders>
                   <w:top w:val="nil"/>
                   <w:left w:val="nil"/>
-                  <w:bottom w:val="single" w:sz="4" w:space="0" w:color="auto"/>
+                  <w:bottom w:val="single" w:color="auto" w:sz="4" w:space="0"/>
                   <w:right w:val="nil"/>
                 </w:tcBorders>
               </w:tcPr>
@@ -633,7 +633,7 @@
                 <w:tcBorders>
                   <w:top w:val="nil"/>
                   <w:left w:val="nil"/>
-                  <w:bottom w:val="single" w:sz="4" w:space="0" w:color="auto"/>
+                  <w:bottom w:val="single" w:color="auto" w:sz="4" w:space="0"/>
                   <w:right w:val="nil"/>
                 </w:tcBorders>
               </w:tcPr>
@@ -671,7 +671,7 @@
                 <w:tcBorders>
                   <w:top w:val="nil"/>
                   <w:left w:val="nil"/>
-                  <w:bottom w:val="single" w:sz="4" w:space="0" w:color="auto"/>
+                  <w:bottom w:val="single" w:color="auto" w:sz="4" w:space="0"/>
                   <w:right w:val="nil"/>
                 </w:tcBorders>
               </w:tcPr>
@@ -721,14 +721,14 @@
                 <w:trPr>
                   <w:cnfStyle w:val="000000100000" w:firstRow="0" w:lastRow="0" w:firstColumn="0" w:lastColumn="0" w:oddVBand="0" w:evenVBand="0" w:oddHBand="1" w:evenHBand="0" w:firstRowFirstColumn="0" w:firstRowLastColumn="0" w:lastRowFirstColumn="0" w:lastRowLastColumn="0"/>
                   <w:cantSplit/>
-                  <w:trHeight w:hRule="exact" w:val="274"/>
+                  <w:trHeight w:val="274" w:hRule="exact"/>
                 </w:trPr>
                 <w:tc>
                   <w:tcPr>
                     <w:tcW w:w="704" w:type="pct"/>
                     <w:gridSpan w:val="2"/>
                     <w:tcBorders>
-                      <w:top w:val="single" w:sz="4" w:space="0" w:color="auto"/>
+                      <w:top w:val="single" w:color="auto" w:sz="4" w:space="0"/>
                       <w:left w:val="nil"/>
                       <w:bottom w:val="nil"/>
                       <w:right w:val="nil"/>
@@ -804,7 +804,7 @@
                   <w:tcPr>
                     <w:tcW w:w="98" w:type="pct"/>
                     <w:tcBorders>
-                      <w:top w:val="single" w:sz="4" w:space="0" w:color="auto"/>
+                      <w:top w:val="single" w:color="auto" w:sz="4" w:space="0"/>
                       <w:left w:val="nil"/>
                       <w:bottom w:val="nil"/>
                       <w:right w:val="nil"/>
@@ -835,7 +835,7 @@
                         <w:tcW w:w="1532" w:type="pct"/>
                         <w:gridSpan w:val="3"/>
                         <w:tcBorders>
-                          <w:top w:val="single" w:sz="4" w:space="0" w:color="auto"/>
+                          <w:top w:val="single" w:color="auto" w:sz="4" w:space="0"/>
                           <w:left w:val="nil"/>
                           <w:bottom w:val="nil"/>
                           <w:right w:val="nil"/>
@@ -858,7 +858,7 @@
                   <w:tcPr>
                     <w:tcW w:w="379" w:type="pct"/>
                     <w:tcBorders>
-                      <w:top w:val="single" w:sz="4" w:space="0" w:color="auto"/>
+                      <w:top w:val="single" w:color="auto" w:sz="4" w:space="0"/>
                       <w:left w:val="nil"/>
                       <w:bottom w:val="nil"/>
                       <w:right w:val="nil"/>
@@ -875,7 +875,7 @@
                   <w:tcPr>
                     <w:tcW w:w="438" w:type="pct"/>
                     <w:tcBorders>
-                      <w:top w:val="single" w:sz="4" w:space="0" w:color="auto"/>
+                      <w:top w:val="single" w:color="auto" w:sz="4" w:space="0"/>
                       <w:left w:val="nil"/>
                       <w:bottom w:val="nil"/>
                       <w:right w:val="nil"/>
@@ -892,7 +892,7 @@
                   <w:tcPr>
                     <w:tcW w:w="408" w:type="pct"/>
                     <w:tcBorders>
-                      <w:top w:val="single" w:sz="4" w:space="0" w:color="auto"/>
+                      <w:top w:val="single" w:color="auto" w:sz="4" w:space="0"/>
                       <w:left w:val="nil"/>
                       <w:bottom w:val="nil"/>
                       <w:right w:val="nil"/>
@@ -909,7 +909,7 @@
                   <w:tcPr>
                     <w:tcW w:w="467" w:type="pct"/>
                     <w:tcBorders>
-                      <w:top w:val="single" w:sz="4" w:space="0" w:color="auto"/>
+                      <w:top w:val="single" w:color="auto" w:sz="4" w:space="0"/>
                       <w:left w:val="nil"/>
                       <w:bottom w:val="nil"/>
                       <w:right w:val="nil"/>
@@ -926,7 +926,7 @@
                   <w:tcPr>
                     <w:tcW w:w="525" w:type="pct"/>
                     <w:tcBorders>
-                      <w:top w:val="single" w:sz="4" w:space="0" w:color="auto"/>
+                      <w:top w:val="single" w:color="auto" w:sz="4" w:space="0"/>
                       <w:left w:val="nil"/>
                       <w:bottom w:val="nil"/>
                       <w:right w:val="nil"/>
@@ -943,7 +943,7 @@
                   <w:tcPr>
                     <w:tcW w:w="449" w:type="pct"/>
                     <w:tcBorders>
-                      <w:top w:val="single" w:sz="4" w:space="0" w:color="auto"/>
+                      <w:top w:val="single" w:color="auto" w:sz="4" w:space="0"/>
                       <w:left w:val="nil"/>
                       <w:bottom w:val="nil"/>
                       <w:right w:val="nil"/>
@@ -987,7 +987,7 @@
                         <w:trPr>
                           <w:cnfStyle w:val="000000010000" w:firstRow="0" w:lastRow="0" w:firstColumn="0" w:lastColumn="0" w:oddVBand="0" w:evenVBand="0" w:oddHBand="0" w:evenHBand="1" w:firstRowFirstColumn="0" w:firstRowLastColumn="0" w:lastRowFirstColumn="0" w:lastRowLastColumn="0"/>
                           <w:cantSplit/>
-                          <w:trHeight w:hRule="exact" w:val="274"/>
+                          <w:trHeight w:val="274" w:hRule="exact"/>
                         </w:trPr>
                         <w:sdt>
                           <w:sdtPr>
@@ -1036,7 +1036,7 @@
                                     <w:tcBorders>
                                       <w:top w:val="nil"/>
                                       <w:left w:val="nil"/>
-                                      <w:bottom w:val="single" w:sz="4" w:space="0" w:color="F5F6F8"/>
+                                      <w:bottom w:val="single" w:color="F5F6F8" w:sz="4" w:space="0"/>
                                       <w:right w:val="nil"/>
                                     </w:tcBorders>
                                   </w:tcPr>
@@ -1075,7 +1075,7 @@
                                 <w:tcBorders>
                                   <w:top w:val="nil"/>
                                   <w:left w:val="nil"/>
-                                  <w:bottom w:val="single" w:sz="4" w:space="0" w:color="F5F6F8"/>
+                                  <w:bottom w:val="single" w:color="F5F6F8" w:sz="4" w:space="0"/>
                                   <w:right w:val="nil"/>
                                 </w:tcBorders>
                               </w:tcPr>
@@ -1111,7 +1111,7 @@
                                 <w:tcBorders>
                                   <w:top w:val="nil"/>
                                   <w:left w:val="nil"/>
-                                  <w:bottom w:val="single" w:sz="4" w:space="0" w:color="F5F6F8"/>
+                                  <w:bottom w:val="single" w:color="F5F6F8" w:sz="4" w:space="0"/>
                                   <w:right w:val="nil"/>
                                 </w:tcBorders>
                               </w:tcPr>
@@ -1147,7 +1147,7 @@
                                 <w:tcBorders>
                                   <w:top w:val="nil"/>
                                   <w:left w:val="nil"/>
-                                  <w:bottom w:val="single" w:sz="4" w:space="0" w:color="F5F6F8"/>
+                                  <w:bottom w:val="single" w:color="F5F6F8" w:sz="4" w:space="0"/>
                                   <w:right w:val="nil"/>
                                 </w:tcBorders>
                               </w:tcPr>
@@ -1183,7 +1183,7 @@
                                 <w:tcBorders>
                                   <w:top w:val="nil"/>
                                   <w:left w:val="nil"/>
-                                  <w:bottom w:val="single" w:sz="4" w:space="0" w:color="F5F6F8"/>
+                                  <w:bottom w:val="single" w:color="F5F6F8" w:sz="4" w:space="0"/>
                                   <w:right w:val="nil"/>
                                 </w:tcBorders>
                               </w:tcPr>
@@ -1219,7 +1219,7 @@
                                 <w:tcBorders>
                                   <w:top w:val="nil"/>
                                   <w:left w:val="nil"/>
-                                  <w:bottom w:val="single" w:sz="4" w:space="0" w:color="F5F6F8"/>
+                                  <w:bottom w:val="single" w:color="F5F6F8" w:sz="4" w:space="0"/>
                                   <w:right w:val="nil"/>
                                 </w:tcBorders>
                               </w:tcPr>
@@ -1255,7 +1255,7 @@
                                 <w:tcBorders>
                                   <w:top w:val="nil"/>
                                   <w:left w:val="nil"/>
-                                  <w:bottom w:val="single" w:sz="4" w:space="0" w:color="F5F6F8"/>
+                                  <w:bottom w:val="single" w:color="F5F6F8" w:sz="4" w:space="0"/>
                                   <w:right w:val="nil"/>
                                 </w:tcBorders>
                               </w:tcPr>
@@ -1292,7 +1292,7 @@
                                 <w:tcBorders>
                                   <w:top w:val="nil"/>
                                   <w:left w:val="nil"/>
-                                  <w:bottom w:val="single" w:sz="4" w:space="0" w:color="F5F6F8"/>
+                                  <w:bottom w:val="single" w:color="F5F6F8" w:sz="4" w:space="0"/>
                                   <w:right w:val="nil"/>
                                 </w:tcBorders>
                               </w:tcPr>
@@ -1329,7 +1329,7 @@
                                 <w:tcBorders>
                                   <w:top w:val="nil"/>
                                   <w:left w:val="nil"/>
-                                  <w:bottom w:val="single" w:sz="4" w:space="0" w:color="F5F6F8"/>
+                                  <w:bottom w:val="single" w:color="F5F6F8" w:sz="4" w:space="0"/>
                                   <w:right w:val="nil"/>
                                 </w:tcBorders>
                               </w:tcPr>
@@ -1366,7 +1366,7 @@
                                 <w:tcBorders>
                                   <w:top w:val="nil"/>
                                   <w:left w:val="nil"/>
-                                  <w:bottom w:val="single" w:sz="4" w:space="0" w:color="F5F6F8"/>
+                                  <w:bottom w:val="single" w:color="F5F6F8" w:sz="4" w:space="0"/>
                                   <w:right w:val="nil"/>
                                 </w:tcBorders>
                               </w:tcPr>
@@ -1403,7 +1403,7 @@
                                 <w:tcBorders>
                                   <w:top w:val="nil"/>
                                   <w:left w:val="nil"/>
-                                  <w:bottom w:val="single" w:sz="4" w:space="0" w:color="F5F6F8"/>
+                                  <w:bottom w:val="single" w:color="F5F6F8" w:sz="4" w:space="0"/>
                                   <w:right w:val="nil"/>
                                 </w:tcBorders>
                               </w:tcPr>
@@ -1430,15 +1430,15 @@
                 <w:trPr>
                   <w:cnfStyle w:val="000000100000" w:firstRow="0" w:lastRow="0" w:firstColumn="0" w:lastColumn="0" w:oddVBand="0" w:evenVBand="0" w:oddHBand="1" w:evenHBand="0" w:firstRowFirstColumn="0" w:firstRowLastColumn="0" w:lastRowFirstColumn="0" w:lastRowLastColumn="0"/>
                   <w:cantSplit/>
-                  <w:trHeight w:hRule="exact" w:val="274"/>
+                  <w:trHeight w:val="274" w:hRule="exact"/>
                 </w:trPr>
                 <w:tc>
                   <w:tcPr>
                     <w:tcW w:w="423" w:type="pct"/>
                     <w:tcBorders>
-                      <w:top w:val="single" w:sz="4" w:space="0" w:color="F5F6F8"/>
+                      <w:top w:val="single" w:color="F5F6F8" w:sz="4" w:space="0"/>
                       <w:left w:val="nil"/>
-                      <w:bottom w:val="single" w:sz="4" w:space="0" w:color="auto"/>
+                      <w:bottom w:val="single" w:color="auto" w:sz="4" w:space="0"/>
                       <w:right w:val="nil"/>
                     </w:tcBorders>
                   </w:tcPr>
@@ -1456,9 +1456,9 @@
                     <w:tcW w:w="379" w:type="pct"/>
                     <w:gridSpan w:val="2"/>
                     <w:tcBorders>
-                      <w:top w:val="single" w:sz="4" w:space="0" w:color="F5F6F8"/>
+                      <w:top w:val="single" w:color="F5F6F8" w:sz="4" w:space="0"/>
                       <w:left w:val="nil"/>
-                      <w:bottom w:val="single" w:sz="4" w:space="0" w:color="auto"/>
+                      <w:bottom w:val="single" w:color="auto" w:sz="4" w:space="0"/>
                       <w:right w:val="nil"/>
                     </w:tcBorders>
                   </w:tcPr>
@@ -1475,9 +1475,9 @@
                   <w:tcPr>
                     <w:tcW w:w="465" w:type="pct"/>
                     <w:tcBorders>
-                      <w:top w:val="single" w:sz="4" w:space="0" w:color="F5F6F8"/>
+                      <w:top w:val="single" w:color="F5F6F8" w:sz="4" w:space="0"/>
                       <w:left w:val="nil"/>
-                      <w:bottom w:val="single" w:sz="4" w:space="0" w:color="auto"/>
+                      <w:bottom w:val="single" w:color="auto" w:sz="4" w:space="0"/>
                       <w:right w:val="nil"/>
                     </w:tcBorders>
                   </w:tcPr>
@@ -1494,9 +1494,9 @@
                   <w:tcPr>
                     <w:tcW w:w="279" w:type="pct"/>
                     <w:tcBorders>
-                      <w:top w:val="single" w:sz="4" w:space="0" w:color="F5F6F8"/>
+                      <w:top w:val="single" w:color="F5F6F8" w:sz="4" w:space="0"/>
                       <w:left w:val="nil"/>
-                      <w:bottom w:val="single" w:sz="4" w:space="0" w:color="auto"/>
+                      <w:bottom w:val="single" w:color="auto" w:sz="4" w:space="0"/>
                       <w:right w:val="nil"/>
                     </w:tcBorders>
                   </w:tcPr>
@@ -1513,9 +1513,9 @@
                   <w:tcPr>
                     <w:tcW w:w="788" w:type="pct"/>
                     <w:tcBorders>
-                      <w:top w:val="single" w:sz="4" w:space="0" w:color="F5F6F8"/>
+                      <w:top w:val="single" w:color="F5F6F8" w:sz="4" w:space="0"/>
                       <w:left w:val="nil"/>
-                      <w:bottom w:val="single" w:sz="4" w:space="0" w:color="auto"/>
+                      <w:bottom w:val="single" w:color="auto" w:sz="4" w:space="0"/>
                       <w:right w:val="nil"/>
                     </w:tcBorders>
                   </w:tcPr>
@@ -1532,9 +1532,9 @@
                   <w:tcPr>
                     <w:tcW w:w="379" w:type="pct"/>
                     <w:tcBorders>
-                      <w:top w:val="single" w:sz="4" w:space="0" w:color="F5F6F8"/>
+                      <w:top w:val="single" w:color="F5F6F8" w:sz="4" w:space="0"/>
                       <w:left w:val="nil"/>
-                      <w:bottom w:val="single" w:sz="4" w:space="0" w:color="auto"/>
+                      <w:bottom w:val="single" w:color="auto" w:sz="4" w:space="0"/>
                       <w:right w:val="nil"/>
                     </w:tcBorders>
                   </w:tcPr>
@@ -1551,9 +1551,9 @@
                   <w:tcPr>
                     <w:tcW w:w="438" w:type="pct"/>
                     <w:tcBorders>
-                      <w:top w:val="single" w:sz="4" w:space="0" w:color="F5F6F8"/>
+                      <w:top w:val="single" w:color="F5F6F8" w:sz="4" w:space="0"/>
                       <w:left w:val="nil"/>
-                      <w:bottom w:val="single" w:sz="4" w:space="0" w:color="auto"/>
+                      <w:bottom w:val="single" w:color="auto" w:sz="4" w:space="0"/>
                       <w:right w:val="nil"/>
                     </w:tcBorders>
                   </w:tcPr>
@@ -1571,9 +1571,9 @@
                   <w:tcPr>
                     <w:tcW w:w="408" w:type="pct"/>
                     <w:tcBorders>
-                      <w:top w:val="single" w:sz="4" w:space="0" w:color="F5F6F8"/>
+                      <w:top w:val="single" w:color="F5F6F8" w:sz="4" w:space="0"/>
                       <w:left w:val="nil"/>
-                      <w:bottom w:val="single" w:sz="4" w:space="0" w:color="auto"/>
+                      <w:bottom w:val="single" w:color="auto" w:sz="4" w:space="0"/>
                       <w:right w:val="nil"/>
                     </w:tcBorders>
                   </w:tcPr>
@@ -1591,9 +1591,9 @@
                   <w:tcPr>
                     <w:tcW w:w="467" w:type="pct"/>
                     <w:tcBorders>
-                      <w:top w:val="single" w:sz="4" w:space="0" w:color="F5F6F8"/>
+                      <w:top w:val="single" w:color="F5F6F8" w:sz="4" w:space="0"/>
                       <w:left w:val="nil"/>
-                      <w:bottom w:val="single" w:sz="4" w:space="0" w:color="auto"/>
+                      <w:bottom w:val="single" w:color="auto" w:sz="4" w:space="0"/>
                       <w:right w:val="nil"/>
                     </w:tcBorders>
                   </w:tcPr>
@@ -1611,9 +1611,9 @@
                   <w:tcPr>
                     <w:tcW w:w="525" w:type="pct"/>
                     <w:tcBorders>
-                      <w:top w:val="single" w:sz="4" w:space="0" w:color="F5F6F8"/>
+                      <w:top w:val="single" w:color="F5F6F8" w:sz="4" w:space="0"/>
                       <w:left w:val="nil"/>
-                      <w:bottom w:val="single" w:sz="4" w:space="0" w:color="auto"/>
+                      <w:bottom w:val="single" w:color="auto" w:sz="4" w:space="0"/>
                       <w:right w:val="nil"/>
                     </w:tcBorders>
                   </w:tcPr>
@@ -1631,9 +1631,9 @@
                   <w:tcPr>
                     <w:tcW w:w="449" w:type="pct"/>
                     <w:tcBorders>
-                      <w:top w:val="single" w:sz="4" w:space="0" w:color="F5F6F8"/>
+                      <w:top w:val="single" w:color="F5F6F8" w:sz="4" w:space="0"/>
                       <w:left w:val="nil"/>
-                      <w:bottom w:val="single" w:sz="4" w:space="0" w:color="auto"/>
+                      <w:bottom w:val="single" w:color="auto" w:sz="4" w:space="0"/>
                       <w:right w:val="nil"/>
                     </w:tcBorders>
                   </w:tcPr>
@@ -1652,15 +1652,15 @@
                 <w:trPr>
                   <w:cnfStyle w:val="010000000000" w:firstRow="0" w:lastRow="1" w:firstColumn="0" w:lastColumn="0" w:oddVBand="0" w:evenVBand="0" w:oddHBand="0" w:evenHBand="0" w:firstRowFirstColumn="0" w:firstRowLastColumn="0" w:lastRowFirstColumn="0" w:lastRowLastColumn="0"/>
                   <w:cantSplit/>
-                  <w:trHeight w:hRule="exact" w:val="274"/>
+                  <w:trHeight w:val="274" w:hRule="exact"/>
                 </w:trPr>
                 <w:tc>
                   <w:tcPr>
                     <w:tcW w:w="423" w:type="pct"/>
                     <w:tcBorders>
-                      <w:top w:val="single" w:sz="4" w:space="0" w:color="auto"/>
+                      <w:top w:val="single" w:color="auto" w:sz="4" w:space="0"/>
                       <w:left w:val="nil"/>
-                      <w:bottom w:val="single" w:sz="8" w:space="0" w:color="auto"/>
+                      <w:bottom w:val="single" w:color="auto" w:sz="8" w:space="0"/>
                       <w:right w:val="nil"/>
                     </w:tcBorders>
                   </w:tcPr>
@@ -1679,9 +1679,9 @@
                     <w:tcW w:w="379" w:type="pct"/>
                     <w:gridSpan w:val="2"/>
                     <w:tcBorders>
-                      <w:top w:val="single" w:sz="4" w:space="0" w:color="auto"/>
+                      <w:top w:val="single" w:color="auto" w:sz="4" w:space="0"/>
                       <w:left w:val="nil"/>
-                      <w:bottom w:val="single" w:sz="8" w:space="0" w:color="auto"/>
+                      <w:bottom w:val="single" w:color="auto" w:sz="8" w:space="0"/>
                       <w:right w:val="nil"/>
                     </w:tcBorders>
                   </w:tcPr>
@@ -1699,9 +1699,9 @@
                   <w:tcPr>
                     <w:tcW w:w="465" w:type="pct"/>
                     <w:tcBorders>
-                      <w:top w:val="single" w:sz="4" w:space="0" w:color="auto"/>
+                      <w:top w:val="single" w:color="auto" w:sz="4" w:space="0"/>
                       <w:left w:val="nil"/>
-                      <w:bottom w:val="single" w:sz="8" w:space="0" w:color="auto"/>
+                      <w:bottom w:val="single" w:color="auto" w:sz="8" w:space="0"/>
                       <w:right w:val="nil"/>
                     </w:tcBorders>
                   </w:tcPr>
@@ -1719,9 +1719,9 @@
                   <w:tcPr>
                     <w:tcW w:w="279" w:type="pct"/>
                     <w:tcBorders>
-                      <w:top w:val="single" w:sz="4" w:space="0" w:color="auto"/>
+                      <w:top w:val="single" w:color="auto" w:sz="4" w:space="0"/>
                       <w:left w:val="nil"/>
-                      <w:bottom w:val="single" w:sz="8" w:space="0" w:color="auto"/>
+                      <w:bottom w:val="single" w:color="auto" w:sz="8" w:space="0"/>
                       <w:right w:val="nil"/>
                     </w:tcBorders>
                   </w:tcPr>
@@ -1739,9 +1739,9 @@
                   <w:tcPr>
                     <w:tcW w:w="788" w:type="pct"/>
                     <w:tcBorders>
-                      <w:top w:val="single" w:sz="4" w:space="0" w:color="auto"/>
+                      <w:top w:val="single" w:color="auto" w:sz="4" w:space="0"/>
                       <w:left w:val="nil"/>
-                      <w:bottom w:val="single" w:sz="8" w:space="0" w:color="auto"/>
+                      <w:bottom w:val="single" w:color="auto" w:sz="8" w:space="0"/>
                       <w:right w:val="nil"/>
                     </w:tcBorders>
                   </w:tcPr>
@@ -1759,9 +1759,9 @@
                   <w:tcPr>
                     <w:tcW w:w="379" w:type="pct"/>
                     <w:tcBorders>
-                      <w:top w:val="single" w:sz="4" w:space="0" w:color="auto"/>
+                      <w:top w:val="single" w:color="auto" w:sz="4" w:space="0"/>
                       <w:left w:val="nil"/>
-                      <w:bottom w:val="single" w:sz="8" w:space="0" w:color="auto"/>
+                      <w:bottom w:val="single" w:color="auto" w:sz="8" w:space="0"/>
                       <w:right w:val="nil"/>
                     </w:tcBorders>
                   </w:tcPr>
@@ -1779,9 +1779,9 @@
                   <w:tcPr>
                     <w:tcW w:w="438" w:type="pct"/>
                     <w:tcBorders>
-                      <w:top w:val="single" w:sz="4" w:space="0" w:color="auto"/>
+                      <w:top w:val="single" w:color="auto" w:sz="4" w:space="0"/>
                       <w:left w:val="nil"/>
-                      <w:bottom w:val="single" w:sz="8" w:space="0" w:color="auto"/>
+                      <w:bottom w:val="single" w:color="auto" w:sz="8" w:space="0"/>
                       <w:right w:val="nil"/>
                     </w:tcBorders>
                   </w:tcPr>
@@ -1799,9 +1799,9 @@
                   <w:tcPr>
                     <w:tcW w:w="408" w:type="pct"/>
                     <w:tcBorders>
-                      <w:top w:val="single" w:sz="4" w:space="0" w:color="auto"/>
+                      <w:top w:val="single" w:color="auto" w:sz="4" w:space="0"/>
                       <w:left w:val="nil"/>
-                      <w:bottom w:val="single" w:sz="8" w:space="0" w:color="auto"/>
+                      <w:bottom w:val="single" w:color="auto" w:sz="8" w:space="0"/>
                       <w:right w:val="nil"/>
                     </w:tcBorders>
                   </w:tcPr>
@@ -1833,9 +1833,9 @@
                       <w:tcPr>
                         <w:tcW w:w="467" w:type="pct"/>
                         <w:tcBorders>
-                          <w:top w:val="single" w:sz="4" w:space="0" w:color="auto"/>
+                          <w:top w:val="single" w:color="auto" w:sz="4" w:space="0"/>
                           <w:left w:val="nil"/>
-                          <w:bottom w:val="single" w:sz="8" w:space="0" w:color="auto"/>
+                          <w:bottom w:val="single" w:color="auto" w:sz="8" w:space="0"/>
                           <w:right w:val="nil"/>
                         </w:tcBorders>
                       </w:tcPr>
@@ -1870,9 +1870,9 @@
                       <w:tcPr>
                         <w:tcW w:w="525" w:type="pct"/>
                         <w:tcBorders>
-                          <w:top w:val="single" w:sz="4" w:space="0" w:color="auto"/>
+                          <w:top w:val="single" w:color="auto" w:sz="4" w:space="0"/>
                           <w:left w:val="nil"/>
-                          <w:bottom w:val="single" w:sz="8" w:space="0" w:color="auto"/>
+                          <w:bottom w:val="single" w:color="auto" w:sz="8" w:space="0"/>
                           <w:right w:val="nil"/>
                         </w:tcBorders>
                       </w:tcPr>
@@ -1907,9 +1907,9 @@
                       <w:tcPr>
                         <w:tcW w:w="449" w:type="pct"/>
                         <w:tcBorders>
-                          <w:top w:val="single" w:sz="4" w:space="0" w:color="auto"/>
+                          <w:top w:val="single" w:color="auto" w:sz="4" w:space="0"/>
                           <w:left w:val="nil"/>
-                          <w:bottom w:val="single" w:sz="8" w:space="0" w:color="auto"/>
+                          <w:bottom w:val="single" w:color="auto" w:sz="8" w:space="0"/>
                           <w:right w:val="nil"/>
                         </w:tcBorders>
                       </w:tcPr>
@@ -4633,7 +4633,9 @@
  < / N a v W o r d R e p o r t X m l P a r t > 
 </file>
 
-<file path=customXml/item2.xml>��< ? x m l   v e r s i o n = " 1 . 0 "   e n c o d i n g = " u t f - 1 6 " ? > < N a v W o r d R e p o r t X m l P a r t   x m l n s = " u r n : m i c r o s o f t - d y n a m i c s - n a v / r e p o r t s / D e f e r r a l _ S u m m a r y _ S a l e s / 1 7 0 1 / " > +<file path=customXml/item2.xml>��< ? x m l   v e r s i o n = " 1 . 0 "   e n c o d i n g = " u t f - 1 6 " ? > + 
+ < N a v W o r d R e p o r t X m l P a r t   x m l n s = " u r n : m i c r o s o f t - d y n a m i c s - n a v / r e p o r t s / D e f e r r a l _ S u m m a r y _ S a l e s / 1 7 0 1 / " >   
      < B C R e p o r t I n f o r m a t i o n >   
